--- a/EduLend_documenation.docx
+++ b/EduLend_documenation.docx
@@ -4,53 +4,54 @@
   <w:body>
     <w:p>
       <w:pPr>
-        <w:jc w:val="center"/>
-        <w:rPr>
-          <w:rFonts w:ascii="Apple Braille" w:hAnsi="Apple Braille"/>
-          <w:sz w:val="40"/>
-          <w:szCs w:val="40"/>
-        </w:rPr>
-      </w:pPr>
-      <w:r>
-        <w:rPr>
-          <w:rFonts w:ascii="Apple Braille" w:hAnsi="Apple Braille"/>
-          <w:sz w:val="40"/>
-          <w:szCs w:val="40"/>
-        </w:rPr>
+        <w:pStyle w:val="Title"/>
+        <w:widowControl w:val="0"/>
+        <w:rPr>
+          <w:lang w:val="cs-CZ"/>
+        </w:rPr>
+      </w:pPr>
+      <w:r>
         <w:t>EduLend</w:t>
       </w:r>
-      <w:r>
-        <w:rPr>
-          <w:rFonts w:ascii="Apple Braille" w:hAnsi="Apple Braille"/>
-          <w:sz w:val="40"/>
-          <w:szCs w:val="40"/>
-        </w:rPr>
+    </w:p>
+    <w:p>
+      <w:pPr>
+        <w:pStyle w:val="Heading1"/>
+        <w:widowControl w:val="0"/>
+      </w:pPr>
+      <w:proofErr w:type="spellStart"/>
+      <w:r>
+        <w:rPr>
+          <w:lang w:val="cs-CZ"/>
+        </w:rPr>
+        <w:t>Frontend</w:t>
+      </w:r>
+      <w:proofErr w:type="spellEnd"/>
+      <w:r>
         <w:br/>
       </w:r>
     </w:p>
     <w:p>
       <w:pPr>
-        <w:rPr>
-          <w:rFonts w:ascii="Apple Braille" w:hAnsi="Apple Braille"/>
-          <w:b/>
-          <w:bCs/>
-          <w:sz w:val="28"/>
-          <w:szCs w:val="28"/>
-        </w:rPr>
-      </w:pPr>
-      <w:r>
-        <w:rPr>
-          <w:rFonts w:ascii="Apple Braille" w:hAnsi="Apple Braille"/>
-          <w:b/>
-          <w:bCs/>
-          <w:sz w:val="28"/>
-          <w:szCs w:val="28"/>
-        </w:rPr>
-        <w:t>1. Introduction</w:t>
-      </w:r>
-    </w:p>
-    <w:p>
-      <w:pPr>
+        <w:pStyle w:val="Heading2"/>
+        <w:widowControl w:val="0"/>
+        <w:rPr>
+          <w:rFonts w:asciiTheme="minorHAnsi" w:hAnsiTheme="minorHAnsi"/>
+          <w:lang w:val="cs-CZ"/>
+        </w:rPr>
+      </w:pPr>
+      <w:proofErr w:type="spellStart"/>
+      <w:r>
+        <w:rPr>
+          <w:lang w:val="cs-CZ"/>
+        </w:rPr>
+        <w:t>Introduction</w:t>
+      </w:r>
+      <w:proofErr w:type="spellEnd"/>
+    </w:p>
+    <w:p>
+      <w:pPr>
+        <w:widowControl w:val="0"/>
         <w:rPr>
           <w:rFonts w:ascii="Apple Braille" w:hAnsi="Apple Braille"/>
           <w:sz w:val="28"/>
@@ -84,36 +85,26 @@
     </w:p>
     <w:p>
       <w:pPr>
-        <w:rPr>
-          <w:rFonts w:ascii="Apple Braille" w:hAnsi="Apple Braille"/>
-          <w:sz w:val="28"/>
-          <w:szCs w:val="28"/>
-        </w:rPr>
-      </w:pPr>
-    </w:p>
-    <w:p>
-      <w:pPr>
-        <w:rPr>
-          <w:rFonts w:ascii="Apple Braille" w:hAnsi="Apple Braille"/>
-          <w:b/>
-          <w:bCs/>
-          <w:sz w:val="28"/>
-          <w:szCs w:val="28"/>
-        </w:rPr>
-      </w:pPr>
-      <w:r>
-        <w:rPr>
-          <w:rFonts w:ascii="Apple Braille" w:hAnsi="Apple Braille"/>
-          <w:b/>
-          <w:bCs/>
-          <w:sz w:val="28"/>
-          <w:szCs w:val="28"/>
-        </w:rPr>
-        <w:t>2. System Overview</w:t>
-      </w:r>
-    </w:p>
-    <w:p>
-      <w:pPr>
+        <w:widowControl w:val="0"/>
+        <w:rPr>
+          <w:rFonts w:ascii="Apple Braille" w:hAnsi="Apple Braille"/>
+          <w:sz w:val="28"/>
+          <w:szCs w:val="28"/>
+        </w:rPr>
+      </w:pPr>
+    </w:p>
+    <w:p>
+      <w:pPr>
+        <w:pStyle w:val="Heading2"/>
+        <w:widowControl w:val="0"/>
+      </w:pPr>
+      <w:r>
+        <w:t>System Overview</w:t>
+      </w:r>
+    </w:p>
+    <w:p>
+      <w:pPr>
+        <w:widowControl w:val="0"/>
         <w:rPr>
           <w:rFonts w:ascii="Apple Braille" w:hAnsi="Apple Braille"/>
           <w:sz w:val="28"/>
@@ -140,6 +131,7 @@
     </w:p>
     <w:p>
       <w:pPr>
+        <w:widowControl w:val="0"/>
         <w:rPr>
           <w:rFonts w:ascii="Apple Braille" w:hAnsi="Apple Braille"/>
           <w:sz w:val="28"/>
@@ -166,6 +158,7 @@
     </w:p>
     <w:p>
       <w:pPr>
+        <w:widowControl w:val="0"/>
         <w:rPr>
           <w:rFonts w:ascii="Apple Braille" w:hAnsi="Apple Braille"/>
           <w:sz w:val="28"/>
@@ -192,6 +185,7 @@
     </w:p>
     <w:p>
       <w:pPr>
+        <w:widowControl w:val="0"/>
         <w:rPr>
           <w:rFonts w:ascii="Apple Braille" w:hAnsi="Apple Braille"/>
           <w:sz w:val="28"/>
@@ -218,6 +212,7 @@
     </w:p>
     <w:p>
       <w:pPr>
+        <w:widowControl w:val="0"/>
         <w:rPr>
           <w:rFonts w:ascii="Apple Braille" w:hAnsi="Apple Braille"/>
           <w:sz w:val="28"/>
@@ -244,6 +239,7 @@
     </w:p>
     <w:p>
       <w:pPr>
+        <w:widowControl w:val="0"/>
         <w:rPr>
           <w:rFonts w:ascii="Apple Braille" w:hAnsi="Apple Braille"/>
           <w:sz w:val="28"/>
@@ -270,6 +266,7 @@
     </w:p>
     <w:p>
       <w:pPr>
+        <w:widowControl w:val="0"/>
         <w:rPr>
           <w:rFonts w:ascii="Apple Braille" w:hAnsi="Apple Braille"/>
           <w:sz w:val="28"/>
@@ -296,6 +293,7 @@
     </w:p>
     <w:p>
       <w:pPr>
+        <w:widowControl w:val="0"/>
         <w:rPr>
           <w:rFonts w:ascii="Apple Braille" w:hAnsi="Apple Braille"/>
           <w:sz w:val="28"/>
@@ -322,127 +320,1227 @@
     </w:p>
     <w:p>
       <w:pPr>
-        <w:rPr>
-          <w:rFonts w:ascii="Apple Braille" w:hAnsi="Apple Braille"/>
-        </w:rPr>
-      </w:pPr>
-    </w:p>
-    <w:p>
-      <w:pPr>
-        <w:rPr>
-          <w:rFonts w:ascii="Apple Braille" w:hAnsi="Apple Braille"/>
-        </w:rPr>
-      </w:pPr>
-    </w:p>
-    <w:p>
-      <w:pPr>
-        <w:rPr>
-          <w:rFonts w:ascii="Apple Braille" w:hAnsi="Apple Braille"/>
-        </w:rPr>
-      </w:pPr>
-    </w:p>
-    <w:p>
-      <w:pPr>
-        <w:rPr>
-          <w:rFonts w:ascii="Apple Braille" w:hAnsi="Apple Braille"/>
-        </w:rPr>
-      </w:pPr>
-    </w:p>
-    <w:p>
-      <w:pPr>
-        <w:rPr>
-          <w:rFonts w:ascii="Apple Braille" w:hAnsi="Apple Braille"/>
-        </w:rPr>
-      </w:pPr>
-    </w:p>
-    <w:p>
-      <w:pPr>
-        <w:rPr>
-          <w:rFonts w:ascii="Apple Braille" w:hAnsi="Apple Braille"/>
-        </w:rPr>
-      </w:pPr>
-    </w:p>
-    <w:p>
-      <w:pPr>
-        <w:rPr>
-          <w:rFonts w:ascii="Apple Braille" w:hAnsi="Apple Braille"/>
-        </w:rPr>
-      </w:pPr>
-    </w:p>
-    <w:p>
-      <w:pPr>
-        <w:rPr>
-          <w:rFonts w:ascii="Apple Braille" w:hAnsi="Apple Braille"/>
-        </w:rPr>
-      </w:pPr>
-    </w:p>
-    <w:p>
-      <w:pPr>
-        <w:rPr>
-          <w:rFonts w:ascii="Apple Braille" w:hAnsi="Apple Braille"/>
-        </w:rPr>
-      </w:pPr>
-    </w:p>
-    <w:p>
-      <w:pPr>
-        <w:rPr>
-          <w:rFonts w:ascii="Apple Braille" w:hAnsi="Apple Braille"/>
-        </w:rPr>
-      </w:pPr>
-    </w:p>
-    <w:p>
-      <w:pPr>
-        <w:rPr>
-          <w:rFonts w:ascii="Apple Braille" w:hAnsi="Apple Braille"/>
-          <w:b/>
-          <w:bCs/>
-          <w:sz w:val="28"/>
-          <w:szCs w:val="28"/>
-        </w:rPr>
-      </w:pPr>
-      <w:r>
-        <w:rPr>
-          <w:rFonts w:ascii="Apple Braille" w:hAnsi="Apple Braille"/>
-          <w:b/>
-          <w:bCs/>
-          <w:sz w:val="28"/>
-          <w:szCs w:val="28"/>
+        <w:widowControl w:val="0"/>
+        <w:rPr>
+          <w:rFonts w:ascii="Apple Braille" w:hAnsi="Apple Braille"/>
+        </w:rPr>
+      </w:pPr>
+    </w:p>
+    <w:p>
+      <w:pPr>
+        <w:widowControl w:val="0"/>
+        <w:rPr>
+          <w:rFonts w:ascii="Apple Braille" w:hAnsi="Apple Braille"/>
+        </w:rPr>
+      </w:pPr>
+    </w:p>
+    <w:p>
+      <w:pPr>
+        <w:widowControl w:val="0"/>
+        <w:rPr>
+          <w:rFonts w:ascii="Apple Braille" w:hAnsi="Apple Braille"/>
+        </w:rPr>
+      </w:pPr>
+    </w:p>
+    <w:p>
+      <w:pPr>
+        <w:widowControl w:val="0"/>
+        <w:rPr>
+          <w:rFonts w:ascii="Apple Braille" w:hAnsi="Apple Braille"/>
+        </w:rPr>
+      </w:pPr>
+    </w:p>
+    <w:p>
+      <w:pPr>
+        <w:widowControl w:val="0"/>
+        <w:rPr>
+          <w:rFonts w:ascii="Apple Braille" w:hAnsi="Apple Braille"/>
+        </w:rPr>
+      </w:pPr>
+    </w:p>
+    <w:p>
+      <w:pPr>
+        <w:widowControl w:val="0"/>
+        <w:rPr>
+          <w:rFonts w:ascii="Apple Braille" w:hAnsi="Apple Braille"/>
+        </w:rPr>
+      </w:pPr>
+    </w:p>
+    <w:p>
+      <w:pPr>
+        <w:widowControl w:val="0"/>
+        <w:rPr>
+          <w:rFonts w:ascii="Apple Braille" w:hAnsi="Apple Braille"/>
+        </w:rPr>
+      </w:pPr>
+    </w:p>
+    <w:p>
+      <w:pPr>
+        <w:widowControl w:val="0"/>
+        <w:rPr>
+          <w:rFonts w:ascii="Apple Braille" w:hAnsi="Apple Braille"/>
+        </w:rPr>
+      </w:pPr>
+    </w:p>
+    <w:p>
+      <w:pPr>
+        <w:widowControl w:val="0"/>
+        <w:rPr>
+          <w:rFonts w:ascii="Apple Braille" w:hAnsi="Apple Braille"/>
+        </w:rPr>
+      </w:pPr>
+    </w:p>
+    <w:p>
+      <w:pPr>
+        <w:widowControl w:val="0"/>
+        <w:rPr>
+          <w:rFonts w:ascii="Apple Braille" w:hAnsi="Apple Braille"/>
+        </w:rPr>
+      </w:pPr>
+    </w:p>
+    <w:p>
+      <w:pPr>
+        <w:pStyle w:val="Heading2"/>
+        <w:widowControl w:val="0"/>
+      </w:pPr>
+      <w:r>
+        <w:t>Architecture</w:t>
+      </w:r>
+    </w:p>
+    <w:p>
+      <w:pPr>
+        <w:widowControl w:val="0"/>
+        <w:rPr>
+          <w:rFonts w:ascii="Apple Braille" w:hAnsi="Apple Braille"/>
+          <w:sz w:val="22"/>
+          <w:szCs w:val="22"/>
+        </w:rPr>
+      </w:pPr>
+      <w:r>
+        <w:rPr>
+          <w:rFonts w:ascii="Apple Braille" w:hAnsi="Apple Braille"/>
+          <w:sz w:val="22"/>
+          <w:szCs w:val="22"/>
+        </w:rPr>
+        <w:t>src/</w:t>
+      </w:r>
+    </w:p>
+    <w:p>
+      <w:pPr>
+        <w:widowControl w:val="0"/>
+        <w:rPr>
+          <w:rFonts w:ascii="Apple Braille" w:hAnsi="Apple Braille"/>
+          <w:sz w:val="22"/>
+          <w:szCs w:val="22"/>
+        </w:rPr>
+      </w:pPr>
+      <w:r>
+        <w:rPr>
+          <w:rFonts w:ascii="SimSun" w:eastAsia="SimSun" w:hAnsi="SimSun" w:cs="SimSun" w:hint="eastAsia"/>
+          <w:sz w:val="22"/>
+          <w:szCs w:val="22"/>
+        </w:rPr>
+        <w:t>├</w:t>
+      </w:r>
+      <w:r>
+        <w:rPr>
+          <w:rFonts w:ascii="Times New Roman" w:hAnsi="Times New Roman" w:cs="Times New Roman"/>
+          <w:sz w:val="22"/>
+          <w:szCs w:val="22"/>
+        </w:rPr>
+        <w:t>──</w:t>
+      </w:r>
+      <w:r>
+        <w:rPr>
+          <w:rFonts w:ascii="Apple Braille" w:hAnsi="Apple Braille"/>
+          <w:sz w:val="22"/>
+          <w:szCs w:val="22"/>
+        </w:rPr>
+        <w:t xml:space="preserve"> api/</w:t>
+      </w:r>
+    </w:p>
+    <w:p>
+      <w:pPr>
+        <w:widowControl w:val="0"/>
+        <w:rPr>
+          <w:rFonts w:ascii="Apple Braille" w:hAnsi="Apple Braille"/>
+          <w:sz w:val="22"/>
+          <w:szCs w:val="22"/>
+        </w:rPr>
+      </w:pPr>
+      <w:r>
+        <w:rPr>
+          <w:rFonts w:ascii="SimSun" w:eastAsia="SimSun" w:hAnsi="SimSun" w:cs="SimSun" w:hint="eastAsia"/>
+          <w:sz w:val="22"/>
+          <w:szCs w:val="22"/>
+        </w:rPr>
+        <w:t>│</w:t>
+      </w:r>
+      <w:r>
+        <w:rPr>
+          <w:rFonts w:ascii="Apple Braille" w:hAnsi="Apple Braille"/>
+          <w:sz w:val="22"/>
+          <w:szCs w:val="22"/>
+        </w:rPr>
+        <w:t xml:space="preserve">   </w:t>
+      </w:r>
+      <w:r>
+        <w:rPr>
+          <w:rFonts w:ascii="SimSun" w:eastAsia="SimSun" w:hAnsi="SimSun" w:cs="SimSun" w:hint="eastAsia"/>
+          <w:sz w:val="22"/>
+          <w:szCs w:val="22"/>
+        </w:rPr>
+        <w:t>└</w:t>
+      </w:r>
+      <w:r>
+        <w:rPr>
+          <w:rFonts w:ascii="Times New Roman" w:hAnsi="Times New Roman" w:cs="Times New Roman"/>
+          <w:sz w:val="22"/>
+          <w:szCs w:val="22"/>
+        </w:rPr>
+        <w:t>──</w:t>
+      </w:r>
+      <w:r>
+        <w:rPr>
+          <w:rFonts w:ascii="Apple Braille" w:hAnsi="Apple Braille"/>
+          <w:sz w:val="22"/>
+          <w:szCs w:val="22"/>
+        </w:rPr>
+        <w:t xml:space="preserve"> axiosClient.js          # Axios instance + JWT interceptors</w:t>
+      </w:r>
+    </w:p>
+    <w:p>
+      <w:pPr>
+        <w:widowControl w:val="0"/>
+        <w:rPr>
+          <w:rFonts w:ascii="Apple Braille" w:hAnsi="Apple Braille"/>
+          <w:sz w:val="22"/>
+          <w:szCs w:val="22"/>
+        </w:rPr>
+      </w:pPr>
+      <w:r>
+        <w:rPr>
+          <w:rFonts w:ascii="SimSun" w:eastAsia="SimSun" w:hAnsi="SimSun" w:cs="SimSun" w:hint="eastAsia"/>
+          <w:sz w:val="22"/>
+          <w:szCs w:val="22"/>
+        </w:rPr>
+        <w:t>├</w:t>
+      </w:r>
+      <w:r>
+        <w:rPr>
+          <w:rFonts w:ascii="Times New Roman" w:hAnsi="Times New Roman" w:cs="Times New Roman"/>
+          <w:sz w:val="22"/>
+          <w:szCs w:val="22"/>
+        </w:rPr>
+        <w:t>──</w:t>
+      </w:r>
+      <w:r>
+        <w:rPr>
+          <w:rFonts w:ascii="Apple Braille" w:hAnsi="Apple Braille"/>
+          <w:sz w:val="22"/>
+          <w:szCs w:val="22"/>
+        </w:rPr>
+        <w:t xml:space="preserve"> components/</w:t>
+      </w:r>
+    </w:p>
+    <w:p>
+      <w:pPr>
+        <w:widowControl w:val="0"/>
+        <w:rPr>
+          <w:rFonts w:ascii="Apple Braille" w:hAnsi="Apple Braille"/>
+          <w:sz w:val="22"/>
+          <w:szCs w:val="22"/>
+        </w:rPr>
+      </w:pPr>
+      <w:r>
+        <w:rPr>
+          <w:rFonts w:ascii="SimSun" w:eastAsia="SimSun" w:hAnsi="SimSun" w:cs="SimSun" w:hint="eastAsia"/>
+          <w:sz w:val="22"/>
+          <w:szCs w:val="22"/>
+        </w:rPr>
+        <w:t>│</w:t>
+      </w:r>
+      <w:r>
+        <w:rPr>
+          <w:rFonts w:ascii="Apple Braille" w:hAnsi="Apple Braille"/>
+          <w:sz w:val="22"/>
+          <w:szCs w:val="22"/>
+        </w:rPr>
+        <w:t xml:space="preserve">   </w:t>
+      </w:r>
+      <w:r>
+        <w:rPr>
+          <w:rFonts w:ascii="SimSun" w:eastAsia="SimSun" w:hAnsi="SimSun" w:cs="SimSun" w:hint="eastAsia"/>
+          <w:sz w:val="22"/>
+          <w:szCs w:val="22"/>
+        </w:rPr>
+        <w:t>├</w:t>
+      </w:r>
+      <w:r>
+        <w:rPr>
+          <w:rFonts w:ascii="Times New Roman" w:hAnsi="Times New Roman" w:cs="Times New Roman"/>
+          <w:sz w:val="22"/>
+          <w:szCs w:val="22"/>
+        </w:rPr>
+        <w:t>──</w:t>
+      </w:r>
+      <w:r>
+        <w:rPr>
+          <w:rFonts w:ascii="Apple Braille" w:hAnsi="Apple Braille"/>
+          <w:sz w:val="22"/>
+          <w:szCs w:val="22"/>
+        </w:rPr>
+        <w:t xml:space="preserve"> books/</w:t>
+      </w:r>
+    </w:p>
+    <w:p>
+      <w:pPr>
+        <w:widowControl w:val="0"/>
+        <w:rPr>
+          <w:rFonts w:ascii="Apple Braille" w:hAnsi="Apple Braille"/>
+          <w:sz w:val="22"/>
+          <w:szCs w:val="22"/>
+        </w:rPr>
+      </w:pPr>
+      <w:r>
+        <w:rPr>
+          <w:rFonts w:ascii="SimSun" w:eastAsia="SimSun" w:hAnsi="SimSun" w:cs="SimSun" w:hint="eastAsia"/>
+          <w:sz w:val="22"/>
+          <w:szCs w:val="22"/>
+        </w:rPr>
+        <w:t>│</w:t>
+      </w:r>
+      <w:r>
+        <w:rPr>
+          <w:rFonts w:ascii="Apple Braille" w:hAnsi="Apple Braille"/>
+          <w:sz w:val="22"/>
+          <w:szCs w:val="22"/>
+        </w:rPr>
+        <w:t xml:space="preserve">   </w:t>
+      </w:r>
+      <w:r>
+        <w:rPr>
+          <w:rFonts w:ascii="SimSun" w:eastAsia="SimSun" w:hAnsi="SimSun" w:cs="SimSun" w:hint="eastAsia"/>
+          <w:sz w:val="22"/>
+          <w:szCs w:val="22"/>
+        </w:rPr>
+        <w:t>│</w:t>
+      </w:r>
+      <w:r>
+        <w:rPr>
+          <w:rFonts w:ascii="Apple Braille" w:hAnsi="Apple Braille"/>
+          <w:sz w:val="22"/>
+          <w:szCs w:val="22"/>
+        </w:rPr>
+        <w:t xml:space="preserve">   </w:t>
+      </w:r>
+      <w:r>
+        <w:rPr>
+          <w:rFonts w:ascii="SimSun" w:eastAsia="SimSun" w:hAnsi="SimSun" w:cs="SimSun" w:hint="eastAsia"/>
+          <w:sz w:val="22"/>
+          <w:szCs w:val="22"/>
+        </w:rPr>
+        <w:t>└</w:t>
+      </w:r>
+      <w:r>
+        <w:rPr>
+          <w:rFonts w:ascii="Times New Roman" w:hAnsi="Times New Roman" w:cs="Times New Roman"/>
+          <w:sz w:val="22"/>
+          <w:szCs w:val="22"/>
+        </w:rPr>
+        <w:t>──</w:t>
+      </w:r>
+      <w:r>
+        <w:rPr>
+          <w:rFonts w:ascii="Apple Braille" w:hAnsi="Apple Braille"/>
+          <w:sz w:val="22"/>
+          <w:szCs w:val="22"/>
+        </w:rPr>
+        <w:t xml:space="preserve"> BookCard.jsx        # Book display + borrow action</w:t>
+      </w:r>
+    </w:p>
+    <w:p>
+      <w:pPr>
+        <w:widowControl w:val="0"/>
+        <w:rPr>
+          <w:rFonts w:ascii="Apple Braille" w:hAnsi="Apple Braille"/>
+          <w:sz w:val="22"/>
+          <w:szCs w:val="22"/>
+        </w:rPr>
+      </w:pPr>
+      <w:r>
+        <w:rPr>
+          <w:rFonts w:ascii="SimSun" w:eastAsia="SimSun" w:hAnsi="SimSun" w:cs="SimSun" w:hint="eastAsia"/>
+          <w:sz w:val="22"/>
+          <w:szCs w:val="22"/>
+        </w:rPr>
+        <w:t>│</w:t>
+      </w:r>
+      <w:r>
+        <w:rPr>
+          <w:rFonts w:ascii="Apple Braille" w:hAnsi="Apple Braille"/>
+          <w:sz w:val="22"/>
+          <w:szCs w:val="22"/>
+        </w:rPr>
+        <w:t xml:space="preserve">   </w:t>
+      </w:r>
+      <w:r>
+        <w:rPr>
+          <w:rFonts w:ascii="SimSun" w:eastAsia="SimSun" w:hAnsi="SimSun" w:cs="SimSun" w:hint="eastAsia"/>
+          <w:sz w:val="22"/>
+          <w:szCs w:val="22"/>
+        </w:rPr>
+        <w:t>├</w:t>
+      </w:r>
+      <w:r>
+        <w:rPr>
+          <w:rFonts w:ascii="Times New Roman" w:hAnsi="Times New Roman" w:cs="Times New Roman"/>
+          <w:sz w:val="22"/>
+          <w:szCs w:val="22"/>
+        </w:rPr>
+        <w:t>──</w:t>
+      </w:r>
+      <w:r>
+        <w:rPr>
+          <w:rFonts w:ascii="Apple Braille" w:hAnsi="Apple Braille"/>
+          <w:sz w:val="22"/>
+          <w:szCs w:val="22"/>
+        </w:rPr>
+        <w:t xml:space="preserve"> layout/</w:t>
+      </w:r>
+    </w:p>
+    <w:p>
+      <w:pPr>
+        <w:widowControl w:val="0"/>
+        <w:rPr>
+          <w:rFonts w:ascii="Apple Braille" w:hAnsi="Apple Braille"/>
+          <w:sz w:val="22"/>
+          <w:szCs w:val="22"/>
+        </w:rPr>
+      </w:pPr>
+      <w:r>
+        <w:rPr>
+          <w:rFonts w:ascii="SimSun" w:eastAsia="SimSun" w:hAnsi="SimSun" w:cs="SimSun" w:hint="eastAsia"/>
+          <w:sz w:val="22"/>
+          <w:szCs w:val="22"/>
+        </w:rPr>
+        <w:t>│</w:t>
+      </w:r>
+      <w:r>
+        <w:rPr>
+          <w:rFonts w:ascii="Apple Braille" w:hAnsi="Apple Braille"/>
+          <w:sz w:val="22"/>
+          <w:szCs w:val="22"/>
+        </w:rPr>
+        <w:t xml:space="preserve">   </w:t>
+      </w:r>
+      <w:r>
+        <w:rPr>
+          <w:rFonts w:ascii="SimSun" w:eastAsia="SimSun" w:hAnsi="SimSun" w:cs="SimSun" w:hint="eastAsia"/>
+          <w:sz w:val="22"/>
+          <w:szCs w:val="22"/>
+        </w:rPr>
+        <w:t>│</w:t>
+      </w:r>
+      <w:r>
+        <w:rPr>
+          <w:rFonts w:ascii="Apple Braille" w:hAnsi="Apple Braille"/>
+          <w:sz w:val="22"/>
+          <w:szCs w:val="22"/>
+        </w:rPr>
+        <w:t xml:space="preserve">   </w:t>
+      </w:r>
+      <w:r>
+        <w:rPr>
+          <w:rFonts w:ascii="SimSun" w:eastAsia="SimSun" w:hAnsi="SimSun" w:cs="SimSun" w:hint="eastAsia"/>
+          <w:sz w:val="22"/>
+          <w:szCs w:val="22"/>
+        </w:rPr>
+        <w:t>└</w:t>
+      </w:r>
+      <w:r>
+        <w:rPr>
+          <w:rFonts w:ascii="Times New Roman" w:hAnsi="Times New Roman" w:cs="Times New Roman"/>
+          <w:sz w:val="22"/>
+          <w:szCs w:val="22"/>
+        </w:rPr>
+        <w:t>──</w:t>
+      </w:r>
+      <w:r>
+        <w:rPr>
+          <w:rFonts w:ascii="Apple Braille" w:hAnsi="Apple Braille"/>
+          <w:sz w:val="22"/>
+          <w:szCs w:val="22"/>
+        </w:rPr>
+        <w:t xml:space="preserve"> Layout.jsx          # Header, footer, &lt;Outlet /&gt;</w:t>
+      </w:r>
+    </w:p>
+    <w:p>
+      <w:pPr>
+        <w:widowControl w:val="0"/>
+        <w:rPr>
+          <w:rFonts w:ascii="Apple Braille" w:hAnsi="Apple Braille"/>
+          <w:sz w:val="22"/>
+          <w:szCs w:val="22"/>
+        </w:rPr>
+      </w:pPr>
+      <w:r>
+        <w:rPr>
+          <w:rFonts w:ascii="SimSun" w:eastAsia="SimSun" w:hAnsi="SimSun" w:cs="SimSun" w:hint="eastAsia"/>
+          <w:sz w:val="22"/>
+          <w:szCs w:val="22"/>
+        </w:rPr>
+        <w:t>│</w:t>
+      </w:r>
+      <w:r>
+        <w:rPr>
+          <w:rFonts w:ascii="Apple Braille" w:hAnsi="Apple Braille"/>
+          <w:sz w:val="22"/>
+          <w:szCs w:val="22"/>
+        </w:rPr>
+        <w:t xml:space="preserve">   </w:t>
+      </w:r>
+      <w:r>
+        <w:rPr>
+          <w:rFonts w:ascii="SimSun" w:eastAsia="SimSun" w:hAnsi="SimSun" w:cs="SimSun" w:hint="eastAsia"/>
+          <w:sz w:val="22"/>
+          <w:szCs w:val="22"/>
+        </w:rPr>
+        <w:t>└</w:t>
+      </w:r>
+      <w:r>
+        <w:rPr>
+          <w:rFonts w:ascii="Times New Roman" w:hAnsi="Times New Roman" w:cs="Times New Roman"/>
+          <w:sz w:val="22"/>
+          <w:szCs w:val="22"/>
+        </w:rPr>
+        <w:t>──</w:t>
+      </w:r>
+      <w:r>
+        <w:rPr>
+          <w:rFonts w:ascii="Apple Braille" w:hAnsi="Apple Braille"/>
+          <w:sz w:val="22"/>
+          <w:szCs w:val="22"/>
+        </w:rPr>
+        <w:t xml:space="preserve"> routing/</w:t>
+      </w:r>
+    </w:p>
+    <w:p>
+      <w:pPr>
+        <w:widowControl w:val="0"/>
+        <w:rPr>
+          <w:rFonts w:ascii="Apple Braille" w:hAnsi="Apple Braille"/>
+          <w:sz w:val="22"/>
+          <w:szCs w:val="22"/>
+        </w:rPr>
+      </w:pPr>
+      <w:r>
+        <w:rPr>
+          <w:rFonts w:ascii="SimSun" w:eastAsia="SimSun" w:hAnsi="SimSun" w:cs="SimSun" w:hint="eastAsia"/>
+          <w:sz w:val="22"/>
+          <w:szCs w:val="22"/>
+        </w:rPr>
+        <w:t>│</w:t>
+      </w:r>
+      <w:r>
+        <w:rPr>
+          <w:rFonts w:ascii="Apple Braille" w:hAnsi="Apple Braille"/>
+          <w:sz w:val="22"/>
+          <w:szCs w:val="22"/>
+        </w:rPr>
+        <w:t xml:space="preserve">       </w:t>
+      </w:r>
+      <w:r>
+        <w:rPr>
+          <w:rFonts w:ascii="SimSun" w:eastAsia="SimSun" w:hAnsi="SimSun" w:cs="SimSun" w:hint="eastAsia"/>
+          <w:sz w:val="22"/>
+          <w:szCs w:val="22"/>
+        </w:rPr>
+        <w:t>└</w:t>
+      </w:r>
+      <w:r>
+        <w:rPr>
+          <w:rFonts w:ascii="Times New Roman" w:hAnsi="Times New Roman" w:cs="Times New Roman"/>
+          <w:sz w:val="22"/>
+          <w:szCs w:val="22"/>
+        </w:rPr>
+        <w:t>──</w:t>
+      </w:r>
+      <w:r>
+        <w:rPr>
+          <w:rFonts w:ascii="Apple Braille" w:hAnsi="Apple Braille"/>
+          <w:sz w:val="22"/>
+          <w:szCs w:val="22"/>
+        </w:rPr>
+        <w:t xml:space="preserve"> ProtectedRoute.jsx  # Auth guard</w:t>
+      </w:r>
+    </w:p>
+    <w:p>
+      <w:pPr>
+        <w:widowControl w:val="0"/>
+        <w:rPr>
+          <w:rFonts w:ascii="Apple Braille" w:hAnsi="Apple Braille"/>
+          <w:sz w:val="22"/>
+          <w:szCs w:val="22"/>
+        </w:rPr>
+      </w:pPr>
+      <w:r>
+        <w:rPr>
+          <w:rFonts w:ascii="SimSun" w:eastAsia="SimSun" w:hAnsi="SimSun" w:cs="SimSun" w:hint="eastAsia"/>
+          <w:sz w:val="22"/>
+          <w:szCs w:val="22"/>
+        </w:rPr>
+        <w:t>├</w:t>
+      </w:r>
+      <w:r>
+        <w:rPr>
+          <w:rFonts w:ascii="Times New Roman" w:hAnsi="Times New Roman" w:cs="Times New Roman"/>
+          <w:sz w:val="22"/>
+          <w:szCs w:val="22"/>
+        </w:rPr>
+        <w:t>──</w:t>
+      </w:r>
+      <w:r>
+        <w:rPr>
+          <w:rFonts w:ascii="Apple Braille" w:hAnsi="Apple Braille"/>
+          <w:sz w:val="22"/>
+          <w:szCs w:val="22"/>
+        </w:rPr>
+        <w:t xml:space="preserve"> context/</w:t>
+      </w:r>
+    </w:p>
+    <w:p>
+      <w:pPr>
+        <w:widowControl w:val="0"/>
+        <w:rPr>
+          <w:rFonts w:ascii="Apple Braille" w:hAnsi="Apple Braille"/>
+          <w:sz w:val="22"/>
+          <w:szCs w:val="22"/>
+        </w:rPr>
+      </w:pPr>
+      <w:r>
+        <w:rPr>
+          <w:rFonts w:ascii="SimSun" w:eastAsia="SimSun" w:hAnsi="SimSun" w:cs="SimSun" w:hint="eastAsia"/>
+          <w:sz w:val="22"/>
+          <w:szCs w:val="22"/>
+        </w:rPr>
+        <w:t>│</w:t>
+      </w:r>
+      <w:r>
+        <w:rPr>
+          <w:rFonts w:ascii="Apple Braille" w:hAnsi="Apple Braille"/>
+          <w:sz w:val="22"/>
+          <w:szCs w:val="22"/>
+        </w:rPr>
+        <w:t xml:space="preserve">   </w:t>
+      </w:r>
+      <w:r>
+        <w:rPr>
+          <w:rFonts w:ascii="SimSun" w:eastAsia="SimSun" w:hAnsi="SimSun" w:cs="SimSun" w:hint="eastAsia"/>
+          <w:sz w:val="22"/>
+          <w:szCs w:val="22"/>
+        </w:rPr>
+        <w:t>├</w:t>
+      </w:r>
+      <w:r>
+        <w:rPr>
+          <w:rFonts w:ascii="Times New Roman" w:hAnsi="Times New Roman" w:cs="Times New Roman"/>
+          <w:sz w:val="22"/>
+          <w:szCs w:val="22"/>
+        </w:rPr>
+        <w:t>──</w:t>
+      </w:r>
+      <w:r>
+        <w:rPr>
+          <w:rFonts w:ascii="Apple Braille" w:hAnsi="Apple Braille"/>
+          <w:sz w:val="22"/>
+          <w:szCs w:val="22"/>
+        </w:rPr>
+        <w:t xml:space="preserve"> AuthContext.jsx         # User state, login, register, logout</w:t>
+      </w:r>
+    </w:p>
+    <w:p>
+      <w:pPr>
+        <w:widowControl w:val="0"/>
+        <w:rPr>
+          <w:rFonts w:ascii="Apple Braille" w:hAnsi="Apple Braille"/>
+          <w:sz w:val="22"/>
+          <w:szCs w:val="22"/>
+        </w:rPr>
+      </w:pPr>
+      <w:r>
+        <w:rPr>
+          <w:rFonts w:ascii="SimSun" w:eastAsia="SimSun" w:hAnsi="SimSun" w:cs="SimSun" w:hint="eastAsia"/>
+          <w:sz w:val="22"/>
+          <w:szCs w:val="22"/>
+        </w:rPr>
+        <w:t>│</w:t>
+      </w:r>
+      <w:r>
+        <w:rPr>
+          <w:rFonts w:ascii="Apple Braille" w:hAnsi="Apple Braille"/>
+          <w:sz w:val="22"/>
+          <w:szCs w:val="22"/>
+        </w:rPr>
+        <w:t xml:space="preserve">   </w:t>
+      </w:r>
+      <w:r>
+        <w:rPr>
+          <w:rFonts w:ascii="SimSun" w:eastAsia="SimSun" w:hAnsi="SimSun" w:cs="SimSun" w:hint="eastAsia"/>
+          <w:sz w:val="22"/>
+          <w:szCs w:val="22"/>
+        </w:rPr>
+        <w:t>└</w:t>
+      </w:r>
+      <w:r>
+        <w:rPr>
+          <w:rFonts w:ascii="Times New Roman" w:hAnsi="Times New Roman" w:cs="Times New Roman"/>
+          <w:sz w:val="22"/>
+          <w:szCs w:val="22"/>
+        </w:rPr>
+        <w:t>──</w:t>
+      </w:r>
+      <w:r>
+        <w:rPr>
+          <w:rFonts w:ascii="Apple Braille" w:hAnsi="Apple Braille"/>
+          <w:sz w:val="22"/>
+          <w:szCs w:val="22"/>
+        </w:rPr>
+        <w:t xml:space="preserve"> BorrowContext.jsx       # Borrow state + localStorage persistence</w:t>
+      </w:r>
+    </w:p>
+    <w:p>
+      <w:pPr>
+        <w:widowControl w:val="0"/>
+        <w:rPr>
+          <w:rFonts w:ascii="Apple Braille" w:hAnsi="Apple Braille"/>
+          <w:sz w:val="22"/>
+          <w:szCs w:val="22"/>
+        </w:rPr>
+      </w:pPr>
+      <w:r>
+        <w:rPr>
+          <w:rFonts w:ascii="SimSun" w:eastAsia="SimSun" w:hAnsi="SimSun" w:cs="SimSun" w:hint="eastAsia"/>
+          <w:sz w:val="22"/>
+          <w:szCs w:val="22"/>
+        </w:rPr>
+        <w:t>├</w:t>
+      </w:r>
+      <w:r>
+        <w:rPr>
+          <w:rFonts w:ascii="Times New Roman" w:hAnsi="Times New Roman" w:cs="Times New Roman"/>
+          <w:sz w:val="22"/>
+          <w:szCs w:val="22"/>
+        </w:rPr>
+        <w:t>──</w:t>
+      </w:r>
+      <w:r>
+        <w:rPr>
+          <w:rFonts w:ascii="Apple Braille" w:hAnsi="Apple Braille"/>
+          <w:sz w:val="22"/>
+          <w:szCs w:val="22"/>
+        </w:rPr>
+        <w:t xml:space="preserve"> hooks/</w:t>
+      </w:r>
+    </w:p>
+    <w:p>
+      <w:pPr>
+        <w:widowControl w:val="0"/>
+        <w:rPr>
+          <w:rFonts w:ascii="Apple Braille" w:hAnsi="Apple Braille"/>
+          <w:sz w:val="22"/>
+          <w:szCs w:val="22"/>
+        </w:rPr>
+      </w:pPr>
+      <w:r>
+        <w:rPr>
+          <w:rFonts w:ascii="SimSun" w:eastAsia="SimSun" w:hAnsi="SimSun" w:cs="SimSun" w:hint="eastAsia"/>
+          <w:sz w:val="22"/>
+          <w:szCs w:val="22"/>
+        </w:rPr>
+        <w:t>│</w:t>
+      </w:r>
+      <w:r>
+        <w:rPr>
+          <w:rFonts w:ascii="Apple Braille" w:hAnsi="Apple Braille"/>
+          <w:sz w:val="22"/>
+          <w:szCs w:val="22"/>
+        </w:rPr>
+        <w:t xml:space="preserve">   </w:t>
+      </w:r>
+      <w:r>
+        <w:rPr>
+          <w:rFonts w:ascii="SimSun" w:eastAsia="SimSun" w:hAnsi="SimSun" w:cs="SimSun" w:hint="eastAsia"/>
+          <w:sz w:val="22"/>
+          <w:szCs w:val="22"/>
+        </w:rPr>
+        <w:t>└</w:t>
+      </w:r>
+      <w:r>
+        <w:rPr>
+          <w:rFonts w:ascii="Times New Roman" w:hAnsi="Times New Roman" w:cs="Times New Roman"/>
+          <w:sz w:val="22"/>
+          <w:szCs w:val="22"/>
+        </w:rPr>
+        <w:t>──</w:t>
+      </w:r>
+      <w:r>
+        <w:rPr>
+          <w:rFonts w:ascii="Apple Braille" w:hAnsi="Apple Braille"/>
+          <w:sz w:val="22"/>
+          <w:szCs w:val="22"/>
+        </w:rPr>
+        <w:t xml:space="preserve"> useBooks.js             # Book data + search filter</w:t>
+      </w:r>
+    </w:p>
+    <w:p>
+      <w:pPr>
+        <w:widowControl w:val="0"/>
+        <w:rPr>
+          <w:rFonts w:ascii="Apple Braille" w:hAnsi="Apple Braille"/>
+          <w:sz w:val="22"/>
+          <w:szCs w:val="22"/>
+        </w:rPr>
+      </w:pPr>
+      <w:r>
+        <w:rPr>
+          <w:rFonts w:ascii="SimSun" w:eastAsia="SimSun" w:hAnsi="SimSun" w:cs="SimSun" w:hint="eastAsia"/>
+          <w:sz w:val="22"/>
+          <w:szCs w:val="22"/>
+        </w:rPr>
+        <w:t>├</w:t>
+      </w:r>
+      <w:r>
+        <w:rPr>
+          <w:rFonts w:ascii="Times New Roman" w:hAnsi="Times New Roman" w:cs="Times New Roman"/>
+          <w:sz w:val="22"/>
+          <w:szCs w:val="22"/>
+        </w:rPr>
+        <w:t>──</w:t>
+      </w:r>
+      <w:r>
+        <w:rPr>
+          <w:rFonts w:ascii="Apple Braille" w:hAnsi="Apple Braille"/>
+          <w:sz w:val="22"/>
+          <w:szCs w:val="22"/>
+        </w:rPr>
+        <w:t xml:space="preserve"> pages/</w:t>
+      </w:r>
+    </w:p>
+    <w:p>
+      <w:pPr>
+        <w:widowControl w:val="0"/>
+        <w:rPr>
+          <w:rFonts w:ascii="Apple Braille" w:hAnsi="Apple Braille"/>
+          <w:sz w:val="22"/>
+          <w:szCs w:val="22"/>
+        </w:rPr>
+      </w:pPr>
+      <w:r>
+        <w:rPr>
+          <w:rFonts w:ascii="SimSun" w:eastAsia="SimSun" w:hAnsi="SimSun" w:cs="SimSun" w:hint="eastAsia"/>
+          <w:sz w:val="22"/>
+          <w:szCs w:val="22"/>
+        </w:rPr>
+        <w:t>│</w:t>
+      </w:r>
+      <w:r>
+        <w:rPr>
+          <w:rFonts w:ascii="Apple Braille" w:hAnsi="Apple Braille"/>
+          <w:sz w:val="22"/>
+          <w:szCs w:val="22"/>
+        </w:rPr>
+        <w:t xml:space="preserve">   </w:t>
+      </w:r>
+      <w:r>
+        <w:rPr>
+          <w:rFonts w:ascii="SimSun" w:eastAsia="SimSun" w:hAnsi="SimSun" w:cs="SimSun" w:hint="eastAsia"/>
+          <w:sz w:val="22"/>
+          <w:szCs w:val="22"/>
+        </w:rPr>
+        <w:t>├</w:t>
+      </w:r>
+      <w:r>
+        <w:rPr>
+          <w:rFonts w:ascii="Times New Roman" w:hAnsi="Times New Roman" w:cs="Times New Roman"/>
+          <w:sz w:val="22"/>
+          <w:szCs w:val="22"/>
+        </w:rPr>
+        <w:t>──</w:t>
+      </w:r>
+      <w:r>
+        <w:rPr>
+          <w:rFonts w:ascii="Apple Braille" w:hAnsi="Apple Braille"/>
+          <w:sz w:val="22"/>
+          <w:szCs w:val="22"/>
+        </w:rPr>
+        <w:t xml:space="preserve"> auth/</w:t>
+      </w:r>
+    </w:p>
+    <w:p>
+      <w:pPr>
+        <w:widowControl w:val="0"/>
+        <w:rPr>
+          <w:rFonts w:ascii="Apple Braille" w:hAnsi="Apple Braille"/>
+          <w:sz w:val="22"/>
+          <w:szCs w:val="22"/>
+        </w:rPr>
+      </w:pPr>
+      <w:r>
+        <w:rPr>
+          <w:rFonts w:ascii="SimSun" w:eastAsia="SimSun" w:hAnsi="SimSun" w:cs="SimSun" w:hint="eastAsia"/>
+          <w:sz w:val="22"/>
+          <w:szCs w:val="22"/>
+        </w:rPr>
+        <w:t>│</w:t>
+      </w:r>
+      <w:r>
+        <w:rPr>
+          <w:rFonts w:ascii="Apple Braille" w:hAnsi="Apple Braille"/>
+          <w:sz w:val="22"/>
+          <w:szCs w:val="22"/>
+        </w:rPr>
+        <w:t xml:space="preserve">   </w:t>
+      </w:r>
+      <w:r>
+        <w:rPr>
+          <w:rFonts w:ascii="SimSun" w:eastAsia="SimSun" w:hAnsi="SimSun" w:cs="SimSun" w:hint="eastAsia"/>
+          <w:sz w:val="22"/>
+          <w:szCs w:val="22"/>
+        </w:rPr>
+        <w:t>│</w:t>
+      </w:r>
+      <w:r>
+        <w:rPr>
+          <w:rFonts w:ascii="Apple Braille" w:hAnsi="Apple Braille"/>
+          <w:sz w:val="22"/>
+          <w:szCs w:val="22"/>
+        </w:rPr>
+        <w:t xml:space="preserve">   </w:t>
+      </w:r>
+      <w:r>
+        <w:rPr>
+          <w:rFonts w:ascii="SimSun" w:eastAsia="SimSun" w:hAnsi="SimSun" w:cs="SimSun" w:hint="eastAsia"/>
+          <w:sz w:val="22"/>
+          <w:szCs w:val="22"/>
+        </w:rPr>
+        <w:t>├</w:t>
+      </w:r>
+      <w:r>
+        <w:rPr>
+          <w:rFonts w:ascii="Times New Roman" w:hAnsi="Times New Roman" w:cs="Times New Roman"/>
+          <w:sz w:val="22"/>
+          <w:szCs w:val="22"/>
+        </w:rPr>
+        <w:t>──</w:t>
+      </w:r>
+      <w:r>
+        <w:rPr>
+          <w:rFonts w:ascii="Apple Braille" w:hAnsi="Apple Braille"/>
+          <w:sz w:val="22"/>
+          <w:szCs w:val="22"/>
+        </w:rPr>
+        <w:t xml:space="preserve"> Login.jsx</w:t>
+      </w:r>
+    </w:p>
+    <w:p>
+      <w:pPr>
+        <w:widowControl w:val="0"/>
+        <w:rPr>
+          <w:rFonts w:ascii="Apple Braille" w:hAnsi="Apple Braille"/>
+          <w:sz w:val="22"/>
+          <w:szCs w:val="22"/>
+        </w:rPr>
+      </w:pPr>
+      <w:r>
+        <w:rPr>
+          <w:rFonts w:ascii="SimSun" w:eastAsia="SimSun" w:hAnsi="SimSun" w:cs="SimSun" w:hint="eastAsia"/>
+          <w:sz w:val="22"/>
+          <w:szCs w:val="22"/>
+        </w:rPr>
+        <w:t>│</w:t>
+      </w:r>
+      <w:r>
+        <w:rPr>
+          <w:rFonts w:ascii="Apple Braille" w:hAnsi="Apple Braille"/>
+          <w:sz w:val="22"/>
+          <w:szCs w:val="22"/>
+        </w:rPr>
+        <w:t xml:space="preserve">   </w:t>
+      </w:r>
+      <w:r>
+        <w:rPr>
+          <w:rFonts w:ascii="SimSun" w:eastAsia="SimSun" w:hAnsi="SimSun" w:cs="SimSun" w:hint="eastAsia"/>
+          <w:sz w:val="22"/>
+          <w:szCs w:val="22"/>
+        </w:rPr>
+        <w:t>│</w:t>
+      </w:r>
+      <w:r>
+        <w:rPr>
+          <w:rFonts w:ascii="Apple Braille" w:hAnsi="Apple Braille"/>
+          <w:sz w:val="22"/>
+          <w:szCs w:val="22"/>
+        </w:rPr>
+        <w:t xml:space="preserve">   </w:t>
+      </w:r>
+      <w:r>
+        <w:rPr>
+          <w:rFonts w:ascii="SimSun" w:eastAsia="SimSun" w:hAnsi="SimSun" w:cs="SimSun" w:hint="eastAsia"/>
+          <w:sz w:val="22"/>
+          <w:szCs w:val="22"/>
+        </w:rPr>
+        <w:t>└</w:t>
+      </w:r>
+      <w:r>
+        <w:rPr>
+          <w:rFonts w:ascii="Times New Roman" w:hAnsi="Times New Roman" w:cs="Times New Roman"/>
+          <w:sz w:val="22"/>
+          <w:szCs w:val="22"/>
+        </w:rPr>
+        <w:t>──</w:t>
+      </w:r>
+      <w:r>
+        <w:rPr>
+          <w:rFonts w:ascii="Apple Braille" w:hAnsi="Apple Braille"/>
+          <w:sz w:val="22"/>
+          <w:szCs w:val="22"/>
+        </w:rPr>
+        <w:t xml:space="preserve"> Register.jsx</w:t>
+      </w:r>
+    </w:p>
+    <w:p>
+      <w:pPr>
+        <w:widowControl w:val="0"/>
+        <w:rPr>
+          <w:rFonts w:ascii="Apple Braille" w:hAnsi="Apple Braille"/>
+          <w:sz w:val="22"/>
+          <w:szCs w:val="22"/>
+        </w:rPr>
+      </w:pPr>
+      <w:r>
+        <w:rPr>
+          <w:rFonts w:ascii="SimSun" w:eastAsia="SimSun" w:hAnsi="SimSun" w:cs="SimSun" w:hint="eastAsia"/>
+          <w:sz w:val="22"/>
+          <w:szCs w:val="22"/>
+        </w:rPr>
+        <w:t>│</w:t>
+      </w:r>
+      <w:r>
+        <w:rPr>
+          <w:rFonts w:ascii="Apple Braille" w:hAnsi="Apple Braille"/>
+          <w:sz w:val="22"/>
+          <w:szCs w:val="22"/>
+        </w:rPr>
+        <w:t xml:space="preserve">   </w:t>
+      </w:r>
+      <w:r>
+        <w:rPr>
+          <w:rFonts w:ascii="SimSun" w:eastAsia="SimSun" w:hAnsi="SimSun" w:cs="SimSun" w:hint="eastAsia"/>
+          <w:sz w:val="22"/>
+          <w:szCs w:val="22"/>
+        </w:rPr>
+        <w:t>├</w:t>
+      </w:r>
+      <w:r>
+        <w:rPr>
+          <w:rFonts w:ascii="Times New Roman" w:hAnsi="Times New Roman" w:cs="Times New Roman"/>
+          <w:sz w:val="22"/>
+          <w:szCs w:val="22"/>
+        </w:rPr>
+        <w:t>──</w:t>
+      </w:r>
+      <w:r>
+        <w:rPr>
+          <w:rFonts w:ascii="Apple Braille" w:hAnsi="Apple Braille"/>
+          <w:sz w:val="22"/>
+          <w:szCs w:val="22"/>
+        </w:rPr>
+        <w:t xml:space="preserve"> catalog/</w:t>
+      </w:r>
+    </w:p>
+    <w:p>
+      <w:pPr>
+        <w:widowControl w:val="0"/>
+        <w:rPr>
+          <w:rFonts w:ascii="Apple Braille" w:hAnsi="Apple Braille"/>
+          <w:sz w:val="22"/>
+          <w:szCs w:val="22"/>
+        </w:rPr>
+      </w:pPr>
+      <w:r>
+        <w:rPr>
+          <w:rFonts w:ascii="SimSun" w:eastAsia="SimSun" w:hAnsi="SimSun" w:cs="SimSun" w:hint="eastAsia"/>
+          <w:sz w:val="22"/>
+          <w:szCs w:val="22"/>
+        </w:rPr>
+        <w:t>│</w:t>
+      </w:r>
+      <w:r>
+        <w:rPr>
+          <w:rFonts w:ascii="Apple Braille" w:hAnsi="Apple Braille"/>
+          <w:sz w:val="22"/>
+          <w:szCs w:val="22"/>
+        </w:rPr>
+        <w:t xml:space="preserve">   </w:t>
+      </w:r>
+      <w:r>
+        <w:rPr>
+          <w:rFonts w:ascii="SimSun" w:eastAsia="SimSun" w:hAnsi="SimSun" w:cs="SimSun" w:hint="eastAsia"/>
+          <w:sz w:val="22"/>
+          <w:szCs w:val="22"/>
+        </w:rPr>
+        <w:t>│</w:t>
+      </w:r>
+      <w:r>
+        <w:rPr>
+          <w:rFonts w:ascii="Apple Braille" w:hAnsi="Apple Braille"/>
+          <w:sz w:val="22"/>
+          <w:szCs w:val="22"/>
+        </w:rPr>
+        <w:t xml:space="preserve">   </w:t>
+      </w:r>
+      <w:r>
+        <w:rPr>
+          <w:rFonts w:ascii="SimSun" w:eastAsia="SimSun" w:hAnsi="SimSun" w:cs="SimSun" w:hint="eastAsia"/>
+          <w:sz w:val="22"/>
+          <w:szCs w:val="22"/>
+        </w:rPr>
+        <w:t>└</w:t>
+      </w:r>
+      <w:r>
+        <w:rPr>
+          <w:rFonts w:ascii="Times New Roman" w:hAnsi="Times New Roman" w:cs="Times New Roman"/>
+          <w:sz w:val="22"/>
+          <w:szCs w:val="22"/>
+        </w:rPr>
+        <w:t>──</w:t>
+      </w:r>
+      <w:r>
+        <w:rPr>
+          <w:rFonts w:ascii="Apple Braille" w:hAnsi="Apple Braille"/>
+          <w:sz w:val="22"/>
+          <w:szCs w:val="22"/>
+        </w:rPr>
+        <w:t xml:space="preserve"> Catalog.jsx</w:t>
+      </w:r>
+    </w:p>
+    <w:p>
+      <w:pPr>
+        <w:widowControl w:val="0"/>
+        <w:rPr>
+          <w:rFonts w:ascii="Apple Braille" w:hAnsi="Apple Braille"/>
+          <w:sz w:val="22"/>
+          <w:szCs w:val="22"/>
+        </w:rPr>
+      </w:pPr>
+      <w:r>
+        <w:rPr>
+          <w:rFonts w:ascii="SimSun" w:eastAsia="SimSun" w:hAnsi="SimSun" w:cs="SimSun" w:hint="eastAsia"/>
+          <w:sz w:val="22"/>
+          <w:szCs w:val="22"/>
         </w:rPr>
         <w:lastRenderedPageBreak/>
-        <w:t>3. Architecture</w:t>
-      </w:r>
-    </w:p>
-    <w:p>
-      <w:pPr>
-        <w:rPr>
-          <w:rFonts w:ascii="Apple Braille" w:hAnsi="Apple Braille"/>
-          <w:sz w:val="22"/>
-          <w:szCs w:val="22"/>
-        </w:rPr>
-      </w:pPr>
-      <w:r>
-        <w:rPr>
-          <w:rFonts w:ascii="Apple Braille" w:hAnsi="Apple Braille"/>
-          <w:sz w:val="22"/>
-          <w:szCs w:val="22"/>
-        </w:rPr>
-        <w:t>src/</w:t>
-      </w:r>
-    </w:p>
-    <w:p>
-      <w:pPr>
-        <w:rPr>
-          <w:rFonts w:ascii="Apple Braille" w:hAnsi="Apple Braille"/>
-          <w:sz w:val="22"/>
-          <w:szCs w:val="22"/>
-        </w:rPr>
-      </w:pPr>
+        <w:t>│</w:t>
+      </w:r>
+      <w:r>
+        <w:rPr>
+          <w:rFonts w:ascii="Apple Braille" w:hAnsi="Apple Braille"/>
+          <w:sz w:val="22"/>
+          <w:szCs w:val="22"/>
+        </w:rPr>
+        <w:t xml:space="preserve">   </w:t>
+      </w:r>
       <w:r>
         <w:rPr>
           <w:rFonts w:ascii="SimSun" w:eastAsia="SimSun" w:hAnsi="SimSun" w:cs="SimSun" w:hint="eastAsia"/>
           <w:sz w:val="22"/>
           <w:szCs w:val="22"/>
         </w:rPr>
+        <w:t>└</w:t>
+      </w:r>
+      <w:r>
+        <w:rPr>
+          <w:rFonts w:ascii="Times New Roman" w:hAnsi="Times New Roman" w:cs="Times New Roman"/>
+          <w:sz w:val="22"/>
+          <w:szCs w:val="22"/>
+        </w:rPr>
+        <w:t>──</w:t>
+      </w:r>
+      <w:r>
+        <w:rPr>
+          <w:rFonts w:ascii="Apple Braille" w:hAnsi="Apple Braille"/>
+          <w:sz w:val="22"/>
+          <w:szCs w:val="22"/>
+        </w:rPr>
+        <w:t xml:space="preserve"> dashboard/</w:t>
+      </w:r>
+    </w:p>
+    <w:p>
+      <w:pPr>
+        <w:widowControl w:val="0"/>
+        <w:rPr>
+          <w:rFonts w:ascii="Apple Braille" w:hAnsi="Apple Braille"/>
+          <w:sz w:val="22"/>
+          <w:szCs w:val="22"/>
+        </w:rPr>
+      </w:pPr>
+      <w:r>
+        <w:rPr>
+          <w:rFonts w:ascii="SimSun" w:eastAsia="SimSun" w:hAnsi="SimSun" w:cs="SimSun" w:hint="eastAsia"/>
+          <w:sz w:val="22"/>
+          <w:szCs w:val="22"/>
+        </w:rPr>
+        <w:t>│</w:t>
+      </w:r>
+      <w:r>
+        <w:rPr>
+          <w:rFonts w:ascii="Apple Braille" w:hAnsi="Apple Braille"/>
+          <w:sz w:val="22"/>
+          <w:szCs w:val="22"/>
+        </w:rPr>
+        <w:t xml:space="preserve">       </w:t>
+      </w:r>
+      <w:r>
+        <w:rPr>
+          <w:rFonts w:ascii="SimSun" w:eastAsia="SimSun" w:hAnsi="SimSun" w:cs="SimSun" w:hint="eastAsia"/>
+          <w:sz w:val="22"/>
+          <w:szCs w:val="22"/>
+        </w:rPr>
+        <w:t>└</w:t>
+      </w:r>
+      <w:r>
+        <w:rPr>
+          <w:rFonts w:ascii="Times New Roman" w:hAnsi="Times New Roman" w:cs="Times New Roman"/>
+          <w:sz w:val="22"/>
+          <w:szCs w:val="22"/>
+        </w:rPr>
+        <w:t>──</w:t>
+      </w:r>
+      <w:r>
+        <w:rPr>
+          <w:rFonts w:ascii="Apple Braille" w:hAnsi="Apple Braille"/>
+          <w:sz w:val="22"/>
+          <w:szCs w:val="22"/>
+        </w:rPr>
+        <w:t xml:space="preserve"> Dashboard.jsx</w:t>
+      </w:r>
+    </w:p>
+    <w:p>
+      <w:pPr>
+        <w:widowControl w:val="0"/>
+        <w:rPr>
+          <w:rFonts w:ascii="Apple Braille" w:hAnsi="Apple Braille"/>
+          <w:sz w:val="22"/>
+          <w:szCs w:val="22"/>
+        </w:rPr>
+      </w:pPr>
+      <w:r>
+        <w:rPr>
+          <w:rFonts w:ascii="SimSun" w:eastAsia="SimSun" w:hAnsi="SimSun" w:cs="SimSun" w:hint="eastAsia"/>
+          <w:sz w:val="22"/>
+          <w:szCs w:val="22"/>
+        </w:rPr>
         <w:t>├</w:t>
       </w:r>
       <w:r>
@@ -459,11 +1557,12 @@
           <w:sz w:val="22"/>
           <w:szCs w:val="22"/>
         </w:rPr>
-        <w:t xml:space="preserve"> api/</w:t>
-      </w:r>
-    </w:p>
-    <w:p>
-      <w:pPr>
+        <w:t xml:space="preserve"> services/</w:t>
+      </w:r>
+    </w:p>
+    <w:p>
+      <w:pPr>
+        <w:widowControl w:val="0"/>
         <w:rPr>
           <w:rFonts w:ascii="Apple Braille" w:hAnsi="Apple Braille"/>
           <w:sz w:val="22"/>
@@ -508,11 +1607,12 @@
           <w:sz w:val="22"/>
           <w:szCs w:val="22"/>
         </w:rPr>
-        <w:t xml:space="preserve"> axiosClient.js          # Axios instance + JWT interceptors</w:t>
-      </w:r>
-    </w:p>
-    <w:p>
-      <w:pPr>
+        <w:t xml:space="preserve"> tokenService.js         # localStorage token abstraction</w:t>
+      </w:r>
+    </w:p>
+    <w:p>
+      <w:pPr>
+        <w:widowControl w:val="0"/>
         <w:rPr>
           <w:rFonts w:ascii="Apple Braille" w:hAnsi="Apple Braille"/>
           <w:sz w:val="22"/>
@@ -525,7 +1625,7 @@
           <w:sz w:val="22"/>
           <w:szCs w:val="22"/>
         </w:rPr>
-        <w:t>├</w:t>
+        <w:t>└</w:t>
       </w:r>
       <w:r>
         <w:rPr>
@@ -541,1948 +1641,829 @@
           <w:sz w:val="22"/>
           <w:szCs w:val="22"/>
         </w:rPr>
-        <w:t xml:space="preserve"> components/</w:t>
-      </w:r>
-    </w:p>
-    <w:p>
-      <w:pPr>
-        <w:rPr>
-          <w:rFonts w:ascii="Apple Braille" w:hAnsi="Apple Braille"/>
-          <w:sz w:val="22"/>
-          <w:szCs w:val="22"/>
-        </w:rPr>
-      </w:pPr>
+        <w:t xml:space="preserve"> App.jsx                     # Router + Provider tree</w:t>
+      </w:r>
+      <w:r>
+        <w:rPr>
+          <w:rFonts w:ascii="Apple Braille" w:hAnsi="Apple Braille"/>
+          <w:sz w:val="22"/>
+          <w:szCs w:val="22"/>
+        </w:rPr>
+        <w:br/>
+      </w:r>
+      <w:r>
+        <w:rPr>
+          <w:rFonts w:ascii="Apple Braille" w:hAnsi="Apple Braille"/>
+          <w:sz w:val="22"/>
+          <w:szCs w:val="22"/>
+        </w:rPr>
+        <w:br/>
+      </w:r>
+    </w:p>
+    <w:p>
+      <w:pPr>
+        <w:pStyle w:val="Heading2"/>
+        <w:widowControl w:val="0"/>
+      </w:pPr>
+      <w:r>
+        <w:t>Components Description</w:t>
+      </w:r>
+    </w:p>
+    <w:p>
+      <w:pPr>
+        <w:pStyle w:val="Heading3"/>
+        <w:widowControl w:val="0"/>
+      </w:pPr>
+      <w:r>
+        <w:t>BookCard.jsx</w:t>
+      </w:r>
+    </w:p>
+    <w:p>
+      <w:pPr>
+        <w:widowControl w:val="0"/>
+        <w:rPr>
+          <w:rFonts w:ascii="Apple Braille" w:hAnsi="Apple Braille"/>
+          <w:sz w:val="28"/>
+          <w:szCs w:val="28"/>
+        </w:rPr>
+      </w:pPr>
+      <w:r>
+        <w:rPr>
+          <w:rFonts w:ascii="Apple Braille" w:hAnsi="Apple Braille"/>
+          <w:sz w:val="28"/>
+          <w:szCs w:val="28"/>
+        </w:rPr>
+        <w:t>Displays a single book. Reads isBorrowed() from BorrowContext to show correct state. Calls borrowBook() on click. Navigates to /login if user is not authenticated.</w:t>
+      </w:r>
+    </w:p>
+    <w:p>
+      <w:pPr>
+        <w:widowControl w:val="0"/>
+        <w:rPr>
+          <w:rFonts w:ascii="Apple Braille" w:hAnsi="Apple Braille"/>
+          <w:sz w:val="28"/>
+          <w:szCs w:val="28"/>
+        </w:rPr>
+      </w:pPr>
+    </w:p>
+    <w:p>
+      <w:pPr>
+        <w:pStyle w:val="Heading3"/>
+        <w:widowControl w:val="0"/>
+      </w:pPr>
+      <w:r>
+        <w:t>Catalog.jsx</w:t>
+      </w:r>
+    </w:p>
+    <w:p>
+      <w:pPr>
+        <w:widowControl w:val="0"/>
+        <w:rPr>
+          <w:rFonts w:ascii="Apple Braille" w:hAnsi="Apple Braille"/>
+          <w:sz w:val="28"/>
+          <w:szCs w:val="28"/>
+        </w:rPr>
+      </w:pPr>
+      <w:r>
+        <w:rPr>
+          <w:rFonts w:ascii="Apple Braille" w:hAnsi="Apple Braille"/>
+          <w:sz w:val="28"/>
+          <w:szCs w:val="28"/>
+        </w:rPr>
+        <w:t>Renders the full book list from useBooks hook. Passes each book to BookCard. Includes search input.</w:t>
+      </w:r>
+    </w:p>
+    <w:p>
+      <w:pPr>
+        <w:widowControl w:val="0"/>
+        <w:rPr>
+          <w:rFonts w:ascii="Apple Braille" w:hAnsi="Apple Braille"/>
+          <w:sz w:val="28"/>
+          <w:szCs w:val="28"/>
+        </w:rPr>
+      </w:pPr>
+    </w:p>
+    <w:p>
+      <w:pPr>
+        <w:pStyle w:val="Heading3"/>
+        <w:widowControl w:val="0"/>
+      </w:pPr>
+      <w:r>
+        <w:t>Dashboard.jsx</w:t>
+      </w:r>
+    </w:p>
+    <w:p>
+      <w:pPr>
+        <w:widowControl w:val="0"/>
+        <w:rPr>
+          <w:rFonts w:ascii="Apple Braille" w:hAnsi="Apple Braille"/>
+          <w:sz w:val="28"/>
+          <w:szCs w:val="28"/>
+        </w:rPr>
+      </w:pPr>
+      <w:r>
+        <w:rPr>
+          <w:rFonts w:ascii="Apple Braille" w:hAnsi="Apple Braille"/>
+          <w:sz w:val="28"/>
+          <w:szCs w:val="28"/>
+        </w:rPr>
+        <w:t>Reads borrowedBooks from BorrowContext. Displays borrow date (parsed from ISO string). Allows returning books via returnBook().</w:t>
+      </w:r>
+    </w:p>
+    <w:p>
+      <w:pPr>
+        <w:widowControl w:val="0"/>
+        <w:rPr>
+          <w:rFonts w:ascii="Apple Braille" w:hAnsi="Apple Braille"/>
+          <w:sz w:val="28"/>
+          <w:szCs w:val="28"/>
+        </w:rPr>
+      </w:pPr>
+    </w:p>
+    <w:p>
+      <w:pPr>
+        <w:pStyle w:val="Heading3"/>
+        <w:widowControl w:val="0"/>
+      </w:pPr>
+      <w:r>
+        <w:t>Layout.jsx</w:t>
+      </w:r>
+    </w:p>
+    <w:p>
+      <w:pPr>
+        <w:widowControl w:val="0"/>
+        <w:rPr>
+          <w:rFonts w:ascii="Apple Braille" w:hAnsi="Apple Braille"/>
+          <w:sz w:val="28"/>
+          <w:szCs w:val="28"/>
+        </w:rPr>
+      </w:pPr>
+      <w:r>
+        <w:rPr>
+          <w:rFonts w:ascii="Apple Braille" w:hAnsi="Apple Braille"/>
+          <w:sz w:val="28"/>
+          <w:szCs w:val="28"/>
+        </w:rPr>
+        <w:t>Shared shell: Header with nav links + user info, &lt;Outlet /&gt; for page content, Footer.</w:t>
+      </w:r>
+    </w:p>
+    <w:p>
+      <w:pPr>
+        <w:widowControl w:val="0"/>
+        <w:rPr>
+          <w:rFonts w:ascii="Apple Braille" w:hAnsi="Apple Braille"/>
+          <w:sz w:val="28"/>
+          <w:szCs w:val="28"/>
+        </w:rPr>
+      </w:pPr>
+    </w:p>
+    <w:p>
+      <w:pPr>
+        <w:pStyle w:val="Heading3"/>
+        <w:widowControl w:val="0"/>
+      </w:pPr>
+      <w:r>
+        <w:t>ProtectedRoute.jsx</w:t>
+      </w:r>
+    </w:p>
+    <w:p>
+      <w:pPr>
+        <w:widowControl w:val="0"/>
+        <w:rPr>
+          <w:rFonts w:ascii="Apple Braille" w:hAnsi="Apple Braille"/>
+          <w:sz w:val="28"/>
+          <w:szCs w:val="28"/>
+        </w:rPr>
+      </w:pPr>
+      <w:r>
+        <w:rPr>
+          <w:rFonts w:ascii="Apple Braille" w:hAnsi="Apple Braille"/>
+          <w:sz w:val="28"/>
+          <w:szCs w:val="28"/>
+        </w:rPr>
+        <w:t>Redirects unauthenticated users to /login. Shows nothing during loading to prevent flash.</w:t>
+      </w:r>
+    </w:p>
+    <w:p>
+      <w:pPr>
+        <w:widowControl w:val="0"/>
+        <w:rPr>
+          <w:rFonts w:ascii="Apple Braille" w:hAnsi="Apple Braille"/>
+        </w:rPr>
+      </w:pPr>
+      <w:r>
+        <w:rPr>
+          <w:rFonts w:ascii="Apple Braille" w:hAnsi="Apple Braille"/>
+        </w:rPr>
+        <w:lastRenderedPageBreak/>
+        <w:br/>
+      </w:r>
+      <w:r>
+        <w:rPr>
+          <w:rFonts w:ascii="Apple Braille" w:hAnsi="Apple Braille"/>
+        </w:rPr>
+        <w:br/>
+      </w:r>
+      <w:r>
+        <w:rPr>
+          <w:rFonts w:ascii="Apple Braille" w:hAnsi="Apple Braille"/>
+        </w:rPr>
+        <w:br/>
+      </w:r>
+      <w:r>
+        <w:rPr>
+          <w:rFonts w:ascii="Apple Braille" w:hAnsi="Apple Braille"/>
+        </w:rPr>
+        <w:br/>
+      </w:r>
+      <w:r>
+        <w:rPr>
+          <w:rFonts w:ascii="Apple Braille" w:hAnsi="Apple Braille"/>
+        </w:rPr>
+        <w:br/>
+      </w:r>
+      <w:r>
+        <w:rPr>
+          <w:rFonts w:ascii="Apple Braille" w:hAnsi="Apple Braille"/>
+        </w:rPr>
+        <w:br/>
+      </w:r>
+      <w:r>
+        <w:rPr>
+          <w:rFonts w:ascii="Apple Braille" w:hAnsi="Apple Braille"/>
+        </w:rPr>
+        <w:br/>
+      </w:r>
+      <w:r>
+        <w:rPr>
+          <w:rFonts w:ascii="Apple Braille" w:hAnsi="Apple Braille"/>
+        </w:rPr>
+        <w:br/>
+      </w:r>
+      <w:r>
+        <w:rPr>
+          <w:rFonts w:ascii="Apple Braille" w:hAnsi="Apple Braille"/>
+        </w:rPr>
+        <w:br/>
+      </w:r>
+      <w:r>
+        <w:rPr>
+          <w:rFonts w:ascii="Apple Braille" w:hAnsi="Apple Braille"/>
+        </w:rPr>
+        <w:br/>
+      </w:r>
+    </w:p>
+    <w:p>
+      <w:pPr>
+        <w:pStyle w:val="Heading2"/>
+      </w:pPr>
+      <w:r>
+        <w:t>Data Flow</w:t>
+      </w:r>
+    </w:p>
+    <w:p>
+      <w:pPr>
+        <w:widowControl w:val="0"/>
+        <w:rPr>
+          <w:rFonts w:ascii="Apple Braille" w:hAnsi="Apple Braille"/>
+          <w:sz w:val="28"/>
+          <w:szCs w:val="28"/>
+        </w:rPr>
+      </w:pPr>
+      <w:r>
+        <w:rPr>
+          <w:rFonts w:ascii="Apple Braille" w:hAnsi="Apple Braille"/>
+          <w:sz w:val="28"/>
+          <w:szCs w:val="28"/>
+        </w:rPr>
+        <w:t>useBooks (hook)</w:t>
+      </w:r>
+    </w:p>
+    <w:p>
+      <w:pPr>
+        <w:widowControl w:val="0"/>
+        <w:rPr>
+          <w:rFonts w:ascii="Apple Braille" w:hAnsi="Apple Braille"/>
+          <w:sz w:val="28"/>
+          <w:szCs w:val="28"/>
+        </w:rPr>
+      </w:pPr>
+      <w:r>
+        <w:rPr>
+          <w:rFonts w:ascii="Apple Braille" w:hAnsi="Apple Braille"/>
+          <w:sz w:val="28"/>
+          <w:szCs w:val="28"/>
+        </w:rPr>
+        <w:t xml:space="preserve">  </w:t>
+      </w:r>
       <w:r>
         <w:rPr>
           <w:rFonts w:ascii="SimSun" w:eastAsia="SimSun" w:hAnsi="SimSun" w:cs="SimSun" w:hint="eastAsia"/>
-          <w:sz w:val="22"/>
-          <w:szCs w:val="22"/>
-        </w:rPr>
-        <w:t>│</w:t>
-      </w:r>
-      <w:r>
-        <w:rPr>
-          <w:rFonts w:ascii="Apple Braille" w:hAnsi="Apple Braille"/>
-          <w:sz w:val="22"/>
-          <w:szCs w:val="22"/>
-        </w:rPr>
-        <w:t xml:space="preserve">   </w:t>
+          <w:sz w:val="28"/>
+          <w:szCs w:val="28"/>
+        </w:rPr>
+        <w:t>└</w:t>
+      </w:r>
+      <w:r>
+        <w:rPr>
+          <w:rFonts w:ascii="Times New Roman" w:hAnsi="Times New Roman" w:cs="Times New Roman"/>
+          <w:sz w:val="28"/>
+          <w:szCs w:val="28"/>
+        </w:rPr>
+        <w:t>──</w:t>
+      </w:r>
+      <w:r>
+        <w:rPr>
+          <w:rFonts w:ascii="Apple Braille" w:hAnsi="Apple Braille"/>
+          <w:sz w:val="28"/>
+          <w:szCs w:val="28"/>
+        </w:rPr>
+        <w:t xml:space="preserve"> MOCK_BOOKS array</w:t>
+      </w:r>
+    </w:p>
+    <w:p>
+      <w:pPr>
+        <w:widowControl w:val="0"/>
+        <w:rPr>
+          <w:rFonts w:ascii="Apple Braille" w:hAnsi="Apple Braille"/>
+          <w:sz w:val="28"/>
+          <w:szCs w:val="28"/>
+        </w:rPr>
+      </w:pPr>
+      <w:r>
+        <w:rPr>
+          <w:rFonts w:ascii="Apple Braille" w:hAnsi="Apple Braille"/>
+          <w:sz w:val="28"/>
+          <w:szCs w:val="28"/>
+        </w:rPr>
+        <w:t xml:space="preserve">        </w:t>
       </w:r>
       <w:r>
         <w:rPr>
           <w:rFonts w:ascii="SimSun" w:eastAsia="SimSun" w:hAnsi="SimSun" w:cs="SimSun" w:hint="eastAsia"/>
-          <w:sz w:val="22"/>
-          <w:szCs w:val="22"/>
-        </w:rPr>
-        <w:t>├</w:t>
+          <w:sz w:val="28"/>
+          <w:szCs w:val="28"/>
+        </w:rPr>
+        <w:t>└</w:t>
       </w:r>
       <w:r>
         <w:rPr>
           <w:rFonts w:ascii="Times New Roman" w:hAnsi="Times New Roman" w:cs="Times New Roman"/>
-          <w:sz w:val="22"/>
-          <w:szCs w:val="22"/>
+          <w:sz w:val="28"/>
+          <w:szCs w:val="28"/>
         </w:rPr>
         <w:t>──</w:t>
       </w:r>
       <w:r>
         <w:rPr>
           <w:rFonts w:ascii="Apple Braille" w:hAnsi="Apple Braille"/>
-          <w:sz w:val="22"/>
-          <w:szCs w:val="22"/>
-        </w:rPr>
-        <w:t xml:space="preserve"> books/</w:t>
-      </w:r>
-    </w:p>
-    <w:p>
-      <w:pPr>
-        <w:rPr>
-          <w:rFonts w:ascii="Apple Braille" w:hAnsi="Apple Braille"/>
-          <w:sz w:val="22"/>
-          <w:szCs w:val="22"/>
-        </w:rPr>
-      </w:pPr>
+          <w:sz w:val="28"/>
+          <w:szCs w:val="28"/>
+        </w:rPr>
+        <w:t xml:space="preserve"> Catalog.jsx</w:t>
+      </w:r>
+    </w:p>
+    <w:p>
+      <w:pPr>
+        <w:widowControl w:val="0"/>
+        <w:rPr>
+          <w:rFonts w:ascii="Apple Braille" w:hAnsi="Apple Braille"/>
+          <w:sz w:val="28"/>
+          <w:szCs w:val="28"/>
+        </w:rPr>
+      </w:pPr>
+      <w:r>
+        <w:rPr>
+          <w:rFonts w:ascii="Apple Braille" w:hAnsi="Apple Braille"/>
+          <w:sz w:val="28"/>
+          <w:szCs w:val="28"/>
+        </w:rPr>
+        <w:t xml:space="preserve">              </w:t>
+      </w:r>
       <w:r>
         <w:rPr>
           <w:rFonts w:ascii="SimSun" w:eastAsia="SimSun" w:hAnsi="SimSun" w:cs="SimSun" w:hint="eastAsia"/>
-          <w:sz w:val="22"/>
-          <w:szCs w:val="22"/>
-        </w:rPr>
-        <w:t>│</w:t>
-      </w:r>
-      <w:r>
-        <w:rPr>
-          <w:rFonts w:ascii="Apple Braille" w:hAnsi="Apple Braille"/>
-          <w:sz w:val="22"/>
-          <w:szCs w:val="22"/>
-        </w:rPr>
-        <w:t xml:space="preserve">   </w:t>
+          <w:sz w:val="28"/>
+          <w:szCs w:val="28"/>
+        </w:rPr>
+        <w:t>└</w:t>
+      </w:r>
+      <w:r>
+        <w:rPr>
+          <w:rFonts w:ascii="Times New Roman" w:hAnsi="Times New Roman" w:cs="Times New Roman"/>
+          <w:sz w:val="28"/>
+          <w:szCs w:val="28"/>
+        </w:rPr>
+        <w:t>──</w:t>
+      </w:r>
+      <w:r>
+        <w:rPr>
+          <w:rFonts w:ascii="Apple Braille" w:hAnsi="Apple Braille"/>
+          <w:sz w:val="28"/>
+          <w:szCs w:val="28"/>
+        </w:rPr>
+        <w:t xml:space="preserve"> BookCard.jsx</w:t>
+      </w:r>
+    </w:p>
+    <w:p>
+      <w:pPr>
+        <w:widowControl w:val="0"/>
+        <w:rPr>
+          <w:rFonts w:ascii="Apple Braille" w:hAnsi="Apple Braille"/>
+          <w:sz w:val="28"/>
+          <w:szCs w:val="28"/>
+        </w:rPr>
+      </w:pPr>
+      <w:r>
+        <w:rPr>
+          <w:rFonts w:ascii="Apple Braille" w:hAnsi="Apple Braille"/>
+          <w:sz w:val="28"/>
+          <w:szCs w:val="28"/>
+        </w:rPr>
+        <w:t xml:space="preserve">                    </w:t>
       </w:r>
       <w:r>
         <w:rPr>
           <w:rFonts w:ascii="SimSun" w:eastAsia="SimSun" w:hAnsi="SimSun" w:cs="SimSun" w:hint="eastAsia"/>
-          <w:sz w:val="22"/>
-          <w:szCs w:val="22"/>
-        </w:rPr>
-        <w:t>│</w:t>
-      </w:r>
-      <w:r>
-        <w:rPr>
-          <w:rFonts w:ascii="Apple Braille" w:hAnsi="Apple Braille"/>
-          <w:sz w:val="22"/>
-          <w:szCs w:val="22"/>
-        </w:rPr>
-        <w:t xml:space="preserve">   </w:t>
+          <w:sz w:val="28"/>
+          <w:szCs w:val="28"/>
+        </w:rPr>
+        <w:t>└</w:t>
+      </w:r>
+      <w:r>
+        <w:rPr>
+          <w:rFonts w:ascii="Times New Roman" w:hAnsi="Times New Roman" w:cs="Times New Roman"/>
+          <w:sz w:val="28"/>
+          <w:szCs w:val="28"/>
+        </w:rPr>
+        <w:t>──</w:t>
+      </w:r>
+      <w:r>
+        <w:rPr>
+          <w:rFonts w:ascii="Apple Braille" w:hAnsi="Apple Braille"/>
+          <w:sz w:val="28"/>
+          <w:szCs w:val="28"/>
+        </w:rPr>
+        <w:t xml:space="preserve"> useBorrow() </w:t>
+      </w:r>
+      <w:r>
+        <w:rPr>
+          <w:rFonts w:ascii="Times New Roman" w:hAnsi="Times New Roman" w:cs="Times New Roman"/>
+          <w:sz w:val="28"/>
+          <w:szCs w:val="28"/>
+        </w:rPr>
+        <w:t>→</w:t>
+      </w:r>
+      <w:r>
+        <w:rPr>
+          <w:rFonts w:ascii="Apple Braille" w:hAnsi="Apple Braille"/>
+          <w:sz w:val="28"/>
+          <w:szCs w:val="28"/>
+        </w:rPr>
+        <w:t xml:space="preserve"> borrowBook()</w:t>
+      </w:r>
+    </w:p>
+    <w:p>
+      <w:pPr>
+        <w:widowControl w:val="0"/>
+        <w:rPr>
+          <w:rFonts w:ascii="Apple Braille" w:hAnsi="Apple Braille"/>
+          <w:sz w:val="28"/>
+          <w:szCs w:val="28"/>
+        </w:rPr>
+      </w:pPr>
+      <w:r>
+        <w:rPr>
+          <w:rFonts w:ascii="Apple Braille" w:hAnsi="Apple Braille"/>
+          <w:sz w:val="28"/>
+          <w:szCs w:val="28"/>
+        </w:rPr>
+        <w:t xml:space="preserve">                          </w:t>
       </w:r>
       <w:r>
         <w:rPr>
           <w:rFonts w:ascii="SimSun" w:eastAsia="SimSun" w:hAnsi="SimSun" w:cs="SimSun" w:hint="eastAsia"/>
-          <w:sz w:val="22"/>
-          <w:szCs w:val="22"/>
+          <w:sz w:val="28"/>
+          <w:szCs w:val="28"/>
         </w:rPr>
         <w:t>└</w:t>
       </w:r>
       <w:r>
         <w:rPr>
           <w:rFonts w:ascii="Times New Roman" w:hAnsi="Times New Roman" w:cs="Times New Roman"/>
-          <w:sz w:val="22"/>
-          <w:szCs w:val="22"/>
+          <w:sz w:val="28"/>
+          <w:szCs w:val="28"/>
         </w:rPr>
         <w:t>──</w:t>
       </w:r>
       <w:r>
         <w:rPr>
           <w:rFonts w:ascii="Apple Braille" w:hAnsi="Apple Braille"/>
-          <w:sz w:val="22"/>
-          <w:szCs w:val="22"/>
-        </w:rPr>
-        <w:t xml:space="preserve"> BookCard.jsx        # Book display + borrow action</w:t>
-      </w:r>
-    </w:p>
-    <w:p>
-      <w:pPr>
-        <w:rPr>
-          <w:rFonts w:ascii="Apple Braille" w:hAnsi="Apple Braille"/>
-          <w:sz w:val="22"/>
-          <w:szCs w:val="22"/>
-        </w:rPr>
-      </w:pPr>
+          <w:sz w:val="28"/>
+          <w:szCs w:val="28"/>
+        </w:rPr>
+        <w:t xml:space="preserve"> BorrowContext state</w:t>
+      </w:r>
+    </w:p>
+    <w:p>
+      <w:pPr>
+        <w:widowControl w:val="0"/>
+        <w:rPr>
+          <w:rFonts w:ascii="Apple Braille" w:hAnsi="Apple Braille"/>
+          <w:sz w:val="28"/>
+          <w:szCs w:val="28"/>
+        </w:rPr>
+      </w:pPr>
+      <w:r>
+        <w:rPr>
+          <w:rFonts w:ascii="Apple Braille" w:hAnsi="Apple Braille"/>
+          <w:sz w:val="28"/>
+          <w:szCs w:val="28"/>
+        </w:rPr>
+        <w:t xml:space="preserve">                                </w:t>
+      </w:r>
       <w:r>
         <w:rPr>
           <w:rFonts w:ascii="SimSun" w:eastAsia="SimSun" w:hAnsi="SimSun" w:cs="SimSun" w:hint="eastAsia"/>
-          <w:sz w:val="22"/>
-          <w:szCs w:val="22"/>
-        </w:rPr>
-        <w:t>│</w:t>
-      </w:r>
-      <w:r>
-        <w:rPr>
-          <w:rFonts w:ascii="Apple Braille" w:hAnsi="Apple Braille"/>
-          <w:sz w:val="22"/>
-          <w:szCs w:val="22"/>
-        </w:rPr>
-        <w:t xml:space="preserve">   </w:t>
+          <w:sz w:val="28"/>
+          <w:szCs w:val="28"/>
+        </w:rPr>
+        <w:t>└</w:t>
+      </w:r>
+      <w:r>
+        <w:rPr>
+          <w:rFonts w:ascii="Times New Roman" w:hAnsi="Times New Roman" w:cs="Times New Roman"/>
+          <w:sz w:val="28"/>
+          <w:szCs w:val="28"/>
+        </w:rPr>
+        <w:t>──</w:t>
+      </w:r>
+      <w:r>
+        <w:rPr>
+          <w:rFonts w:ascii="Apple Braille" w:hAnsi="Apple Braille"/>
+          <w:sz w:val="28"/>
+          <w:szCs w:val="28"/>
+        </w:rPr>
+        <w:t xml:space="preserve"> localStorage</w:t>
+      </w:r>
+    </w:p>
+    <w:p>
+      <w:pPr>
+        <w:widowControl w:val="0"/>
+        <w:rPr>
+          <w:rFonts w:ascii="Apple Braille" w:hAnsi="Apple Braille"/>
+          <w:sz w:val="28"/>
+          <w:szCs w:val="28"/>
+        </w:rPr>
+      </w:pPr>
+      <w:r>
+        <w:rPr>
+          <w:rFonts w:ascii="Apple Braille" w:hAnsi="Apple Braille"/>
+          <w:sz w:val="28"/>
+          <w:szCs w:val="28"/>
+        </w:rPr>
+        <w:t xml:space="preserve">                                      </w:t>
       </w:r>
       <w:r>
         <w:rPr>
           <w:rFonts w:ascii="SimSun" w:eastAsia="SimSun" w:hAnsi="SimSun" w:cs="SimSun" w:hint="eastAsia"/>
-          <w:sz w:val="22"/>
-          <w:szCs w:val="22"/>
-        </w:rPr>
-        <w:t>├</w:t>
+          <w:sz w:val="28"/>
+          <w:szCs w:val="28"/>
+        </w:rPr>
+        <w:t>└</w:t>
       </w:r>
       <w:r>
         <w:rPr>
           <w:rFonts w:ascii="Times New Roman" w:hAnsi="Times New Roman" w:cs="Times New Roman"/>
-          <w:sz w:val="22"/>
-          <w:szCs w:val="22"/>
+          <w:sz w:val="28"/>
+          <w:szCs w:val="28"/>
         </w:rPr>
         <w:t>──</w:t>
       </w:r>
       <w:r>
         <w:rPr>
           <w:rFonts w:ascii="Apple Braille" w:hAnsi="Apple Braille"/>
-          <w:sz w:val="22"/>
-          <w:szCs w:val="22"/>
-        </w:rPr>
-        <w:t xml:space="preserve"> layout/</w:t>
-      </w:r>
-    </w:p>
-    <w:p>
-      <w:pPr>
-        <w:rPr>
-          <w:rFonts w:ascii="Apple Braille" w:hAnsi="Apple Braille"/>
-          <w:sz w:val="22"/>
-          <w:szCs w:val="22"/>
-        </w:rPr>
-      </w:pPr>
-      <w:r>
-        <w:rPr>
-          <w:rFonts w:ascii="SimSun" w:eastAsia="SimSun" w:hAnsi="SimSun" w:cs="SimSun" w:hint="eastAsia"/>
-          <w:sz w:val="22"/>
-          <w:szCs w:val="22"/>
-        </w:rPr>
-        <w:t>│</w:t>
-      </w:r>
-      <w:r>
-        <w:rPr>
-          <w:rFonts w:ascii="Apple Braille" w:hAnsi="Apple Braille"/>
-          <w:sz w:val="22"/>
-          <w:szCs w:val="22"/>
-        </w:rPr>
-        <w:t xml:space="preserve">   </w:t>
-      </w:r>
-      <w:r>
-        <w:rPr>
-          <w:rFonts w:ascii="SimSun" w:eastAsia="SimSun" w:hAnsi="SimSun" w:cs="SimSun" w:hint="eastAsia"/>
-          <w:sz w:val="22"/>
-          <w:szCs w:val="22"/>
-        </w:rPr>
-        <w:t>│</w:t>
-      </w:r>
-      <w:r>
-        <w:rPr>
-          <w:rFonts w:ascii="Apple Braille" w:hAnsi="Apple Braille"/>
-          <w:sz w:val="22"/>
-          <w:szCs w:val="22"/>
-        </w:rPr>
-        <w:t xml:space="preserve">   </w:t>
-      </w:r>
-      <w:r>
-        <w:rPr>
-          <w:rFonts w:ascii="SimSun" w:eastAsia="SimSun" w:hAnsi="SimSun" w:cs="SimSun" w:hint="eastAsia"/>
-          <w:sz w:val="22"/>
-          <w:szCs w:val="22"/>
-        </w:rPr>
-        <w:t>└</w:t>
+          <w:sz w:val="28"/>
+          <w:szCs w:val="28"/>
+        </w:rPr>
+        <w:t xml:space="preserve"> Dashboard.jsx reads borrowedBooks</w:t>
+      </w:r>
+    </w:p>
+    <w:p>
+      <w:pPr>
+        <w:widowControl w:val="0"/>
+        <w:rPr>
+          <w:rFonts w:ascii="Apple Braille" w:hAnsi="Apple Braille"/>
+          <w:sz w:val="28"/>
+          <w:szCs w:val="28"/>
+        </w:rPr>
+      </w:pPr>
+      <w:r>
+        <w:rPr>
+          <w:rFonts w:ascii="Apple Braille" w:hAnsi="Apple Braille"/>
+          <w:sz w:val="28"/>
+          <w:szCs w:val="28"/>
+        </w:rPr>
+        <w:t>Auth flow:</w:t>
+      </w:r>
+    </w:p>
+    <w:p>
+      <w:pPr>
+        <w:widowControl w:val="0"/>
+        <w:rPr>
+          <w:rFonts w:ascii="Apple Braille" w:hAnsi="Apple Braille"/>
+          <w:sz w:val="28"/>
+          <w:szCs w:val="28"/>
+        </w:rPr>
+      </w:pPr>
+      <w:r>
+        <w:rPr>
+          <w:rFonts w:ascii="Apple Braille" w:hAnsi="Apple Braille"/>
+          <w:sz w:val="28"/>
+          <w:szCs w:val="28"/>
+        </w:rPr>
+        <w:t xml:space="preserve">Login.jsx </w:t>
       </w:r>
       <w:r>
         <w:rPr>
           <w:rFonts w:ascii="Times New Roman" w:hAnsi="Times New Roman" w:cs="Times New Roman"/>
-          <w:sz w:val="22"/>
-          <w:szCs w:val="22"/>
-        </w:rPr>
-        <w:t>──</w:t>
-      </w:r>
-      <w:r>
-        <w:rPr>
-          <w:rFonts w:ascii="Apple Braille" w:hAnsi="Apple Braille"/>
-          <w:sz w:val="22"/>
-          <w:szCs w:val="22"/>
-        </w:rPr>
-        <w:t xml:space="preserve"> Layout.jsx          # Header, footer, &lt;Outlet /&gt;</w:t>
-      </w:r>
-    </w:p>
-    <w:p>
-      <w:pPr>
-        <w:rPr>
-          <w:rFonts w:ascii="Apple Braille" w:hAnsi="Apple Braille"/>
-          <w:sz w:val="22"/>
-          <w:szCs w:val="22"/>
-        </w:rPr>
-      </w:pPr>
-      <w:r>
-        <w:rPr>
-          <w:rFonts w:ascii="SimSun" w:eastAsia="SimSun" w:hAnsi="SimSun" w:cs="SimSun" w:hint="eastAsia"/>
-          <w:sz w:val="22"/>
-          <w:szCs w:val="22"/>
-        </w:rPr>
-        <w:t>│</w:t>
-      </w:r>
-      <w:r>
-        <w:rPr>
-          <w:rFonts w:ascii="Apple Braille" w:hAnsi="Apple Braille"/>
-          <w:sz w:val="22"/>
-          <w:szCs w:val="22"/>
-        </w:rPr>
-        <w:t xml:space="preserve">   </w:t>
-      </w:r>
-      <w:r>
-        <w:rPr>
-          <w:rFonts w:ascii="SimSun" w:eastAsia="SimSun" w:hAnsi="SimSun" w:cs="SimSun" w:hint="eastAsia"/>
-          <w:sz w:val="22"/>
-          <w:szCs w:val="22"/>
-        </w:rPr>
-        <w:t>└</w:t>
+          <w:sz w:val="28"/>
+          <w:szCs w:val="28"/>
+        </w:rPr>
+        <w:t>→</w:t>
+      </w:r>
+      <w:r>
+        <w:rPr>
+          <w:rFonts w:ascii="Apple Braille" w:hAnsi="Apple Braille"/>
+          <w:sz w:val="28"/>
+          <w:szCs w:val="28"/>
+        </w:rPr>
+        <w:t xml:space="preserve"> useAuth().login() </w:t>
       </w:r>
       <w:r>
         <w:rPr>
           <w:rFonts w:ascii="Times New Roman" w:hAnsi="Times New Roman" w:cs="Times New Roman"/>
-          <w:sz w:val="22"/>
-          <w:szCs w:val="22"/>
-        </w:rPr>
-        <w:t>──</w:t>
-      </w:r>
-      <w:r>
-        <w:rPr>
-          <w:rFonts w:ascii="Apple Braille" w:hAnsi="Apple Braille"/>
-          <w:sz w:val="22"/>
-          <w:szCs w:val="22"/>
-        </w:rPr>
-        <w:t xml:space="preserve"> routing/</w:t>
-      </w:r>
-    </w:p>
-    <w:p>
-      <w:pPr>
-        <w:rPr>
-          <w:rFonts w:ascii="Apple Braille" w:hAnsi="Apple Braille"/>
-          <w:sz w:val="22"/>
-          <w:szCs w:val="22"/>
-        </w:rPr>
-      </w:pPr>
-      <w:r>
-        <w:rPr>
-          <w:rFonts w:ascii="SimSun" w:eastAsia="SimSun" w:hAnsi="SimSun" w:cs="SimSun" w:hint="eastAsia"/>
-          <w:sz w:val="22"/>
-          <w:szCs w:val="22"/>
-        </w:rPr>
-        <w:t>│</w:t>
-      </w:r>
-      <w:r>
-        <w:rPr>
-          <w:rFonts w:ascii="Apple Braille" w:hAnsi="Apple Braille"/>
-          <w:sz w:val="22"/>
-          <w:szCs w:val="22"/>
-        </w:rPr>
-        <w:t xml:space="preserve">       </w:t>
-      </w:r>
-      <w:r>
-        <w:rPr>
-          <w:rFonts w:ascii="SimSun" w:eastAsia="SimSun" w:hAnsi="SimSun" w:cs="SimSun" w:hint="eastAsia"/>
-          <w:sz w:val="22"/>
-          <w:szCs w:val="22"/>
-        </w:rPr>
-        <w:t>└</w:t>
+          <w:sz w:val="28"/>
+          <w:szCs w:val="28"/>
+        </w:rPr>
+        <w:t>→</w:t>
+      </w:r>
+      <w:r>
+        <w:rPr>
+          <w:rFonts w:ascii="Apple Braille" w:hAnsi="Apple Braille"/>
+          <w:sz w:val="28"/>
+          <w:szCs w:val="28"/>
+        </w:rPr>
+        <w:t xml:space="preserve"> AuthContext</w:t>
+      </w:r>
+    </w:p>
+    <w:p>
+      <w:pPr>
+        <w:widowControl w:val="0"/>
+        <w:rPr>
+          <w:rFonts w:ascii="Apple Braille" w:hAnsi="Apple Braille"/>
+          <w:sz w:val="28"/>
+          <w:szCs w:val="28"/>
+        </w:rPr>
+      </w:pPr>
+      <w:r>
+        <w:rPr>
+          <w:rFonts w:ascii="Apple Braille" w:hAnsi="Apple Braille"/>
+          <w:sz w:val="28"/>
+          <w:szCs w:val="28"/>
+        </w:rPr>
+        <w:t xml:space="preserve">  </w:t>
       </w:r>
       <w:r>
         <w:rPr>
           <w:rFonts w:ascii="Times New Roman" w:hAnsi="Times New Roman" w:cs="Times New Roman"/>
-          <w:sz w:val="22"/>
-          <w:szCs w:val="22"/>
-        </w:rPr>
-        <w:t>──</w:t>
-      </w:r>
-      <w:r>
-        <w:rPr>
-          <w:rFonts w:ascii="Apple Braille" w:hAnsi="Apple Braille"/>
-          <w:sz w:val="22"/>
-          <w:szCs w:val="22"/>
-        </w:rPr>
-        <w:t xml:space="preserve"> ProtectedRoute.jsx  # Auth guard</w:t>
-      </w:r>
-    </w:p>
-    <w:p>
-      <w:pPr>
-        <w:rPr>
-          <w:rFonts w:ascii="Apple Braille" w:hAnsi="Apple Braille"/>
-          <w:sz w:val="22"/>
-          <w:szCs w:val="22"/>
-        </w:rPr>
-      </w:pPr>
-      <w:r>
-        <w:rPr>
-          <w:rFonts w:ascii="SimSun" w:eastAsia="SimSun" w:hAnsi="SimSun" w:cs="SimSun" w:hint="eastAsia"/>
-          <w:sz w:val="22"/>
-          <w:szCs w:val="22"/>
-        </w:rPr>
-        <w:t>├</w:t>
+          <w:sz w:val="28"/>
+          <w:szCs w:val="28"/>
+        </w:rPr>
+        <w:t>→</w:t>
+      </w:r>
+      <w:r>
+        <w:rPr>
+          <w:rFonts w:ascii="Apple Braille" w:hAnsi="Apple Braille"/>
+          <w:sz w:val="28"/>
+          <w:szCs w:val="28"/>
+        </w:rPr>
+        <w:t xml:space="preserve"> validates against localStorage['library_users']</w:t>
+      </w:r>
+    </w:p>
+    <w:p>
+      <w:pPr>
+        <w:widowControl w:val="0"/>
+        <w:rPr>
+          <w:rFonts w:ascii="Apple Braille" w:hAnsi="Apple Braille"/>
+          <w:sz w:val="28"/>
+          <w:szCs w:val="28"/>
+        </w:rPr>
+      </w:pPr>
+      <w:r>
+        <w:rPr>
+          <w:rFonts w:ascii="Apple Braille" w:hAnsi="Apple Braille"/>
+          <w:sz w:val="28"/>
+          <w:szCs w:val="28"/>
+        </w:rPr>
+        <w:t xml:space="preserve">  </w:t>
       </w:r>
       <w:r>
         <w:rPr>
           <w:rFonts w:ascii="Times New Roman" w:hAnsi="Times New Roman" w:cs="Times New Roman"/>
-          <w:sz w:val="22"/>
-          <w:szCs w:val="22"/>
-        </w:rPr>
-        <w:t>──</w:t>
-      </w:r>
-      <w:r>
-        <w:rPr>
-          <w:rFonts w:ascii="Apple Braille" w:hAnsi="Apple Braille"/>
-          <w:sz w:val="22"/>
-          <w:szCs w:val="22"/>
-        </w:rPr>
-        <w:t xml:space="preserve"> context/</w:t>
-      </w:r>
-    </w:p>
-    <w:p>
-      <w:pPr>
-        <w:rPr>
-          <w:rFonts w:ascii="Apple Braille" w:hAnsi="Apple Braille"/>
-          <w:sz w:val="22"/>
-          <w:szCs w:val="22"/>
-        </w:rPr>
-      </w:pPr>
-      <w:r>
-        <w:rPr>
-          <w:rFonts w:ascii="SimSun" w:eastAsia="SimSun" w:hAnsi="SimSun" w:cs="SimSun" w:hint="eastAsia"/>
-          <w:sz w:val="22"/>
-          <w:szCs w:val="22"/>
-        </w:rPr>
-        <w:t>│</w:t>
-      </w:r>
-      <w:r>
-        <w:rPr>
-          <w:rFonts w:ascii="Apple Braille" w:hAnsi="Apple Braille"/>
-          <w:sz w:val="22"/>
-          <w:szCs w:val="22"/>
-        </w:rPr>
-        <w:t xml:space="preserve">   </w:t>
-      </w:r>
-      <w:r>
-        <w:rPr>
-          <w:rFonts w:ascii="SimSun" w:eastAsia="SimSun" w:hAnsi="SimSun" w:cs="SimSun" w:hint="eastAsia"/>
-          <w:sz w:val="22"/>
-          <w:szCs w:val="22"/>
-        </w:rPr>
-        <w:t>├</w:t>
+          <w:sz w:val="28"/>
+          <w:szCs w:val="28"/>
+        </w:rPr>
+        <w:t>→</w:t>
+      </w:r>
+      <w:r>
+        <w:rPr>
+          <w:rFonts w:ascii="Apple Braille" w:hAnsi="Apple Braille"/>
+          <w:sz w:val="28"/>
+          <w:szCs w:val="28"/>
+        </w:rPr>
+        <w:t xml:space="preserve"> tokenService.setTokens()</w:t>
+      </w:r>
+    </w:p>
+    <w:p>
+      <w:pPr>
+        <w:widowControl w:val="0"/>
+        <w:rPr>
+          <w:rFonts w:ascii="Apple Braille" w:hAnsi="Apple Braille"/>
+          <w:sz w:val="28"/>
+          <w:szCs w:val="28"/>
+        </w:rPr>
+      </w:pPr>
+      <w:r>
+        <w:rPr>
+          <w:rFonts w:ascii="Apple Braille" w:hAnsi="Apple Braille"/>
+          <w:sz w:val="28"/>
+          <w:szCs w:val="28"/>
+        </w:rPr>
+        <w:t xml:space="preserve">  </w:t>
       </w:r>
       <w:r>
         <w:rPr>
           <w:rFonts w:ascii="Times New Roman" w:hAnsi="Times New Roman" w:cs="Times New Roman"/>
-          <w:sz w:val="22"/>
-          <w:szCs w:val="22"/>
-        </w:rPr>
-        <w:t>──</w:t>
-      </w:r>
-      <w:r>
-        <w:rPr>
-          <w:rFonts w:ascii="Apple Braille" w:hAnsi="Apple Braille"/>
-          <w:sz w:val="22"/>
-          <w:szCs w:val="22"/>
-        </w:rPr>
-        <w:t xml:space="preserve"> AuthContext.jsx         # User state, login, register, logout</w:t>
-      </w:r>
-    </w:p>
-    <w:p>
-      <w:pPr>
-        <w:rPr>
-          <w:rFonts w:ascii="Apple Braille" w:hAnsi="Apple Braille"/>
-          <w:sz w:val="22"/>
-          <w:szCs w:val="22"/>
-        </w:rPr>
-      </w:pPr>
-      <w:r>
-        <w:rPr>
-          <w:rFonts w:ascii="SimSun" w:eastAsia="SimSun" w:hAnsi="SimSun" w:cs="SimSun" w:hint="eastAsia"/>
-          <w:sz w:val="22"/>
-          <w:szCs w:val="22"/>
-        </w:rPr>
-        <w:t>│</w:t>
-      </w:r>
-      <w:r>
-        <w:rPr>
-          <w:rFonts w:ascii="Apple Braille" w:hAnsi="Apple Braille"/>
-          <w:sz w:val="22"/>
-          <w:szCs w:val="22"/>
-        </w:rPr>
-        <w:t xml:space="preserve">   </w:t>
-      </w:r>
-      <w:r>
-        <w:rPr>
-          <w:rFonts w:ascii="SimSun" w:eastAsia="SimSun" w:hAnsi="SimSun" w:cs="SimSun" w:hint="eastAsia"/>
-          <w:sz w:val="22"/>
-          <w:szCs w:val="22"/>
-        </w:rPr>
-        <w:t>└</w:t>
+          <w:sz w:val="28"/>
+          <w:szCs w:val="28"/>
+        </w:rPr>
+        <w:t>→</w:t>
+      </w:r>
+      <w:r>
+        <w:rPr>
+          <w:rFonts w:ascii="Apple Braille" w:hAnsi="Apple Braille"/>
+          <w:sz w:val="28"/>
+          <w:szCs w:val="28"/>
+        </w:rPr>
+        <w:t xml:space="preserve"> localStorage['activeUser']</w:t>
+      </w:r>
+    </w:p>
+    <w:p>
+      <w:pPr>
+        <w:widowControl w:val="0"/>
+        <w:rPr>
+          <w:rFonts w:ascii="Apple Braille" w:hAnsi="Apple Braille"/>
+          <w:sz w:val="28"/>
+          <w:szCs w:val="28"/>
+        </w:rPr>
+      </w:pPr>
+      <w:r>
+        <w:rPr>
+          <w:rFonts w:ascii="Apple Braille" w:hAnsi="Apple Braille"/>
+          <w:sz w:val="28"/>
+          <w:szCs w:val="28"/>
+        </w:rPr>
+        <w:t xml:space="preserve">  </w:t>
       </w:r>
       <w:r>
         <w:rPr>
           <w:rFonts w:ascii="Times New Roman" w:hAnsi="Times New Roman" w:cs="Times New Roman"/>
-          <w:sz w:val="22"/>
-          <w:szCs w:val="22"/>
-        </w:rPr>
-        <w:t>──</w:t>
-      </w:r>
-      <w:r>
-        <w:rPr>
-          <w:rFonts w:ascii="Apple Braille" w:hAnsi="Apple Braille"/>
-          <w:sz w:val="22"/>
-          <w:szCs w:val="22"/>
-        </w:rPr>
-        <w:t xml:space="preserve"> BorrowContext.jsx       # Borrow state + localStorage persistence</w:t>
-      </w:r>
-    </w:p>
-    <w:p>
-      <w:pPr>
-        <w:rPr>
-          <w:rFonts w:ascii="Apple Braille" w:hAnsi="Apple Braille"/>
-          <w:sz w:val="22"/>
-          <w:szCs w:val="22"/>
-        </w:rPr>
-      </w:pPr>
-      <w:r>
-        <w:rPr>
-          <w:rFonts w:ascii="SimSun" w:eastAsia="SimSun" w:hAnsi="SimSun" w:cs="SimSun" w:hint="eastAsia"/>
-          <w:sz w:val="22"/>
-          <w:szCs w:val="22"/>
-        </w:rPr>
-        <w:t>├</w:t>
-      </w:r>
-      <w:r>
-        <w:rPr>
-          <w:rFonts w:ascii="Times New Roman" w:hAnsi="Times New Roman" w:cs="Times New Roman"/>
-          <w:sz w:val="22"/>
-          <w:szCs w:val="22"/>
-        </w:rPr>
-        <w:t>──</w:t>
-      </w:r>
-      <w:r>
-        <w:rPr>
-          <w:rFonts w:ascii="Apple Braille" w:hAnsi="Apple Braille"/>
-          <w:sz w:val="22"/>
-          <w:szCs w:val="22"/>
-        </w:rPr>
-        <w:t xml:space="preserve"> hooks/</w:t>
-      </w:r>
-    </w:p>
-    <w:p>
-      <w:pPr>
-        <w:rPr>
-          <w:rFonts w:ascii="Apple Braille" w:hAnsi="Apple Braille"/>
-          <w:sz w:val="22"/>
-          <w:szCs w:val="22"/>
-        </w:rPr>
-      </w:pPr>
-      <w:r>
-        <w:rPr>
-          <w:rFonts w:ascii="SimSun" w:eastAsia="SimSun" w:hAnsi="SimSun" w:cs="SimSun" w:hint="eastAsia"/>
-          <w:sz w:val="22"/>
-          <w:szCs w:val="22"/>
-        </w:rPr>
-        <w:t>│</w:t>
-      </w:r>
-      <w:r>
-        <w:rPr>
-          <w:rFonts w:ascii="Apple Braille" w:hAnsi="Apple Braille"/>
-          <w:sz w:val="22"/>
-          <w:szCs w:val="22"/>
-        </w:rPr>
-        <w:t xml:space="preserve">   </w:t>
-      </w:r>
-      <w:r>
-        <w:rPr>
-          <w:rFonts w:ascii="SimSun" w:eastAsia="SimSun" w:hAnsi="SimSun" w:cs="SimSun" w:hint="eastAsia"/>
-          <w:sz w:val="22"/>
-          <w:szCs w:val="22"/>
-        </w:rPr>
-        <w:t>└</w:t>
-      </w:r>
-      <w:r>
-        <w:rPr>
-          <w:rFonts w:ascii="Times New Roman" w:hAnsi="Times New Roman" w:cs="Times New Roman"/>
-          <w:sz w:val="22"/>
-          <w:szCs w:val="22"/>
-        </w:rPr>
-        <w:t>──</w:t>
-      </w:r>
-      <w:r>
-        <w:rPr>
-          <w:rFonts w:ascii="Apple Braille" w:hAnsi="Apple Braille"/>
-          <w:sz w:val="22"/>
-          <w:szCs w:val="22"/>
-        </w:rPr>
-        <w:t xml:space="preserve"> useBooks.js             # Book data + search filter</w:t>
-      </w:r>
-    </w:p>
-    <w:p>
-      <w:pPr>
-        <w:rPr>
-          <w:rFonts w:ascii="Apple Braille" w:hAnsi="Apple Braille"/>
-          <w:sz w:val="22"/>
-          <w:szCs w:val="22"/>
-        </w:rPr>
-      </w:pPr>
-      <w:r>
-        <w:rPr>
-          <w:rFonts w:ascii="SimSun" w:eastAsia="SimSun" w:hAnsi="SimSun" w:cs="SimSun" w:hint="eastAsia"/>
-          <w:sz w:val="22"/>
-          <w:szCs w:val="22"/>
-        </w:rPr>
-        <w:t>├</w:t>
-      </w:r>
-      <w:r>
-        <w:rPr>
-          <w:rFonts w:ascii="Times New Roman" w:hAnsi="Times New Roman" w:cs="Times New Roman"/>
-          <w:sz w:val="22"/>
-          <w:szCs w:val="22"/>
-        </w:rPr>
-        <w:t>──</w:t>
-      </w:r>
-      <w:r>
-        <w:rPr>
-          <w:rFonts w:ascii="Apple Braille" w:hAnsi="Apple Braille"/>
-          <w:sz w:val="22"/>
-          <w:szCs w:val="22"/>
-        </w:rPr>
-        <w:t xml:space="preserve"> pages/</w:t>
-      </w:r>
-    </w:p>
-    <w:p>
-      <w:pPr>
-        <w:rPr>
-          <w:rFonts w:ascii="Apple Braille" w:hAnsi="Apple Braille"/>
-          <w:sz w:val="22"/>
-          <w:szCs w:val="22"/>
-        </w:rPr>
-      </w:pPr>
-      <w:r>
-        <w:rPr>
-          <w:rFonts w:ascii="SimSun" w:eastAsia="SimSun" w:hAnsi="SimSun" w:cs="SimSun" w:hint="eastAsia"/>
-          <w:sz w:val="22"/>
-          <w:szCs w:val="22"/>
-        </w:rPr>
-        <w:t>│</w:t>
-      </w:r>
-      <w:r>
-        <w:rPr>
-          <w:rFonts w:ascii="Apple Braille" w:hAnsi="Apple Braille"/>
-          <w:sz w:val="22"/>
-          <w:szCs w:val="22"/>
-        </w:rPr>
-        <w:t xml:space="preserve">   </w:t>
-      </w:r>
-      <w:r>
-        <w:rPr>
-          <w:rFonts w:ascii="SimSun" w:eastAsia="SimSun" w:hAnsi="SimSun" w:cs="SimSun" w:hint="eastAsia"/>
-          <w:sz w:val="22"/>
-          <w:szCs w:val="22"/>
-        </w:rPr>
-        <w:t>├</w:t>
-      </w:r>
-      <w:r>
-        <w:rPr>
-          <w:rFonts w:ascii="Times New Roman" w:hAnsi="Times New Roman" w:cs="Times New Roman"/>
-          <w:sz w:val="22"/>
-          <w:szCs w:val="22"/>
-        </w:rPr>
-        <w:t>──</w:t>
-      </w:r>
-      <w:r>
-        <w:rPr>
-          <w:rFonts w:ascii="Apple Braille" w:hAnsi="Apple Braille"/>
-          <w:sz w:val="22"/>
-          <w:szCs w:val="22"/>
-        </w:rPr>
-        <w:t xml:space="preserve"> auth/</w:t>
-      </w:r>
-    </w:p>
-    <w:p>
-      <w:pPr>
-        <w:rPr>
-          <w:rFonts w:ascii="Apple Braille" w:hAnsi="Apple Braille"/>
-          <w:sz w:val="22"/>
-          <w:szCs w:val="22"/>
-        </w:rPr>
-      </w:pPr>
-      <w:r>
-        <w:rPr>
-          <w:rFonts w:ascii="SimSun" w:eastAsia="SimSun" w:hAnsi="SimSun" w:cs="SimSun" w:hint="eastAsia"/>
-          <w:sz w:val="22"/>
-          <w:szCs w:val="22"/>
-        </w:rPr>
-        <w:t>│</w:t>
-      </w:r>
-      <w:r>
-        <w:rPr>
-          <w:rFonts w:ascii="Apple Braille" w:hAnsi="Apple Braille"/>
-          <w:sz w:val="22"/>
-          <w:szCs w:val="22"/>
-        </w:rPr>
-        <w:t xml:space="preserve">   </w:t>
-      </w:r>
-      <w:r>
-        <w:rPr>
-          <w:rFonts w:ascii="SimSun" w:eastAsia="SimSun" w:hAnsi="SimSun" w:cs="SimSun" w:hint="eastAsia"/>
-          <w:sz w:val="22"/>
-          <w:szCs w:val="22"/>
-        </w:rPr>
-        <w:t>│</w:t>
-      </w:r>
-      <w:r>
-        <w:rPr>
-          <w:rFonts w:ascii="Apple Braille" w:hAnsi="Apple Braille"/>
-          <w:sz w:val="22"/>
-          <w:szCs w:val="22"/>
-        </w:rPr>
-        <w:t xml:space="preserve">   </w:t>
-      </w:r>
-      <w:r>
-        <w:rPr>
-          <w:rFonts w:ascii="SimSun" w:eastAsia="SimSun" w:hAnsi="SimSun" w:cs="SimSun" w:hint="eastAsia"/>
-          <w:sz w:val="22"/>
-          <w:szCs w:val="22"/>
-        </w:rPr>
-        <w:t>├</w:t>
-      </w:r>
-      <w:r>
-        <w:rPr>
-          <w:rFonts w:ascii="Times New Roman" w:hAnsi="Times New Roman" w:cs="Times New Roman"/>
-          <w:sz w:val="22"/>
-          <w:szCs w:val="22"/>
-        </w:rPr>
-        <w:t>──</w:t>
-      </w:r>
-      <w:r>
-        <w:rPr>
-          <w:rFonts w:ascii="Apple Braille" w:hAnsi="Apple Braille"/>
-          <w:sz w:val="22"/>
-          <w:szCs w:val="22"/>
-        </w:rPr>
-        <w:t xml:space="preserve"> Login.jsx</w:t>
-      </w:r>
-    </w:p>
-    <w:p>
-      <w:pPr>
-        <w:rPr>
-          <w:rFonts w:ascii="Apple Braille" w:hAnsi="Apple Braille"/>
-          <w:sz w:val="22"/>
-          <w:szCs w:val="22"/>
-        </w:rPr>
-      </w:pPr>
-      <w:r>
-        <w:rPr>
-          <w:rFonts w:ascii="SimSun" w:eastAsia="SimSun" w:hAnsi="SimSun" w:cs="SimSun" w:hint="eastAsia"/>
-          <w:sz w:val="22"/>
-          <w:szCs w:val="22"/>
-        </w:rPr>
-        <w:t>│</w:t>
-      </w:r>
-      <w:r>
-        <w:rPr>
-          <w:rFonts w:ascii="Apple Braille" w:hAnsi="Apple Braille"/>
-          <w:sz w:val="22"/>
-          <w:szCs w:val="22"/>
-        </w:rPr>
-        <w:t xml:space="preserve">   </w:t>
-      </w:r>
-      <w:r>
-        <w:rPr>
-          <w:rFonts w:ascii="SimSun" w:eastAsia="SimSun" w:hAnsi="SimSun" w:cs="SimSun" w:hint="eastAsia"/>
-          <w:sz w:val="22"/>
-          <w:szCs w:val="22"/>
-        </w:rPr>
-        <w:t>│</w:t>
-      </w:r>
-      <w:r>
-        <w:rPr>
-          <w:rFonts w:ascii="Apple Braille" w:hAnsi="Apple Braille"/>
-          <w:sz w:val="22"/>
-          <w:szCs w:val="22"/>
-        </w:rPr>
-        <w:t xml:space="preserve">   </w:t>
-      </w:r>
-      <w:r>
-        <w:rPr>
-          <w:rFonts w:ascii="SimSun" w:eastAsia="SimSun" w:hAnsi="SimSun" w:cs="SimSun" w:hint="eastAsia"/>
-          <w:sz w:val="22"/>
-          <w:szCs w:val="22"/>
-        </w:rPr>
-        <w:t>└</w:t>
-      </w:r>
-      <w:r>
-        <w:rPr>
-          <w:rFonts w:ascii="Times New Roman" w:hAnsi="Times New Roman" w:cs="Times New Roman"/>
-          <w:sz w:val="22"/>
-          <w:szCs w:val="22"/>
-        </w:rPr>
-        <w:t>──</w:t>
-      </w:r>
-      <w:r>
-        <w:rPr>
-          <w:rFonts w:ascii="Apple Braille" w:hAnsi="Apple Braille"/>
-          <w:sz w:val="22"/>
-          <w:szCs w:val="22"/>
-        </w:rPr>
-        <w:t xml:space="preserve"> Register.jsx</w:t>
-      </w:r>
-    </w:p>
-    <w:p>
-      <w:pPr>
-        <w:rPr>
-          <w:rFonts w:ascii="Apple Braille" w:hAnsi="Apple Braille"/>
-          <w:sz w:val="22"/>
-          <w:szCs w:val="22"/>
-        </w:rPr>
-      </w:pPr>
-      <w:r>
-        <w:rPr>
-          <w:rFonts w:ascii="SimSun" w:eastAsia="SimSun" w:hAnsi="SimSun" w:cs="SimSun" w:hint="eastAsia"/>
-          <w:sz w:val="22"/>
-          <w:szCs w:val="22"/>
-        </w:rPr>
-        <w:t>│</w:t>
-      </w:r>
-      <w:r>
-        <w:rPr>
-          <w:rFonts w:ascii="Apple Braille" w:hAnsi="Apple Braille"/>
-          <w:sz w:val="22"/>
-          <w:szCs w:val="22"/>
-        </w:rPr>
-        <w:t xml:space="preserve">   </w:t>
-      </w:r>
-      <w:r>
-        <w:rPr>
-          <w:rFonts w:ascii="SimSun" w:eastAsia="SimSun" w:hAnsi="SimSun" w:cs="SimSun" w:hint="eastAsia"/>
-          <w:sz w:val="22"/>
-          <w:szCs w:val="22"/>
-        </w:rPr>
-        <w:t>├</w:t>
-      </w:r>
-      <w:r>
-        <w:rPr>
-          <w:rFonts w:ascii="Times New Roman" w:hAnsi="Times New Roman" w:cs="Times New Roman"/>
-          <w:sz w:val="22"/>
-          <w:szCs w:val="22"/>
-        </w:rPr>
-        <w:t>──</w:t>
-      </w:r>
-      <w:r>
-        <w:rPr>
-          <w:rFonts w:ascii="Apple Braille" w:hAnsi="Apple Braille"/>
-          <w:sz w:val="22"/>
-          <w:szCs w:val="22"/>
-        </w:rPr>
-        <w:t xml:space="preserve"> catalog/</w:t>
-      </w:r>
-    </w:p>
-    <w:p>
-      <w:pPr>
-        <w:rPr>
-          <w:rFonts w:ascii="Apple Braille" w:hAnsi="Apple Braille"/>
-          <w:sz w:val="22"/>
-          <w:szCs w:val="22"/>
-        </w:rPr>
-      </w:pPr>
-      <w:r>
-        <w:rPr>
-          <w:rFonts w:ascii="SimSun" w:eastAsia="SimSun" w:hAnsi="SimSun" w:cs="SimSun" w:hint="eastAsia"/>
-          <w:sz w:val="22"/>
-          <w:szCs w:val="22"/>
-        </w:rPr>
-        <w:t>│</w:t>
-      </w:r>
-      <w:r>
-        <w:rPr>
-          <w:rFonts w:ascii="Apple Braille" w:hAnsi="Apple Braille"/>
-          <w:sz w:val="22"/>
-          <w:szCs w:val="22"/>
-        </w:rPr>
-        <w:t xml:space="preserve">   </w:t>
-      </w:r>
-      <w:r>
-        <w:rPr>
-          <w:rFonts w:ascii="SimSun" w:eastAsia="SimSun" w:hAnsi="SimSun" w:cs="SimSun" w:hint="eastAsia"/>
-          <w:sz w:val="22"/>
-          <w:szCs w:val="22"/>
-        </w:rPr>
-        <w:t>│</w:t>
-      </w:r>
-      <w:r>
-        <w:rPr>
-          <w:rFonts w:ascii="Apple Braille" w:hAnsi="Apple Braille"/>
-          <w:sz w:val="22"/>
-          <w:szCs w:val="22"/>
-        </w:rPr>
-        <w:t xml:space="preserve">   </w:t>
-      </w:r>
-      <w:r>
-        <w:rPr>
-          <w:rFonts w:ascii="SimSun" w:eastAsia="SimSun" w:hAnsi="SimSun" w:cs="SimSun" w:hint="eastAsia"/>
-          <w:sz w:val="22"/>
-          <w:szCs w:val="22"/>
-        </w:rPr>
-        <w:t>└</w:t>
-      </w:r>
-      <w:r>
-        <w:rPr>
-          <w:rFonts w:ascii="Times New Roman" w:hAnsi="Times New Roman" w:cs="Times New Roman"/>
-          <w:sz w:val="22"/>
-          <w:szCs w:val="22"/>
-        </w:rPr>
-        <w:t>──</w:t>
-      </w:r>
-      <w:r>
-        <w:rPr>
-          <w:rFonts w:ascii="Apple Braille" w:hAnsi="Apple Braille"/>
-          <w:sz w:val="22"/>
-          <w:szCs w:val="22"/>
-        </w:rPr>
-        <w:t xml:space="preserve"> Catalog.jsx</w:t>
-      </w:r>
-    </w:p>
-    <w:p>
-      <w:pPr>
-        <w:rPr>
-          <w:rFonts w:ascii="Apple Braille" w:hAnsi="Apple Braille"/>
-          <w:sz w:val="22"/>
-          <w:szCs w:val="22"/>
-        </w:rPr>
-      </w:pPr>
-      <w:r>
-        <w:rPr>
-          <w:rFonts w:ascii="SimSun" w:eastAsia="SimSun" w:hAnsi="SimSun" w:cs="SimSun" w:hint="eastAsia"/>
-          <w:sz w:val="22"/>
-          <w:szCs w:val="22"/>
-        </w:rPr>
-        <w:t>│</w:t>
-      </w:r>
-      <w:r>
-        <w:rPr>
-          <w:rFonts w:ascii="Apple Braille" w:hAnsi="Apple Braille"/>
-          <w:sz w:val="22"/>
-          <w:szCs w:val="22"/>
-        </w:rPr>
-        <w:t xml:space="preserve">   </w:t>
-      </w:r>
-      <w:r>
-        <w:rPr>
-          <w:rFonts w:ascii="SimSun" w:eastAsia="SimSun" w:hAnsi="SimSun" w:cs="SimSun" w:hint="eastAsia"/>
-          <w:sz w:val="22"/>
-          <w:szCs w:val="22"/>
-        </w:rPr>
-        <w:t>└</w:t>
-      </w:r>
-      <w:r>
-        <w:rPr>
-          <w:rFonts w:ascii="Times New Roman" w:hAnsi="Times New Roman" w:cs="Times New Roman"/>
-          <w:sz w:val="22"/>
-          <w:szCs w:val="22"/>
-        </w:rPr>
-        <w:t>──</w:t>
-      </w:r>
-      <w:r>
-        <w:rPr>
-          <w:rFonts w:ascii="Apple Braille" w:hAnsi="Apple Braille"/>
-          <w:sz w:val="22"/>
-          <w:szCs w:val="22"/>
-        </w:rPr>
-        <w:t xml:space="preserve"> dashboard/</w:t>
-      </w:r>
-    </w:p>
-    <w:p>
-      <w:pPr>
-        <w:rPr>
-          <w:rFonts w:ascii="Apple Braille" w:hAnsi="Apple Braille"/>
-          <w:sz w:val="22"/>
-          <w:szCs w:val="22"/>
-        </w:rPr>
-      </w:pPr>
-      <w:r>
-        <w:rPr>
-          <w:rFonts w:ascii="SimSun" w:eastAsia="SimSun" w:hAnsi="SimSun" w:cs="SimSun" w:hint="eastAsia"/>
-          <w:sz w:val="22"/>
-          <w:szCs w:val="22"/>
-        </w:rPr>
-        <w:t>│</w:t>
-      </w:r>
-      <w:r>
-        <w:rPr>
-          <w:rFonts w:ascii="Apple Braille" w:hAnsi="Apple Braille"/>
-          <w:sz w:val="22"/>
-          <w:szCs w:val="22"/>
-        </w:rPr>
-        <w:t xml:space="preserve">       </w:t>
-      </w:r>
-      <w:r>
-        <w:rPr>
-          <w:rFonts w:ascii="SimSun" w:eastAsia="SimSun" w:hAnsi="SimSun" w:cs="SimSun" w:hint="eastAsia"/>
-          <w:sz w:val="22"/>
-          <w:szCs w:val="22"/>
-        </w:rPr>
-        <w:t>└</w:t>
-      </w:r>
-      <w:r>
-        <w:rPr>
-          <w:rFonts w:ascii="Times New Roman" w:hAnsi="Times New Roman" w:cs="Times New Roman"/>
-          <w:sz w:val="22"/>
-          <w:szCs w:val="22"/>
-        </w:rPr>
-        <w:t>──</w:t>
-      </w:r>
-      <w:r>
-        <w:rPr>
-          <w:rFonts w:ascii="Apple Braille" w:hAnsi="Apple Braille"/>
-          <w:sz w:val="22"/>
-          <w:szCs w:val="22"/>
-        </w:rPr>
-        <w:t xml:space="preserve"> Dashboard.jsx</w:t>
-      </w:r>
-    </w:p>
-    <w:p>
-      <w:pPr>
-        <w:rPr>
-          <w:rFonts w:ascii="Apple Braille" w:hAnsi="Apple Braille"/>
-          <w:sz w:val="22"/>
-          <w:szCs w:val="22"/>
-        </w:rPr>
-      </w:pPr>
-      <w:r>
-        <w:rPr>
-          <w:rFonts w:ascii="SimSun" w:eastAsia="SimSun" w:hAnsi="SimSun" w:cs="SimSun" w:hint="eastAsia"/>
-          <w:sz w:val="22"/>
-          <w:szCs w:val="22"/>
-        </w:rPr>
-        <w:t>├</w:t>
-      </w:r>
-      <w:r>
-        <w:rPr>
-          <w:rFonts w:ascii="Times New Roman" w:hAnsi="Times New Roman" w:cs="Times New Roman"/>
-          <w:sz w:val="22"/>
-          <w:szCs w:val="22"/>
-        </w:rPr>
-        <w:t>──</w:t>
-      </w:r>
-      <w:r>
-        <w:rPr>
-          <w:rFonts w:ascii="Apple Braille" w:hAnsi="Apple Braille"/>
-          <w:sz w:val="22"/>
-          <w:szCs w:val="22"/>
-        </w:rPr>
-        <w:t xml:space="preserve"> services/</w:t>
-      </w:r>
-    </w:p>
-    <w:p>
-      <w:pPr>
-        <w:rPr>
-          <w:rFonts w:ascii="Apple Braille" w:hAnsi="Apple Braille"/>
-          <w:sz w:val="22"/>
-          <w:szCs w:val="22"/>
-        </w:rPr>
-      </w:pPr>
-      <w:r>
-        <w:rPr>
-          <w:rFonts w:ascii="SimSun" w:eastAsia="SimSun" w:hAnsi="SimSun" w:cs="SimSun" w:hint="eastAsia"/>
-          <w:sz w:val="22"/>
-          <w:szCs w:val="22"/>
-        </w:rPr>
-        <w:t>│</w:t>
-      </w:r>
-      <w:r>
-        <w:rPr>
-          <w:rFonts w:ascii="Apple Braille" w:hAnsi="Apple Braille"/>
-          <w:sz w:val="22"/>
-          <w:szCs w:val="22"/>
-        </w:rPr>
-        <w:t xml:space="preserve">   </w:t>
-      </w:r>
-      <w:r>
-        <w:rPr>
-          <w:rFonts w:ascii="SimSun" w:eastAsia="SimSun" w:hAnsi="SimSun" w:cs="SimSun" w:hint="eastAsia"/>
-          <w:sz w:val="22"/>
-          <w:szCs w:val="22"/>
-        </w:rPr>
-        <w:t>└</w:t>
-      </w:r>
-      <w:r>
-        <w:rPr>
-          <w:rFonts w:ascii="Times New Roman" w:hAnsi="Times New Roman" w:cs="Times New Roman"/>
-          <w:sz w:val="22"/>
-          <w:szCs w:val="22"/>
-        </w:rPr>
-        <w:t>──</w:t>
-      </w:r>
-      <w:r>
-        <w:rPr>
-          <w:rFonts w:ascii="Apple Braille" w:hAnsi="Apple Braille"/>
-          <w:sz w:val="22"/>
-          <w:szCs w:val="22"/>
-        </w:rPr>
-        <w:t xml:space="preserve"> tokenService.js         # localStorage token abstraction</w:t>
-      </w:r>
-    </w:p>
-    <w:p>
-      <w:pPr>
-        <w:rPr>
-          <w:rFonts w:ascii="Apple Braille" w:hAnsi="Apple Braille"/>
-          <w:sz w:val="22"/>
-          <w:szCs w:val="22"/>
-        </w:rPr>
-      </w:pPr>
-      <w:r>
-        <w:rPr>
-          <w:rFonts w:ascii="SimSun" w:eastAsia="SimSun" w:hAnsi="SimSun" w:cs="SimSun" w:hint="eastAsia"/>
-          <w:sz w:val="22"/>
-          <w:szCs w:val="22"/>
-        </w:rPr>
-        <w:t>└</w:t>
-      </w:r>
-      <w:r>
-        <w:rPr>
-          <w:rFonts w:ascii="Times New Roman" w:hAnsi="Times New Roman" w:cs="Times New Roman"/>
-          <w:sz w:val="22"/>
-          <w:szCs w:val="22"/>
-        </w:rPr>
-        <w:t>──</w:t>
-      </w:r>
-      <w:r>
-        <w:rPr>
-          <w:rFonts w:ascii="Apple Braille" w:hAnsi="Apple Braille"/>
-          <w:sz w:val="22"/>
-          <w:szCs w:val="22"/>
-        </w:rPr>
-        <w:t xml:space="preserve"> App.jsx                     # Router + Provider tree</w:t>
-      </w:r>
-      <w:r>
-        <w:rPr>
-          <w:rFonts w:ascii="Apple Braille" w:hAnsi="Apple Braille"/>
-          <w:sz w:val="22"/>
-          <w:szCs w:val="22"/>
+          <w:sz w:val="28"/>
+          <w:szCs w:val="28"/>
+        </w:rPr>
+        <w:t>→</w:t>
+      </w:r>
+      <w:r>
+        <w:rPr>
+          <w:rFonts w:ascii="Apple Braille" w:hAnsi="Apple Braille"/>
+          <w:sz w:val="28"/>
+          <w:szCs w:val="28"/>
+        </w:rPr>
+        <w:t xml:space="preserve"> setUser(userData)</w:t>
+      </w:r>
+      <w:r>
+        <w:rPr>
+          <w:rFonts w:ascii="Apple Braille" w:hAnsi="Apple Braille"/>
+          <w:sz w:val="28"/>
+          <w:szCs w:val="28"/>
         </w:rPr>
         <w:br/>
       </w:r>
-      <w:r>
-        <w:rPr>
-          <w:rFonts w:ascii="Apple Braille" w:hAnsi="Apple Braille"/>
-          <w:sz w:val="22"/>
-          <w:szCs w:val="22"/>
-        </w:rPr>
-        <w:br/>
-      </w:r>
-    </w:p>
-    <w:p>
-      <w:pPr>
-        <w:rPr>
-          <w:rFonts w:ascii="Apple Braille" w:hAnsi="Apple Braille"/>
-          <w:b/>
-          <w:bCs/>
-          <w:sz w:val="28"/>
-          <w:szCs w:val="28"/>
-        </w:rPr>
-      </w:pPr>
-      <w:r>
-        <w:rPr>
-          <w:rFonts w:ascii="Apple Braille" w:hAnsi="Apple Braille"/>
-          <w:b/>
-          <w:bCs/>
-          <w:sz w:val="28"/>
-          <w:szCs w:val="28"/>
-        </w:rPr>
-        <w:lastRenderedPageBreak/>
-        <w:t>4. Components Description</w:t>
-      </w:r>
-    </w:p>
-    <w:p>
-      <w:pPr>
-        <w:rPr>
-          <w:rFonts w:ascii="Apple Braille" w:hAnsi="Apple Braille"/>
-          <w:sz w:val="28"/>
-          <w:szCs w:val="28"/>
-        </w:rPr>
-      </w:pPr>
-      <w:r>
-        <w:rPr>
-          <w:rFonts w:ascii="Apple Braille" w:hAnsi="Apple Braille"/>
-          <w:sz w:val="28"/>
-          <w:szCs w:val="28"/>
-        </w:rPr>
-        <w:t>BookCard.jsx</w:t>
-      </w:r>
-    </w:p>
-    <w:p>
-      <w:pPr>
-        <w:rPr>
-          <w:rFonts w:ascii="Apple Braille" w:hAnsi="Apple Braille"/>
-          <w:sz w:val="28"/>
-          <w:szCs w:val="28"/>
-        </w:rPr>
-      </w:pPr>
-      <w:r>
-        <w:rPr>
-          <w:rFonts w:ascii="Apple Braille" w:hAnsi="Apple Braille"/>
-          <w:sz w:val="28"/>
-          <w:szCs w:val="28"/>
-        </w:rPr>
-        <w:t>Displays a single book. Reads isBorrowed() from BorrowContext to show correct state. Calls borrowBook() on click. Navigates to /login if user is not authenticated.</w:t>
-      </w:r>
-    </w:p>
-    <w:p>
-      <w:pPr>
-        <w:rPr>
-          <w:rFonts w:ascii="Apple Braille" w:hAnsi="Apple Braille"/>
-          <w:sz w:val="28"/>
-          <w:szCs w:val="28"/>
-        </w:rPr>
-      </w:pPr>
-    </w:p>
-    <w:p>
-      <w:pPr>
-        <w:rPr>
-          <w:rFonts w:ascii="Apple Braille" w:hAnsi="Apple Braille"/>
-          <w:sz w:val="28"/>
-          <w:szCs w:val="28"/>
-        </w:rPr>
-      </w:pPr>
-      <w:r>
-        <w:rPr>
-          <w:rFonts w:ascii="Apple Braille" w:hAnsi="Apple Braille"/>
-          <w:sz w:val="28"/>
-          <w:szCs w:val="28"/>
-        </w:rPr>
-        <w:t>Catalog.jsx</w:t>
-      </w:r>
-    </w:p>
-    <w:p>
-      <w:pPr>
-        <w:rPr>
-          <w:rFonts w:ascii="Apple Braille" w:hAnsi="Apple Braille"/>
-          <w:sz w:val="28"/>
-          <w:szCs w:val="28"/>
-        </w:rPr>
-      </w:pPr>
-      <w:r>
-        <w:rPr>
-          <w:rFonts w:ascii="Apple Braille" w:hAnsi="Apple Braille"/>
-          <w:sz w:val="28"/>
-          <w:szCs w:val="28"/>
-        </w:rPr>
-        <w:t>Renders the full book list from useBooks hook. Passes each book to BookCard. Includes search input.</w:t>
-      </w:r>
-    </w:p>
-    <w:p>
-      <w:pPr>
-        <w:rPr>
-          <w:rFonts w:ascii="Apple Braille" w:hAnsi="Apple Braille"/>
-          <w:sz w:val="28"/>
-          <w:szCs w:val="28"/>
-        </w:rPr>
-      </w:pPr>
-    </w:p>
-    <w:p>
-      <w:pPr>
-        <w:rPr>
-          <w:rFonts w:ascii="Apple Braille" w:hAnsi="Apple Braille"/>
-          <w:sz w:val="28"/>
-          <w:szCs w:val="28"/>
-        </w:rPr>
-      </w:pPr>
-      <w:r>
-        <w:rPr>
-          <w:rFonts w:ascii="Apple Braille" w:hAnsi="Apple Braille"/>
-          <w:sz w:val="28"/>
-          <w:szCs w:val="28"/>
-        </w:rPr>
-        <w:t>Dashboard.jsx</w:t>
-      </w:r>
-    </w:p>
-    <w:p>
-      <w:pPr>
-        <w:rPr>
-          <w:rFonts w:ascii="Apple Braille" w:hAnsi="Apple Braille"/>
-          <w:sz w:val="28"/>
-          <w:szCs w:val="28"/>
-        </w:rPr>
-      </w:pPr>
-      <w:r>
-        <w:rPr>
-          <w:rFonts w:ascii="Apple Braille" w:hAnsi="Apple Braille"/>
-          <w:sz w:val="28"/>
-          <w:szCs w:val="28"/>
-        </w:rPr>
-        <w:t>Reads borrowedBooks from BorrowContext. Displays borrow date (parsed from ISO string). Allows returning books via returnBook().</w:t>
-      </w:r>
-    </w:p>
-    <w:p>
-      <w:pPr>
-        <w:rPr>
-          <w:rFonts w:ascii="Apple Braille" w:hAnsi="Apple Braille"/>
-          <w:sz w:val="28"/>
-          <w:szCs w:val="28"/>
-        </w:rPr>
-      </w:pPr>
-    </w:p>
-    <w:p>
-      <w:pPr>
-        <w:rPr>
-          <w:rFonts w:ascii="Apple Braille" w:hAnsi="Apple Braille"/>
-          <w:sz w:val="28"/>
-          <w:szCs w:val="28"/>
-        </w:rPr>
-      </w:pPr>
-      <w:r>
-        <w:rPr>
-          <w:rFonts w:ascii="Apple Braille" w:hAnsi="Apple Braille"/>
-          <w:sz w:val="28"/>
-          <w:szCs w:val="28"/>
-        </w:rPr>
-        <w:t>Layout.jsx</w:t>
-      </w:r>
-    </w:p>
-    <w:p>
-      <w:pPr>
-        <w:rPr>
-          <w:rFonts w:ascii="Apple Braille" w:hAnsi="Apple Braille"/>
-          <w:sz w:val="28"/>
-          <w:szCs w:val="28"/>
-        </w:rPr>
-      </w:pPr>
-      <w:r>
-        <w:rPr>
-          <w:rFonts w:ascii="Apple Braille" w:hAnsi="Apple Braille"/>
-          <w:sz w:val="28"/>
-          <w:szCs w:val="28"/>
-        </w:rPr>
-        <w:t>Shared shell: Header with nav links + user info, &lt;Outlet /&gt; for page content, Footer.</w:t>
-      </w:r>
-    </w:p>
-    <w:p>
-      <w:pPr>
-        <w:rPr>
-          <w:rFonts w:ascii="Apple Braille" w:hAnsi="Apple Braille"/>
-          <w:sz w:val="28"/>
-          <w:szCs w:val="28"/>
-        </w:rPr>
-      </w:pPr>
-    </w:p>
-    <w:p>
-      <w:pPr>
-        <w:rPr>
-          <w:rFonts w:ascii="Apple Braille" w:hAnsi="Apple Braille"/>
-          <w:sz w:val="28"/>
-          <w:szCs w:val="28"/>
-        </w:rPr>
-      </w:pPr>
-      <w:r>
-        <w:rPr>
-          <w:rFonts w:ascii="Apple Braille" w:hAnsi="Apple Braille"/>
-          <w:sz w:val="28"/>
-          <w:szCs w:val="28"/>
-        </w:rPr>
-        <w:t>ProtectedRoute.jsx</w:t>
-      </w:r>
-    </w:p>
-    <w:p>
-      <w:pPr>
-        <w:rPr>
-          <w:rFonts w:ascii="Apple Braille" w:hAnsi="Apple Braille"/>
-          <w:sz w:val="28"/>
-          <w:szCs w:val="28"/>
-        </w:rPr>
-      </w:pPr>
-      <w:r>
-        <w:rPr>
-          <w:rFonts w:ascii="Apple Braille" w:hAnsi="Apple Braille"/>
-          <w:sz w:val="28"/>
-          <w:szCs w:val="28"/>
-        </w:rPr>
-        <w:t>Redirects unauthenticated users to /login. Shows nothing during loading to prevent flash.</w:t>
-      </w:r>
-    </w:p>
-    <w:p>
-      <w:pPr>
-        <w:rPr>
-          <w:rFonts w:ascii="Apple Braille" w:hAnsi="Apple Braille"/>
-        </w:rPr>
-      </w:pPr>
-      <w:r>
-        <w:rPr>
-          <w:rFonts w:ascii="Apple Braille" w:hAnsi="Apple Braille"/>
-        </w:rPr>
-        <w:br/>
-      </w:r>
-      <w:r>
-        <w:rPr>
-          <w:rFonts w:ascii="Apple Braille" w:hAnsi="Apple Braille"/>
-        </w:rPr>
-        <w:br/>
-      </w:r>
-      <w:r>
-        <w:rPr>
-          <w:rFonts w:ascii="Apple Braille" w:hAnsi="Apple Braille"/>
-        </w:rPr>
-        <w:br/>
-      </w:r>
-      <w:r>
-        <w:rPr>
-          <w:rFonts w:ascii="Apple Braille" w:hAnsi="Apple Braille"/>
-        </w:rPr>
-        <w:br/>
-      </w:r>
-      <w:r>
-        <w:rPr>
-          <w:rFonts w:ascii="Apple Braille" w:hAnsi="Apple Braille"/>
-        </w:rPr>
-        <w:br/>
-      </w:r>
-      <w:r>
-        <w:rPr>
-          <w:rFonts w:ascii="Apple Braille" w:hAnsi="Apple Braille"/>
-        </w:rPr>
-        <w:br/>
-      </w:r>
-      <w:r>
-        <w:rPr>
-          <w:rFonts w:ascii="Apple Braille" w:hAnsi="Apple Braille"/>
-        </w:rPr>
-        <w:br/>
-      </w:r>
-      <w:r>
-        <w:rPr>
-          <w:rFonts w:ascii="Apple Braille" w:hAnsi="Apple Braille"/>
-        </w:rPr>
-        <w:br/>
-      </w:r>
-      <w:r>
-        <w:rPr>
-          <w:rFonts w:ascii="Apple Braille" w:hAnsi="Apple Braille"/>
-        </w:rPr>
-        <w:br/>
-      </w:r>
-      <w:r>
-        <w:rPr>
-          <w:rFonts w:ascii="Apple Braille" w:hAnsi="Apple Braille"/>
-        </w:rPr>
-        <w:br/>
-      </w:r>
-    </w:p>
-    <w:p>
-      <w:pPr>
-        <w:rPr>
-          <w:rFonts w:ascii="Apple Braille" w:hAnsi="Apple Braille"/>
-          <w:b/>
-          <w:bCs/>
-          <w:sz w:val="28"/>
-          <w:szCs w:val="28"/>
-        </w:rPr>
-      </w:pPr>
-      <w:r>
-        <w:rPr>
-          <w:rFonts w:ascii="Apple Braille" w:hAnsi="Apple Braille"/>
-          <w:b/>
-          <w:bCs/>
-          <w:sz w:val="28"/>
-          <w:szCs w:val="28"/>
-        </w:rPr>
-        <w:lastRenderedPageBreak/>
-        <w:t>5. Data Flow</w:t>
-      </w:r>
-    </w:p>
-    <w:p>
-      <w:pPr>
-        <w:rPr>
-          <w:rFonts w:ascii="Apple Braille" w:hAnsi="Apple Braille"/>
-          <w:sz w:val="28"/>
-          <w:szCs w:val="28"/>
-        </w:rPr>
-      </w:pPr>
-      <w:r>
-        <w:rPr>
-          <w:rFonts w:ascii="Apple Braille" w:hAnsi="Apple Braille"/>
-          <w:sz w:val="28"/>
-          <w:szCs w:val="28"/>
-        </w:rPr>
-        <w:t>useBooks (hook)</w:t>
-      </w:r>
-    </w:p>
-    <w:p>
-      <w:pPr>
-        <w:rPr>
-          <w:rFonts w:ascii="Apple Braille" w:hAnsi="Apple Braille"/>
-          <w:sz w:val="28"/>
-          <w:szCs w:val="28"/>
-        </w:rPr>
-      </w:pPr>
-      <w:r>
-        <w:rPr>
-          <w:rFonts w:ascii="Apple Braille" w:hAnsi="Apple Braille"/>
-          <w:sz w:val="28"/>
-          <w:szCs w:val="28"/>
-        </w:rPr>
-        <w:t xml:space="preserve">  </w:t>
-      </w:r>
-      <w:r>
-        <w:rPr>
-          <w:rFonts w:ascii="SimSun" w:eastAsia="SimSun" w:hAnsi="SimSun" w:cs="SimSun" w:hint="eastAsia"/>
-          <w:sz w:val="28"/>
-          <w:szCs w:val="28"/>
-        </w:rPr>
-        <w:t>└</w:t>
-      </w:r>
-      <w:r>
-        <w:rPr>
-          <w:rFonts w:ascii="Times New Roman" w:hAnsi="Times New Roman" w:cs="Times New Roman"/>
-          <w:sz w:val="28"/>
-          <w:szCs w:val="28"/>
-        </w:rPr>
-        <w:t>──</w:t>
-      </w:r>
-      <w:r>
-        <w:rPr>
-          <w:rFonts w:ascii="Apple Braille" w:hAnsi="Apple Braille"/>
-          <w:sz w:val="28"/>
-          <w:szCs w:val="28"/>
-        </w:rPr>
-        <w:t xml:space="preserve"> MOCK_BOOKS array</w:t>
-      </w:r>
-    </w:p>
-    <w:p>
-      <w:pPr>
-        <w:rPr>
-          <w:rFonts w:ascii="Apple Braille" w:hAnsi="Apple Braille"/>
-          <w:sz w:val="28"/>
-          <w:szCs w:val="28"/>
-        </w:rPr>
-      </w:pPr>
-      <w:r>
-        <w:rPr>
-          <w:rFonts w:ascii="Apple Braille" w:hAnsi="Apple Braille"/>
-          <w:sz w:val="28"/>
-          <w:szCs w:val="28"/>
-        </w:rPr>
-        <w:t xml:space="preserve">        </w:t>
-      </w:r>
-      <w:r>
-        <w:rPr>
-          <w:rFonts w:ascii="SimSun" w:eastAsia="SimSun" w:hAnsi="SimSun" w:cs="SimSun" w:hint="eastAsia"/>
-          <w:sz w:val="28"/>
-          <w:szCs w:val="28"/>
-        </w:rPr>
-        <w:t>└</w:t>
-      </w:r>
-      <w:r>
-        <w:rPr>
-          <w:rFonts w:ascii="Times New Roman" w:hAnsi="Times New Roman" w:cs="Times New Roman"/>
-          <w:sz w:val="28"/>
-          <w:szCs w:val="28"/>
-        </w:rPr>
-        <w:t>──</w:t>
-      </w:r>
-      <w:r>
-        <w:rPr>
-          <w:rFonts w:ascii="Apple Braille" w:hAnsi="Apple Braille"/>
-          <w:sz w:val="28"/>
-          <w:szCs w:val="28"/>
-        </w:rPr>
-        <w:t xml:space="preserve"> Catalog.jsx</w:t>
-      </w:r>
-    </w:p>
-    <w:p>
-      <w:pPr>
-        <w:rPr>
-          <w:rFonts w:ascii="Apple Braille" w:hAnsi="Apple Braille"/>
-          <w:sz w:val="28"/>
-          <w:szCs w:val="28"/>
-        </w:rPr>
-      </w:pPr>
-      <w:r>
-        <w:rPr>
-          <w:rFonts w:ascii="Apple Braille" w:hAnsi="Apple Braille"/>
-          <w:sz w:val="28"/>
-          <w:szCs w:val="28"/>
-        </w:rPr>
-        <w:t xml:space="preserve">              </w:t>
-      </w:r>
-      <w:r>
-        <w:rPr>
-          <w:rFonts w:ascii="SimSun" w:eastAsia="SimSun" w:hAnsi="SimSun" w:cs="SimSun" w:hint="eastAsia"/>
-          <w:sz w:val="28"/>
-          <w:szCs w:val="28"/>
-        </w:rPr>
-        <w:t>└</w:t>
-      </w:r>
-      <w:r>
-        <w:rPr>
-          <w:rFonts w:ascii="Times New Roman" w:hAnsi="Times New Roman" w:cs="Times New Roman"/>
-          <w:sz w:val="28"/>
-          <w:szCs w:val="28"/>
-        </w:rPr>
-        <w:t>──</w:t>
-      </w:r>
-      <w:r>
-        <w:rPr>
-          <w:rFonts w:ascii="Apple Braille" w:hAnsi="Apple Braille"/>
-          <w:sz w:val="28"/>
-          <w:szCs w:val="28"/>
-        </w:rPr>
-        <w:t xml:space="preserve"> BookCard.jsx</w:t>
-      </w:r>
-    </w:p>
-    <w:p>
-      <w:pPr>
-        <w:rPr>
-          <w:rFonts w:ascii="Apple Braille" w:hAnsi="Apple Braille"/>
-          <w:sz w:val="28"/>
-          <w:szCs w:val="28"/>
-        </w:rPr>
-      </w:pPr>
-      <w:r>
-        <w:rPr>
-          <w:rFonts w:ascii="Apple Braille" w:hAnsi="Apple Braille"/>
-          <w:sz w:val="28"/>
-          <w:szCs w:val="28"/>
-        </w:rPr>
-        <w:t xml:space="preserve">                    </w:t>
-      </w:r>
-      <w:r>
-        <w:rPr>
-          <w:rFonts w:ascii="SimSun" w:eastAsia="SimSun" w:hAnsi="SimSun" w:cs="SimSun" w:hint="eastAsia"/>
-          <w:sz w:val="28"/>
-          <w:szCs w:val="28"/>
-        </w:rPr>
-        <w:t>└</w:t>
-      </w:r>
-      <w:r>
-        <w:rPr>
-          <w:rFonts w:ascii="Times New Roman" w:hAnsi="Times New Roman" w:cs="Times New Roman"/>
-          <w:sz w:val="28"/>
-          <w:szCs w:val="28"/>
-        </w:rPr>
-        <w:t>──</w:t>
-      </w:r>
-      <w:r>
-        <w:rPr>
-          <w:rFonts w:ascii="Apple Braille" w:hAnsi="Apple Braille"/>
-          <w:sz w:val="28"/>
-          <w:szCs w:val="28"/>
-        </w:rPr>
-        <w:t xml:space="preserve"> useBorrow() </w:t>
-      </w:r>
-      <w:r>
-        <w:rPr>
-          <w:rFonts w:ascii="Times New Roman" w:hAnsi="Times New Roman" w:cs="Times New Roman"/>
-          <w:sz w:val="28"/>
-          <w:szCs w:val="28"/>
-        </w:rPr>
-        <w:t>→</w:t>
-      </w:r>
-      <w:r>
-        <w:rPr>
-          <w:rFonts w:ascii="Apple Braille" w:hAnsi="Apple Braille"/>
-          <w:sz w:val="28"/>
-          <w:szCs w:val="28"/>
-        </w:rPr>
-        <w:t xml:space="preserve"> borrowBook()</w:t>
-      </w:r>
-    </w:p>
-    <w:p>
-      <w:pPr>
-        <w:rPr>
-          <w:rFonts w:ascii="Apple Braille" w:hAnsi="Apple Braille"/>
-          <w:sz w:val="28"/>
-          <w:szCs w:val="28"/>
-        </w:rPr>
-      </w:pPr>
-      <w:r>
-        <w:rPr>
-          <w:rFonts w:ascii="Apple Braille" w:hAnsi="Apple Braille"/>
-          <w:sz w:val="28"/>
-          <w:szCs w:val="28"/>
-        </w:rPr>
-        <w:t xml:space="preserve">                          </w:t>
-      </w:r>
-      <w:r>
-        <w:rPr>
-          <w:rFonts w:ascii="SimSun" w:eastAsia="SimSun" w:hAnsi="SimSun" w:cs="SimSun" w:hint="eastAsia"/>
-          <w:sz w:val="28"/>
-          <w:szCs w:val="28"/>
-        </w:rPr>
-        <w:t>└</w:t>
-      </w:r>
-      <w:r>
-        <w:rPr>
-          <w:rFonts w:ascii="Times New Roman" w:hAnsi="Times New Roman" w:cs="Times New Roman"/>
-          <w:sz w:val="28"/>
-          <w:szCs w:val="28"/>
-        </w:rPr>
-        <w:t>──</w:t>
-      </w:r>
-      <w:r>
-        <w:rPr>
-          <w:rFonts w:ascii="Apple Braille" w:hAnsi="Apple Braille"/>
-          <w:sz w:val="28"/>
-          <w:szCs w:val="28"/>
-        </w:rPr>
-        <w:t xml:space="preserve"> BorrowContext state</w:t>
-      </w:r>
-    </w:p>
-    <w:p>
-      <w:pPr>
-        <w:rPr>
-          <w:rFonts w:ascii="Apple Braille" w:hAnsi="Apple Braille"/>
-          <w:sz w:val="28"/>
-          <w:szCs w:val="28"/>
-        </w:rPr>
-      </w:pPr>
-      <w:r>
-        <w:rPr>
-          <w:rFonts w:ascii="Apple Braille" w:hAnsi="Apple Braille"/>
-          <w:sz w:val="28"/>
-          <w:szCs w:val="28"/>
-        </w:rPr>
-        <w:t xml:space="preserve">                                </w:t>
-      </w:r>
-      <w:r>
-        <w:rPr>
-          <w:rFonts w:ascii="SimSun" w:eastAsia="SimSun" w:hAnsi="SimSun" w:cs="SimSun" w:hint="eastAsia"/>
-          <w:sz w:val="28"/>
-          <w:szCs w:val="28"/>
-        </w:rPr>
-        <w:t>└</w:t>
-      </w:r>
-      <w:r>
-        <w:rPr>
-          <w:rFonts w:ascii="Times New Roman" w:hAnsi="Times New Roman" w:cs="Times New Roman"/>
-          <w:sz w:val="28"/>
-          <w:szCs w:val="28"/>
-        </w:rPr>
-        <w:t>──</w:t>
-      </w:r>
-      <w:r>
-        <w:rPr>
-          <w:rFonts w:ascii="Apple Braille" w:hAnsi="Apple Braille"/>
-          <w:sz w:val="28"/>
-          <w:szCs w:val="28"/>
-        </w:rPr>
-        <w:t xml:space="preserve"> localStorage</w:t>
-      </w:r>
-    </w:p>
-    <w:p>
-      <w:pPr>
-        <w:rPr>
-          <w:rFonts w:ascii="Apple Braille" w:hAnsi="Apple Braille"/>
-          <w:sz w:val="28"/>
-          <w:szCs w:val="28"/>
-        </w:rPr>
-      </w:pPr>
-      <w:r>
-        <w:rPr>
-          <w:rFonts w:ascii="Apple Braille" w:hAnsi="Apple Braille"/>
-          <w:sz w:val="28"/>
-          <w:szCs w:val="28"/>
-        </w:rPr>
-        <w:t xml:space="preserve">                                      </w:t>
-      </w:r>
-      <w:r>
-        <w:rPr>
-          <w:rFonts w:ascii="SimSun" w:eastAsia="SimSun" w:hAnsi="SimSun" w:cs="SimSun" w:hint="eastAsia"/>
-          <w:sz w:val="28"/>
-          <w:szCs w:val="28"/>
-        </w:rPr>
-        <w:t>└</w:t>
-      </w:r>
-      <w:r>
-        <w:rPr>
-          <w:rFonts w:ascii="Times New Roman" w:hAnsi="Times New Roman" w:cs="Times New Roman"/>
-          <w:sz w:val="28"/>
-          <w:szCs w:val="28"/>
-        </w:rPr>
-        <w:t>──</w:t>
-      </w:r>
-      <w:r>
-        <w:rPr>
-          <w:rFonts w:ascii="Apple Braille" w:hAnsi="Apple Braille"/>
-          <w:sz w:val="28"/>
-          <w:szCs w:val="28"/>
-        </w:rPr>
-        <w:t xml:space="preserve"> Dashboard.jsx reads borrowedBooks</w:t>
-      </w:r>
-    </w:p>
-    <w:p>
-      <w:pPr>
-        <w:rPr>
-          <w:rFonts w:ascii="Apple Braille" w:hAnsi="Apple Braille"/>
-          <w:sz w:val="28"/>
-          <w:szCs w:val="28"/>
-        </w:rPr>
-      </w:pPr>
-      <w:r>
-        <w:rPr>
-          <w:rFonts w:ascii="Apple Braille" w:hAnsi="Apple Braille"/>
-          <w:sz w:val="28"/>
-          <w:szCs w:val="28"/>
-        </w:rPr>
-        <w:t>Auth flow:</w:t>
-      </w:r>
-    </w:p>
-    <w:p>
-      <w:pPr>
-        <w:rPr>
-          <w:rFonts w:ascii="Apple Braille" w:hAnsi="Apple Braille"/>
-          <w:sz w:val="28"/>
-          <w:szCs w:val="28"/>
-        </w:rPr>
-      </w:pPr>
-      <w:r>
-        <w:rPr>
-          <w:rFonts w:ascii="Apple Braille" w:hAnsi="Apple Braille"/>
-          <w:sz w:val="28"/>
-          <w:szCs w:val="28"/>
-        </w:rPr>
-        <w:t xml:space="preserve">Login.jsx </w:t>
-      </w:r>
-      <w:r>
-        <w:rPr>
-          <w:rFonts w:ascii="Times New Roman" w:hAnsi="Times New Roman" w:cs="Times New Roman"/>
-          <w:sz w:val="28"/>
-          <w:szCs w:val="28"/>
-        </w:rPr>
-        <w:t>→</w:t>
-      </w:r>
-      <w:r>
-        <w:rPr>
-          <w:rFonts w:ascii="Apple Braille" w:hAnsi="Apple Braille"/>
-          <w:sz w:val="28"/>
-          <w:szCs w:val="28"/>
-        </w:rPr>
-        <w:t xml:space="preserve"> useAuth().login() </w:t>
-      </w:r>
-      <w:r>
-        <w:rPr>
-          <w:rFonts w:ascii="Times New Roman" w:hAnsi="Times New Roman" w:cs="Times New Roman"/>
-          <w:sz w:val="28"/>
-          <w:szCs w:val="28"/>
-        </w:rPr>
-        <w:t>→</w:t>
-      </w:r>
-      <w:r>
-        <w:rPr>
-          <w:rFonts w:ascii="Apple Braille" w:hAnsi="Apple Braille"/>
-          <w:sz w:val="28"/>
-          <w:szCs w:val="28"/>
-        </w:rPr>
-        <w:t xml:space="preserve"> AuthContext</w:t>
-      </w:r>
-    </w:p>
-    <w:p>
-      <w:pPr>
-        <w:rPr>
-          <w:rFonts w:ascii="Apple Braille" w:hAnsi="Apple Braille"/>
-          <w:sz w:val="28"/>
-          <w:szCs w:val="28"/>
-        </w:rPr>
-      </w:pPr>
-      <w:r>
-        <w:rPr>
-          <w:rFonts w:ascii="Apple Braille" w:hAnsi="Apple Braille"/>
-          <w:sz w:val="28"/>
-          <w:szCs w:val="28"/>
-        </w:rPr>
-        <w:t xml:space="preserve">  </w:t>
-      </w:r>
-      <w:r>
-        <w:rPr>
-          <w:rFonts w:ascii="Times New Roman" w:hAnsi="Times New Roman" w:cs="Times New Roman"/>
-          <w:sz w:val="28"/>
-          <w:szCs w:val="28"/>
-        </w:rPr>
-        <w:t>→</w:t>
-      </w:r>
-      <w:r>
-        <w:rPr>
-          <w:rFonts w:ascii="Apple Braille" w:hAnsi="Apple Braille"/>
-          <w:sz w:val="28"/>
-          <w:szCs w:val="28"/>
-        </w:rPr>
-        <w:t xml:space="preserve"> validates against localStorage['library_users']</w:t>
-      </w:r>
-    </w:p>
-    <w:p>
-      <w:pPr>
-        <w:rPr>
-          <w:rFonts w:ascii="Apple Braille" w:hAnsi="Apple Braille"/>
-          <w:sz w:val="28"/>
-          <w:szCs w:val="28"/>
-        </w:rPr>
-      </w:pPr>
-      <w:r>
-        <w:rPr>
-          <w:rFonts w:ascii="Apple Braille" w:hAnsi="Apple Braille"/>
-          <w:sz w:val="28"/>
-          <w:szCs w:val="28"/>
-        </w:rPr>
-        <w:t xml:space="preserve">  </w:t>
-      </w:r>
-      <w:r>
-        <w:rPr>
-          <w:rFonts w:ascii="Times New Roman" w:hAnsi="Times New Roman" w:cs="Times New Roman"/>
-          <w:sz w:val="28"/>
-          <w:szCs w:val="28"/>
-        </w:rPr>
-        <w:t>→</w:t>
-      </w:r>
-      <w:r>
-        <w:rPr>
-          <w:rFonts w:ascii="Apple Braille" w:hAnsi="Apple Braille"/>
-          <w:sz w:val="28"/>
-          <w:szCs w:val="28"/>
-        </w:rPr>
-        <w:t xml:space="preserve"> tokenService.setTokens()</w:t>
-      </w:r>
-    </w:p>
-    <w:p>
-      <w:pPr>
-        <w:rPr>
-          <w:rFonts w:ascii="Apple Braille" w:hAnsi="Apple Braille"/>
-          <w:sz w:val="28"/>
-          <w:szCs w:val="28"/>
-        </w:rPr>
-      </w:pPr>
-      <w:r>
-        <w:rPr>
-          <w:rFonts w:ascii="Apple Braille" w:hAnsi="Apple Braille"/>
-          <w:sz w:val="28"/>
-          <w:szCs w:val="28"/>
-        </w:rPr>
-        <w:t xml:space="preserve">  </w:t>
-      </w:r>
-      <w:r>
-        <w:rPr>
-          <w:rFonts w:ascii="Times New Roman" w:hAnsi="Times New Roman" w:cs="Times New Roman"/>
-          <w:sz w:val="28"/>
-          <w:szCs w:val="28"/>
-        </w:rPr>
-        <w:t>→</w:t>
-      </w:r>
-      <w:r>
-        <w:rPr>
-          <w:rFonts w:ascii="Apple Braille" w:hAnsi="Apple Braille"/>
-          <w:sz w:val="28"/>
-          <w:szCs w:val="28"/>
-        </w:rPr>
-        <w:t xml:space="preserve"> localStorage['activeUser']</w:t>
-      </w:r>
-    </w:p>
-    <w:p>
-      <w:pPr>
-        <w:rPr>
-          <w:rFonts w:ascii="Apple Braille" w:hAnsi="Apple Braille"/>
-          <w:sz w:val="28"/>
-          <w:szCs w:val="28"/>
-        </w:rPr>
-      </w:pPr>
-      <w:r>
-        <w:rPr>
-          <w:rFonts w:ascii="Apple Braille" w:hAnsi="Apple Braille"/>
-          <w:sz w:val="28"/>
-          <w:szCs w:val="28"/>
-        </w:rPr>
-        <w:t xml:space="preserve">  </w:t>
-      </w:r>
-      <w:r>
-        <w:rPr>
-          <w:rFonts w:ascii="Times New Roman" w:hAnsi="Times New Roman" w:cs="Times New Roman"/>
-          <w:sz w:val="28"/>
-          <w:szCs w:val="28"/>
-        </w:rPr>
-        <w:t>→</w:t>
-      </w:r>
-      <w:r>
-        <w:rPr>
-          <w:rFonts w:ascii="Apple Braille" w:hAnsi="Apple Braille"/>
-          <w:sz w:val="28"/>
-          <w:szCs w:val="28"/>
-        </w:rPr>
-        <w:t xml:space="preserve"> setUser(userData)</w:t>
-      </w:r>
-      <w:r>
-        <w:rPr>
-          <w:rFonts w:ascii="Apple Braille" w:hAnsi="Apple Braille"/>
-          <w:sz w:val="28"/>
-          <w:szCs w:val="28"/>
-        </w:rPr>
-        <w:br/>
-      </w:r>
-    </w:p>
-    <w:p>
-      <w:pPr>
+    </w:p>
+    <w:p>
+      <w:pPr>
+        <w:widowControl w:val="0"/>
         <w:rPr>
           <w:rFonts w:ascii="Apple Braille" w:hAnsi="Apple Braille"/>
           <w:b/>
@@ -2544,18 +2525,20 @@
     </w:p>
     <w:p>
       <w:pPr>
-        <w:rPr>
-          <w:rFonts w:ascii="Apple Braille" w:hAnsi="Apple Braille"/>
-          <w:sz w:val="28"/>
-          <w:szCs w:val="28"/>
-        </w:rPr>
-      </w:pPr>
-      <w:r>
-        <w:rPr>
-          <w:rFonts w:ascii="Apple Braille" w:hAnsi="Apple Braille"/>
-          <w:sz w:val="28"/>
-          <w:szCs w:val="28"/>
-        </w:rPr>
+        <w:widowControl w:val="0"/>
+        <w:rPr>
+          <w:rFonts w:ascii="Apple Braille" w:hAnsi="Apple Braille"/>
+          <w:sz w:val="28"/>
+          <w:szCs w:val="28"/>
+        </w:rPr>
+      </w:pPr>
+      <w:r>
+        <w:rPr>
+          <w:rFonts w:ascii="Apple Braille" w:hAnsi="Apple Braille"/>
+          <w:sz w:val="28"/>
+          <w:szCs w:val="28"/>
+        </w:rPr>
+        <w:lastRenderedPageBreak/>
         <w:t xml:space="preserve">Entry point: BookCard.jsx </w:t>
       </w:r>
       <w:r>
@@ -2577,13 +2560,15 @@
     </w:p>
     <w:p>
       <w:pPr>
-        <w:rPr>
-          <w:rFonts w:ascii="Apple Braille" w:hAnsi="Apple Braille"/>
-        </w:rPr>
-      </w:pPr>
-    </w:p>
-    <w:p>
-      <w:pPr>
+        <w:widowControl w:val="0"/>
+        <w:rPr>
+          <w:rFonts w:ascii="Apple Braille" w:hAnsi="Apple Braille"/>
+        </w:rPr>
+      </w:pPr>
+    </w:p>
+    <w:p>
+      <w:pPr>
+        <w:widowControl w:val="0"/>
         <w:rPr>
           <w:rFonts w:ascii="Apple Braille" w:hAnsi="Apple Braille"/>
           <w:sz w:val="28"/>
@@ -2601,15 +2586,17 @@
     </w:p>
     <w:p>
       <w:pPr>
-        <w:rPr>
-          <w:rFonts w:ascii="Apple Braille" w:hAnsi="Apple Braille"/>
-          <w:sz w:val="28"/>
-          <w:szCs w:val="28"/>
-        </w:rPr>
-      </w:pPr>
-    </w:p>
-    <w:p>
-      <w:pPr>
+        <w:widowControl w:val="0"/>
+        <w:rPr>
+          <w:rFonts w:ascii="Apple Braille" w:hAnsi="Apple Braille"/>
+          <w:sz w:val="28"/>
+          <w:szCs w:val="28"/>
+        </w:rPr>
+      </w:pPr>
+    </w:p>
+    <w:p>
+      <w:pPr>
+        <w:widowControl w:val="0"/>
         <w:rPr>
           <w:rFonts w:ascii="Apple Braille" w:hAnsi="Apple Braille"/>
           <w:sz w:val="28"/>
@@ -2643,6 +2630,7 @@
     </w:p>
     <w:p>
       <w:pPr>
+        <w:widowControl w:val="0"/>
         <w:rPr>
           <w:rFonts w:ascii="Apple Braille" w:hAnsi="Apple Braille"/>
           <w:sz w:val="28"/>
@@ -2660,6 +2648,7 @@
     </w:p>
     <w:p>
       <w:pPr>
+        <w:widowControl w:val="0"/>
         <w:rPr>
           <w:rFonts w:ascii="Apple Braille" w:hAnsi="Apple Braille"/>
           <w:sz w:val="28"/>
@@ -2677,6 +2666,7 @@
     </w:p>
     <w:p>
       <w:pPr>
+        <w:widowControl w:val="0"/>
         <w:rPr>
           <w:rFonts w:ascii="Apple Braille" w:hAnsi="Apple Braille"/>
           <w:sz w:val="28"/>
@@ -2710,6 +2700,7 @@
     </w:p>
     <w:p>
       <w:pPr>
+        <w:widowControl w:val="0"/>
         <w:rPr>
           <w:rFonts w:ascii="Apple Braille" w:hAnsi="Apple Braille"/>
           <w:sz w:val="28"/>
@@ -2743,19 +2734,19 @@
     </w:p>
     <w:p>
       <w:pPr>
-        <w:rPr>
-          <w:rFonts w:ascii="Apple Braille" w:hAnsi="Apple Braille"/>
-          <w:sz w:val="28"/>
-          <w:szCs w:val="28"/>
-        </w:rPr>
-      </w:pPr>
-      <w:r>
-        <w:rPr>
-          <w:rFonts w:ascii="Apple Braille" w:hAnsi="Apple Braille"/>
-          <w:sz w:val="28"/>
-          <w:szCs w:val="28"/>
-        </w:rPr>
-        <w:lastRenderedPageBreak/>
+        <w:widowControl w:val="0"/>
+        <w:rPr>
+          <w:rFonts w:ascii="Apple Braille" w:hAnsi="Apple Braille"/>
+          <w:sz w:val="28"/>
+          <w:szCs w:val="28"/>
+        </w:rPr>
+      </w:pPr>
+      <w:r>
+        <w:rPr>
+          <w:rFonts w:ascii="Apple Braille" w:hAnsi="Apple Braille"/>
+          <w:sz w:val="28"/>
+          <w:szCs w:val="28"/>
+        </w:rPr>
         <w:t xml:space="preserve">Else </w:t>
       </w:r>
       <w:r>
@@ -2777,6 +2768,7 @@
     </w:p>
     <w:p>
       <w:pPr>
+        <w:widowControl w:val="0"/>
         <w:rPr>
           <w:rFonts w:ascii="Apple Braille" w:hAnsi="Apple Braille"/>
           <w:sz w:val="28"/>
@@ -2794,6 +2786,7 @@
     </w:p>
     <w:p>
       <w:pPr>
+        <w:widowControl w:val="0"/>
         <w:rPr>
           <w:rFonts w:ascii="Apple Braille" w:hAnsi="Apple Braille"/>
           <w:sz w:val="28"/>
@@ -2907,6 +2900,7 @@
     </w:p>
     <w:p>
       <w:pPr>
+        <w:widowControl w:val="0"/>
         <w:rPr>
           <w:rFonts w:ascii="Apple Braille" w:hAnsi="Apple Braille"/>
           <w:sz w:val="28"/>
@@ -2932,6 +2926,23 @@
     </w:p>
     <w:p>
       <w:pPr>
+        <w:pStyle w:val="Heading2"/>
+      </w:pPr>
+      <w:r>
+        <w:t>Authentication Logic</w:t>
+      </w:r>
+    </w:p>
+    <w:p>
+      <w:pPr>
+        <w:pStyle w:val="NormalWeb"/>
+        <w:widowControl w:val="0"/>
+        <w:rPr>
+          <w:rFonts w:ascii="Apple Braille" w:hAnsi="Apple Braille"/>
+          <w:sz w:val="28"/>
+          <w:szCs w:val="28"/>
+        </w:rPr>
+      </w:pPr>
+      <w:r>
         <w:rPr>
           <w:rFonts w:ascii="Apple Braille" w:hAnsi="Apple Braille"/>
           <w:b/>
@@ -2939,41 +2950,13 @@
           <w:sz w:val="28"/>
           <w:szCs w:val="28"/>
         </w:rPr>
-      </w:pPr>
-      <w:r>
-        <w:rPr>
-          <w:rFonts w:ascii="Apple Braille" w:hAnsi="Apple Braille"/>
-          <w:b/>
-          <w:bCs/>
-          <w:sz w:val="28"/>
-          <w:szCs w:val="28"/>
-        </w:rPr>
-        <w:t>7. Authentication Logic</w:t>
+        <w:t>Register:</w:t>
       </w:r>
     </w:p>
     <w:p>
       <w:pPr>
         <w:pStyle w:val="NormalWeb"/>
-        <w:rPr>
-          <w:rFonts w:ascii="Apple Braille" w:hAnsi="Apple Braille"/>
-          <w:sz w:val="28"/>
-          <w:szCs w:val="28"/>
-        </w:rPr>
-      </w:pPr>
-      <w:r>
-        <w:rPr>
-          <w:rFonts w:ascii="Apple Braille" w:hAnsi="Apple Braille"/>
-          <w:b/>
-          <w:bCs/>
-          <w:sz w:val="28"/>
-          <w:szCs w:val="28"/>
-        </w:rPr>
-        <w:t>Register:</w:t>
-      </w:r>
-    </w:p>
-    <w:p>
-      <w:pPr>
-        <w:pStyle w:val="NormalWeb"/>
+        <w:widowControl w:val="0"/>
         <w:numPr>
           <w:ilvl w:val="0"/>
           <w:numId w:val="1"/>
@@ -2996,6 +2979,7 @@
     <w:p>
       <w:pPr>
         <w:pStyle w:val="NormalWeb"/>
+        <w:widowControl w:val="0"/>
         <w:numPr>
           <w:ilvl w:val="0"/>
           <w:numId w:val="1"/>
@@ -3018,6 +3002,7 @@
     <w:p>
       <w:pPr>
         <w:pStyle w:val="NormalWeb"/>
+        <w:widowControl w:val="0"/>
         <w:numPr>
           <w:ilvl w:val="0"/>
           <w:numId w:val="1"/>
@@ -3040,6 +3025,7 @@
     <w:p>
       <w:pPr>
         <w:pStyle w:val="NormalWeb"/>
+        <w:widowControl w:val="0"/>
         <w:rPr>
           <w:rFonts w:ascii="Apple Braille" w:hAnsi="Apple Braille"/>
           <w:sz w:val="28"/>
@@ -3060,6 +3046,7 @@
     <w:p>
       <w:pPr>
         <w:pStyle w:val="NormalWeb"/>
+        <w:widowControl w:val="0"/>
         <w:numPr>
           <w:ilvl w:val="0"/>
           <w:numId w:val="2"/>
@@ -3082,6 +3069,7 @@
     <w:p>
       <w:pPr>
         <w:pStyle w:val="NormalWeb"/>
+        <w:widowControl w:val="0"/>
         <w:numPr>
           <w:ilvl w:val="0"/>
           <w:numId w:val="2"/>
@@ -3104,6 +3092,7 @@
     <w:p>
       <w:pPr>
         <w:pStyle w:val="NormalWeb"/>
+        <w:widowControl w:val="0"/>
         <w:numPr>
           <w:ilvl w:val="0"/>
           <w:numId w:val="2"/>
@@ -3126,6 +3115,7 @@
     <w:p>
       <w:pPr>
         <w:pStyle w:val="NormalWeb"/>
+        <w:widowControl w:val="0"/>
         <w:rPr>
           <w:rFonts w:ascii="Apple Braille" w:hAnsi="Apple Braille"/>
           <w:sz w:val="28"/>
@@ -3140,12 +3130,14 @@
           <w:sz w:val="28"/>
           <w:szCs w:val="28"/>
         </w:rPr>
+        <w:lastRenderedPageBreak/>
         <w:t>Session restore:</w:t>
       </w:r>
     </w:p>
     <w:p>
       <w:pPr>
         <w:pStyle w:val="NormalWeb"/>
+        <w:widowControl w:val="0"/>
         <w:numPr>
           <w:ilvl w:val="0"/>
           <w:numId w:val="3"/>
@@ -3168,6 +3160,7 @@
     <w:p>
       <w:pPr>
         <w:pStyle w:val="NormalWeb"/>
+        <w:widowControl w:val="0"/>
         <w:numPr>
           <w:ilvl w:val="0"/>
           <w:numId w:val="3"/>
@@ -3190,6 +3183,7 @@
     <w:p>
       <w:pPr>
         <w:pStyle w:val="NormalWeb"/>
+        <w:widowControl w:val="0"/>
         <w:rPr>
           <w:rFonts w:ascii="Apple Braille" w:hAnsi="Apple Braille"/>
           <w:sz w:val="28"/>
@@ -3210,6 +3204,7 @@
     <w:p>
       <w:pPr>
         <w:pStyle w:val="NormalWeb"/>
+        <w:widowControl w:val="0"/>
         <w:numPr>
           <w:ilvl w:val="0"/>
           <w:numId w:val="4"/>
@@ -3232,6 +3227,7 @@
     <w:p>
       <w:pPr>
         <w:pStyle w:val="NormalWeb"/>
+        <w:widowControl w:val="0"/>
         <w:rPr>
           <w:rFonts w:ascii="Apple Braille" w:hAnsi="Apple Braille"/>
           <w:sz w:val="28"/>
@@ -3252,6 +3248,7 @@
     <w:p>
       <w:pPr>
         <w:pStyle w:val="NormalWeb"/>
+        <w:widowControl w:val="0"/>
         <w:numPr>
           <w:ilvl w:val="0"/>
           <w:numId w:val="5"/>
@@ -3274,6 +3271,7 @@
     <w:p>
       <w:pPr>
         <w:pStyle w:val="NormalWeb"/>
+        <w:widowControl w:val="0"/>
         <w:numPr>
           <w:ilvl w:val="0"/>
           <w:numId w:val="5"/>
@@ -3295,6 +3293,7 @@
     </w:p>
     <w:p>
       <w:pPr>
+        <w:widowControl w:val="0"/>
         <w:rPr>
           <w:rFonts w:ascii="Apple Braille" w:hAnsi="Apple Braille"/>
           <w:sz w:val="28"/>
@@ -3312,65 +3311,53 @@
     </w:p>
     <w:p>
       <w:pPr>
-        <w:rPr>
-          <w:rFonts w:ascii="Apple Braille" w:hAnsi="Apple Braille"/>
-          <w:b/>
-          <w:bCs/>
-          <w:sz w:val="28"/>
-          <w:szCs w:val="28"/>
-        </w:rPr>
-      </w:pPr>
-      <w:r>
-        <w:rPr>
-          <w:rFonts w:ascii="Apple Braille" w:hAnsi="Apple Braille"/>
-          <w:b/>
-          <w:bCs/>
+        <w:pStyle w:val="Heading2"/>
+      </w:pPr>
+      <w:r>
+        <w:t>Diagrams</w:t>
+      </w:r>
+    </w:p>
+    <w:p>
+      <w:pPr>
+        <w:widowControl w:val="0"/>
+        <w:rPr>
+          <w:sz w:val="28"/>
+          <w:szCs w:val="28"/>
+          <w:lang w:val="cs-CZ"/>
+        </w:rPr>
+      </w:pPr>
+      <w:r>
+        <w:rPr>
+          <w:rFonts w:ascii="Apple Braille" w:hAnsi="Apple Braille"/>
+          <w:sz w:val="28"/>
+          <w:szCs w:val="28"/>
+        </w:rPr>
+        <w:t xml:space="preserve">A) Use Case Diagram </w:t>
+      </w:r>
+      <w:r>
+        <w:rPr>
+          <w:rFonts w:ascii="Apple Braille" w:hAnsi="Apple Braille"/>
+          <w:sz w:val="28"/>
+          <w:szCs w:val="28"/>
+        </w:rPr>
+        <w:br/>
+      </w:r>
+      <w:r>
+        <w:rPr>
+          <w:rFonts w:ascii="Apple Braille" w:hAnsi="Apple Braille"/>
+          <w:sz w:val="28"/>
+          <w:szCs w:val="28"/>
+        </w:rPr>
+        <w:br/>
+      </w:r>
+      <w:r>
+        <w:rPr>
+          <w:rFonts w:ascii="Apple Braille" w:hAnsi="Apple Braille"/>
+          <w:noProof/>
           <w:sz w:val="28"/>
           <w:szCs w:val="28"/>
         </w:rPr>
         <w:lastRenderedPageBreak/>
-        <w:t>8. Diagrams</w:t>
-      </w:r>
-    </w:p>
-    <w:p>
-      <w:pPr>
-        <w:rPr>
-          <w:rFonts w:ascii="Apple Braille" w:hAnsi="Apple Braille"/>
-          <w:sz w:val="28"/>
-          <w:szCs w:val="28"/>
-        </w:rPr>
-      </w:pPr>
-      <w:r>
-        <w:rPr>
-          <w:rFonts w:ascii="Apple Braille" w:hAnsi="Apple Braille"/>
-          <w:sz w:val="28"/>
-          <w:szCs w:val="28"/>
-        </w:rPr>
-        <w:t xml:space="preserve">A) Use Case Diagram </w:t>
-      </w:r>
-      <w:r>
-        <w:rPr>
-          <w:rFonts w:ascii="Apple Braille" w:hAnsi="Apple Braille"/>
-          <w:sz w:val="28"/>
-          <w:szCs w:val="28"/>
-        </w:rPr>
-        <w:br/>
-      </w:r>
-      <w:r>
-        <w:rPr>
-          <w:rFonts w:ascii="Apple Braille" w:hAnsi="Apple Braille"/>
-          <w:sz w:val="28"/>
-          <w:szCs w:val="28"/>
-        </w:rPr>
-        <w:br/>
-      </w:r>
-      <w:r>
-        <w:rPr>
-          <w:rFonts w:ascii="Apple Braille" w:hAnsi="Apple Braille"/>
-          <w:noProof/>
-          <w:sz w:val="28"/>
-          <w:szCs w:val="28"/>
-        </w:rPr>
         <w:drawing>
           <wp:inline distT="0" distB="0" distL="0" distR="0" wp14:anchorId="30D50D99" wp14:editId="6E8C6248">
             <wp:extent cx="5033781" cy="5164282"/>
@@ -3416,91 +3403,18 @@
           <w:szCs w:val="28"/>
         </w:rPr>
       </w:pPr>
-    </w:p>
-    <w:p>
-      <w:pPr>
-        <w:rPr>
-          <w:rFonts w:ascii="Apple Braille" w:hAnsi="Apple Braille"/>
-          <w:sz w:val="28"/>
-          <w:szCs w:val="28"/>
-        </w:rPr>
-      </w:pPr>
-      <w:r>
-        <w:rPr>
-          <w:rFonts w:ascii="Apple Braille" w:hAnsi="Apple Braille"/>
-          <w:sz w:val="28"/>
-          <w:szCs w:val="28"/>
-        </w:rPr>
-        <w:br/>
-      </w:r>
-      <w:r>
-        <w:rPr>
-          <w:rFonts w:ascii="Apple Braille" w:hAnsi="Apple Braille"/>
-          <w:sz w:val="28"/>
-          <w:szCs w:val="28"/>
-        </w:rPr>
-        <w:br/>
-      </w:r>
-      <w:r>
-        <w:rPr>
-          <w:rFonts w:ascii="Apple Braille" w:hAnsi="Apple Braille"/>
-          <w:sz w:val="28"/>
-          <w:szCs w:val="28"/>
-        </w:rPr>
-        <w:br/>
-      </w:r>
-      <w:r>
-        <w:rPr>
-          <w:rFonts w:ascii="Apple Braille" w:hAnsi="Apple Braille"/>
-          <w:sz w:val="28"/>
-          <w:szCs w:val="28"/>
-        </w:rPr>
-        <w:br/>
-      </w:r>
-      <w:r>
-        <w:rPr>
-          <w:rFonts w:ascii="Apple Braille" w:hAnsi="Apple Braille"/>
-          <w:sz w:val="28"/>
-          <w:szCs w:val="28"/>
-        </w:rPr>
-        <w:br/>
-      </w:r>
-      <w:r>
-        <w:rPr>
-          <w:rFonts w:ascii="Apple Braille" w:hAnsi="Apple Braille"/>
-          <w:sz w:val="28"/>
-          <w:szCs w:val="28"/>
-        </w:rPr>
-        <w:br/>
-      </w:r>
-      <w:r>
-        <w:rPr>
-          <w:rFonts w:ascii="Apple Braille" w:hAnsi="Apple Braille"/>
-          <w:sz w:val="28"/>
-          <w:szCs w:val="28"/>
-        </w:rPr>
-        <w:br/>
-      </w:r>
-      <w:r>
-        <w:rPr>
-          <w:rFonts w:ascii="Apple Braille" w:hAnsi="Apple Braille"/>
-          <w:sz w:val="28"/>
-          <w:szCs w:val="28"/>
-        </w:rPr>
-        <w:br/>
-      </w:r>
-    </w:p>
-    <w:p>
-      <w:pPr>
-        <w:rPr>
-          <w:rFonts w:ascii="Apple Braille" w:hAnsi="Apple Braille"/>
-          <w:sz w:val="28"/>
-          <w:szCs w:val="28"/>
-        </w:rPr>
-      </w:pPr>
-    </w:p>
-    <w:p>
-      <w:pPr>
+      <w:r>
+        <w:rPr>
+          <w:rFonts w:ascii="Apple Braille" w:hAnsi="Apple Braille"/>
+          <w:sz w:val="28"/>
+          <w:szCs w:val="28"/>
+        </w:rPr>
+        <w:br w:type="page"/>
+      </w:r>
+    </w:p>
+    <w:p>
+      <w:pPr>
+        <w:widowControl w:val="0"/>
         <w:rPr>
           <w:rFonts w:ascii="Apple Braille" w:hAnsi="Apple Braille"/>
           <w:sz w:val="28"/>
@@ -3535,20 +3449,13 @@
     </w:p>
     <w:p>
       <w:pPr>
-        <w:rPr>
-          <w:rFonts w:ascii="Apple Braille" w:hAnsi="Apple Braille"/>
-          <w:sz w:val="28"/>
-          <w:szCs w:val="28"/>
-        </w:rPr>
-      </w:pPr>
-      <w:r>
-        <w:rPr>
-          <w:rFonts w:ascii="Apple Braille" w:hAnsi="Apple Braille"/>
-          <w:sz w:val="28"/>
-          <w:szCs w:val="28"/>
-        </w:rPr>
-        <w:br/>
-      </w:r>
+        <w:widowControl w:val="0"/>
+        <w:rPr>
+          <w:rFonts w:ascii="Apple Braille" w:hAnsi="Apple Braille"/>
+          <w:sz w:val="28"/>
+          <w:szCs w:val="28"/>
+        </w:rPr>
+      </w:pPr>
       <w:r>
         <w:rPr>
           <w:rFonts w:ascii="Apple Braille" w:hAnsi="Apple Braille"/>
@@ -3610,6 +3517,7 @@
     </w:p>
     <w:p>
       <w:pPr>
+        <w:widowControl w:val="0"/>
         <w:rPr>
           <w:rFonts w:ascii="Apple Braille" w:hAnsi="Apple Braille"/>
           <w:sz w:val="28"/>
@@ -3624,15 +3532,6 @@
         </w:rPr>
         <w:t xml:space="preserve">C) Deployment Diagram </w:t>
       </w:r>
-    </w:p>
-    <w:p>
-      <w:pPr>
-        <w:rPr>
-          <w:rFonts w:ascii="Apple Braille" w:hAnsi="Apple Braille"/>
-          <w:sz w:val="28"/>
-          <w:szCs w:val="28"/>
-        </w:rPr>
-      </w:pPr>
       <w:r>
         <w:rPr>
           <w:rFonts w:ascii="Apple Braille" w:hAnsi="Apple Braille"/>
@@ -3709,114 +3608,110 @@
     </w:p>
     <w:p>
       <w:pPr>
-        <w:rPr>
-          <w:rFonts w:ascii="Apple Braille" w:hAnsi="Apple Braille"/>
-          <w:sz w:val="28"/>
-          <w:szCs w:val="28"/>
-        </w:rPr>
-      </w:pPr>
-    </w:p>
-    <w:p>
-      <w:pPr>
-        <w:rPr>
-          <w:rFonts w:ascii="Apple Braille" w:hAnsi="Apple Braille"/>
-          <w:sz w:val="28"/>
-          <w:szCs w:val="28"/>
-        </w:rPr>
-      </w:pPr>
-    </w:p>
-    <w:p>
-      <w:pPr>
-        <w:rPr>
-          <w:rFonts w:ascii="Apple Braille" w:hAnsi="Apple Braille"/>
-          <w:sz w:val="28"/>
-          <w:szCs w:val="28"/>
-        </w:rPr>
-      </w:pPr>
-    </w:p>
-    <w:p>
-      <w:pPr>
-        <w:rPr>
-          <w:rFonts w:ascii="Apple Braille" w:hAnsi="Apple Braille"/>
-          <w:sz w:val="28"/>
-          <w:szCs w:val="28"/>
-        </w:rPr>
-      </w:pPr>
-    </w:p>
-    <w:p>
-      <w:pPr>
-        <w:rPr>
-          <w:rFonts w:ascii="Apple Braille" w:hAnsi="Apple Braille"/>
-          <w:sz w:val="28"/>
-          <w:szCs w:val="28"/>
-        </w:rPr>
-      </w:pPr>
-    </w:p>
-    <w:p>
-      <w:pPr>
-        <w:rPr>
-          <w:rFonts w:ascii="Apple Braille" w:hAnsi="Apple Braille"/>
-          <w:sz w:val="28"/>
-          <w:szCs w:val="28"/>
-        </w:rPr>
-      </w:pPr>
-    </w:p>
-    <w:p>
-      <w:pPr>
-        <w:rPr>
-          <w:rFonts w:ascii="Apple Braille" w:hAnsi="Apple Braille"/>
-          <w:sz w:val="28"/>
-          <w:szCs w:val="28"/>
-        </w:rPr>
-      </w:pPr>
-    </w:p>
-    <w:p>
-      <w:pPr>
-        <w:rPr>
-          <w:rFonts w:ascii="Apple Braille" w:hAnsi="Apple Braille"/>
-          <w:sz w:val="28"/>
-          <w:szCs w:val="28"/>
-        </w:rPr>
-      </w:pPr>
-    </w:p>
-    <w:p>
-      <w:pPr>
-        <w:rPr>
-          <w:rFonts w:ascii="Apple Braille" w:hAnsi="Apple Braille"/>
-          <w:sz w:val="28"/>
-          <w:szCs w:val="28"/>
-        </w:rPr>
-      </w:pPr>
-    </w:p>
-    <w:p>
-      <w:pPr>
-        <w:rPr>
-          <w:rFonts w:ascii="Apple Braille" w:hAnsi="Apple Braille"/>
-          <w:sz w:val="28"/>
-          <w:szCs w:val="28"/>
-        </w:rPr>
-      </w:pPr>
-    </w:p>
-    <w:p>
-      <w:pPr>
-        <w:rPr>
-          <w:rFonts w:ascii="Apple Braille" w:hAnsi="Apple Braille"/>
-          <w:b/>
-          <w:bCs/>
-          <w:sz w:val="28"/>
-          <w:szCs w:val="28"/>
-        </w:rPr>
-      </w:pPr>
-      <w:r>
-        <w:rPr>
-          <w:rFonts w:ascii="Apple Braille" w:hAnsi="Apple Braille"/>
-          <w:b/>
-          <w:bCs/>
-          <w:sz w:val="28"/>
-          <w:szCs w:val="28"/>
-        </w:rPr>
-        <w:lastRenderedPageBreak/>
-        <w:t>9. SWOT Analysis</w:t>
+        <w:widowControl w:val="0"/>
+        <w:rPr>
+          <w:rFonts w:ascii="Apple Braille" w:hAnsi="Apple Braille"/>
+          <w:sz w:val="28"/>
+          <w:szCs w:val="28"/>
+        </w:rPr>
+      </w:pPr>
+    </w:p>
+    <w:p>
+      <w:pPr>
+        <w:widowControl w:val="0"/>
+        <w:rPr>
+          <w:rFonts w:ascii="Apple Braille" w:hAnsi="Apple Braille"/>
+          <w:sz w:val="28"/>
+          <w:szCs w:val="28"/>
+        </w:rPr>
+      </w:pPr>
+    </w:p>
+    <w:p>
+      <w:pPr>
+        <w:widowControl w:val="0"/>
+        <w:rPr>
+          <w:rFonts w:ascii="Apple Braille" w:hAnsi="Apple Braille"/>
+          <w:sz w:val="28"/>
+          <w:szCs w:val="28"/>
+        </w:rPr>
+      </w:pPr>
+    </w:p>
+    <w:p>
+      <w:pPr>
+        <w:widowControl w:val="0"/>
+        <w:rPr>
+          <w:rFonts w:ascii="Apple Braille" w:hAnsi="Apple Braille"/>
+          <w:sz w:val="28"/>
+          <w:szCs w:val="28"/>
+        </w:rPr>
+      </w:pPr>
+    </w:p>
+    <w:p>
+      <w:pPr>
+        <w:widowControl w:val="0"/>
+        <w:rPr>
+          <w:rFonts w:ascii="Apple Braille" w:hAnsi="Apple Braille"/>
+          <w:sz w:val="28"/>
+          <w:szCs w:val="28"/>
+        </w:rPr>
+      </w:pPr>
+    </w:p>
+    <w:p>
+      <w:pPr>
+        <w:widowControl w:val="0"/>
+        <w:rPr>
+          <w:rFonts w:ascii="Apple Braille" w:hAnsi="Apple Braille"/>
+          <w:sz w:val="28"/>
+          <w:szCs w:val="28"/>
+        </w:rPr>
+      </w:pPr>
+    </w:p>
+    <w:p>
+      <w:pPr>
+        <w:widowControl w:val="0"/>
+        <w:rPr>
+          <w:rFonts w:ascii="Apple Braille" w:hAnsi="Apple Braille"/>
+          <w:sz w:val="28"/>
+          <w:szCs w:val="28"/>
+        </w:rPr>
+      </w:pPr>
+    </w:p>
+    <w:p>
+      <w:pPr>
+        <w:widowControl w:val="0"/>
+        <w:rPr>
+          <w:rFonts w:ascii="Apple Braille" w:hAnsi="Apple Braille"/>
+          <w:sz w:val="28"/>
+          <w:szCs w:val="28"/>
+        </w:rPr>
+      </w:pPr>
+    </w:p>
+    <w:p>
+      <w:pPr>
+        <w:widowControl w:val="0"/>
+        <w:rPr>
+          <w:rFonts w:ascii="Apple Braille" w:hAnsi="Apple Braille"/>
+          <w:sz w:val="28"/>
+          <w:szCs w:val="28"/>
+        </w:rPr>
+      </w:pPr>
+    </w:p>
+    <w:p>
+      <w:pPr>
+        <w:widowControl w:val="0"/>
+        <w:rPr>
+          <w:rFonts w:ascii="Apple Braille" w:hAnsi="Apple Braille"/>
+          <w:sz w:val="28"/>
+          <w:szCs w:val="28"/>
+        </w:rPr>
+      </w:pPr>
+    </w:p>
+    <w:p>
+      <w:pPr>
+        <w:pStyle w:val="Heading2"/>
+      </w:pPr>
+      <w:r>
+        <w:t>SWOT Analysis</w:t>
       </w:r>
     </w:p>
     <w:tbl>
@@ -3860,6 +3755,7 @@
           </w:tcPr>
           <w:p>
             <w:pPr>
+              <w:widowControl w:val="0"/>
               <w:spacing w:after="0" w:line="240" w:lineRule="auto"/>
               <w:rPr>
                 <w:rFonts w:ascii="Apple Braille" w:eastAsia="Times New Roman" w:hAnsi="Apple Braille" w:cs="Times New Roman"/>
@@ -3889,6 +3785,7 @@
           </w:tcPr>
           <w:p>
             <w:pPr>
+              <w:widowControl w:val="0"/>
               <w:spacing w:after="0" w:line="240" w:lineRule="auto"/>
               <w:rPr>
                 <w:rFonts w:ascii="Apple Braille" w:eastAsia="Times New Roman" w:hAnsi="Apple Braille" w:cs="Times New Roman"/>
@@ -3955,6 +3852,7 @@
           </w:tcPr>
           <w:p>
             <w:pPr>
+              <w:widowControl w:val="0"/>
               <w:spacing w:after="0" w:line="240" w:lineRule="auto"/>
               <w:rPr>
                 <w:rFonts w:ascii="Apple Braille" w:eastAsia="Times New Roman" w:hAnsi="Apple Braille" w:cs="Times New Roman"/>
@@ -4050,6 +3948,7 @@
           </w:tcPr>
           <w:p>
             <w:pPr>
+              <w:widowControl w:val="0"/>
               <w:spacing w:after="0" w:line="240" w:lineRule="auto"/>
               <w:rPr>
                 <w:rFonts w:ascii="Apple Braille" w:eastAsia="Times New Roman" w:hAnsi="Apple Braille" w:cs="Times New Roman"/>
@@ -4073,6 +3972,7 @@
           </w:p>
           <w:p>
             <w:pPr>
+              <w:widowControl w:val="0"/>
               <w:spacing w:after="0" w:line="240" w:lineRule="auto"/>
               <w:rPr>
                 <w:rFonts w:ascii="Apple Braille" w:eastAsia="Times New Roman" w:hAnsi="Apple Braille" w:cs="Times New Roman"/>
@@ -4093,6 +3993,7 @@
           </w:p>
           <w:p>
             <w:pPr>
+              <w:widowControl w:val="0"/>
               <w:spacing w:after="0" w:line="240" w:lineRule="auto"/>
               <w:rPr>
                 <w:rFonts w:ascii="Apple Braille" w:eastAsia="Times New Roman" w:hAnsi="Apple Braille" w:cs="Times New Roman"/>
@@ -4168,6 +4069,7 @@
           </w:tcPr>
           <w:p>
             <w:pPr>
+              <w:widowControl w:val="0"/>
               <w:spacing w:after="0" w:line="240" w:lineRule="auto"/>
               <w:rPr>
                 <w:rFonts w:ascii="Apple Braille" w:eastAsia="Times New Roman" w:hAnsi="Apple Braille" w:cs="Times New Roman"/>
@@ -4239,6 +4141,7 @@
           </w:p>
           <w:p>
             <w:pPr>
+              <w:widowControl w:val="0"/>
               <w:spacing w:after="0" w:line="240" w:lineRule="auto"/>
               <w:rPr>
                 <w:rFonts w:ascii="Apple Braille" w:eastAsia="Times New Roman" w:hAnsi="Apple Braille" w:cs="Times New Roman"/>
@@ -4259,6 +4162,7 @@
           </w:p>
           <w:p>
             <w:pPr>
+              <w:widowControl w:val="0"/>
               <w:spacing w:after="0" w:line="240" w:lineRule="auto"/>
               <w:rPr>
                 <w:rFonts w:ascii="Apple Braille" w:eastAsia="Times New Roman" w:hAnsi="Apple Braille" w:cs="Times New Roman"/>
@@ -4288,6 +4192,7 @@
           </w:p>
           <w:p>
             <w:pPr>
+              <w:widowControl w:val="0"/>
               <w:spacing w:after="0" w:line="240" w:lineRule="auto"/>
               <w:rPr>
                 <w:rFonts w:ascii="Apple Braille" w:eastAsia="Times New Roman" w:hAnsi="Apple Braille" w:cs="Times New Roman"/>
@@ -4308,6 +4213,7 @@
           </w:p>
           <w:p>
             <w:pPr>
+              <w:widowControl w:val="0"/>
               <w:spacing w:after="0" w:line="240" w:lineRule="auto"/>
               <w:rPr>
                 <w:rFonts w:ascii="Apple Braille" w:eastAsia="Times New Roman" w:hAnsi="Apple Braille" w:cs="Times New Roman"/>
@@ -4337,6 +4243,7 @@
           </w:p>
           <w:p>
             <w:pPr>
+              <w:widowControl w:val="0"/>
               <w:spacing w:after="0" w:line="240" w:lineRule="auto"/>
               <w:rPr>
                 <w:rFonts w:ascii="Apple Braille" w:eastAsia="Times New Roman" w:hAnsi="Apple Braille" w:cs="Times New Roman"/>
@@ -4357,6 +4264,7 @@
           </w:p>
           <w:p>
             <w:pPr>
+              <w:widowControl w:val="0"/>
               <w:spacing w:after="0" w:line="240" w:lineRule="auto"/>
               <w:rPr>
                 <w:rFonts w:ascii="Apple Braille" w:eastAsia="Times New Roman" w:hAnsi="Apple Braille" w:cs="Times New Roman"/>
@@ -4407,6 +4315,7 @@
           </w:p>
           <w:p>
             <w:pPr>
+              <w:widowControl w:val="0"/>
               <w:spacing w:after="0" w:line="240" w:lineRule="auto"/>
               <w:rPr>
                 <w:rFonts w:ascii="Apple Braille" w:eastAsia="Times New Roman" w:hAnsi="Apple Braille" w:cs="Times New Roman"/>
@@ -4427,6 +4336,7 @@
           </w:p>
           <w:p>
             <w:pPr>
+              <w:widowControl w:val="0"/>
               <w:spacing w:after="0" w:line="240" w:lineRule="auto"/>
               <w:rPr>
                 <w:rFonts w:ascii="Apple Braille" w:eastAsia="Times New Roman" w:hAnsi="Apple Braille" w:cs="Times New Roman"/>
@@ -4477,6 +4387,7 @@
           </w:p>
           <w:p>
             <w:pPr>
+              <w:widowControl w:val="0"/>
               <w:spacing w:after="0" w:line="240" w:lineRule="auto"/>
               <w:rPr>
                 <w:rFonts w:ascii="Apple Braille" w:eastAsia="Times New Roman" w:hAnsi="Apple Braille" w:cs="Times New Roman"/>
@@ -4497,6 +4408,7 @@
           </w:p>
           <w:p>
             <w:pPr>
+              <w:widowControl w:val="0"/>
               <w:spacing w:after="0" w:line="240" w:lineRule="auto"/>
               <w:rPr>
                 <w:rFonts w:ascii="Apple Braille" w:eastAsia="Times New Roman" w:hAnsi="Apple Braille" w:cs="Times New Roman"/>
@@ -4545,6 +4457,7 @@
           </w:tcPr>
           <w:p>
             <w:pPr>
+              <w:widowControl w:val="0"/>
               <w:spacing w:after="0" w:line="240" w:lineRule="auto"/>
               <w:rPr>
                 <w:rFonts w:ascii="Apple Braille" w:eastAsia="Times New Roman" w:hAnsi="Apple Braille" w:cs="Times New Roman"/>
@@ -4616,6 +4529,7 @@
           </w:p>
           <w:p>
             <w:pPr>
+              <w:widowControl w:val="0"/>
               <w:spacing w:after="0" w:line="240" w:lineRule="auto"/>
               <w:rPr>
                 <w:rFonts w:ascii="Apple Braille" w:eastAsia="Times New Roman" w:hAnsi="Apple Braille" w:cs="Times New Roman"/>
@@ -4636,6 +4550,7 @@
           </w:p>
           <w:p>
             <w:pPr>
+              <w:widowControl w:val="0"/>
               <w:spacing w:after="0" w:line="240" w:lineRule="auto"/>
               <w:rPr>
                 <w:rFonts w:ascii="Apple Braille" w:eastAsia="Times New Roman" w:hAnsi="Apple Braille" w:cs="Times New Roman"/>
@@ -4677,6 +4592,7 @@
           </w:p>
           <w:p>
             <w:pPr>
+              <w:widowControl w:val="0"/>
               <w:spacing w:after="0" w:line="240" w:lineRule="auto"/>
               <w:rPr>
                 <w:rFonts w:ascii="Apple Braille" w:eastAsia="Times New Roman" w:hAnsi="Apple Braille" w:cs="Times New Roman"/>
@@ -4697,6 +4613,7 @@
           </w:p>
           <w:p>
             <w:pPr>
+              <w:widowControl w:val="0"/>
               <w:spacing w:after="0" w:line="240" w:lineRule="auto"/>
               <w:rPr>
                 <w:rFonts w:ascii="Apple Braille" w:eastAsia="Times New Roman" w:hAnsi="Apple Braille" w:cs="Times New Roman"/>
@@ -4726,6 +4643,7 @@
           </w:p>
           <w:p>
             <w:pPr>
+              <w:widowControl w:val="0"/>
               <w:spacing w:after="0" w:line="240" w:lineRule="auto"/>
               <w:rPr>
                 <w:rFonts w:ascii="Apple Braille" w:eastAsia="Times New Roman" w:hAnsi="Apple Braille" w:cs="Times New Roman"/>
@@ -4746,6 +4664,7 @@
           </w:p>
           <w:p>
             <w:pPr>
+              <w:widowControl w:val="0"/>
               <w:spacing w:after="0" w:line="240" w:lineRule="auto"/>
               <w:rPr>
                 <w:rFonts w:ascii="Apple Braille" w:eastAsia="Times New Roman" w:hAnsi="Apple Braille" w:cs="Times New Roman"/>
@@ -4775,6 +4694,7 @@
           </w:p>
           <w:p>
             <w:pPr>
+              <w:widowControl w:val="0"/>
               <w:spacing w:after="0" w:line="240" w:lineRule="auto"/>
               <w:rPr>
                 <w:rFonts w:ascii="Apple Braille" w:eastAsia="Times New Roman" w:hAnsi="Apple Braille" w:cs="Times New Roman"/>
@@ -4795,6 +4715,7 @@
           </w:p>
           <w:p>
             <w:pPr>
+              <w:widowControl w:val="0"/>
               <w:spacing w:after="0" w:line="240" w:lineRule="auto"/>
               <w:rPr>
                 <w:rFonts w:ascii="Apple Braille" w:eastAsia="Times New Roman" w:hAnsi="Apple Braille" w:cs="Times New Roman"/>
@@ -4848,6 +4769,7 @@
           </w:tcPr>
           <w:p>
             <w:pPr>
+              <w:widowControl w:val="0"/>
               <w:spacing w:after="0" w:line="240" w:lineRule="auto"/>
               <w:rPr>
                 <w:rFonts w:ascii="Apple Braille" w:eastAsia="Times New Roman" w:hAnsi="Apple Braille" w:cs="Times New Roman"/>
@@ -4871,6 +4793,7 @@
           </w:p>
           <w:p>
             <w:pPr>
+              <w:widowControl w:val="0"/>
               <w:spacing w:after="0" w:line="240" w:lineRule="auto"/>
               <w:rPr>
                 <w:rFonts w:ascii="Apple Braille" w:eastAsia="Times New Roman" w:hAnsi="Apple Braille" w:cs="Times New Roman"/>
@@ -4891,6 +4814,7 @@
           </w:p>
           <w:p>
             <w:pPr>
+              <w:widowControl w:val="0"/>
               <w:spacing w:after="0" w:line="240" w:lineRule="auto"/>
               <w:rPr>
                 <w:rFonts w:ascii="Apple Braille" w:eastAsia="Times New Roman" w:hAnsi="Apple Braille" w:cs="Times New Roman"/>
@@ -4966,6 +4890,7 @@
           </w:tcPr>
           <w:p>
             <w:pPr>
+              <w:widowControl w:val="0"/>
               <w:spacing w:after="0" w:line="240" w:lineRule="auto"/>
               <w:rPr>
                 <w:rFonts w:ascii="Apple Braille" w:eastAsia="Times New Roman" w:hAnsi="Apple Braille" w:cs="Times New Roman"/>
@@ -5037,6 +4962,7 @@
           </w:p>
           <w:p>
             <w:pPr>
+              <w:widowControl w:val="0"/>
               <w:spacing w:after="0" w:line="240" w:lineRule="auto"/>
               <w:rPr>
                 <w:rFonts w:ascii="Apple Braille" w:eastAsia="Times New Roman" w:hAnsi="Apple Braille" w:cs="Times New Roman"/>
@@ -5057,6 +4983,7 @@
           </w:p>
           <w:p>
             <w:pPr>
+              <w:widowControl w:val="0"/>
               <w:spacing w:after="0" w:line="240" w:lineRule="auto"/>
               <w:rPr>
                 <w:rFonts w:ascii="Apple Braille" w:eastAsia="Times New Roman" w:hAnsi="Apple Braille" w:cs="Times New Roman"/>
@@ -5086,6 +5013,7 @@
           </w:p>
           <w:p>
             <w:pPr>
+              <w:widowControl w:val="0"/>
               <w:spacing w:after="0" w:line="240" w:lineRule="auto"/>
               <w:rPr>
                 <w:rFonts w:ascii="Apple Braille" w:eastAsia="Times New Roman" w:hAnsi="Apple Braille" w:cs="Times New Roman"/>
@@ -5106,6 +5034,7 @@
           </w:p>
           <w:p>
             <w:pPr>
+              <w:widowControl w:val="0"/>
               <w:spacing w:after="0" w:line="240" w:lineRule="auto"/>
               <w:rPr>
                 <w:rFonts w:ascii="Apple Braille" w:eastAsia="Times New Roman" w:hAnsi="Apple Braille" w:cs="Times New Roman"/>
@@ -5135,6 +5064,7 @@
           </w:p>
           <w:p>
             <w:pPr>
+              <w:widowControl w:val="0"/>
               <w:spacing w:after="0" w:line="240" w:lineRule="auto"/>
               <w:rPr>
                 <w:rFonts w:ascii="Apple Braille" w:eastAsia="Times New Roman" w:hAnsi="Apple Braille" w:cs="Times New Roman"/>
@@ -5155,6 +5085,7 @@
           </w:p>
           <w:p>
             <w:pPr>
+              <w:widowControl w:val="0"/>
               <w:spacing w:after="0" w:line="240" w:lineRule="auto"/>
               <w:rPr>
                 <w:rFonts w:ascii="Apple Braille" w:eastAsia="Times New Roman" w:hAnsi="Apple Braille" w:cs="Times New Roman"/>
@@ -5184,6 +5115,7 @@
           </w:p>
           <w:p>
             <w:pPr>
+              <w:widowControl w:val="0"/>
               <w:spacing w:after="0" w:line="240" w:lineRule="auto"/>
               <w:rPr>
                 <w:rFonts w:ascii="Apple Braille" w:eastAsia="Times New Roman" w:hAnsi="Apple Braille" w:cs="Times New Roman"/>
@@ -5204,6 +5136,7 @@
           </w:p>
           <w:p>
             <w:pPr>
+              <w:widowControl w:val="0"/>
               <w:spacing w:after="0" w:line="240" w:lineRule="auto"/>
               <w:rPr>
                 <w:rFonts w:ascii="Apple Braille" w:eastAsia="Times New Roman" w:hAnsi="Apple Braille" w:cs="Times New Roman"/>
@@ -5252,6 +5185,7 @@
           </w:tcPr>
           <w:p>
             <w:pPr>
+              <w:widowControl w:val="0"/>
               <w:spacing w:after="0" w:line="240" w:lineRule="auto"/>
               <w:rPr>
                 <w:rFonts w:ascii="Apple Braille" w:eastAsia="Times New Roman" w:hAnsi="Apple Braille" w:cs="Times New Roman"/>
@@ -5275,6 +5209,7 @@
           </w:p>
           <w:p>
             <w:pPr>
+              <w:widowControl w:val="0"/>
               <w:spacing w:after="0" w:line="240" w:lineRule="auto"/>
               <w:rPr>
                 <w:rFonts w:ascii="Apple Braille" w:eastAsia="Times New Roman" w:hAnsi="Apple Braille" w:cs="Times New Roman"/>
@@ -5295,6 +5230,7 @@
           </w:p>
           <w:p>
             <w:pPr>
+              <w:widowControl w:val="0"/>
               <w:spacing w:after="0" w:line="240" w:lineRule="auto"/>
               <w:rPr>
                 <w:rFonts w:ascii="Apple Braille" w:eastAsia="Times New Roman" w:hAnsi="Apple Braille" w:cs="Times New Roman"/>
@@ -5345,6 +5281,7 @@
           </w:p>
           <w:p>
             <w:pPr>
+              <w:widowControl w:val="0"/>
               <w:spacing w:after="0" w:line="240" w:lineRule="auto"/>
               <w:rPr>
                 <w:rFonts w:ascii="Apple Braille" w:eastAsia="Times New Roman" w:hAnsi="Apple Braille" w:cs="Times New Roman"/>
@@ -5365,6 +5302,7 @@
           </w:p>
           <w:p>
             <w:pPr>
+              <w:widowControl w:val="0"/>
               <w:spacing w:after="0" w:line="240" w:lineRule="auto"/>
               <w:rPr>
                 <w:rFonts w:ascii="Apple Braille" w:eastAsia="Times New Roman" w:hAnsi="Apple Braille" w:cs="Times New Roman"/>
@@ -5394,6 +5332,7 @@
           </w:p>
           <w:p>
             <w:pPr>
+              <w:widowControl w:val="0"/>
               <w:spacing w:after="0" w:line="240" w:lineRule="auto"/>
               <w:rPr>
                 <w:rFonts w:ascii="Apple Braille" w:eastAsia="Times New Roman" w:hAnsi="Apple Braille" w:cs="Times New Roman"/>
@@ -5414,6 +5353,7 @@
           </w:p>
           <w:p>
             <w:pPr>
+              <w:widowControl w:val="0"/>
               <w:spacing w:after="0" w:line="240" w:lineRule="auto"/>
               <w:rPr>
                 <w:rFonts w:ascii="Apple Braille" w:eastAsia="Times New Roman" w:hAnsi="Apple Braille" w:cs="Times New Roman"/>
@@ -5443,6 +5383,7 @@
           </w:p>
           <w:p>
             <w:pPr>
+              <w:widowControl w:val="0"/>
               <w:spacing w:after="0" w:line="240" w:lineRule="auto"/>
               <w:rPr>
                 <w:rFonts w:ascii="Apple Braille" w:eastAsia="Times New Roman" w:hAnsi="Apple Braille" w:cs="Times New Roman"/>
@@ -5463,6 +5404,7 @@
           </w:p>
           <w:p>
             <w:pPr>
+              <w:widowControl w:val="0"/>
               <w:spacing w:after="0" w:line="240" w:lineRule="auto"/>
               <w:rPr>
                 <w:rFonts w:ascii="Apple Braille" w:eastAsia="Times New Roman" w:hAnsi="Apple Braille" w:cs="Times New Roman"/>
@@ -5495,64 +5437,55 @@
     </w:tbl>
     <w:p>
       <w:pPr>
-        <w:rPr>
-          <w:rFonts w:ascii="Apple Braille" w:hAnsi="Apple Braille"/>
-          <w:sz w:val="28"/>
-          <w:szCs w:val="28"/>
-        </w:rPr>
-      </w:pPr>
-    </w:p>
-    <w:p>
-      <w:pPr>
-        <w:rPr>
-          <w:rFonts w:ascii="Apple Braille" w:hAnsi="Apple Braille"/>
-          <w:sz w:val="28"/>
-          <w:szCs w:val="28"/>
-        </w:rPr>
-      </w:pPr>
-    </w:p>
-    <w:p>
-      <w:pPr>
-        <w:rPr>
-          <w:rFonts w:ascii="Apple Braille" w:hAnsi="Apple Braille"/>
-          <w:sz w:val="28"/>
-          <w:szCs w:val="28"/>
-        </w:rPr>
-      </w:pPr>
-    </w:p>
-    <w:p>
-      <w:pPr>
-        <w:rPr>
-          <w:rFonts w:ascii="Apple Braille" w:hAnsi="Apple Braille"/>
-          <w:sz w:val="28"/>
-          <w:szCs w:val="28"/>
-        </w:rPr>
-      </w:pPr>
-    </w:p>
-    <w:p>
-      <w:pPr>
-        <w:rPr>
-          <w:rFonts w:ascii="Apple Braille" w:hAnsi="Apple Braille"/>
-          <w:b/>
-          <w:bCs/>
-          <w:sz w:val="28"/>
-          <w:szCs w:val="28"/>
-        </w:rPr>
-      </w:pPr>
-      <w:r>
-        <w:rPr>
-          <w:rFonts w:ascii="Apple Braille" w:hAnsi="Apple Braille"/>
-          <w:b/>
-          <w:bCs/>
-          <w:sz w:val="28"/>
-          <w:szCs w:val="28"/>
-        </w:rPr>
-        <w:lastRenderedPageBreak/>
-        <w:t>10. Future Improvements</w:t>
-      </w:r>
-    </w:p>
-    <w:p>
-      <w:pPr>
+        <w:widowControl w:val="0"/>
+        <w:rPr>
+          <w:rFonts w:ascii="Apple Braille" w:hAnsi="Apple Braille"/>
+          <w:sz w:val="28"/>
+          <w:szCs w:val="28"/>
+        </w:rPr>
+      </w:pPr>
+    </w:p>
+    <w:p>
+      <w:pPr>
+        <w:widowControl w:val="0"/>
+        <w:rPr>
+          <w:rFonts w:ascii="Apple Braille" w:hAnsi="Apple Braille"/>
+          <w:sz w:val="28"/>
+          <w:szCs w:val="28"/>
+        </w:rPr>
+      </w:pPr>
+    </w:p>
+    <w:p>
+      <w:pPr>
+        <w:widowControl w:val="0"/>
+        <w:rPr>
+          <w:rFonts w:ascii="Apple Braille" w:hAnsi="Apple Braille"/>
+          <w:sz w:val="28"/>
+          <w:szCs w:val="28"/>
+        </w:rPr>
+      </w:pPr>
+    </w:p>
+    <w:p>
+      <w:pPr>
+        <w:widowControl w:val="0"/>
+        <w:rPr>
+          <w:rFonts w:ascii="Apple Braille" w:hAnsi="Apple Braille"/>
+          <w:sz w:val="28"/>
+          <w:szCs w:val="28"/>
+        </w:rPr>
+      </w:pPr>
+    </w:p>
+    <w:p>
+      <w:pPr>
+        <w:pStyle w:val="Heading2"/>
+      </w:pPr>
+      <w:r>
+        <w:t>Future Improvements</w:t>
+      </w:r>
+    </w:p>
+    <w:p>
+      <w:pPr>
+        <w:widowControl w:val="0"/>
         <w:rPr>
           <w:rFonts w:ascii="Apple Braille" w:hAnsi="Apple Braille"/>
           <w:sz w:val="28"/>
@@ -5579,6 +5512,7 @@
     </w:p>
     <w:p>
       <w:pPr>
+        <w:widowControl w:val="0"/>
         <w:rPr>
           <w:rFonts w:ascii="Apple Braille" w:hAnsi="Apple Braille"/>
           <w:sz w:val="28"/>
@@ -5629,6 +5563,7 @@
     </w:p>
     <w:p>
       <w:pPr>
+        <w:widowControl w:val="0"/>
         <w:rPr>
           <w:rFonts w:ascii="Apple Braille" w:hAnsi="Apple Braille"/>
           <w:sz w:val="28"/>
@@ -5663,6 +5598,7 @@
     </w:p>
     <w:p>
       <w:pPr>
+        <w:widowControl w:val="0"/>
         <w:rPr>
           <w:rFonts w:ascii="Apple Braille" w:hAnsi="Apple Braille"/>
           <w:sz w:val="28"/>
@@ -5697,6 +5633,7 @@
     </w:p>
     <w:p>
       <w:pPr>
+        <w:widowControl w:val="0"/>
         <w:rPr>
           <w:rFonts w:ascii="Apple Braille" w:hAnsi="Apple Braille"/>
           <w:sz w:val="28"/>
@@ -5731,6 +5668,7 @@
     </w:p>
     <w:p>
       <w:pPr>
+        <w:widowControl w:val="0"/>
         <w:rPr>
           <w:rFonts w:ascii="Apple Braille" w:hAnsi="Apple Braille"/>
           <w:sz w:val="28"/>
@@ -5765,6 +5703,7 @@
     </w:p>
     <w:p>
       <w:pPr>
+        <w:widowControl w:val="0"/>
         <w:rPr>
           <w:rFonts w:ascii="Apple Braille" w:hAnsi="Apple Braille"/>
           <w:sz w:val="28"/>
@@ -5799,10 +5738,11 @@
     </w:p>
     <w:p>
       <w:pPr>
-        <w:rPr>
-          <w:rFonts w:ascii="Apple Braille" w:hAnsi="Apple Braille"/>
-          <w:sz w:val="28"/>
-          <w:szCs w:val="28"/>
+        <w:widowControl w:val="0"/>
+        <w:rPr>
+          <w:sz w:val="28"/>
+          <w:szCs w:val="28"/>
+          <w:lang w:val="cs-CZ"/>
         </w:rPr>
       </w:pPr>
       <w:r>
@@ -5830,6 +5770,26 @@
         <w:tab/>
         <w:t>Email notifications for due dates</w:t>
       </w:r>
+    </w:p>
+    <w:p>
+      <w:pPr>
+        <w:widowControl w:val="0"/>
+        <w:rPr>
+          <w:sz w:val="28"/>
+          <w:szCs w:val="28"/>
+          <w:lang w:val="cs-CZ"/>
+        </w:rPr>
+      </w:pPr>
+    </w:p>
+    <w:p>
+      <w:pPr>
+        <w:widowControl w:val="0"/>
+        <w:rPr>
+          <w:sz w:val="28"/>
+          <w:szCs w:val="28"/>
+          <w:lang w:val="cs-CZ"/>
+        </w:rPr>
+      </w:pPr>
     </w:p>
     <w:sectPr>
       <w:pgSz w:w="11906" w:h="16838"/>
@@ -6615,7 +6575,7 @@
         <w:kern w:val="2"/>
         <w:sz w:val="24"/>
         <w:szCs w:val="24"/>
-        <w:lang w:val="en-CZ" w:eastAsia="zh-CN" w:bidi="ar-SA"/>
+        <w:lang w:eastAsia="zh-CN" w:bidi="ar-SA"/>
         <w14:ligatures w14:val="standardContextual"/>
       </w:rPr>
     </w:rPrDefault>
@@ -7034,7 +6994,6 @@
     <w:next w:val="Normal"/>
     <w:link w:val="Heading2Char"/>
     <w:uiPriority w:val="9"/>
-    <w:semiHidden/>
     <w:unhideWhenUsed/>
     <w:qFormat/>
     <w:rsid w:val="001664E3"/>
@@ -7057,7 +7016,6 @@
     <w:next w:val="Normal"/>
     <w:link w:val="Heading3Char"/>
     <w:uiPriority w:val="9"/>
-    <w:semiHidden/>
     <w:unhideWhenUsed/>
     <w:qFormat/>
     <w:rsid w:val="001664E3"/>
@@ -7251,7 +7209,6 @@
     <w:basedOn w:val="DefaultParagraphFont"/>
     <w:link w:val="Heading2"/>
     <w:uiPriority w:val="9"/>
-    <w:semiHidden/>
     <w:rsid w:val="001664E3"/>
     <w:rPr>
       <w:rFonts w:asciiTheme="majorHAnsi" w:eastAsiaTheme="majorEastAsia" w:hAnsiTheme="majorHAnsi" w:cstheme="majorBidi"/>
@@ -7265,7 +7222,6 @@
     <w:basedOn w:val="DefaultParagraphFont"/>
     <w:link w:val="Heading3"/>
     <w:uiPriority w:val="9"/>
-    <w:semiHidden/>
     <w:rsid w:val="001664E3"/>
     <w:rPr>
       <w:rFonts w:eastAsiaTheme="majorEastAsia" w:cstheme="majorBidi"/>

--- a/EduLend_documenation.docx
+++ b/EduLend_documenation.docx
@@ -5773,13 +5773,5602 @@
     </w:p>
     <w:p>
       <w:pPr>
-        <w:widowControl w:val="0"/>
         <w:rPr>
           <w:sz w:val="28"/>
           <w:szCs w:val="28"/>
           <w:lang w:val="cs-CZ"/>
         </w:rPr>
       </w:pPr>
+      <w:r>
+        <w:rPr>
+          <w:sz w:val="28"/>
+          <w:szCs w:val="28"/>
+          <w:lang w:val="cs-CZ"/>
+        </w:rPr>
+        <w:br w:type="page"/>
+      </w:r>
+    </w:p>
+    <w:p>
+      <w:pPr>
+        <w:pStyle w:val="Heading1"/>
+        <w:widowControl w:val="0"/>
+        <w:rPr>
+          <w:lang w:val="en-GB"/>
+        </w:rPr>
+      </w:pPr>
+      <w:r>
+        <w:rPr>
+          <w:lang w:val="en-GB"/>
+        </w:rPr>
+        <w:lastRenderedPageBreak/>
+        <w:t>Backend</w:t>
+      </w:r>
+    </w:p>
+    <w:p>
+      <w:pPr>
+        <w:pStyle w:val="Heading2"/>
+        <w:widowControl w:val="0"/>
+        <w:rPr>
+          <w:lang w:val="en-GB"/>
+        </w:rPr>
+      </w:pPr>
+      <w:r>
+        <w:rPr>
+          <w:lang w:val="en-GB"/>
+        </w:rPr>
+        <w:t>Diagrams</w:t>
+      </w:r>
+    </w:p>
+    <w:p>
+      <w:pPr>
+        <w:pStyle w:val="Heading3"/>
+        <w:rPr>
+          <w:lang w:val="en-GB"/>
+        </w:rPr>
+      </w:pPr>
+      <w:r>
+        <w:rPr>
+          <w:lang w:val="en-GB"/>
+        </w:rPr>
+        <w:t>Architecture diagram</w:t>
+      </w:r>
+    </w:p>
+    <w:p>
+      <w:r>
+        <w:t>Frontend (React application)</w:t>
+      </w:r>
+    </w:p>
+    <w:p>
+      <w:r>
+        <w:t>|</w:t>
+      </w:r>
+    </w:p>
+    <w:p>
+      <w:r>
+        <w:t>| REST API (HTTP / JSON)</w:t>
+      </w:r>
+    </w:p>
+    <w:p>
+      <w:r>
+        <w:t>V</w:t>
+      </w:r>
+    </w:p>
+    <w:p>
+      <w:r>
+        <w:t>Backend (Spring Boot application)</w:t>
+      </w:r>
+    </w:p>
+    <w:p>
+      <w:r>
+        <w:t>Controllers (API endpoints)</w:t>
+      </w:r>
+    </w:p>
+    <w:p>
+      <w:r>
+        <w:t>Services (business logic)</w:t>
+      </w:r>
+    </w:p>
+    <w:p>
+      <w:r>
+        <w:t>Repositories (database access)</w:t>
+      </w:r>
+    </w:p>
+    <w:p>
+      <w:r>
+        <w:t>|</w:t>
+      </w:r>
+    </w:p>
+    <w:p>
+      <w:r>
+        <w:t>v PostgreSQL Database</w:t>
+      </w:r>
+    </w:p>
+    <w:p>
+      <w:pPr>
+        <w:rPr>
+          <w:lang w:val="en-GB"/>
+        </w:rPr>
+      </w:pPr>
+    </w:p>
+    <w:p>
+      <w:pPr>
+        <w:pStyle w:val="Heading3"/>
+        <w:widowControl w:val="0"/>
+        <w:rPr>
+          <w:lang w:val="en-GB"/>
+        </w:rPr>
+      </w:pPr>
+      <w:r>
+        <w:rPr>
+          <w:lang w:val="en-GB"/>
+        </w:rPr>
+        <w:t>Class Diagram</w:t>
+      </w:r>
+    </w:p>
+    <w:p>
+      <w:pPr>
+        <w:widowControl w:val="0"/>
+        <w:rPr>
+          <w:lang w:val="en-GB"/>
+        </w:rPr>
+      </w:pPr>
+      <w:r>
+        <w:rPr>
+          <w:noProof/>
+          <w:lang w:val="en-GB"/>
+        </w:rPr>
+        <w:drawing>
+          <wp:inline distT="0" distB="0" distL="0" distR="0" wp14:anchorId="668F65FC" wp14:editId="264866D0">
+            <wp:extent cx="5759450" cy="2794000"/>
+            <wp:effectExtent l="0" t="0" r="0" b="6350"/>
+            <wp:docPr id="1937378962" name="Picture 1"/>
+            <wp:cNvGraphicFramePr>
+              <a:graphicFrameLocks xmlns:a="http://schemas.openxmlformats.org/drawingml/2006/main" noChangeAspect="1"/>
+            </wp:cNvGraphicFramePr>
+            <a:graphic xmlns:a="http://schemas.openxmlformats.org/drawingml/2006/main">
+              <a:graphicData uri="http://schemas.openxmlformats.org/drawingml/2006/picture">
+                <pic:pic xmlns:pic="http://schemas.openxmlformats.org/drawingml/2006/picture">
+                  <pic:nvPicPr>
+                    <pic:cNvPr id="0" name="Picture 1"/>
+                    <pic:cNvPicPr>
+                      <a:picLocks noChangeAspect="1" noChangeArrowheads="1"/>
+                    </pic:cNvPicPr>
+                  </pic:nvPicPr>
+                  <pic:blipFill>
+                    <a:blip r:embed="rId8">
+                      <a:extLst>
+                        <a:ext uri="{28A0092B-C50C-407E-A947-70E740481C1C}">
+                          <a14:useLocalDpi xmlns:a14="http://schemas.microsoft.com/office/drawing/2010/main" val="0"/>
+                        </a:ext>
+                      </a:extLst>
+                    </a:blip>
+                    <a:srcRect/>
+                    <a:stretch>
+                      <a:fillRect/>
+                    </a:stretch>
+                  </pic:blipFill>
+                  <pic:spPr bwMode="auto">
+                    <a:xfrm>
+                      <a:off x="0" y="0"/>
+                      <a:ext cx="5759450" cy="2794000"/>
+                    </a:xfrm>
+                    <a:prstGeom prst="rect">
+                      <a:avLst/>
+                    </a:prstGeom>
+                    <a:noFill/>
+                    <a:ln>
+                      <a:noFill/>
+                    </a:ln>
+                  </pic:spPr>
+                </pic:pic>
+              </a:graphicData>
+            </a:graphic>
+          </wp:inline>
+        </w:drawing>
+      </w:r>
+    </w:p>
+    <w:p>
+      <w:pPr>
+        <w:pStyle w:val="Heading3"/>
+        <w:widowControl w:val="0"/>
+        <w:rPr>
+          <w:lang w:val="en-GB"/>
+        </w:rPr>
+      </w:pPr>
+      <w:r>
+        <w:rPr>
+          <w:lang w:val="en-GB"/>
+        </w:rPr>
+        <w:lastRenderedPageBreak/>
+        <w:t>Sequence Diagram (Regular)</w:t>
+      </w:r>
+    </w:p>
+    <w:p>
+      <w:pPr>
+        <w:widowControl w:val="0"/>
+        <w:rPr>
+          <w:lang w:val="en-GB"/>
+        </w:rPr>
+      </w:pPr>
+      <w:r>
+        <w:rPr>
+          <w:noProof/>
+          <w:lang w:val="en-GB"/>
+        </w:rPr>
+        <w:drawing>
+          <wp:inline distT="0" distB="0" distL="0" distR="0" wp14:anchorId="429D137A" wp14:editId="1F0107F6">
+            <wp:extent cx="5759450" cy="1746250"/>
+            <wp:effectExtent l="0" t="0" r="0" b="6350"/>
+            <wp:docPr id="1765388805" name="Picture 2"/>
+            <wp:cNvGraphicFramePr>
+              <a:graphicFrameLocks xmlns:a="http://schemas.openxmlformats.org/drawingml/2006/main" noChangeAspect="1"/>
+            </wp:cNvGraphicFramePr>
+            <a:graphic xmlns:a="http://schemas.openxmlformats.org/drawingml/2006/main">
+              <a:graphicData uri="http://schemas.openxmlformats.org/drawingml/2006/picture">
+                <pic:pic xmlns:pic="http://schemas.openxmlformats.org/drawingml/2006/picture">
+                  <pic:nvPicPr>
+                    <pic:cNvPr id="0" name="Picture 2"/>
+                    <pic:cNvPicPr>
+                      <a:picLocks noChangeAspect="1" noChangeArrowheads="1"/>
+                    </pic:cNvPicPr>
+                  </pic:nvPicPr>
+                  <pic:blipFill>
+                    <a:blip r:embed="rId9">
+                      <a:extLst>
+                        <a:ext uri="{28A0092B-C50C-407E-A947-70E740481C1C}">
+                          <a14:useLocalDpi xmlns:a14="http://schemas.microsoft.com/office/drawing/2010/main" val="0"/>
+                        </a:ext>
+                      </a:extLst>
+                    </a:blip>
+                    <a:srcRect/>
+                    <a:stretch>
+                      <a:fillRect/>
+                    </a:stretch>
+                  </pic:blipFill>
+                  <pic:spPr bwMode="auto">
+                    <a:xfrm>
+                      <a:off x="0" y="0"/>
+                      <a:ext cx="5759450" cy="1746250"/>
+                    </a:xfrm>
+                    <a:prstGeom prst="rect">
+                      <a:avLst/>
+                    </a:prstGeom>
+                    <a:noFill/>
+                    <a:ln>
+                      <a:noFill/>
+                    </a:ln>
+                  </pic:spPr>
+                </pic:pic>
+              </a:graphicData>
+            </a:graphic>
+          </wp:inline>
+        </w:drawing>
+      </w:r>
+    </w:p>
+    <w:p>
+      <w:pPr>
+        <w:pStyle w:val="Heading3"/>
+        <w:widowControl w:val="0"/>
+        <w:rPr>
+          <w:lang w:val="en-GB"/>
+        </w:rPr>
+      </w:pPr>
+      <w:r>
+        <w:rPr>
+          <w:lang w:val="en-GB"/>
+        </w:rPr>
+        <w:t>Sequence Diagram (System)</w:t>
+      </w:r>
+    </w:p>
+    <w:p>
+      <w:pPr>
+        <w:widowControl w:val="0"/>
+        <w:rPr>
+          <w:lang w:val="en-GB"/>
+        </w:rPr>
+      </w:pPr>
+      <w:r>
+        <w:rPr>
+          <w:noProof/>
+          <w:lang w:val="en-GB"/>
+        </w:rPr>
+        <w:drawing>
+          <wp:inline distT="0" distB="0" distL="0" distR="0" wp14:anchorId="059B3DA4" wp14:editId="2F9864D1">
+            <wp:extent cx="4629150" cy="3189878"/>
+            <wp:effectExtent l="0" t="0" r="0" b="0"/>
+            <wp:docPr id="1577232868" name="Picture 3"/>
+            <wp:cNvGraphicFramePr>
+              <a:graphicFrameLocks xmlns:a="http://schemas.openxmlformats.org/drawingml/2006/main" noChangeAspect="1"/>
+            </wp:cNvGraphicFramePr>
+            <a:graphic xmlns:a="http://schemas.openxmlformats.org/drawingml/2006/main">
+              <a:graphicData uri="http://schemas.openxmlformats.org/drawingml/2006/picture">
+                <pic:pic xmlns:pic="http://schemas.openxmlformats.org/drawingml/2006/picture">
+                  <pic:nvPicPr>
+                    <pic:cNvPr id="0" name="Picture 3"/>
+                    <pic:cNvPicPr>
+                      <a:picLocks noChangeAspect="1" noChangeArrowheads="1"/>
+                    </pic:cNvPicPr>
+                  </pic:nvPicPr>
+                  <pic:blipFill>
+                    <a:blip r:embed="rId10">
+                      <a:extLst>
+                        <a:ext uri="{28A0092B-C50C-407E-A947-70E740481C1C}">
+                          <a14:useLocalDpi xmlns:a14="http://schemas.microsoft.com/office/drawing/2010/main" val="0"/>
+                        </a:ext>
+                      </a:extLst>
+                    </a:blip>
+                    <a:srcRect/>
+                    <a:stretch>
+                      <a:fillRect/>
+                    </a:stretch>
+                  </pic:blipFill>
+                  <pic:spPr bwMode="auto">
+                    <a:xfrm>
+                      <a:off x="0" y="0"/>
+                      <a:ext cx="4645148" cy="3200902"/>
+                    </a:xfrm>
+                    <a:prstGeom prst="rect">
+                      <a:avLst/>
+                    </a:prstGeom>
+                    <a:noFill/>
+                    <a:ln>
+                      <a:noFill/>
+                    </a:ln>
+                  </pic:spPr>
+                </pic:pic>
+              </a:graphicData>
+            </a:graphic>
+          </wp:inline>
+        </w:drawing>
+      </w:r>
+    </w:p>
+    <w:p>
+      <w:pPr>
+        <w:pStyle w:val="Heading2"/>
+        <w:widowControl w:val="0"/>
+        <w:rPr>
+          <w:lang w:val="en-GB"/>
+        </w:rPr>
+      </w:pPr>
+      <w:r>
+        <w:rPr>
+          <w:lang w:val="en-GB"/>
+        </w:rPr>
+        <w:t>Entities</w:t>
+      </w:r>
+    </w:p>
+    <w:p>
+      <w:pPr>
+        <w:pStyle w:val="Heading3"/>
+        <w:widowControl w:val="0"/>
+        <w:rPr>
+          <w:lang w:val="en-GB"/>
+        </w:rPr>
+      </w:pPr>
+      <w:r>
+        <w:rPr>
+          <w:lang w:val="en-GB"/>
+        </w:rPr>
+        <w:t>Role</w:t>
+      </w:r>
+    </w:p>
+    <w:p>
+      <w:pPr>
+        <w:widowControl w:val="0"/>
+        <w:rPr>
+          <w:lang w:val="en-GB"/>
+        </w:rPr>
+      </w:pPr>
+      <w:r>
+        <w:rPr>
+          <w:lang w:val="en-GB"/>
+        </w:rPr>
+        <w:t xml:space="preserve">It’s an </w:t>
+      </w:r>
+      <w:proofErr w:type="spellStart"/>
+      <w:r>
+        <w:rPr>
+          <w:lang w:val="en-GB"/>
+        </w:rPr>
+        <w:t>enum</w:t>
+      </w:r>
+      <w:proofErr w:type="spellEnd"/>
+      <w:r>
+        <w:rPr>
+          <w:lang w:val="en-GB"/>
+        </w:rPr>
+        <w:t>.</w:t>
+      </w:r>
+    </w:p>
+    <w:p>
+      <w:pPr>
+        <w:widowControl w:val="0"/>
+        <w:rPr>
+          <w:lang w:val="en-GB"/>
+        </w:rPr>
+      </w:pPr>
+      <w:r>
+        <w:rPr>
+          <w:lang w:val="en-GB"/>
+        </w:rPr>
+        <w:t>Values: GUEST, MEMBER, LIBRARIAN.</w:t>
+      </w:r>
+    </w:p>
+    <w:p>
+      <w:pPr>
+        <w:pStyle w:val="Heading3"/>
+        <w:widowControl w:val="0"/>
+        <w:rPr>
+          <w:lang w:val="en-GB"/>
+        </w:rPr>
+      </w:pPr>
+      <w:proofErr w:type="spellStart"/>
+      <w:r>
+        <w:rPr>
+          <w:lang w:val="en-GB"/>
+        </w:rPr>
+        <w:t>AppUser</w:t>
+      </w:r>
+      <w:proofErr w:type="spellEnd"/>
+    </w:p>
+    <w:p>
+      <w:pPr>
+        <w:widowControl w:val="0"/>
+      </w:pPr>
+      <w:r>
+        <w:rPr>
+          <w:lang w:val="en-GB"/>
+        </w:rPr>
+        <w:t>Represents a library user</w:t>
+      </w:r>
+      <w:r>
+        <w:rPr>
+          <w:lang w:val="en-GB"/>
+        </w:rPr>
+        <w:t xml:space="preserve">. The role field defaults to </w:t>
+      </w:r>
+      <w:r>
+        <w:rPr>
+          <w:lang w:val="en-GB"/>
+        </w:rPr>
+        <w:t>MEMBER.</w:t>
+      </w:r>
+      <w:r>
+        <w:rPr>
+          <w:lang w:val="en-GB"/>
+        </w:rPr>
+        <w:t xml:space="preserve"> Until guest mode is implemented, MEMBER will remain the default.</w:t>
+      </w:r>
+      <w:r>
+        <w:rPr>
+          <w:lang w:val="en-GB"/>
+        </w:rPr>
+        <w:t xml:space="preserve"> A user can have multiple borrowings</w:t>
+      </w:r>
+      <w:r>
+        <w:rPr>
+          <w:lang w:val="en-GB"/>
+        </w:rPr>
+        <w:t>.</w:t>
+      </w:r>
+    </w:p>
+    <w:tbl>
+      <w:tblPr>
+        <w:tblStyle w:val="TableGrid"/>
+        <w:tblW w:w="0" w:type="auto"/>
+        <w:tblLook w:val="04A0" w:firstRow="1" w:lastRow="0" w:firstColumn="1" w:lastColumn="0" w:noHBand="0" w:noVBand="1"/>
+      </w:tblPr>
+      <w:tblGrid>
+        <w:gridCol w:w="9016"/>
+      </w:tblGrid>
+      <w:tr>
+        <w:tc>
+          <w:tcPr>
+            <w:tcW w:w="9062" w:type="dxa"/>
+          </w:tcPr>
+          <w:p>
+            <w:pPr>
+              <w:widowControl w:val="0"/>
+            </w:pPr>
+            <w:r>
+              <w:t>@Id</w:t>
+            </w:r>
+            <w:r>
+              <w:br/>
+              <w:t>@</w:t>
+            </w:r>
+            <w:proofErr w:type="gramStart"/>
+            <w:r>
+              <w:t>GeneratedValue(</w:t>
+            </w:r>
+            <w:proofErr w:type="gramEnd"/>
+            <w:r>
+              <w:t xml:space="preserve">strategy = </w:t>
+            </w:r>
+            <w:proofErr w:type="spellStart"/>
+            <w:r>
+              <w:t>GenerationType.</w:t>
+            </w:r>
+            <w:r>
+              <w:rPr>
+                <w:i/>
+                <w:iCs/>
+              </w:rPr>
+              <w:t>UUID</w:t>
+            </w:r>
+            <w:proofErr w:type="spellEnd"/>
+            <w:r>
+              <w:t>)</w:t>
+            </w:r>
+            <w:r>
+              <w:br/>
+            </w:r>
+            <w:proofErr w:type="spellStart"/>
+            <w:r>
+              <w:t>private</w:t>
+            </w:r>
+            <w:proofErr w:type="spellEnd"/>
+            <w:r>
+              <w:t xml:space="preserve"> UUID </w:t>
+            </w:r>
+            <w:proofErr w:type="spellStart"/>
+            <w:r>
+              <w:t>userId</w:t>
+            </w:r>
+            <w:proofErr w:type="spellEnd"/>
+            <w:r>
+              <w:t>;</w:t>
+            </w:r>
+            <w:r>
+              <w:br/>
+            </w:r>
+            <w:r>
+              <w:br/>
+              <w:t>@</w:t>
+            </w:r>
+            <w:proofErr w:type="gramStart"/>
+            <w:r>
+              <w:t>Column(</w:t>
+            </w:r>
+            <w:proofErr w:type="gramEnd"/>
+            <w:r>
+              <w:t xml:space="preserve">nullable = </w:t>
+            </w:r>
+            <w:proofErr w:type="spellStart"/>
+            <w:r>
+              <w:t>false</w:t>
+            </w:r>
+            <w:proofErr w:type="spellEnd"/>
+            <w:r>
+              <w:t>)</w:t>
+            </w:r>
+            <w:r>
+              <w:br/>
+            </w:r>
+            <w:proofErr w:type="spellStart"/>
+            <w:r>
+              <w:lastRenderedPageBreak/>
+              <w:t>private</w:t>
+            </w:r>
+            <w:proofErr w:type="spellEnd"/>
+            <w:r>
+              <w:t xml:space="preserve"> </w:t>
+            </w:r>
+            <w:proofErr w:type="spellStart"/>
+            <w:r>
+              <w:t>String</w:t>
+            </w:r>
+            <w:proofErr w:type="spellEnd"/>
+            <w:r>
+              <w:t xml:space="preserve"> </w:t>
+            </w:r>
+            <w:proofErr w:type="spellStart"/>
+            <w:r>
+              <w:t>name</w:t>
+            </w:r>
+            <w:proofErr w:type="spellEnd"/>
+            <w:r>
+              <w:t>;</w:t>
+            </w:r>
+            <w:r>
+              <w:br/>
+            </w:r>
+            <w:r>
+              <w:br/>
+              <w:t>@</w:t>
+            </w:r>
+            <w:proofErr w:type="gramStart"/>
+            <w:r>
+              <w:t>Column(</w:t>
+            </w:r>
+            <w:proofErr w:type="gramEnd"/>
+            <w:r>
+              <w:t xml:space="preserve">nullable = </w:t>
+            </w:r>
+            <w:proofErr w:type="spellStart"/>
+            <w:r>
+              <w:t>false</w:t>
+            </w:r>
+            <w:proofErr w:type="spellEnd"/>
+            <w:r>
+              <w:t>)</w:t>
+            </w:r>
+            <w:r>
+              <w:br/>
+            </w:r>
+            <w:proofErr w:type="spellStart"/>
+            <w:r>
+              <w:t>private</w:t>
+            </w:r>
+            <w:proofErr w:type="spellEnd"/>
+            <w:r>
+              <w:t xml:space="preserve"> </w:t>
+            </w:r>
+            <w:proofErr w:type="spellStart"/>
+            <w:r>
+              <w:t>String</w:t>
+            </w:r>
+            <w:proofErr w:type="spellEnd"/>
+            <w:r>
+              <w:t xml:space="preserve"> email;</w:t>
+            </w:r>
+            <w:r>
+              <w:br/>
+            </w:r>
+            <w:r>
+              <w:br/>
+              <w:t>@</w:t>
+            </w:r>
+            <w:proofErr w:type="gramStart"/>
+            <w:r>
+              <w:t>Column(</w:t>
+            </w:r>
+            <w:proofErr w:type="gramEnd"/>
+            <w:r>
+              <w:t xml:space="preserve">nullable = </w:t>
+            </w:r>
+            <w:proofErr w:type="spellStart"/>
+            <w:r>
+              <w:t>false</w:t>
+            </w:r>
+            <w:proofErr w:type="spellEnd"/>
+            <w:r>
+              <w:t>)</w:t>
+            </w:r>
+            <w:r>
+              <w:br/>
+            </w:r>
+            <w:proofErr w:type="spellStart"/>
+            <w:r>
+              <w:t>private</w:t>
+            </w:r>
+            <w:proofErr w:type="spellEnd"/>
+            <w:r>
+              <w:t xml:space="preserve"> </w:t>
+            </w:r>
+            <w:proofErr w:type="spellStart"/>
+            <w:r>
+              <w:t>String</w:t>
+            </w:r>
+            <w:proofErr w:type="spellEnd"/>
+            <w:r>
+              <w:t xml:space="preserve"> </w:t>
+            </w:r>
+            <w:proofErr w:type="spellStart"/>
+            <w:r>
+              <w:t>password</w:t>
+            </w:r>
+            <w:proofErr w:type="spellEnd"/>
+            <w:r>
+              <w:t>;</w:t>
+            </w:r>
+            <w:r>
+              <w:br/>
+            </w:r>
+            <w:r>
+              <w:br/>
+              <w:t>@</w:t>
+            </w:r>
+            <w:proofErr w:type="gramStart"/>
+            <w:r>
+              <w:t>Column(</w:t>
+            </w:r>
+            <w:proofErr w:type="gramEnd"/>
+            <w:r>
+              <w:t xml:space="preserve">nullable = </w:t>
+            </w:r>
+            <w:proofErr w:type="spellStart"/>
+            <w:r>
+              <w:t>false</w:t>
+            </w:r>
+            <w:proofErr w:type="spellEnd"/>
+            <w:r>
+              <w:t>)</w:t>
+            </w:r>
+            <w:r>
+              <w:br/>
+              <w:t>@</w:t>
+            </w:r>
+            <w:proofErr w:type="gramStart"/>
+            <w:r>
+              <w:t>Enumerated(</w:t>
+            </w:r>
+            <w:proofErr w:type="gramEnd"/>
+            <w:r>
+              <w:t>EnumType.</w:t>
+            </w:r>
+            <w:r>
+              <w:rPr>
+                <w:i/>
+                <w:iCs/>
+              </w:rPr>
+              <w:t>STRING</w:t>
+            </w:r>
+            <w:r>
+              <w:t>)</w:t>
+            </w:r>
+            <w:r>
+              <w:br/>
+            </w:r>
+            <w:proofErr w:type="spellStart"/>
+            <w:r>
+              <w:t>private</w:t>
+            </w:r>
+            <w:proofErr w:type="spellEnd"/>
+            <w:r>
+              <w:t xml:space="preserve"> Role </w:t>
+            </w:r>
+            <w:proofErr w:type="spellStart"/>
+            <w:r>
+              <w:t>role</w:t>
+            </w:r>
+            <w:proofErr w:type="spellEnd"/>
+            <w:r>
+              <w:t xml:space="preserve"> = </w:t>
+            </w:r>
+            <w:proofErr w:type="spellStart"/>
+            <w:r>
+              <w:t>Role.</w:t>
+            </w:r>
+            <w:r>
+              <w:rPr>
+                <w:i/>
+                <w:iCs/>
+              </w:rPr>
+              <w:t>MEMBER</w:t>
+            </w:r>
+            <w:proofErr w:type="spellEnd"/>
+            <w:r>
+              <w:t>;</w:t>
+            </w:r>
+            <w:r>
+              <w:br/>
+            </w:r>
+            <w:r>
+              <w:br/>
+              <w:t>@</w:t>
+            </w:r>
+            <w:proofErr w:type="gramStart"/>
+            <w:r>
+              <w:t>OneToMany(</w:t>
+            </w:r>
+            <w:proofErr w:type="gramEnd"/>
+            <w:r>
+              <w:t>mappedBy = "</w:t>
+            </w:r>
+            <w:proofErr w:type="spellStart"/>
+            <w:r>
+              <w:t>appUser</w:t>
+            </w:r>
+            <w:proofErr w:type="spellEnd"/>
+            <w:r>
+              <w:t xml:space="preserve">", </w:t>
+            </w:r>
+            <w:proofErr w:type="spellStart"/>
+            <w:r>
+              <w:t>cascade</w:t>
+            </w:r>
+            <w:proofErr w:type="spellEnd"/>
+            <w:r>
+              <w:t xml:space="preserve"> = </w:t>
+            </w:r>
+            <w:proofErr w:type="spellStart"/>
+            <w:r>
+              <w:t>CascadeType.</w:t>
+            </w:r>
+            <w:r>
+              <w:rPr>
+                <w:i/>
+                <w:iCs/>
+              </w:rPr>
+              <w:t>ALL</w:t>
+            </w:r>
+            <w:proofErr w:type="spellEnd"/>
+            <w:r>
+              <w:t>)</w:t>
+            </w:r>
+            <w:r>
+              <w:br/>
+            </w:r>
+            <w:proofErr w:type="spellStart"/>
+            <w:r>
+              <w:t>private</w:t>
+            </w:r>
+            <w:proofErr w:type="spellEnd"/>
+            <w:r>
+              <w:t xml:space="preserve"> </w:t>
+            </w:r>
+            <w:proofErr w:type="gramStart"/>
+            <w:r>
+              <w:t>List&lt;</w:t>
+            </w:r>
+            <w:proofErr w:type="spellStart"/>
+            <w:proofErr w:type="gramEnd"/>
+            <w:r>
+              <w:t>Borrowing</w:t>
+            </w:r>
+            <w:proofErr w:type="spellEnd"/>
+            <w:r>
+              <w:t xml:space="preserve">&gt; </w:t>
+            </w:r>
+            <w:proofErr w:type="spellStart"/>
+            <w:r>
+              <w:t>borrowings</w:t>
+            </w:r>
+            <w:proofErr w:type="spellEnd"/>
+            <w:r>
+              <w:t xml:space="preserve"> = </w:t>
+            </w:r>
+            <w:proofErr w:type="spellStart"/>
+            <w:r>
+              <w:t>new</w:t>
+            </w:r>
+            <w:proofErr w:type="spellEnd"/>
+            <w:r>
+              <w:t xml:space="preserve"> </w:t>
+            </w:r>
+            <w:proofErr w:type="spellStart"/>
+            <w:proofErr w:type="gramStart"/>
+            <w:r>
+              <w:t>ArrayList</w:t>
+            </w:r>
+            <w:proofErr w:type="spellEnd"/>
+            <w:r>
+              <w:t>&lt;&gt;(</w:t>
+            </w:r>
+            <w:proofErr w:type="gramEnd"/>
+            <w:r>
+              <w:t>);</w:t>
+            </w:r>
+          </w:p>
+        </w:tc>
+      </w:tr>
+    </w:tbl>
+    <w:p>
+      <w:pPr>
+        <w:pStyle w:val="Heading3"/>
+        <w:widowControl w:val="0"/>
+        <w:rPr>
+          <w:lang w:val="en-GB"/>
+        </w:rPr>
+      </w:pPr>
+      <w:r>
+        <w:rPr>
+          <w:lang w:val="en-GB"/>
+        </w:rPr>
+        <w:lastRenderedPageBreak/>
+        <w:t>Book</w:t>
+      </w:r>
+    </w:p>
+    <w:p>
+      <w:pPr>
+        <w:widowControl w:val="0"/>
+        <w:rPr>
+          <w:lang w:val="en-GB"/>
+        </w:rPr>
+      </w:pPr>
+      <w:r>
+        <w:rPr>
+          <w:lang w:val="en-GB"/>
+        </w:rPr>
+        <w:t xml:space="preserve">Represents a book in the library </w:t>
+      </w:r>
+      <w:proofErr w:type="spellStart"/>
+      <w:r>
+        <w:rPr>
+          <w:lang w:val="en-GB"/>
+        </w:rPr>
+        <w:t>catalog</w:t>
+      </w:r>
+      <w:proofErr w:type="spellEnd"/>
+      <w:r>
+        <w:rPr>
+          <w:lang w:val="en-GB"/>
+        </w:rPr>
+        <w:t xml:space="preserve">. Availability is tracked via </w:t>
+      </w:r>
+      <w:proofErr w:type="spellStart"/>
+      <w:r>
+        <w:rPr>
+          <w:lang w:val="en-GB"/>
+        </w:rPr>
+        <w:t>availableQuantity</w:t>
+      </w:r>
+      <w:proofErr w:type="spellEnd"/>
+      <w:r>
+        <w:rPr>
+          <w:lang w:val="en-GB"/>
+        </w:rPr>
+        <w:t xml:space="preserve">. The method </w:t>
+      </w:r>
+      <w:proofErr w:type="spellStart"/>
+      <w:proofErr w:type="gramStart"/>
+      <w:r>
+        <w:rPr>
+          <w:lang w:val="en-GB"/>
+        </w:rPr>
+        <w:t>isAvailable</w:t>
+      </w:r>
+      <w:proofErr w:type="spellEnd"/>
+      <w:r>
+        <w:rPr>
+          <w:lang w:val="en-GB"/>
+        </w:rPr>
+        <w:t>(</w:t>
+      </w:r>
+      <w:proofErr w:type="gramEnd"/>
+      <w:r>
+        <w:rPr>
+          <w:lang w:val="en-GB"/>
+        </w:rPr>
+        <w:t xml:space="preserve">) returns true if </w:t>
+      </w:r>
+      <w:proofErr w:type="spellStart"/>
+      <w:r>
+        <w:rPr>
+          <w:lang w:val="en-GB"/>
+        </w:rPr>
+        <w:t>availableQuantity</w:t>
+      </w:r>
+      <w:proofErr w:type="spellEnd"/>
+      <w:r>
+        <w:rPr>
+          <w:lang w:val="en-GB"/>
+        </w:rPr>
+        <w:t xml:space="preserve"> is larger than 0.</w:t>
+      </w:r>
+    </w:p>
+    <w:tbl>
+      <w:tblPr>
+        <w:tblStyle w:val="TableGrid"/>
+        <w:tblW w:w="0" w:type="auto"/>
+        <w:tblLook w:val="04A0" w:firstRow="1" w:lastRow="0" w:firstColumn="1" w:lastColumn="0" w:noHBand="0" w:noVBand="1"/>
+      </w:tblPr>
+      <w:tblGrid>
+        <w:gridCol w:w="9016"/>
+      </w:tblGrid>
+      <w:tr>
+        <w:tc>
+          <w:tcPr>
+            <w:tcW w:w="9062" w:type="dxa"/>
+          </w:tcPr>
+          <w:p>
+            <w:pPr>
+              <w:widowControl w:val="0"/>
+            </w:pPr>
+            <w:r>
+              <w:t>@Id</w:t>
+            </w:r>
+            <w:r>
+              <w:br/>
+              <w:t xml:space="preserve">@GeneratedValue(strategy = </w:t>
+            </w:r>
+            <w:proofErr w:type="spellStart"/>
+            <w:r>
+              <w:t>GenerationType.</w:t>
+            </w:r>
+            <w:r>
+              <w:rPr>
+                <w:i/>
+                <w:iCs/>
+              </w:rPr>
+              <w:t>UUID</w:t>
+            </w:r>
+            <w:proofErr w:type="spellEnd"/>
+            <w:r>
+              <w:t>)</w:t>
+            </w:r>
+            <w:r>
+              <w:br/>
+            </w:r>
+            <w:proofErr w:type="spellStart"/>
+            <w:r>
+              <w:t>private</w:t>
+            </w:r>
+            <w:proofErr w:type="spellEnd"/>
+            <w:r>
+              <w:t xml:space="preserve"> UUID </w:t>
+            </w:r>
+            <w:proofErr w:type="spellStart"/>
+            <w:r>
+              <w:t>bookId</w:t>
+            </w:r>
+            <w:proofErr w:type="spellEnd"/>
+            <w:r>
+              <w:t>;</w:t>
+            </w:r>
+            <w:r>
+              <w:br/>
+            </w:r>
+            <w:r>
+              <w:br/>
+              <w:t xml:space="preserve">@Column(nullable = </w:t>
+            </w:r>
+            <w:proofErr w:type="spellStart"/>
+            <w:r>
+              <w:t>false</w:t>
+            </w:r>
+            <w:proofErr w:type="spellEnd"/>
+            <w:r>
+              <w:t>)</w:t>
+            </w:r>
+            <w:r>
+              <w:br/>
+            </w:r>
+            <w:proofErr w:type="spellStart"/>
+            <w:r>
+              <w:t>private</w:t>
+            </w:r>
+            <w:proofErr w:type="spellEnd"/>
+            <w:r>
+              <w:t xml:space="preserve"> </w:t>
+            </w:r>
+            <w:proofErr w:type="spellStart"/>
+            <w:r>
+              <w:t>String</w:t>
+            </w:r>
+            <w:proofErr w:type="spellEnd"/>
+            <w:r>
+              <w:t xml:space="preserve"> </w:t>
+            </w:r>
+            <w:proofErr w:type="spellStart"/>
+            <w:r>
+              <w:t>title</w:t>
+            </w:r>
+            <w:proofErr w:type="spellEnd"/>
+            <w:r>
+              <w:t>;</w:t>
+            </w:r>
+            <w:r>
+              <w:br/>
+            </w:r>
+            <w:r>
+              <w:br/>
+              <w:t xml:space="preserve">@Column(nullable = </w:t>
+            </w:r>
+            <w:proofErr w:type="spellStart"/>
+            <w:r>
+              <w:t>false</w:t>
+            </w:r>
+            <w:proofErr w:type="spellEnd"/>
+            <w:r>
+              <w:t>)</w:t>
+            </w:r>
+            <w:r>
+              <w:br/>
+            </w:r>
+            <w:proofErr w:type="spellStart"/>
+            <w:r>
+              <w:t>private</w:t>
+            </w:r>
+            <w:proofErr w:type="spellEnd"/>
+            <w:r>
+              <w:t xml:space="preserve"> </w:t>
+            </w:r>
+            <w:proofErr w:type="spellStart"/>
+            <w:r>
+              <w:t>String</w:t>
+            </w:r>
+            <w:proofErr w:type="spellEnd"/>
+            <w:r>
+              <w:t xml:space="preserve"> </w:t>
+            </w:r>
+            <w:proofErr w:type="spellStart"/>
+            <w:r>
+              <w:t>author</w:t>
+            </w:r>
+            <w:proofErr w:type="spellEnd"/>
+            <w:r>
+              <w:t>;</w:t>
+            </w:r>
+            <w:r>
+              <w:br/>
+            </w:r>
+            <w:r>
+              <w:br/>
+              <w:t xml:space="preserve">@Column(nullable = </w:t>
+            </w:r>
+            <w:proofErr w:type="spellStart"/>
+            <w:r>
+              <w:t>true</w:t>
+            </w:r>
+            <w:proofErr w:type="spellEnd"/>
+            <w:r>
+              <w:t>)</w:t>
+            </w:r>
+            <w:r>
+              <w:br/>
+            </w:r>
+            <w:proofErr w:type="spellStart"/>
+            <w:r>
+              <w:t>private</w:t>
+            </w:r>
+            <w:proofErr w:type="spellEnd"/>
+            <w:r>
+              <w:t xml:space="preserve"> </w:t>
+            </w:r>
+            <w:proofErr w:type="spellStart"/>
+            <w:r>
+              <w:t>String</w:t>
+            </w:r>
+            <w:proofErr w:type="spellEnd"/>
+            <w:r>
+              <w:t xml:space="preserve"> </w:t>
+            </w:r>
+            <w:proofErr w:type="spellStart"/>
+            <w:r>
+              <w:t>coverUrl</w:t>
+            </w:r>
+            <w:proofErr w:type="spellEnd"/>
+            <w:r>
+              <w:t>;</w:t>
+            </w:r>
+            <w:r>
+              <w:br/>
+            </w:r>
+            <w:r>
+              <w:br/>
+              <w:t xml:space="preserve">@Column(nullable = </w:t>
+            </w:r>
+            <w:proofErr w:type="spellStart"/>
+            <w:r>
+              <w:t>false</w:t>
+            </w:r>
+            <w:proofErr w:type="spellEnd"/>
+            <w:r>
+              <w:t>)</w:t>
+            </w:r>
+            <w:r>
+              <w:br/>
+            </w:r>
+            <w:proofErr w:type="spellStart"/>
+            <w:r>
+              <w:t>private</w:t>
+            </w:r>
+            <w:proofErr w:type="spellEnd"/>
+            <w:r>
+              <w:t xml:space="preserve"> </w:t>
+            </w:r>
+            <w:proofErr w:type="spellStart"/>
+            <w:r>
+              <w:t>String</w:t>
+            </w:r>
+            <w:proofErr w:type="spellEnd"/>
+            <w:r>
+              <w:t xml:space="preserve"> </w:t>
+            </w:r>
+            <w:proofErr w:type="spellStart"/>
+            <w:r>
+              <w:t>category</w:t>
+            </w:r>
+            <w:proofErr w:type="spellEnd"/>
+            <w:r>
+              <w:t>;</w:t>
+            </w:r>
+            <w:r>
+              <w:br/>
+            </w:r>
+            <w:r>
+              <w:br/>
+              <w:t xml:space="preserve">@Column(nullable = </w:t>
+            </w:r>
+            <w:proofErr w:type="spellStart"/>
+            <w:r>
+              <w:t>false</w:t>
+            </w:r>
+            <w:proofErr w:type="spellEnd"/>
+            <w:r>
+              <w:t>)</w:t>
+            </w:r>
+            <w:r>
+              <w:br/>
+            </w:r>
+            <w:proofErr w:type="spellStart"/>
+            <w:r>
+              <w:t>private</w:t>
+            </w:r>
+            <w:proofErr w:type="spellEnd"/>
+            <w:r>
+              <w:t xml:space="preserve"> </w:t>
+            </w:r>
+            <w:proofErr w:type="spellStart"/>
+            <w:r>
+              <w:t>int</w:t>
+            </w:r>
+            <w:proofErr w:type="spellEnd"/>
+            <w:r>
+              <w:t xml:space="preserve"> </w:t>
+            </w:r>
+            <w:proofErr w:type="spellStart"/>
+            <w:r>
+              <w:t>quantity</w:t>
+            </w:r>
+            <w:proofErr w:type="spellEnd"/>
+            <w:r>
+              <w:t>;</w:t>
+            </w:r>
+            <w:r>
+              <w:br/>
+            </w:r>
+            <w:r>
+              <w:br/>
+              <w:t xml:space="preserve">@Column(nullable = </w:t>
+            </w:r>
+            <w:proofErr w:type="spellStart"/>
+            <w:r>
+              <w:t>false</w:t>
+            </w:r>
+            <w:proofErr w:type="spellEnd"/>
+            <w:r>
+              <w:t>)</w:t>
+            </w:r>
+            <w:r>
+              <w:br/>
+            </w:r>
+            <w:proofErr w:type="spellStart"/>
+            <w:r>
+              <w:t>private</w:t>
+            </w:r>
+            <w:proofErr w:type="spellEnd"/>
+            <w:r>
+              <w:t xml:space="preserve"> </w:t>
+            </w:r>
+            <w:proofErr w:type="spellStart"/>
+            <w:r>
+              <w:t>int</w:t>
+            </w:r>
+            <w:proofErr w:type="spellEnd"/>
+            <w:r>
+              <w:t xml:space="preserve"> </w:t>
+            </w:r>
+            <w:proofErr w:type="spellStart"/>
+            <w:r>
+              <w:t>availableQuantity</w:t>
+            </w:r>
+            <w:proofErr w:type="spellEnd"/>
+            <w:r>
+              <w:t>;</w:t>
+            </w:r>
+            <w:r>
+              <w:br/>
+            </w:r>
+            <w:r>
+              <w:br/>
+              <w:t xml:space="preserve">@Column(nullable = </w:t>
+            </w:r>
+            <w:proofErr w:type="spellStart"/>
+            <w:r>
+              <w:t>false</w:t>
+            </w:r>
+            <w:proofErr w:type="spellEnd"/>
+            <w:r>
+              <w:t>)</w:t>
+            </w:r>
+            <w:r>
+              <w:br/>
+            </w:r>
+            <w:proofErr w:type="spellStart"/>
+            <w:r>
+              <w:t>private</w:t>
+            </w:r>
+            <w:proofErr w:type="spellEnd"/>
+            <w:r>
+              <w:t xml:space="preserve"> </w:t>
+            </w:r>
+            <w:proofErr w:type="spellStart"/>
+            <w:r>
+              <w:t>BigDecimal</w:t>
+            </w:r>
+            <w:proofErr w:type="spellEnd"/>
+            <w:r>
+              <w:t xml:space="preserve"> </w:t>
+            </w:r>
+            <w:proofErr w:type="spellStart"/>
+            <w:r>
+              <w:t>price</w:t>
+            </w:r>
+            <w:proofErr w:type="spellEnd"/>
+            <w:r>
+              <w:t>;</w:t>
+            </w:r>
+            <w:r>
+              <w:br/>
+            </w:r>
+            <w:r>
+              <w:br/>
+              <w:t xml:space="preserve">@Column(nullable = </w:t>
+            </w:r>
+            <w:proofErr w:type="spellStart"/>
+            <w:r>
+              <w:t>true</w:t>
+            </w:r>
+            <w:proofErr w:type="spellEnd"/>
+            <w:r>
+              <w:t>)</w:t>
+            </w:r>
+            <w:r>
+              <w:br/>
+            </w:r>
+            <w:proofErr w:type="spellStart"/>
+            <w:r>
+              <w:t>private</w:t>
+            </w:r>
+            <w:proofErr w:type="spellEnd"/>
+            <w:r>
+              <w:t xml:space="preserve"> </w:t>
+            </w:r>
+            <w:proofErr w:type="spellStart"/>
+            <w:r>
+              <w:t>BigDecimal</w:t>
+            </w:r>
+            <w:proofErr w:type="spellEnd"/>
+            <w:r>
+              <w:t xml:space="preserve"> </w:t>
+            </w:r>
+            <w:proofErr w:type="spellStart"/>
+            <w:r>
+              <w:t>originalPrice</w:t>
+            </w:r>
+            <w:proofErr w:type="spellEnd"/>
+            <w:r>
+              <w:t>;</w:t>
+            </w:r>
+            <w:r>
+              <w:br/>
+            </w:r>
+            <w:r>
+              <w:br/>
+              <w:t>@OneToMany(mappedBy = "</w:t>
+            </w:r>
+            <w:proofErr w:type="spellStart"/>
+            <w:r>
+              <w:t>book</w:t>
+            </w:r>
+            <w:proofErr w:type="spellEnd"/>
+            <w:r>
+              <w:t xml:space="preserve">", </w:t>
+            </w:r>
+            <w:proofErr w:type="spellStart"/>
+            <w:r>
+              <w:t>cascade</w:t>
+            </w:r>
+            <w:proofErr w:type="spellEnd"/>
+            <w:r>
+              <w:t xml:space="preserve"> = </w:t>
+            </w:r>
+            <w:proofErr w:type="spellStart"/>
+            <w:r>
+              <w:t>CascadeType.</w:t>
+            </w:r>
+            <w:r>
+              <w:rPr>
+                <w:i/>
+                <w:iCs/>
+              </w:rPr>
+              <w:t>ALL</w:t>
+            </w:r>
+            <w:proofErr w:type="spellEnd"/>
+            <w:r>
+              <w:t>)</w:t>
+            </w:r>
+            <w:r>
+              <w:br/>
+            </w:r>
+            <w:proofErr w:type="spellStart"/>
+            <w:r>
+              <w:t>private</w:t>
+            </w:r>
+            <w:proofErr w:type="spellEnd"/>
+            <w:r>
+              <w:t xml:space="preserve"> List&lt;</w:t>
+            </w:r>
+            <w:proofErr w:type="spellStart"/>
+            <w:r>
+              <w:t>Borrowing</w:t>
+            </w:r>
+            <w:proofErr w:type="spellEnd"/>
+            <w:r>
+              <w:t xml:space="preserve">&gt; </w:t>
+            </w:r>
+            <w:proofErr w:type="spellStart"/>
+            <w:r>
+              <w:t>borrowings</w:t>
+            </w:r>
+            <w:proofErr w:type="spellEnd"/>
+            <w:r>
+              <w:t xml:space="preserve"> = </w:t>
+            </w:r>
+            <w:proofErr w:type="spellStart"/>
+            <w:r>
+              <w:t>new</w:t>
+            </w:r>
+            <w:proofErr w:type="spellEnd"/>
+            <w:r>
+              <w:t xml:space="preserve"> </w:t>
+            </w:r>
+            <w:proofErr w:type="spellStart"/>
+            <w:r>
+              <w:t>ArrayList</w:t>
+            </w:r>
+            <w:proofErr w:type="spellEnd"/>
+            <w:r>
+              <w:t>&lt;&gt;();</w:t>
+            </w:r>
+          </w:p>
+          <w:p>
+            <w:pPr>
+              <w:widowControl w:val="0"/>
+              <w:rPr>
+                <w:lang w:val="en-GB"/>
+              </w:rPr>
+            </w:pPr>
+          </w:p>
+          <w:p>
+            <w:pPr>
+              <w:widowControl w:val="0"/>
+            </w:pPr>
+            <w:r>
+              <w:t xml:space="preserve">public </w:t>
+            </w:r>
+            <w:proofErr w:type="spellStart"/>
+            <w:r>
+              <w:t>boolean</w:t>
+            </w:r>
+            <w:proofErr w:type="spellEnd"/>
+            <w:r>
+              <w:t xml:space="preserve"> </w:t>
+            </w:r>
+            <w:proofErr w:type="spellStart"/>
+            <w:proofErr w:type="gramStart"/>
+            <w:r>
+              <w:t>isAvailable</w:t>
+            </w:r>
+            <w:proofErr w:type="spellEnd"/>
+            <w:r>
+              <w:t>(</w:t>
+            </w:r>
+            <w:proofErr w:type="gramEnd"/>
+            <w:r>
+              <w:t>) {</w:t>
+            </w:r>
+            <w:r>
+              <w:br/>
+            </w:r>
+            <w:r>
+              <w:lastRenderedPageBreak/>
+              <w:t xml:space="preserve">    return </w:t>
+            </w:r>
+            <w:proofErr w:type="spellStart"/>
+            <w:proofErr w:type="gramStart"/>
+            <w:r>
+              <w:t>this.availableQuantity</w:t>
+            </w:r>
+            <w:proofErr w:type="spellEnd"/>
+            <w:proofErr w:type="gramEnd"/>
+            <w:r>
+              <w:t xml:space="preserve"> &gt; 0;</w:t>
+            </w:r>
+            <w:r>
+              <w:br/>
+              <w:t>}</w:t>
+            </w:r>
+          </w:p>
+        </w:tc>
+      </w:tr>
+    </w:tbl>
+    <w:p>
+      <w:pPr>
+        <w:pStyle w:val="Heading3"/>
+        <w:widowControl w:val="0"/>
+        <w:rPr>
+          <w:lang w:val="en-GB"/>
+        </w:rPr>
+      </w:pPr>
+      <w:r>
+        <w:rPr>
+          <w:lang w:val="en-GB"/>
+        </w:rPr>
+        <w:lastRenderedPageBreak/>
+        <w:t>Borrowing</w:t>
+      </w:r>
+    </w:p>
+    <w:p>
+      <w:pPr>
+        <w:widowControl w:val="0"/>
+        <w:rPr>
+          <w:lang w:val="en-GB"/>
+        </w:rPr>
+      </w:pPr>
+      <w:r>
+        <w:rPr>
+          <w:lang w:val="en-GB"/>
+        </w:rPr>
+        <w:t xml:space="preserve">Join entity between </w:t>
+      </w:r>
+      <w:proofErr w:type="spellStart"/>
+      <w:r>
+        <w:rPr>
+          <w:lang w:val="en-GB"/>
+        </w:rPr>
+        <w:t>AppUser</w:t>
+      </w:r>
+      <w:proofErr w:type="spellEnd"/>
+      <w:r>
+        <w:rPr>
+          <w:lang w:val="en-GB"/>
+        </w:rPr>
+        <w:t xml:space="preserve"> and Book. Records who borrowed which book and when.</w:t>
+      </w:r>
+    </w:p>
+    <w:tbl>
+      <w:tblPr>
+        <w:tblStyle w:val="TableGrid"/>
+        <w:tblW w:w="0" w:type="auto"/>
+        <w:tblLook w:val="04A0" w:firstRow="1" w:lastRow="0" w:firstColumn="1" w:lastColumn="0" w:noHBand="0" w:noVBand="1"/>
+      </w:tblPr>
+      <w:tblGrid>
+        <w:gridCol w:w="9016"/>
+      </w:tblGrid>
+      <w:tr>
+        <w:tc>
+          <w:tcPr>
+            <w:tcW w:w="9062" w:type="dxa"/>
+          </w:tcPr>
+          <w:p>
+            <w:pPr>
+              <w:widowControl w:val="0"/>
+            </w:pPr>
+            <w:r>
+              <w:t>@Id</w:t>
+            </w:r>
+            <w:r>
+              <w:br/>
+              <w:t>@</w:t>
+            </w:r>
+            <w:proofErr w:type="gramStart"/>
+            <w:r>
+              <w:t>GeneratedValue(</w:t>
+            </w:r>
+            <w:proofErr w:type="gramEnd"/>
+            <w:r>
+              <w:t xml:space="preserve">strategy = </w:t>
+            </w:r>
+            <w:proofErr w:type="spellStart"/>
+            <w:r>
+              <w:t>GenerationType.</w:t>
+            </w:r>
+            <w:r>
+              <w:rPr>
+                <w:i/>
+                <w:iCs/>
+              </w:rPr>
+              <w:t>UUID</w:t>
+            </w:r>
+            <w:proofErr w:type="spellEnd"/>
+            <w:r>
+              <w:t>)</w:t>
+            </w:r>
+            <w:r>
+              <w:br/>
+            </w:r>
+            <w:proofErr w:type="spellStart"/>
+            <w:r>
+              <w:t>private</w:t>
+            </w:r>
+            <w:proofErr w:type="spellEnd"/>
+            <w:r>
+              <w:t xml:space="preserve"> UUID </w:t>
+            </w:r>
+            <w:proofErr w:type="spellStart"/>
+            <w:r>
+              <w:t>borrowingId</w:t>
+            </w:r>
+            <w:proofErr w:type="spellEnd"/>
+            <w:r>
+              <w:t>;</w:t>
+            </w:r>
+            <w:r>
+              <w:br/>
+            </w:r>
+            <w:r>
+              <w:br/>
+              <w:t>@ManyToOne</w:t>
+            </w:r>
+            <w:r>
+              <w:br/>
+              <w:t>@</w:t>
+            </w:r>
+            <w:proofErr w:type="gramStart"/>
+            <w:r>
+              <w:t>JoinColumn(</w:t>
+            </w:r>
+            <w:proofErr w:type="gramEnd"/>
+            <w:r>
+              <w:t>name = "</w:t>
+            </w:r>
+            <w:proofErr w:type="spellStart"/>
+            <w:r>
+              <w:t>user_id</w:t>
+            </w:r>
+            <w:proofErr w:type="spellEnd"/>
+            <w:r>
+              <w:t xml:space="preserve">", </w:t>
+            </w:r>
+            <w:proofErr w:type="spellStart"/>
+            <w:r>
+              <w:t>nullable</w:t>
+            </w:r>
+            <w:proofErr w:type="spellEnd"/>
+            <w:r>
+              <w:t xml:space="preserve"> = </w:t>
+            </w:r>
+            <w:proofErr w:type="spellStart"/>
+            <w:r>
+              <w:t>false</w:t>
+            </w:r>
+            <w:proofErr w:type="spellEnd"/>
+            <w:r>
+              <w:t>)</w:t>
+            </w:r>
+            <w:r>
+              <w:br/>
+            </w:r>
+            <w:proofErr w:type="spellStart"/>
+            <w:r>
+              <w:t>private</w:t>
+            </w:r>
+            <w:proofErr w:type="spellEnd"/>
+            <w:r>
+              <w:t xml:space="preserve"> </w:t>
+            </w:r>
+            <w:proofErr w:type="spellStart"/>
+            <w:r>
+              <w:t>AppUser</w:t>
+            </w:r>
+            <w:proofErr w:type="spellEnd"/>
+            <w:r>
+              <w:t xml:space="preserve"> </w:t>
+            </w:r>
+            <w:proofErr w:type="spellStart"/>
+            <w:r>
+              <w:t>appUser</w:t>
+            </w:r>
+            <w:proofErr w:type="spellEnd"/>
+            <w:r>
+              <w:t>;</w:t>
+            </w:r>
+            <w:r>
+              <w:br/>
+            </w:r>
+            <w:r>
+              <w:br/>
+              <w:t>@ManyToOne</w:t>
+            </w:r>
+            <w:r>
+              <w:br/>
+              <w:t>@</w:t>
+            </w:r>
+            <w:proofErr w:type="gramStart"/>
+            <w:r>
+              <w:t>JoinColumn(</w:t>
+            </w:r>
+            <w:proofErr w:type="gramEnd"/>
+            <w:r>
+              <w:t>name = "</w:t>
+            </w:r>
+            <w:proofErr w:type="spellStart"/>
+            <w:r>
+              <w:t>book_id</w:t>
+            </w:r>
+            <w:proofErr w:type="spellEnd"/>
+            <w:r>
+              <w:t xml:space="preserve">", </w:t>
+            </w:r>
+            <w:proofErr w:type="spellStart"/>
+            <w:r>
+              <w:t>nullable</w:t>
+            </w:r>
+            <w:proofErr w:type="spellEnd"/>
+            <w:r>
+              <w:t xml:space="preserve"> = </w:t>
+            </w:r>
+            <w:proofErr w:type="spellStart"/>
+            <w:r>
+              <w:t>false</w:t>
+            </w:r>
+            <w:proofErr w:type="spellEnd"/>
+            <w:r>
+              <w:t>)</w:t>
+            </w:r>
+            <w:r>
+              <w:br/>
+            </w:r>
+            <w:proofErr w:type="spellStart"/>
+            <w:r>
+              <w:t>private</w:t>
+            </w:r>
+            <w:proofErr w:type="spellEnd"/>
+            <w:r>
+              <w:t xml:space="preserve"> </w:t>
+            </w:r>
+            <w:proofErr w:type="spellStart"/>
+            <w:r>
+              <w:t>Book</w:t>
+            </w:r>
+            <w:proofErr w:type="spellEnd"/>
+            <w:r>
+              <w:t xml:space="preserve"> </w:t>
+            </w:r>
+            <w:proofErr w:type="spellStart"/>
+            <w:r>
+              <w:t>book</w:t>
+            </w:r>
+            <w:proofErr w:type="spellEnd"/>
+            <w:r>
+              <w:t>;</w:t>
+            </w:r>
+            <w:r>
+              <w:br/>
+            </w:r>
+            <w:r>
+              <w:br/>
+              <w:t>@JsonProperty("borrowedDate")</w:t>
+            </w:r>
+            <w:r>
+              <w:br/>
+              <w:t>@</w:t>
+            </w:r>
+            <w:proofErr w:type="gramStart"/>
+            <w:r>
+              <w:t>Column(</w:t>
+            </w:r>
+            <w:proofErr w:type="gramEnd"/>
+            <w:r>
+              <w:t xml:space="preserve">nullable = </w:t>
+            </w:r>
+            <w:proofErr w:type="spellStart"/>
+            <w:r>
+              <w:t>false</w:t>
+            </w:r>
+            <w:proofErr w:type="spellEnd"/>
+            <w:r>
+              <w:t>)</w:t>
+            </w:r>
+            <w:r>
+              <w:br/>
+            </w:r>
+            <w:proofErr w:type="spellStart"/>
+            <w:r>
+              <w:t>private</w:t>
+            </w:r>
+            <w:proofErr w:type="spellEnd"/>
+            <w:r>
+              <w:t xml:space="preserve"> </w:t>
+            </w:r>
+            <w:proofErr w:type="spellStart"/>
+            <w:r>
+              <w:t>LocalDate</w:t>
+            </w:r>
+            <w:proofErr w:type="spellEnd"/>
+            <w:r>
+              <w:t xml:space="preserve"> </w:t>
+            </w:r>
+            <w:proofErr w:type="spellStart"/>
+            <w:r>
+              <w:t>borrowedAt</w:t>
+            </w:r>
+            <w:proofErr w:type="spellEnd"/>
+            <w:r>
+              <w:t>;</w:t>
+            </w:r>
+            <w:r>
+              <w:br/>
+            </w:r>
+            <w:r>
+              <w:br/>
+              <w:t>@</w:t>
+            </w:r>
+            <w:proofErr w:type="gramStart"/>
+            <w:r>
+              <w:t>Column(</w:t>
+            </w:r>
+            <w:proofErr w:type="gramEnd"/>
+            <w:r>
+              <w:t xml:space="preserve">nullable = </w:t>
+            </w:r>
+            <w:proofErr w:type="spellStart"/>
+            <w:r>
+              <w:t>true</w:t>
+            </w:r>
+            <w:proofErr w:type="spellEnd"/>
+            <w:r>
+              <w:t>)</w:t>
+            </w:r>
+            <w:r>
+              <w:br/>
+            </w:r>
+            <w:proofErr w:type="spellStart"/>
+            <w:r>
+              <w:t>private</w:t>
+            </w:r>
+            <w:proofErr w:type="spellEnd"/>
+            <w:r>
+              <w:t xml:space="preserve"> </w:t>
+            </w:r>
+            <w:proofErr w:type="spellStart"/>
+            <w:r>
+              <w:t>LocalDate</w:t>
+            </w:r>
+            <w:proofErr w:type="spellEnd"/>
+            <w:r>
+              <w:t xml:space="preserve"> </w:t>
+            </w:r>
+            <w:proofErr w:type="spellStart"/>
+            <w:r>
+              <w:t>returnedAt</w:t>
+            </w:r>
+            <w:proofErr w:type="spellEnd"/>
+            <w:r>
+              <w:t>;</w:t>
+            </w:r>
+            <w:r>
+              <w:br/>
+            </w:r>
+            <w:r>
+              <w:br/>
+              <w:t>@</w:t>
+            </w:r>
+            <w:proofErr w:type="gramStart"/>
+            <w:r>
+              <w:t>Column(</w:t>
+            </w:r>
+            <w:proofErr w:type="gramEnd"/>
+            <w:r>
+              <w:t xml:space="preserve">nullable = </w:t>
+            </w:r>
+            <w:proofErr w:type="spellStart"/>
+            <w:r>
+              <w:t>false</w:t>
+            </w:r>
+            <w:proofErr w:type="spellEnd"/>
+            <w:r>
+              <w:t>)</w:t>
+            </w:r>
+            <w:r>
+              <w:br/>
+            </w:r>
+            <w:proofErr w:type="spellStart"/>
+            <w:r>
+              <w:t>private</w:t>
+            </w:r>
+            <w:proofErr w:type="spellEnd"/>
+            <w:r>
+              <w:t xml:space="preserve"> </w:t>
+            </w:r>
+            <w:proofErr w:type="spellStart"/>
+            <w:r>
+              <w:t>LocalDate</w:t>
+            </w:r>
+            <w:proofErr w:type="spellEnd"/>
+            <w:r>
+              <w:t xml:space="preserve"> </w:t>
+            </w:r>
+            <w:proofErr w:type="spellStart"/>
+            <w:r>
+              <w:t>dueDate</w:t>
+            </w:r>
+            <w:proofErr w:type="spellEnd"/>
+            <w:r>
+              <w:t>;</w:t>
+            </w:r>
+          </w:p>
+        </w:tc>
+      </w:tr>
+    </w:tbl>
+    <w:p>
+      <w:pPr>
+        <w:pStyle w:val="Heading2"/>
+        <w:widowControl w:val="0"/>
+        <w:rPr>
+          <w:lang w:val="en-GB"/>
+        </w:rPr>
+      </w:pPr>
+      <w:r>
+        <w:rPr>
+          <w:lang w:val="en-GB"/>
+        </w:rPr>
+        <w:t>Data Transfer Object</w:t>
+      </w:r>
+    </w:p>
+    <w:p>
+      <w:pPr>
+        <w:widowControl w:val="0"/>
+        <w:rPr>
+          <w:lang w:val="en-GB"/>
+        </w:rPr>
+      </w:pPr>
+      <w:r>
+        <w:rPr>
+          <w:lang w:val="en-GB"/>
+        </w:rPr>
+        <w:t>DTOs are used to transfer data between frontend and backend.</w:t>
+      </w:r>
+    </w:p>
+    <w:p>
+      <w:pPr>
+        <w:pStyle w:val="Heading3"/>
+        <w:widowControl w:val="0"/>
+        <w:rPr>
+          <w:lang w:val="en-GB"/>
+        </w:rPr>
+      </w:pPr>
+      <w:proofErr w:type="spellStart"/>
+      <w:r>
+        <w:rPr>
+          <w:lang w:val="en-GB"/>
+        </w:rPr>
+        <w:t>LoginRequest</w:t>
+      </w:r>
+      <w:proofErr w:type="spellEnd"/>
+    </w:p>
+    <w:p>
+      <w:pPr>
+        <w:widowControl w:val="0"/>
+        <w:rPr>
+          <w:lang w:val="en-GB"/>
+        </w:rPr>
+      </w:pPr>
+      <w:r>
+        <w:rPr>
+          <w:lang w:val="en-GB"/>
+        </w:rPr>
+        <w:t>Used to receive login data.</w:t>
+      </w:r>
+    </w:p>
+    <w:tbl>
+      <w:tblPr>
+        <w:tblStyle w:val="TableGrid"/>
+        <w:tblW w:w="0" w:type="auto"/>
+        <w:tblLook w:val="04A0" w:firstRow="1" w:lastRow="0" w:firstColumn="1" w:lastColumn="0" w:noHBand="0" w:noVBand="1"/>
+      </w:tblPr>
+      <w:tblGrid>
+        <w:gridCol w:w="9016"/>
+      </w:tblGrid>
+      <w:tr>
+        <w:tc>
+          <w:tcPr>
+            <w:tcW w:w="9062" w:type="dxa"/>
+          </w:tcPr>
+          <w:p>
+            <w:pPr>
+              <w:widowControl w:val="0"/>
+            </w:pPr>
+            <w:proofErr w:type="spellStart"/>
+            <w:r>
+              <w:t>private</w:t>
+            </w:r>
+            <w:proofErr w:type="spellEnd"/>
+            <w:r>
+              <w:t xml:space="preserve"> </w:t>
+            </w:r>
+            <w:proofErr w:type="spellStart"/>
+            <w:r>
+              <w:t>String</w:t>
+            </w:r>
+            <w:proofErr w:type="spellEnd"/>
+            <w:r>
+              <w:t xml:space="preserve"> email;</w:t>
+            </w:r>
+            <w:r>
+              <w:br/>
+            </w:r>
+            <w:proofErr w:type="spellStart"/>
+            <w:r>
+              <w:t>private</w:t>
+            </w:r>
+            <w:proofErr w:type="spellEnd"/>
+            <w:r>
+              <w:t xml:space="preserve"> </w:t>
+            </w:r>
+            <w:proofErr w:type="spellStart"/>
+            <w:r>
+              <w:t>String</w:t>
+            </w:r>
+            <w:proofErr w:type="spellEnd"/>
+            <w:r>
+              <w:t xml:space="preserve"> </w:t>
+            </w:r>
+            <w:proofErr w:type="spellStart"/>
+            <w:r>
+              <w:t>password</w:t>
+            </w:r>
+            <w:proofErr w:type="spellEnd"/>
+            <w:r>
+              <w:t>;</w:t>
+            </w:r>
+          </w:p>
+        </w:tc>
+      </w:tr>
+    </w:tbl>
+    <w:p>
+      <w:pPr>
+        <w:pStyle w:val="Heading3"/>
+        <w:widowControl w:val="0"/>
+        <w:rPr>
+          <w:lang w:val="en-GB"/>
+        </w:rPr>
+      </w:pPr>
+      <w:proofErr w:type="spellStart"/>
+      <w:r>
+        <w:rPr>
+          <w:lang w:val="en-GB"/>
+        </w:rPr>
+        <w:t>RegisterRequest</w:t>
+      </w:r>
+      <w:proofErr w:type="spellEnd"/>
+    </w:p>
+    <w:p>
+      <w:pPr>
+        <w:widowControl w:val="0"/>
+        <w:rPr>
+          <w:lang w:val="en-GB"/>
+        </w:rPr>
+      </w:pPr>
+      <w:r>
+        <w:rPr>
+          <w:lang w:val="en-GB"/>
+        </w:rPr>
+        <w:t>Used to receive registration data.</w:t>
+      </w:r>
+    </w:p>
+    <w:tbl>
+      <w:tblPr>
+        <w:tblStyle w:val="TableGrid"/>
+        <w:tblW w:w="0" w:type="auto"/>
+        <w:tblLook w:val="04A0" w:firstRow="1" w:lastRow="0" w:firstColumn="1" w:lastColumn="0" w:noHBand="0" w:noVBand="1"/>
+      </w:tblPr>
+      <w:tblGrid>
+        <w:gridCol w:w="9016"/>
+      </w:tblGrid>
+      <w:tr>
+        <w:tc>
+          <w:tcPr>
+            <w:tcW w:w="9062" w:type="dxa"/>
+          </w:tcPr>
+          <w:p>
+            <w:pPr>
+              <w:widowControl w:val="0"/>
+            </w:pPr>
+            <w:proofErr w:type="spellStart"/>
+            <w:r>
+              <w:t>private</w:t>
+            </w:r>
+            <w:proofErr w:type="spellEnd"/>
+            <w:r>
+              <w:t xml:space="preserve"> </w:t>
+            </w:r>
+            <w:proofErr w:type="spellStart"/>
+            <w:r>
+              <w:t>String</w:t>
+            </w:r>
+            <w:proofErr w:type="spellEnd"/>
+            <w:r>
+              <w:t xml:space="preserve"> </w:t>
+            </w:r>
+            <w:proofErr w:type="spellStart"/>
+            <w:r>
+              <w:t>name</w:t>
+            </w:r>
+            <w:proofErr w:type="spellEnd"/>
+            <w:r>
+              <w:t>;</w:t>
+            </w:r>
+            <w:r>
+              <w:br/>
+            </w:r>
+            <w:proofErr w:type="spellStart"/>
+            <w:r>
+              <w:t>private</w:t>
+            </w:r>
+            <w:proofErr w:type="spellEnd"/>
+            <w:r>
+              <w:t xml:space="preserve"> </w:t>
+            </w:r>
+            <w:proofErr w:type="spellStart"/>
+            <w:r>
+              <w:t>String</w:t>
+            </w:r>
+            <w:proofErr w:type="spellEnd"/>
+            <w:r>
+              <w:t xml:space="preserve"> email;</w:t>
+            </w:r>
+            <w:r>
+              <w:br/>
+            </w:r>
+            <w:proofErr w:type="spellStart"/>
+            <w:r>
+              <w:t>private</w:t>
+            </w:r>
+            <w:proofErr w:type="spellEnd"/>
+            <w:r>
+              <w:t xml:space="preserve"> </w:t>
+            </w:r>
+            <w:proofErr w:type="spellStart"/>
+            <w:r>
+              <w:t>String</w:t>
+            </w:r>
+            <w:proofErr w:type="spellEnd"/>
+            <w:r>
+              <w:t xml:space="preserve"> </w:t>
+            </w:r>
+            <w:proofErr w:type="spellStart"/>
+            <w:r>
+              <w:t>password</w:t>
+            </w:r>
+            <w:proofErr w:type="spellEnd"/>
+            <w:r>
+              <w:t>;</w:t>
+            </w:r>
+          </w:p>
+        </w:tc>
+      </w:tr>
+    </w:tbl>
+    <w:p>
+      <w:pPr>
+        <w:pStyle w:val="Heading3"/>
+        <w:widowControl w:val="0"/>
+        <w:rPr>
+          <w:lang w:val="en-GB"/>
+        </w:rPr>
+      </w:pPr>
+      <w:proofErr w:type="spellStart"/>
+      <w:r>
+        <w:rPr>
+          <w:lang w:val="en-GB"/>
+        </w:rPr>
+        <w:t>UserToken</w:t>
+      </w:r>
+      <w:proofErr w:type="spellEnd"/>
+    </w:p>
+    <w:p>
+      <w:pPr>
+        <w:widowControl w:val="0"/>
+        <w:rPr>
+          <w:lang w:val="en-GB"/>
+        </w:rPr>
+      </w:pPr>
+      <w:r>
+        <w:rPr>
+          <w:lang w:val="en-GB"/>
+        </w:rPr>
+        <w:t>Used to send user information back to the client.</w:t>
+      </w:r>
+    </w:p>
+    <w:tbl>
+      <w:tblPr>
+        <w:tblStyle w:val="TableGrid"/>
+        <w:tblW w:w="0" w:type="auto"/>
+        <w:tblLook w:val="04A0" w:firstRow="1" w:lastRow="0" w:firstColumn="1" w:lastColumn="0" w:noHBand="0" w:noVBand="1"/>
+      </w:tblPr>
+      <w:tblGrid>
+        <w:gridCol w:w="9016"/>
+      </w:tblGrid>
+      <w:tr>
+        <w:tc>
+          <w:tcPr>
+            <w:tcW w:w="9062" w:type="dxa"/>
+          </w:tcPr>
+          <w:p>
+            <w:pPr>
+              <w:widowControl w:val="0"/>
+            </w:pPr>
+            <w:proofErr w:type="spellStart"/>
+            <w:r>
+              <w:t>private</w:t>
+            </w:r>
+            <w:proofErr w:type="spellEnd"/>
+            <w:r>
+              <w:t xml:space="preserve"> </w:t>
+            </w:r>
+            <w:proofErr w:type="spellStart"/>
+            <w:r>
+              <w:t>String</w:t>
+            </w:r>
+            <w:proofErr w:type="spellEnd"/>
+            <w:r>
+              <w:t xml:space="preserve"> </w:t>
+            </w:r>
+            <w:proofErr w:type="spellStart"/>
+            <w:r>
+              <w:t>name</w:t>
+            </w:r>
+            <w:proofErr w:type="spellEnd"/>
+            <w:r>
+              <w:t>;</w:t>
+            </w:r>
+            <w:r>
+              <w:br/>
+            </w:r>
+            <w:proofErr w:type="spellStart"/>
+            <w:r>
+              <w:t>private</w:t>
+            </w:r>
+            <w:proofErr w:type="spellEnd"/>
+            <w:r>
+              <w:t xml:space="preserve"> </w:t>
+            </w:r>
+            <w:proofErr w:type="spellStart"/>
+            <w:r>
+              <w:t>String</w:t>
+            </w:r>
+            <w:proofErr w:type="spellEnd"/>
+            <w:r>
+              <w:t xml:space="preserve"> email;</w:t>
+            </w:r>
+            <w:r>
+              <w:br/>
+            </w:r>
+            <w:proofErr w:type="spellStart"/>
+            <w:r>
+              <w:lastRenderedPageBreak/>
+              <w:t>private</w:t>
+            </w:r>
+            <w:proofErr w:type="spellEnd"/>
+            <w:r>
+              <w:t xml:space="preserve"> Role </w:t>
+            </w:r>
+            <w:proofErr w:type="spellStart"/>
+            <w:r>
+              <w:t>role</w:t>
+            </w:r>
+            <w:proofErr w:type="spellEnd"/>
+            <w:r>
+              <w:t>;</w:t>
+            </w:r>
+          </w:p>
+        </w:tc>
+      </w:tr>
+    </w:tbl>
+    <w:p>
+      <w:pPr>
+        <w:pStyle w:val="Heading2"/>
+        <w:widowControl w:val="0"/>
+        <w:rPr>
+          <w:lang w:val="en-GB"/>
+        </w:rPr>
+      </w:pPr>
+      <w:r>
+        <w:rPr>
+          <w:lang w:val="en-GB"/>
+        </w:rPr>
+        <w:lastRenderedPageBreak/>
+        <w:t>Repositories</w:t>
+      </w:r>
+    </w:p>
+    <w:p>
+      <w:pPr>
+        <w:widowControl w:val="0"/>
+        <w:rPr>
+          <w:lang w:val="en-GB"/>
+        </w:rPr>
+      </w:pPr>
+      <w:r>
+        <w:rPr>
+          <w:lang w:val="en-GB"/>
+        </w:rPr>
+        <w:t>They are used to access the database, taking care of CRUD operations for entities.</w:t>
+      </w:r>
+    </w:p>
+    <w:p>
+      <w:pPr>
+        <w:pStyle w:val="Heading3"/>
+        <w:widowControl w:val="0"/>
+        <w:rPr>
+          <w:lang w:val="en-GB"/>
+        </w:rPr>
+      </w:pPr>
+      <w:proofErr w:type="spellStart"/>
+      <w:r>
+        <w:rPr>
+          <w:lang w:val="en-GB"/>
+        </w:rPr>
+        <w:t>AppUserRepository</w:t>
+      </w:r>
+      <w:proofErr w:type="spellEnd"/>
+    </w:p>
+    <w:tbl>
+      <w:tblPr>
+        <w:tblStyle w:val="TableGrid"/>
+        <w:tblW w:w="0" w:type="auto"/>
+        <w:tblLook w:val="04A0" w:firstRow="1" w:lastRow="0" w:firstColumn="1" w:lastColumn="0" w:noHBand="0" w:noVBand="1"/>
+      </w:tblPr>
+      <w:tblGrid>
+        <w:gridCol w:w="9016"/>
+      </w:tblGrid>
+      <w:tr>
+        <w:tc>
+          <w:tcPr>
+            <w:tcW w:w="9062" w:type="dxa"/>
+          </w:tcPr>
+          <w:p>
+            <w:pPr>
+              <w:widowControl w:val="0"/>
+            </w:pPr>
+            <w:proofErr w:type="spellStart"/>
+            <w:r>
+              <w:t>boolean</w:t>
+            </w:r>
+            <w:proofErr w:type="spellEnd"/>
+            <w:r>
+              <w:t xml:space="preserve"> </w:t>
+            </w:r>
+            <w:proofErr w:type="spellStart"/>
+            <w:proofErr w:type="gramStart"/>
+            <w:r>
+              <w:t>existsByEmailIgnoreCase</w:t>
+            </w:r>
+            <w:proofErr w:type="spellEnd"/>
+            <w:r>
+              <w:t>(</w:t>
+            </w:r>
+            <w:proofErr w:type="spellStart"/>
+            <w:proofErr w:type="gramEnd"/>
+            <w:r>
+              <w:t>String</w:t>
+            </w:r>
+            <w:proofErr w:type="spellEnd"/>
+            <w:r>
+              <w:t xml:space="preserve"> </w:t>
+            </w:r>
+            <w:proofErr w:type="spellStart"/>
+            <w:r>
+              <w:t>username</w:t>
+            </w:r>
+            <w:proofErr w:type="spellEnd"/>
+            <w:r>
+              <w:t>);</w:t>
+            </w:r>
+            <w:r>
+              <w:br/>
+            </w:r>
+            <w:proofErr w:type="spellStart"/>
+            <w:r>
+              <w:t>AppUser</w:t>
+            </w:r>
+            <w:proofErr w:type="spellEnd"/>
+            <w:r>
+              <w:t xml:space="preserve"> </w:t>
+            </w:r>
+            <w:proofErr w:type="spellStart"/>
+            <w:proofErr w:type="gramStart"/>
+            <w:r>
+              <w:t>findByEmailIgnoreCase</w:t>
+            </w:r>
+            <w:proofErr w:type="spellEnd"/>
+            <w:r>
+              <w:t>(</w:t>
+            </w:r>
+            <w:proofErr w:type="spellStart"/>
+            <w:proofErr w:type="gramEnd"/>
+            <w:r>
+              <w:t>String</w:t>
+            </w:r>
+            <w:proofErr w:type="spellEnd"/>
+            <w:r>
+              <w:t xml:space="preserve"> </w:t>
+            </w:r>
+            <w:proofErr w:type="spellStart"/>
+            <w:r>
+              <w:t>username</w:t>
+            </w:r>
+            <w:proofErr w:type="spellEnd"/>
+            <w:r>
+              <w:t>);</w:t>
+            </w:r>
+          </w:p>
+        </w:tc>
+      </w:tr>
+    </w:tbl>
+    <w:p>
+      <w:pPr>
+        <w:pStyle w:val="Heading3"/>
+        <w:widowControl w:val="0"/>
+        <w:rPr>
+          <w:lang w:val="en-GB"/>
+        </w:rPr>
+      </w:pPr>
+      <w:proofErr w:type="spellStart"/>
+      <w:r>
+        <w:rPr>
+          <w:lang w:val="en-GB"/>
+        </w:rPr>
+        <w:t>BookRepository</w:t>
+      </w:r>
+      <w:proofErr w:type="spellEnd"/>
+    </w:p>
+    <w:tbl>
+      <w:tblPr>
+        <w:tblStyle w:val="TableGrid"/>
+        <w:tblW w:w="0" w:type="auto"/>
+        <w:tblLook w:val="04A0" w:firstRow="1" w:lastRow="0" w:firstColumn="1" w:lastColumn="0" w:noHBand="0" w:noVBand="1"/>
+      </w:tblPr>
+      <w:tblGrid>
+        <w:gridCol w:w="9016"/>
+      </w:tblGrid>
+      <w:tr>
+        <w:tc>
+          <w:tcPr>
+            <w:tcW w:w="9062" w:type="dxa"/>
+          </w:tcPr>
+          <w:p>
+            <w:pPr>
+              <w:widowControl w:val="0"/>
+            </w:pPr>
+            <w:proofErr w:type="gramStart"/>
+            <w:r>
+              <w:t>List&lt;</w:t>
+            </w:r>
+            <w:proofErr w:type="spellStart"/>
+            <w:proofErr w:type="gramEnd"/>
+            <w:r>
+              <w:t>Book</w:t>
+            </w:r>
+            <w:proofErr w:type="spellEnd"/>
+            <w:r>
+              <w:t xml:space="preserve">&gt; </w:t>
+            </w:r>
+            <w:proofErr w:type="spellStart"/>
+            <w:proofErr w:type="gramStart"/>
+            <w:r>
+              <w:t>findByTitleContainingIgnoreCase</w:t>
+            </w:r>
+            <w:proofErr w:type="spellEnd"/>
+            <w:r>
+              <w:t>(</w:t>
+            </w:r>
+            <w:proofErr w:type="spellStart"/>
+            <w:proofErr w:type="gramEnd"/>
+            <w:r>
+              <w:t>String</w:t>
+            </w:r>
+            <w:proofErr w:type="spellEnd"/>
+            <w:r>
+              <w:t xml:space="preserve"> </w:t>
+            </w:r>
+            <w:proofErr w:type="spellStart"/>
+            <w:r>
+              <w:t>title</w:t>
+            </w:r>
+            <w:proofErr w:type="spellEnd"/>
+            <w:r>
+              <w:t>);</w:t>
+            </w:r>
+            <w:r>
+              <w:br/>
+            </w:r>
+            <w:proofErr w:type="gramStart"/>
+            <w:r>
+              <w:t>List&lt;</w:t>
+            </w:r>
+            <w:proofErr w:type="spellStart"/>
+            <w:proofErr w:type="gramEnd"/>
+            <w:r>
+              <w:t>Book</w:t>
+            </w:r>
+            <w:proofErr w:type="spellEnd"/>
+            <w:r>
+              <w:t xml:space="preserve">&gt; </w:t>
+            </w:r>
+            <w:proofErr w:type="spellStart"/>
+            <w:proofErr w:type="gramStart"/>
+            <w:r>
+              <w:t>findByAuthorContainingIgnoreCase</w:t>
+            </w:r>
+            <w:proofErr w:type="spellEnd"/>
+            <w:r>
+              <w:t>(</w:t>
+            </w:r>
+            <w:proofErr w:type="spellStart"/>
+            <w:proofErr w:type="gramEnd"/>
+            <w:r>
+              <w:t>String</w:t>
+            </w:r>
+            <w:proofErr w:type="spellEnd"/>
+            <w:r>
+              <w:t xml:space="preserve"> </w:t>
+            </w:r>
+            <w:proofErr w:type="spellStart"/>
+            <w:r>
+              <w:t>author</w:t>
+            </w:r>
+            <w:proofErr w:type="spellEnd"/>
+            <w:r>
+              <w:t>);</w:t>
+            </w:r>
+            <w:r>
+              <w:br/>
+            </w:r>
+            <w:proofErr w:type="gramStart"/>
+            <w:r>
+              <w:t>List&lt;</w:t>
+            </w:r>
+            <w:proofErr w:type="spellStart"/>
+            <w:proofErr w:type="gramEnd"/>
+            <w:r>
+              <w:t>Book</w:t>
+            </w:r>
+            <w:proofErr w:type="spellEnd"/>
+            <w:r>
+              <w:t xml:space="preserve">&gt; </w:t>
+            </w:r>
+            <w:proofErr w:type="spellStart"/>
+            <w:proofErr w:type="gramStart"/>
+            <w:r>
+              <w:t>findByCategoryContainingIgnoreCase</w:t>
+            </w:r>
+            <w:proofErr w:type="spellEnd"/>
+            <w:r>
+              <w:t>(</w:t>
+            </w:r>
+            <w:proofErr w:type="spellStart"/>
+            <w:proofErr w:type="gramEnd"/>
+            <w:r>
+              <w:t>String</w:t>
+            </w:r>
+            <w:proofErr w:type="spellEnd"/>
+            <w:r>
+              <w:t xml:space="preserve"> </w:t>
+            </w:r>
+            <w:proofErr w:type="spellStart"/>
+            <w:r>
+              <w:t>category</w:t>
+            </w:r>
+            <w:proofErr w:type="spellEnd"/>
+            <w:r>
+              <w:t>);</w:t>
+            </w:r>
+          </w:p>
+        </w:tc>
+      </w:tr>
+    </w:tbl>
+    <w:p>
+      <w:pPr>
+        <w:pStyle w:val="Heading3"/>
+        <w:widowControl w:val="0"/>
+        <w:rPr>
+          <w:lang w:val="en-GB"/>
+        </w:rPr>
+      </w:pPr>
+      <w:proofErr w:type="spellStart"/>
+      <w:r>
+        <w:rPr>
+          <w:lang w:val="en-GB"/>
+        </w:rPr>
+        <w:t>BorrowingRepository</w:t>
+      </w:r>
+      <w:proofErr w:type="spellEnd"/>
+    </w:p>
+    <w:tbl>
+      <w:tblPr>
+        <w:tblStyle w:val="TableGrid"/>
+        <w:tblW w:w="0" w:type="auto"/>
+        <w:tblLook w:val="04A0" w:firstRow="1" w:lastRow="0" w:firstColumn="1" w:lastColumn="0" w:noHBand="0" w:noVBand="1"/>
+      </w:tblPr>
+      <w:tblGrid>
+        <w:gridCol w:w="9016"/>
+      </w:tblGrid>
+      <w:tr>
+        <w:tc>
+          <w:tcPr>
+            <w:tcW w:w="9062" w:type="dxa"/>
+          </w:tcPr>
+          <w:p>
+            <w:pPr>
+              <w:widowControl w:val="0"/>
+            </w:pPr>
+            <w:proofErr w:type="gramStart"/>
+            <w:r>
+              <w:t>List&lt;</w:t>
+            </w:r>
+            <w:proofErr w:type="spellStart"/>
+            <w:proofErr w:type="gramEnd"/>
+            <w:r>
+              <w:t>Borrowing</w:t>
+            </w:r>
+            <w:proofErr w:type="spellEnd"/>
+            <w:r>
+              <w:t xml:space="preserve">&gt; </w:t>
+            </w:r>
+            <w:proofErr w:type="spellStart"/>
+            <w:r>
+              <w:t>findByAppUser_</w:t>
+            </w:r>
+            <w:proofErr w:type="gramStart"/>
+            <w:r>
+              <w:t>UserId</w:t>
+            </w:r>
+            <w:proofErr w:type="spellEnd"/>
+            <w:r>
+              <w:t>(</w:t>
+            </w:r>
+            <w:proofErr w:type="gramEnd"/>
+            <w:r>
+              <w:t xml:space="preserve">UUID </w:t>
+            </w:r>
+            <w:proofErr w:type="spellStart"/>
+            <w:r>
+              <w:t>userId</w:t>
+            </w:r>
+            <w:proofErr w:type="spellEnd"/>
+            <w:r>
+              <w:t>);</w:t>
+            </w:r>
+            <w:r>
+              <w:br/>
+            </w:r>
+            <w:proofErr w:type="gramStart"/>
+            <w:r>
+              <w:t>List&lt;</w:t>
+            </w:r>
+            <w:proofErr w:type="spellStart"/>
+            <w:proofErr w:type="gramEnd"/>
+            <w:r>
+              <w:t>Borrowing</w:t>
+            </w:r>
+            <w:proofErr w:type="spellEnd"/>
+            <w:r>
+              <w:t xml:space="preserve">&gt; </w:t>
+            </w:r>
+            <w:proofErr w:type="spellStart"/>
+            <w:r>
+              <w:t>findByBook_</w:t>
+            </w:r>
+            <w:proofErr w:type="gramStart"/>
+            <w:r>
+              <w:t>BookId</w:t>
+            </w:r>
+            <w:proofErr w:type="spellEnd"/>
+            <w:r>
+              <w:t>(</w:t>
+            </w:r>
+            <w:proofErr w:type="gramEnd"/>
+            <w:r>
+              <w:t xml:space="preserve">UUID </w:t>
+            </w:r>
+            <w:proofErr w:type="spellStart"/>
+            <w:r>
+              <w:t>bookId</w:t>
+            </w:r>
+            <w:proofErr w:type="spellEnd"/>
+            <w:r>
+              <w:t>);</w:t>
+            </w:r>
+          </w:p>
+        </w:tc>
+      </w:tr>
+    </w:tbl>
+    <w:p>
+      <w:pPr>
+        <w:pStyle w:val="Heading2"/>
+        <w:widowControl w:val="0"/>
+        <w:rPr>
+          <w:lang w:val="en-GB"/>
+        </w:rPr>
+      </w:pPr>
+      <w:r>
+        <w:rPr>
+          <w:lang w:val="en-GB"/>
+        </w:rPr>
+        <w:t>Service layer</w:t>
+      </w:r>
+    </w:p>
+    <w:p>
+      <w:pPr>
+        <w:pStyle w:val="Heading3"/>
+        <w:widowControl w:val="0"/>
+        <w:rPr>
+          <w:lang w:val="en-GB"/>
+        </w:rPr>
+      </w:pPr>
+      <w:proofErr w:type="spellStart"/>
+      <w:r>
+        <w:rPr>
+          <w:lang w:val="en-GB"/>
+        </w:rPr>
+        <w:t>UserService</w:t>
+      </w:r>
+      <w:proofErr w:type="spellEnd"/>
+    </w:p>
+    <w:p>
+      <w:pPr>
+        <w:widowControl w:val="0"/>
+        <w:rPr>
+          <w:lang w:val="en-GB"/>
+        </w:rPr>
+      </w:pPr>
+      <w:r>
+        <w:rPr>
+          <w:lang w:val="en-GB"/>
+        </w:rPr>
+        <w:t xml:space="preserve">Handles user authentication and registration. Depends on </w:t>
+      </w:r>
+      <w:proofErr w:type="spellStart"/>
+      <w:r>
+        <w:rPr>
+          <w:lang w:val="en-GB"/>
+        </w:rPr>
+        <w:t>UserAppRepository</w:t>
+      </w:r>
+      <w:proofErr w:type="spellEnd"/>
+      <w:r>
+        <w:rPr>
+          <w:lang w:val="en-GB"/>
+        </w:rPr>
+        <w:t>.</w:t>
+      </w:r>
+    </w:p>
+    <w:p>
+      <w:pPr>
+        <w:widowControl w:val="0"/>
+        <w:rPr>
+          <w:lang w:val="en-GB"/>
+        </w:rPr>
+      </w:pPr>
+      <w:r>
+        <w:rPr>
+          <w:lang w:val="en-GB"/>
+        </w:rPr>
+        <w:t>Registration checks if the input email is already in use. Throws an exception if yes, otherwise it creates and saves the new user, and then sends returns a new user token.</w:t>
+      </w:r>
+    </w:p>
+    <w:p>
+      <w:pPr>
+        <w:widowControl w:val="0"/>
+        <w:rPr>
+          <w:lang w:val="en-GB"/>
+        </w:rPr>
+      </w:pPr>
+      <w:r>
+        <w:rPr>
+          <w:lang w:val="en-GB"/>
+        </w:rPr>
+        <w:t>Login checks if a user with the input email exists. Throws an exception if not, otherwise it confirms if the passwords match. Should they not, an exception is thrown. After both checks pass, returns a new user token.</w:t>
+      </w:r>
+    </w:p>
+    <w:tbl>
+      <w:tblPr>
+        <w:tblStyle w:val="TableGrid"/>
+        <w:tblW w:w="0" w:type="auto"/>
+        <w:tblLook w:val="04A0" w:firstRow="1" w:lastRow="0" w:firstColumn="1" w:lastColumn="0" w:noHBand="0" w:noVBand="1"/>
+      </w:tblPr>
+      <w:tblGrid>
+        <w:gridCol w:w="9016"/>
+      </w:tblGrid>
+      <w:tr>
+        <w:tc>
+          <w:tcPr>
+            <w:tcW w:w="9062" w:type="dxa"/>
+          </w:tcPr>
+          <w:p>
+            <w:pPr>
+              <w:widowControl w:val="0"/>
+            </w:pPr>
+            <w:r>
+              <w:t xml:space="preserve">public </w:t>
+            </w:r>
+            <w:proofErr w:type="spellStart"/>
+            <w:r>
+              <w:t>UserToken</w:t>
+            </w:r>
+            <w:proofErr w:type="spellEnd"/>
+            <w:r>
+              <w:t xml:space="preserve"> </w:t>
+            </w:r>
+            <w:proofErr w:type="spellStart"/>
+            <w:r>
+              <w:t>register</w:t>
+            </w:r>
+            <w:proofErr w:type="spellEnd"/>
+            <w:r>
+              <w:t>(</w:t>
+            </w:r>
+            <w:proofErr w:type="spellStart"/>
+            <w:r>
+              <w:t>String</w:t>
+            </w:r>
+            <w:proofErr w:type="spellEnd"/>
+            <w:r>
+              <w:t xml:space="preserve"> </w:t>
+            </w:r>
+            <w:proofErr w:type="spellStart"/>
+            <w:r>
+              <w:t>name</w:t>
+            </w:r>
+            <w:proofErr w:type="spellEnd"/>
+            <w:r>
+              <w:t xml:space="preserve">, </w:t>
+            </w:r>
+            <w:proofErr w:type="spellStart"/>
+            <w:r>
+              <w:t>String</w:t>
+            </w:r>
+            <w:proofErr w:type="spellEnd"/>
+            <w:r>
+              <w:t xml:space="preserve"> email, </w:t>
+            </w:r>
+            <w:proofErr w:type="spellStart"/>
+            <w:r>
+              <w:t>String</w:t>
+            </w:r>
+            <w:proofErr w:type="spellEnd"/>
+            <w:r>
+              <w:t xml:space="preserve"> </w:t>
+            </w:r>
+            <w:proofErr w:type="spellStart"/>
+            <w:r>
+              <w:t>password</w:t>
+            </w:r>
+            <w:proofErr w:type="spellEnd"/>
+            <w:r>
+              <w:t>) {</w:t>
+            </w:r>
+            <w:r>
+              <w:br/>
+              <w:t xml:space="preserve">    </w:t>
+            </w:r>
+            <w:proofErr w:type="spellStart"/>
+            <w:r>
+              <w:t>if</w:t>
+            </w:r>
+            <w:proofErr w:type="spellEnd"/>
+            <w:r>
+              <w:t xml:space="preserve"> (</w:t>
+            </w:r>
+            <w:proofErr w:type="spellStart"/>
+            <w:r>
+              <w:t>userRepository.existsByEmailIgnoreCase</w:t>
+            </w:r>
+            <w:proofErr w:type="spellEnd"/>
+            <w:r>
+              <w:t>(email)) {</w:t>
+            </w:r>
+            <w:r>
+              <w:br/>
+              <w:t xml:space="preserve">        </w:t>
+            </w:r>
+            <w:proofErr w:type="spellStart"/>
+            <w:r>
+              <w:t>throw</w:t>
+            </w:r>
+            <w:proofErr w:type="spellEnd"/>
+            <w:r>
+              <w:t xml:space="preserve"> </w:t>
+            </w:r>
+            <w:proofErr w:type="spellStart"/>
+            <w:r>
+              <w:t>new</w:t>
+            </w:r>
+            <w:proofErr w:type="spellEnd"/>
+            <w:r>
+              <w:t xml:space="preserve"> </w:t>
+            </w:r>
+            <w:proofErr w:type="spellStart"/>
+            <w:r>
+              <w:t>IllegalArgumentException</w:t>
+            </w:r>
+            <w:proofErr w:type="spellEnd"/>
+            <w:r>
+              <w:t xml:space="preserve">("User </w:t>
+            </w:r>
+            <w:proofErr w:type="spellStart"/>
+            <w:r>
+              <w:t>with</w:t>
+            </w:r>
+            <w:proofErr w:type="spellEnd"/>
+            <w:r>
+              <w:t xml:space="preserve"> </w:t>
+            </w:r>
+            <w:proofErr w:type="spellStart"/>
+            <w:r>
+              <w:t>this</w:t>
+            </w:r>
+            <w:proofErr w:type="spellEnd"/>
+            <w:r>
+              <w:t xml:space="preserve"> email </w:t>
+            </w:r>
+            <w:proofErr w:type="spellStart"/>
+            <w:r>
+              <w:t>already</w:t>
+            </w:r>
+            <w:proofErr w:type="spellEnd"/>
+            <w:r>
+              <w:t xml:space="preserve"> </w:t>
+            </w:r>
+            <w:proofErr w:type="spellStart"/>
+            <w:r>
+              <w:t>exists</w:t>
+            </w:r>
+            <w:proofErr w:type="spellEnd"/>
+            <w:r>
+              <w:t>.");</w:t>
+            </w:r>
+            <w:r>
+              <w:br/>
+              <w:t xml:space="preserve">    }</w:t>
+            </w:r>
+            <w:r>
+              <w:br/>
+              <w:t xml:space="preserve">    </w:t>
+            </w:r>
+            <w:proofErr w:type="spellStart"/>
+            <w:r>
+              <w:t>AppUser</w:t>
+            </w:r>
+            <w:proofErr w:type="spellEnd"/>
+            <w:r>
+              <w:t xml:space="preserve"> user = </w:t>
+            </w:r>
+            <w:proofErr w:type="spellStart"/>
+            <w:r>
+              <w:t>new</w:t>
+            </w:r>
+            <w:proofErr w:type="spellEnd"/>
+            <w:r>
+              <w:t xml:space="preserve"> </w:t>
+            </w:r>
+            <w:proofErr w:type="spellStart"/>
+            <w:r>
+              <w:t>AppUser</w:t>
+            </w:r>
+            <w:proofErr w:type="spellEnd"/>
+            <w:r>
+              <w:t>();</w:t>
+            </w:r>
+            <w:r>
+              <w:br/>
+              <w:t xml:space="preserve">    </w:t>
+            </w:r>
+            <w:proofErr w:type="spellStart"/>
+            <w:r>
+              <w:t>user.setEmail</w:t>
+            </w:r>
+            <w:proofErr w:type="spellEnd"/>
+            <w:r>
+              <w:t>(email);</w:t>
+            </w:r>
+            <w:r>
+              <w:br/>
+              <w:t xml:space="preserve">    </w:t>
+            </w:r>
+            <w:proofErr w:type="spellStart"/>
+            <w:r>
+              <w:t>user.setPassword</w:t>
+            </w:r>
+            <w:proofErr w:type="spellEnd"/>
+            <w:r>
+              <w:t>(</w:t>
+            </w:r>
+            <w:proofErr w:type="spellStart"/>
+            <w:r>
+              <w:t>password</w:t>
+            </w:r>
+            <w:proofErr w:type="spellEnd"/>
+            <w:r>
+              <w:t>);</w:t>
+            </w:r>
+            <w:r>
+              <w:br/>
+              <w:t xml:space="preserve">    </w:t>
+            </w:r>
+            <w:proofErr w:type="spellStart"/>
+            <w:r>
+              <w:t>user.setRole</w:t>
+            </w:r>
+            <w:proofErr w:type="spellEnd"/>
+            <w:r>
+              <w:t>(</w:t>
+            </w:r>
+            <w:proofErr w:type="spellStart"/>
+            <w:r>
+              <w:t>Role.</w:t>
+            </w:r>
+            <w:r>
+              <w:rPr>
+                <w:i/>
+                <w:iCs/>
+              </w:rPr>
+              <w:t>MEMBER</w:t>
+            </w:r>
+            <w:proofErr w:type="spellEnd"/>
+            <w:r>
+              <w:t>);</w:t>
+            </w:r>
+            <w:r>
+              <w:br/>
+              <w:t xml:space="preserve">    </w:t>
+            </w:r>
+            <w:proofErr w:type="spellStart"/>
+            <w:r>
+              <w:t>userRepository.save</w:t>
+            </w:r>
+            <w:proofErr w:type="spellEnd"/>
+            <w:r>
+              <w:t>(user);</w:t>
+            </w:r>
+            <w:r>
+              <w:br/>
+              <w:t xml:space="preserve">    return </w:t>
+            </w:r>
+            <w:proofErr w:type="spellStart"/>
+            <w:r>
+              <w:t>new</w:t>
+            </w:r>
+            <w:proofErr w:type="spellEnd"/>
+            <w:r>
+              <w:t xml:space="preserve"> </w:t>
+            </w:r>
+            <w:proofErr w:type="spellStart"/>
+            <w:r>
+              <w:t>UserToken</w:t>
+            </w:r>
+            <w:proofErr w:type="spellEnd"/>
+            <w:r>
+              <w:t>(</w:t>
+            </w:r>
+            <w:proofErr w:type="spellStart"/>
+            <w:r>
+              <w:t>name</w:t>
+            </w:r>
+            <w:proofErr w:type="spellEnd"/>
+            <w:r>
+              <w:t xml:space="preserve">, email, </w:t>
+            </w:r>
+            <w:proofErr w:type="spellStart"/>
+            <w:r>
+              <w:t>Role.</w:t>
+            </w:r>
+            <w:r>
+              <w:rPr>
+                <w:i/>
+                <w:iCs/>
+              </w:rPr>
+              <w:t>MEMBER</w:t>
+            </w:r>
+            <w:proofErr w:type="spellEnd"/>
+            <w:r>
+              <w:t>);</w:t>
+            </w:r>
+            <w:r>
+              <w:br/>
+              <w:t>}</w:t>
+            </w:r>
+            <w:r>
+              <w:br/>
+            </w:r>
+            <w:r>
+              <w:br/>
+              <w:t xml:space="preserve">public </w:t>
+            </w:r>
+            <w:proofErr w:type="spellStart"/>
+            <w:r>
+              <w:t>UserToken</w:t>
+            </w:r>
+            <w:proofErr w:type="spellEnd"/>
+            <w:r>
+              <w:t xml:space="preserve"> login(</w:t>
+            </w:r>
+            <w:proofErr w:type="spellStart"/>
+            <w:r>
+              <w:t>String</w:t>
+            </w:r>
+            <w:proofErr w:type="spellEnd"/>
+            <w:r>
+              <w:t xml:space="preserve"> email, </w:t>
+            </w:r>
+            <w:proofErr w:type="spellStart"/>
+            <w:r>
+              <w:t>String</w:t>
+            </w:r>
+            <w:proofErr w:type="spellEnd"/>
+            <w:r>
+              <w:t xml:space="preserve"> </w:t>
+            </w:r>
+            <w:proofErr w:type="spellStart"/>
+            <w:r>
+              <w:t>password</w:t>
+            </w:r>
+            <w:proofErr w:type="spellEnd"/>
+            <w:r>
+              <w:t>) {</w:t>
+            </w:r>
+            <w:r>
+              <w:br/>
+              <w:t xml:space="preserve">    </w:t>
+            </w:r>
+            <w:proofErr w:type="spellStart"/>
+            <w:r>
+              <w:t>AppUser</w:t>
+            </w:r>
+            <w:proofErr w:type="spellEnd"/>
+            <w:r>
+              <w:t xml:space="preserve"> user = </w:t>
+            </w:r>
+            <w:proofErr w:type="spellStart"/>
+            <w:r>
+              <w:t>userRepository.findByEmailIgnoreCase</w:t>
+            </w:r>
+            <w:proofErr w:type="spellEnd"/>
+            <w:r>
+              <w:t>(email);</w:t>
+            </w:r>
+            <w:r>
+              <w:br/>
+              <w:t xml:space="preserve">    </w:t>
+            </w:r>
+            <w:proofErr w:type="spellStart"/>
+            <w:r>
+              <w:t>if</w:t>
+            </w:r>
+            <w:proofErr w:type="spellEnd"/>
+            <w:r>
+              <w:t xml:space="preserve"> (user != </w:t>
+            </w:r>
+            <w:proofErr w:type="spellStart"/>
+            <w:r>
+              <w:t>null</w:t>
+            </w:r>
+            <w:proofErr w:type="spellEnd"/>
+            <w:r>
+              <w:t>) {</w:t>
+            </w:r>
+            <w:r>
+              <w:br/>
+              <w:t xml:space="preserve">        </w:t>
+            </w:r>
+            <w:proofErr w:type="spellStart"/>
+            <w:r>
+              <w:t>if</w:t>
+            </w:r>
+            <w:proofErr w:type="spellEnd"/>
+            <w:r>
+              <w:t xml:space="preserve"> (</w:t>
+            </w:r>
+            <w:proofErr w:type="spellStart"/>
+            <w:r>
+              <w:t>user.getPassword</w:t>
+            </w:r>
+            <w:proofErr w:type="spellEnd"/>
+            <w:r>
+              <w:t>().</w:t>
+            </w:r>
+            <w:proofErr w:type="spellStart"/>
+            <w:r>
+              <w:t>equals</w:t>
+            </w:r>
+            <w:proofErr w:type="spellEnd"/>
+            <w:r>
+              <w:t>(</w:t>
+            </w:r>
+            <w:proofErr w:type="spellStart"/>
+            <w:r>
+              <w:t>password</w:t>
+            </w:r>
+            <w:proofErr w:type="spellEnd"/>
+            <w:r>
+              <w:t>)) {</w:t>
+            </w:r>
+            <w:r>
+              <w:br/>
+              <w:t xml:space="preserve">            return </w:t>
+            </w:r>
+            <w:proofErr w:type="spellStart"/>
+            <w:r>
+              <w:t>new</w:t>
+            </w:r>
+            <w:proofErr w:type="spellEnd"/>
+            <w:r>
+              <w:t xml:space="preserve"> </w:t>
+            </w:r>
+            <w:proofErr w:type="spellStart"/>
+            <w:r>
+              <w:t>UserToken</w:t>
+            </w:r>
+            <w:proofErr w:type="spellEnd"/>
+            <w:r>
+              <w:t>(</w:t>
+            </w:r>
+            <w:proofErr w:type="spellStart"/>
+            <w:r>
+              <w:t>user.getEmail</w:t>
+            </w:r>
+            <w:proofErr w:type="spellEnd"/>
+            <w:r>
+              <w:t xml:space="preserve">(), </w:t>
+            </w:r>
+            <w:proofErr w:type="spellStart"/>
+            <w:r>
+              <w:t>user.getEmail</w:t>
+            </w:r>
+            <w:proofErr w:type="spellEnd"/>
+            <w:r>
+              <w:t xml:space="preserve">(), </w:t>
+            </w:r>
+            <w:proofErr w:type="spellStart"/>
+            <w:r>
+              <w:t>user.getRole</w:t>
+            </w:r>
+            <w:proofErr w:type="spellEnd"/>
+            <w:r>
+              <w:t>());</w:t>
+            </w:r>
+            <w:r>
+              <w:br/>
+              <w:t xml:space="preserve">        } </w:t>
+            </w:r>
+            <w:proofErr w:type="spellStart"/>
+            <w:r>
+              <w:t>else</w:t>
+            </w:r>
+            <w:proofErr w:type="spellEnd"/>
+            <w:r>
+              <w:t xml:space="preserve"> {</w:t>
+            </w:r>
+            <w:r>
+              <w:br/>
+            </w:r>
+            <w:r>
+              <w:lastRenderedPageBreak/>
+              <w:t xml:space="preserve">            </w:t>
+            </w:r>
+            <w:proofErr w:type="spellStart"/>
+            <w:r>
+              <w:t>throw</w:t>
+            </w:r>
+            <w:proofErr w:type="spellEnd"/>
+            <w:r>
+              <w:t xml:space="preserve"> </w:t>
+            </w:r>
+            <w:proofErr w:type="spellStart"/>
+            <w:r>
+              <w:t>new</w:t>
+            </w:r>
+            <w:proofErr w:type="spellEnd"/>
+            <w:r>
+              <w:t xml:space="preserve"> </w:t>
+            </w:r>
+            <w:proofErr w:type="spellStart"/>
+            <w:r>
+              <w:t>RuntimeException</w:t>
+            </w:r>
+            <w:proofErr w:type="spellEnd"/>
+            <w:r>
+              <w:t>("</w:t>
+            </w:r>
+            <w:proofErr w:type="spellStart"/>
+            <w:r>
+              <w:t>Wrong</w:t>
+            </w:r>
+            <w:proofErr w:type="spellEnd"/>
+            <w:r>
+              <w:t xml:space="preserve"> </w:t>
+            </w:r>
+            <w:proofErr w:type="spellStart"/>
+            <w:r>
+              <w:t>password</w:t>
+            </w:r>
+            <w:proofErr w:type="spellEnd"/>
+            <w:r>
+              <w:t>!");</w:t>
+            </w:r>
+            <w:r>
+              <w:br/>
+              <w:t xml:space="preserve">        }</w:t>
+            </w:r>
+            <w:r>
+              <w:br/>
+              <w:t xml:space="preserve">    } </w:t>
+            </w:r>
+            <w:proofErr w:type="spellStart"/>
+            <w:r>
+              <w:t>else</w:t>
+            </w:r>
+            <w:proofErr w:type="spellEnd"/>
+            <w:r>
+              <w:t xml:space="preserve"> {</w:t>
+            </w:r>
+            <w:r>
+              <w:br/>
+              <w:t xml:space="preserve">        </w:t>
+            </w:r>
+            <w:proofErr w:type="spellStart"/>
+            <w:r>
+              <w:t>throw</w:t>
+            </w:r>
+            <w:proofErr w:type="spellEnd"/>
+            <w:r>
+              <w:t xml:space="preserve"> </w:t>
+            </w:r>
+            <w:proofErr w:type="spellStart"/>
+            <w:r>
+              <w:t>new</w:t>
+            </w:r>
+            <w:proofErr w:type="spellEnd"/>
+            <w:r>
+              <w:t xml:space="preserve"> </w:t>
+            </w:r>
+            <w:proofErr w:type="spellStart"/>
+            <w:r>
+              <w:t>IllegalArgumentException</w:t>
+            </w:r>
+            <w:proofErr w:type="spellEnd"/>
+            <w:r>
+              <w:t xml:space="preserve">("User </w:t>
+            </w:r>
+            <w:proofErr w:type="spellStart"/>
+            <w:r>
+              <w:t>does</w:t>
+            </w:r>
+            <w:proofErr w:type="spellEnd"/>
+            <w:r>
+              <w:t xml:space="preserve"> not </w:t>
+            </w:r>
+            <w:proofErr w:type="spellStart"/>
+            <w:r>
+              <w:t>exist</w:t>
+            </w:r>
+            <w:proofErr w:type="spellEnd"/>
+            <w:r>
+              <w:t>!");</w:t>
+            </w:r>
+            <w:r>
+              <w:br/>
+              <w:t xml:space="preserve">    }</w:t>
+            </w:r>
+            <w:r>
+              <w:br/>
+              <w:t>}</w:t>
+            </w:r>
+          </w:p>
+        </w:tc>
+      </w:tr>
+    </w:tbl>
+    <w:p>
+      <w:pPr>
+        <w:pStyle w:val="Heading3"/>
+        <w:widowControl w:val="0"/>
+        <w:rPr>
+          <w:lang w:val="en-GB"/>
+        </w:rPr>
+      </w:pPr>
+      <w:proofErr w:type="spellStart"/>
+      <w:r>
+        <w:rPr>
+          <w:lang w:val="en-GB"/>
+        </w:rPr>
+        <w:lastRenderedPageBreak/>
+        <w:t>BookService</w:t>
+      </w:r>
+      <w:proofErr w:type="spellEnd"/>
+    </w:p>
+    <w:p>
+      <w:pPr>
+        <w:widowControl w:val="0"/>
+        <w:rPr>
+          <w:lang w:val="en-GB"/>
+        </w:rPr>
+      </w:pPr>
+      <w:r>
+        <w:rPr>
+          <w:lang w:val="en-GB"/>
+        </w:rPr>
+        <w:t xml:space="preserve">Handles </w:t>
+      </w:r>
+      <w:proofErr w:type="spellStart"/>
+      <w:r>
+        <w:rPr>
+          <w:lang w:val="en-GB"/>
+        </w:rPr>
+        <w:t>catalog</w:t>
+      </w:r>
+      <w:proofErr w:type="spellEnd"/>
+      <w:r>
+        <w:rPr>
+          <w:lang w:val="en-GB"/>
+        </w:rPr>
+        <w:t xml:space="preserve"> search and borrow/return logic. Depends on </w:t>
+      </w:r>
+      <w:proofErr w:type="spellStart"/>
+      <w:r>
+        <w:rPr>
+          <w:lang w:val="en-GB"/>
+        </w:rPr>
+        <w:t>UserAppRepository</w:t>
+      </w:r>
+      <w:proofErr w:type="spellEnd"/>
+      <w:r>
+        <w:rPr>
+          <w:lang w:val="en-GB"/>
+        </w:rPr>
+        <w:t xml:space="preserve">, </w:t>
+      </w:r>
+      <w:proofErr w:type="spellStart"/>
+      <w:r>
+        <w:rPr>
+          <w:lang w:val="en-GB"/>
+        </w:rPr>
+        <w:t>BookRepository</w:t>
+      </w:r>
+      <w:proofErr w:type="spellEnd"/>
+      <w:r>
+        <w:rPr>
+          <w:lang w:val="en-GB"/>
+        </w:rPr>
+        <w:t xml:space="preserve">, </w:t>
+      </w:r>
+      <w:proofErr w:type="spellStart"/>
+      <w:r>
+        <w:rPr>
+          <w:lang w:val="en-GB"/>
+        </w:rPr>
+        <w:t>BorrowedRepository</w:t>
+      </w:r>
+      <w:proofErr w:type="spellEnd"/>
+      <w:r>
+        <w:rPr>
+          <w:lang w:val="en-GB"/>
+        </w:rPr>
+        <w:t>.</w:t>
+      </w:r>
+    </w:p>
+    <w:p>
+      <w:pPr>
+        <w:widowControl w:val="0"/>
+        <w:rPr>
+          <w:lang w:val="en-GB"/>
+        </w:rPr>
+      </w:pPr>
+      <w:r>
+        <w:rPr>
+          <w:lang w:val="en-GB"/>
+        </w:rPr>
+        <w:t xml:space="preserve">To search for books, use </w:t>
+      </w:r>
+      <w:proofErr w:type="spellStart"/>
+      <w:proofErr w:type="gramStart"/>
+      <w:r>
+        <w:rPr>
+          <w:lang w:val="en-GB"/>
+        </w:rPr>
+        <w:t>getBooks</w:t>
+      </w:r>
+      <w:proofErr w:type="spellEnd"/>
+      <w:r>
+        <w:rPr>
+          <w:lang w:val="en-GB"/>
+        </w:rPr>
+        <w:t>(</w:t>
+      </w:r>
+      <w:proofErr w:type="gramEnd"/>
+      <w:r>
+        <w:rPr>
+          <w:lang w:val="en-GB"/>
+        </w:rPr>
+        <w:t>). Should no query be given, it will return all books. Otherwise, it searches by title, author and category. After merging the results and removing duplicates, it returns the final list.</w:t>
+      </w:r>
+    </w:p>
+    <w:p>
+      <w:pPr>
+        <w:widowControl w:val="0"/>
+        <w:rPr>
+          <w:lang w:val="en-GB"/>
+        </w:rPr>
+      </w:pPr>
+      <w:r>
+        <w:rPr>
+          <w:lang w:val="en-GB"/>
+        </w:rPr>
+        <w:t xml:space="preserve">Borrowing is handled by </w:t>
+      </w:r>
+      <w:proofErr w:type="spellStart"/>
+      <w:proofErr w:type="gramStart"/>
+      <w:r>
+        <w:rPr>
+          <w:lang w:val="en-GB"/>
+        </w:rPr>
+        <w:t>borrowBook</w:t>
+      </w:r>
+      <w:proofErr w:type="spellEnd"/>
+      <w:r>
+        <w:rPr>
+          <w:lang w:val="en-GB"/>
+        </w:rPr>
+        <w:t>(</w:t>
+      </w:r>
+      <w:proofErr w:type="gramEnd"/>
+      <w:r>
+        <w:rPr>
+          <w:lang w:val="en-GB"/>
+        </w:rPr>
+        <w:t>). First, it finds a book and checks if any copies are available. If not, it throws an exception. Should it find one, it will decrease the available quantity and record a borrowing entry.</w:t>
+      </w:r>
+    </w:p>
+    <w:p>
+      <w:pPr>
+        <w:widowControl w:val="0"/>
+        <w:rPr>
+          <w:lang w:val="en-GB"/>
+        </w:rPr>
+      </w:pPr>
+      <w:r>
+        <w:rPr>
+          <w:lang w:val="en-GB"/>
+        </w:rPr>
+        <w:t xml:space="preserve">For returning books, there is </w:t>
+      </w:r>
+      <w:proofErr w:type="spellStart"/>
+      <w:proofErr w:type="gramStart"/>
+      <w:r>
+        <w:rPr>
+          <w:lang w:val="en-GB"/>
+        </w:rPr>
+        <w:t>returnBook</w:t>
+      </w:r>
+      <w:proofErr w:type="spellEnd"/>
+      <w:r>
+        <w:rPr>
+          <w:lang w:val="en-GB"/>
+        </w:rPr>
+        <w:t>(</w:t>
+      </w:r>
+      <w:proofErr w:type="gramEnd"/>
+      <w:r>
+        <w:rPr>
+          <w:lang w:val="en-GB"/>
+        </w:rPr>
+        <w:t>). It throws an exception if all copies of a book are accounted for. If they are not, it increases the quantity and updates the borrow record’s return date.</w:t>
+      </w:r>
+    </w:p>
+    <w:tbl>
+      <w:tblPr>
+        <w:tblStyle w:val="TableGrid"/>
+        <w:tblW w:w="0" w:type="auto"/>
+        <w:tblLook w:val="04A0" w:firstRow="1" w:lastRow="0" w:firstColumn="1" w:lastColumn="0" w:noHBand="0" w:noVBand="1"/>
+      </w:tblPr>
+      <w:tblGrid>
+        <w:gridCol w:w="9016"/>
+      </w:tblGrid>
+      <w:tr>
+        <w:tc>
+          <w:tcPr>
+            <w:tcW w:w="9062" w:type="dxa"/>
+          </w:tcPr>
+          <w:p>
+            <w:pPr>
+              <w:widowControl w:val="0"/>
+            </w:pPr>
+            <w:r>
+              <w:t>public List&lt;</w:t>
+            </w:r>
+            <w:proofErr w:type="spellStart"/>
+            <w:r>
+              <w:t>Book</w:t>
+            </w:r>
+            <w:proofErr w:type="spellEnd"/>
+            <w:r>
+              <w:t xml:space="preserve">&gt; </w:t>
+            </w:r>
+            <w:proofErr w:type="spellStart"/>
+            <w:r>
+              <w:t>getBooks</w:t>
+            </w:r>
+            <w:proofErr w:type="spellEnd"/>
+            <w:r>
+              <w:t>(</w:t>
+            </w:r>
+            <w:proofErr w:type="spellStart"/>
+            <w:r>
+              <w:t>String</w:t>
+            </w:r>
+            <w:proofErr w:type="spellEnd"/>
+            <w:r>
+              <w:t xml:space="preserve"> </w:t>
+            </w:r>
+            <w:proofErr w:type="spellStart"/>
+            <w:r>
+              <w:t>query</w:t>
+            </w:r>
+            <w:proofErr w:type="spellEnd"/>
+            <w:r>
+              <w:t>) {</w:t>
+            </w:r>
+            <w:r>
+              <w:br/>
+              <w:t xml:space="preserve">    </w:t>
+            </w:r>
+            <w:proofErr w:type="spellStart"/>
+            <w:r>
+              <w:t>if</w:t>
+            </w:r>
+            <w:proofErr w:type="spellEnd"/>
+            <w:r>
+              <w:t xml:space="preserve"> (</w:t>
+            </w:r>
+            <w:proofErr w:type="spellStart"/>
+            <w:r>
+              <w:t>query</w:t>
+            </w:r>
+            <w:proofErr w:type="spellEnd"/>
+            <w:r>
+              <w:t xml:space="preserve"> == </w:t>
+            </w:r>
+            <w:proofErr w:type="spellStart"/>
+            <w:r>
+              <w:t>null</w:t>
+            </w:r>
+            <w:proofErr w:type="spellEnd"/>
+            <w:r>
+              <w:t xml:space="preserve"> || </w:t>
+            </w:r>
+            <w:proofErr w:type="spellStart"/>
+            <w:r>
+              <w:t>query.isBlank</w:t>
+            </w:r>
+            <w:proofErr w:type="spellEnd"/>
+            <w:r>
+              <w:t>()) {</w:t>
+            </w:r>
+            <w:r>
+              <w:br/>
+              <w:t xml:space="preserve">        return (List&lt;</w:t>
+            </w:r>
+            <w:proofErr w:type="spellStart"/>
+            <w:r>
+              <w:t>Book</w:t>
+            </w:r>
+            <w:proofErr w:type="spellEnd"/>
+            <w:r>
+              <w:t xml:space="preserve">&gt;) </w:t>
+            </w:r>
+            <w:proofErr w:type="spellStart"/>
+            <w:r>
+              <w:t>bookRepository.findAll</w:t>
+            </w:r>
+            <w:proofErr w:type="spellEnd"/>
+            <w:r>
+              <w:t>();</w:t>
+            </w:r>
+            <w:r>
+              <w:br/>
+              <w:t xml:space="preserve">    }</w:t>
+            </w:r>
+            <w:r>
+              <w:br/>
+              <w:t xml:space="preserve">    List&lt;</w:t>
+            </w:r>
+            <w:proofErr w:type="spellStart"/>
+            <w:r>
+              <w:t>Book</w:t>
+            </w:r>
+            <w:proofErr w:type="spellEnd"/>
+            <w:r>
+              <w:t xml:space="preserve">&gt; </w:t>
+            </w:r>
+            <w:proofErr w:type="spellStart"/>
+            <w:r>
+              <w:t>byTitle</w:t>
+            </w:r>
+            <w:proofErr w:type="spellEnd"/>
+            <w:r>
+              <w:t xml:space="preserve"> = </w:t>
+            </w:r>
+            <w:proofErr w:type="spellStart"/>
+            <w:r>
+              <w:t>bookRepository.findByTitleContainingIgnoreCase</w:t>
+            </w:r>
+            <w:proofErr w:type="spellEnd"/>
+            <w:r>
+              <w:t>(</w:t>
+            </w:r>
+            <w:proofErr w:type="spellStart"/>
+            <w:r>
+              <w:t>query</w:t>
+            </w:r>
+            <w:proofErr w:type="spellEnd"/>
+            <w:r>
+              <w:t>);</w:t>
+            </w:r>
+            <w:r>
+              <w:br/>
+              <w:t xml:space="preserve">    List&lt;</w:t>
+            </w:r>
+            <w:proofErr w:type="spellStart"/>
+            <w:r>
+              <w:t>Book</w:t>
+            </w:r>
+            <w:proofErr w:type="spellEnd"/>
+            <w:r>
+              <w:t xml:space="preserve">&gt; </w:t>
+            </w:r>
+            <w:proofErr w:type="spellStart"/>
+            <w:r>
+              <w:t>byAuthor</w:t>
+            </w:r>
+            <w:proofErr w:type="spellEnd"/>
+            <w:r>
+              <w:t xml:space="preserve"> = </w:t>
+            </w:r>
+            <w:proofErr w:type="spellStart"/>
+            <w:r>
+              <w:t>bookRepository.findByAuthorContainingIgnoreCase</w:t>
+            </w:r>
+            <w:proofErr w:type="spellEnd"/>
+            <w:r>
+              <w:t>(</w:t>
+            </w:r>
+            <w:proofErr w:type="spellStart"/>
+            <w:r>
+              <w:t>query</w:t>
+            </w:r>
+            <w:proofErr w:type="spellEnd"/>
+            <w:r>
+              <w:t>);</w:t>
+            </w:r>
+            <w:r>
+              <w:br/>
+              <w:t xml:space="preserve">    List&lt;</w:t>
+            </w:r>
+            <w:proofErr w:type="spellStart"/>
+            <w:r>
+              <w:t>Book</w:t>
+            </w:r>
+            <w:proofErr w:type="spellEnd"/>
+            <w:r>
+              <w:t xml:space="preserve">&gt; </w:t>
+            </w:r>
+            <w:proofErr w:type="spellStart"/>
+            <w:r>
+              <w:t>byCategory</w:t>
+            </w:r>
+            <w:proofErr w:type="spellEnd"/>
+            <w:r>
+              <w:t xml:space="preserve"> = </w:t>
+            </w:r>
+            <w:proofErr w:type="spellStart"/>
+            <w:r>
+              <w:t>bookRepository.findByCategoryContainingIgnoreCase</w:t>
+            </w:r>
+            <w:proofErr w:type="spellEnd"/>
+            <w:r>
+              <w:t>(</w:t>
+            </w:r>
+            <w:proofErr w:type="spellStart"/>
+            <w:r>
+              <w:t>query</w:t>
+            </w:r>
+            <w:proofErr w:type="spellEnd"/>
+            <w:r>
+              <w:t>);</w:t>
+            </w:r>
+            <w:r>
+              <w:br/>
+              <w:t xml:space="preserve">    return </w:t>
+            </w:r>
+            <w:proofErr w:type="spellStart"/>
+            <w:r>
+              <w:t>java.util.stream.Stream.</w:t>
+            </w:r>
+            <w:r>
+              <w:rPr>
+                <w:i/>
+                <w:iCs/>
+              </w:rPr>
+              <w:t>of</w:t>
+            </w:r>
+            <w:proofErr w:type="spellEnd"/>
+            <w:r>
+              <w:t>(</w:t>
+            </w:r>
+            <w:proofErr w:type="spellStart"/>
+            <w:r>
+              <w:t>byTitle</w:t>
+            </w:r>
+            <w:proofErr w:type="spellEnd"/>
+            <w:r>
+              <w:t xml:space="preserve">, </w:t>
+            </w:r>
+            <w:proofErr w:type="spellStart"/>
+            <w:r>
+              <w:t>byAuthor</w:t>
+            </w:r>
+            <w:proofErr w:type="spellEnd"/>
+            <w:r>
+              <w:t xml:space="preserve">, </w:t>
+            </w:r>
+            <w:proofErr w:type="spellStart"/>
+            <w:r>
+              <w:t>byCategory</w:t>
+            </w:r>
+            <w:proofErr w:type="spellEnd"/>
+            <w:r>
+              <w:t>)</w:t>
+            </w:r>
+            <w:r>
+              <w:br/>
+              <w:t xml:space="preserve">            .</w:t>
+            </w:r>
+            <w:proofErr w:type="spellStart"/>
+            <w:r>
+              <w:t>flatMap</w:t>
+            </w:r>
+            <w:proofErr w:type="spellEnd"/>
+            <w:r>
+              <w:t>(List::stream)</w:t>
+            </w:r>
+            <w:r>
+              <w:br/>
+              <w:t xml:space="preserve">            .</w:t>
+            </w:r>
+            <w:proofErr w:type="spellStart"/>
+            <w:r>
+              <w:t>distinct</w:t>
+            </w:r>
+            <w:proofErr w:type="spellEnd"/>
+            <w:r>
+              <w:t>()</w:t>
+            </w:r>
+            <w:r>
+              <w:br/>
+              <w:t xml:space="preserve">            .</w:t>
+            </w:r>
+            <w:proofErr w:type="spellStart"/>
+            <w:r>
+              <w:t>toList</w:t>
+            </w:r>
+            <w:proofErr w:type="spellEnd"/>
+            <w:r>
+              <w:t>();</w:t>
+            </w:r>
+            <w:r>
+              <w:br/>
+              <w:t>}</w:t>
+            </w:r>
+            <w:r>
+              <w:br/>
+            </w:r>
+            <w:r>
+              <w:br/>
+              <w:t xml:space="preserve">public </w:t>
+            </w:r>
+            <w:proofErr w:type="spellStart"/>
+            <w:r>
+              <w:t>void</w:t>
+            </w:r>
+            <w:proofErr w:type="spellEnd"/>
+            <w:r>
+              <w:t xml:space="preserve"> </w:t>
+            </w:r>
+            <w:proofErr w:type="spellStart"/>
+            <w:r>
+              <w:t>borrowBook</w:t>
+            </w:r>
+            <w:proofErr w:type="spellEnd"/>
+            <w:r>
+              <w:t>(</w:t>
+            </w:r>
+            <w:proofErr w:type="spellStart"/>
+            <w:r>
+              <w:t>String</w:t>
+            </w:r>
+            <w:proofErr w:type="spellEnd"/>
+            <w:r>
+              <w:t xml:space="preserve"> id, UUID </w:t>
+            </w:r>
+            <w:proofErr w:type="spellStart"/>
+            <w:r>
+              <w:t>userId</w:t>
+            </w:r>
+            <w:proofErr w:type="spellEnd"/>
+            <w:r>
+              <w:t>) {</w:t>
+            </w:r>
+            <w:r>
+              <w:br/>
+              <w:t xml:space="preserve">    </w:t>
+            </w:r>
+            <w:proofErr w:type="spellStart"/>
+            <w:r>
+              <w:t>Book</w:t>
+            </w:r>
+            <w:proofErr w:type="spellEnd"/>
+            <w:r>
+              <w:t xml:space="preserve"> </w:t>
+            </w:r>
+            <w:proofErr w:type="spellStart"/>
+            <w:r>
+              <w:t>book</w:t>
+            </w:r>
+            <w:proofErr w:type="spellEnd"/>
+            <w:r>
+              <w:t xml:space="preserve"> = </w:t>
+            </w:r>
+            <w:proofErr w:type="spellStart"/>
+            <w:r>
+              <w:t>bookRepository.findById</w:t>
+            </w:r>
+            <w:proofErr w:type="spellEnd"/>
+            <w:r>
+              <w:t>(</w:t>
+            </w:r>
+            <w:proofErr w:type="spellStart"/>
+            <w:r>
+              <w:t>UUID.</w:t>
+            </w:r>
+            <w:r>
+              <w:rPr>
+                <w:i/>
+                <w:iCs/>
+              </w:rPr>
+              <w:t>fromString</w:t>
+            </w:r>
+            <w:proofErr w:type="spellEnd"/>
+            <w:r>
+              <w:t>(id)).</w:t>
+            </w:r>
+            <w:proofErr w:type="spellStart"/>
+            <w:r>
+              <w:t>orElseThrow</w:t>
+            </w:r>
+            <w:proofErr w:type="spellEnd"/>
+            <w:r>
+              <w:t>();</w:t>
+            </w:r>
+            <w:r>
+              <w:br/>
+              <w:t xml:space="preserve">    </w:t>
+            </w:r>
+            <w:proofErr w:type="spellStart"/>
+            <w:r>
+              <w:t>if</w:t>
+            </w:r>
+            <w:proofErr w:type="spellEnd"/>
+            <w:r>
+              <w:t xml:space="preserve"> (</w:t>
+            </w:r>
+            <w:proofErr w:type="spellStart"/>
+            <w:r>
+              <w:t>book.getAvailableQuantity</w:t>
+            </w:r>
+            <w:proofErr w:type="spellEnd"/>
+            <w:r>
+              <w:t>() &lt;= 0) {</w:t>
+            </w:r>
+            <w:r>
+              <w:br/>
+              <w:t xml:space="preserve">        </w:t>
+            </w:r>
+            <w:proofErr w:type="spellStart"/>
+            <w:r>
+              <w:t>throw</w:t>
+            </w:r>
+            <w:proofErr w:type="spellEnd"/>
+            <w:r>
+              <w:t xml:space="preserve"> </w:t>
+            </w:r>
+            <w:proofErr w:type="spellStart"/>
+            <w:r>
+              <w:t>new</w:t>
+            </w:r>
+            <w:proofErr w:type="spellEnd"/>
+            <w:r>
+              <w:t xml:space="preserve"> </w:t>
+            </w:r>
+            <w:proofErr w:type="spellStart"/>
+            <w:r>
+              <w:t>IllegalStateException</w:t>
+            </w:r>
+            <w:proofErr w:type="spellEnd"/>
+            <w:r>
+              <w:t xml:space="preserve">("No </w:t>
+            </w:r>
+            <w:proofErr w:type="spellStart"/>
+            <w:r>
+              <w:t>copies</w:t>
+            </w:r>
+            <w:proofErr w:type="spellEnd"/>
+            <w:r>
+              <w:t xml:space="preserve"> </w:t>
+            </w:r>
+            <w:proofErr w:type="spellStart"/>
+            <w:r>
+              <w:t>available</w:t>
+            </w:r>
+            <w:proofErr w:type="spellEnd"/>
+            <w:r>
+              <w:t>");</w:t>
+            </w:r>
+            <w:r>
+              <w:br/>
+              <w:t xml:space="preserve">    }</w:t>
+            </w:r>
+            <w:r>
+              <w:br/>
+              <w:t xml:space="preserve">    </w:t>
+            </w:r>
+            <w:proofErr w:type="spellStart"/>
+            <w:r>
+              <w:t>book.setAvailableQuantity</w:t>
+            </w:r>
+            <w:proofErr w:type="spellEnd"/>
+            <w:r>
+              <w:t>(</w:t>
+            </w:r>
+            <w:proofErr w:type="spellStart"/>
+            <w:r>
+              <w:t>book.getAvailableQuantity</w:t>
+            </w:r>
+            <w:proofErr w:type="spellEnd"/>
+            <w:r>
+              <w:t>() - 1);</w:t>
+            </w:r>
+            <w:r>
+              <w:br/>
+              <w:t xml:space="preserve">    </w:t>
+            </w:r>
+            <w:proofErr w:type="spellStart"/>
+            <w:r>
+              <w:t>bookRepository.save</w:t>
+            </w:r>
+            <w:proofErr w:type="spellEnd"/>
+            <w:r>
+              <w:t>(</w:t>
+            </w:r>
+            <w:proofErr w:type="spellStart"/>
+            <w:r>
+              <w:t>book</w:t>
+            </w:r>
+            <w:proofErr w:type="spellEnd"/>
+            <w:r>
+              <w:t>);</w:t>
+            </w:r>
+            <w:r>
+              <w:br/>
+            </w:r>
+            <w:r>
+              <w:br/>
+              <w:t xml:space="preserve">    </w:t>
+            </w:r>
+            <w:proofErr w:type="spellStart"/>
+            <w:r>
+              <w:t>AppUser</w:t>
+            </w:r>
+            <w:proofErr w:type="spellEnd"/>
+            <w:r>
+              <w:t xml:space="preserve"> user = </w:t>
+            </w:r>
+            <w:proofErr w:type="spellStart"/>
+            <w:r>
+              <w:t>appUserRepository.findById</w:t>
+            </w:r>
+            <w:proofErr w:type="spellEnd"/>
+            <w:r>
+              <w:t>(</w:t>
+            </w:r>
+            <w:proofErr w:type="spellStart"/>
+            <w:r>
+              <w:t>userId</w:t>
+            </w:r>
+            <w:proofErr w:type="spellEnd"/>
+            <w:r>
+              <w:t>).</w:t>
+            </w:r>
+            <w:proofErr w:type="spellStart"/>
+            <w:r>
+              <w:t>orElseThrow</w:t>
+            </w:r>
+            <w:proofErr w:type="spellEnd"/>
+            <w:r>
+              <w:t>();</w:t>
+            </w:r>
+            <w:r>
+              <w:br/>
+              <w:t xml:space="preserve">    </w:t>
+            </w:r>
+            <w:proofErr w:type="spellStart"/>
+            <w:r>
+              <w:t>Borrowing</w:t>
+            </w:r>
+            <w:proofErr w:type="spellEnd"/>
+            <w:r>
+              <w:t xml:space="preserve"> </w:t>
+            </w:r>
+            <w:proofErr w:type="spellStart"/>
+            <w:r>
+              <w:t>borrowing</w:t>
+            </w:r>
+            <w:proofErr w:type="spellEnd"/>
+            <w:r>
+              <w:t xml:space="preserve"> = </w:t>
+            </w:r>
+            <w:proofErr w:type="spellStart"/>
+            <w:r>
+              <w:t>new</w:t>
+            </w:r>
+            <w:proofErr w:type="spellEnd"/>
+            <w:r>
+              <w:t xml:space="preserve"> </w:t>
+            </w:r>
+            <w:proofErr w:type="spellStart"/>
+            <w:r>
+              <w:t>Borrowing</w:t>
+            </w:r>
+            <w:proofErr w:type="spellEnd"/>
+            <w:r>
+              <w:t>();</w:t>
+            </w:r>
+            <w:r>
+              <w:br/>
+              <w:t xml:space="preserve">    </w:t>
+            </w:r>
+            <w:proofErr w:type="spellStart"/>
+            <w:r>
+              <w:t>borrowing.setAppUser</w:t>
+            </w:r>
+            <w:proofErr w:type="spellEnd"/>
+            <w:r>
+              <w:t>(user);</w:t>
+            </w:r>
+            <w:r>
+              <w:br/>
+              <w:t xml:space="preserve">    </w:t>
+            </w:r>
+            <w:proofErr w:type="spellStart"/>
+            <w:r>
+              <w:t>borrowing.setBook</w:t>
+            </w:r>
+            <w:proofErr w:type="spellEnd"/>
+            <w:r>
+              <w:t>(</w:t>
+            </w:r>
+            <w:proofErr w:type="spellStart"/>
+            <w:r>
+              <w:t>book</w:t>
+            </w:r>
+            <w:proofErr w:type="spellEnd"/>
+            <w:r>
+              <w:t>);</w:t>
+            </w:r>
+            <w:r>
+              <w:br/>
+              <w:t xml:space="preserve">    </w:t>
+            </w:r>
+            <w:proofErr w:type="spellStart"/>
+            <w:r>
+              <w:t>borrowing.setBorrowedAt</w:t>
+            </w:r>
+            <w:proofErr w:type="spellEnd"/>
+            <w:r>
+              <w:t>(</w:t>
+            </w:r>
+            <w:proofErr w:type="spellStart"/>
+            <w:r>
+              <w:t>LocalDate.</w:t>
+            </w:r>
+            <w:r>
+              <w:rPr>
+                <w:i/>
+                <w:iCs/>
+              </w:rPr>
+              <w:t>now</w:t>
+            </w:r>
+            <w:proofErr w:type="spellEnd"/>
+            <w:r>
+              <w:t>());</w:t>
+            </w:r>
+            <w:r>
+              <w:br/>
+              <w:t xml:space="preserve">    </w:t>
+            </w:r>
+            <w:proofErr w:type="spellStart"/>
+            <w:r>
+              <w:t>borrowing.setDueDate</w:t>
+            </w:r>
+            <w:proofErr w:type="spellEnd"/>
+            <w:r>
+              <w:t>(</w:t>
+            </w:r>
+            <w:proofErr w:type="spellStart"/>
+            <w:r>
+              <w:t>LocalDate.</w:t>
+            </w:r>
+            <w:r>
+              <w:rPr>
+                <w:i/>
+                <w:iCs/>
+              </w:rPr>
+              <w:t>now</w:t>
+            </w:r>
+            <w:proofErr w:type="spellEnd"/>
+            <w:r>
+              <w:t>().</w:t>
+            </w:r>
+            <w:proofErr w:type="spellStart"/>
+            <w:r>
+              <w:t>plusDays</w:t>
+            </w:r>
+            <w:proofErr w:type="spellEnd"/>
+            <w:r>
+              <w:t>(30));</w:t>
+            </w:r>
+            <w:r>
+              <w:br/>
+            </w:r>
+            <w:r>
+              <w:lastRenderedPageBreak/>
+              <w:t xml:space="preserve">    </w:t>
+            </w:r>
+            <w:proofErr w:type="spellStart"/>
+            <w:r>
+              <w:t>borrowingRepository.save</w:t>
+            </w:r>
+            <w:proofErr w:type="spellEnd"/>
+            <w:r>
+              <w:t>(</w:t>
+            </w:r>
+            <w:proofErr w:type="spellStart"/>
+            <w:r>
+              <w:t>borrowing</w:t>
+            </w:r>
+            <w:proofErr w:type="spellEnd"/>
+            <w:r>
+              <w:t>);</w:t>
+            </w:r>
+            <w:r>
+              <w:br/>
+              <w:t>}</w:t>
+            </w:r>
+            <w:r>
+              <w:br/>
+            </w:r>
+            <w:r>
+              <w:br/>
+            </w:r>
+            <w:r>
+              <w:t xml:space="preserve">public </w:t>
+            </w:r>
+            <w:proofErr w:type="spellStart"/>
+            <w:r>
+              <w:t>void</w:t>
+            </w:r>
+            <w:proofErr w:type="spellEnd"/>
+            <w:r>
+              <w:t xml:space="preserve"> </w:t>
+            </w:r>
+            <w:proofErr w:type="spellStart"/>
+            <w:r>
+              <w:t>returnBook</w:t>
+            </w:r>
+            <w:proofErr w:type="spellEnd"/>
+            <w:r>
+              <w:t>(</w:t>
+            </w:r>
+            <w:proofErr w:type="spellStart"/>
+            <w:r>
+              <w:t>String</w:t>
+            </w:r>
+            <w:proofErr w:type="spellEnd"/>
+            <w:r>
+              <w:t xml:space="preserve"> id) {</w:t>
+            </w:r>
+            <w:r>
+              <w:br/>
+              <w:t xml:space="preserve">    UUID </w:t>
+            </w:r>
+            <w:proofErr w:type="spellStart"/>
+            <w:r>
+              <w:t>bookId</w:t>
+            </w:r>
+            <w:proofErr w:type="spellEnd"/>
+            <w:r>
+              <w:t xml:space="preserve"> = </w:t>
+            </w:r>
+            <w:proofErr w:type="spellStart"/>
+            <w:r>
+              <w:t>UUID.</w:t>
+            </w:r>
+            <w:r>
+              <w:rPr>
+                <w:i/>
+                <w:iCs/>
+              </w:rPr>
+              <w:t>fromString</w:t>
+            </w:r>
+            <w:proofErr w:type="spellEnd"/>
+            <w:r>
+              <w:t>(id);</w:t>
+            </w:r>
+            <w:r>
+              <w:br/>
+            </w:r>
+            <w:r>
+              <w:br/>
+              <w:t xml:space="preserve">    </w:t>
+            </w:r>
+            <w:proofErr w:type="spellStart"/>
+            <w:r>
+              <w:t>Book</w:t>
+            </w:r>
+            <w:proofErr w:type="spellEnd"/>
+            <w:r>
+              <w:t xml:space="preserve"> </w:t>
+            </w:r>
+            <w:proofErr w:type="spellStart"/>
+            <w:r>
+              <w:t>book</w:t>
+            </w:r>
+            <w:proofErr w:type="spellEnd"/>
+            <w:r>
+              <w:t xml:space="preserve"> = </w:t>
+            </w:r>
+            <w:proofErr w:type="spellStart"/>
+            <w:r>
+              <w:t>bookRepository.findById</w:t>
+            </w:r>
+            <w:proofErr w:type="spellEnd"/>
+            <w:r>
+              <w:t>(</w:t>
+            </w:r>
+            <w:proofErr w:type="spellStart"/>
+            <w:r>
+              <w:t>bookId</w:t>
+            </w:r>
+            <w:proofErr w:type="spellEnd"/>
+            <w:r>
+              <w:t>)</w:t>
+            </w:r>
+            <w:r>
+              <w:br/>
+              <w:t xml:space="preserve">            .</w:t>
+            </w:r>
+            <w:proofErr w:type="spellStart"/>
+            <w:r>
+              <w:t>orElseThrow</w:t>
+            </w:r>
+            <w:proofErr w:type="spellEnd"/>
+            <w:r>
+              <w:t xml:space="preserve">(() -&gt; </w:t>
+            </w:r>
+            <w:proofErr w:type="spellStart"/>
+            <w:r>
+              <w:t>new</w:t>
+            </w:r>
+            <w:proofErr w:type="spellEnd"/>
+            <w:r>
+              <w:t xml:space="preserve"> </w:t>
+            </w:r>
+            <w:proofErr w:type="spellStart"/>
+            <w:r>
+              <w:t>IllegalArgumentException</w:t>
+            </w:r>
+            <w:proofErr w:type="spellEnd"/>
+            <w:r>
+              <w:t>("</w:t>
+            </w:r>
+            <w:proofErr w:type="spellStart"/>
+            <w:r>
+              <w:t>Book</w:t>
+            </w:r>
+            <w:proofErr w:type="spellEnd"/>
+            <w:r>
+              <w:t xml:space="preserve"> not </w:t>
+            </w:r>
+            <w:proofErr w:type="spellStart"/>
+            <w:r>
+              <w:t>found</w:t>
+            </w:r>
+            <w:proofErr w:type="spellEnd"/>
+            <w:r>
+              <w:t>"));</w:t>
+            </w:r>
+            <w:r>
+              <w:br/>
+            </w:r>
+            <w:r>
+              <w:br/>
+              <w:t xml:space="preserve">    </w:t>
+            </w:r>
+            <w:proofErr w:type="spellStart"/>
+            <w:r>
+              <w:t>Borrowing</w:t>
+            </w:r>
+            <w:proofErr w:type="spellEnd"/>
+            <w:r>
+              <w:t xml:space="preserve"> </w:t>
+            </w:r>
+            <w:proofErr w:type="spellStart"/>
+            <w:r>
+              <w:t>borrowing</w:t>
+            </w:r>
+            <w:proofErr w:type="spellEnd"/>
+            <w:r>
+              <w:t xml:space="preserve"> = </w:t>
+            </w:r>
+            <w:proofErr w:type="spellStart"/>
+            <w:r>
+              <w:t>borrowingRepository.findByBook_BookId</w:t>
+            </w:r>
+            <w:proofErr w:type="spellEnd"/>
+            <w:r>
+              <w:t>(</w:t>
+            </w:r>
+            <w:proofErr w:type="spellStart"/>
+            <w:r>
+              <w:t>bookId</w:t>
+            </w:r>
+            <w:proofErr w:type="spellEnd"/>
+            <w:r>
+              <w:t>).stream()</w:t>
+            </w:r>
+            <w:r>
+              <w:br/>
+              <w:t xml:space="preserve">            .</w:t>
+            </w:r>
+            <w:proofErr w:type="spellStart"/>
+            <w:r>
+              <w:t>filter</w:t>
+            </w:r>
+            <w:proofErr w:type="spellEnd"/>
+            <w:r>
+              <w:t xml:space="preserve">(b -&gt; </w:t>
+            </w:r>
+            <w:proofErr w:type="spellStart"/>
+            <w:r>
+              <w:t>b.getReturnedAt</w:t>
+            </w:r>
+            <w:proofErr w:type="spellEnd"/>
+            <w:r>
+              <w:t xml:space="preserve">() == </w:t>
+            </w:r>
+            <w:proofErr w:type="spellStart"/>
+            <w:r>
+              <w:t>null</w:t>
+            </w:r>
+            <w:proofErr w:type="spellEnd"/>
+            <w:r>
+              <w:t>)</w:t>
+            </w:r>
+            <w:r>
+              <w:br/>
+              <w:t xml:space="preserve">            .</w:t>
+            </w:r>
+            <w:proofErr w:type="spellStart"/>
+            <w:r>
+              <w:t>findFirst</w:t>
+            </w:r>
+            <w:proofErr w:type="spellEnd"/>
+            <w:r>
+              <w:t>()</w:t>
+            </w:r>
+            <w:r>
+              <w:br/>
+              <w:t xml:space="preserve">            .</w:t>
+            </w:r>
+            <w:proofErr w:type="spellStart"/>
+            <w:r>
+              <w:t>orElseThrow</w:t>
+            </w:r>
+            <w:proofErr w:type="spellEnd"/>
+            <w:r>
+              <w:t xml:space="preserve">(() -&gt; </w:t>
+            </w:r>
+            <w:proofErr w:type="spellStart"/>
+            <w:r>
+              <w:t>new</w:t>
+            </w:r>
+            <w:proofErr w:type="spellEnd"/>
+            <w:r>
+              <w:t xml:space="preserve"> </w:t>
+            </w:r>
+            <w:proofErr w:type="spellStart"/>
+            <w:r>
+              <w:t>IllegalStateException</w:t>
+            </w:r>
+            <w:proofErr w:type="spellEnd"/>
+            <w:r>
+              <w:t>("</w:t>
+            </w:r>
+            <w:proofErr w:type="spellStart"/>
+            <w:r>
+              <w:t>This</w:t>
+            </w:r>
+            <w:proofErr w:type="spellEnd"/>
+            <w:r>
+              <w:t xml:space="preserve"> </w:t>
+            </w:r>
+            <w:proofErr w:type="spellStart"/>
+            <w:r>
+              <w:t>book</w:t>
+            </w:r>
+            <w:proofErr w:type="spellEnd"/>
+            <w:r>
+              <w:t xml:space="preserve"> </w:t>
+            </w:r>
+            <w:proofErr w:type="spellStart"/>
+            <w:r>
+              <w:t>is</w:t>
+            </w:r>
+            <w:proofErr w:type="spellEnd"/>
+            <w:r>
+              <w:t xml:space="preserve"> not </w:t>
+            </w:r>
+            <w:proofErr w:type="spellStart"/>
+            <w:r>
+              <w:t>currently</w:t>
+            </w:r>
+            <w:proofErr w:type="spellEnd"/>
+            <w:r>
+              <w:t xml:space="preserve"> </w:t>
+            </w:r>
+            <w:proofErr w:type="spellStart"/>
+            <w:r>
+              <w:t>borrowed</w:t>
+            </w:r>
+            <w:proofErr w:type="spellEnd"/>
+            <w:r>
+              <w:t>"));</w:t>
+            </w:r>
+            <w:r>
+              <w:br/>
+            </w:r>
+            <w:r>
+              <w:br/>
+              <w:t xml:space="preserve">    </w:t>
+            </w:r>
+            <w:proofErr w:type="spellStart"/>
+            <w:r>
+              <w:t>borrowing.setReturnedAt</w:t>
+            </w:r>
+            <w:proofErr w:type="spellEnd"/>
+            <w:r>
+              <w:t>(</w:t>
+            </w:r>
+            <w:proofErr w:type="spellStart"/>
+            <w:r>
+              <w:t>LocalDate.</w:t>
+            </w:r>
+            <w:r>
+              <w:rPr>
+                <w:i/>
+                <w:iCs/>
+              </w:rPr>
+              <w:t>now</w:t>
+            </w:r>
+            <w:proofErr w:type="spellEnd"/>
+            <w:r>
+              <w:t>());</w:t>
+            </w:r>
+            <w:r>
+              <w:br/>
+              <w:t xml:space="preserve">    </w:t>
+            </w:r>
+            <w:proofErr w:type="spellStart"/>
+            <w:r>
+              <w:t>borrowingRepository.save</w:t>
+            </w:r>
+            <w:proofErr w:type="spellEnd"/>
+            <w:r>
+              <w:t>(</w:t>
+            </w:r>
+            <w:proofErr w:type="spellStart"/>
+            <w:r>
+              <w:t>borrowing</w:t>
+            </w:r>
+            <w:proofErr w:type="spellEnd"/>
+            <w:r>
+              <w:t>);</w:t>
+            </w:r>
+            <w:r>
+              <w:br/>
+            </w:r>
+            <w:r>
+              <w:br/>
+              <w:t xml:space="preserve">    </w:t>
+            </w:r>
+            <w:proofErr w:type="spellStart"/>
+            <w:r>
+              <w:t>if</w:t>
+            </w:r>
+            <w:proofErr w:type="spellEnd"/>
+            <w:r>
+              <w:t xml:space="preserve"> (</w:t>
+            </w:r>
+            <w:proofErr w:type="spellStart"/>
+            <w:r>
+              <w:t>book.getAvailableQuantity</w:t>
+            </w:r>
+            <w:proofErr w:type="spellEnd"/>
+            <w:r>
+              <w:t xml:space="preserve">() &gt;= </w:t>
+            </w:r>
+            <w:proofErr w:type="spellStart"/>
+            <w:r>
+              <w:t>book.getQuantity</w:t>
+            </w:r>
+            <w:proofErr w:type="spellEnd"/>
+            <w:r>
+              <w:t>()) {</w:t>
+            </w:r>
+            <w:r>
+              <w:br/>
+              <w:t xml:space="preserve">        </w:t>
+            </w:r>
+            <w:proofErr w:type="spellStart"/>
+            <w:r>
+              <w:t>throw</w:t>
+            </w:r>
+            <w:proofErr w:type="spellEnd"/>
+            <w:r>
+              <w:t xml:space="preserve"> </w:t>
+            </w:r>
+            <w:proofErr w:type="spellStart"/>
+            <w:r>
+              <w:t>new</w:t>
+            </w:r>
+            <w:proofErr w:type="spellEnd"/>
+            <w:r>
+              <w:t xml:space="preserve"> </w:t>
+            </w:r>
+            <w:proofErr w:type="spellStart"/>
+            <w:r>
+              <w:t>IllegalStateException</w:t>
+            </w:r>
+            <w:proofErr w:type="spellEnd"/>
+            <w:r>
+              <w:t xml:space="preserve">("All </w:t>
+            </w:r>
+            <w:proofErr w:type="spellStart"/>
+            <w:r>
+              <w:t>copies</w:t>
+            </w:r>
+            <w:proofErr w:type="spellEnd"/>
+            <w:r>
+              <w:t xml:space="preserve"> </w:t>
+            </w:r>
+            <w:proofErr w:type="spellStart"/>
+            <w:r>
+              <w:t>already</w:t>
+            </w:r>
+            <w:proofErr w:type="spellEnd"/>
+            <w:r>
+              <w:t xml:space="preserve"> </w:t>
+            </w:r>
+            <w:proofErr w:type="spellStart"/>
+            <w:r>
+              <w:t>returned</w:t>
+            </w:r>
+            <w:proofErr w:type="spellEnd"/>
+            <w:r>
+              <w:t>");</w:t>
+            </w:r>
+            <w:r>
+              <w:br/>
+              <w:t xml:space="preserve">    }</w:t>
+            </w:r>
+            <w:r>
+              <w:br/>
+            </w:r>
+            <w:r>
+              <w:br/>
+              <w:t xml:space="preserve">    </w:t>
+            </w:r>
+            <w:proofErr w:type="spellStart"/>
+            <w:r>
+              <w:t>book.setAvailableQuantity</w:t>
+            </w:r>
+            <w:proofErr w:type="spellEnd"/>
+            <w:r>
+              <w:t>(</w:t>
+            </w:r>
+            <w:proofErr w:type="spellStart"/>
+            <w:r>
+              <w:t>book.getAvailableQuantity</w:t>
+            </w:r>
+            <w:proofErr w:type="spellEnd"/>
+            <w:r>
+              <w:t>() + 1);</w:t>
+            </w:r>
+            <w:r>
+              <w:br/>
+              <w:t xml:space="preserve">    </w:t>
+            </w:r>
+            <w:proofErr w:type="spellStart"/>
+            <w:r>
+              <w:t>bookRepository.save</w:t>
+            </w:r>
+            <w:proofErr w:type="spellEnd"/>
+            <w:r>
+              <w:t>(</w:t>
+            </w:r>
+            <w:proofErr w:type="spellStart"/>
+            <w:r>
+              <w:t>book</w:t>
+            </w:r>
+            <w:proofErr w:type="spellEnd"/>
+            <w:r>
+              <w:t>);</w:t>
+            </w:r>
+            <w:r>
+              <w:br/>
+              <w:t>}</w:t>
+            </w:r>
+          </w:p>
+        </w:tc>
+      </w:tr>
+    </w:tbl>
+    <w:p>
+      <w:pPr>
+        <w:pStyle w:val="Heading2"/>
+        <w:rPr>
+          <w:lang w:val="en-GB"/>
+        </w:rPr>
+      </w:pPr>
+      <w:proofErr w:type="spellStart"/>
+      <w:r>
+        <w:rPr>
+          <w:lang w:val="en-GB"/>
+        </w:rPr>
+        <w:lastRenderedPageBreak/>
+        <w:t>BorrowingService</w:t>
+      </w:r>
+      <w:proofErr w:type="spellEnd"/>
+    </w:p>
+    <w:p>
+      <w:pPr>
+        <w:rPr>
+          <w:lang w:val="en-GB"/>
+        </w:rPr>
+      </w:pPr>
+      <w:r>
+        <w:rPr>
+          <w:lang w:val="en-GB"/>
+        </w:rPr>
+        <w:t xml:space="preserve">Retrieves borrowing history for the dashboard. Depends on </w:t>
+      </w:r>
+      <w:proofErr w:type="spellStart"/>
+      <w:r>
+        <w:rPr>
+          <w:lang w:val="en-GB"/>
+        </w:rPr>
+        <w:t>BorrowingRepository</w:t>
+      </w:r>
+      <w:proofErr w:type="spellEnd"/>
+      <w:r>
+        <w:rPr>
+          <w:lang w:val="en-GB"/>
+        </w:rPr>
+        <w:t>.</w:t>
+      </w:r>
+    </w:p>
+    <w:tbl>
+      <w:tblPr>
+        <w:tblStyle w:val="TableGrid"/>
+        <w:tblW w:w="0" w:type="auto"/>
+        <w:tblLook w:val="04A0" w:firstRow="1" w:lastRow="0" w:firstColumn="1" w:lastColumn="0" w:noHBand="0" w:noVBand="1"/>
+      </w:tblPr>
+      <w:tblGrid>
+        <w:gridCol w:w="9016"/>
+      </w:tblGrid>
+      <w:tr>
+        <w:tc>
+          <w:tcPr>
+            <w:tcW w:w="9062" w:type="dxa"/>
+          </w:tcPr>
+          <w:p>
+            <w:r>
+              <w:t xml:space="preserve">public </w:t>
+            </w:r>
+            <w:proofErr w:type="gramStart"/>
+            <w:r>
+              <w:t>List&lt;</w:t>
+            </w:r>
+            <w:proofErr w:type="spellStart"/>
+            <w:proofErr w:type="gramEnd"/>
+            <w:r>
+              <w:t>Borrowing</w:t>
+            </w:r>
+            <w:proofErr w:type="spellEnd"/>
+            <w:r>
+              <w:t xml:space="preserve">&gt; </w:t>
+            </w:r>
+            <w:proofErr w:type="spellStart"/>
+            <w:proofErr w:type="gramStart"/>
+            <w:r>
+              <w:t>getBorrowingsForUser</w:t>
+            </w:r>
+            <w:proofErr w:type="spellEnd"/>
+            <w:r>
+              <w:t>(</w:t>
+            </w:r>
+            <w:proofErr w:type="gramEnd"/>
+            <w:r>
+              <w:t xml:space="preserve">UUID </w:t>
+            </w:r>
+            <w:proofErr w:type="spellStart"/>
+            <w:r>
+              <w:t>userId</w:t>
+            </w:r>
+            <w:proofErr w:type="spellEnd"/>
+            <w:r>
+              <w:t>) {</w:t>
+            </w:r>
+            <w:r>
+              <w:br/>
+              <w:t xml:space="preserve">    return </w:t>
+            </w:r>
+            <w:proofErr w:type="spellStart"/>
+            <w:r>
+              <w:t>borrowingRepository.findByAppUser_UserId</w:t>
+            </w:r>
+            <w:proofErr w:type="spellEnd"/>
+            <w:r>
+              <w:t>(</w:t>
+            </w:r>
+            <w:proofErr w:type="spellStart"/>
+            <w:r>
+              <w:t>userId</w:t>
+            </w:r>
+            <w:proofErr w:type="spellEnd"/>
+            <w:r>
+              <w:t>);</w:t>
+            </w:r>
+            <w:r>
+              <w:br/>
+              <w:t>}</w:t>
+            </w:r>
+          </w:p>
+        </w:tc>
+      </w:tr>
+    </w:tbl>
+    <w:p>
+      <w:pPr>
+        <w:pStyle w:val="Heading2"/>
+        <w:rPr>
+          <w:lang w:val="en-GB"/>
+        </w:rPr>
+      </w:pPr>
+      <w:r>
+        <w:rPr>
+          <w:lang w:val="en-GB"/>
+        </w:rPr>
+        <w:t>Controllers</w:t>
+      </w:r>
+    </w:p>
+    <w:p>
+      <w:r>
+        <w:t>Controllers serve as entry points for HTTP requests and forward them to the appropriate services for processing.</w:t>
+      </w:r>
+    </w:p>
+    <w:p>
+      <w:pPr>
+        <w:pStyle w:val="Heading3"/>
+        <w:rPr>
+          <w:lang w:val="en-GB"/>
+        </w:rPr>
+      </w:pPr>
+      <w:proofErr w:type="spellStart"/>
+      <w:r>
+        <w:rPr>
+          <w:lang w:val="en-GB"/>
+        </w:rPr>
+        <w:t>AuthController</w:t>
+      </w:r>
+      <w:proofErr w:type="spellEnd"/>
+    </w:p>
+    <w:p>
+      <w:r>
+        <w:t>Handles these:</w:t>
+      </w:r>
+    </w:p>
+    <w:p>
+      <w:pPr>
+        <w:pStyle w:val="ListParagraph"/>
+        <w:numPr>
+          <w:ilvl w:val="0"/>
+          <w:numId w:val="6"/>
+        </w:numPr>
+        <w:spacing w:line="259" w:lineRule="auto"/>
+      </w:pPr>
+      <w:r>
+        <w:t>Registers a new user and returns basic user information</w:t>
+      </w:r>
+      <w:r>
+        <w:t>.</w:t>
+      </w:r>
+    </w:p>
+    <w:p>
+      <w:pPr>
+        <w:pStyle w:val="ListParagraph"/>
+        <w:numPr>
+          <w:ilvl w:val="0"/>
+          <w:numId w:val="6"/>
+        </w:numPr>
+        <w:spacing w:line="259" w:lineRule="auto"/>
+      </w:pPr>
+      <w:r>
+        <w:t>Authenticates a user and returns basic user information.</w:t>
+      </w:r>
+    </w:p>
+    <w:tbl>
+      <w:tblPr>
+        <w:tblStyle w:val="TableGrid"/>
+        <w:tblW w:w="0" w:type="auto"/>
+        <w:tblLook w:val="04A0" w:firstRow="1" w:lastRow="0" w:firstColumn="1" w:lastColumn="0" w:noHBand="0" w:noVBand="1"/>
+      </w:tblPr>
+      <w:tblGrid>
+        <w:gridCol w:w="9016"/>
+      </w:tblGrid>
+      <w:tr>
+        <w:tc>
+          <w:tcPr>
+            <w:tcW w:w="9062" w:type="dxa"/>
+          </w:tcPr>
+          <w:p>
+            <w:r>
+              <w:t>@PostMapping("/register")</w:t>
+            </w:r>
+            <w:r>
+              <w:br/>
+              <w:t xml:space="preserve">public </w:t>
+            </w:r>
+            <w:proofErr w:type="spellStart"/>
+            <w:r>
+              <w:t>UserToken</w:t>
+            </w:r>
+            <w:proofErr w:type="spellEnd"/>
+            <w:r>
+              <w:t xml:space="preserve"> </w:t>
+            </w:r>
+            <w:proofErr w:type="spellStart"/>
+            <w:proofErr w:type="gramStart"/>
+            <w:r>
+              <w:t>register</w:t>
+            </w:r>
+            <w:proofErr w:type="spellEnd"/>
+            <w:r>
+              <w:t>(</w:t>
+            </w:r>
+            <w:proofErr w:type="gramEnd"/>
+            <w:r>
+              <w:t xml:space="preserve">@RequestBody </w:t>
+            </w:r>
+            <w:proofErr w:type="spellStart"/>
+            <w:r>
+              <w:t>RegisterRequest</w:t>
+            </w:r>
+            <w:proofErr w:type="spellEnd"/>
+            <w:r>
+              <w:t xml:space="preserve"> </w:t>
+            </w:r>
+            <w:proofErr w:type="spellStart"/>
+            <w:r>
+              <w:t>request</w:t>
+            </w:r>
+            <w:proofErr w:type="spellEnd"/>
+            <w:r>
+              <w:t>) {</w:t>
+            </w:r>
+            <w:r>
+              <w:br/>
+              <w:t xml:space="preserve">    return </w:t>
+            </w:r>
+            <w:proofErr w:type="spellStart"/>
+            <w:r>
+              <w:t>userService.register</w:t>
+            </w:r>
+            <w:proofErr w:type="spellEnd"/>
+            <w:r>
+              <w:t>(</w:t>
+            </w:r>
+            <w:proofErr w:type="spellStart"/>
+            <w:proofErr w:type="gramStart"/>
+            <w:r>
+              <w:t>request.getName</w:t>
+            </w:r>
+            <w:proofErr w:type="spellEnd"/>
+            <w:proofErr w:type="gramEnd"/>
+            <w:r>
+              <w:t xml:space="preserve">(), </w:t>
+            </w:r>
+            <w:proofErr w:type="spellStart"/>
+            <w:proofErr w:type="gramStart"/>
+            <w:r>
+              <w:t>request.getEmail</w:t>
+            </w:r>
+            <w:proofErr w:type="spellEnd"/>
+            <w:proofErr w:type="gramEnd"/>
+            <w:r>
+              <w:t xml:space="preserve">(), </w:t>
+            </w:r>
+            <w:proofErr w:type="spellStart"/>
+            <w:proofErr w:type="gramStart"/>
+            <w:r>
+              <w:t>request.getPassword</w:t>
+            </w:r>
+            <w:proofErr w:type="spellEnd"/>
+            <w:proofErr w:type="gramEnd"/>
+            <w:r>
+              <w:t>());</w:t>
+            </w:r>
+            <w:r>
+              <w:br/>
+              <w:t>}</w:t>
+            </w:r>
+            <w:r>
+              <w:br/>
+            </w:r>
+            <w:r>
+              <w:br/>
+              <w:t>@PostMapping("/login")</w:t>
+            </w:r>
+            <w:r>
+              <w:br/>
+              <w:t xml:space="preserve">public </w:t>
+            </w:r>
+            <w:proofErr w:type="spellStart"/>
+            <w:r>
+              <w:t>UserToken</w:t>
+            </w:r>
+            <w:proofErr w:type="spellEnd"/>
+            <w:r>
+              <w:t xml:space="preserve"> </w:t>
+            </w:r>
+            <w:proofErr w:type="gramStart"/>
+            <w:r>
+              <w:t>login(</w:t>
+            </w:r>
+            <w:proofErr w:type="gramEnd"/>
+            <w:r>
+              <w:t xml:space="preserve">@RequestBody </w:t>
+            </w:r>
+            <w:proofErr w:type="spellStart"/>
+            <w:r>
+              <w:t>LoginRequest</w:t>
+            </w:r>
+            <w:proofErr w:type="spellEnd"/>
+            <w:r>
+              <w:t xml:space="preserve"> </w:t>
+            </w:r>
+            <w:proofErr w:type="spellStart"/>
+            <w:r>
+              <w:t>request</w:t>
+            </w:r>
+            <w:proofErr w:type="spellEnd"/>
+            <w:r>
+              <w:t>) {</w:t>
+            </w:r>
+            <w:r>
+              <w:br/>
+            </w:r>
+            <w:r>
+              <w:lastRenderedPageBreak/>
+              <w:t xml:space="preserve">    return </w:t>
+            </w:r>
+            <w:proofErr w:type="spellStart"/>
+            <w:r>
+              <w:t>userService.login</w:t>
+            </w:r>
+            <w:proofErr w:type="spellEnd"/>
+            <w:r>
+              <w:t>(</w:t>
+            </w:r>
+            <w:proofErr w:type="spellStart"/>
+            <w:proofErr w:type="gramStart"/>
+            <w:r>
+              <w:t>request.getEmail</w:t>
+            </w:r>
+            <w:proofErr w:type="spellEnd"/>
+            <w:proofErr w:type="gramEnd"/>
+            <w:r>
+              <w:t xml:space="preserve">(), </w:t>
+            </w:r>
+            <w:proofErr w:type="spellStart"/>
+            <w:proofErr w:type="gramStart"/>
+            <w:r>
+              <w:t>request.getPassword</w:t>
+            </w:r>
+            <w:proofErr w:type="spellEnd"/>
+            <w:proofErr w:type="gramEnd"/>
+            <w:r>
+              <w:t>());</w:t>
+            </w:r>
+            <w:r>
+              <w:br/>
+              <w:t>}</w:t>
+            </w:r>
+          </w:p>
+        </w:tc>
+      </w:tr>
+    </w:tbl>
+    <w:p>
+      <w:pPr>
+        <w:pStyle w:val="Heading3"/>
+        <w:rPr>
+          <w:lang w:val="en-GB"/>
+        </w:rPr>
+      </w:pPr>
+      <w:proofErr w:type="spellStart"/>
+      <w:r>
+        <w:rPr>
+          <w:lang w:val="en-GB"/>
+        </w:rPr>
+        <w:lastRenderedPageBreak/>
+        <w:t>BookController</w:t>
+      </w:r>
+      <w:proofErr w:type="spellEnd"/>
+    </w:p>
+    <w:p>
+      <w:pPr>
+        <w:rPr>
+          <w:lang w:val="en-GB"/>
+        </w:rPr>
+      </w:pPr>
+      <w:r>
+        <w:rPr>
+          <w:lang w:val="en-GB"/>
+        </w:rPr>
+        <w:t>Handles these:</w:t>
+      </w:r>
+    </w:p>
+    <w:p>
+      <w:pPr>
+        <w:pStyle w:val="ListParagraph"/>
+        <w:numPr>
+          <w:ilvl w:val="0"/>
+          <w:numId w:val="7"/>
+        </w:numPr>
+        <w:spacing w:line="259" w:lineRule="auto"/>
+      </w:pPr>
+      <w:r>
+        <w:t>R</w:t>
+      </w:r>
+      <w:r>
+        <w:t>eturns all books or filters them by the given search query.</w:t>
+      </w:r>
+    </w:p>
+    <w:p>
+      <w:pPr>
+        <w:pStyle w:val="ListParagraph"/>
+        <w:numPr>
+          <w:ilvl w:val="0"/>
+          <w:numId w:val="7"/>
+        </w:numPr>
+        <w:spacing w:line="259" w:lineRule="auto"/>
+        <w:rPr>
+          <w:rFonts w:ascii="Times New Roman" w:eastAsia="Times New Roman" w:hAnsi="Times New Roman" w:cs="Times New Roman"/>
+          <w:kern w:val="0"/>
+          <w:lang w:eastAsia="cs-CZ"/>
+          <w14:ligatures w14:val="none"/>
+        </w:rPr>
+      </w:pPr>
+      <w:r>
+        <w:t>Borrows the specified book for the given user.</w:t>
+      </w:r>
+    </w:p>
+    <w:p>
+      <w:pPr>
+        <w:pStyle w:val="ListParagraph"/>
+        <w:numPr>
+          <w:ilvl w:val="0"/>
+          <w:numId w:val="7"/>
+        </w:numPr>
+        <w:spacing w:line="259" w:lineRule="auto"/>
+      </w:pPr>
+      <w:r>
+        <w:t>Returns a previously borrowed book.</w:t>
+      </w:r>
+    </w:p>
+    <w:tbl>
+      <w:tblPr>
+        <w:tblStyle w:val="TableGrid"/>
+        <w:tblW w:w="0" w:type="auto"/>
+        <w:tblLook w:val="04A0" w:firstRow="1" w:lastRow="0" w:firstColumn="1" w:lastColumn="0" w:noHBand="0" w:noVBand="1"/>
+      </w:tblPr>
+      <w:tblGrid>
+        <w:gridCol w:w="9016"/>
+      </w:tblGrid>
+      <w:tr>
+        <w:tc>
+          <w:tcPr>
+            <w:tcW w:w="9062" w:type="dxa"/>
+          </w:tcPr>
+          <w:p>
+            <w:r>
+              <w:t>@GetMapping</w:t>
+            </w:r>
+            <w:r>
+              <w:br/>
+              <w:t xml:space="preserve">public </w:t>
+            </w:r>
+            <w:proofErr w:type="gramStart"/>
+            <w:r>
+              <w:t>List&lt;</w:t>
+            </w:r>
+            <w:proofErr w:type="spellStart"/>
+            <w:proofErr w:type="gramEnd"/>
+            <w:r>
+              <w:t>Book</w:t>
+            </w:r>
+            <w:proofErr w:type="spellEnd"/>
+            <w:r>
+              <w:t xml:space="preserve">&gt; </w:t>
+            </w:r>
+            <w:proofErr w:type="spellStart"/>
+            <w:proofErr w:type="gramStart"/>
+            <w:r>
+              <w:t>getBooks</w:t>
+            </w:r>
+            <w:proofErr w:type="spellEnd"/>
+            <w:r>
+              <w:t>(</w:t>
+            </w:r>
+            <w:proofErr w:type="gramEnd"/>
+            <w:r>
+              <w:t>@</w:t>
+            </w:r>
+            <w:proofErr w:type="gramStart"/>
+            <w:r>
+              <w:t>RequestParam(</w:t>
+            </w:r>
+            <w:proofErr w:type="gramEnd"/>
+            <w:r>
+              <w:t xml:space="preserve">required = </w:t>
+            </w:r>
+            <w:proofErr w:type="spellStart"/>
+            <w:r>
+              <w:t>false</w:t>
+            </w:r>
+            <w:proofErr w:type="spellEnd"/>
+            <w:r>
+              <w:t xml:space="preserve">) </w:t>
+            </w:r>
+            <w:proofErr w:type="spellStart"/>
+            <w:r>
+              <w:t>String</w:t>
+            </w:r>
+            <w:proofErr w:type="spellEnd"/>
+            <w:r>
+              <w:t xml:space="preserve"> </w:t>
+            </w:r>
+            <w:proofErr w:type="spellStart"/>
+            <w:r>
+              <w:t>query</w:t>
+            </w:r>
+            <w:proofErr w:type="spellEnd"/>
+            <w:r>
+              <w:t>) {</w:t>
+            </w:r>
+            <w:r>
+              <w:br/>
+              <w:t xml:space="preserve">    return </w:t>
+            </w:r>
+            <w:proofErr w:type="spellStart"/>
+            <w:r>
+              <w:t>bookService.getBooks</w:t>
+            </w:r>
+            <w:proofErr w:type="spellEnd"/>
+            <w:r>
+              <w:t>(</w:t>
+            </w:r>
+            <w:proofErr w:type="spellStart"/>
+            <w:r>
+              <w:t>query</w:t>
+            </w:r>
+            <w:proofErr w:type="spellEnd"/>
+            <w:r>
+              <w:t>);</w:t>
+            </w:r>
+            <w:r>
+              <w:br/>
+              <w:t>}</w:t>
+            </w:r>
+            <w:r>
+              <w:br/>
+            </w:r>
+            <w:r>
+              <w:br/>
+              <w:t>@PostMapping("/{id}/borrow")</w:t>
+            </w:r>
+            <w:r>
+              <w:br/>
+              <w:t xml:space="preserve">public </w:t>
+            </w:r>
+            <w:proofErr w:type="spellStart"/>
+            <w:r>
+              <w:t>void</w:t>
+            </w:r>
+            <w:proofErr w:type="spellEnd"/>
+            <w:r>
+              <w:t xml:space="preserve"> </w:t>
+            </w:r>
+            <w:proofErr w:type="spellStart"/>
+            <w:proofErr w:type="gramStart"/>
+            <w:r>
+              <w:t>borrowBook</w:t>
+            </w:r>
+            <w:proofErr w:type="spellEnd"/>
+            <w:r>
+              <w:t>(</w:t>
+            </w:r>
+            <w:proofErr w:type="gramEnd"/>
+            <w:r>
+              <w:t xml:space="preserve">@PathVariable </w:t>
+            </w:r>
+            <w:proofErr w:type="spellStart"/>
+            <w:r>
+              <w:t>String</w:t>
+            </w:r>
+            <w:proofErr w:type="spellEnd"/>
+            <w:r>
+              <w:t xml:space="preserve"> id, @RequestParam UUID </w:t>
+            </w:r>
+            <w:proofErr w:type="spellStart"/>
+            <w:r>
+              <w:t>userId</w:t>
+            </w:r>
+            <w:proofErr w:type="spellEnd"/>
+            <w:r>
+              <w:t>) {</w:t>
+            </w:r>
+            <w:r>
+              <w:br/>
+              <w:t xml:space="preserve">    </w:t>
+            </w:r>
+            <w:proofErr w:type="spellStart"/>
+            <w:r>
+              <w:t>bookService.borrowBook</w:t>
+            </w:r>
+            <w:proofErr w:type="spellEnd"/>
+            <w:r>
+              <w:t xml:space="preserve">(id, </w:t>
+            </w:r>
+            <w:proofErr w:type="spellStart"/>
+            <w:r>
+              <w:t>userId</w:t>
+            </w:r>
+            <w:proofErr w:type="spellEnd"/>
+            <w:r>
+              <w:t>);</w:t>
+            </w:r>
+            <w:r>
+              <w:br/>
+              <w:t>}</w:t>
+            </w:r>
+            <w:r>
+              <w:br/>
+            </w:r>
+            <w:r>
+              <w:br/>
+              <w:t>@PostMapping("/{id}/return")</w:t>
+            </w:r>
+            <w:r>
+              <w:br/>
+              <w:t xml:space="preserve">public </w:t>
+            </w:r>
+            <w:proofErr w:type="spellStart"/>
+            <w:r>
+              <w:t>void</w:t>
+            </w:r>
+            <w:proofErr w:type="spellEnd"/>
+            <w:r>
+              <w:t xml:space="preserve"> </w:t>
+            </w:r>
+            <w:proofErr w:type="spellStart"/>
+            <w:proofErr w:type="gramStart"/>
+            <w:r>
+              <w:t>returnBook</w:t>
+            </w:r>
+            <w:proofErr w:type="spellEnd"/>
+            <w:r>
+              <w:t>(</w:t>
+            </w:r>
+            <w:proofErr w:type="gramEnd"/>
+            <w:r>
+              <w:t xml:space="preserve">@PathVariable </w:t>
+            </w:r>
+            <w:proofErr w:type="spellStart"/>
+            <w:r>
+              <w:t>String</w:t>
+            </w:r>
+            <w:proofErr w:type="spellEnd"/>
+            <w:r>
+              <w:t xml:space="preserve"> id) {</w:t>
+            </w:r>
+            <w:r>
+              <w:br/>
+              <w:t xml:space="preserve">    </w:t>
+            </w:r>
+            <w:proofErr w:type="spellStart"/>
+            <w:r>
+              <w:t>bookService.returnBook</w:t>
+            </w:r>
+            <w:proofErr w:type="spellEnd"/>
+            <w:r>
+              <w:t>(id);</w:t>
+            </w:r>
+            <w:r>
+              <w:br/>
+              <w:t>}</w:t>
+            </w:r>
+          </w:p>
+        </w:tc>
+      </w:tr>
+    </w:tbl>
+    <w:p>
+      <w:pPr>
+        <w:pStyle w:val="Heading3"/>
+        <w:rPr>
+          <w:lang w:val="en-GB"/>
+        </w:rPr>
+      </w:pPr>
+      <w:proofErr w:type="spellStart"/>
+      <w:r>
+        <w:rPr>
+          <w:lang w:val="en-GB"/>
+        </w:rPr>
+        <w:t>DashboardController</w:t>
+      </w:r>
+      <w:proofErr w:type="spellEnd"/>
+    </w:p>
+    <w:p>
+      <w:pPr>
+        <w:rPr>
+          <w:lang w:val="en-GB"/>
+        </w:rPr>
+      </w:pPr>
+      <w:r>
+        <w:rPr>
+          <w:lang w:val="en-GB"/>
+        </w:rPr>
+        <w:t>Returns all borrowing records for the specified user.</w:t>
+      </w:r>
+    </w:p>
+    <w:tbl>
+      <w:tblPr>
+        <w:tblStyle w:val="TableGrid"/>
+        <w:tblW w:w="0" w:type="auto"/>
+        <w:tblLook w:val="04A0" w:firstRow="1" w:lastRow="0" w:firstColumn="1" w:lastColumn="0" w:noHBand="0" w:noVBand="1"/>
+      </w:tblPr>
+      <w:tblGrid>
+        <w:gridCol w:w="9016"/>
+      </w:tblGrid>
+      <w:tr>
+        <w:tc>
+          <w:tcPr>
+            <w:tcW w:w="9062" w:type="dxa"/>
+          </w:tcPr>
+          <w:p>
+            <w:r>
+              <w:t>@GetMapping("/{userId}")</w:t>
+            </w:r>
+            <w:r>
+              <w:br/>
+              <w:t xml:space="preserve">public </w:t>
+            </w:r>
+            <w:proofErr w:type="gramStart"/>
+            <w:r>
+              <w:t>List&lt;</w:t>
+            </w:r>
+            <w:proofErr w:type="spellStart"/>
+            <w:proofErr w:type="gramEnd"/>
+            <w:r>
+              <w:t>Borrowing</w:t>
+            </w:r>
+            <w:proofErr w:type="spellEnd"/>
+            <w:r>
+              <w:t xml:space="preserve">&gt; </w:t>
+            </w:r>
+            <w:proofErr w:type="spellStart"/>
+            <w:proofErr w:type="gramStart"/>
+            <w:r>
+              <w:t>getBorrowings</w:t>
+            </w:r>
+            <w:proofErr w:type="spellEnd"/>
+            <w:r>
+              <w:t>(</w:t>
+            </w:r>
+            <w:proofErr w:type="gramEnd"/>
+            <w:r>
+              <w:t xml:space="preserve">@PathVariable UUID </w:t>
+            </w:r>
+            <w:proofErr w:type="spellStart"/>
+            <w:r>
+              <w:t>userId</w:t>
+            </w:r>
+            <w:proofErr w:type="spellEnd"/>
+            <w:r>
+              <w:t>) {</w:t>
+            </w:r>
+            <w:r>
+              <w:br/>
+              <w:t xml:space="preserve">    return </w:t>
+            </w:r>
+            <w:proofErr w:type="spellStart"/>
+            <w:r>
+              <w:t>borrowingService.getBorrowingsForUser</w:t>
+            </w:r>
+            <w:proofErr w:type="spellEnd"/>
+            <w:r>
+              <w:t>(</w:t>
+            </w:r>
+            <w:proofErr w:type="spellStart"/>
+            <w:r>
+              <w:t>userId</w:t>
+            </w:r>
+            <w:proofErr w:type="spellEnd"/>
+            <w:r>
+              <w:t>);</w:t>
+            </w:r>
+            <w:r>
+              <w:br/>
+              <w:t>}</w:t>
+            </w:r>
+          </w:p>
+        </w:tc>
+      </w:tr>
+    </w:tbl>
+    <w:p>
+      <w:pPr>
+        <w:pStyle w:val="Heading2"/>
+        <w:rPr>
+          <w:lang w:val="en-GB"/>
+        </w:rPr>
+      </w:pPr>
+      <w:r>
+        <w:rPr>
+          <w:lang w:val="en-GB"/>
+        </w:rPr>
+        <w:t>Configuration</w:t>
+      </w:r>
+    </w:p>
+    <w:p>
+      <w:pPr>
+        <w:pStyle w:val="Heading3"/>
+        <w:rPr>
+          <w:lang w:val="en-GB"/>
+        </w:rPr>
+      </w:pPr>
+      <w:proofErr w:type="spellStart"/>
+      <w:r>
+        <w:rPr>
+          <w:lang w:val="en-GB"/>
+        </w:rPr>
+        <w:t>WebSecurityConfig</w:t>
+      </w:r>
+      <w:proofErr w:type="spellEnd"/>
+    </w:p>
+    <w:p>
+      <w:r>
+        <w:t>Enables CORS to allow the frontend application to communicate with the backend via HTTP requests.</w:t>
+      </w:r>
     </w:p>
     <w:p>
       <w:pPr>
@@ -5804,6 +11393,232 @@
 <file path=word/numbering.xml><?xml version="1.0" encoding="utf-8"?>
 <w:numbering xmlns:wpc="http://schemas.microsoft.com/office/word/2010/wordprocessingCanvas" xmlns:cx="http://schemas.microsoft.com/office/drawing/2014/chartex" xmlns:cx1="http://schemas.microsoft.com/office/drawing/2015/9/8/chartex" xmlns:cx2="http://schemas.microsoft.com/office/drawing/2015/10/21/chartex" xmlns:cx3="http://schemas.microsoft.com/office/drawing/2016/5/9/chartex" xmlns:cx4="http://schemas.microsoft.com/office/drawing/2016/5/10/chartex" xmlns:cx5="http://schemas.microsoft.com/office/drawing/2016/5/11/chartex" xmlns:cx6="http://schemas.microsoft.com/office/drawing/2016/5/12/chartex" xmlns:cx7="http://schemas.microsoft.com/office/drawing/2016/5/13/chartex" xmlns:cx8="http://schemas.microsoft.com/office/drawing/2016/5/14/chartex" xmlns:mc="http://schemas.openxmlformats.org/markup-compatibility/2006" xmlns:aink="http://schemas.microsoft.com/office/drawing/2016/ink" xmlns:am3d="http://schemas.microsoft.com/office/drawing/2017/model3d" xmlns:o="urn:schemas-microsoft-com:office:office" xmlns:oel="http://schemas.microsoft.com/office/2019/extlst" xmlns:r="http://schemas.openxmlformats.org/officeDocument/2006/relationships" xmlns:m="http://schemas.openxmlformats.org/officeDocument/2006/math" xmlns:v="urn:schemas-microsoft-com:vml" xmlns:wp14="http://schemas.microsoft.com/office/word/2010/wordprocessingDrawing" xmlns:wp="http://schemas.openxmlformats.org/drawingml/2006/wordprocessingDrawing" xmlns:w10="urn:schemas-microsoft-com:office:word" xmlns:w="http://schemas.openxmlformats.org/wordprocessingml/2006/main" xmlns:w14="http://schemas.microsoft.com/office/word/2010/wordml" xmlns:w15="http://schemas.microsoft.com/office/word/2012/wordml" xmlns:w16cex="http://schemas.microsoft.com/office/word/2018/wordml/cex" xmlns:w16cid="http://schemas.microsoft.com/office/word/2016/wordml/cid" xmlns:w16="http://schemas.microsoft.com/office/word/2018/wordml" xmlns:w16du="http://schemas.microsoft.com/office/word/2023/wordml/word16du" xmlns:w16sdtdh="http://schemas.microsoft.com/office/word/2020/wordml/sdtdatahash" xmlns:w16sdtfl="http://schemas.microsoft.com/office/word/2024/wordml/sdtformatlock" xmlns:w16se="http://schemas.microsoft.com/office/word/2015/wordml/symex" xmlns:wpg="http://schemas.microsoft.com/office/word/2010/wordprocessingGroup" xmlns:wpi="http://schemas.microsoft.com/office/word/2010/wordprocessingInk" xmlns:wne="http://schemas.microsoft.com/office/word/2006/wordml" xmlns:wps="http://schemas.microsoft.com/office/word/2010/wordprocessingShape" mc:Ignorable="w14 w15 w16se w16cid w16 w16cex w16sdtdh w16sdtfl w16du wp14">
   <w:abstractNum w:abstractNumId="0" w15:restartNumberingAfterBreak="0">
+    <w:nsid w:val="016540AC"/>
+    <w:multiLevelType w:val="hybridMultilevel"/>
+    <w:tmpl w:val="A118B218"/>
+    <w:lvl w:ilvl="0" w:tplc="04050001">
+      <w:start w:val="1"/>
+      <w:numFmt w:val="bullet"/>
+      <w:lvlText w:val=""/>
+      <w:lvlJc w:val="left"/>
+      <w:pPr>
+        <w:ind w:left="720" w:hanging="360"/>
+      </w:pPr>
+      <w:rPr>
+        <w:rFonts w:ascii="Symbol" w:hAnsi="Symbol" w:hint="default"/>
+      </w:rPr>
+    </w:lvl>
+    <w:lvl w:ilvl="1" w:tplc="04050003" w:tentative="1">
+      <w:start w:val="1"/>
+      <w:numFmt w:val="bullet"/>
+      <w:lvlText w:val="o"/>
+      <w:lvlJc w:val="left"/>
+      <w:pPr>
+        <w:ind w:left="1440" w:hanging="360"/>
+      </w:pPr>
+      <w:rPr>
+        <w:rFonts w:ascii="Courier New" w:hAnsi="Courier New" w:cs="Courier New" w:hint="default"/>
+      </w:rPr>
+    </w:lvl>
+    <w:lvl w:ilvl="2" w:tplc="04050005" w:tentative="1">
+      <w:start w:val="1"/>
+      <w:numFmt w:val="bullet"/>
+      <w:lvlText w:val=""/>
+      <w:lvlJc w:val="left"/>
+      <w:pPr>
+        <w:ind w:left="2160" w:hanging="360"/>
+      </w:pPr>
+      <w:rPr>
+        <w:rFonts w:ascii="Wingdings" w:hAnsi="Wingdings" w:hint="default"/>
+      </w:rPr>
+    </w:lvl>
+    <w:lvl w:ilvl="3" w:tplc="04050001" w:tentative="1">
+      <w:start w:val="1"/>
+      <w:numFmt w:val="bullet"/>
+      <w:lvlText w:val=""/>
+      <w:lvlJc w:val="left"/>
+      <w:pPr>
+        <w:ind w:left="2880" w:hanging="360"/>
+      </w:pPr>
+      <w:rPr>
+        <w:rFonts w:ascii="Symbol" w:hAnsi="Symbol" w:hint="default"/>
+      </w:rPr>
+    </w:lvl>
+    <w:lvl w:ilvl="4" w:tplc="04050003" w:tentative="1">
+      <w:start w:val="1"/>
+      <w:numFmt w:val="bullet"/>
+      <w:lvlText w:val="o"/>
+      <w:lvlJc w:val="left"/>
+      <w:pPr>
+        <w:ind w:left="3600" w:hanging="360"/>
+      </w:pPr>
+      <w:rPr>
+        <w:rFonts w:ascii="Courier New" w:hAnsi="Courier New" w:cs="Courier New" w:hint="default"/>
+      </w:rPr>
+    </w:lvl>
+    <w:lvl w:ilvl="5" w:tplc="04050005" w:tentative="1">
+      <w:start w:val="1"/>
+      <w:numFmt w:val="bullet"/>
+      <w:lvlText w:val=""/>
+      <w:lvlJc w:val="left"/>
+      <w:pPr>
+        <w:ind w:left="4320" w:hanging="360"/>
+      </w:pPr>
+      <w:rPr>
+        <w:rFonts w:ascii="Wingdings" w:hAnsi="Wingdings" w:hint="default"/>
+      </w:rPr>
+    </w:lvl>
+    <w:lvl w:ilvl="6" w:tplc="04050001" w:tentative="1">
+      <w:start w:val="1"/>
+      <w:numFmt w:val="bullet"/>
+      <w:lvlText w:val=""/>
+      <w:lvlJc w:val="left"/>
+      <w:pPr>
+        <w:ind w:left="5040" w:hanging="360"/>
+      </w:pPr>
+      <w:rPr>
+        <w:rFonts w:ascii="Symbol" w:hAnsi="Symbol" w:hint="default"/>
+      </w:rPr>
+    </w:lvl>
+    <w:lvl w:ilvl="7" w:tplc="04050003" w:tentative="1">
+      <w:start w:val="1"/>
+      <w:numFmt w:val="bullet"/>
+      <w:lvlText w:val="o"/>
+      <w:lvlJc w:val="left"/>
+      <w:pPr>
+        <w:ind w:left="5760" w:hanging="360"/>
+      </w:pPr>
+      <w:rPr>
+        <w:rFonts w:ascii="Courier New" w:hAnsi="Courier New" w:cs="Courier New" w:hint="default"/>
+      </w:rPr>
+    </w:lvl>
+    <w:lvl w:ilvl="8" w:tplc="04050005" w:tentative="1">
+      <w:start w:val="1"/>
+      <w:numFmt w:val="bullet"/>
+      <w:lvlText w:val=""/>
+      <w:lvlJc w:val="left"/>
+      <w:pPr>
+        <w:ind w:left="6480" w:hanging="360"/>
+      </w:pPr>
+      <w:rPr>
+        <w:rFonts w:ascii="Wingdings" w:hAnsi="Wingdings" w:hint="default"/>
+      </w:rPr>
+    </w:lvl>
+  </w:abstractNum>
+  <w:abstractNum w:abstractNumId="1" w15:restartNumberingAfterBreak="0">
+    <w:nsid w:val="0A92461A"/>
+    <w:multiLevelType w:val="hybridMultilevel"/>
+    <w:tmpl w:val="4AF27A44"/>
+    <w:lvl w:ilvl="0" w:tplc="04050001">
+      <w:start w:val="1"/>
+      <w:numFmt w:val="bullet"/>
+      <w:lvlText w:val=""/>
+      <w:lvlJc w:val="left"/>
+      <w:pPr>
+        <w:ind w:left="720" w:hanging="360"/>
+      </w:pPr>
+      <w:rPr>
+        <w:rFonts w:ascii="Symbol" w:hAnsi="Symbol" w:hint="default"/>
+      </w:rPr>
+    </w:lvl>
+    <w:lvl w:ilvl="1" w:tplc="04050003" w:tentative="1">
+      <w:start w:val="1"/>
+      <w:numFmt w:val="bullet"/>
+      <w:lvlText w:val="o"/>
+      <w:lvlJc w:val="left"/>
+      <w:pPr>
+        <w:ind w:left="1440" w:hanging="360"/>
+      </w:pPr>
+      <w:rPr>
+        <w:rFonts w:ascii="Courier New" w:hAnsi="Courier New" w:cs="Courier New" w:hint="default"/>
+      </w:rPr>
+    </w:lvl>
+    <w:lvl w:ilvl="2" w:tplc="04050005" w:tentative="1">
+      <w:start w:val="1"/>
+      <w:numFmt w:val="bullet"/>
+      <w:lvlText w:val=""/>
+      <w:lvlJc w:val="left"/>
+      <w:pPr>
+        <w:ind w:left="2160" w:hanging="360"/>
+      </w:pPr>
+      <w:rPr>
+        <w:rFonts w:ascii="Wingdings" w:hAnsi="Wingdings" w:hint="default"/>
+      </w:rPr>
+    </w:lvl>
+    <w:lvl w:ilvl="3" w:tplc="04050001" w:tentative="1">
+      <w:start w:val="1"/>
+      <w:numFmt w:val="bullet"/>
+      <w:lvlText w:val=""/>
+      <w:lvlJc w:val="left"/>
+      <w:pPr>
+        <w:ind w:left="2880" w:hanging="360"/>
+      </w:pPr>
+      <w:rPr>
+        <w:rFonts w:ascii="Symbol" w:hAnsi="Symbol" w:hint="default"/>
+      </w:rPr>
+    </w:lvl>
+    <w:lvl w:ilvl="4" w:tplc="04050003" w:tentative="1">
+      <w:start w:val="1"/>
+      <w:numFmt w:val="bullet"/>
+      <w:lvlText w:val="o"/>
+      <w:lvlJc w:val="left"/>
+      <w:pPr>
+        <w:ind w:left="3600" w:hanging="360"/>
+      </w:pPr>
+      <w:rPr>
+        <w:rFonts w:ascii="Courier New" w:hAnsi="Courier New" w:cs="Courier New" w:hint="default"/>
+      </w:rPr>
+    </w:lvl>
+    <w:lvl w:ilvl="5" w:tplc="04050005" w:tentative="1">
+      <w:start w:val="1"/>
+      <w:numFmt w:val="bullet"/>
+      <w:lvlText w:val=""/>
+      <w:lvlJc w:val="left"/>
+      <w:pPr>
+        <w:ind w:left="4320" w:hanging="360"/>
+      </w:pPr>
+      <w:rPr>
+        <w:rFonts w:ascii="Wingdings" w:hAnsi="Wingdings" w:hint="default"/>
+      </w:rPr>
+    </w:lvl>
+    <w:lvl w:ilvl="6" w:tplc="04050001" w:tentative="1">
+      <w:start w:val="1"/>
+      <w:numFmt w:val="bullet"/>
+      <w:lvlText w:val=""/>
+      <w:lvlJc w:val="left"/>
+      <w:pPr>
+        <w:ind w:left="5040" w:hanging="360"/>
+      </w:pPr>
+      <w:rPr>
+        <w:rFonts w:ascii="Symbol" w:hAnsi="Symbol" w:hint="default"/>
+      </w:rPr>
+    </w:lvl>
+    <w:lvl w:ilvl="7" w:tplc="04050003" w:tentative="1">
+      <w:start w:val="1"/>
+      <w:numFmt w:val="bullet"/>
+      <w:lvlText w:val="o"/>
+      <w:lvlJc w:val="left"/>
+      <w:pPr>
+        <w:ind w:left="5760" w:hanging="360"/>
+      </w:pPr>
+      <w:rPr>
+        <w:rFonts w:ascii="Courier New" w:hAnsi="Courier New" w:cs="Courier New" w:hint="default"/>
+      </w:rPr>
+    </w:lvl>
+    <w:lvl w:ilvl="8" w:tplc="04050005" w:tentative="1">
+      <w:start w:val="1"/>
+      <w:numFmt w:val="bullet"/>
+      <w:lvlText w:val=""/>
+      <w:lvlJc w:val="left"/>
+      <w:pPr>
+        <w:ind w:left="6480" w:hanging="360"/>
+      </w:pPr>
+      <w:rPr>
+        <w:rFonts w:ascii="Wingdings" w:hAnsi="Wingdings" w:hint="default"/>
+      </w:rPr>
+    </w:lvl>
+  </w:abstractNum>
+  <w:abstractNum w:abstractNumId="2" w15:restartNumberingAfterBreak="0">
     <w:nsid w:val="11CC6942"/>
     <w:multiLevelType w:val="multilevel"/>
     <w:tmpl w:val="CC1E5AB6"/>
@@ -5952,7 +11767,7 @@
       </w:rPr>
     </w:lvl>
   </w:abstractNum>
-  <w:abstractNum w:abstractNumId="1" w15:restartNumberingAfterBreak="0">
+  <w:abstractNum w:abstractNumId="3" w15:restartNumberingAfterBreak="0">
     <w:nsid w:val="5B4813E5"/>
     <w:multiLevelType w:val="multilevel"/>
     <w:tmpl w:val="BCE096AA"/>
@@ -6101,7 +11916,7 @@
       </w:rPr>
     </w:lvl>
   </w:abstractNum>
-  <w:abstractNum w:abstractNumId="2" w15:restartNumberingAfterBreak="0">
+  <w:abstractNum w:abstractNumId="4" w15:restartNumberingAfterBreak="0">
     <w:nsid w:val="6A366DB7"/>
     <w:multiLevelType w:val="multilevel"/>
     <w:tmpl w:val="BA5E56F4"/>
@@ -6250,7 +12065,7 @@
       </w:rPr>
     </w:lvl>
   </w:abstractNum>
-  <w:abstractNum w:abstractNumId="3" w15:restartNumberingAfterBreak="0">
+  <w:abstractNum w:abstractNumId="5" w15:restartNumberingAfterBreak="0">
     <w:nsid w:val="6F915376"/>
     <w:multiLevelType w:val="multilevel"/>
     <w:tmpl w:val="DC6A52C2"/>
@@ -6399,7 +12214,7 @@
       </w:rPr>
     </w:lvl>
   </w:abstractNum>
-  <w:abstractNum w:abstractNumId="4" w15:restartNumberingAfterBreak="0">
+  <w:abstractNum w:abstractNumId="6" w15:restartNumberingAfterBreak="0">
     <w:nsid w:val="70CD3DD5"/>
     <w:multiLevelType w:val="multilevel"/>
     <w:tmpl w:val="C456CBC8"/>
@@ -6549,18 +12364,24 @@
     </w:lvl>
   </w:abstractNum>
   <w:num w:numId="1" w16cid:durableId="434710646">
+    <w:abstractNumId w:val="5"/>
+  </w:num>
+  <w:num w:numId="2" w16cid:durableId="437872062">
+    <w:abstractNumId w:val="4"/>
+  </w:num>
+  <w:num w:numId="3" w16cid:durableId="854343842">
+    <w:abstractNumId w:val="6"/>
+  </w:num>
+  <w:num w:numId="4" w16cid:durableId="1001928337">
     <w:abstractNumId w:val="3"/>
   </w:num>
-  <w:num w:numId="2" w16cid:durableId="437872062">
+  <w:num w:numId="5" w16cid:durableId="735317965">
     <w:abstractNumId w:val="2"/>
   </w:num>
-  <w:num w:numId="3" w16cid:durableId="854343842">
-    <w:abstractNumId w:val="4"/>
-  </w:num>
-  <w:num w:numId="4" w16cid:durableId="1001928337">
+  <w:num w:numId="6" w16cid:durableId="29768260">
     <w:abstractNumId w:val="1"/>
   </w:num>
-  <w:num w:numId="5" w16cid:durableId="735317965">
+  <w:num w:numId="7" w16cid:durableId="1184131876">
     <w:abstractNumId w:val="0"/>
   </w:num>
 </w:numbering>
@@ -7519,6 +13340,31 @@
       <w:szCs w:val="20"/>
     </w:rPr>
   </w:style>
+  <w:style w:type="table" w:styleId="TableGrid">
+    <w:name w:val="Table Grid"/>
+    <w:basedOn w:val="TableNormal"/>
+    <w:uiPriority w:val="39"/>
+    <w:rsid w:val="00E93B14"/>
+    <w:pPr>
+      <w:spacing w:after="0" w:line="240" w:lineRule="auto"/>
+    </w:pPr>
+    <w:rPr>
+      <w:rFonts w:eastAsiaTheme="minorHAnsi"/>
+      <w:sz w:val="22"/>
+      <w:szCs w:val="22"/>
+      <w:lang w:val="cs-CZ" w:eastAsia="en-US"/>
+    </w:rPr>
+    <w:tblPr>
+      <w:tblBorders>
+        <w:top w:val="single" w:sz="4" w:space="0" w:color="auto"/>
+        <w:left w:val="single" w:sz="4" w:space="0" w:color="auto"/>
+        <w:bottom w:val="single" w:sz="4" w:space="0" w:color="auto"/>
+        <w:right w:val="single" w:sz="4" w:space="0" w:color="auto"/>
+        <w:insideH w:val="single" w:sz="4" w:space="0" w:color="auto"/>
+        <w:insideV w:val="single" w:sz="4" w:space="0" w:color="auto"/>
+      </w:tblBorders>
+    </w:tblPr>
+  </w:style>
 </w:styles>
 </file>
 

--- a/EduLend_documenation.docx
+++ b/EduLend_documenation.docx
@@ -14,18 +14,3153 @@
         <w:t>EduLend</w:t>
       </w:r>
     </w:p>
+    <w:sdt>
+      <w:sdtPr>
+        <w:id w:val="-1617054342"/>
+        <w:docPartObj>
+          <w:docPartGallery w:val="Table of Contents"/>
+          <w:docPartUnique/>
+        </w:docPartObj>
+      </w:sdtPr>
+      <w:sdtEndPr>
+        <w:rPr>
+          <w:rFonts w:asciiTheme="minorHAnsi" w:eastAsiaTheme="minorEastAsia" w:hAnsiTheme="minorHAnsi" w:cstheme="minorBidi"/>
+          <w:b/>
+          <w:bCs/>
+          <w:noProof/>
+          <w:color w:val="auto"/>
+          <w:kern w:val="2"/>
+          <w:sz w:val="24"/>
+          <w:szCs w:val="24"/>
+          <w:lang w:eastAsia="zh-CN"/>
+          <w14:ligatures w14:val="standardContextual"/>
+        </w:rPr>
+      </w:sdtEndPr>
+      <w:sdtContent>
+        <w:p>
+          <w:pPr>
+            <w:pStyle w:val="TOCHeading"/>
+          </w:pPr>
+          <w:r>
+            <w:t>Contents</w:t>
+          </w:r>
+        </w:p>
+        <w:p>
+          <w:pPr>
+            <w:pStyle w:val="TOC1"/>
+            <w:tabs>
+              <w:tab w:val="right" w:leader="dot" w:pos="9016"/>
+            </w:tabs>
+            <w:rPr>
+              <w:noProof/>
+              <w:lang w:val="cs-CZ" w:eastAsia="cs-CZ"/>
+            </w:rPr>
+          </w:pPr>
+          <w:r>
+            <w:fldChar w:fldCharType="begin"/>
+          </w:r>
+          <w:r>
+            <w:instrText xml:space="preserve"> TOC \o "1-3" \h \z \u </w:instrText>
+          </w:r>
+          <w:r>
+            <w:fldChar w:fldCharType="separate"/>
+          </w:r>
+          <w:hyperlink w:anchor="_Toc228767656" w:history="1">
+            <w:r>
+              <w:rPr>
+                <w:rStyle w:val="Hyperlink"/>
+                <w:noProof/>
+                <w:lang w:val="cs-CZ"/>
+              </w:rPr>
+              <w:t>Frontend</w:t>
+            </w:r>
+            <w:r>
+              <w:rPr>
+                <w:noProof/>
+                <w:webHidden/>
+              </w:rPr>
+              <w:tab/>
+            </w:r>
+            <w:r>
+              <w:rPr>
+                <w:noProof/>
+                <w:webHidden/>
+              </w:rPr>
+              <w:fldChar w:fldCharType="begin"/>
+            </w:r>
+            <w:r>
+              <w:rPr>
+                <w:noProof/>
+                <w:webHidden/>
+              </w:rPr>
+              <w:instrText xml:space="preserve"> PAGEREF _Toc228767656 \h </w:instrText>
+            </w:r>
+            <w:r>
+              <w:rPr>
+                <w:noProof/>
+                <w:webHidden/>
+              </w:rPr>
+            </w:r>
+            <w:r>
+              <w:rPr>
+                <w:noProof/>
+                <w:webHidden/>
+              </w:rPr>
+              <w:fldChar w:fldCharType="separate"/>
+            </w:r>
+            <w:r>
+              <w:rPr>
+                <w:noProof/>
+                <w:webHidden/>
+              </w:rPr>
+              <w:t>3</w:t>
+            </w:r>
+            <w:r>
+              <w:rPr>
+                <w:noProof/>
+                <w:webHidden/>
+              </w:rPr>
+              <w:fldChar w:fldCharType="end"/>
+            </w:r>
+          </w:hyperlink>
+        </w:p>
+        <w:p>
+          <w:pPr>
+            <w:pStyle w:val="TOC2"/>
+            <w:tabs>
+              <w:tab w:val="right" w:leader="dot" w:pos="9016"/>
+            </w:tabs>
+            <w:rPr>
+              <w:noProof/>
+              <w:lang w:val="cs-CZ" w:eastAsia="cs-CZ"/>
+            </w:rPr>
+          </w:pPr>
+          <w:hyperlink w:anchor="_Toc228767657" w:history="1">
+            <w:r>
+              <w:rPr>
+                <w:rStyle w:val="Hyperlink"/>
+                <w:noProof/>
+                <w:lang w:val="cs-CZ"/>
+              </w:rPr>
+              <w:t>Introduction</w:t>
+            </w:r>
+            <w:r>
+              <w:rPr>
+                <w:noProof/>
+                <w:webHidden/>
+              </w:rPr>
+              <w:tab/>
+            </w:r>
+            <w:r>
+              <w:rPr>
+                <w:noProof/>
+                <w:webHidden/>
+              </w:rPr>
+              <w:fldChar w:fldCharType="begin"/>
+            </w:r>
+            <w:r>
+              <w:rPr>
+                <w:noProof/>
+                <w:webHidden/>
+              </w:rPr>
+              <w:instrText xml:space="preserve"> PAGEREF _Toc228767657 \h </w:instrText>
+            </w:r>
+            <w:r>
+              <w:rPr>
+                <w:noProof/>
+                <w:webHidden/>
+              </w:rPr>
+            </w:r>
+            <w:r>
+              <w:rPr>
+                <w:noProof/>
+                <w:webHidden/>
+              </w:rPr>
+              <w:fldChar w:fldCharType="separate"/>
+            </w:r>
+            <w:r>
+              <w:rPr>
+                <w:noProof/>
+                <w:webHidden/>
+              </w:rPr>
+              <w:t>3</w:t>
+            </w:r>
+            <w:r>
+              <w:rPr>
+                <w:noProof/>
+                <w:webHidden/>
+              </w:rPr>
+              <w:fldChar w:fldCharType="end"/>
+            </w:r>
+          </w:hyperlink>
+        </w:p>
+        <w:p>
+          <w:pPr>
+            <w:pStyle w:val="TOC2"/>
+            <w:tabs>
+              <w:tab w:val="right" w:leader="dot" w:pos="9016"/>
+            </w:tabs>
+            <w:rPr>
+              <w:noProof/>
+              <w:lang w:val="cs-CZ" w:eastAsia="cs-CZ"/>
+            </w:rPr>
+          </w:pPr>
+          <w:hyperlink w:anchor="_Toc228767658" w:history="1">
+            <w:r>
+              <w:rPr>
+                <w:rStyle w:val="Hyperlink"/>
+                <w:noProof/>
+              </w:rPr>
+              <w:t>System Overview</w:t>
+            </w:r>
+            <w:r>
+              <w:rPr>
+                <w:noProof/>
+                <w:webHidden/>
+              </w:rPr>
+              <w:tab/>
+            </w:r>
+            <w:r>
+              <w:rPr>
+                <w:noProof/>
+                <w:webHidden/>
+              </w:rPr>
+              <w:fldChar w:fldCharType="begin"/>
+            </w:r>
+            <w:r>
+              <w:rPr>
+                <w:noProof/>
+                <w:webHidden/>
+              </w:rPr>
+              <w:instrText xml:space="preserve"> PAGEREF _Toc228767658 \h </w:instrText>
+            </w:r>
+            <w:r>
+              <w:rPr>
+                <w:noProof/>
+                <w:webHidden/>
+              </w:rPr>
+            </w:r>
+            <w:r>
+              <w:rPr>
+                <w:noProof/>
+                <w:webHidden/>
+              </w:rPr>
+              <w:fldChar w:fldCharType="separate"/>
+            </w:r>
+            <w:r>
+              <w:rPr>
+                <w:noProof/>
+                <w:webHidden/>
+              </w:rPr>
+              <w:t>3</w:t>
+            </w:r>
+            <w:r>
+              <w:rPr>
+                <w:noProof/>
+                <w:webHidden/>
+              </w:rPr>
+              <w:fldChar w:fldCharType="end"/>
+            </w:r>
+          </w:hyperlink>
+        </w:p>
+        <w:p>
+          <w:pPr>
+            <w:pStyle w:val="TOC2"/>
+            <w:tabs>
+              <w:tab w:val="right" w:leader="dot" w:pos="9016"/>
+            </w:tabs>
+            <w:rPr>
+              <w:noProof/>
+              <w:lang w:val="cs-CZ" w:eastAsia="cs-CZ"/>
+            </w:rPr>
+          </w:pPr>
+          <w:hyperlink w:anchor="_Toc228767659" w:history="1">
+            <w:r>
+              <w:rPr>
+                <w:rStyle w:val="Hyperlink"/>
+                <w:noProof/>
+              </w:rPr>
+              <w:t>Architecture</w:t>
+            </w:r>
+            <w:r>
+              <w:rPr>
+                <w:noProof/>
+                <w:webHidden/>
+              </w:rPr>
+              <w:tab/>
+            </w:r>
+            <w:r>
+              <w:rPr>
+                <w:noProof/>
+                <w:webHidden/>
+              </w:rPr>
+              <w:fldChar w:fldCharType="begin"/>
+            </w:r>
+            <w:r>
+              <w:rPr>
+                <w:noProof/>
+                <w:webHidden/>
+              </w:rPr>
+              <w:instrText xml:space="preserve"> PAGEREF _Toc228767659 \h </w:instrText>
+            </w:r>
+            <w:r>
+              <w:rPr>
+                <w:noProof/>
+                <w:webHidden/>
+              </w:rPr>
+            </w:r>
+            <w:r>
+              <w:rPr>
+                <w:noProof/>
+                <w:webHidden/>
+              </w:rPr>
+              <w:fldChar w:fldCharType="separate"/>
+            </w:r>
+            <w:r>
+              <w:rPr>
+                <w:noProof/>
+                <w:webHidden/>
+              </w:rPr>
+              <w:t>4</w:t>
+            </w:r>
+            <w:r>
+              <w:rPr>
+                <w:noProof/>
+                <w:webHidden/>
+              </w:rPr>
+              <w:fldChar w:fldCharType="end"/>
+            </w:r>
+          </w:hyperlink>
+        </w:p>
+        <w:p>
+          <w:pPr>
+            <w:pStyle w:val="TOC2"/>
+            <w:tabs>
+              <w:tab w:val="right" w:leader="dot" w:pos="9016"/>
+            </w:tabs>
+            <w:rPr>
+              <w:noProof/>
+              <w:lang w:val="cs-CZ" w:eastAsia="cs-CZ"/>
+            </w:rPr>
+          </w:pPr>
+          <w:hyperlink w:anchor="_Toc228767660" w:history="1">
+            <w:r>
+              <w:rPr>
+                <w:rStyle w:val="Hyperlink"/>
+                <w:noProof/>
+              </w:rPr>
+              <w:t>Components Description</w:t>
+            </w:r>
+            <w:r>
+              <w:rPr>
+                <w:noProof/>
+                <w:webHidden/>
+              </w:rPr>
+              <w:tab/>
+            </w:r>
+            <w:r>
+              <w:rPr>
+                <w:noProof/>
+                <w:webHidden/>
+              </w:rPr>
+              <w:fldChar w:fldCharType="begin"/>
+            </w:r>
+            <w:r>
+              <w:rPr>
+                <w:noProof/>
+                <w:webHidden/>
+              </w:rPr>
+              <w:instrText xml:space="preserve"> PAGEREF _Toc228767660 \h </w:instrText>
+            </w:r>
+            <w:r>
+              <w:rPr>
+                <w:noProof/>
+                <w:webHidden/>
+              </w:rPr>
+            </w:r>
+            <w:r>
+              <w:rPr>
+                <w:noProof/>
+                <w:webHidden/>
+              </w:rPr>
+              <w:fldChar w:fldCharType="separate"/>
+            </w:r>
+            <w:r>
+              <w:rPr>
+                <w:noProof/>
+                <w:webHidden/>
+              </w:rPr>
+              <w:t>5</w:t>
+            </w:r>
+            <w:r>
+              <w:rPr>
+                <w:noProof/>
+                <w:webHidden/>
+              </w:rPr>
+              <w:fldChar w:fldCharType="end"/>
+            </w:r>
+          </w:hyperlink>
+        </w:p>
+        <w:p>
+          <w:pPr>
+            <w:pStyle w:val="TOC3"/>
+            <w:tabs>
+              <w:tab w:val="right" w:leader="dot" w:pos="9016"/>
+            </w:tabs>
+            <w:rPr>
+              <w:noProof/>
+              <w:lang w:val="cs-CZ" w:eastAsia="cs-CZ"/>
+            </w:rPr>
+          </w:pPr>
+          <w:hyperlink w:anchor="_Toc228767661" w:history="1">
+            <w:r>
+              <w:rPr>
+                <w:rStyle w:val="Hyperlink"/>
+                <w:noProof/>
+              </w:rPr>
+              <w:t>BookCard.jsx</w:t>
+            </w:r>
+            <w:r>
+              <w:rPr>
+                <w:noProof/>
+                <w:webHidden/>
+              </w:rPr>
+              <w:tab/>
+            </w:r>
+            <w:r>
+              <w:rPr>
+                <w:noProof/>
+                <w:webHidden/>
+              </w:rPr>
+              <w:fldChar w:fldCharType="begin"/>
+            </w:r>
+            <w:r>
+              <w:rPr>
+                <w:noProof/>
+                <w:webHidden/>
+              </w:rPr>
+              <w:instrText xml:space="preserve"> PAGEREF _Toc228767661 \h </w:instrText>
+            </w:r>
+            <w:r>
+              <w:rPr>
+                <w:noProof/>
+                <w:webHidden/>
+              </w:rPr>
+            </w:r>
+            <w:r>
+              <w:rPr>
+                <w:noProof/>
+                <w:webHidden/>
+              </w:rPr>
+              <w:fldChar w:fldCharType="separate"/>
+            </w:r>
+            <w:r>
+              <w:rPr>
+                <w:noProof/>
+                <w:webHidden/>
+              </w:rPr>
+              <w:t>5</w:t>
+            </w:r>
+            <w:r>
+              <w:rPr>
+                <w:noProof/>
+                <w:webHidden/>
+              </w:rPr>
+              <w:fldChar w:fldCharType="end"/>
+            </w:r>
+          </w:hyperlink>
+        </w:p>
+        <w:p>
+          <w:pPr>
+            <w:pStyle w:val="TOC3"/>
+            <w:tabs>
+              <w:tab w:val="right" w:leader="dot" w:pos="9016"/>
+            </w:tabs>
+            <w:rPr>
+              <w:noProof/>
+              <w:lang w:val="cs-CZ" w:eastAsia="cs-CZ"/>
+            </w:rPr>
+          </w:pPr>
+          <w:hyperlink w:anchor="_Toc228767662" w:history="1">
+            <w:r>
+              <w:rPr>
+                <w:rStyle w:val="Hyperlink"/>
+                <w:noProof/>
+              </w:rPr>
+              <w:t>Catalog.jsx</w:t>
+            </w:r>
+            <w:r>
+              <w:rPr>
+                <w:noProof/>
+                <w:webHidden/>
+              </w:rPr>
+              <w:tab/>
+            </w:r>
+            <w:r>
+              <w:rPr>
+                <w:noProof/>
+                <w:webHidden/>
+              </w:rPr>
+              <w:fldChar w:fldCharType="begin"/>
+            </w:r>
+            <w:r>
+              <w:rPr>
+                <w:noProof/>
+                <w:webHidden/>
+              </w:rPr>
+              <w:instrText xml:space="preserve"> PAGEREF _Toc228767662 \h </w:instrText>
+            </w:r>
+            <w:r>
+              <w:rPr>
+                <w:noProof/>
+                <w:webHidden/>
+              </w:rPr>
+            </w:r>
+            <w:r>
+              <w:rPr>
+                <w:noProof/>
+                <w:webHidden/>
+              </w:rPr>
+              <w:fldChar w:fldCharType="separate"/>
+            </w:r>
+            <w:r>
+              <w:rPr>
+                <w:noProof/>
+                <w:webHidden/>
+              </w:rPr>
+              <w:t>5</w:t>
+            </w:r>
+            <w:r>
+              <w:rPr>
+                <w:noProof/>
+                <w:webHidden/>
+              </w:rPr>
+              <w:fldChar w:fldCharType="end"/>
+            </w:r>
+          </w:hyperlink>
+        </w:p>
+        <w:p>
+          <w:pPr>
+            <w:pStyle w:val="TOC3"/>
+            <w:tabs>
+              <w:tab w:val="right" w:leader="dot" w:pos="9016"/>
+            </w:tabs>
+            <w:rPr>
+              <w:noProof/>
+              <w:lang w:val="cs-CZ" w:eastAsia="cs-CZ"/>
+            </w:rPr>
+          </w:pPr>
+          <w:hyperlink w:anchor="_Toc228767663" w:history="1">
+            <w:r>
+              <w:rPr>
+                <w:rStyle w:val="Hyperlink"/>
+                <w:noProof/>
+              </w:rPr>
+              <w:t>Dashboard.jsx</w:t>
+            </w:r>
+            <w:r>
+              <w:rPr>
+                <w:noProof/>
+                <w:webHidden/>
+              </w:rPr>
+              <w:tab/>
+            </w:r>
+            <w:r>
+              <w:rPr>
+                <w:noProof/>
+                <w:webHidden/>
+              </w:rPr>
+              <w:fldChar w:fldCharType="begin"/>
+            </w:r>
+            <w:r>
+              <w:rPr>
+                <w:noProof/>
+                <w:webHidden/>
+              </w:rPr>
+              <w:instrText xml:space="preserve"> PAGEREF _Toc228767663 \h </w:instrText>
+            </w:r>
+            <w:r>
+              <w:rPr>
+                <w:noProof/>
+                <w:webHidden/>
+              </w:rPr>
+            </w:r>
+            <w:r>
+              <w:rPr>
+                <w:noProof/>
+                <w:webHidden/>
+              </w:rPr>
+              <w:fldChar w:fldCharType="separate"/>
+            </w:r>
+            <w:r>
+              <w:rPr>
+                <w:noProof/>
+                <w:webHidden/>
+              </w:rPr>
+              <w:t>5</w:t>
+            </w:r>
+            <w:r>
+              <w:rPr>
+                <w:noProof/>
+                <w:webHidden/>
+              </w:rPr>
+              <w:fldChar w:fldCharType="end"/>
+            </w:r>
+          </w:hyperlink>
+        </w:p>
+        <w:p>
+          <w:pPr>
+            <w:pStyle w:val="TOC3"/>
+            <w:tabs>
+              <w:tab w:val="right" w:leader="dot" w:pos="9016"/>
+            </w:tabs>
+            <w:rPr>
+              <w:noProof/>
+              <w:lang w:val="cs-CZ" w:eastAsia="cs-CZ"/>
+            </w:rPr>
+          </w:pPr>
+          <w:hyperlink w:anchor="_Toc228767664" w:history="1">
+            <w:r>
+              <w:rPr>
+                <w:rStyle w:val="Hyperlink"/>
+                <w:noProof/>
+              </w:rPr>
+              <w:t>Layout.jsx</w:t>
+            </w:r>
+            <w:r>
+              <w:rPr>
+                <w:noProof/>
+                <w:webHidden/>
+              </w:rPr>
+              <w:tab/>
+            </w:r>
+            <w:r>
+              <w:rPr>
+                <w:noProof/>
+                <w:webHidden/>
+              </w:rPr>
+              <w:fldChar w:fldCharType="begin"/>
+            </w:r>
+            <w:r>
+              <w:rPr>
+                <w:noProof/>
+                <w:webHidden/>
+              </w:rPr>
+              <w:instrText xml:space="preserve"> PAGEREF _Toc228767664 \h </w:instrText>
+            </w:r>
+            <w:r>
+              <w:rPr>
+                <w:noProof/>
+                <w:webHidden/>
+              </w:rPr>
+            </w:r>
+            <w:r>
+              <w:rPr>
+                <w:noProof/>
+                <w:webHidden/>
+              </w:rPr>
+              <w:fldChar w:fldCharType="separate"/>
+            </w:r>
+            <w:r>
+              <w:rPr>
+                <w:noProof/>
+                <w:webHidden/>
+              </w:rPr>
+              <w:t>5</w:t>
+            </w:r>
+            <w:r>
+              <w:rPr>
+                <w:noProof/>
+                <w:webHidden/>
+              </w:rPr>
+              <w:fldChar w:fldCharType="end"/>
+            </w:r>
+          </w:hyperlink>
+        </w:p>
+        <w:p>
+          <w:pPr>
+            <w:pStyle w:val="TOC3"/>
+            <w:tabs>
+              <w:tab w:val="right" w:leader="dot" w:pos="9016"/>
+            </w:tabs>
+            <w:rPr>
+              <w:noProof/>
+              <w:lang w:val="cs-CZ" w:eastAsia="cs-CZ"/>
+            </w:rPr>
+          </w:pPr>
+          <w:hyperlink w:anchor="_Toc228767665" w:history="1">
+            <w:r>
+              <w:rPr>
+                <w:rStyle w:val="Hyperlink"/>
+                <w:noProof/>
+              </w:rPr>
+              <w:t>ProtectedRoute.jsx</w:t>
+            </w:r>
+            <w:r>
+              <w:rPr>
+                <w:noProof/>
+                <w:webHidden/>
+              </w:rPr>
+              <w:tab/>
+            </w:r>
+            <w:r>
+              <w:rPr>
+                <w:noProof/>
+                <w:webHidden/>
+              </w:rPr>
+              <w:fldChar w:fldCharType="begin"/>
+            </w:r>
+            <w:r>
+              <w:rPr>
+                <w:noProof/>
+                <w:webHidden/>
+              </w:rPr>
+              <w:instrText xml:space="preserve"> PAGEREF _Toc228767665 \h </w:instrText>
+            </w:r>
+            <w:r>
+              <w:rPr>
+                <w:noProof/>
+                <w:webHidden/>
+              </w:rPr>
+            </w:r>
+            <w:r>
+              <w:rPr>
+                <w:noProof/>
+                <w:webHidden/>
+              </w:rPr>
+              <w:fldChar w:fldCharType="separate"/>
+            </w:r>
+            <w:r>
+              <w:rPr>
+                <w:noProof/>
+                <w:webHidden/>
+              </w:rPr>
+              <w:t>5</w:t>
+            </w:r>
+            <w:r>
+              <w:rPr>
+                <w:noProof/>
+                <w:webHidden/>
+              </w:rPr>
+              <w:fldChar w:fldCharType="end"/>
+            </w:r>
+          </w:hyperlink>
+        </w:p>
+        <w:p>
+          <w:pPr>
+            <w:pStyle w:val="TOC2"/>
+            <w:tabs>
+              <w:tab w:val="right" w:leader="dot" w:pos="9016"/>
+            </w:tabs>
+            <w:rPr>
+              <w:noProof/>
+              <w:lang w:val="cs-CZ" w:eastAsia="cs-CZ"/>
+            </w:rPr>
+          </w:pPr>
+          <w:hyperlink w:anchor="_Toc228767666" w:history="1">
+            <w:r>
+              <w:rPr>
+                <w:rStyle w:val="Hyperlink"/>
+                <w:noProof/>
+              </w:rPr>
+              <w:t>Data Flow</w:t>
+            </w:r>
+            <w:r>
+              <w:rPr>
+                <w:noProof/>
+                <w:webHidden/>
+              </w:rPr>
+              <w:tab/>
+            </w:r>
+            <w:r>
+              <w:rPr>
+                <w:noProof/>
+                <w:webHidden/>
+              </w:rPr>
+              <w:fldChar w:fldCharType="begin"/>
+            </w:r>
+            <w:r>
+              <w:rPr>
+                <w:noProof/>
+                <w:webHidden/>
+              </w:rPr>
+              <w:instrText xml:space="preserve"> PAGEREF _Toc228767666 \h </w:instrText>
+            </w:r>
+            <w:r>
+              <w:rPr>
+                <w:noProof/>
+                <w:webHidden/>
+              </w:rPr>
+            </w:r>
+            <w:r>
+              <w:rPr>
+                <w:noProof/>
+                <w:webHidden/>
+              </w:rPr>
+              <w:fldChar w:fldCharType="separate"/>
+            </w:r>
+            <w:r>
+              <w:rPr>
+                <w:noProof/>
+                <w:webHidden/>
+              </w:rPr>
+              <w:t>6</w:t>
+            </w:r>
+            <w:r>
+              <w:rPr>
+                <w:noProof/>
+                <w:webHidden/>
+              </w:rPr>
+              <w:fldChar w:fldCharType="end"/>
+            </w:r>
+          </w:hyperlink>
+        </w:p>
+        <w:p>
+          <w:pPr>
+            <w:pStyle w:val="TOC2"/>
+            <w:tabs>
+              <w:tab w:val="right" w:leader="dot" w:pos="9016"/>
+            </w:tabs>
+            <w:rPr>
+              <w:noProof/>
+              <w:lang w:val="cs-CZ" w:eastAsia="cs-CZ"/>
+            </w:rPr>
+          </w:pPr>
+          <w:hyperlink w:anchor="_Toc228767667" w:history="1">
+            <w:r>
+              <w:rPr>
+                <w:rStyle w:val="Hyperlink"/>
+                <w:noProof/>
+              </w:rPr>
+              <w:t>Authentication Logic</w:t>
+            </w:r>
+            <w:r>
+              <w:rPr>
+                <w:noProof/>
+                <w:webHidden/>
+              </w:rPr>
+              <w:tab/>
+            </w:r>
+            <w:r>
+              <w:rPr>
+                <w:noProof/>
+                <w:webHidden/>
+              </w:rPr>
+              <w:fldChar w:fldCharType="begin"/>
+            </w:r>
+            <w:r>
+              <w:rPr>
+                <w:noProof/>
+                <w:webHidden/>
+              </w:rPr>
+              <w:instrText xml:space="preserve"> PAGEREF _Toc228767667 \h </w:instrText>
+            </w:r>
+            <w:r>
+              <w:rPr>
+                <w:noProof/>
+                <w:webHidden/>
+              </w:rPr>
+            </w:r>
+            <w:r>
+              <w:rPr>
+                <w:noProof/>
+                <w:webHidden/>
+              </w:rPr>
+              <w:fldChar w:fldCharType="separate"/>
+            </w:r>
+            <w:r>
+              <w:rPr>
+                <w:noProof/>
+                <w:webHidden/>
+              </w:rPr>
+              <w:t>7</w:t>
+            </w:r>
+            <w:r>
+              <w:rPr>
+                <w:noProof/>
+                <w:webHidden/>
+              </w:rPr>
+              <w:fldChar w:fldCharType="end"/>
+            </w:r>
+          </w:hyperlink>
+        </w:p>
+        <w:p>
+          <w:pPr>
+            <w:pStyle w:val="TOC2"/>
+            <w:tabs>
+              <w:tab w:val="right" w:leader="dot" w:pos="9016"/>
+            </w:tabs>
+            <w:rPr>
+              <w:noProof/>
+              <w:lang w:val="cs-CZ" w:eastAsia="cs-CZ"/>
+            </w:rPr>
+          </w:pPr>
+          <w:hyperlink w:anchor="_Toc228767668" w:history="1">
+            <w:r>
+              <w:rPr>
+                <w:rStyle w:val="Hyperlink"/>
+                <w:noProof/>
+              </w:rPr>
+              <w:t>Diagrams</w:t>
+            </w:r>
+            <w:r>
+              <w:rPr>
+                <w:noProof/>
+                <w:webHidden/>
+              </w:rPr>
+              <w:tab/>
+            </w:r>
+            <w:r>
+              <w:rPr>
+                <w:noProof/>
+                <w:webHidden/>
+              </w:rPr>
+              <w:fldChar w:fldCharType="begin"/>
+            </w:r>
+            <w:r>
+              <w:rPr>
+                <w:noProof/>
+                <w:webHidden/>
+              </w:rPr>
+              <w:instrText xml:space="preserve"> PAGEREF _Toc228767668 \h </w:instrText>
+            </w:r>
+            <w:r>
+              <w:rPr>
+                <w:noProof/>
+                <w:webHidden/>
+              </w:rPr>
+            </w:r>
+            <w:r>
+              <w:rPr>
+                <w:noProof/>
+                <w:webHidden/>
+              </w:rPr>
+              <w:fldChar w:fldCharType="separate"/>
+            </w:r>
+            <w:r>
+              <w:rPr>
+                <w:noProof/>
+                <w:webHidden/>
+              </w:rPr>
+              <w:t>8</w:t>
+            </w:r>
+            <w:r>
+              <w:rPr>
+                <w:noProof/>
+                <w:webHidden/>
+              </w:rPr>
+              <w:fldChar w:fldCharType="end"/>
+            </w:r>
+          </w:hyperlink>
+        </w:p>
+        <w:p>
+          <w:pPr>
+            <w:pStyle w:val="TOC2"/>
+            <w:tabs>
+              <w:tab w:val="right" w:leader="dot" w:pos="9016"/>
+            </w:tabs>
+            <w:rPr>
+              <w:noProof/>
+              <w:lang w:val="cs-CZ" w:eastAsia="cs-CZ"/>
+            </w:rPr>
+          </w:pPr>
+          <w:hyperlink w:anchor="_Toc228767669" w:history="1">
+            <w:r>
+              <w:rPr>
+                <w:rStyle w:val="Hyperlink"/>
+                <w:noProof/>
+              </w:rPr>
+              <w:t>SWOT Analysis</w:t>
+            </w:r>
+            <w:r>
+              <w:rPr>
+                <w:noProof/>
+                <w:webHidden/>
+              </w:rPr>
+              <w:tab/>
+            </w:r>
+            <w:r>
+              <w:rPr>
+                <w:noProof/>
+                <w:webHidden/>
+              </w:rPr>
+              <w:fldChar w:fldCharType="begin"/>
+            </w:r>
+            <w:r>
+              <w:rPr>
+                <w:noProof/>
+                <w:webHidden/>
+              </w:rPr>
+              <w:instrText xml:space="preserve"> PAGEREF _Toc228767669 \h </w:instrText>
+            </w:r>
+            <w:r>
+              <w:rPr>
+                <w:noProof/>
+                <w:webHidden/>
+              </w:rPr>
+            </w:r>
+            <w:r>
+              <w:rPr>
+                <w:noProof/>
+                <w:webHidden/>
+              </w:rPr>
+              <w:fldChar w:fldCharType="separate"/>
+            </w:r>
+            <w:r>
+              <w:rPr>
+                <w:noProof/>
+                <w:webHidden/>
+              </w:rPr>
+              <w:t>12</w:t>
+            </w:r>
+            <w:r>
+              <w:rPr>
+                <w:noProof/>
+                <w:webHidden/>
+              </w:rPr>
+              <w:fldChar w:fldCharType="end"/>
+            </w:r>
+          </w:hyperlink>
+        </w:p>
+        <w:p>
+          <w:pPr>
+            <w:pStyle w:val="TOC2"/>
+            <w:tabs>
+              <w:tab w:val="right" w:leader="dot" w:pos="9016"/>
+            </w:tabs>
+            <w:rPr>
+              <w:noProof/>
+              <w:lang w:val="cs-CZ" w:eastAsia="cs-CZ"/>
+            </w:rPr>
+          </w:pPr>
+          <w:hyperlink w:anchor="_Toc228767670" w:history="1">
+            <w:r>
+              <w:rPr>
+                <w:rStyle w:val="Hyperlink"/>
+                <w:noProof/>
+              </w:rPr>
+              <w:t>Future Improvements</w:t>
+            </w:r>
+            <w:r>
+              <w:rPr>
+                <w:noProof/>
+                <w:webHidden/>
+              </w:rPr>
+              <w:tab/>
+            </w:r>
+            <w:r>
+              <w:rPr>
+                <w:noProof/>
+                <w:webHidden/>
+              </w:rPr>
+              <w:fldChar w:fldCharType="begin"/>
+            </w:r>
+            <w:r>
+              <w:rPr>
+                <w:noProof/>
+                <w:webHidden/>
+              </w:rPr>
+              <w:instrText xml:space="preserve"> PAGEREF _Toc228767670 \h </w:instrText>
+            </w:r>
+            <w:r>
+              <w:rPr>
+                <w:noProof/>
+                <w:webHidden/>
+              </w:rPr>
+            </w:r>
+            <w:r>
+              <w:rPr>
+                <w:noProof/>
+                <w:webHidden/>
+              </w:rPr>
+              <w:fldChar w:fldCharType="separate"/>
+            </w:r>
+            <w:r>
+              <w:rPr>
+                <w:noProof/>
+                <w:webHidden/>
+              </w:rPr>
+              <w:t>13</w:t>
+            </w:r>
+            <w:r>
+              <w:rPr>
+                <w:noProof/>
+                <w:webHidden/>
+              </w:rPr>
+              <w:fldChar w:fldCharType="end"/>
+            </w:r>
+          </w:hyperlink>
+        </w:p>
+        <w:p>
+          <w:pPr>
+            <w:pStyle w:val="TOC1"/>
+            <w:tabs>
+              <w:tab w:val="right" w:leader="dot" w:pos="9016"/>
+            </w:tabs>
+            <w:rPr>
+              <w:noProof/>
+              <w:lang w:val="cs-CZ" w:eastAsia="cs-CZ"/>
+            </w:rPr>
+          </w:pPr>
+          <w:hyperlink w:anchor="_Toc228767671" w:history="1">
+            <w:r>
+              <w:rPr>
+                <w:rStyle w:val="Hyperlink"/>
+                <w:noProof/>
+                <w:lang w:val="en-GB"/>
+              </w:rPr>
+              <w:t>Backend</w:t>
+            </w:r>
+            <w:r>
+              <w:rPr>
+                <w:noProof/>
+                <w:webHidden/>
+              </w:rPr>
+              <w:tab/>
+            </w:r>
+            <w:r>
+              <w:rPr>
+                <w:noProof/>
+                <w:webHidden/>
+              </w:rPr>
+              <w:fldChar w:fldCharType="begin"/>
+            </w:r>
+            <w:r>
+              <w:rPr>
+                <w:noProof/>
+                <w:webHidden/>
+              </w:rPr>
+              <w:instrText xml:space="preserve"> PAGEREF _Toc228767671 \h </w:instrText>
+            </w:r>
+            <w:r>
+              <w:rPr>
+                <w:noProof/>
+                <w:webHidden/>
+              </w:rPr>
+            </w:r>
+            <w:r>
+              <w:rPr>
+                <w:noProof/>
+                <w:webHidden/>
+              </w:rPr>
+              <w:fldChar w:fldCharType="separate"/>
+            </w:r>
+            <w:r>
+              <w:rPr>
+                <w:noProof/>
+                <w:webHidden/>
+              </w:rPr>
+              <w:t>14</w:t>
+            </w:r>
+            <w:r>
+              <w:rPr>
+                <w:noProof/>
+                <w:webHidden/>
+              </w:rPr>
+              <w:fldChar w:fldCharType="end"/>
+            </w:r>
+          </w:hyperlink>
+        </w:p>
+        <w:p>
+          <w:pPr>
+            <w:pStyle w:val="TOC2"/>
+            <w:tabs>
+              <w:tab w:val="right" w:leader="dot" w:pos="9016"/>
+            </w:tabs>
+            <w:rPr>
+              <w:noProof/>
+              <w:lang w:val="cs-CZ" w:eastAsia="cs-CZ"/>
+            </w:rPr>
+          </w:pPr>
+          <w:hyperlink w:anchor="_Toc228767672" w:history="1">
+            <w:r>
+              <w:rPr>
+                <w:rStyle w:val="Hyperlink"/>
+                <w:noProof/>
+                <w:lang w:val="en-GB"/>
+              </w:rPr>
+              <w:t>Diagrams</w:t>
+            </w:r>
+            <w:r>
+              <w:rPr>
+                <w:noProof/>
+                <w:webHidden/>
+              </w:rPr>
+              <w:tab/>
+            </w:r>
+            <w:r>
+              <w:rPr>
+                <w:noProof/>
+                <w:webHidden/>
+              </w:rPr>
+              <w:fldChar w:fldCharType="begin"/>
+            </w:r>
+            <w:r>
+              <w:rPr>
+                <w:noProof/>
+                <w:webHidden/>
+              </w:rPr>
+              <w:instrText xml:space="preserve"> PAGEREF _Toc228767672 \h </w:instrText>
+            </w:r>
+            <w:r>
+              <w:rPr>
+                <w:noProof/>
+                <w:webHidden/>
+              </w:rPr>
+            </w:r>
+            <w:r>
+              <w:rPr>
+                <w:noProof/>
+                <w:webHidden/>
+              </w:rPr>
+              <w:fldChar w:fldCharType="separate"/>
+            </w:r>
+            <w:r>
+              <w:rPr>
+                <w:noProof/>
+                <w:webHidden/>
+              </w:rPr>
+              <w:t>14</w:t>
+            </w:r>
+            <w:r>
+              <w:rPr>
+                <w:noProof/>
+                <w:webHidden/>
+              </w:rPr>
+              <w:fldChar w:fldCharType="end"/>
+            </w:r>
+          </w:hyperlink>
+        </w:p>
+        <w:p>
+          <w:pPr>
+            <w:pStyle w:val="TOC3"/>
+            <w:tabs>
+              <w:tab w:val="right" w:leader="dot" w:pos="9016"/>
+            </w:tabs>
+            <w:rPr>
+              <w:noProof/>
+              <w:lang w:val="cs-CZ" w:eastAsia="cs-CZ"/>
+            </w:rPr>
+          </w:pPr>
+          <w:hyperlink w:anchor="_Toc228767673" w:history="1">
+            <w:r>
+              <w:rPr>
+                <w:rStyle w:val="Hyperlink"/>
+                <w:noProof/>
+                <w:lang w:val="en-GB"/>
+              </w:rPr>
+              <w:t>Architecture diagram</w:t>
+            </w:r>
+            <w:r>
+              <w:rPr>
+                <w:noProof/>
+                <w:webHidden/>
+              </w:rPr>
+              <w:tab/>
+            </w:r>
+            <w:r>
+              <w:rPr>
+                <w:noProof/>
+                <w:webHidden/>
+              </w:rPr>
+              <w:fldChar w:fldCharType="begin"/>
+            </w:r>
+            <w:r>
+              <w:rPr>
+                <w:noProof/>
+                <w:webHidden/>
+              </w:rPr>
+              <w:instrText xml:space="preserve"> PAGEREF _Toc228767673 \h </w:instrText>
+            </w:r>
+            <w:r>
+              <w:rPr>
+                <w:noProof/>
+                <w:webHidden/>
+              </w:rPr>
+            </w:r>
+            <w:r>
+              <w:rPr>
+                <w:noProof/>
+                <w:webHidden/>
+              </w:rPr>
+              <w:fldChar w:fldCharType="separate"/>
+            </w:r>
+            <w:r>
+              <w:rPr>
+                <w:noProof/>
+                <w:webHidden/>
+              </w:rPr>
+              <w:t>14</w:t>
+            </w:r>
+            <w:r>
+              <w:rPr>
+                <w:noProof/>
+                <w:webHidden/>
+              </w:rPr>
+              <w:fldChar w:fldCharType="end"/>
+            </w:r>
+          </w:hyperlink>
+        </w:p>
+        <w:p>
+          <w:pPr>
+            <w:pStyle w:val="TOC3"/>
+            <w:tabs>
+              <w:tab w:val="right" w:leader="dot" w:pos="9016"/>
+            </w:tabs>
+            <w:rPr>
+              <w:noProof/>
+              <w:lang w:val="cs-CZ" w:eastAsia="cs-CZ"/>
+            </w:rPr>
+          </w:pPr>
+          <w:hyperlink w:anchor="_Toc228767674" w:history="1">
+            <w:r>
+              <w:rPr>
+                <w:rStyle w:val="Hyperlink"/>
+                <w:noProof/>
+                <w:lang w:val="en-GB"/>
+              </w:rPr>
+              <w:t>Class Diagram</w:t>
+            </w:r>
+            <w:r>
+              <w:rPr>
+                <w:noProof/>
+                <w:webHidden/>
+              </w:rPr>
+              <w:tab/>
+            </w:r>
+            <w:r>
+              <w:rPr>
+                <w:noProof/>
+                <w:webHidden/>
+              </w:rPr>
+              <w:fldChar w:fldCharType="begin"/>
+            </w:r>
+            <w:r>
+              <w:rPr>
+                <w:noProof/>
+                <w:webHidden/>
+              </w:rPr>
+              <w:instrText xml:space="preserve"> PAGEREF _Toc228767674 \h </w:instrText>
+            </w:r>
+            <w:r>
+              <w:rPr>
+                <w:noProof/>
+                <w:webHidden/>
+              </w:rPr>
+            </w:r>
+            <w:r>
+              <w:rPr>
+                <w:noProof/>
+                <w:webHidden/>
+              </w:rPr>
+              <w:fldChar w:fldCharType="separate"/>
+            </w:r>
+            <w:r>
+              <w:rPr>
+                <w:noProof/>
+                <w:webHidden/>
+              </w:rPr>
+              <w:t>14</w:t>
+            </w:r>
+            <w:r>
+              <w:rPr>
+                <w:noProof/>
+                <w:webHidden/>
+              </w:rPr>
+              <w:fldChar w:fldCharType="end"/>
+            </w:r>
+          </w:hyperlink>
+        </w:p>
+        <w:p>
+          <w:pPr>
+            <w:pStyle w:val="TOC3"/>
+            <w:tabs>
+              <w:tab w:val="right" w:leader="dot" w:pos="9016"/>
+            </w:tabs>
+            <w:rPr>
+              <w:noProof/>
+              <w:lang w:val="cs-CZ" w:eastAsia="cs-CZ"/>
+            </w:rPr>
+          </w:pPr>
+          <w:hyperlink w:anchor="_Toc228767675" w:history="1">
+            <w:r>
+              <w:rPr>
+                <w:rStyle w:val="Hyperlink"/>
+                <w:noProof/>
+                <w:lang w:val="en-GB"/>
+              </w:rPr>
+              <w:t>Sequence Diagram (Regular)</w:t>
+            </w:r>
+            <w:r>
+              <w:rPr>
+                <w:noProof/>
+                <w:webHidden/>
+              </w:rPr>
+              <w:tab/>
+            </w:r>
+            <w:r>
+              <w:rPr>
+                <w:noProof/>
+                <w:webHidden/>
+              </w:rPr>
+              <w:fldChar w:fldCharType="begin"/>
+            </w:r>
+            <w:r>
+              <w:rPr>
+                <w:noProof/>
+                <w:webHidden/>
+              </w:rPr>
+              <w:instrText xml:space="preserve"> PAGEREF _Toc228767675 \h </w:instrText>
+            </w:r>
+            <w:r>
+              <w:rPr>
+                <w:noProof/>
+                <w:webHidden/>
+              </w:rPr>
+            </w:r>
+            <w:r>
+              <w:rPr>
+                <w:noProof/>
+                <w:webHidden/>
+              </w:rPr>
+              <w:fldChar w:fldCharType="separate"/>
+            </w:r>
+            <w:r>
+              <w:rPr>
+                <w:noProof/>
+                <w:webHidden/>
+              </w:rPr>
+              <w:t>15</w:t>
+            </w:r>
+            <w:r>
+              <w:rPr>
+                <w:noProof/>
+                <w:webHidden/>
+              </w:rPr>
+              <w:fldChar w:fldCharType="end"/>
+            </w:r>
+          </w:hyperlink>
+        </w:p>
+        <w:p>
+          <w:pPr>
+            <w:pStyle w:val="TOC3"/>
+            <w:tabs>
+              <w:tab w:val="right" w:leader="dot" w:pos="9016"/>
+            </w:tabs>
+            <w:rPr>
+              <w:noProof/>
+              <w:lang w:val="cs-CZ" w:eastAsia="cs-CZ"/>
+            </w:rPr>
+          </w:pPr>
+          <w:hyperlink w:anchor="_Toc228767676" w:history="1">
+            <w:r>
+              <w:rPr>
+                <w:rStyle w:val="Hyperlink"/>
+                <w:noProof/>
+                <w:lang w:val="en-GB"/>
+              </w:rPr>
+              <w:t>Sequence Diagram (System)</w:t>
+            </w:r>
+            <w:r>
+              <w:rPr>
+                <w:noProof/>
+                <w:webHidden/>
+              </w:rPr>
+              <w:tab/>
+            </w:r>
+            <w:r>
+              <w:rPr>
+                <w:noProof/>
+                <w:webHidden/>
+              </w:rPr>
+              <w:fldChar w:fldCharType="begin"/>
+            </w:r>
+            <w:r>
+              <w:rPr>
+                <w:noProof/>
+                <w:webHidden/>
+              </w:rPr>
+              <w:instrText xml:space="preserve"> PAGEREF _Toc228767676 \h </w:instrText>
+            </w:r>
+            <w:r>
+              <w:rPr>
+                <w:noProof/>
+                <w:webHidden/>
+              </w:rPr>
+            </w:r>
+            <w:r>
+              <w:rPr>
+                <w:noProof/>
+                <w:webHidden/>
+              </w:rPr>
+              <w:fldChar w:fldCharType="separate"/>
+            </w:r>
+            <w:r>
+              <w:rPr>
+                <w:noProof/>
+                <w:webHidden/>
+              </w:rPr>
+              <w:t>15</w:t>
+            </w:r>
+            <w:r>
+              <w:rPr>
+                <w:noProof/>
+                <w:webHidden/>
+              </w:rPr>
+              <w:fldChar w:fldCharType="end"/>
+            </w:r>
+          </w:hyperlink>
+        </w:p>
+        <w:p>
+          <w:pPr>
+            <w:pStyle w:val="TOC2"/>
+            <w:tabs>
+              <w:tab w:val="right" w:leader="dot" w:pos="9016"/>
+            </w:tabs>
+            <w:rPr>
+              <w:noProof/>
+              <w:lang w:val="cs-CZ" w:eastAsia="cs-CZ"/>
+            </w:rPr>
+          </w:pPr>
+          <w:hyperlink w:anchor="_Toc228767677" w:history="1">
+            <w:r>
+              <w:rPr>
+                <w:rStyle w:val="Hyperlink"/>
+                <w:noProof/>
+                <w:lang w:val="en-GB"/>
+              </w:rPr>
+              <w:t>Entities</w:t>
+            </w:r>
+            <w:r>
+              <w:rPr>
+                <w:noProof/>
+                <w:webHidden/>
+              </w:rPr>
+              <w:tab/>
+            </w:r>
+            <w:r>
+              <w:rPr>
+                <w:noProof/>
+                <w:webHidden/>
+              </w:rPr>
+              <w:fldChar w:fldCharType="begin"/>
+            </w:r>
+            <w:r>
+              <w:rPr>
+                <w:noProof/>
+                <w:webHidden/>
+              </w:rPr>
+              <w:instrText xml:space="preserve"> PAGEREF _Toc228767677 \h </w:instrText>
+            </w:r>
+            <w:r>
+              <w:rPr>
+                <w:noProof/>
+                <w:webHidden/>
+              </w:rPr>
+            </w:r>
+            <w:r>
+              <w:rPr>
+                <w:noProof/>
+                <w:webHidden/>
+              </w:rPr>
+              <w:fldChar w:fldCharType="separate"/>
+            </w:r>
+            <w:r>
+              <w:rPr>
+                <w:noProof/>
+                <w:webHidden/>
+              </w:rPr>
+              <w:t>15</w:t>
+            </w:r>
+            <w:r>
+              <w:rPr>
+                <w:noProof/>
+                <w:webHidden/>
+              </w:rPr>
+              <w:fldChar w:fldCharType="end"/>
+            </w:r>
+          </w:hyperlink>
+        </w:p>
+        <w:p>
+          <w:pPr>
+            <w:pStyle w:val="TOC3"/>
+            <w:tabs>
+              <w:tab w:val="right" w:leader="dot" w:pos="9016"/>
+            </w:tabs>
+            <w:rPr>
+              <w:noProof/>
+              <w:lang w:val="cs-CZ" w:eastAsia="cs-CZ"/>
+            </w:rPr>
+          </w:pPr>
+          <w:hyperlink w:anchor="_Toc228767678" w:history="1">
+            <w:r>
+              <w:rPr>
+                <w:rStyle w:val="Hyperlink"/>
+                <w:noProof/>
+                <w:lang w:val="en-GB"/>
+              </w:rPr>
+              <w:t>Role</w:t>
+            </w:r>
+            <w:r>
+              <w:rPr>
+                <w:noProof/>
+                <w:webHidden/>
+              </w:rPr>
+              <w:tab/>
+            </w:r>
+            <w:r>
+              <w:rPr>
+                <w:noProof/>
+                <w:webHidden/>
+              </w:rPr>
+              <w:fldChar w:fldCharType="begin"/>
+            </w:r>
+            <w:r>
+              <w:rPr>
+                <w:noProof/>
+                <w:webHidden/>
+              </w:rPr>
+              <w:instrText xml:space="preserve"> PAGEREF _Toc228767678 \h </w:instrText>
+            </w:r>
+            <w:r>
+              <w:rPr>
+                <w:noProof/>
+                <w:webHidden/>
+              </w:rPr>
+            </w:r>
+            <w:r>
+              <w:rPr>
+                <w:noProof/>
+                <w:webHidden/>
+              </w:rPr>
+              <w:fldChar w:fldCharType="separate"/>
+            </w:r>
+            <w:r>
+              <w:rPr>
+                <w:noProof/>
+                <w:webHidden/>
+              </w:rPr>
+              <w:t>15</w:t>
+            </w:r>
+            <w:r>
+              <w:rPr>
+                <w:noProof/>
+                <w:webHidden/>
+              </w:rPr>
+              <w:fldChar w:fldCharType="end"/>
+            </w:r>
+          </w:hyperlink>
+        </w:p>
+        <w:p>
+          <w:pPr>
+            <w:pStyle w:val="TOC3"/>
+            <w:tabs>
+              <w:tab w:val="right" w:leader="dot" w:pos="9016"/>
+            </w:tabs>
+            <w:rPr>
+              <w:noProof/>
+              <w:lang w:val="cs-CZ" w:eastAsia="cs-CZ"/>
+            </w:rPr>
+          </w:pPr>
+          <w:hyperlink w:anchor="_Toc228767679" w:history="1">
+            <w:r>
+              <w:rPr>
+                <w:rStyle w:val="Hyperlink"/>
+                <w:noProof/>
+                <w:lang w:val="en-GB"/>
+              </w:rPr>
+              <w:t>AppUser</w:t>
+            </w:r>
+            <w:r>
+              <w:rPr>
+                <w:noProof/>
+                <w:webHidden/>
+              </w:rPr>
+              <w:tab/>
+            </w:r>
+            <w:r>
+              <w:rPr>
+                <w:noProof/>
+                <w:webHidden/>
+              </w:rPr>
+              <w:fldChar w:fldCharType="begin"/>
+            </w:r>
+            <w:r>
+              <w:rPr>
+                <w:noProof/>
+                <w:webHidden/>
+              </w:rPr>
+              <w:instrText xml:space="preserve"> PAGEREF _Toc228767679 \h </w:instrText>
+            </w:r>
+            <w:r>
+              <w:rPr>
+                <w:noProof/>
+                <w:webHidden/>
+              </w:rPr>
+            </w:r>
+            <w:r>
+              <w:rPr>
+                <w:noProof/>
+                <w:webHidden/>
+              </w:rPr>
+              <w:fldChar w:fldCharType="separate"/>
+            </w:r>
+            <w:r>
+              <w:rPr>
+                <w:noProof/>
+                <w:webHidden/>
+              </w:rPr>
+              <w:t>15</w:t>
+            </w:r>
+            <w:r>
+              <w:rPr>
+                <w:noProof/>
+                <w:webHidden/>
+              </w:rPr>
+              <w:fldChar w:fldCharType="end"/>
+            </w:r>
+          </w:hyperlink>
+        </w:p>
+        <w:p>
+          <w:pPr>
+            <w:pStyle w:val="TOC3"/>
+            <w:tabs>
+              <w:tab w:val="right" w:leader="dot" w:pos="9016"/>
+            </w:tabs>
+            <w:rPr>
+              <w:noProof/>
+              <w:lang w:val="cs-CZ" w:eastAsia="cs-CZ"/>
+            </w:rPr>
+          </w:pPr>
+          <w:hyperlink w:anchor="_Toc228767680" w:history="1">
+            <w:r>
+              <w:rPr>
+                <w:rStyle w:val="Hyperlink"/>
+                <w:noProof/>
+                <w:lang w:val="en-GB"/>
+              </w:rPr>
+              <w:t>Book</w:t>
+            </w:r>
+            <w:r>
+              <w:rPr>
+                <w:noProof/>
+                <w:webHidden/>
+              </w:rPr>
+              <w:tab/>
+            </w:r>
+            <w:r>
+              <w:rPr>
+                <w:noProof/>
+                <w:webHidden/>
+              </w:rPr>
+              <w:fldChar w:fldCharType="begin"/>
+            </w:r>
+            <w:r>
+              <w:rPr>
+                <w:noProof/>
+                <w:webHidden/>
+              </w:rPr>
+              <w:instrText xml:space="preserve"> PAGEREF _Toc228767680 \h </w:instrText>
+            </w:r>
+            <w:r>
+              <w:rPr>
+                <w:noProof/>
+                <w:webHidden/>
+              </w:rPr>
+            </w:r>
+            <w:r>
+              <w:rPr>
+                <w:noProof/>
+                <w:webHidden/>
+              </w:rPr>
+              <w:fldChar w:fldCharType="separate"/>
+            </w:r>
+            <w:r>
+              <w:rPr>
+                <w:noProof/>
+                <w:webHidden/>
+              </w:rPr>
+              <w:t>16</w:t>
+            </w:r>
+            <w:r>
+              <w:rPr>
+                <w:noProof/>
+                <w:webHidden/>
+              </w:rPr>
+              <w:fldChar w:fldCharType="end"/>
+            </w:r>
+          </w:hyperlink>
+        </w:p>
+        <w:p>
+          <w:pPr>
+            <w:pStyle w:val="TOC3"/>
+            <w:tabs>
+              <w:tab w:val="right" w:leader="dot" w:pos="9016"/>
+            </w:tabs>
+            <w:rPr>
+              <w:noProof/>
+              <w:lang w:val="cs-CZ" w:eastAsia="cs-CZ"/>
+            </w:rPr>
+          </w:pPr>
+          <w:hyperlink w:anchor="_Toc228767681" w:history="1">
+            <w:r>
+              <w:rPr>
+                <w:rStyle w:val="Hyperlink"/>
+                <w:noProof/>
+                <w:lang w:val="en-GB"/>
+              </w:rPr>
+              <w:t>Borrowing</w:t>
+            </w:r>
+            <w:r>
+              <w:rPr>
+                <w:noProof/>
+                <w:webHidden/>
+              </w:rPr>
+              <w:tab/>
+            </w:r>
+            <w:r>
+              <w:rPr>
+                <w:noProof/>
+                <w:webHidden/>
+              </w:rPr>
+              <w:fldChar w:fldCharType="begin"/>
+            </w:r>
+            <w:r>
+              <w:rPr>
+                <w:noProof/>
+                <w:webHidden/>
+              </w:rPr>
+              <w:instrText xml:space="preserve"> PAGEREF _Toc228767681 \h </w:instrText>
+            </w:r>
+            <w:r>
+              <w:rPr>
+                <w:noProof/>
+                <w:webHidden/>
+              </w:rPr>
+            </w:r>
+            <w:r>
+              <w:rPr>
+                <w:noProof/>
+                <w:webHidden/>
+              </w:rPr>
+              <w:fldChar w:fldCharType="separate"/>
+            </w:r>
+            <w:r>
+              <w:rPr>
+                <w:noProof/>
+                <w:webHidden/>
+              </w:rPr>
+              <w:t>17</w:t>
+            </w:r>
+            <w:r>
+              <w:rPr>
+                <w:noProof/>
+                <w:webHidden/>
+              </w:rPr>
+              <w:fldChar w:fldCharType="end"/>
+            </w:r>
+          </w:hyperlink>
+        </w:p>
+        <w:p>
+          <w:pPr>
+            <w:pStyle w:val="TOC2"/>
+            <w:tabs>
+              <w:tab w:val="right" w:leader="dot" w:pos="9016"/>
+            </w:tabs>
+            <w:rPr>
+              <w:noProof/>
+              <w:lang w:val="cs-CZ" w:eastAsia="cs-CZ"/>
+            </w:rPr>
+          </w:pPr>
+          <w:hyperlink w:anchor="_Toc228767682" w:history="1">
+            <w:r>
+              <w:rPr>
+                <w:rStyle w:val="Hyperlink"/>
+                <w:noProof/>
+                <w:lang w:val="en-GB"/>
+              </w:rPr>
+              <w:t>Data Transfer Object</w:t>
+            </w:r>
+            <w:r>
+              <w:rPr>
+                <w:noProof/>
+                <w:webHidden/>
+              </w:rPr>
+              <w:tab/>
+            </w:r>
+            <w:r>
+              <w:rPr>
+                <w:noProof/>
+                <w:webHidden/>
+              </w:rPr>
+              <w:fldChar w:fldCharType="begin"/>
+            </w:r>
+            <w:r>
+              <w:rPr>
+                <w:noProof/>
+                <w:webHidden/>
+              </w:rPr>
+              <w:instrText xml:space="preserve"> PAGEREF _Toc228767682 \h </w:instrText>
+            </w:r>
+            <w:r>
+              <w:rPr>
+                <w:noProof/>
+                <w:webHidden/>
+              </w:rPr>
+            </w:r>
+            <w:r>
+              <w:rPr>
+                <w:noProof/>
+                <w:webHidden/>
+              </w:rPr>
+              <w:fldChar w:fldCharType="separate"/>
+            </w:r>
+            <w:r>
+              <w:rPr>
+                <w:noProof/>
+                <w:webHidden/>
+              </w:rPr>
+              <w:t>17</w:t>
+            </w:r>
+            <w:r>
+              <w:rPr>
+                <w:noProof/>
+                <w:webHidden/>
+              </w:rPr>
+              <w:fldChar w:fldCharType="end"/>
+            </w:r>
+          </w:hyperlink>
+        </w:p>
+        <w:p>
+          <w:pPr>
+            <w:pStyle w:val="TOC3"/>
+            <w:tabs>
+              <w:tab w:val="right" w:leader="dot" w:pos="9016"/>
+            </w:tabs>
+            <w:rPr>
+              <w:noProof/>
+              <w:lang w:val="cs-CZ" w:eastAsia="cs-CZ"/>
+            </w:rPr>
+          </w:pPr>
+          <w:hyperlink w:anchor="_Toc228767683" w:history="1">
+            <w:r>
+              <w:rPr>
+                <w:rStyle w:val="Hyperlink"/>
+                <w:noProof/>
+                <w:lang w:val="en-GB"/>
+              </w:rPr>
+              <w:t>LoginRequest</w:t>
+            </w:r>
+            <w:r>
+              <w:rPr>
+                <w:noProof/>
+                <w:webHidden/>
+              </w:rPr>
+              <w:tab/>
+            </w:r>
+            <w:r>
+              <w:rPr>
+                <w:noProof/>
+                <w:webHidden/>
+              </w:rPr>
+              <w:fldChar w:fldCharType="begin"/>
+            </w:r>
+            <w:r>
+              <w:rPr>
+                <w:noProof/>
+                <w:webHidden/>
+              </w:rPr>
+              <w:instrText xml:space="preserve"> PAGEREF _Toc228767683 \h </w:instrText>
+            </w:r>
+            <w:r>
+              <w:rPr>
+                <w:noProof/>
+                <w:webHidden/>
+              </w:rPr>
+            </w:r>
+            <w:r>
+              <w:rPr>
+                <w:noProof/>
+                <w:webHidden/>
+              </w:rPr>
+              <w:fldChar w:fldCharType="separate"/>
+            </w:r>
+            <w:r>
+              <w:rPr>
+                <w:noProof/>
+                <w:webHidden/>
+              </w:rPr>
+              <w:t>17</w:t>
+            </w:r>
+            <w:r>
+              <w:rPr>
+                <w:noProof/>
+                <w:webHidden/>
+              </w:rPr>
+              <w:fldChar w:fldCharType="end"/>
+            </w:r>
+          </w:hyperlink>
+        </w:p>
+        <w:p>
+          <w:pPr>
+            <w:pStyle w:val="TOC3"/>
+            <w:tabs>
+              <w:tab w:val="right" w:leader="dot" w:pos="9016"/>
+            </w:tabs>
+            <w:rPr>
+              <w:noProof/>
+              <w:lang w:val="cs-CZ" w:eastAsia="cs-CZ"/>
+            </w:rPr>
+          </w:pPr>
+          <w:hyperlink w:anchor="_Toc228767684" w:history="1">
+            <w:r>
+              <w:rPr>
+                <w:rStyle w:val="Hyperlink"/>
+                <w:noProof/>
+                <w:lang w:val="en-GB"/>
+              </w:rPr>
+              <w:t>RegisterRequest</w:t>
+            </w:r>
+            <w:r>
+              <w:rPr>
+                <w:noProof/>
+                <w:webHidden/>
+              </w:rPr>
+              <w:tab/>
+            </w:r>
+            <w:r>
+              <w:rPr>
+                <w:noProof/>
+                <w:webHidden/>
+              </w:rPr>
+              <w:fldChar w:fldCharType="begin"/>
+            </w:r>
+            <w:r>
+              <w:rPr>
+                <w:noProof/>
+                <w:webHidden/>
+              </w:rPr>
+              <w:instrText xml:space="preserve"> PAGEREF _Toc228767684 \h </w:instrText>
+            </w:r>
+            <w:r>
+              <w:rPr>
+                <w:noProof/>
+                <w:webHidden/>
+              </w:rPr>
+            </w:r>
+            <w:r>
+              <w:rPr>
+                <w:noProof/>
+                <w:webHidden/>
+              </w:rPr>
+              <w:fldChar w:fldCharType="separate"/>
+            </w:r>
+            <w:r>
+              <w:rPr>
+                <w:noProof/>
+                <w:webHidden/>
+              </w:rPr>
+              <w:t>17</w:t>
+            </w:r>
+            <w:r>
+              <w:rPr>
+                <w:noProof/>
+                <w:webHidden/>
+              </w:rPr>
+              <w:fldChar w:fldCharType="end"/>
+            </w:r>
+          </w:hyperlink>
+        </w:p>
+        <w:p>
+          <w:pPr>
+            <w:pStyle w:val="TOC3"/>
+            <w:tabs>
+              <w:tab w:val="right" w:leader="dot" w:pos="9016"/>
+            </w:tabs>
+            <w:rPr>
+              <w:noProof/>
+              <w:lang w:val="cs-CZ" w:eastAsia="cs-CZ"/>
+            </w:rPr>
+          </w:pPr>
+          <w:hyperlink w:anchor="_Toc228767685" w:history="1">
+            <w:r>
+              <w:rPr>
+                <w:rStyle w:val="Hyperlink"/>
+                <w:noProof/>
+                <w:lang w:val="en-GB"/>
+              </w:rPr>
+              <w:t>UserToken</w:t>
+            </w:r>
+            <w:r>
+              <w:rPr>
+                <w:noProof/>
+                <w:webHidden/>
+              </w:rPr>
+              <w:tab/>
+            </w:r>
+            <w:r>
+              <w:rPr>
+                <w:noProof/>
+                <w:webHidden/>
+              </w:rPr>
+              <w:fldChar w:fldCharType="begin"/>
+            </w:r>
+            <w:r>
+              <w:rPr>
+                <w:noProof/>
+                <w:webHidden/>
+              </w:rPr>
+              <w:instrText xml:space="preserve"> PAGEREF _Toc228767685 \h </w:instrText>
+            </w:r>
+            <w:r>
+              <w:rPr>
+                <w:noProof/>
+                <w:webHidden/>
+              </w:rPr>
+            </w:r>
+            <w:r>
+              <w:rPr>
+                <w:noProof/>
+                <w:webHidden/>
+              </w:rPr>
+              <w:fldChar w:fldCharType="separate"/>
+            </w:r>
+            <w:r>
+              <w:rPr>
+                <w:noProof/>
+                <w:webHidden/>
+              </w:rPr>
+              <w:t>17</w:t>
+            </w:r>
+            <w:r>
+              <w:rPr>
+                <w:noProof/>
+                <w:webHidden/>
+              </w:rPr>
+              <w:fldChar w:fldCharType="end"/>
+            </w:r>
+          </w:hyperlink>
+        </w:p>
+        <w:p>
+          <w:pPr>
+            <w:pStyle w:val="TOC2"/>
+            <w:tabs>
+              <w:tab w:val="right" w:leader="dot" w:pos="9016"/>
+            </w:tabs>
+            <w:rPr>
+              <w:noProof/>
+              <w:lang w:val="cs-CZ" w:eastAsia="cs-CZ"/>
+            </w:rPr>
+          </w:pPr>
+          <w:hyperlink w:anchor="_Toc228767686" w:history="1">
+            <w:r>
+              <w:rPr>
+                <w:rStyle w:val="Hyperlink"/>
+                <w:noProof/>
+                <w:lang w:val="en-GB"/>
+              </w:rPr>
+              <w:t>Repositories</w:t>
+            </w:r>
+            <w:r>
+              <w:rPr>
+                <w:noProof/>
+                <w:webHidden/>
+              </w:rPr>
+              <w:tab/>
+            </w:r>
+            <w:r>
+              <w:rPr>
+                <w:noProof/>
+                <w:webHidden/>
+              </w:rPr>
+              <w:fldChar w:fldCharType="begin"/>
+            </w:r>
+            <w:r>
+              <w:rPr>
+                <w:noProof/>
+                <w:webHidden/>
+              </w:rPr>
+              <w:instrText xml:space="preserve"> PAGEREF _Toc228767686 \h </w:instrText>
+            </w:r>
+            <w:r>
+              <w:rPr>
+                <w:noProof/>
+                <w:webHidden/>
+              </w:rPr>
+            </w:r>
+            <w:r>
+              <w:rPr>
+                <w:noProof/>
+                <w:webHidden/>
+              </w:rPr>
+              <w:fldChar w:fldCharType="separate"/>
+            </w:r>
+            <w:r>
+              <w:rPr>
+                <w:noProof/>
+                <w:webHidden/>
+              </w:rPr>
+              <w:t>18</w:t>
+            </w:r>
+            <w:r>
+              <w:rPr>
+                <w:noProof/>
+                <w:webHidden/>
+              </w:rPr>
+              <w:fldChar w:fldCharType="end"/>
+            </w:r>
+          </w:hyperlink>
+        </w:p>
+        <w:p>
+          <w:pPr>
+            <w:pStyle w:val="TOC3"/>
+            <w:tabs>
+              <w:tab w:val="right" w:leader="dot" w:pos="9016"/>
+            </w:tabs>
+            <w:rPr>
+              <w:noProof/>
+              <w:lang w:val="cs-CZ" w:eastAsia="cs-CZ"/>
+            </w:rPr>
+          </w:pPr>
+          <w:hyperlink w:anchor="_Toc228767687" w:history="1">
+            <w:r>
+              <w:rPr>
+                <w:rStyle w:val="Hyperlink"/>
+                <w:noProof/>
+                <w:lang w:val="en-GB"/>
+              </w:rPr>
+              <w:t>AppUserRepository</w:t>
+            </w:r>
+            <w:r>
+              <w:rPr>
+                <w:noProof/>
+                <w:webHidden/>
+              </w:rPr>
+              <w:tab/>
+            </w:r>
+            <w:r>
+              <w:rPr>
+                <w:noProof/>
+                <w:webHidden/>
+              </w:rPr>
+              <w:fldChar w:fldCharType="begin"/>
+            </w:r>
+            <w:r>
+              <w:rPr>
+                <w:noProof/>
+                <w:webHidden/>
+              </w:rPr>
+              <w:instrText xml:space="preserve"> PAGEREF _Toc228767687 \h </w:instrText>
+            </w:r>
+            <w:r>
+              <w:rPr>
+                <w:noProof/>
+                <w:webHidden/>
+              </w:rPr>
+            </w:r>
+            <w:r>
+              <w:rPr>
+                <w:noProof/>
+                <w:webHidden/>
+              </w:rPr>
+              <w:fldChar w:fldCharType="separate"/>
+            </w:r>
+            <w:r>
+              <w:rPr>
+                <w:noProof/>
+                <w:webHidden/>
+              </w:rPr>
+              <w:t>18</w:t>
+            </w:r>
+            <w:r>
+              <w:rPr>
+                <w:noProof/>
+                <w:webHidden/>
+              </w:rPr>
+              <w:fldChar w:fldCharType="end"/>
+            </w:r>
+          </w:hyperlink>
+        </w:p>
+        <w:p>
+          <w:pPr>
+            <w:pStyle w:val="TOC3"/>
+            <w:tabs>
+              <w:tab w:val="right" w:leader="dot" w:pos="9016"/>
+            </w:tabs>
+            <w:rPr>
+              <w:noProof/>
+              <w:lang w:val="cs-CZ" w:eastAsia="cs-CZ"/>
+            </w:rPr>
+          </w:pPr>
+          <w:hyperlink w:anchor="_Toc228767688" w:history="1">
+            <w:r>
+              <w:rPr>
+                <w:rStyle w:val="Hyperlink"/>
+                <w:noProof/>
+                <w:lang w:val="en-GB"/>
+              </w:rPr>
+              <w:t>BookRepository</w:t>
+            </w:r>
+            <w:r>
+              <w:rPr>
+                <w:noProof/>
+                <w:webHidden/>
+              </w:rPr>
+              <w:tab/>
+            </w:r>
+            <w:r>
+              <w:rPr>
+                <w:noProof/>
+                <w:webHidden/>
+              </w:rPr>
+              <w:fldChar w:fldCharType="begin"/>
+            </w:r>
+            <w:r>
+              <w:rPr>
+                <w:noProof/>
+                <w:webHidden/>
+              </w:rPr>
+              <w:instrText xml:space="preserve"> PAGEREF _Toc228767688 \h </w:instrText>
+            </w:r>
+            <w:r>
+              <w:rPr>
+                <w:noProof/>
+                <w:webHidden/>
+              </w:rPr>
+            </w:r>
+            <w:r>
+              <w:rPr>
+                <w:noProof/>
+                <w:webHidden/>
+              </w:rPr>
+              <w:fldChar w:fldCharType="separate"/>
+            </w:r>
+            <w:r>
+              <w:rPr>
+                <w:noProof/>
+                <w:webHidden/>
+              </w:rPr>
+              <w:t>18</w:t>
+            </w:r>
+            <w:r>
+              <w:rPr>
+                <w:noProof/>
+                <w:webHidden/>
+              </w:rPr>
+              <w:fldChar w:fldCharType="end"/>
+            </w:r>
+          </w:hyperlink>
+        </w:p>
+        <w:p>
+          <w:pPr>
+            <w:pStyle w:val="TOC3"/>
+            <w:tabs>
+              <w:tab w:val="right" w:leader="dot" w:pos="9016"/>
+            </w:tabs>
+            <w:rPr>
+              <w:noProof/>
+              <w:lang w:val="cs-CZ" w:eastAsia="cs-CZ"/>
+            </w:rPr>
+          </w:pPr>
+          <w:hyperlink w:anchor="_Toc228767689" w:history="1">
+            <w:r>
+              <w:rPr>
+                <w:rStyle w:val="Hyperlink"/>
+                <w:noProof/>
+                <w:lang w:val="en-GB"/>
+              </w:rPr>
+              <w:t>BorrowingRepository</w:t>
+            </w:r>
+            <w:r>
+              <w:rPr>
+                <w:noProof/>
+                <w:webHidden/>
+              </w:rPr>
+              <w:tab/>
+            </w:r>
+            <w:r>
+              <w:rPr>
+                <w:noProof/>
+                <w:webHidden/>
+              </w:rPr>
+              <w:fldChar w:fldCharType="begin"/>
+            </w:r>
+            <w:r>
+              <w:rPr>
+                <w:noProof/>
+                <w:webHidden/>
+              </w:rPr>
+              <w:instrText xml:space="preserve"> PAGEREF _Toc228767689 \h </w:instrText>
+            </w:r>
+            <w:r>
+              <w:rPr>
+                <w:noProof/>
+                <w:webHidden/>
+              </w:rPr>
+            </w:r>
+            <w:r>
+              <w:rPr>
+                <w:noProof/>
+                <w:webHidden/>
+              </w:rPr>
+              <w:fldChar w:fldCharType="separate"/>
+            </w:r>
+            <w:r>
+              <w:rPr>
+                <w:noProof/>
+                <w:webHidden/>
+              </w:rPr>
+              <w:t>18</w:t>
+            </w:r>
+            <w:r>
+              <w:rPr>
+                <w:noProof/>
+                <w:webHidden/>
+              </w:rPr>
+              <w:fldChar w:fldCharType="end"/>
+            </w:r>
+          </w:hyperlink>
+        </w:p>
+        <w:p>
+          <w:pPr>
+            <w:pStyle w:val="TOC2"/>
+            <w:tabs>
+              <w:tab w:val="right" w:leader="dot" w:pos="9016"/>
+            </w:tabs>
+            <w:rPr>
+              <w:noProof/>
+              <w:lang w:val="cs-CZ" w:eastAsia="cs-CZ"/>
+            </w:rPr>
+          </w:pPr>
+          <w:hyperlink w:anchor="_Toc228767690" w:history="1">
+            <w:r>
+              <w:rPr>
+                <w:rStyle w:val="Hyperlink"/>
+                <w:noProof/>
+                <w:lang w:val="en-GB"/>
+              </w:rPr>
+              <w:t>Service layer</w:t>
+            </w:r>
+            <w:r>
+              <w:rPr>
+                <w:noProof/>
+                <w:webHidden/>
+              </w:rPr>
+              <w:tab/>
+            </w:r>
+            <w:r>
+              <w:rPr>
+                <w:noProof/>
+                <w:webHidden/>
+              </w:rPr>
+              <w:fldChar w:fldCharType="begin"/>
+            </w:r>
+            <w:r>
+              <w:rPr>
+                <w:noProof/>
+                <w:webHidden/>
+              </w:rPr>
+              <w:instrText xml:space="preserve"> PAGEREF _Toc228767690 \h </w:instrText>
+            </w:r>
+            <w:r>
+              <w:rPr>
+                <w:noProof/>
+                <w:webHidden/>
+              </w:rPr>
+            </w:r>
+            <w:r>
+              <w:rPr>
+                <w:noProof/>
+                <w:webHidden/>
+              </w:rPr>
+              <w:fldChar w:fldCharType="separate"/>
+            </w:r>
+            <w:r>
+              <w:rPr>
+                <w:noProof/>
+                <w:webHidden/>
+              </w:rPr>
+              <w:t>18</w:t>
+            </w:r>
+            <w:r>
+              <w:rPr>
+                <w:noProof/>
+                <w:webHidden/>
+              </w:rPr>
+              <w:fldChar w:fldCharType="end"/>
+            </w:r>
+          </w:hyperlink>
+        </w:p>
+        <w:p>
+          <w:pPr>
+            <w:pStyle w:val="TOC3"/>
+            <w:tabs>
+              <w:tab w:val="right" w:leader="dot" w:pos="9016"/>
+            </w:tabs>
+            <w:rPr>
+              <w:noProof/>
+              <w:lang w:val="cs-CZ" w:eastAsia="cs-CZ"/>
+            </w:rPr>
+          </w:pPr>
+          <w:hyperlink w:anchor="_Toc228767691" w:history="1">
+            <w:r>
+              <w:rPr>
+                <w:rStyle w:val="Hyperlink"/>
+                <w:noProof/>
+                <w:lang w:val="en-GB"/>
+              </w:rPr>
+              <w:t>UserService</w:t>
+            </w:r>
+            <w:r>
+              <w:rPr>
+                <w:noProof/>
+                <w:webHidden/>
+              </w:rPr>
+              <w:tab/>
+            </w:r>
+            <w:r>
+              <w:rPr>
+                <w:noProof/>
+                <w:webHidden/>
+              </w:rPr>
+              <w:fldChar w:fldCharType="begin"/>
+            </w:r>
+            <w:r>
+              <w:rPr>
+                <w:noProof/>
+                <w:webHidden/>
+              </w:rPr>
+              <w:instrText xml:space="preserve"> PAGEREF _Toc228767691 \h </w:instrText>
+            </w:r>
+            <w:r>
+              <w:rPr>
+                <w:noProof/>
+                <w:webHidden/>
+              </w:rPr>
+            </w:r>
+            <w:r>
+              <w:rPr>
+                <w:noProof/>
+                <w:webHidden/>
+              </w:rPr>
+              <w:fldChar w:fldCharType="separate"/>
+            </w:r>
+            <w:r>
+              <w:rPr>
+                <w:noProof/>
+                <w:webHidden/>
+              </w:rPr>
+              <w:t>18</w:t>
+            </w:r>
+            <w:r>
+              <w:rPr>
+                <w:noProof/>
+                <w:webHidden/>
+              </w:rPr>
+              <w:fldChar w:fldCharType="end"/>
+            </w:r>
+          </w:hyperlink>
+        </w:p>
+        <w:p>
+          <w:pPr>
+            <w:pStyle w:val="TOC3"/>
+            <w:tabs>
+              <w:tab w:val="right" w:leader="dot" w:pos="9016"/>
+            </w:tabs>
+            <w:rPr>
+              <w:noProof/>
+              <w:lang w:val="cs-CZ" w:eastAsia="cs-CZ"/>
+            </w:rPr>
+          </w:pPr>
+          <w:hyperlink w:anchor="_Toc228767692" w:history="1">
+            <w:r>
+              <w:rPr>
+                <w:rStyle w:val="Hyperlink"/>
+                <w:noProof/>
+                <w:lang w:val="en-GB"/>
+              </w:rPr>
+              <w:t>BookService</w:t>
+            </w:r>
+            <w:r>
+              <w:rPr>
+                <w:noProof/>
+                <w:webHidden/>
+              </w:rPr>
+              <w:tab/>
+            </w:r>
+            <w:r>
+              <w:rPr>
+                <w:noProof/>
+                <w:webHidden/>
+              </w:rPr>
+              <w:fldChar w:fldCharType="begin"/>
+            </w:r>
+            <w:r>
+              <w:rPr>
+                <w:noProof/>
+                <w:webHidden/>
+              </w:rPr>
+              <w:instrText xml:space="preserve"> PAGEREF _Toc228767692 \h </w:instrText>
+            </w:r>
+            <w:r>
+              <w:rPr>
+                <w:noProof/>
+                <w:webHidden/>
+              </w:rPr>
+            </w:r>
+            <w:r>
+              <w:rPr>
+                <w:noProof/>
+                <w:webHidden/>
+              </w:rPr>
+              <w:fldChar w:fldCharType="separate"/>
+            </w:r>
+            <w:r>
+              <w:rPr>
+                <w:noProof/>
+                <w:webHidden/>
+              </w:rPr>
+              <w:t>19</w:t>
+            </w:r>
+            <w:r>
+              <w:rPr>
+                <w:noProof/>
+                <w:webHidden/>
+              </w:rPr>
+              <w:fldChar w:fldCharType="end"/>
+            </w:r>
+          </w:hyperlink>
+        </w:p>
+        <w:p>
+          <w:pPr>
+            <w:pStyle w:val="TOC2"/>
+            <w:tabs>
+              <w:tab w:val="right" w:leader="dot" w:pos="9016"/>
+            </w:tabs>
+            <w:rPr>
+              <w:noProof/>
+              <w:lang w:val="cs-CZ" w:eastAsia="cs-CZ"/>
+            </w:rPr>
+          </w:pPr>
+          <w:hyperlink w:anchor="_Toc228767693" w:history="1">
+            <w:r>
+              <w:rPr>
+                <w:rStyle w:val="Hyperlink"/>
+                <w:noProof/>
+                <w:lang w:val="en-GB"/>
+              </w:rPr>
+              <w:t>BorrowingService</w:t>
+            </w:r>
+            <w:r>
+              <w:rPr>
+                <w:noProof/>
+                <w:webHidden/>
+              </w:rPr>
+              <w:tab/>
+            </w:r>
+            <w:r>
+              <w:rPr>
+                <w:noProof/>
+                <w:webHidden/>
+              </w:rPr>
+              <w:fldChar w:fldCharType="begin"/>
+            </w:r>
+            <w:r>
+              <w:rPr>
+                <w:noProof/>
+                <w:webHidden/>
+              </w:rPr>
+              <w:instrText xml:space="preserve"> PAGEREF _Toc228767693 \h </w:instrText>
+            </w:r>
+            <w:r>
+              <w:rPr>
+                <w:noProof/>
+                <w:webHidden/>
+              </w:rPr>
+            </w:r>
+            <w:r>
+              <w:rPr>
+                <w:noProof/>
+                <w:webHidden/>
+              </w:rPr>
+              <w:fldChar w:fldCharType="separate"/>
+            </w:r>
+            <w:r>
+              <w:rPr>
+                <w:noProof/>
+                <w:webHidden/>
+              </w:rPr>
+              <w:t>20</w:t>
+            </w:r>
+            <w:r>
+              <w:rPr>
+                <w:noProof/>
+                <w:webHidden/>
+              </w:rPr>
+              <w:fldChar w:fldCharType="end"/>
+            </w:r>
+          </w:hyperlink>
+        </w:p>
+        <w:p>
+          <w:pPr>
+            <w:pStyle w:val="TOC2"/>
+            <w:tabs>
+              <w:tab w:val="right" w:leader="dot" w:pos="9016"/>
+            </w:tabs>
+            <w:rPr>
+              <w:noProof/>
+              <w:lang w:val="cs-CZ" w:eastAsia="cs-CZ"/>
+            </w:rPr>
+          </w:pPr>
+          <w:hyperlink w:anchor="_Toc228767694" w:history="1">
+            <w:r>
+              <w:rPr>
+                <w:rStyle w:val="Hyperlink"/>
+                <w:noProof/>
+                <w:lang w:val="en-GB"/>
+              </w:rPr>
+              <w:t>Controllers</w:t>
+            </w:r>
+            <w:r>
+              <w:rPr>
+                <w:noProof/>
+                <w:webHidden/>
+              </w:rPr>
+              <w:tab/>
+            </w:r>
+            <w:r>
+              <w:rPr>
+                <w:noProof/>
+                <w:webHidden/>
+              </w:rPr>
+              <w:fldChar w:fldCharType="begin"/>
+            </w:r>
+            <w:r>
+              <w:rPr>
+                <w:noProof/>
+                <w:webHidden/>
+              </w:rPr>
+              <w:instrText xml:space="preserve"> PAGEREF _Toc228767694 \h </w:instrText>
+            </w:r>
+            <w:r>
+              <w:rPr>
+                <w:noProof/>
+                <w:webHidden/>
+              </w:rPr>
+            </w:r>
+            <w:r>
+              <w:rPr>
+                <w:noProof/>
+                <w:webHidden/>
+              </w:rPr>
+              <w:fldChar w:fldCharType="separate"/>
+            </w:r>
+            <w:r>
+              <w:rPr>
+                <w:noProof/>
+                <w:webHidden/>
+              </w:rPr>
+              <w:t>20</w:t>
+            </w:r>
+            <w:r>
+              <w:rPr>
+                <w:noProof/>
+                <w:webHidden/>
+              </w:rPr>
+              <w:fldChar w:fldCharType="end"/>
+            </w:r>
+          </w:hyperlink>
+        </w:p>
+        <w:p>
+          <w:pPr>
+            <w:pStyle w:val="TOC3"/>
+            <w:tabs>
+              <w:tab w:val="right" w:leader="dot" w:pos="9016"/>
+            </w:tabs>
+            <w:rPr>
+              <w:noProof/>
+              <w:lang w:val="cs-CZ" w:eastAsia="cs-CZ"/>
+            </w:rPr>
+          </w:pPr>
+          <w:hyperlink w:anchor="_Toc228767695" w:history="1">
+            <w:r>
+              <w:rPr>
+                <w:rStyle w:val="Hyperlink"/>
+                <w:noProof/>
+                <w:lang w:val="en-GB"/>
+              </w:rPr>
+              <w:t>AuthController</w:t>
+            </w:r>
+            <w:r>
+              <w:rPr>
+                <w:noProof/>
+                <w:webHidden/>
+              </w:rPr>
+              <w:tab/>
+            </w:r>
+            <w:r>
+              <w:rPr>
+                <w:noProof/>
+                <w:webHidden/>
+              </w:rPr>
+              <w:fldChar w:fldCharType="begin"/>
+            </w:r>
+            <w:r>
+              <w:rPr>
+                <w:noProof/>
+                <w:webHidden/>
+              </w:rPr>
+              <w:instrText xml:space="preserve"> PAGEREF _Toc228767695 \h </w:instrText>
+            </w:r>
+            <w:r>
+              <w:rPr>
+                <w:noProof/>
+                <w:webHidden/>
+              </w:rPr>
+            </w:r>
+            <w:r>
+              <w:rPr>
+                <w:noProof/>
+                <w:webHidden/>
+              </w:rPr>
+              <w:fldChar w:fldCharType="separate"/>
+            </w:r>
+            <w:r>
+              <w:rPr>
+                <w:noProof/>
+                <w:webHidden/>
+              </w:rPr>
+              <w:t>20</w:t>
+            </w:r>
+            <w:r>
+              <w:rPr>
+                <w:noProof/>
+                <w:webHidden/>
+              </w:rPr>
+              <w:fldChar w:fldCharType="end"/>
+            </w:r>
+          </w:hyperlink>
+        </w:p>
+        <w:p>
+          <w:pPr>
+            <w:pStyle w:val="TOC3"/>
+            <w:tabs>
+              <w:tab w:val="right" w:leader="dot" w:pos="9016"/>
+            </w:tabs>
+            <w:rPr>
+              <w:noProof/>
+              <w:lang w:val="cs-CZ" w:eastAsia="cs-CZ"/>
+            </w:rPr>
+          </w:pPr>
+          <w:hyperlink w:anchor="_Toc228767696" w:history="1">
+            <w:r>
+              <w:rPr>
+                <w:rStyle w:val="Hyperlink"/>
+                <w:noProof/>
+                <w:lang w:val="en-GB"/>
+              </w:rPr>
+              <w:t>BookController</w:t>
+            </w:r>
+            <w:r>
+              <w:rPr>
+                <w:noProof/>
+                <w:webHidden/>
+              </w:rPr>
+              <w:tab/>
+            </w:r>
+            <w:r>
+              <w:rPr>
+                <w:noProof/>
+                <w:webHidden/>
+              </w:rPr>
+              <w:fldChar w:fldCharType="begin"/>
+            </w:r>
+            <w:r>
+              <w:rPr>
+                <w:noProof/>
+                <w:webHidden/>
+              </w:rPr>
+              <w:instrText xml:space="preserve"> PAGEREF _Toc228767696 \h </w:instrText>
+            </w:r>
+            <w:r>
+              <w:rPr>
+                <w:noProof/>
+                <w:webHidden/>
+              </w:rPr>
+            </w:r>
+            <w:r>
+              <w:rPr>
+                <w:noProof/>
+                <w:webHidden/>
+              </w:rPr>
+              <w:fldChar w:fldCharType="separate"/>
+            </w:r>
+            <w:r>
+              <w:rPr>
+                <w:noProof/>
+                <w:webHidden/>
+              </w:rPr>
+              <w:t>21</w:t>
+            </w:r>
+            <w:r>
+              <w:rPr>
+                <w:noProof/>
+                <w:webHidden/>
+              </w:rPr>
+              <w:fldChar w:fldCharType="end"/>
+            </w:r>
+          </w:hyperlink>
+        </w:p>
+        <w:p>
+          <w:pPr>
+            <w:pStyle w:val="TOC3"/>
+            <w:tabs>
+              <w:tab w:val="right" w:leader="dot" w:pos="9016"/>
+            </w:tabs>
+            <w:rPr>
+              <w:noProof/>
+              <w:lang w:val="cs-CZ" w:eastAsia="cs-CZ"/>
+            </w:rPr>
+          </w:pPr>
+          <w:hyperlink w:anchor="_Toc228767697" w:history="1">
+            <w:r>
+              <w:rPr>
+                <w:rStyle w:val="Hyperlink"/>
+                <w:noProof/>
+                <w:lang w:val="en-GB"/>
+              </w:rPr>
+              <w:t>DashboardController</w:t>
+            </w:r>
+            <w:r>
+              <w:rPr>
+                <w:noProof/>
+                <w:webHidden/>
+              </w:rPr>
+              <w:tab/>
+            </w:r>
+            <w:r>
+              <w:rPr>
+                <w:noProof/>
+                <w:webHidden/>
+              </w:rPr>
+              <w:fldChar w:fldCharType="begin"/>
+            </w:r>
+            <w:r>
+              <w:rPr>
+                <w:noProof/>
+                <w:webHidden/>
+              </w:rPr>
+              <w:instrText xml:space="preserve"> PAGEREF _Toc228767697 \h </w:instrText>
+            </w:r>
+            <w:r>
+              <w:rPr>
+                <w:noProof/>
+                <w:webHidden/>
+              </w:rPr>
+            </w:r>
+            <w:r>
+              <w:rPr>
+                <w:noProof/>
+                <w:webHidden/>
+              </w:rPr>
+              <w:fldChar w:fldCharType="separate"/>
+            </w:r>
+            <w:r>
+              <w:rPr>
+                <w:noProof/>
+                <w:webHidden/>
+              </w:rPr>
+              <w:t>21</w:t>
+            </w:r>
+            <w:r>
+              <w:rPr>
+                <w:noProof/>
+                <w:webHidden/>
+              </w:rPr>
+              <w:fldChar w:fldCharType="end"/>
+            </w:r>
+          </w:hyperlink>
+        </w:p>
+        <w:p>
+          <w:pPr>
+            <w:pStyle w:val="TOC2"/>
+            <w:tabs>
+              <w:tab w:val="right" w:leader="dot" w:pos="9016"/>
+            </w:tabs>
+            <w:rPr>
+              <w:noProof/>
+              <w:lang w:val="cs-CZ" w:eastAsia="cs-CZ"/>
+            </w:rPr>
+          </w:pPr>
+          <w:hyperlink w:anchor="_Toc228767698" w:history="1">
+            <w:r>
+              <w:rPr>
+                <w:rStyle w:val="Hyperlink"/>
+                <w:noProof/>
+                <w:lang w:val="en-GB"/>
+              </w:rPr>
+              <w:t>Configuration</w:t>
+            </w:r>
+            <w:r>
+              <w:rPr>
+                <w:noProof/>
+                <w:webHidden/>
+              </w:rPr>
+              <w:tab/>
+            </w:r>
+            <w:r>
+              <w:rPr>
+                <w:noProof/>
+                <w:webHidden/>
+              </w:rPr>
+              <w:fldChar w:fldCharType="begin"/>
+            </w:r>
+            <w:r>
+              <w:rPr>
+                <w:noProof/>
+                <w:webHidden/>
+              </w:rPr>
+              <w:instrText xml:space="preserve"> PAGEREF _Toc228767698 \h </w:instrText>
+            </w:r>
+            <w:r>
+              <w:rPr>
+                <w:noProof/>
+                <w:webHidden/>
+              </w:rPr>
+            </w:r>
+            <w:r>
+              <w:rPr>
+                <w:noProof/>
+                <w:webHidden/>
+              </w:rPr>
+              <w:fldChar w:fldCharType="separate"/>
+            </w:r>
+            <w:r>
+              <w:rPr>
+                <w:noProof/>
+                <w:webHidden/>
+              </w:rPr>
+              <w:t>21</w:t>
+            </w:r>
+            <w:r>
+              <w:rPr>
+                <w:noProof/>
+                <w:webHidden/>
+              </w:rPr>
+              <w:fldChar w:fldCharType="end"/>
+            </w:r>
+          </w:hyperlink>
+        </w:p>
+        <w:p>
+          <w:pPr>
+            <w:pStyle w:val="TOC3"/>
+            <w:tabs>
+              <w:tab w:val="right" w:leader="dot" w:pos="9016"/>
+            </w:tabs>
+            <w:rPr>
+              <w:noProof/>
+              <w:lang w:val="cs-CZ" w:eastAsia="cs-CZ"/>
+            </w:rPr>
+          </w:pPr>
+          <w:hyperlink w:anchor="_Toc228767699" w:history="1">
+            <w:r>
+              <w:rPr>
+                <w:rStyle w:val="Hyperlink"/>
+                <w:noProof/>
+                <w:lang w:val="en-GB"/>
+              </w:rPr>
+              <w:t>WebSecurityConfig</w:t>
+            </w:r>
+            <w:r>
+              <w:rPr>
+                <w:noProof/>
+                <w:webHidden/>
+              </w:rPr>
+              <w:tab/>
+            </w:r>
+            <w:r>
+              <w:rPr>
+                <w:noProof/>
+                <w:webHidden/>
+              </w:rPr>
+              <w:fldChar w:fldCharType="begin"/>
+            </w:r>
+            <w:r>
+              <w:rPr>
+                <w:noProof/>
+                <w:webHidden/>
+              </w:rPr>
+              <w:instrText xml:space="preserve"> PAGEREF _Toc228767699 \h </w:instrText>
+            </w:r>
+            <w:r>
+              <w:rPr>
+                <w:noProof/>
+                <w:webHidden/>
+              </w:rPr>
+            </w:r>
+            <w:r>
+              <w:rPr>
+                <w:noProof/>
+                <w:webHidden/>
+              </w:rPr>
+              <w:fldChar w:fldCharType="separate"/>
+            </w:r>
+            <w:r>
+              <w:rPr>
+                <w:noProof/>
+                <w:webHidden/>
+              </w:rPr>
+              <w:t>21</w:t>
+            </w:r>
+            <w:r>
+              <w:rPr>
+                <w:noProof/>
+                <w:webHidden/>
+              </w:rPr>
+              <w:fldChar w:fldCharType="end"/>
+            </w:r>
+          </w:hyperlink>
+        </w:p>
+        <w:p>
+          <w:r>
+            <w:rPr>
+              <w:b/>
+              <w:bCs/>
+              <w:noProof/>
+            </w:rPr>
+            <w:fldChar w:fldCharType="end"/>
+          </w:r>
+        </w:p>
+      </w:sdtContent>
+    </w:sdt>
+    <w:p>
+      <w:pPr>
+        <w:rPr>
+          <w:lang w:val="cs-CZ"/>
+        </w:rPr>
+      </w:pPr>
+      <w:r>
+        <w:rPr>
+          <w:lang w:val="cs-CZ"/>
+        </w:rPr>
+        <w:br w:type="page"/>
+      </w:r>
+    </w:p>
     <w:p>
       <w:pPr>
         <w:pStyle w:val="Heading1"/>
         <w:widowControl w:val="0"/>
       </w:pPr>
+      <w:bookmarkStart w:id="0" w:name="_Toc228767656"/>
       <w:proofErr w:type="spellStart"/>
       <w:r>
         <w:rPr>
           <w:lang w:val="cs-CZ"/>
         </w:rPr>
+        <w:lastRenderedPageBreak/>
         <w:t>Frontend</w:t>
       </w:r>
+      <w:bookmarkEnd w:id="0"/>
       <w:proofErr w:type="spellEnd"/>
       <w:r>
         <w:br/>
@@ -40,6 +3175,7 @@
           <w:lang w:val="cs-CZ"/>
         </w:rPr>
       </w:pPr>
+      <w:bookmarkStart w:id="1" w:name="_Toc228767657"/>
       <w:proofErr w:type="spellStart"/>
       <w:r>
         <w:rPr>
@@ -47,6 +3183,7 @@
         </w:rPr>
         <w:t>Introduction</w:t>
       </w:r>
+      <w:bookmarkEnd w:id="1"/>
       <w:proofErr w:type="spellEnd"/>
     </w:p>
     <w:p>
@@ -98,9 +3235,11 @@
         <w:pStyle w:val="Heading2"/>
         <w:widowControl w:val="0"/>
       </w:pPr>
+      <w:bookmarkStart w:id="2" w:name="_Toc228767658"/>
       <w:r>
         <w:t>System Overview</w:t>
       </w:r>
+      <w:bookmarkEnd w:id="2"/>
     </w:p>
     <w:p>
       <w:pPr>
@@ -403,9 +3542,11 @@
         <w:pStyle w:val="Heading2"/>
         <w:widowControl w:val="0"/>
       </w:pPr>
+      <w:bookmarkStart w:id="3" w:name="_Toc228767659"/>
       <w:r>
         <w:t>Architecture</w:t>
       </w:r>
+      <w:bookmarkEnd w:id="3"/>
     </w:p>
     <w:p>
       <w:pPr>
@@ -1440,7 +4581,6 @@
           <w:sz w:val="22"/>
           <w:szCs w:val="22"/>
         </w:rPr>
-        <w:lastRenderedPageBreak/>
         <w:t>│</w:t>
       </w:r>
       <w:r>
@@ -1541,6 +4681,7 @@
           <w:sz w:val="22"/>
           <w:szCs w:val="22"/>
         </w:rPr>
+        <w:lastRenderedPageBreak/>
         <w:t>├</w:t>
       </w:r>
       <w:r>
@@ -1665,18 +4806,22 @@
         <w:pStyle w:val="Heading2"/>
         <w:widowControl w:val="0"/>
       </w:pPr>
+      <w:bookmarkStart w:id="4" w:name="_Toc228767660"/>
       <w:r>
         <w:t>Components Description</w:t>
       </w:r>
+      <w:bookmarkEnd w:id="4"/>
     </w:p>
     <w:p>
       <w:pPr>
         <w:pStyle w:val="Heading3"/>
         <w:widowControl w:val="0"/>
       </w:pPr>
+      <w:bookmarkStart w:id="5" w:name="_Toc228767661"/>
       <w:r>
         <w:t>BookCard.jsx</w:t>
       </w:r>
+      <w:bookmarkEnd w:id="5"/>
     </w:p>
     <w:p>
       <w:pPr>
@@ -1711,9 +4856,11 @@
         <w:pStyle w:val="Heading3"/>
         <w:widowControl w:val="0"/>
       </w:pPr>
+      <w:bookmarkStart w:id="6" w:name="_Toc228767662"/>
       <w:r>
         <w:t>Catalog.jsx</w:t>
       </w:r>
+      <w:bookmarkEnd w:id="6"/>
     </w:p>
     <w:p>
       <w:pPr>
@@ -1748,9 +4895,11 @@
         <w:pStyle w:val="Heading3"/>
         <w:widowControl w:val="0"/>
       </w:pPr>
+      <w:bookmarkStart w:id="7" w:name="_Toc228767663"/>
       <w:r>
         <w:t>Dashboard.jsx</w:t>
       </w:r>
+      <w:bookmarkEnd w:id="7"/>
     </w:p>
     <w:p>
       <w:pPr>
@@ -1785,9 +4934,11 @@
         <w:pStyle w:val="Heading3"/>
         <w:widowControl w:val="0"/>
       </w:pPr>
+      <w:bookmarkStart w:id="8" w:name="_Toc228767664"/>
       <w:r>
         <w:t>Layout.jsx</w:t>
       </w:r>
+      <w:bookmarkEnd w:id="8"/>
     </w:p>
     <w:p>
       <w:pPr>
@@ -1822,9 +4973,11 @@
         <w:pStyle w:val="Heading3"/>
         <w:widowControl w:val="0"/>
       </w:pPr>
+      <w:bookmarkStart w:id="9" w:name="_Toc228767665"/>
       <w:r>
         <w:t>ProtectedRoute.jsx</w:t>
       </w:r>
+      <w:bookmarkEnd w:id="9"/>
     </w:p>
     <w:p>
       <w:pPr>
@@ -1851,6 +5004,18 @@
           <w:rFonts w:ascii="Apple Braille" w:hAnsi="Apple Braille"/>
         </w:rPr>
       </w:pPr>
+      <w:r>
+        <w:rPr>
+          <w:rFonts w:ascii="Apple Braille" w:hAnsi="Apple Braille"/>
+        </w:rPr>
+        <w:br/>
+      </w:r>
+      <w:r>
+        <w:rPr>
+          <w:rFonts w:ascii="Apple Braille" w:hAnsi="Apple Braille"/>
+        </w:rPr>
+        <w:br/>
+      </w:r>
       <w:r>
         <w:rPr>
           <w:rFonts w:ascii="Apple Braille" w:hAnsi="Apple Braille"/>
@@ -1900,26 +5065,16 @@
         </w:rPr>
         <w:br/>
       </w:r>
-      <w:r>
-        <w:rPr>
-          <w:rFonts w:ascii="Apple Braille" w:hAnsi="Apple Braille"/>
-        </w:rPr>
-        <w:br/>
-      </w:r>
-      <w:r>
-        <w:rPr>
-          <w:rFonts w:ascii="Apple Braille" w:hAnsi="Apple Braille"/>
-        </w:rPr>
-        <w:br/>
-      </w:r>
     </w:p>
     <w:p>
       <w:pPr>
         <w:pStyle w:val="Heading2"/>
       </w:pPr>
+      <w:bookmarkStart w:id="10" w:name="_Toc228767666"/>
       <w:r>
         <w:t>Data Flow</w:t>
       </w:r>
+      <w:bookmarkEnd w:id="10"/>
     </w:p>
     <w:p>
       <w:pPr>
@@ -2538,7 +5693,6 @@
           <w:sz w:val="28"/>
           <w:szCs w:val="28"/>
         </w:rPr>
-        <w:lastRenderedPageBreak/>
         <w:t xml:space="preserve">Entry point: BookCard.jsx </w:t>
       </w:r>
       <w:r>
@@ -2928,9 +6082,11 @@
       <w:pPr>
         <w:pStyle w:val="Heading2"/>
       </w:pPr>
+      <w:bookmarkStart w:id="11" w:name="_Toc228767667"/>
       <w:r>
         <w:t>Authentication Logic</w:t>
       </w:r>
+      <w:bookmarkEnd w:id="11"/>
     </w:p>
     <w:p>
       <w:pPr>
@@ -3313,9 +6469,11 @@
       <w:pPr>
         <w:pStyle w:val="Heading2"/>
       </w:pPr>
+      <w:bookmarkStart w:id="12" w:name="_Toc228767668"/>
       <w:r>
         <w:t>Diagrams</w:t>
       </w:r>
+      <w:bookmarkEnd w:id="12"/>
     </w:p>
     <w:p>
       <w:pPr>
@@ -3374,7 +6532,7 @@
                     <pic:cNvPicPr/>
                   </pic:nvPicPr>
                   <pic:blipFill>
-                    <a:blip r:embed="rId5"/>
+                    <a:blip r:embed="rId8"/>
                     <a:stretch>
                       <a:fillRect/>
                     </a:stretch>
@@ -3477,7 +6635,7 @@
                     <pic:cNvPicPr/>
                   </pic:nvPicPr>
                   <pic:blipFill>
-                    <a:blip r:embed="rId6"/>
+                    <a:blip r:embed="rId9"/>
                     <a:stretch>
                       <a:fillRect/>
                     </a:stretch>
@@ -3561,7 +6719,7 @@
                     <pic:cNvPicPr/>
                   </pic:nvPicPr>
                   <pic:blipFill>
-                    <a:blip r:embed="rId7"/>
+                    <a:blip r:embed="rId10"/>
                     <a:stretch>
                       <a:fillRect/>
                     </a:stretch>
@@ -3710,9 +6868,11 @@
       <w:pPr>
         <w:pStyle w:val="Heading2"/>
       </w:pPr>
+      <w:bookmarkStart w:id="13" w:name="_Toc228767669"/>
       <w:r>
         <w:t>SWOT Analysis</w:t>
       </w:r>
+      <w:bookmarkEnd w:id="13"/>
     </w:p>
     <w:tbl>
       <w:tblPr>
@@ -5479,9 +8639,11 @@
       <w:pPr>
         <w:pStyle w:val="Heading2"/>
       </w:pPr>
+      <w:bookmarkStart w:id="14" w:name="_Toc228767670"/>
       <w:r>
         <w:t>Future Improvements</w:t>
       </w:r>
+      <w:bookmarkEnd w:id="14"/>
     </w:p>
     <w:p>
       <w:pPr>
@@ -5796,6 +8958,7 @@
           <w:lang w:val="en-GB"/>
         </w:rPr>
       </w:pPr>
+      <w:bookmarkStart w:id="15" w:name="_Toc228767671"/>
       <w:r>
         <w:rPr>
           <w:lang w:val="en-GB"/>
@@ -5803,6 +8966,7 @@
         <w:lastRenderedPageBreak/>
         <w:t>Backend</w:t>
       </w:r>
+      <w:bookmarkEnd w:id="15"/>
     </w:p>
     <w:p>
       <w:pPr>
@@ -5812,12 +8976,14 @@
           <w:lang w:val="en-GB"/>
         </w:rPr>
       </w:pPr>
+      <w:bookmarkStart w:id="16" w:name="_Toc228767672"/>
       <w:r>
         <w:rPr>
           <w:lang w:val="en-GB"/>
         </w:rPr>
         <w:t>Diagrams</w:t>
       </w:r>
+      <w:bookmarkEnd w:id="16"/>
     </w:p>
     <w:p>
       <w:pPr>
@@ -5826,12 +8992,14 @@
           <w:lang w:val="en-GB"/>
         </w:rPr>
       </w:pPr>
+      <w:bookmarkStart w:id="17" w:name="_Toc228767673"/>
       <w:r>
         <w:rPr>
           <w:lang w:val="en-GB"/>
         </w:rPr>
         <w:t>Architecture diagram</w:t>
       </w:r>
+      <w:bookmarkEnd w:id="17"/>
     </w:p>
     <w:p>
       <w:r>
@@ -5898,12 +9066,14 @@
           <w:lang w:val="en-GB"/>
         </w:rPr>
       </w:pPr>
+      <w:bookmarkStart w:id="18" w:name="_Toc228767674"/>
       <w:r>
         <w:rPr>
           <w:lang w:val="en-GB"/>
         </w:rPr>
         <w:t>Class Diagram</w:t>
       </w:r>
+      <w:bookmarkEnd w:id="18"/>
     </w:p>
     <w:p>
       <w:pPr>
@@ -5935,7 +9105,7 @@
                     </pic:cNvPicPr>
                   </pic:nvPicPr>
                   <pic:blipFill>
-                    <a:blip r:embed="rId8">
+                    <a:blip r:embed="rId11">
                       <a:extLst>
                         <a:ext uri="{28A0092B-C50C-407E-A947-70E740481C1C}">
                           <a14:useLocalDpi xmlns:a14="http://schemas.microsoft.com/office/drawing/2010/main" val="0"/>
@@ -5975,6 +9145,7 @@
           <w:lang w:val="en-GB"/>
         </w:rPr>
       </w:pPr>
+      <w:bookmarkStart w:id="19" w:name="_Toc228767675"/>
       <w:r>
         <w:rPr>
           <w:lang w:val="en-GB"/>
@@ -5982,6 +9153,7 @@
         <w:lastRenderedPageBreak/>
         <w:t>Sequence Diagram (Regular)</w:t>
       </w:r>
+      <w:bookmarkEnd w:id="19"/>
     </w:p>
     <w:p>
       <w:pPr>
@@ -6013,7 +9185,7 @@
                     </pic:cNvPicPr>
                   </pic:nvPicPr>
                   <pic:blipFill>
-                    <a:blip r:embed="rId9">
+                    <a:blip r:embed="rId12">
                       <a:extLst>
                         <a:ext uri="{28A0092B-C50C-407E-A947-70E740481C1C}">
                           <a14:useLocalDpi xmlns:a14="http://schemas.microsoft.com/office/drawing/2010/main" val="0"/>
@@ -6053,12 +9225,14 @@
           <w:lang w:val="en-GB"/>
         </w:rPr>
       </w:pPr>
+      <w:bookmarkStart w:id="20" w:name="_Toc228767676"/>
       <w:r>
         <w:rPr>
           <w:lang w:val="en-GB"/>
         </w:rPr>
         <w:t>Sequence Diagram (System)</w:t>
       </w:r>
+      <w:bookmarkEnd w:id="20"/>
     </w:p>
     <w:p>
       <w:pPr>
@@ -6090,7 +9264,7 @@
                     </pic:cNvPicPr>
                   </pic:nvPicPr>
                   <pic:blipFill>
-                    <a:blip r:embed="rId10">
+                    <a:blip r:embed="rId13">
                       <a:extLst>
                         <a:ext uri="{28A0092B-C50C-407E-A947-70E740481C1C}">
                           <a14:useLocalDpi xmlns:a14="http://schemas.microsoft.com/office/drawing/2010/main" val="0"/>
@@ -6130,12 +9304,14 @@
           <w:lang w:val="en-GB"/>
         </w:rPr>
       </w:pPr>
+      <w:bookmarkStart w:id="21" w:name="_Toc228767677"/>
       <w:r>
         <w:rPr>
           <w:lang w:val="en-GB"/>
         </w:rPr>
         <w:t>Entities</w:t>
       </w:r>
+      <w:bookmarkEnd w:id="21"/>
     </w:p>
     <w:p>
       <w:pPr>
@@ -6145,12 +9321,14 @@
           <w:lang w:val="en-GB"/>
         </w:rPr>
       </w:pPr>
+      <w:bookmarkStart w:id="22" w:name="_Toc228767678"/>
       <w:r>
         <w:rPr>
           <w:lang w:val="en-GB"/>
         </w:rPr>
         <w:t>Role</w:t>
       </w:r>
+      <w:bookmarkEnd w:id="22"/>
     </w:p>
     <w:p>
       <w:pPr>
@@ -6202,6 +9380,7 @@
           <w:lang w:val="en-GB"/>
         </w:rPr>
       </w:pPr>
+      <w:bookmarkStart w:id="23" w:name="_Toc228767679"/>
       <w:proofErr w:type="spellStart"/>
       <w:r>
         <w:rPr>
@@ -6209,6 +9388,7 @@
         </w:rPr>
         <w:t>AppUser</w:t>
       </w:r>
+      <w:bookmarkEnd w:id="23"/>
       <w:proofErr w:type="spellEnd"/>
     </w:p>
     <w:p>
@@ -6652,6 +9832,7 @@
           <w:lang w:val="en-GB"/>
         </w:rPr>
       </w:pPr>
+      <w:bookmarkStart w:id="24" w:name="_Toc228767680"/>
       <w:r>
         <w:rPr>
           <w:lang w:val="en-GB"/>
@@ -6659,6 +9840,7 @@
         <w:lastRenderedPageBreak/>
         <w:t>Book</w:t>
       </w:r>
+      <w:bookmarkEnd w:id="24"/>
     </w:p>
     <w:p>
       <w:pPr>
@@ -7284,6 +10466,7 @@
           <w:lang w:val="en-GB"/>
         </w:rPr>
       </w:pPr>
+      <w:bookmarkStart w:id="25" w:name="_Toc228767681"/>
       <w:r>
         <w:rPr>
           <w:lang w:val="en-GB"/>
@@ -7291,6 +10474,7 @@
         <w:lastRenderedPageBreak/>
         <w:t>Borrowing</w:t>
       </w:r>
+      <w:bookmarkEnd w:id="25"/>
     </w:p>
     <w:p>
       <w:pPr>
@@ -7693,12 +10877,14 @@
           <w:lang w:val="en-GB"/>
         </w:rPr>
       </w:pPr>
+      <w:bookmarkStart w:id="26" w:name="_Toc228767682"/>
       <w:r>
         <w:rPr>
           <w:lang w:val="en-GB"/>
         </w:rPr>
         <w:t>Data Transfer Object</w:t>
       </w:r>
+      <w:bookmarkEnd w:id="26"/>
     </w:p>
     <w:p>
       <w:pPr>
@@ -7722,6 +10908,7 @@
           <w:lang w:val="en-GB"/>
         </w:rPr>
       </w:pPr>
+      <w:bookmarkStart w:id="27" w:name="_Toc228767683"/>
       <w:proofErr w:type="spellStart"/>
       <w:r>
         <w:rPr>
@@ -7729,6 +10916,7 @@
         </w:rPr>
         <w:t>LoginRequest</w:t>
       </w:r>
+      <w:bookmarkEnd w:id="27"/>
       <w:proofErr w:type="spellEnd"/>
     </w:p>
     <w:p>
@@ -7818,6 +11006,7 @@
           <w:lang w:val="en-GB"/>
         </w:rPr>
       </w:pPr>
+      <w:bookmarkStart w:id="28" w:name="_Toc228767684"/>
       <w:proofErr w:type="spellStart"/>
       <w:r>
         <w:rPr>
@@ -7825,6 +11014,7 @@
         </w:rPr>
         <w:t>RegisterRequest</w:t>
       </w:r>
+      <w:bookmarkEnd w:id="28"/>
       <w:proofErr w:type="spellEnd"/>
     </w:p>
     <w:p>
@@ -7941,6 +11131,7 @@
           <w:lang w:val="en-GB"/>
         </w:rPr>
       </w:pPr>
+      <w:bookmarkStart w:id="29" w:name="_Toc228767685"/>
       <w:proofErr w:type="spellStart"/>
       <w:r>
         <w:rPr>
@@ -7948,6 +11139,7 @@
         </w:rPr>
         <w:t>UserToken</w:t>
       </w:r>
+      <w:bookmarkEnd w:id="29"/>
       <w:proofErr w:type="spellEnd"/>
     </w:p>
     <w:p>
@@ -8057,6 +11249,7 @@
           <w:lang w:val="en-GB"/>
         </w:rPr>
       </w:pPr>
+      <w:bookmarkStart w:id="30" w:name="_Toc228767686"/>
       <w:r>
         <w:rPr>
           <w:lang w:val="en-GB"/>
@@ -8064,6 +11257,7 @@
         <w:lastRenderedPageBreak/>
         <w:t>Repositories</w:t>
       </w:r>
+      <w:bookmarkEnd w:id="30"/>
     </w:p>
     <w:p>
       <w:pPr>
@@ -8087,6 +11281,7 @@
           <w:lang w:val="en-GB"/>
         </w:rPr>
       </w:pPr>
+      <w:bookmarkStart w:id="31" w:name="_Toc228767687"/>
       <w:proofErr w:type="spellStart"/>
       <w:r>
         <w:rPr>
@@ -8094,6 +11289,7 @@
         </w:rPr>
         <w:t>AppUserRepository</w:t>
       </w:r>
+      <w:bookmarkEnd w:id="31"/>
       <w:proofErr w:type="spellEnd"/>
     </w:p>
     <w:tbl>
@@ -8197,6 +11393,7 @@
           <w:lang w:val="en-GB"/>
         </w:rPr>
       </w:pPr>
+      <w:bookmarkStart w:id="32" w:name="_Toc228767688"/>
       <w:proofErr w:type="spellStart"/>
       <w:r>
         <w:rPr>
@@ -8204,6 +11401,7 @@
         </w:rPr>
         <w:t>BookRepository</w:t>
       </w:r>
+      <w:bookmarkEnd w:id="32"/>
       <w:proofErr w:type="spellEnd"/>
     </w:p>
     <w:tbl>
@@ -8359,6 +11557,7 @@
           <w:lang w:val="en-GB"/>
         </w:rPr>
       </w:pPr>
+      <w:bookmarkStart w:id="33" w:name="_Toc228767689"/>
       <w:proofErr w:type="spellStart"/>
       <w:r>
         <w:rPr>
@@ -8366,6 +11565,7 @@
         </w:rPr>
         <w:t>BorrowingRepository</w:t>
       </w:r>
+      <w:bookmarkEnd w:id="33"/>
       <w:proofErr w:type="spellEnd"/>
     </w:p>
     <w:tbl>
@@ -8475,12 +11675,14 @@
           <w:lang w:val="en-GB"/>
         </w:rPr>
       </w:pPr>
+      <w:bookmarkStart w:id="34" w:name="_Toc228767690"/>
       <w:r>
         <w:rPr>
           <w:lang w:val="en-GB"/>
         </w:rPr>
         <w:t>Service layer</w:t>
       </w:r>
+      <w:bookmarkEnd w:id="34"/>
     </w:p>
     <w:p>
       <w:pPr>
@@ -8490,6 +11692,7 @@
           <w:lang w:val="en-GB"/>
         </w:rPr>
       </w:pPr>
+      <w:bookmarkStart w:id="35" w:name="_Toc228767691"/>
       <w:proofErr w:type="spellStart"/>
       <w:r>
         <w:rPr>
@@ -8497,6 +11700,7 @@
         </w:rPr>
         <w:t>UserService</w:t>
       </w:r>
+      <w:bookmarkEnd w:id="35"/>
       <w:proofErr w:type="spellEnd"/>
     </w:p>
     <w:p>
@@ -9160,6 +12364,7 @@
           <w:lang w:val="en-GB"/>
         </w:rPr>
       </w:pPr>
+      <w:bookmarkStart w:id="36" w:name="_Toc228767692"/>
       <w:proofErr w:type="spellStart"/>
       <w:r>
         <w:rPr>
@@ -9168,6 +12373,7 @@
         <w:lastRenderedPageBreak/>
         <w:t>BookService</w:t>
       </w:r>
+      <w:bookmarkEnd w:id="36"/>
       <w:proofErr w:type="spellEnd"/>
     </w:p>
     <w:p>
@@ -10531,6 +13737,7 @@
           <w:lang w:val="en-GB"/>
         </w:rPr>
       </w:pPr>
+      <w:bookmarkStart w:id="37" w:name="_Toc228767693"/>
       <w:proofErr w:type="spellStart"/>
       <w:r>
         <w:rPr>
@@ -10539,6 +13746,7 @@
         <w:lastRenderedPageBreak/>
         <w:t>BorrowingService</w:t>
       </w:r>
+      <w:bookmarkEnd w:id="37"/>
       <w:proofErr w:type="spellEnd"/>
     </w:p>
     <w:p>
@@ -10655,12 +13863,14 @@
           <w:lang w:val="en-GB"/>
         </w:rPr>
       </w:pPr>
+      <w:bookmarkStart w:id="38" w:name="_Toc228767694"/>
       <w:r>
         <w:rPr>
           <w:lang w:val="en-GB"/>
         </w:rPr>
         <w:t>Controllers</w:t>
       </w:r>
+      <w:bookmarkEnd w:id="38"/>
     </w:p>
     <w:p>
       <w:r>
@@ -10674,6 +13884,7 @@
           <w:lang w:val="en-GB"/>
         </w:rPr>
       </w:pPr>
+      <w:bookmarkStart w:id="39" w:name="_Toc228767695"/>
       <w:proofErr w:type="spellStart"/>
       <w:r>
         <w:rPr>
@@ -10681,6 +13892,7 @@
         </w:rPr>
         <w:t>AuthController</w:t>
       </w:r>
+      <w:bookmarkEnd w:id="39"/>
       <w:proofErr w:type="spellEnd"/>
     </w:p>
     <w:p>
@@ -10915,6 +14127,7 @@
           <w:lang w:val="en-GB"/>
         </w:rPr>
       </w:pPr>
+      <w:bookmarkStart w:id="40" w:name="_Toc228767696"/>
       <w:proofErr w:type="spellStart"/>
       <w:r>
         <w:rPr>
@@ -10923,6 +14136,7 @@
         <w:lastRenderedPageBreak/>
         <w:t>BookController</w:t>
       </w:r>
+      <w:bookmarkEnd w:id="40"/>
       <w:proofErr w:type="spellEnd"/>
     </w:p>
     <w:p>
@@ -11229,6 +14443,7 @@
           <w:lang w:val="en-GB"/>
         </w:rPr>
       </w:pPr>
+      <w:bookmarkStart w:id="41" w:name="_Toc228767697"/>
       <w:proofErr w:type="spellStart"/>
       <w:r>
         <w:rPr>
@@ -11236,6 +14451,7 @@
         </w:rPr>
         <w:t>DashboardController</w:t>
       </w:r>
+      <w:bookmarkEnd w:id="41"/>
       <w:proofErr w:type="spellEnd"/>
     </w:p>
     <w:p>
@@ -11342,12 +14558,14 @@
           <w:lang w:val="en-GB"/>
         </w:rPr>
       </w:pPr>
+      <w:bookmarkStart w:id="42" w:name="_Toc228767698"/>
       <w:r>
         <w:rPr>
           <w:lang w:val="en-GB"/>
         </w:rPr>
         <w:t>Configuration</w:t>
       </w:r>
+      <w:bookmarkEnd w:id="42"/>
     </w:p>
     <w:p>
       <w:pPr>
@@ -11356,6 +14574,7 @@
           <w:lang w:val="en-GB"/>
         </w:rPr>
       </w:pPr>
+      <w:bookmarkStart w:id="43" w:name="_Toc228767699"/>
       <w:proofErr w:type="spellStart"/>
       <w:r>
         <w:rPr>
@@ -11363,6 +14582,7 @@
         </w:rPr>
         <w:t>WebSecurityConfig</w:t>
       </w:r>
+      <w:bookmarkEnd w:id="43"/>
       <w:proofErr w:type="spellEnd"/>
     </w:p>
     <w:p>
@@ -11381,6 +14601,7 @@
       </w:pPr>
     </w:p>
     <w:sectPr>
+      <w:footerReference w:type="default" r:id="rId14"/>
       <w:pgSz w:w="11906" w:h="16838"/>
       <w:pgMar w:top="1440" w:right="1440" w:bottom="1440" w:left="1440" w:header="708" w:footer="708" w:gutter="0"/>
       <w:cols w:space="708"/>
@@ -11388,6 +14609,101 @@
     </w:sectPr>
   </w:body>
 </w:document>
+</file>
+
+<file path=word/endnotes.xml><?xml version="1.0" encoding="utf-8"?>
+<w:endnotes xmlns:wpc="http://schemas.microsoft.com/office/word/2010/wordprocessingCanvas" xmlns:cx="http://schemas.microsoft.com/office/drawing/2014/chartex" xmlns:cx1="http://schemas.microsoft.com/office/drawing/2015/9/8/chartex" xmlns:cx2="http://schemas.microsoft.com/office/drawing/2015/10/21/chartex" xmlns:cx3="http://schemas.microsoft.com/office/drawing/2016/5/9/chartex" xmlns:cx4="http://schemas.microsoft.com/office/drawing/2016/5/10/chartex" xmlns:cx5="http://schemas.microsoft.com/office/drawing/2016/5/11/chartex" xmlns:cx6="http://schemas.microsoft.com/office/drawing/2016/5/12/chartex" xmlns:cx7="http://schemas.microsoft.com/office/drawing/2016/5/13/chartex" xmlns:cx8="http://schemas.microsoft.com/office/drawing/2016/5/14/chartex" xmlns:mc="http://schemas.openxmlformats.org/markup-compatibility/2006" xmlns:aink="http://schemas.microsoft.com/office/drawing/2016/ink" xmlns:am3d="http://schemas.microsoft.com/office/drawing/2017/model3d" xmlns:o="urn:schemas-microsoft-com:office:office" xmlns:oel="http://schemas.microsoft.com/office/2019/extlst" xmlns:r="http://schemas.openxmlformats.org/officeDocument/2006/relationships" xmlns:m="http://schemas.openxmlformats.org/officeDocument/2006/math" xmlns:v="urn:schemas-microsoft-com:vml" xmlns:wp14="http://schemas.microsoft.com/office/word/2010/wordprocessingDrawing" xmlns:wp="http://schemas.openxmlformats.org/drawingml/2006/wordprocessingDrawing" xmlns:w10="urn:schemas-microsoft-com:office:word" xmlns:w="http://schemas.openxmlformats.org/wordprocessingml/2006/main" xmlns:w14="http://schemas.microsoft.com/office/word/2010/wordml" xmlns:w15="http://schemas.microsoft.com/office/word/2012/wordml" xmlns:w16cex="http://schemas.microsoft.com/office/word/2018/wordml/cex" xmlns:w16cid="http://schemas.microsoft.com/office/word/2016/wordml/cid" xmlns:w16="http://schemas.microsoft.com/office/word/2018/wordml" xmlns:w16du="http://schemas.microsoft.com/office/word/2023/wordml/word16du" xmlns:w16sdtdh="http://schemas.microsoft.com/office/word/2020/wordml/sdtdatahash" xmlns:w16sdtfl="http://schemas.microsoft.com/office/word/2024/wordml/sdtformatlock" xmlns:w16se="http://schemas.microsoft.com/office/word/2015/wordml/symex" xmlns:wpg="http://schemas.microsoft.com/office/word/2010/wordprocessingGroup" xmlns:wpi="http://schemas.microsoft.com/office/word/2010/wordprocessingInk" xmlns:wne="http://schemas.microsoft.com/office/word/2006/wordml" xmlns:wps="http://schemas.microsoft.com/office/word/2010/wordprocessingShape" mc:Ignorable="w14 w15 w16se w16cid w16 w16cex w16sdtdh w16sdtfl w16du wp14">
+  <w:endnote w:type="separator" w:id="-1">
+    <w:p>
+      <w:pPr>
+        <w:spacing w:after="0" w:line="240" w:lineRule="auto"/>
+      </w:pPr>
+      <w:r>
+        <w:separator/>
+      </w:r>
+    </w:p>
+  </w:endnote>
+  <w:endnote w:type="continuationSeparator" w:id="0">
+    <w:p>
+      <w:pPr>
+        <w:spacing w:after="0" w:line="240" w:lineRule="auto"/>
+      </w:pPr>
+      <w:r>
+        <w:continuationSeparator/>
+      </w:r>
+    </w:p>
+  </w:endnote>
+</w:endnotes>
+</file>
+
+<file path=word/footer1.xml><?xml version="1.0" encoding="utf-8"?>
+<w:ftr xmlns:wpc="http://schemas.microsoft.com/office/word/2010/wordprocessingCanvas" xmlns:cx="http://schemas.microsoft.com/office/drawing/2014/chartex" xmlns:cx1="http://schemas.microsoft.com/office/drawing/2015/9/8/chartex" xmlns:cx2="http://schemas.microsoft.com/office/drawing/2015/10/21/chartex" xmlns:cx3="http://schemas.microsoft.com/office/drawing/2016/5/9/chartex" xmlns:cx4="http://schemas.microsoft.com/office/drawing/2016/5/10/chartex" xmlns:cx5="http://schemas.microsoft.com/office/drawing/2016/5/11/chartex" xmlns:cx6="http://schemas.microsoft.com/office/drawing/2016/5/12/chartex" xmlns:cx7="http://schemas.microsoft.com/office/drawing/2016/5/13/chartex" xmlns:cx8="http://schemas.microsoft.com/office/drawing/2016/5/14/chartex" xmlns:mc="http://schemas.openxmlformats.org/markup-compatibility/2006" xmlns:aink="http://schemas.microsoft.com/office/drawing/2016/ink" xmlns:am3d="http://schemas.microsoft.com/office/drawing/2017/model3d" xmlns:o="urn:schemas-microsoft-com:office:office" xmlns:oel="http://schemas.microsoft.com/office/2019/extlst" xmlns:r="http://schemas.openxmlformats.org/officeDocument/2006/relationships" xmlns:m="http://schemas.openxmlformats.org/officeDocument/2006/math" xmlns:v="urn:schemas-microsoft-com:vml" xmlns:wp14="http://schemas.microsoft.com/office/word/2010/wordprocessingDrawing" xmlns:wp="http://schemas.openxmlformats.org/drawingml/2006/wordprocessingDrawing" xmlns:w10="urn:schemas-microsoft-com:office:word" xmlns:w="http://schemas.openxmlformats.org/wordprocessingml/2006/main" xmlns:w14="http://schemas.microsoft.com/office/word/2010/wordml" xmlns:w15="http://schemas.microsoft.com/office/word/2012/wordml" xmlns:w16cex="http://schemas.microsoft.com/office/word/2018/wordml/cex" xmlns:w16cid="http://schemas.microsoft.com/office/word/2016/wordml/cid" xmlns:w16="http://schemas.microsoft.com/office/word/2018/wordml" xmlns:w16du="http://schemas.microsoft.com/office/word/2023/wordml/word16du" xmlns:w16sdtdh="http://schemas.microsoft.com/office/word/2020/wordml/sdtdatahash" xmlns:w16sdtfl="http://schemas.microsoft.com/office/word/2024/wordml/sdtformatlock" xmlns:w16se="http://schemas.microsoft.com/office/word/2015/wordml/symex" xmlns:wpg="http://schemas.microsoft.com/office/word/2010/wordprocessingGroup" xmlns:wpi="http://schemas.microsoft.com/office/word/2010/wordprocessingInk" xmlns:wne="http://schemas.microsoft.com/office/word/2006/wordml" xmlns:wps="http://schemas.microsoft.com/office/word/2010/wordprocessingShape" mc:Ignorable="w14 w15 w16se w16cid w16 w16cex w16sdtdh w16sdtfl w16du wp14">
+  <w:sdt>
+    <w:sdtPr>
+      <w:id w:val="-131253669"/>
+      <w:docPartObj>
+        <w:docPartGallery w:val="Page Numbers (Bottom of Page)"/>
+        <w:docPartUnique/>
+      </w:docPartObj>
+    </w:sdtPr>
+    <w:sdtContent>
+      <w:p>
+        <w:pPr>
+          <w:pStyle w:val="Footer"/>
+          <w:jc w:val="center"/>
+        </w:pPr>
+        <w:r>
+          <w:fldChar w:fldCharType="begin"/>
+        </w:r>
+        <w:r>
+          <w:instrText>PAGE   \* MERGEFORMAT</w:instrText>
+        </w:r>
+        <w:r>
+          <w:fldChar w:fldCharType="separate"/>
+        </w:r>
+        <w:r>
+          <w:rPr>
+            <w:lang w:val="cs-CZ"/>
+          </w:rPr>
+          <w:t>2</w:t>
+        </w:r>
+        <w:r>
+          <w:fldChar w:fldCharType="end"/>
+        </w:r>
+      </w:p>
+    </w:sdtContent>
+  </w:sdt>
+  <w:p>
+    <w:pPr>
+      <w:pStyle w:val="Footer"/>
+    </w:pPr>
+  </w:p>
+</w:ftr>
+</file>
+
+<file path=word/footnotes.xml><?xml version="1.0" encoding="utf-8"?>
+<w:footnotes xmlns:wpc="http://schemas.microsoft.com/office/word/2010/wordprocessingCanvas" xmlns:cx="http://schemas.microsoft.com/office/drawing/2014/chartex" xmlns:cx1="http://schemas.microsoft.com/office/drawing/2015/9/8/chartex" xmlns:cx2="http://schemas.microsoft.com/office/drawing/2015/10/21/chartex" xmlns:cx3="http://schemas.microsoft.com/office/drawing/2016/5/9/chartex" xmlns:cx4="http://schemas.microsoft.com/office/drawing/2016/5/10/chartex" xmlns:cx5="http://schemas.microsoft.com/office/drawing/2016/5/11/chartex" xmlns:cx6="http://schemas.microsoft.com/office/drawing/2016/5/12/chartex" xmlns:cx7="http://schemas.microsoft.com/office/drawing/2016/5/13/chartex" xmlns:cx8="http://schemas.microsoft.com/office/drawing/2016/5/14/chartex" xmlns:mc="http://schemas.openxmlformats.org/markup-compatibility/2006" xmlns:aink="http://schemas.microsoft.com/office/drawing/2016/ink" xmlns:am3d="http://schemas.microsoft.com/office/drawing/2017/model3d" xmlns:o="urn:schemas-microsoft-com:office:office" xmlns:oel="http://schemas.microsoft.com/office/2019/extlst" xmlns:r="http://schemas.openxmlformats.org/officeDocument/2006/relationships" xmlns:m="http://schemas.openxmlformats.org/officeDocument/2006/math" xmlns:v="urn:schemas-microsoft-com:vml" xmlns:wp14="http://schemas.microsoft.com/office/word/2010/wordprocessingDrawing" xmlns:wp="http://schemas.openxmlformats.org/drawingml/2006/wordprocessingDrawing" xmlns:w10="urn:schemas-microsoft-com:office:word" xmlns:w="http://schemas.openxmlformats.org/wordprocessingml/2006/main" xmlns:w14="http://schemas.microsoft.com/office/word/2010/wordml" xmlns:w15="http://schemas.microsoft.com/office/word/2012/wordml" xmlns:w16cex="http://schemas.microsoft.com/office/word/2018/wordml/cex" xmlns:w16cid="http://schemas.microsoft.com/office/word/2016/wordml/cid" xmlns:w16="http://schemas.microsoft.com/office/word/2018/wordml" xmlns:w16du="http://schemas.microsoft.com/office/word/2023/wordml/word16du" xmlns:w16sdtdh="http://schemas.microsoft.com/office/word/2020/wordml/sdtdatahash" xmlns:w16sdtfl="http://schemas.microsoft.com/office/word/2024/wordml/sdtformatlock" xmlns:w16se="http://schemas.microsoft.com/office/word/2015/wordml/symex" xmlns:wpg="http://schemas.microsoft.com/office/word/2010/wordprocessingGroup" xmlns:wpi="http://schemas.microsoft.com/office/word/2010/wordprocessingInk" xmlns:wne="http://schemas.microsoft.com/office/word/2006/wordml" xmlns:wps="http://schemas.microsoft.com/office/word/2010/wordprocessingShape" mc:Ignorable="w14 w15 w16se w16cid w16 w16cex w16sdtdh w16sdtfl w16du wp14">
+  <w:footnote w:type="separator" w:id="-1">
+    <w:p>
+      <w:pPr>
+        <w:spacing w:after="0" w:line="240" w:lineRule="auto"/>
+      </w:pPr>
+      <w:r>
+        <w:separator/>
+      </w:r>
+    </w:p>
+  </w:footnote>
+  <w:footnote w:type="continuationSeparator" w:id="0">
+    <w:p>
+      <w:pPr>
+        <w:spacing w:after="0" w:line="240" w:lineRule="auto"/>
+      </w:pPr>
+      <w:r>
+        <w:continuationSeparator/>
+      </w:r>
+    </w:p>
+  </w:footnote>
+</w:footnotes>
 </file>
 
 <file path=word/numbering.xml><?xml version="1.0" encoding="utf-8"?>
@@ -13365,6 +16681,119 @@
       </w:tblBorders>
     </w:tblPr>
   </w:style>
+  <w:style w:type="paragraph" w:styleId="Header">
+    <w:name w:val="header"/>
+    <w:basedOn w:val="Normal"/>
+    <w:link w:val="HeaderChar"/>
+    <w:uiPriority w:val="99"/>
+    <w:unhideWhenUsed/>
+    <w:rsid w:val="00D1160B"/>
+    <w:pPr>
+      <w:tabs>
+        <w:tab w:val="center" w:pos="4536"/>
+        <w:tab w:val="right" w:pos="9072"/>
+      </w:tabs>
+      <w:spacing w:after="0" w:line="240" w:lineRule="auto"/>
+    </w:pPr>
+  </w:style>
+  <w:style w:type="character" w:customStyle="1" w:styleId="HeaderChar">
+    <w:name w:val="Header Char"/>
+    <w:basedOn w:val="DefaultParagraphFont"/>
+    <w:link w:val="Header"/>
+    <w:uiPriority w:val="99"/>
+    <w:rsid w:val="00D1160B"/>
+  </w:style>
+  <w:style w:type="paragraph" w:styleId="Footer">
+    <w:name w:val="footer"/>
+    <w:basedOn w:val="Normal"/>
+    <w:link w:val="FooterChar"/>
+    <w:uiPriority w:val="99"/>
+    <w:unhideWhenUsed/>
+    <w:rsid w:val="00D1160B"/>
+    <w:pPr>
+      <w:tabs>
+        <w:tab w:val="center" w:pos="4536"/>
+        <w:tab w:val="right" w:pos="9072"/>
+      </w:tabs>
+      <w:spacing w:after="0" w:line="240" w:lineRule="auto"/>
+    </w:pPr>
+  </w:style>
+  <w:style w:type="character" w:customStyle="1" w:styleId="FooterChar">
+    <w:name w:val="Footer Char"/>
+    <w:basedOn w:val="DefaultParagraphFont"/>
+    <w:link w:val="Footer"/>
+    <w:uiPriority w:val="99"/>
+    <w:rsid w:val="00D1160B"/>
+  </w:style>
+  <w:style w:type="paragraph" w:styleId="TOCHeading">
+    <w:name w:val="TOC Heading"/>
+    <w:basedOn w:val="Heading1"/>
+    <w:next w:val="Normal"/>
+    <w:uiPriority w:val="39"/>
+    <w:unhideWhenUsed/>
+    <w:qFormat/>
+    <w:rsid w:val="00D1160B"/>
+    <w:pPr>
+      <w:spacing w:before="240" w:after="0" w:line="259" w:lineRule="auto"/>
+      <w:outlineLvl w:val="9"/>
+    </w:pPr>
+    <w:rPr>
+      <w:kern w:val="0"/>
+      <w:sz w:val="32"/>
+      <w:szCs w:val="32"/>
+      <w:lang w:val="en-US" w:eastAsia="en-US"/>
+      <w14:ligatures w14:val="none"/>
+    </w:rPr>
+  </w:style>
+  <w:style w:type="paragraph" w:styleId="TOC1">
+    <w:name w:val="toc 1"/>
+    <w:basedOn w:val="Normal"/>
+    <w:next w:val="Normal"/>
+    <w:autoRedefine/>
+    <w:uiPriority w:val="39"/>
+    <w:unhideWhenUsed/>
+    <w:rsid w:val="00D1160B"/>
+    <w:pPr>
+      <w:spacing w:after="100"/>
+    </w:pPr>
+  </w:style>
+  <w:style w:type="paragraph" w:styleId="TOC2">
+    <w:name w:val="toc 2"/>
+    <w:basedOn w:val="Normal"/>
+    <w:next w:val="Normal"/>
+    <w:autoRedefine/>
+    <w:uiPriority w:val="39"/>
+    <w:unhideWhenUsed/>
+    <w:rsid w:val="00D1160B"/>
+    <w:pPr>
+      <w:spacing w:after="100"/>
+      <w:ind w:left="240"/>
+    </w:pPr>
+  </w:style>
+  <w:style w:type="paragraph" w:styleId="TOC3">
+    <w:name w:val="toc 3"/>
+    <w:basedOn w:val="Normal"/>
+    <w:next w:val="Normal"/>
+    <w:autoRedefine/>
+    <w:uiPriority w:val="39"/>
+    <w:unhideWhenUsed/>
+    <w:rsid w:val="00D1160B"/>
+    <w:pPr>
+      <w:spacing w:after="100"/>
+      <w:ind w:left="480"/>
+    </w:pPr>
+  </w:style>
+  <w:style w:type="character" w:styleId="Hyperlink">
+    <w:name w:val="Hyperlink"/>
+    <w:basedOn w:val="DefaultParagraphFont"/>
+    <w:uiPriority w:val="99"/>
+    <w:unhideWhenUsed/>
+    <w:rsid w:val="00D1160B"/>
+    <w:rPr>
+      <w:color w:val="467886" w:themeColor="hyperlink"/>
+      <w:u w:val="single"/>
+    </w:rPr>
+  </w:style>
 </w:styles>
 </file>
 
@@ -13661,4 +17090,16 @@
     </a:ext>
   </a:extLst>
 </a:theme>
+</file>
+
+<file path=customXml/item1.xml><?xml version="1.0" encoding="utf-8"?>
+<b:Sources xmlns:b="http://schemas.openxmlformats.org/officeDocument/2006/bibliography" xmlns="http://schemas.openxmlformats.org/officeDocument/2006/bibliography" SelectedStyle="\APASixthEditionOfficeOnline.xsl" StyleName="APA" Version="6"/>
+</file>
+
+<file path=customXml/itemProps1.xml><?xml version="1.0" encoding="utf-8"?>
+<ds:datastoreItem xmlns:ds="http://schemas.openxmlformats.org/officeDocument/2006/customXml" ds:itemID="{EEACE178-31A3-4FDC-8A04-484E1535FF3A}">
+  <ds:schemaRefs>
+    <ds:schemaRef ds:uri="http://schemas.openxmlformats.org/officeDocument/2006/bibliography"/>
+  </ds:schemaRefs>
+</ds:datastoreItem>
 </file>
--- a/EduLend_documenation.docx
+++ b/EduLend_documenation.docx
@@ -6,9 +6,6 @@
       <w:pPr>
         <w:pStyle w:val="Title"/>
         <w:widowControl w:val="0"/>
-        <w:rPr>
-          <w:lang w:val="cs-CZ"/>
-        </w:rPr>
       </w:pPr>
       <w:r>
         <w:t>EduLend</w:t>
@@ -16,6 +13,15 @@
     </w:p>
     <w:sdt>
       <w:sdtPr>
+        <w:rPr>
+          <w:rFonts w:asciiTheme="minorHAnsi" w:eastAsiaTheme="minorEastAsia" w:hAnsiTheme="minorHAnsi" w:cstheme="minorBidi"/>
+          <w:color w:val="auto"/>
+          <w:kern w:val="2"/>
+          <w:sz w:val="24"/>
+          <w:szCs w:val="24"/>
+          <w:lang w:val="cs-CZ" w:eastAsia="zh-CN"/>
+          <w14:ligatures w14:val="standardContextual"/>
+        </w:rPr>
         <w:id w:val="-1617054342"/>
         <w:docPartObj>
           <w:docPartGallery w:val="Table of Contents"/>
@@ -24,16 +30,9 @@
       </w:sdtPr>
       <w:sdtEndPr>
         <w:rPr>
-          <w:rFonts w:asciiTheme="minorHAnsi" w:eastAsiaTheme="minorEastAsia" w:hAnsiTheme="minorHAnsi" w:cstheme="minorBidi"/>
           <w:b/>
           <w:bCs/>
           <w:noProof/>
-          <w:color w:val="auto"/>
-          <w:kern w:val="2"/>
-          <w:sz w:val="24"/>
-          <w:szCs w:val="24"/>
-          <w:lang w:eastAsia="zh-CN"/>
-          <w14:ligatures w14:val="standardContextual"/>
         </w:rPr>
       </w:sdtEndPr>
       <w:sdtContent>
@@ -53,7 +52,7 @@
             </w:tabs>
             <w:rPr>
               <w:noProof/>
-              <w:lang w:val="cs-CZ" w:eastAsia="cs-CZ"/>
+              <w:lang w:eastAsia="cs-CZ"/>
             </w:rPr>
           </w:pPr>
           <w:r>
@@ -65,12 +64,11 @@
           <w:r>
             <w:fldChar w:fldCharType="separate"/>
           </w:r>
-          <w:hyperlink w:anchor="_Toc228767656" w:history="1">
+          <w:hyperlink w:anchor="_Toc228774634" w:history="1">
             <w:r>
               <w:rPr>
                 <w:rStyle w:val="Hyperlink"/>
                 <w:noProof/>
-                <w:lang w:val="cs-CZ"/>
               </w:rPr>
               <w:t>Frontend</w:t>
             </w:r>
@@ -93,7 +91,7 @@
                 <w:noProof/>
                 <w:webHidden/>
               </w:rPr>
-              <w:instrText xml:space="preserve"> PAGEREF _Toc228767656 \h </w:instrText>
+              <w:instrText xml:space="preserve"> PAGEREF _Toc228774634 \h </w:instrText>
             </w:r>
             <w:r>
               <w:rPr>
@@ -132,15 +130,14 @@
             </w:tabs>
             <w:rPr>
               <w:noProof/>
-              <w:lang w:val="cs-CZ" w:eastAsia="cs-CZ"/>
+              <w:lang w:eastAsia="cs-CZ"/>
             </w:rPr>
           </w:pPr>
-          <w:hyperlink w:anchor="_Toc228767657" w:history="1">
+          <w:hyperlink w:anchor="_Toc228774635" w:history="1">
             <w:r>
               <w:rPr>
                 <w:rStyle w:val="Hyperlink"/>
                 <w:noProof/>
-                <w:lang w:val="cs-CZ"/>
               </w:rPr>
               <w:t>Introduction</w:t>
             </w:r>
@@ -163,7 +160,7 @@
                 <w:noProof/>
                 <w:webHidden/>
               </w:rPr>
-              <w:instrText xml:space="preserve"> PAGEREF _Toc228767657 \h </w:instrText>
+              <w:instrText xml:space="preserve"> PAGEREF _Toc228774635 \h </w:instrText>
             </w:r>
             <w:r>
               <w:rPr>
@@ -202,10 +199,10 @@
             </w:tabs>
             <w:rPr>
               <w:noProof/>
-              <w:lang w:val="cs-CZ" w:eastAsia="cs-CZ"/>
+              <w:lang w:eastAsia="cs-CZ"/>
             </w:rPr>
           </w:pPr>
-          <w:hyperlink w:anchor="_Toc228767658" w:history="1">
+          <w:hyperlink w:anchor="_Toc228774636" w:history="1">
             <w:r>
               <w:rPr>
                 <w:rStyle w:val="Hyperlink"/>
@@ -232,7 +229,7 @@
                 <w:noProof/>
                 <w:webHidden/>
               </w:rPr>
-              <w:instrText xml:space="preserve"> PAGEREF _Toc228767658 \h </w:instrText>
+              <w:instrText xml:space="preserve"> PAGEREF _Toc228774636 \h </w:instrText>
             </w:r>
             <w:r>
               <w:rPr>
@@ -271,10 +268,10 @@
             </w:tabs>
             <w:rPr>
               <w:noProof/>
-              <w:lang w:val="cs-CZ" w:eastAsia="cs-CZ"/>
+              <w:lang w:eastAsia="cs-CZ"/>
             </w:rPr>
           </w:pPr>
-          <w:hyperlink w:anchor="_Toc228767659" w:history="1">
+          <w:hyperlink w:anchor="_Toc228774637" w:history="1">
             <w:r>
               <w:rPr>
                 <w:rStyle w:val="Hyperlink"/>
@@ -301,7 +298,7 @@
                 <w:noProof/>
                 <w:webHidden/>
               </w:rPr>
-              <w:instrText xml:space="preserve"> PAGEREF _Toc228767659 \h </w:instrText>
+              <w:instrText xml:space="preserve"> PAGEREF _Toc228774637 \h </w:instrText>
             </w:r>
             <w:r>
               <w:rPr>
@@ -340,10 +337,10 @@
             </w:tabs>
             <w:rPr>
               <w:noProof/>
-              <w:lang w:val="cs-CZ" w:eastAsia="cs-CZ"/>
+              <w:lang w:eastAsia="cs-CZ"/>
             </w:rPr>
           </w:pPr>
-          <w:hyperlink w:anchor="_Toc228767660" w:history="1">
+          <w:hyperlink w:anchor="_Toc228774638" w:history="1">
             <w:r>
               <w:rPr>
                 <w:rStyle w:val="Hyperlink"/>
@@ -370,7 +367,7 @@
                 <w:noProof/>
                 <w:webHidden/>
               </w:rPr>
-              <w:instrText xml:space="preserve"> PAGEREF _Toc228767660 \h </w:instrText>
+              <w:instrText xml:space="preserve"> PAGEREF _Toc228774638 \h </w:instrText>
             </w:r>
             <w:r>
               <w:rPr>
@@ -409,10 +406,10 @@
             </w:tabs>
             <w:rPr>
               <w:noProof/>
-              <w:lang w:val="cs-CZ" w:eastAsia="cs-CZ"/>
+              <w:lang w:eastAsia="cs-CZ"/>
             </w:rPr>
           </w:pPr>
-          <w:hyperlink w:anchor="_Toc228767661" w:history="1">
+          <w:hyperlink w:anchor="_Toc228774639" w:history="1">
             <w:r>
               <w:rPr>
                 <w:rStyle w:val="Hyperlink"/>
@@ -439,7 +436,7 @@
                 <w:noProof/>
                 <w:webHidden/>
               </w:rPr>
-              <w:instrText xml:space="preserve"> PAGEREF _Toc228767661 \h </w:instrText>
+              <w:instrText xml:space="preserve"> PAGEREF _Toc228774639 \h </w:instrText>
             </w:r>
             <w:r>
               <w:rPr>
@@ -478,10 +475,10 @@
             </w:tabs>
             <w:rPr>
               <w:noProof/>
-              <w:lang w:val="cs-CZ" w:eastAsia="cs-CZ"/>
+              <w:lang w:eastAsia="cs-CZ"/>
             </w:rPr>
           </w:pPr>
-          <w:hyperlink w:anchor="_Toc228767662" w:history="1">
+          <w:hyperlink w:anchor="_Toc228774640" w:history="1">
             <w:r>
               <w:rPr>
                 <w:rStyle w:val="Hyperlink"/>
@@ -508,7 +505,7 @@
                 <w:noProof/>
                 <w:webHidden/>
               </w:rPr>
-              <w:instrText xml:space="preserve"> PAGEREF _Toc228767662 \h </w:instrText>
+              <w:instrText xml:space="preserve"> PAGEREF _Toc228774640 \h </w:instrText>
             </w:r>
             <w:r>
               <w:rPr>
@@ -547,10 +544,10 @@
             </w:tabs>
             <w:rPr>
               <w:noProof/>
-              <w:lang w:val="cs-CZ" w:eastAsia="cs-CZ"/>
+              <w:lang w:eastAsia="cs-CZ"/>
             </w:rPr>
           </w:pPr>
-          <w:hyperlink w:anchor="_Toc228767663" w:history="1">
+          <w:hyperlink w:anchor="_Toc228774641" w:history="1">
             <w:r>
               <w:rPr>
                 <w:rStyle w:val="Hyperlink"/>
@@ -577,7 +574,7 @@
                 <w:noProof/>
                 <w:webHidden/>
               </w:rPr>
-              <w:instrText xml:space="preserve"> PAGEREF _Toc228767663 \h </w:instrText>
+              <w:instrText xml:space="preserve"> PAGEREF _Toc228774641 \h </w:instrText>
             </w:r>
             <w:r>
               <w:rPr>
@@ -616,10 +613,10 @@
             </w:tabs>
             <w:rPr>
               <w:noProof/>
-              <w:lang w:val="cs-CZ" w:eastAsia="cs-CZ"/>
+              <w:lang w:eastAsia="cs-CZ"/>
             </w:rPr>
           </w:pPr>
-          <w:hyperlink w:anchor="_Toc228767664" w:history="1">
+          <w:hyperlink w:anchor="_Toc228774642" w:history="1">
             <w:r>
               <w:rPr>
                 <w:rStyle w:val="Hyperlink"/>
@@ -646,7 +643,7 @@
                 <w:noProof/>
                 <w:webHidden/>
               </w:rPr>
-              <w:instrText xml:space="preserve"> PAGEREF _Toc228767664 \h </w:instrText>
+              <w:instrText xml:space="preserve"> PAGEREF _Toc228774642 \h </w:instrText>
             </w:r>
             <w:r>
               <w:rPr>
@@ -685,10 +682,10 @@
             </w:tabs>
             <w:rPr>
               <w:noProof/>
-              <w:lang w:val="cs-CZ" w:eastAsia="cs-CZ"/>
+              <w:lang w:eastAsia="cs-CZ"/>
             </w:rPr>
           </w:pPr>
-          <w:hyperlink w:anchor="_Toc228767665" w:history="1">
+          <w:hyperlink w:anchor="_Toc228774643" w:history="1">
             <w:r>
               <w:rPr>
                 <w:rStyle w:val="Hyperlink"/>
@@ -715,7 +712,7 @@
                 <w:noProof/>
                 <w:webHidden/>
               </w:rPr>
-              <w:instrText xml:space="preserve"> PAGEREF _Toc228767665 \h </w:instrText>
+              <w:instrText xml:space="preserve"> PAGEREF _Toc228774643 \h </w:instrText>
             </w:r>
             <w:r>
               <w:rPr>
@@ -754,10 +751,10 @@
             </w:tabs>
             <w:rPr>
               <w:noProof/>
-              <w:lang w:val="cs-CZ" w:eastAsia="cs-CZ"/>
+              <w:lang w:eastAsia="cs-CZ"/>
             </w:rPr>
           </w:pPr>
-          <w:hyperlink w:anchor="_Toc228767666" w:history="1">
+          <w:hyperlink w:anchor="_Toc228774644" w:history="1">
             <w:r>
               <w:rPr>
                 <w:rStyle w:val="Hyperlink"/>
@@ -784,7 +781,7 @@
                 <w:noProof/>
                 <w:webHidden/>
               </w:rPr>
-              <w:instrText xml:space="preserve"> PAGEREF _Toc228767666 \h </w:instrText>
+              <w:instrText xml:space="preserve"> PAGEREF _Toc228774644 \h </w:instrText>
             </w:r>
             <w:r>
               <w:rPr>
@@ -823,16 +820,46 @@
             </w:tabs>
             <w:rPr>
               <w:noProof/>
-              <w:lang w:val="cs-CZ" w:eastAsia="cs-CZ"/>
+              <w:lang w:eastAsia="cs-CZ"/>
             </w:rPr>
           </w:pPr>
-          <w:hyperlink w:anchor="_Toc228767667" w:history="1">
+          <w:hyperlink w:anchor="_Toc228774645" w:history="1">
             <w:r>
               <w:rPr>
                 <w:rStyle w:val="Hyperlink"/>
                 <w:noProof/>
               </w:rPr>
-              <w:t>Authentication Logic</w:t>
+              <w:t>Borrowing Logic ("P</w:t>
+            </w:r>
+            <w:r>
+              <w:rPr>
+                <w:rStyle w:val="Hyperlink"/>
+                <w:rFonts w:ascii="Cambria" w:hAnsi="Cambria" w:cs="Cambria"/>
+                <w:noProof/>
+              </w:rPr>
+              <w:t>ů</w:t>
+            </w:r>
+            <w:r>
+              <w:rPr>
+                <w:rStyle w:val="Hyperlink"/>
+                <w:noProof/>
+              </w:rPr>
+              <w:t>j</w:t>
+            </w:r>
+            <w:r>
+              <w:rPr>
+                <w:rStyle w:val="Hyperlink"/>
+                <w:rFonts w:ascii="Cambria" w:hAnsi="Cambria" w:cs="Cambria"/>
+                <w:noProof/>
+              </w:rPr>
+              <w:t>č</w:t>
+            </w:r>
+            <w:r>
+              <w:rPr>
+                <w:rStyle w:val="Hyperlink"/>
+                <w:noProof/>
+              </w:rPr>
+              <w:t>it knihu")</w:t>
             </w:r>
             <w:r>
               <w:rPr>
@@ -853,7 +880,7 @@
                 <w:noProof/>
                 <w:webHidden/>
               </w:rPr>
-              <w:instrText xml:space="preserve"> PAGEREF _Toc228767667 \h </w:instrText>
+              <w:instrText xml:space="preserve"> PAGEREF _Toc228774645 \h </w:instrText>
             </w:r>
             <w:r>
               <w:rPr>
@@ -892,16 +919,16 @@
             </w:tabs>
             <w:rPr>
               <w:noProof/>
-              <w:lang w:val="cs-CZ" w:eastAsia="cs-CZ"/>
+              <w:lang w:eastAsia="cs-CZ"/>
             </w:rPr>
           </w:pPr>
-          <w:hyperlink w:anchor="_Toc228767668" w:history="1">
+          <w:hyperlink w:anchor="_Toc228774646" w:history="1">
             <w:r>
               <w:rPr>
                 <w:rStyle w:val="Hyperlink"/>
                 <w:noProof/>
               </w:rPr>
-              <w:t>Diagrams</w:t>
+              <w:t>Authentication Logic</w:t>
             </w:r>
             <w:r>
               <w:rPr>
@@ -922,7 +949,7 @@
                 <w:noProof/>
                 <w:webHidden/>
               </w:rPr>
-              <w:instrText xml:space="preserve"> PAGEREF _Toc228767668 \h </w:instrText>
+              <w:instrText xml:space="preserve"> PAGEREF _Toc228774646 \h </w:instrText>
             </w:r>
             <w:r>
               <w:rPr>
@@ -961,16 +988,16 @@
             </w:tabs>
             <w:rPr>
               <w:noProof/>
-              <w:lang w:val="cs-CZ" w:eastAsia="cs-CZ"/>
+              <w:lang w:eastAsia="cs-CZ"/>
             </w:rPr>
           </w:pPr>
-          <w:hyperlink w:anchor="_Toc228767669" w:history="1">
+          <w:hyperlink w:anchor="_Toc228774647" w:history="1">
             <w:r>
               <w:rPr>
                 <w:rStyle w:val="Hyperlink"/>
                 <w:noProof/>
               </w:rPr>
-              <w:t>SWOT Analysis</w:t>
+              <w:t>Diagrams</w:t>
             </w:r>
             <w:r>
               <w:rPr>
@@ -991,7 +1018,7 @@
                 <w:noProof/>
                 <w:webHidden/>
               </w:rPr>
-              <w:instrText xml:space="preserve"> PAGEREF _Toc228767669 \h </w:instrText>
+              <w:instrText xml:space="preserve"> PAGEREF _Toc228774647 \h </w:instrText>
             </w:r>
             <w:r>
               <w:rPr>
@@ -1011,7 +1038,7 @@
                 <w:noProof/>
                 <w:webHidden/>
               </w:rPr>
-              <w:t>12</w:t>
+              <w:t>9</w:t>
             </w:r>
             <w:r>
               <w:rPr>
@@ -1030,15 +1057,84 @@
             </w:tabs>
             <w:rPr>
               <w:noProof/>
-              <w:lang w:val="cs-CZ" w:eastAsia="cs-CZ"/>
+              <w:lang w:eastAsia="cs-CZ"/>
             </w:rPr>
           </w:pPr>
-          <w:hyperlink w:anchor="_Toc228767670" w:history="1">
+          <w:hyperlink w:anchor="_Toc228774648" w:history="1">
             <w:r>
               <w:rPr>
                 <w:rStyle w:val="Hyperlink"/>
                 <w:noProof/>
               </w:rPr>
+              <w:t>SWOT Analysis</w:t>
+            </w:r>
+            <w:r>
+              <w:rPr>
+                <w:noProof/>
+                <w:webHidden/>
+              </w:rPr>
+              <w:tab/>
+            </w:r>
+            <w:r>
+              <w:rPr>
+                <w:noProof/>
+                <w:webHidden/>
+              </w:rPr>
+              <w:fldChar w:fldCharType="begin"/>
+            </w:r>
+            <w:r>
+              <w:rPr>
+                <w:noProof/>
+                <w:webHidden/>
+              </w:rPr>
+              <w:instrText xml:space="preserve"> PAGEREF _Toc228774648 \h </w:instrText>
+            </w:r>
+            <w:r>
+              <w:rPr>
+                <w:noProof/>
+                <w:webHidden/>
+              </w:rPr>
+            </w:r>
+            <w:r>
+              <w:rPr>
+                <w:noProof/>
+                <w:webHidden/>
+              </w:rPr>
+              <w:fldChar w:fldCharType="separate"/>
+            </w:r>
+            <w:r>
+              <w:rPr>
+                <w:noProof/>
+                <w:webHidden/>
+              </w:rPr>
+              <w:t>12</w:t>
+            </w:r>
+            <w:r>
+              <w:rPr>
+                <w:noProof/>
+                <w:webHidden/>
+              </w:rPr>
+              <w:fldChar w:fldCharType="end"/>
+            </w:r>
+          </w:hyperlink>
+        </w:p>
+        <w:p>
+          <w:pPr>
+            <w:pStyle w:val="TOC2"/>
+            <w:tabs>
+              <w:tab w:val="right" w:leader="dot" w:pos="9016"/>
+            </w:tabs>
+            <w:rPr>
+              <w:noProof/>
+              <w:lang w:eastAsia="cs-CZ"/>
+            </w:rPr>
+          </w:pPr>
+          <w:hyperlink w:anchor="_Toc228774649" w:history="1">
+            <w:r>
+              <w:rPr>
+                <w:rStyle w:val="Hyperlink"/>
+                <w:noProof/>
+              </w:rPr>
               <w:t>Future Improvements</w:t>
             </w:r>
             <w:r>
@@ -1060,7 +1156,7 @@
                 <w:noProof/>
                 <w:webHidden/>
               </w:rPr>
-              <w:instrText xml:space="preserve"> PAGEREF _Toc228767670 \h </w:instrText>
+              <w:instrText xml:space="preserve"> PAGEREF _Toc228774649 \h </w:instrText>
             </w:r>
             <w:r>
               <w:rPr>
@@ -1099,10 +1195,10 @@
             </w:tabs>
             <w:rPr>
               <w:noProof/>
-              <w:lang w:val="cs-CZ" w:eastAsia="cs-CZ"/>
+              <w:lang w:eastAsia="cs-CZ"/>
             </w:rPr>
           </w:pPr>
-          <w:hyperlink w:anchor="_Toc228767671" w:history="1">
+          <w:hyperlink w:anchor="_Toc228774650" w:history="1">
             <w:r>
               <w:rPr>
                 <w:rStyle w:val="Hyperlink"/>
@@ -1130,7 +1226,7 @@
                 <w:noProof/>
                 <w:webHidden/>
               </w:rPr>
-              <w:instrText xml:space="preserve"> PAGEREF _Toc228767671 \h </w:instrText>
+              <w:instrText xml:space="preserve"> PAGEREF _Toc228774650 \h </w:instrText>
             </w:r>
             <w:r>
               <w:rPr>
@@ -1169,10 +1265,10 @@
             </w:tabs>
             <w:rPr>
               <w:noProof/>
-              <w:lang w:val="cs-CZ" w:eastAsia="cs-CZ"/>
+              <w:lang w:eastAsia="cs-CZ"/>
             </w:rPr>
           </w:pPr>
-          <w:hyperlink w:anchor="_Toc228767672" w:history="1">
+          <w:hyperlink w:anchor="_Toc228774651" w:history="1">
             <w:r>
               <w:rPr>
                 <w:rStyle w:val="Hyperlink"/>
@@ -1200,7 +1296,7 @@
                 <w:noProof/>
                 <w:webHidden/>
               </w:rPr>
-              <w:instrText xml:space="preserve"> PAGEREF _Toc228767672 \h </w:instrText>
+              <w:instrText xml:space="preserve"> PAGEREF _Toc228774651 \h </w:instrText>
             </w:r>
             <w:r>
               <w:rPr>
@@ -1239,10 +1335,10 @@
             </w:tabs>
             <w:rPr>
               <w:noProof/>
-              <w:lang w:val="cs-CZ" w:eastAsia="cs-CZ"/>
+              <w:lang w:eastAsia="cs-CZ"/>
             </w:rPr>
           </w:pPr>
-          <w:hyperlink w:anchor="_Toc228767673" w:history="1">
+          <w:hyperlink w:anchor="_Toc228774652" w:history="1">
             <w:r>
               <w:rPr>
                 <w:rStyle w:val="Hyperlink"/>
@@ -1270,7 +1366,7 @@
                 <w:noProof/>
                 <w:webHidden/>
               </w:rPr>
-              <w:instrText xml:space="preserve"> PAGEREF _Toc228767673 \h </w:instrText>
+              <w:instrText xml:space="preserve"> PAGEREF _Toc228774652 \h </w:instrText>
             </w:r>
             <w:r>
               <w:rPr>
@@ -1309,10 +1405,10 @@
             </w:tabs>
             <w:rPr>
               <w:noProof/>
-              <w:lang w:val="cs-CZ" w:eastAsia="cs-CZ"/>
+              <w:lang w:eastAsia="cs-CZ"/>
             </w:rPr>
           </w:pPr>
-          <w:hyperlink w:anchor="_Toc228767674" w:history="1">
+          <w:hyperlink w:anchor="_Toc228774653" w:history="1">
             <w:r>
               <w:rPr>
                 <w:rStyle w:val="Hyperlink"/>
@@ -1340,7 +1436,7 @@
                 <w:noProof/>
                 <w:webHidden/>
               </w:rPr>
-              <w:instrText xml:space="preserve"> PAGEREF _Toc228767674 \h </w:instrText>
+              <w:instrText xml:space="preserve"> PAGEREF _Toc228774653 \h </w:instrText>
             </w:r>
             <w:r>
               <w:rPr>
@@ -1379,10 +1475,10 @@
             </w:tabs>
             <w:rPr>
               <w:noProof/>
-              <w:lang w:val="cs-CZ" w:eastAsia="cs-CZ"/>
+              <w:lang w:eastAsia="cs-CZ"/>
             </w:rPr>
           </w:pPr>
-          <w:hyperlink w:anchor="_Toc228767675" w:history="1">
+          <w:hyperlink w:anchor="_Toc228774654" w:history="1">
             <w:r>
               <w:rPr>
                 <w:rStyle w:val="Hyperlink"/>
@@ -1410,7 +1506,7 @@
                 <w:noProof/>
                 <w:webHidden/>
               </w:rPr>
-              <w:instrText xml:space="preserve"> PAGEREF _Toc228767675 \h </w:instrText>
+              <w:instrText xml:space="preserve"> PAGEREF _Toc228774654 \h </w:instrText>
             </w:r>
             <w:r>
               <w:rPr>
@@ -1449,10 +1545,10 @@
             </w:tabs>
             <w:rPr>
               <w:noProof/>
-              <w:lang w:val="cs-CZ" w:eastAsia="cs-CZ"/>
+              <w:lang w:eastAsia="cs-CZ"/>
             </w:rPr>
           </w:pPr>
-          <w:hyperlink w:anchor="_Toc228767676" w:history="1">
+          <w:hyperlink w:anchor="_Toc228774655" w:history="1">
             <w:r>
               <w:rPr>
                 <w:rStyle w:val="Hyperlink"/>
@@ -1480,7 +1576,7 @@
                 <w:noProof/>
                 <w:webHidden/>
               </w:rPr>
-              <w:instrText xml:space="preserve"> PAGEREF _Toc228767676 \h </w:instrText>
+              <w:instrText xml:space="preserve"> PAGEREF _Toc228774655 \h </w:instrText>
             </w:r>
             <w:r>
               <w:rPr>
@@ -1519,10 +1615,10 @@
             </w:tabs>
             <w:rPr>
               <w:noProof/>
-              <w:lang w:val="cs-CZ" w:eastAsia="cs-CZ"/>
+              <w:lang w:eastAsia="cs-CZ"/>
             </w:rPr>
           </w:pPr>
-          <w:hyperlink w:anchor="_Toc228767677" w:history="1">
+          <w:hyperlink w:anchor="_Toc228774656" w:history="1">
             <w:r>
               <w:rPr>
                 <w:rStyle w:val="Hyperlink"/>
@@ -1550,7 +1646,7 @@
                 <w:noProof/>
                 <w:webHidden/>
               </w:rPr>
-              <w:instrText xml:space="preserve"> PAGEREF _Toc228767677 \h </w:instrText>
+              <w:instrText xml:space="preserve"> PAGEREF _Toc228774656 \h </w:instrText>
             </w:r>
             <w:r>
               <w:rPr>
@@ -1570,7 +1666,7 @@
                 <w:noProof/>
                 <w:webHidden/>
               </w:rPr>
-              <w:t>15</w:t>
+              <w:t>16</w:t>
             </w:r>
             <w:r>
               <w:rPr>
@@ -1589,10 +1685,10 @@
             </w:tabs>
             <w:rPr>
               <w:noProof/>
-              <w:lang w:val="cs-CZ" w:eastAsia="cs-CZ"/>
+              <w:lang w:eastAsia="cs-CZ"/>
             </w:rPr>
           </w:pPr>
-          <w:hyperlink w:anchor="_Toc228767678" w:history="1">
+          <w:hyperlink w:anchor="_Toc228774657" w:history="1">
             <w:r>
               <w:rPr>
                 <w:rStyle w:val="Hyperlink"/>
@@ -1620,7 +1716,7 @@
                 <w:noProof/>
                 <w:webHidden/>
               </w:rPr>
-              <w:instrText xml:space="preserve"> PAGEREF _Toc228767678 \h </w:instrText>
+              <w:instrText xml:space="preserve"> PAGEREF _Toc228774657 \h </w:instrText>
             </w:r>
             <w:r>
               <w:rPr>
@@ -1640,7 +1736,7 @@
                 <w:noProof/>
                 <w:webHidden/>
               </w:rPr>
-              <w:t>15</w:t>
+              <w:t>16</w:t>
             </w:r>
             <w:r>
               <w:rPr>
@@ -1659,10 +1755,10 @@
             </w:tabs>
             <w:rPr>
               <w:noProof/>
-              <w:lang w:val="cs-CZ" w:eastAsia="cs-CZ"/>
+              <w:lang w:eastAsia="cs-CZ"/>
             </w:rPr>
           </w:pPr>
-          <w:hyperlink w:anchor="_Toc228767679" w:history="1">
+          <w:hyperlink w:anchor="_Toc228774658" w:history="1">
             <w:r>
               <w:rPr>
                 <w:rStyle w:val="Hyperlink"/>
@@ -1690,7 +1786,7 @@
                 <w:noProof/>
                 <w:webHidden/>
               </w:rPr>
-              <w:instrText xml:space="preserve"> PAGEREF _Toc228767679 \h </w:instrText>
+              <w:instrText xml:space="preserve"> PAGEREF _Toc228774658 \h </w:instrText>
             </w:r>
             <w:r>
               <w:rPr>
@@ -1710,7 +1806,7 @@
                 <w:noProof/>
                 <w:webHidden/>
               </w:rPr>
-              <w:t>15</w:t>
+              <w:t>16</w:t>
             </w:r>
             <w:r>
               <w:rPr>
@@ -1729,10 +1825,10 @@
             </w:tabs>
             <w:rPr>
               <w:noProof/>
-              <w:lang w:val="cs-CZ" w:eastAsia="cs-CZ"/>
+              <w:lang w:eastAsia="cs-CZ"/>
             </w:rPr>
           </w:pPr>
-          <w:hyperlink w:anchor="_Toc228767680" w:history="1">
+          <w:hyperlink w:anchor="_Toc228774659" w:history="1">
             <w:r>
               <w:rPr>
                 <w:rStyle w:val="Hyperlink"/>
@@ -1760,7 +1856,7 @@
                 <w:noProof/>
                 <w:webHidden/>
               </w:rPr>
-              <w:instrText xml:space="preserve"> PAGEREF _Toc228767680 \h </w:instrText>
+              <w:instrText xml:space="preserve"> PAGEREF _Toc228774659 \h </w:instrText>
             </w:r>
             <w:r>
               <w:rPr>
@@ -1799,10 +1895,10 @@
             </w:tabs>
             <w:rPr>
               <w:noProof/>
-              <w:lang w:val="cs-CZ" w:eastAsia="cs-CZ"/>
+              <w:lang w:eastAsia="cs-CZ"/>
             </w:rPr>
           </w:pPr>
-          <w:hyperlink w:anchor="_Toc228767681" w:history="1">
+          <w:hyperlink w:anchor="_Toc228774660" w:history="1">
             <w:r>
               <w:rPr>
                 <w:rStyle w:val="Hyperlink"/>
@@ -1830,7 +1926,7 @@
                 <w:noProof/>
                 <w:webHidden/>
               </w:rPr>
-              <w:instrText xml:space="preserve"> PAGEREF _Toc228767681 \h </w:instrText>
+              <w:instrText xml:space="preserve"> PAGEREF _Toc228774660 \h </w:instrText>
             </w:r>
             <w:r>
               <w:rPr>
@@ -1869,10 +1965,10 @@
             </w:tabs>
             <w:rPr>
               <w:noProof/>
-              <w:lang w:val="cs-CZ" w:eastAsia="cs-CZ"/>
+              <w:lang w:eastAsia="cs-CZ"/>
             </w:rPr>
           </w:pPr>
-          <w:hyperlink w:anchor="_Toc228767682" w:history="1">
+          <w:hyperlink w:anchor="_Toc228774661" w:history="1">
             <w:r>
               <w:rPr>
                 <w:rStyle w:val="Hyperlink"/>
@@ -1900,7 +1996,7 @@
                 <w:noProof/>
                 <w:webHidden/>
               </w:rPr>
-              <w:instrText xml:space="preserve"> PAGEREF _Toc228767682 \h </w:instrText>
+              <w:instrText xml:space="preserve"> PAGEREF _Toc228774661 \h </w:instrText>
             </w:r>
             <w:r>
               <w:rPr>
@@ -1920,7 +2016,7 @@
                 <w:noProof/>
                 <w:webHidden/>
               </w:rPr>
-              <w:t>17</w:t>
+              <w:t>18</w:t>
             </w:r>
             <w:r>
               <w:rPr>
@@ -1939,10 +2035,10 @@
             </w:tabs>
             <w:rPr>
               <w:noProof/>
-              <w:lang w:val="cs-CZ" w:eastAsia="cs-CZ"/>
+              <w:lang w:eastAsia="cs-CZ"/>
             </w:rPr>
           </w:pPr>
-          <w:hyperlink w:anchor="_Toc228767683" w:history="1">
+          <w:hyperlink w:anchor="_Toc228774662" w:history="1">
             <w:r>
               <w:rPr>
                 <w:rStyle w:val="Hyperlink"/>
@@ -1970,7 +2066,7 @@
                 <w:noProof/>
                 <w:webHidden/>
               </w:rPr>
-              <w:instrText xml:space="preserve"> PAGEREF _Toc228767683 \h </w:instrText>
+              <w:instrText xml:space="preserve"> PAGEREF _Toc228774662 \h </w:instrText>
             </w:r>
             <w:r>
               <w:rPr>
@@ -1990,7 +2086,7 @@
                 <w:noProof/>
                 <w:webHidden/>
               </w:rPr>
-              <w:t>17</w:t>
+              <w:t>18</w:t>
             </w:r>
             <w:r>
               <w:rPr>
@@ -2009,10 +2105,10 @@
             </w:tabs>
             <w:rPr>
               <w:noProof/>
-              <w:lang w:val="cs-CZ" w:eastAsia="cs-CZ"/>
+              <w:lang w:eastAsia="cs-CZ"/>
             </w:rPr>
           </w:pPr>
-          <w:hyperlink w:anchor="_Toc228767684" w:history="1">
+          <w:hyperlink w:anchor="_Toc228774663" w:history="1">
             <w:r>
               <w:rPr>
                 <w:rStyle w:val="Hyperlink"/>
@@ -2040,7 +2136,7 @@
                 <w:noProof/>
                 <w:webHidden/>
               </w:rPr>
-              <w:instrText xml:space="preserve"> PAGEREF _Toc228767684 \h </w:instrText>
+              <w:instrText xml:space="preserve"> PAGEREF _Toc228774663 \h </w:instrText>
             </w:r>
             <w:r>
               <w:rPr>
@@ -2060,7 +2156,7 @@
                 <w:noProof/>
                 <w:webHidden/>
               </w:rPr>
-              <w:t>17</w:t>
+              <w:t>18</w:t>
             </w:r>
             <w:r>
               <w:rPr>
@@ -2079,10 +2175,10 @@
             </w:tabs>
             <w:rPr>
               <w:noProof/>
-              <w:lang w:val="cs-CZ" w:eastAsia="cs-CZ"/>
+              <w:lang w:eastAsia="cs-CZ"/>
             </w:rPr>
           </w:pPr>
-          <w:hyperlink w:anchor="_Toc228767685" w:history="1">
+          <w:hyperlink w:anchor="_Toc228774664" w:history="1">
             <w:r>
               <w:rPr>
                 <w:rStyle w:val="Hyperlink"/>
@@ -2110,7 +2206,7 @@
                 <w:noProof/>
                 <w:webHidden/>
               </w:rPr>
-              <w:instrText xml:space="preserve"> PAGEREF _Toc228767685 \h </w:instrText>
+              <w:instrText xml:space="preserve"> PAGEREF _Toc228774664 \h </w:instrText>
             </w:r>
             <w:r>
               <w:rPr>
@@ -2130,7 +2226,7 @@
                 <w:noProof/>
                 <w:webHidden/>
               </w:rPr>
-              <w:t>17</w:t>
+              <w:t>18</w:t>
             </w:r>
             <w:r>
               <w:rPr>
@@ -2149,10 +2245,10 @@
             </w:tabs>
             <w:rPr>
               <w:noProof/>
-              <w:lang w:val="cs-CZ" w:eastAsia="cs-CZ"/>
+              <w:lang w:eastAsia="cs-CZ"/>
             </w:rPr>
           </w:pPr>
-          <w:hyperlink w:anchor="_Toc228767686" w:history="1">
+          <w:hyperlink w:anchor="_Toc228774665" w:history="1">
             <w:r>
               <w:rPr>
                 <w:rStyle w:val="Hyperlink"/>
@@ -2180,7 +2276,7 @@
                 <w:noProof/>
                 <w:webHidden/>
               </w:rPr>
-              <w:instrText xml:space="preserve"> PAGEREF _Toc228767686 \h </w:instrText>
+              <w:instrText xml:space="preserve"> PAGEREF _Toc228774665 \h </w:instrText>
             </w:r>
             <w:r>
               <w:rPr>
@@ -2200,7 +2296,7 @@
                 <w:noProof/>
                 <w:webHidden/>
               </w:rPr>
-              <w:t>18</w:t>
+              <w:t>19</w:t>
             </w:r>
             <w:r>
               <w:rPr>
@@ -2219,10 +2315,10 @@
             </w:tabs>
             <w:rPr>
               <w:noProof/>
-              <w:lang w:val="cs-CZ" w:eastAsia="cs-CZ"/>
+              <w:lang w:eastAsia="cs-CZ"/>
             </w:rPr>
           </w:pPr>
-          <w:hyperlink w:anchor="_Toc228767687" w:history="1">
+          <w:hyperlink w:anchor="_Toc228774666" w:history="1">
             <w:r>
               <w:rPr>
                 <w:rStyle w:val="Hyperlink"/>
@@ -2250,7 +2346,7 @@
                 <w:noProof/>
                 <w:webHidden/>
               </w:rPr>
-              <w:instrText xml:space="preserve"> PAGEREF _Toc228767687 \h </w:instrText>
+              <w:instrText xml:space="preserve"> PAGEREF _Toc228774666 \h </w:instrText>
             </w:r>
             <w:r>
               <w:rPr>
@@ -2270,7 +2366,7 @@
                 <w:noProof/>
                 <w:webHidden/>
               </w:rPr>
-              <w:t>18</w:t>
+              <w:t>19</w:t>
             </w:r>
             <w:r>
               <w:rPr>
@@ -2289,10 +2385,10 @@
             </w:tabs>
             <w:rPr>
               <w:noProof/>
-              <w:lang w:val="cs-CZ" w:eastAsia="cs-CZ"/>
+              <w:lang w:eastAsia="cs-CZ"/>
             </w:rPr>
           </w:pPr>
-          <w:hyperlink w:anchor="_Toc228767688" w:history="1">
+          <w:hyperlink w:anchor="_Toc228774667" w:history="1">
             <w:r>
               <w:rPr>
                 <w:rStyle w:val="Hyperlink"/>
@@ -2320,7 +2416,7 @@
                 <w:noProof/>
                 <w:webHidden/>
               </w:rPr>
-              <w:instrText xml:space="preserve"> PAGEREF _Toc228767688 \h </w:instrText>
+              <w:instrText xml:space="preserve"> PAGEREF _Toc228774667 \h </w:instrText>
             </w:r>
             <w:r>
               <w:rPr>
@@ -2340,7 +2436,7 @@
                 <w:noProof/>
                 <w:webHidden/>
               </w:rPr>
-              <w:t>18</w:t>
+              <w:t>19</w:t>
             </w:r>
             <w:r>
               <w:rPr>
@@ -2359,10 +2455,10 @@
             </w:tabs>
             <w:rPr>
               <w:noProof/>
-              <w:lang w:val="cs-CZ" w:eastAsia="cs-CZ"/>
+              <w:lang w:eastAsia="cs-CZ"/>
             </w:rPr>
           </w:pPr>
-          <w:hyperlink w:anchor="_Toc228767689" w:history="1">
+          <w:hyperlink w:anchor="_Toc228774668" w:history="1">
             <w:r>
               <w:rPr>
                 <w:rStyle w:val="Hyperlink"/>
@@ -2390,7 +2486,7 @@
                 <w:noProof/>
                 <w:webHidden/>
               </w:rPr>
-              <w:instrText xml:space="preserve"> PAGEREF _Toc228767689 \h </w:instrText>
+              <w:instrText xml:space="preserve"> PAGEREF _Toc228774668 \h </w:instrText>
             </w:r>
             <w:r>
               <w:rPr>
@@ -2410,7 +2506,7 @@
                 <w:noProof/>
                 <w:webHidden/>
               </w:rPr>
-              <w:t>18</w:t>
+              <w:t>19</w:t>
             </w:r>
             <w:r>
               <w:rPr>
@@ -2429,10 +2525,10 @@
             </w:tabs>
             <w:rPr>
               <w:noProof/>
-              <w:lang w:val="cs-CZ" w:eastAsia="cs-CZ"/>
+              <w:lang w:eastAsia="cs-CZ"/>
             </w:rPr>
           </w:pPr>
-          <w:hyperlink w:anchor="_Toc228767690" w:history="1">
+          <w:hyperlink w:anchor="_Toc228774669" w:history="1">
             <w:r>
               <w:rPr>
                 <w:rStyle w:val="Hyperlink"/>
@@ -2460,7 +2556,7 @@
                 <w:noProof/>
                 <w:webHidden/>
               </w:rPr>
-              <w:instrText xml:space="preserve"> PAGEREF _Toc228767690 \h </w:instrText>
+              <w:instrText xml:space="preserve"> PAGEREF _Toc228774669 \h </w:instrText>
             </w:r>
             <w:r>
               <w:rPr>
@@ -2480,7 +2576,7 @@
                 <w:noProof/>
                 <w:webHidden/>
               </w:rPr>
-              <w:t>18</w:t>
+              <w:t>20</w:t>
             </w:r>
             <w:r>
               <w:rPr>
@@ -2499,10 +2595,10 @@
             </w:tabs>
             <w:rPr>
               <w:noProof/>
-              <w:lang w:val="cs-CZ" w:eastAsia="cs-CZ"/>
+              <w:lang w:eastAsia="cs-CZ"/>
             </w:rPr>
           </w:pPr>
-          <w:hyperlink w:anchor="_Toc228767691" w:history="1">
+          <w:hyperlink w:anchor="_Toc228774670" w:history="1">
             <w:r>
               <w:rPr>
                 <w:rStyle w:val="Hyperlink"/>
@@ -2530,7 +2626,7 @@
                 <w:noProof/>
                 <w:webHidden/>
               </w:rPr>
-              <w:instrText xml:space="preserve"> PAGEREF _Toc228767691 \h </w:instrText>
+              <w:instrText xml:space="preserve"> PAGEREF _Toc228774670 \h </w:instrText>
             </w:r>
             <w:r>
               <w:rPr>
@@ -2550,7 +2646,7 @@
                 <w:noProof/>
                 <w:webHidden/>
               </w:rPr>
-              <w:t>18</w:t>
+              <w:t>20</w:t>
             </w:r>
             <w:r>
               <w:rPr>
@@ -2569,10 +2665,10 @@
             </w:tabs>
             <w:rPr>
               <w:noProof/>
-              <w:lang w:val="cs-CZ" w:eastAsia="cs-CZ"/>
+              <w:lang w:eastAsia="cs-CZ"/>
             </w:rPr>
           </w:pPr>
-          <w:hyperlink w:anchor="_Toc228767692" w:history="1">
+          <w:hyperlink w:anchor="_Toc228774671" w:history="1">
             <w:r>
               <w:rPr>
                 <w:rStyle w:val="Hyperlink"/>
@@ -2600,7 +2696,7 @@
                 <w:noProof/>
                 <w:webHidden/>
               </w:rPr>
-              <w:instrText xml:space="preserve"> PAGEREF _Toc228767692 \h </w:instrText>
+              <w:instrText xml:space="preserve"> PAGEREF _Toc228774671 \h </w:instrText>
             </w:r>
             <w:r>
               <w:rPr>
@@ -2620,7 +2716,77 @@
                 <w:noProof/>
                 <w:webHidden/>
               </w:rPr>
-              <w:t>19</w:t>
+              <w:t>20</w:t>
+            </w:r>
+            <w:r>
+              <w:rPr>
+                <w:noProof/>
+                <w:webHidden/>
+              </w:rPr>
+              <w:fldChar w:fldCharType="end"/>
+            </w:r>
+          </w:hyperlink>
+        </w:p>
+        <w:p>
+          <w:pPr>
+            <w:pStyle w:val="TOC3"/>
+            <w:tabs>
+              <w:tab w:val="right" w:leader="dot" w:pos="9016"/>
+            </w:tabs>
+            <w:rPr>
+              <w:noProof/>
+              <w:lang w:eastAsia="cs-CZ"/>
+            </w:rPr>
+          </w:pPr>
+          <w:hyperlink w:anchor="_Toc228774672" w:history="1">
+            <w:r>
+              <w:rPr>
+                <w:rStyle w:val="Hyperlink"/>
+                <w:noProof/>
+                <w:lang w:val="en-GB"/>
+              </w:rPr>
+              <w:t>BorrowingService</w:t>
+            </w:r>
+            <w:r>
+              <w:rPr>
+                <w:noProof/>
+                <w:webHidden/>
+              </w:rPr>
+              <w:tab/>
+            </w:r>
+            <w:r>
+              <w:rPr>
+                <w:noProof/>
+                <w:webHidden/>
+              </w:rPr>
+              <w:fldChar w:fldCharType="begin"/>
+            </w:r>
+            <w:r>
+              <w:rPr>
+                <w:noProof/>
+                <w:webHidden/>
+              </w:rPr>
+              <w:instrText xml:space="preserve"> PAGEREF _Toc228774672 \h </w:instrText>
+            </w:r>
+            <w:r>
+              <w:rPr>
+                <w:noProof/>
+                <w:webHidden/>
+              </w:rPr>
+            </w:r>
+            <w:r>
+              <w:rPr>
+                <w:noProof/>
+                <w:webHidden/>
+              </w:rPr>
+              <w:fldChar w:fldCharType="separate"/>
+            </w:r>
+            <w:r>
+              <w:rPr>
+                <w:noProof/>
+                <w:webHidden/>
+              </w:rPr>
+              <w:t>22</w:t>
             </w:r>
             <w:r>
               <w:rPr>
@@ -2639,17 +2805,17 @@
             </w:tabs>
             <w:rPr>
               <w:noProof/>
-              <w:lang w:val="cs-CZ" w:eastAsia="cs-CZ"/>
+              <w:lang w:eastAsia="cs-CZ"/>
             </w:rPr>
           </w:pPr>
-          <w:hyperlink w:anchor="_Toc228767693" w:history="1">
+          <w:hyperlink w:anchor="_Toc228774673" w:history="1">
             <w:r>
               <w:rPr>
                 <w:rStyle w:val="Hyperlink"/>
                 <w:noProof/>
                 <w:lang w:val="en-GB"/>
               </w:rPr>
-              <w:t>BorrowingService</w:t>
+              <w:t>Controllers</w:t>
             </w:r>
             <w:r>
               <w:rPr>
@@ -2670,7 +2836,7 @@
                 <w:noProof/>
                 <w:webHidden/>
               </w:rPr>
-              <w:instrText xml:space="preserve"> PAGEREF _Toc228767693 \h </w:instrText>
+              <w:instrText xml:space="preserve"> PAGEREF _Toc228774673 \h </w:instrText>
             </w:r>
             <w:r>
               <w:rPr>
@@ -2690,7 +2856,217 @@
                 <w:noProof/>
                 <w:webHidden/>
               </w:rPr>
-              <w:t>20</w:t>
+              <w:t>23</w:t>
+            </w:r>
+            <w:r>
+              <w:rPr>
+                <w:noProof/>
+                <w:webHidden/>
+              </w:rPr>
+              <w:fldChar w:fldCharType="end"/>
+            </w:r>
+          </w:hyperlink>
+        </w:p>
+        <w:p>
+          <w:pPr>
+            <w:pStyle w:val="TOC3"/>
+            <w:tabs>
+              <w:tab w:val="right" w:leader="dot" w:pos="9016"/>
+            </w:tabs>
+            <w:rPr>
+              <w:noProof/>
+              <w:lang w:eastAsia="cs-CZ"/>
+            </w:rPr>
+          </w:pPr>
+          <w:hyperlink w:anchor="_Toc228774674" w:history="1">
+            <w:r>
+              <w:rPr>
+                <w:rStyle w:val="Hyperlink"/>
+                <w:noProof/>
+                <w:lang w:val="en-GB"/>
+              </w:rPr>
+              <w:t>AuthController</w:t>
+            </w:r>
+            <w:r>
+              <w:rPr>
+                <w:noProof/>
+                <w:webHidden/>
+              </w:rPr>
+              <w:tab/>
+            </w:r>
+            <w:r>
+              <w:rPr>
+                <w:noProof/>
+                <w:webHidden/>
+              </w:rPr>
+              <w:fldChar w:fldCharType="begin"/>
+            </w:r>
+            <w:r>
+              <w:rPr>
+                <w:noProof/>
+                <w:webHidden/>
+              </w:rPr>
+              <w:instrText xml:space="preserve"> PAGEREF _Toc228774674 \h </w:instrText>
+            </w:r>
+            <w:r>
+              <w:rPr>
+                <w:noProof/>
+                <w:webHidden/>
+              </w:rPr>
+            </w:r>
+            <w:r>
+              <w:rPr>
+                <w:noProof/>
+                <w:webHidden/>
+              </w:rPr>
+              <w:fldChar w:fldCharType="separate"/>
+            </w:r>
+            <w:r>
+              <w:rPr>
+                <w:noProof/>
+                <w:webHidden/>
+              </w:rPr>
+              <w:t>23</w:t>
+            </w:r>
+            <w:r>
+              <w:rPr>
+                <w:noProof/>
+                <w:webHidden/>
+              </w:rPr>
+              <w:fldChar w:fldCharType="end"/>
+            </w:r>
+          </w:hyperlink>
+        </w:p>
+        <w:p>
+          <w:pPr>
+            <w:pStyle w:val="TOC3"/>
+            <w:tabs>
+              <w:tab w:val="right" w:leader="dot" w:pos="9016"/>
+            </w:tabs>
+            <w:rPr>
+              <w:noProof/>
+              <w:lang w:eastAsia="cs-CZ"/>
+            </w:rPr>
+          </w:pPr>
+          <w:hyperlink w:anchor="_Toc228774675" w:history="1">
+            <w:r>
+              <w:rPr>
+                <w:rStyle w:val="Hyperlink"/>
+                <w:noProof/>
+                <w:lang w:val="en-GB"/>
+              </w:rPr>
+              <w:t>BookController</w:t>
+            </w:r>
+            <w:r>
+              <w:rPr>
+                <w:noProof/>
+                <w:webHidden/>
+              </w:rPr>
+              <w:tab/>
+            </w:r>
+            <w:r>
+              <w:rPr>
+                <w:noProof/>
+                <w:webHidden/>
+              </w:rPr>
+              <w:fldChar w:fldCharType="begin"/>
+            </w:r>
+            <w:r>
+              <w:rPr>
+                <w:noProof/>
+                <w:webHidden/>
+              </w:rPr>
+              <w:instrText xml:space="preserve"> PAGEREF _Toc228774675 \h </w:instrText>
+            </w:r>
+            <w:r>
+              <w:rPr>
+                <w:noProof/>
+                <w:webHidden/>
+              </w:rPr>
+            </w:r>
+            <w:r>
+              <w:rPr>
+                <w:noProof/>
+                <w:webHidden/>
+              </w:rPr>
+              <w:fldChar w:fldCharType="separate"/>
+            </w:r>
+            <w:r>
+              <w:rPr>
+                <w:noProof/>
+                <w:webHidden/>
+              </w:rPr>
+              <w:t>23</w:t>
+            </w:r>
+            <w:r>
+              <w:rPr>
+                <w:noProof/>
+                <w:webHidden/>
+              </w:rPr>
+              <w:fldChar w:fldCharType="end"/>
+            </w:r>
+          </w:hyperlink>
+        </w:p>
+        <w:p>
+          <w:pPr>
+            <w:pStyle w:val="TOC3"/>
+            <w:tabs>
+              <w:tab w:val="right" w:leader="dot" w:pos="9016"/>
+            </w:tabs>
+            <w:rPr>
+              <w:noProof/>
+              <w:lang w:eastAsia="cs-CZ"/>
+            </w:rPr>
+          </w:pPr>
+          <w:hyperlink w:anchor="_Toc228774676" w:history="1">
+            <w:r>
+              <w:rPr>
+                <w:rStyle w:val="Hyperlink"/>
+                <w:noProof/>
+                <w:lang w:val="en-GB"/>
+              </w:rPr>
+              <w:t>DashboardController</w:t>
+            </w:r>
+            <w:r>
+              <w:rPr>
+                <w:noProof/>
+                <w:webHidden/>
+              </w:rPr>
+              <w:tab/>
+            </w:r>
+            <w:r>
+              <w:rPr>
+                <w:noProof/>
+                <w:webHidden/>
+              </w:rPr>
+              <w:fldChar w:fldCharType="begin"/>
+            </w:r>
+            <w:r>
+              <w:rPr>
+                <w:noProof/>
+                <w:webHidden/>
+              </w:rPr>
+              <w:instrText xml:space="preserve"> PAGEREF _Toc228774676 \h </w:instrText>
+            </w:r>
+            <w:r>
+              <w:rPr>
+                <w:noProof/>
+                <w:webHidden/>
+              </w:rPr>
+            </w:r>
+            <w:r>
+              <w:rPr>
+                <w:noProof/>
+                <w:webHidden/>
+              </w:rPr>
+              <w:fldChar w:fldCharType="separate"/>
+            </w:r>
+            <w:r>
+              <w:rPr>
+                <w:noProof/>
+                <w:webHidden/>
+              </w:rPr>
+              <w:t>23</w:t>
             </w:r>
             <w:r>
               <w:rPr>
@@ -2709,17 +3085,17 @@
             </w:tabs>
             <w:rPr>
               <w:noProof/>
-              <w:lang w:val="cs-CZ" w:eastAsia="cs-CZ"/>
+              <w:lang w:eastAsia="cs-CZ"/>
             </w:rPr>
           </w:pPr>
-          <w:hyperlink w:anchor="_Toc228767694" w:history="1">
+          <w:hyperlink w:anchor="_Toc228774677" w:history="1">
             <w:r>
               <w:rPr>
                 <w:rStyle w:val="Hyperlink"/>
                 <w:noProof/>
                 <w:lang w:val="en-GB"/>
               </w:rPr>
-              <w:t>Controllers</w:t>
+              <w:t>Configuration</w:t>
             </w:r>
             <w:r>
               <w:rPr>
@@ -2740,7 +3116,7 @@
                 <w:noProof/>
                 <w:webHidden/>
               </w:rPr>
-              <w:instrText xml:space="preserve"> PAGEREF _Toc228767694 \h </w:instrText>
+              <w:instrText xml:space="preserve"> PAGEREF _Toc228774677 \h </w:instrText>
             </w:r>
             <w:r>
               <w:rPr>
@@ -2760,7 +3136,7 @@
                 <w:noProof/>
                 <w:webHidden/>
               </w:rPr>
-              <w:t>20</w:t>
+              <w:t>24</w:t>
             </w:r>
             <w:r>
               <w:rPr>
@@ -2779,17 +3155,17 @@
             </w:tabs>
             <w:rPr>
               <w:noProof/>
-              <w:lang w:val="cs-CZ" w:eastAsia="cs-CZ"/>
+              <w:lang w:eastAsia="cs-CZ"/>
             </w:rPr>
           </w:pPr>
-          <w:hyperlink w:anchor="_Toc228767695" w:history="1">
+          <w:hyperlink w:anchor="_Toc228774678" w:history="1">
             <w:r>
               <w:rPr>
                 <w:rStyle w:val="Hyperlink"/>
                 <w:noProof/>
                 <w:lang w:val="en-GB"/>
               </w:rPr>
-              <w:t>AuthController</w:t>
+              <w:t>WebSecurityConfig</w:t>
             </w:r>
             <w:r>
               <w:rPr>
@@ -2810,7 +3186,7 @@
                 <w:noProof/>
                 <w:webHidden/>
               </w:rPr>
-              <w:instrText xml:space="preserve"> PAGEREF _Toc228767695 \h </w:instrText>
+              <w:instrText xml:space="preserve"> PAGEREF _Toc228774678 \h </w:instrText>
             </w:r>
             <w:r>
               <w:rPr>
@@ -2830,287 +3206,7 @@
                 <w:noProof/>
                 <w:webHidden/>
               </w:rPr>
-              <w:t>20</w:t>
-            </w:r>
-            <w:r>
-              <w:rPr>
-                <w:noProof/>
-                <w:webHidden/>
-              </w:rPr>
-              <w:fldChar w:fldCharType="end"/>
-            </w:r>
-          </w:hyperlink>
-        </w:p>
-        <w:p>
-          <w:pPr>
-            <w:pStyle w:val="TOC3"/>
-            <w:tabs>
-              <w:tab w:val="right" w:leader="dot" w:pos="9016"/>
-            </w:tabs>
-            <w:rPr>
-              <w:noProof/>
-              <w:lang w:val="cs-CZ" w:eastAsia="cs-CZ"/>
-            </w:rPr>
-          </w:pPr>
-          <w:hyperlink w:anchor="_Toc228767696" w:history="1">
-            <w:r>
-              <w:rPr>
-                <w:rStyle w:val="Hyperlink"/>
-                <w:noProof/>
-                <w:lang w:val="en-GB"/>
-              </w:rPr>
-              <w:t>BookController</w:t>
-            </w:r>
-            <w:r>
-              <w:rPr>
-                <w:noProof/>
-                <w:webHidden/>
-              </w:rPr>
-              <w:tab/>
-            </w:r>
-            <w:r>
-              <w:rPr>
-                <w:noProof/>
-                <w:webHidden/>
-              </w:rPr>
-              <w:fldChar w:fldCharType="begin"/>
-            </w:r>
-            <w:r>
-              <w:rPr>
-                <w:noProof/>
-                <w:webHidden/>
-              </w:rPr>
-              <w:instrText xml:space="preserve"> PAGEREF _Toc228767696 \h </w:instrText>
-            </w:r>
-            <w:r>
-              <w:rPr>
-                <w:noProof/>
-                <w:webHidden/>
-              </w:rPr>
-            </w:r>
-            <w:r>
-              <w:rPr>
-                <w:noProof/>
-                <w:webHidden/>
-              </w:rPr>
-              <w:fldChar w:fldCharType="separate"/>
-            </w:r>
-            <w:r>
-              <w:rPr>
-                <w:noProof/>
-                <w:webHidden/>
-              </w:rPr>
-              <w:t>21</w:t>
-            </w:r>
-            <w:r>
-              <w:rPr>
-                <w:noProof/>
-                <w:webHidden/>
-              </w:rPr>
-              <w:fldChar w:fldCharType="end"/>
-            </w:r>
-          </w:hyperlink>
-        </w:p>
-        <w:p>
-          <w:pPr>
-            <w:pStyle w:val="TOC3"/>
-            <w:tabs>
-              <w:tab w:val="right" w:leader="dot" w:pos="9016"/>
-            </w:tabs>
-            <w:rPr>
-              <w:noProof/>
-              <w:lang w:val="cs-CZ" w:eastAsia="cs-CZ"/>
-            </w:rPr>
-          </w:pPr>
-          <w:hyperlink w:anchor="_Toc228767697" w:history="1">
-            <w:r>
-              <w:rPr>
-                <w:rStyle w:val="Hyperlink"/>
-                <w:noProof/>
-                <w:lang w:val="en-GB"/>
-              </w:rPr>
-              <w:t>DashboardController</w:t>
-            </w:r>
-            <w:r>
-              <w:rPr>
-                <w:noProof/>
-                <w:webHidden/>
-              </w:rPr>
-              <w:tab/>
-            </w:r>
-            <w:r>
-              <w:rPr>
-                <w:noProof/>
-                <w:webHidden/>
-              </w:rPr>
-              <w:fldChar w:fldCharType="begin"/>
-            </w:r>
-            <w:r>
-              <w:rPr>
-                <w:noProof/>
-                <w:webHidden/>
-              </w:rPr>
-              <w:instrText xml:space="preserve"> PAGEREF _Toc228767697 \h </w:instrText>
-            </w:r>
-            <w:r>
-              <w:rPr>
-                <w:noProof/>
-                <w:webHidden/>
-              </w:rPr>
-            </w:r>
-            <w:r>
-              <w:rPr>
-                <w:noProof/>
-                <w:webHidden/>
-              </w:rPr>
-              <w:fldChar w:fldCharType="separate"/>
-            </w:r>
-            <w:r>
-              <w:rPr>
-                <w:noProof/>
-                <w:webHidden/>
-              </w:rPr>
-              <w:t>21</w:t>
-            </w:r>
-            <w:r>
-              <w:rPr>
-                <w:noProof/>
-                <w:webHidden/>
-              </w:rPr>
-              <w:fldChar w:fldCharType="end"/>
-            </w:r>
-          </w:hyperlink>
-        </w:p>
-        <w:p>
-          <w:pPr>
-            <w:pStyle w:val="TOC2"/>
-            <w:tabs>
-              <w:tab w:val="right" w:leader="dot" w:pos="9016"/>
-            </w:tabs>
-            <w:rPr>
-              <w:noProof/>
-              <w:lang w:val="cs-CZ" w:eastAsia="cs-CZ"/>
-            </w:rPr>
-          </w:pPr>
-          <w:hyperlink w:anchor="_Toc228767698" w:history="1">
-            <w:r>
-              <w:rPr>
-                <w:rStyle w:val="Hyperlink"/>
-                <w:noProof/>
-                <w:lang w:val="en-GB"/>
-              </w:rPr>
-              <w:t>Configuration</w:t>
-            </w:r>
-            <w:r>
-              <w:rPr>
-                <w:noProof/>
-                <w:webHidden/>
-              </w:rPr>
-              <w:tab/>
-            </w:r>
-            <w:r>
-              <w:rPr>
-                <w:noProof/>
-                <w:webHidden/>
-              </w:rPr>
-              <w:fldChar w:fldCharType="begin"/>
-            </w:r>
-            <w:r>
-              <w:rPr>
-                <w:noProof/>
-                <w:webHidden/>
-              </w:rPr>
-              <w:instrText xml:space="preserve"> PAGEREF _Toc228767698 \h </w:instrText>
-            </w:r>
-            <w:r>
-              <w:rPr>
-                <w:noProof/>
-                <w:webHidden/>
-              </w:rPr>
-            </w:r>
-            <w:r>
-              <w:rPr>
-                <w:noProof/>
-                <w:webHidden/>
-              </w:rPr>
-              <w:fldChar w:fldCharType="separate"/>
-            </w:r>
-            <w:r>
-              <w:rPr>
-                <w:noProof/>
-                <w:webHidden/>
-              </w:rPr>
-              <w:t>21</w:t>
-            </w:r>
-            <w:r>
-              <w:rPr>
-                <w:noProof/>
-                <w:webHidden/>
-              </w:rPr>
-              <w:fldChar w:fldCharType="end"/>
-            </w:r>
-          </w:hyperlink>
-        </w:p>
-        <w:p>
-          <w:pPr>
-            <w:pStyle w:val="TOC3"/>
-            <w:tabs>
-              <w:tab w:val="right" w:leader="dot" w:pos="9016"/>
-            </w:tabs>
-            <w:rPr>
-              <w:noProof/>
-              <w:lang w:val="cs-CZ" w:eastAsia="cs-CZ"/>
-            </w:rPr>
-          </w:pPr>
-          <w:hyperlink w:anchor="_Toc228767699" w:history="1">
-            <w:r>
-              <w:rPr>
-                <w:rStyle w:val="Hyperlink"/>
-                <w:noProof/>
-                <w:lang w:val="en-GB"/>
-              </w:rPr>
-              <w:t>WebSecurityConfig</w:t>
-            </w:r>
-            <w:r>
-              <w:rPr>
-                <w:noProof/>
-                <w:webHidden/>
-              </w:rPr>
-              <w:tab/>
-            </w:r>
-            <w:r>
-              <w:rPr>
-                <w:noProof/>
-                <w:webHidden/>
-              </w:rPr>
-              <w:fldChar w:fldCharType="begin"/>
-            </w:r>
-            <w:r>
-              <w:rPr>
-                <w:noProof/>
-                <w:webHidden/>
-              </w:rPr>
-              <w:instrText xml:space="preserve"> PAGEREF _Toc228767699 \h </w:instrText>
-            </w:r>
-            <w:r>
-              <w:rPr>
-                <w:noProof/>
-                <w:webHidden/>
-              </w:rPr>
-            </w:r>
-            <w:r>
-              <w:rPr>
-                <w:noProof/>
-                <w:webHidden/>
-              </w:rPr>
-              <w:fldChar w:fldCharType="separate"/>
-            </w:r>
-            <w:r>
-              <w:rPr>
-                <w:noProof/>
-                <w:webHidden/>
-              </w:rPr>
-              <w:t>21</w:t>
+              <w:t>24</w:t>
             </w:r>
             <w:r>
               <w:rPr>
@@ -3134,15 +3230,7 @@
       </w:sdtContent>
     </w:sdt>
     <w:p>
-      <w:pPr>
-        <w:rPr>
-          <w:lang w:val="cs-CZ"/>
-        </w:rPr>
-      </w:pPr>
-      <w:r>
-        <w:rPr>
-          <w:lang w:val="cs-CZ"/>
-        </w:rPr>
+      <w:r>
         <w:br w:type="page"/>
       </w:r>
     </w:p>
@@ -3151,20 +3239,14 @@
         <w:pStyle w:val="Heading1"/>
         <w:widowControl w:val="0"/>
       </w:pPr>
-      <w:bookmarkStart w:id="0" w:name="_Toc228767656"/>
+      <w:bookmarkStart w:id="0" w:name="_Toc228774634"/>
       <w:proofErr w:type="spellStart"/>
       <w:r>
-        <w:rPr>
-          <w:lang w:val="cs-CZ"/>
-        </w:rPr>
         <w:lastRenderedPageBreak/>
         <w:t>Frontend</w:t>
       </w:r>
       <w:bookmarkEnd w:id="0"/>
       <w:proofErr w:type="spellEnd"/>
-      <w:r>
-        <w:br/>
-      </w:r>
     </w:p>
     <w:p>
       <w:pPr>
@@ -3172,15 +3254,11 @@
         <w:widowControl w:val="0"/>
         <w:rPr>
           <w:rFonts w:asciiTheme="minorHAnsi" w:hAnsiTheme="minorHAnsi"/>
-          <w:lang w:val="cs-CZ"/>
-        </w:rPr>
-      </w:pPr>
-      <w:bookmarkStart w:id="1" w:name="_Toc228767657"/>
+        </w:rPr>
+      </w:pPr>
+      <w:bookmarkStart w:id="1" w:name="_Toc228774635"/>
       <w:proofErr w:type="spellStart"/>
       <w:r>
-        <w:rPr>
-          <w:lang w:val="cs-CZ"/>
-        </w:rPr>
         <w:t>Introduction</w:t>
       </w:r>
       <w:bookmarkEnd w:id="1"/>
@@ -3217,29 +3295,65 @@
           <w:sz w:val="28"/>
           <w:szCs w:val="28"/>
         </w:rPr>
-        <w:t xml:space="preserve"> designed as a frontend prototype ready to connect to a real backend.</w:t>
-      </w:r>
-    </w:p>
-    <w:p>
-      <w:pPr>
-        <w:widowControl w:val="0"/>
-        <w:rPr>
-          <w:rFonts w:ascii="Apple Braille" w:hAnsi="Apple Braille"/>
-          <w:sz w:val="28"/>
-          <w:szCs w:val="28"/>
-        </w:rPr>
-      </w:pPr>
+        <w:t xml:space="preserve"> designed as a frontend prototype ready to connect to a </w:t>
+      </w:r>
+      <w:proofErr w:type="spellStart"/>
+      <w:r>
+        <w:rPr>
+          <w:rFonts w:ascii="Apple Braille" w:hAnsi="Apple Braille"/>
+          <w:sz w:val="28"/>
+          <w:szCs w:val="28"/>
+        </w:rPr>
+        <w:t>real</w:t>
+      </w:r>
+      <w:proofErr w:type="spellEnd"/>
+      <w:r>
+        <w:rPr>
+          <w:rFonts w:ascii="Apple Braille" w:hAnsi="Apple Braille"/>
+          <w:sz w:val="28"/>
+          <w:szCs w:val="28"/>
+        </w:rPr>
+        <w:t xml:space="preserve"> </w:t>
+      </w:r>
+      <w:proofErr w:type="spellStart"/>
+      <w:r>
+        <w:rPr>
+          <w:rFonts w:ascii="Apple Braille" w:hAnsi="Apple Braille"/>
+          <w:sz w:val="28"/>
+          <w:szCs w:val="28"/>
+        </w:rPr>
+        <w:t>backend</w:t>
+      </w:r>
+      <w:proofErr w:type="spellEnd"/>
+      <w:r>
+        <w:rPr>
+          <w:rFonts w:ascii="Apple Braille" w:hAnsi="Apple Braille"/>
+          <w:sz w:val="28"/>
+          <w:szCs w:val="28"/>
+        </w:rPr>
+        <w:t>.</w:t>
+      </w:r>
     </w:p>
     <w:p>
       <w:pPr>
         <w:pStyle w:val="Heading2"/>
         <w:widowControl w:val="0"/>
       </w:pPr>
-      <w:bookmarkStart w:id="2" w:name="_Toc228767658"/>
-      <w:r>
-        <w:t>System Overview</w:t>
+      <w:bookmarkStart w:id="2" w:name="_Toc228774636"/>
+      <w:proofErr w:type="spellStart"/>
+      <w:r>
+        <w:t>System</w:t>
+      </w:r>
+      <w:proofErr w:type="spellEnd"/>
+      <w:r>
+        <w:t xml:space="preserve"> </w:t>
+      </w:r>
+      <w:proofErr w:type="spellStart"/>
+      <w:r>
+        <w:t>Overview</w:t>
       </w:r>
       <w:bookmarkEnd w:id="2"/>
+      <w:proofErr w:type="spellEnd"/>
     </w:p>
     <w:p>
       <w:pPr>
@@ -3454,99 +3568,80 @@
           <w:szCs w:val="28"/>
         </w:rPr>
         <w:tab/>
-        <w:t>Mock (localStorage-based), JWT-ready</w:t>
-      </w:r>
-    </w:p>
-    <w:p>
-      <w:pPr>
-        <w:widowControl w:val="0"/>
-        <w:rPr>
-          <w:rFonts w:ascii="Apple Braille" w:hAnsi="Apple Braille"/>
-        </w:rPr>
-      </w:pPr>
-    </w:p>
-    <w:p>
-      <w:pPr>
-        <w:widowControl w:val="0"/>
-        <w:rPr>
-          <w:rFonts w:ascii="Apple Braille" w:hAnsi="Apple Braille"/>
-        </w:rPr>
-      </w:pPr>
-    </w:p>
-    <w:p>
-      <w:pPr>
-        <w:widowControl w:val="0"/>
-        <w:rPr>
-          <w:rFonts w:ascii="Apple Braille" w:hAnsi="Apple Braille"/>
-        </w:rPr>
-      </w:pPr>
-    </w:p>
-    <w:p>
-      <w:pPr>
-        <w:widowControl w:val="0"/>
-        <w:rPr>
-          <w:rFonts w:ascii="Apple Braille" w:hAnsi="Apple Braille"/>
-        </w:rPr>
-      </w:pPr>
-    </w:p>
-    <w:p>
-      <w:pPr>
-        <w:widowControl w:val="0"/>
-        <w:rPr>
-          <w:rFonts w:ascii="Apple Braille" w:hAnsi="Apple Braille"/>
-        </w:rPr>
-      </w:pPr>
-    </w:p>
-    <w:p>
-      <w:pPr>
-        <w:widowControl w:val="0"/>
-        <w:rPr>
-          <w:rFonts w:ascii="Apple Braille" w:hAnsi="Apple Braille"/>
-        </w:rPr>
-      </w:pPr>
-    </w:p>
-    <w:p>
-      <w:pPr>
-        <w:widowControl w:val="0"/>
-        <w:rPr>
-          <w:rFonts w:ascii="Apple Braille" w:hAnsi="Apple Braille"/>
-        </w:rPr>
-      </w:pPr>
-    </w:p>
-    <w:p>
-      <w:pPr>
-        <w:widowControl w:val="0"/>
-        <w:rPr>
-          <w:rFonts w:ascii="Apple Braille" w:hAnsi="Apple Braille"/>
-        </w:rPr>
-      </w:pPr>
-    </w:p>
-    <w:p>
-      <w:pPr>
-        <w:widowControl w:val="0"/>
-        <w:rPr>
-          <w:rFonts w:ascii="Apple Braille" w:hAnsi="Apple Braille"/>
-        </w:rPr>
-      </w:pPr>
-    </w:p>
-    <w:p>
-      <w:pPr>
-        <w:widowControl w:val="0"/>
-        <w:rPr>
-          <w:rFonts w:ascii="Apple Braille" w:hAnsi="Apple Braille"/>
-        </w:rPr>
-      </w:pPr>
+      </w:r>
+      <w:proofErr w:type="spellStart"/>
+      <w:r>
+        <w:rPr>
+          <w:rFonts w:ascii="Apple Braille" w:hAnsi="Apple Braille"/>
+          <w:sz w:val="28"/>
+          <w:szCs w:val="28"/>
+        </w:rPr>
+        <w:t>Mock</w:t>
+      </w:r>
+      <w:proofErr w:type="spellEnd"/>
+      <w:r>
+        <w:rPr>
+          <w:rFonts w:ascii="Apple Braille" w:hAnsi="Apple Braille"/>
+          <w:sz w:val="28"/>
+          <w:szCs w:val="28"/>
+        </w:rPr>
+        <w:t xml:space="preserve"> (</w:t>
+      </w:r>
+      <w:proofErr w:type="spellStart"/>
+      <w:r>
+        <w:rPr>
+          <w:rFonts w:ascii="Apple Braille" w:hAnsi="Apple Braille"/>
+          <w:sz w:val="28"/>
+          <w:szCs w:val="28"/>
+        </w:rPr>
+        <w:t>localStorage-based</w:t>
+      </w:r>
+      <w:proofErr w:type="spellEnd"/>
+      <w:r>
+        <w:rPr>
+          <w:rFonts w:ascii="Apple Braille" w:hAnsi="Apple Braille"/>
+          <w:sz w:val="28"/>
+          <w:szCs w:val="28"/>
+        </w:rPr>
+        <w:t>), JWT-</w:t>
+      </w:r>
+      <w:proofErr w:type="spellStart"/>
+      <w:r>
+        <w:rPr>
+          <w:rFonts w:ascii="Apple Braille" w:hAnsi="Apple Braille"/>
+          <w:sz w:val="28"/>
+          <w:szCs w:val="28"/>
+        </w:rPr>
+        <w:t>ready</w:t>
+      </w:r>
+      <w:proofErr w:type="spellEnd"/>
+    </w:p>
+    <w:p>
+      <w:pPr>
+        <w:rPr>
+          <w:rFonts w:asciiTheme="majorHAnsi" w:eastAsiaTheme="majorEastAsia" w:hAnsiTheme="majorHAnsi" w:cstheme="majorBidi"/>
+          <w:color w:val="0F4761" w:themeColor="accent1" w:themeShade="BF"/>
+          <w:sz w:val="32"/>
+          <w:szCs w:val="32"/>
+        </w:rPr>
+      </w:pPr>
+      <w:r>
+        <w:br w:type="page"/>
+      </w:r>
     </w:p>
     <w:p>
       <w:pPr>
         <w:pStyle w:val="Heading2"/>
         <w:widowControl w:val="0"/>
       </w:pPr>
-      <w:bookmarkStart w:id="3" w:name="_Toc228767659"/>
-      <w:r>
+      <w:bookmarkStart w:id="3" w:name="_Toc228774637"/>
+      <w:proofErr w:type="spellStart"/>
+      <w:r>
+        <w:lastRenderedPageBreak/>
         <w:t>Architecture</w:t>
       </w:r>
       <w:bookmarkEnd w:id="3"/>
+      <w:proofErr w:type="spellEnd"/>
     </w:p>
     <w:p>
       <w:pPr>
@@ -4681,7 +4776,6 @@
           <w:sz w:val="22"/>
           <w:szCs w:val="22"/>
         </w:rPr>
-        <w:lastRenderedPageBreak/>
         <w:t>├</w:t>
       </w:r>
       <w:r>
@@ -4782,42 +4876,47 @@
           <w:sz w:val="22"/>
           <w:szCs w:val="22"/>
         </w:rPr>
-        <w:t xml:space="preserve"> App.jsx                     # Router + Provider tree</w:t>
-      </w:r>
+        <w:t xml:space="preserve"> App.jsx                     # Router + Provider </w:t>
+      </w:r>
+      <w:proofErr w:type="spellStart"/>
       <w:r>
         <w:rPr>
           <w:rFonts w:ascii="Apple Braille" w:hAnsi="Apple Braille"/>
           <w:sz w:val="22"/>
           <w:szCs w:val="22"/>
         </w:rPr>
-        <w:br/>
-      </w:r>
-      <w:r>
-        <w:rPr>
-          <w:rFonts w:ascii="Apple Braille" w:hAnsi="Apple Braille"/>
-          <w:sz w:val="22"/>
-          <w:szCs w:val="22"/>
-        </w:rPr>
-        <w:br/>
-      </w:r>
+        <w:t>tree</w:t>
+      </w:r>
+      <w:proofErr w:type="spellEnd"/>
     </w:p>
     <w:p>
       <w:pPr>
         <w:pStyle w:val="Heading2"/>
         <w:widowControl w:val="0"/>
       </w:pPr>
-      <w:bookmarkStart w:id="4" w:name="_Toc228767660"/>
-      <w:r>
-        <w:t>Components Description</w:t>
+      <w:bookmarkStart w:id="4" w:name="_Toc228774638"/>
+      <w:proofErr w:type="spellStart"/>
+      <w:r>
+        <w:lastRenderedPageBreak/>
+        <w:t>Components</w:t>
+      </w:r>
+      <w:proofErr w:type="spellEnd"/>
+      <w:r>
+        <w:t xml:space="preserve"> </w:t>
+      </w:r>
+      <w:proofErr w:type="spellStart"/>
+      <w:r>
+        <w:t>Description</w:t>
       </w:r>
       <w:bookmarkEnd w:id="4"/>
+      <w:proofErr w:type="spellEnd"/>
     </w:p>
     <w:p>
       <w:pPr>
         <w:pStyle w:val="Heading3"/>
         <w:widowControl w:val="0"/>
       </w:pPr>
-      <w:bookmarkStart w:id="5" w:name="_Toc228767661"/>
+      <w:bookmarkStart w:id="5" w:name="_Toc228774639"/>
       <w:r>
         <w:t>BookCard.jsx</w:t>
       </w:r>
@@ -4838,25 +4937,51 @@
           <w:sz w:val="28"/>
           <w:szCs w:val="28"/>
         </w:rPr>
-        <w:t>Displays a single book. Reads isBorrowed() from BorrowContext to show correct state. Calls borrowBook() on click. Navigates to /login if user is not authenticated.</w:t>
-      </w:r>
-    </w:p>
-    <w:p>
-      <w:pPr>
-        <w:widowControl w:val="0"/>
-        <w:rPr>
-          <w:rFonts w:ascii="Apple Braille" w:hAnsi="Apple Braille"/>
-          <w:sz w:val="28"/>
-          <w:szCs w:val="28"/>
-        </w:rPr>
-      </w:pPr>
+        <w:t xml:space="preserve">Displays a single book. Reads isBorrowed() from BorrowContext to show correct state. Calls borrowBook() on click. Navigates to /login if user </w:t>
+      </w:r>
+      <w:proofErr w:type="spellStart"/>
+      <w:r>
+        <w:rPr>
+          <w:rFonts w:ascii="Apple Braille" w:hAnsi="Apple Braille"/>
+          <w:sz w:val="28"/>
+          <w:szCs w:val="28"/>
+        </w:rPr>
+        <w:t>is</w:t>
+      </w:r>
+      <w:proofErr w:type="spellEnd"/>
+      <w:r>
+        <w:rPr>
+          <w:rFonts w:ascii="Apple Braille" w:hAnsi="Apple Braille"/>
+          <w:sz w:val="28"/>
+          <w:szCs w:val="28"/>
+        </w:rPr>
+        <w:t xml:space="preserve"> not </w:t>
+      </w:r>
+      <w:proofErr w:type="spellStart"/>
+      <w:r>
+        <w:rPr>
+          <w:rFonts w:ascii="Apple Braille" w:hAnsi="Apple Braille"/>
+          <w:sz w:val="28"/>
+          <w:szCs w:val="28"/>
+        </w:rPr>
+        <w:t>authenticated</w:t>
+      </w:r>
+      <w:proofErr w:type="spellEnd"/>
+      <w:r>
+        <w:rPr>
+          <w:rFonts w:ascii="Apple Braille" w:hAnsi="Apple Braille"/>
+          <w:sz w:val="28"/>
+          <w:szCs w:val="28"/>
+        </w:rPr>
+        <w:t>.</w:t>
+      </w:r>
     </w:p>
     <w:p>
       <w:pPr>
         <w:pStyle w:val="Heading3"/>
         <w:widowControl w:val="0"/>
       </w:pPr>
-      <w:bookmarkStart w:id="6" w:name="_Toc228767662"/>
+      <w:bookmarkStart w:id="6" w:name="_Toc228774640"/>
       <w:r>
         <w:t>Catalog.jsx</w:t>
       </w:r>
@@ -4877,25 +5002,51 @@
           <w:sz w:val="28"/>
           <w:szCs w:val="28"/>
         </w:rPr>
-        <w:t>Renders the full book list from useBooks hook. Passes each book to BookCard. Includes search input.</w:t>
-      </w:r>
-    </w:p>
-    <w:p>
-      <w:pPr>
-        <w:widowControl w:val="0"/>
-        <w:rPr>
-          <w:rFonts w:ascii="Apple Braille" w:hAnsi="Apple Braille"/>
-          <w:sz w:val="28"/>
-          <w:szCs w:val="28"/>
-        </w:rPr>
-      </w:pPr>
+        <w:t xml:space="preserve">Renders the full book list from useBooks hook. Passes each book to BookCard. </w:t>
+      </w:r>
+      <w:proofErr w:type="spellStart"/>
+      <w:r>
+        <w:rPr>
+          <w:rFonts w:ascii="Apple Braille" w:hAnsi="Apple Braille"/>
+          <w:sz w:val="28"/>
+          <w:szCs w:val="28"/>
+        </w:rPr>
+        <w:t>Includes</w:t>
+      </w:r>
+      <w:proofErr w:type="spellEnd"/>
+      <w:r>
+        <w:rPr>
+          <w:rFonts w:ascii="Apple Braille" w:hAnsi="Apple Braille"/>
+          <w:sz w:val="28"/>
+          <w:szCs w:val="28"/>
+        </w:rPr>
+        <w:t xml:space="preserve"> </w:t>
+      </w:r>
+      <w:proofErr w:type="spellStart"/>
+      <w:r>
+        <w:rPr>
+          <w:rFonts w:ascii="Apple Braille" w:hAnsi="Apple Braille"/>
+          <w:sz w:val="28"/>
+          <w:szCs w:val="28"/>
+        </w:rPr>
+        <w:t>search</w:t>
+      </w:r>
+      <w:proofErr w:type="spellEnd"/>
+      <w:r>
+        <w:rPr>
+          <w:rFonts w:ascii="Apple Braille" w:hAnsi="Apple Braille"/>
+          <w:sz w:val="28"/>
+          <w:szCs w:val="28"/>
+        </w:rPr>
+        <w:t xml:space="preserve"> input.</w:t>
+      </w:r>
     </w:p>
     <w:p>
       <w:pPr>
         <w:pStyle w:val="Heading3"/>
         <w:widowControl w:val="0"/>
       </w:pPr>
-      <w:bookmarkStart w:id="7" w:name="_Toc228767663"/>
+      <w:bookmarkStart w:id="7" w:name="_Toc228774641"/>
       <w:r>
         <w:t>Dashboard.jsx</w:t>
       </w:r>
@@ -4916,25 +5067,79 @@
           <w:sz w:val="28"/>
           <w:szCs w:val="28"/>
         </w:rPr>
-        <w:t>Reads borrowedBooks from BorrowContext. Displays borrow date (parsed from ISO string). Allows returning books via returnBook().</w:t>
-      </w:r>
-    </w:p>
-    <w:p>
-      <w:pPr>
-        <w:widowControl w:val="0"/>
-        <w:rPr>
-          <w:rFonts w:ascii="Apple Braille" w:hAnsi="Apple Braille"/>
-          <w:sz w:val="28"/>
-          <w:szCs w:val="28"/>
-        </w:rPr>
-      </w:pPr>
+        <w:t xml:space="preserve">Reads borrowedBooks from BorrowContext. Displays borrow date (parsed from ISO string). Allows </w:t>
+      </w:r>
+      <w:proofErr w:type="spellStart"/>
+      <w:r>
+        <w:rPr>
+          <w:rFonts w:ascii="Apple Braille" w:hAnsi="Apple Braille"/>
+          <w:sz w:val="28"/>
+          <w:szCs w:val="28"/>
+        </w:rPr>
+        <w:t>returning</w:t>
+      </w:r>
+      <w:proofErr w:type="spellEnd"/>
+      <w:r>
+        <w:rPr>
+          <w:rFonts w:ascii="Apple Braille" w:hAnsi="Apple Braille"/>
+          <w:sz w:val="28"/>
+          <w:szCs w:val="28"/>
+        </w:rPr>
+        <w:t xml:space="preserve"> </w:t>
+      </w:r>
+      <w:proofErr w:type="spellStart"/>
+      <w:r>
+        <w:rPr>
+          <w:rFonts w:ascii="Apple Braille" w:hAnsi="Apple Braille"/>
+          <w:sz w:val="28"/>
+          <w:szCs w:val="28"/>
+        </w:rPr>
+        <w:t>books</w:t>
+      </w:r>
+      <w:proofErr w:type="spellEnd"/>
+      <w:r>
+        <w:rPr>
+          <w:rFonts w:ascii="Apple Braille" w:hAnsi="Apple Braille"/>
+          <w:sz w:val="28"/>
+          <w:szCs w:val="28"/>
+        </w:rPr>
+        <w:t xml:space="preserve"> via </w:t>
+      </w:r>
+      <w:proofErr w:type="spellStart"/>
+      <w:proofErr w:type="gramStart"/>
+      <w:r>
+        <w:rPr>
+          <w:rFonts w:ascii="Apple Braille" w:hAnsi="Apple Braille"/>
+          <w:sz w:val="28"/>
+          <w:szCs w:val="28"/>
+        </w:rPr>
+        <w:t>returnBook</w:t>
+      </w:r>
+      <w:proofErr w:type="spellEnd"/>
+      <w:r>
+        <w:rPr>
+          <w:rFonts w:ascii="Apple Braille" w:hAnsi="Apple Braille"/>
+          <w:sz w:val="28"/>
+          <w:szCs w:val="28"/>
+        </w:rPr>
+        <w:t>(</w:t>
+      </w:r>
+      <w:proofErr w:type="gramEnd"/>
+      <w:r>
+        <w:rPr>
+          <w:rFonts w:ascii="Apple Braille" w:hAnsi="Apple Braille"/>
+          <w:sz w:val="28"/>
+          <w:szCs w:val="28"/>
+        </w:rPr>
+        <w:t>).</w:t>
+      </w:r>
     </w:p>
     <w:p>
       <w:pPr>
         <w:pStyle w:val="Heading3"/>
         <w:widowControl w:val="0"/>
       </w:pPr>
-      <w:bookmarkStart w:id="8" w:name="_Toc228767664"/>
+      <w:bookmarkStart w:id="8" w:name="_Toc228774642"/>
       <w:r>
         <w:t>Layout.jsx</w:t>
       </w:r>
@@ -4955,25 +5160,87 @@
           <w:sz w:val="28"/>
           <w:szCs w:val="28"/>
         </w:rPr>
-        <w:t>Shared shell: Header with nav links + user info, &lt;Outlet /&gt; for page content, Footer.</w:t>
-      </w:r>
-    </w:p>
-    <w:p>
-      <w:pPr>
-        <w:widowControl w:val="0"/>
-        <w:rPr>
-          <w:rFonts w:ascii="Apple Braille" w:hAnsi="Apple Braille"/>
-          <w:sz w:val="28"/>
-          <w:szCs w:val="28"/>
-        </w:rPr>
-      </w:pPr>
+        <w:t xml:space="preserve">Shared shell: Header with nav links + user info, &lt;Outlet /&gt; </w:t>
+      </w:r>
+      <w:proofErr w:type="spellStart"/>
+      <w:r>
+        <w:rPr>
+          <w:rFonts w:ascii="Apple Braille" w:hAnsi="Apple Braille"/>
+          <w:sz w:val="28"/>
+          <w:szCs w:val="28"/>
+        </w:rPr>
+        <w:t>for</w:t>
+      </w:r>
+      <w:proofErr w:type="spellEnd"/>
+      <w:r>
+        <w:rPr>
+          <w:rFonts w:ascii="Apple Braille" w:hAnsi="Apple Braille"/>
+          <w:sz w:val="28"/>
+          <w:szCs w:val="28"/>
+        </w:rPr>
+        <w:t xml:space="preserve"> </w:t>
+      </w:r>
+      <w:proofErr w:type="spellStart"/>
+      <w:r>
+        <w:rPr>
+          <w:rFonts w:ascii="Apple Braille" w:hAnsi="Apple Braille"/>
+          <w:sz w:val="28"/>
+          <w:szCs w:val="28"/>
+        </w:rPr>
+        <w:t>page</w:t>
+      </w:r>
+      <w:proofErr w:type="spellEnd"/>
+      <w:r>
+        <w:rPr>
+          <w:rFonts w:ascii="Apple Braille" w:hAnsi="Apple Braille"/>
+          <w:sz w:val="28"/>
+          <w:szCs w:val="28"/>
+        </w:rPr>
+        <w:t xml:space="preserve"> </w:t>
+      </w:r>
+      <w:proofErr w:type="spellStart"/>
+      <w:r>
+        <w:rPr>
+          <w:rFonts w:ascii="Apple Braille" w:hAnsi="Apple Braille"/>
+          <w:sz w:val="28"/>
+          <w:szCs w:val="28"/>
+        </w:rPr>
+        <w:t>content</w:t>
+      </w:r>
+      <w:proofErr w:type="spellEnd"/>
+      <w:r>
+        <w:rPr>
+          <w:rFonts w:ascii="Apple Braille" w:hAnsi="Apple Braille"/>
+          <w:sz w:val="28"/>
+          <w:szCs w:val="28"/>
+        </w:rPr>
+        <w:t xml:space="preserve">, </w:t>
+      </w:r>
+      <w:proofErr w:type="spellStart"/>
+      <w:r>
+        <w:rPr>
+          <w:rFonts w:ascii="Apple Braille" w:hAnsi="Apple Braille"/>
+          <w:sz w:val="28"/>
+          <w:szCs w:val="28"/>
+        </w:rPr>
+        <w:t>Footer</w:t>
+      </w:r>
+      <w:proofErr w:type="spellEnd"/>
+      <w:r>
+        <w:rPr>
+          <w:rFonts w:ascii="Apple Braille" w:hAnsi="Apple Braille"/>
+          <w:sz w:val="28"/>
+          <w:szCs w:val="28"/>
+        </w:rPr>
+        <w:t>.</w:t>
+      </w:r>
     </w:p>
     <w:p>
       <w:pPr>
         <w:pStyle w:val="Heading3"/>
         <w:widowControl w:val="0"/>
       </w:pPr>
-      <w:bookmarkStart w:id="9" w:name="_Toc228767665"/>
+      <w:bookmarkStart w:id="9" w:name="_Toc228774643"/>
       <w:r>
         <w:t>ProtectedRoute.jsx</w:t>
       </w:r>
@@ -4994,1099 +5261,1186 @@
           <w:sz w:val="28"/>
           <w:szCs w:val="28"/>
         </w:rPr>
-        <w:t>Redirects unauthenticated users to /login. Shows nothing during loading to prevent flash.</w:t>
-      </w:r>
+        <w:t xml:space="preserve">Redirects unauthenticated users to /login. Shows nothing during </w:t>
+      </w:r>
+      <w:proofErr w:type="spellStart"/>
+      <w:r>
+        <w:rPr>
+          <w:rFonts w:ascii="Apple Braille" w:hAnsi="Apple Braille"/>
+          <w:sz w:val="28"/>
+          <w:szCs w:val="28"/>
+        </w:rPr>
+        <w:t>loading</w:t>
+      </w:r>
+      <w:proofErr w:type="spellEnd"/>
+      <w:r>
+        <w:rPr>
+          <w:rFonts w:ascii="Apple Braille" w:hAnsi="Apple Braille"/>
+          <w:sz w:val="28"/>
+          <w:szCs w:val="28"/>
+        </w:rPr>
+        <w:t xml:space="preserve"> to </w:t>
+      </w:r>
+      <w:proofErr w:type="spellStart"/>
+      <w:r>
+        <w:rPr>
+          <w:rFonts w:ascii="Apple Braille" w:hAnsi="Apple Braille"/>
+          <w:sz w:val="28"/>
+          <w:szCs w:val="28"/>
+        </w:rPr>
+        <w:t>prevent</w:t>
+      </w:r>
+      <w:proofErr w:type="spellEnd"/>
+      <w:r>
+        <w:rPr>
+          <w:rFonts w:ascii="Apple Braille" w:hAnsi="Apple Braille"/>
+          <w:sz w:val="28"/>
+          <w:szCs w:val="28"/>
+        </w:rPr>
+        <w:t xml:space="preserve"> </w:t>
+      </w:r>
+      <w:proofErr w:type="spellStart"/>
+      <w:r>
+        <w:rPr>
+          <w:rFonts w:ascii="Apple Braille" w:hAnsi="Apple Braille"/>
+          <w:sz w:val="28"/>
+          <w:szCs w:val="28"/>
+        </w:rPr>
+        <w:t>flash</w:t>
+      </w:r>
+      <w:proofErr w:type="spellEnd"/>
+      <w:r>
+        <w:rPr>
+          <w:rFonts w:ascii="Apple Braille" w:hAnsi="Apple Braille"/>
+          <w:sz w:val="28"/>
+          <w:szCs w:val="28"/>
+        </w:rPr>
+        <w:t>.</w:t>
+      </w:r>
+    </w:p>
+    <w:p>
+      <w:pPr>
+        <w:rPr>
+          <w:rFonts w:asciiTheme="majorHAnsi" w:eastAsiaTheme="majorEastAsia" w:hAnsiTheme="majorHAnsi" w:cstheme="majorBidi"/>
+          <w:color w:val="0F4761" w:themeColor="accent1" w:themeShade="BF"/>
+          <w:sz w:val="32"/>
+          <w:szCs w:val="32"/>
+        </w:rPr>
+      </w:pPr>
+      <w:r>
+        <w:br w:type="page"/>
+      </w:r>
+    </w:p>
+    <w:p>
+      <w:pPr>
+        <w:pStyle w:val="Heading2"/>
+      </w:pPr>
+      <w:bookmarkStart w:id="10" w:name="_Toc228774644"/>
+      <w:r>
+        <w:lastRenderedPageBreak/>
+        <w:t xml:space="preserve">Data </w:t>
+      </w:r>
+      <w:proofErr w:type="spellStart"/>
+      <w:r>
+        <w:t>Flow</w:t>
+      </w:r>
+      <w:bookmarkEnd w:id="10"/>
+      <w:proofErr w:type="spellEnd"/>
     </w:p>
     <w:p>
       <w:pPr>
         <w:widowControl w:val="0"/>
         <w:rPr>
           <w:rFonts w:ascii="Apple Braille" w:hAnsi="Apple Braille"/>
-        </w:rPr>
-      </w:pPr>
-      <w:r>
-        <w:rPr>
-          <w:rFonts w:ascii="Apple Braille" w:hAnsi="Apple Braille"/>
-        </w:rPr>
-        <w:br/>
-      </w:r>
-      <w:r>
-        <w:rPr>
-          <w:rFonts w:ascii="Apple Braille" w:hAnsi="Apple Braille"/>
-        </w:rPr>
-        <w:br/>
-      </w:r>
-      <w:r>
-        <w:rPr>
-          <w:rFonts w:ascii="Apple Braille" w:hAnsi="Apple Braille"/>
-        </w:rPr>
+          <w:sz w:val="28"/>
+          <w:szCs w:val="28"/>
+        </w:rPr>
+      </w:pPr>
+      <w:r>
+        <w:rPr>
+          <w:rFonts w:ascii="Apple Braille" w:hAnsi="Apple Braille"/>
+          <w:sz w:val="28"/>
+          <w:szCs w:val="28"/>
+        </w:rPr>
+        <w:t>useBooks (hook)</w:t>
+      </w:r>
+    </w:p>
+    <w:p>
+      <w:pPr>
+        <w:widowControl w:val="0"/>
+        <w:rPr>
+          <w:rFonts w:ascii="Apple Braille" w:hAnsi="Apple Braille"/>
+          <w:sz w:val="28"/>
+          <w:szCs w:val="28"/>
+        </w:rPr>
+      </w:pPr>
+      <w:r>
+        <w:rPr>
+          <w:rFonts w:ascii="Apple Braille" w:hAnsi="Apple Braille"/>
+          <w:sz w:val="28"/>
+          <w:szCs w:val="28"/>
+        </w:rPr>
+        <w:t xml:space="preserve">  </w:t>
+      </w:r>
+      <w:r>
+        <w:rPr>
+          <w:rFonts w:ascii="SimSun" w:eastAsia="SimSun" w:hAnsi="SimSun" w:cs="SimSun" w:hint="eastAsia"/>
+          <w:sz w:val="28"/>
+          <w:szCs w:val="28"/>
+        </w:rPr>
+        <w:t>└</w:t>
+      </w:r>
+      <w:r>
+        <w:rPr>
+          <w:rFonts w:ascii="Times New Roman" w:hAnsi="Times New Roman" w:cs="Times New Roman"/>
+          <w:sz w:val="28"/>
+          <w:szCs w:val="28"/>
+        </w:rPr>
+        <w:t>──</w:t>
+      </w:r>
+      <w:r>
+        <w:rPr>
+          <w:rFonts w:ascii="Apple Braille" w:hAnsi="Apple Braille"/>
+          <w:sz w:val="28"/>
+          <w:szCs w:val="28"/>
+        </w:rPr>
+        <w:t xml:space="preserve"> MOCK_BOOKS array</w:t>
+      </w:r>
+    </w:p>
+    <w:p>
+      <w:pPr>
+        <w:widowControl w:val="0"/>
+        <w:rPr>
+          <w:rFonts w:ascii="Apple Braille" w:hAnsi="Apple Braille"/>
+          <w:sz w:val="28"/>
+          <w:szCs w:val="28"/>
+        </w:rPr>
+      </w:pPr>
+      <w:r>
+        <w:rPr>
+          <w:rFonts w:ascii="Apple Braille" w:hAnsi="Apple Braille"/>
+          <w:sz w:val="28"/>
+          <w:szCs w:val="28"/>
+        </w:rPr>
+        <w:t xml:space="preserve">        </w:t>
+      </w:r>
+      <w:r>
+        <w:rPr>
+          <w:rFonts w:ascii="SimSun" w:eastAsia="SimSun" w:hAnsi="SimSun" w:cs="SimSun" w:hint="eastAsia"/>
+          <w:sz w:val="28"/>
+          <w:szCs w:val="28"/>
+        </w:rPr>
+        <w:t>└</w:t>
+      </w:r>
+      <w:r>
+        <w:rPr>
+          <w:rFonts w:ascii="Times New Roman" w:hAnsi="Times New Roman" w:cs="Times New Roman"/>
+          <w:sz w:val="28"/>
+          <w:szCs w:val="28"/>
+        </w:rPr>
+        <w:t>──</w:t>
+      </w:r>
+      <w:r>
+        <w:rPr>
+          <w:rFonts w:ascii="Apple Braille" w:hAnsi="Apple Braille"/>
+          <w:sz w:val="28"/>
+          <w:szCs w:val="28"/>
+        </w:rPr>
+        <w:t xml:space="preserve"> Catalog.jsx</w:t>
+      </w:r>
+    </w:p>
+    <w:p>
+      <w:pPr>
+        <w:widowControl w:val="0"/>
+        <w:rPr>
+          <w:rFonts w:ascii="Apple Braille" w:hAnsi="Apple Braille"/>
+          <w:sz w:val="28"/>
+          <w:szCs w:val="28"/>
+        </w:rPr>
+      </w:pPr>
+      <w:r>
+        <w:rPr>
+          <w:rFonts w:ascii="Apple Braille" w:hAnsi="Apple Braille"/>
+          <w:sz w:val="28"/>
+          <w:szCs w:val="28"/>
+        </w:rPr>
+        <w:t xml:space="preserve">              </w:t>
+      </w:r>
+      <w:r>
+        <w:rPr>
+          <w:rFonts w:ascii="SimSun" w:eastAsia="SimSun" w:hAnsi="SimSun" w:cs="SimSun" w:hint="eastAsia"/>
+          <w:sz w:val="28"/>
+          <w:szCs w:val="28"/>
+        </w:rPr>
+        <w:t>└</w:t>
+      </w:r>
+      <w:r>
+        <w:rPr>
+          <w:rFonts w:ascii="Times New Roman" w:hAnsi="Times New Roman" w:cs="Times New Roman"/>
+          <w:sz w:val="28"/>
+          <w:szCs w:val="28"/>
+        </w:rPr>
+        <w:t>──</w:t>
+      </w:r>
+      <w:r>
+        <w:rPr>
+          <w:rFonts w:ascii="Apple Braille" w:hAnsi="Apple Braille"/>
+          <w:sz w:val="28"/>
+          <w:szCs w:val="28"/>
+        </w:rPr>
+        <w:t xml:space="preserve"> BookCard.jsx</w:t>
+      </w:r>
+    </w:p>
+    <w:p>
+      <w:pPr>
+        <w:widowControl w:val="0"/>
+        <w:rPr>
+          <w:rFonts w:ascii="Apple Braille" w:hAnsi="Apple Braille"/>
+          <w:sz w:val="28"/>
+          <w:szCs w:val="28"/>
+        </w:rPr>
+      </w:pPr>
+      <w:r>
+        <w:rPr>
+          <w:rFonts w:ascii="Apple Braille" w:hAnsi="Apple Braille"/>
+          <w:sz w:val="28"/>
+          <w:szCs w:val="28"/>
+        </w:rPr>
+        <w:t xml:space="preserve">                    </w:t>
+      </w:r>
+      <w:r>
+        <w:rPr>
+          <w:rFonts w:ascii="SimSun" w:eastAsia="SimSun" w:hAnsi="SimSun" w:cs="SimSun" w:hint="eastAsia"/>
+          <w:sz w:val="28"/>
+          <w:szCs w:val="28"/>
+        </w:rPr>
+        <w:t>└</w:t>
+      </w:r>
+      <w:r>
+        <w:rPr>
+          <w:rFonts w:ascii="Times New Roman" w:hAnsi="Times New Roman" w:cs="Times New Roman"/>
+          <w:sz w:val="28"/>
+          <w:szCs w:val="28"/>
+        </w:rPr>
+        <w:t>──</w:t>
+      </w:r>
+      <w:r>
+        <w:rPr>
+          <w:rFonts w:ascii="Apple Braille" w:hAnsi="Apple Braille"/>
+          <w:sz w:val="28"/>
+          <w:szCs w:val="28"/>
+        </w:rPr>
+        <w:t xml:space="preserve"> useBorrow() </w:t>
+      </w:r>
+      <w:r>
+        <w:rPr>
+          <w:rFonts w:ascii="Times New Roman" w:hAnsi="Times New Roman" w:cs="Times New Roman"/>
+          <w:sz w:val="28"/>
+          <w:szCs w:val="28"/>
+        </w:rPr>
+        <w:t>→</w:t>
+      </w:r>
+      <w:r>
+        <w:rPr>
+          <w:rFonts w:ascii="Apple Braille" w:hAnsi="Apple Braille"/>
+          <w:sz w:val="28"/>
+          <w:szCs w:val="28"/>
+        </w:rPr>
+        <w:t xml:space="preserve"> borrowBook()</w:t>
+      </w:r>
+    </w:p>
+    <w:p>
+      <w:pPr>
+        <w:widowControl w:val="0"/>
+        <w:rPr>
+          <w:rFonts w:ascii="Apple Braille" w:hAnsi="Apple Braille"/>
+          <w:sz w:val="28"/>
+          <w:szCs w:val="28"/>
+        </w:rPr>
+      </w:pPr>
+      <w:r>
+        <w:rPr>
+          <w:rFonts w:ascii="Apple Braille" w:hAnsi="Apple Braille"/>
+          <w:sz w:val="28"/>
+          <w:szCs w:val="28"/>
+        </w:rPr>
+        <w:t xml:space="preserve">                          </w:t>
+      </w:r>
+      <w:r>
+        <w:rPr>
+          <w:rFonts w:ascii="SimSun" w:eastAsia="SimSun" w:hAnsi="SimSun" w:cs="SimSun" w:hint="eastAsia"/>
+          <w:sz w:val="28"/>
+          <w:szCs w:val="28"/>
+        </w:rPr>
+        <w:t>└</w:t>
+      </w:r>
+      <w:r>
+        <w:rPr>
+          <w:rFonts w:ascii="Times New Roman" w:hAnsi="Times New Roman" w:cs="Times New Roman"/>
+          <w:sz w:val="28"/>
+          <w:szCs w:val="28"/>
+        </w:rPr>
+        <w:t>──</w:t>
+      </w:r>
+      <w:r>
+        <w:rPr>
+          <w:rFonts w:ascii="Apple Braille" w:hAnsi="Apple Braille"/>
+          <w:sz w:val="28"/>
+          <w:szCs w:val="28"/>
+        </w:rPr>
+        <w:t xml:space="preserve"> BorrowContext state</w:t>
+      </w:r>
+    </w:p>
+    <w:p>
+      <w:pPr>
+        <w:widowControl w:val="0"/>
+        <w:rPr>
+          <w:rFonts w:ascii="Apple Braille" w:hAnsi="Apple Braille"/>
+          <w:sz w:val="28"/>
+          <w:szCs w:val="28"/>
+        </w:rPr>
+      </w:pPr>
+      <w:r>
+        <w:rPr>
+          <w:rFonts w:ascii="Apple Braille" w:hAnsi="Apple Braille"/>
+          <w:sz w:val="28"/>
+          <w:szCs w:val="28"/>
+        </w:rPr>
+        <w:t xml:space="preserve">                                </w:t>
+      </w:r>
+      <w:r>
+        <w:rPr>
+          <w:rFonts w:ascii="SimSun" w:eastAsia="SimSun" w:hAnsi="SimSun" w:cs="SimSun" w:hint="eastAsia"/>
+          <w:sz w:val="28"/>
+          <w:szCs w:val="28"/>
+        </w:rPr>
+        <w:t>└</w:t>
+      </w:r>
+      <w:r>
+        <w:rPr>
+          <w:rFonts w:ascii="Times New Roman" w:hAnsi="Times New Roman" w:cs="Times New Roman"/>
+          <w:sz w:val="28"/>
+          <w:szCs w:val="28"/>
+        </w:rPr>
+        <w:t>──</w:t>
+      </w:r>
+      <w:r>
+        <w:rPr>
+          <w:rFonts w:ascii="Apple Braille" w:hAnsi="Apple Braille"/>
+          <w:sz w:val="28"/>
+          <w:szCs w:val="28"/>
+        </w:rPr>
+        <w:t xml:space="preserve"> localStorage</w:t>
+      </w:r>
+    </w:p>
+    <w:p>
+      <w:pPr>
+        <w:widowControl w:val="0"/>
+        <w:rPr>
+          <w:rFonts w:ascii="Apple Braille" w:hAnsi="Apple Braille"/>
+          <w:sz w:val="28"/>
+          <w:szCs w:val="28"/>
+        </w:rPr>
+      </w:pPr>
+      <w:r>
+        <w:rPr>
+          <w:rFonts w:ascii="Apple Braille" w:hAnsi="Apple Braille"/>
+          <w:sz w:val="28"/>
+          <w:szCs w:val="28"/>
+        </w:rPr>
+        <w:t xml:space="preserve">                                      </w:t>
+      </w:r>
+      <w:r>
+        <w:rPr>
+          <w:rFonts w:ascii="SimSun" w:eastAsia="SimSun" w:hAnsi="SimSun" w:cs="SimSun" w:hint="eastAsia"/>
+          <w:sz w:val="28"/>
+          <w:szCs w:val="28"/>
+        </w:rPr>
+        <w:t>└</w:t>
+      </w:r>
+      <w:r>
+        <w:rPr>
+          <w:rFonts w:ascii="Times New Roman" w:hAnsi="Times New Roman" w:cs="Times New Roman"/>
+          <w:sz w:val="28"/>
+          <w:szCs w:val="28"/>
+        </w:rPr>
+        <w:t>──</w:t>
+      </w:r>
+      <w:r>
+        <w:rPr>
+          <w:rFonts w:ascii="Apple Braille" w:hAnsi="Apple Braille"/>
+          <w:sz w:val="28"/>
+          <w:szCs w:val="28"/>
+        </w:rPr>
+        <w:t xml:space="preserve"> Dashboard.jsx reads borrowedBooks</w:t>
+      </w:r>
+    </w:p>
+    <w:p>
+      <w:pPr>
+        <w:widowControl w:val="0"/>
+        <w:rPr>
+          <w:rFonts w:ascii="Apple Braille" w:hAnsi="Apple Braille"/>
+          <w:sz w:val="28"/>
+          <w:szCs w:val="28"/>
+        </w:rPr>
+      </w:pPr>
+      <w:r>
+        <w:rPr>
+          <w:rFonts w:ascii="Apple Braille" w:hAnsi="Apple Braille"/>
+          <w:sz w:val="28"/>
+          <w:szCs w:val="28"/>
+        </w:rPr>
+        <w:t>Auth flow:</w:t>
+      </w:r>
+    </w:p>
+    <w:p>
+      <w:pPr>
+        <w:widowControl w:val="0"/>
+        <w:rPr>
+          <w:rFonts w:ascii="Apple Braille" w:hAnsi="Apple Braille"/>
+          <w:sz w:val="28"/>
+          <w:szCs w:val="28"/>
+        </w:rPr>
+      </w:pPr>
+      <w:r>
+        <w:rPr>
+          <w:rFonts w:ascii="Apple Braille" w:hAnsi="Apple Braille"/>
+          <w:sz w:val="28"/>
+          <w:szCs w:val="28"/>
+        </w:rPr>
+        <w:t xml:space="preserve">Login.jsx </w:t>
+      </w:r>
+      <w:r>
+        <w:rPr>
+          <w:rFonts w:ascii="Times New Roman" w:hAnsi="Times New Roman" w:cs="Times New Roman"/>
+          <w:sz w:val="28"/>
+          <w:szCs w:val="28"/>
+        </w:rPr>
+        <w:t>→</w:t>
+      </w:r>
+      <w:r>
+        <w:rPr>
+          <w:rFonts w:ascii="Apple Braille" w:hAnsi="Apple Braille"/>
+          <w:sz w:val="28"/>
+          <w:szCs w:val="28"/>
+        </w:rPr>
+        <w:t xml:space="preserve"> useAuth().login() </w:t>
+      </w:r>
+      <w:r>
+        <w:rPr>
+          <w:rFonts w:ascii="Times New Roman" w:hAnsi="Times New Roman" w:cs="Times New Roman"/>
+          <w:sz w:val="28"/>
+          <w:szCs w:val="28"/>
+        </w:rPr>
+        <w:t>→</w:t>
+      </w:r>
+      <w:r>
+        <w:rPr>
+          <w:rFonts w:ascii="Apple Braille" w:hAnsi="Apple Braille"/>
+          <w:sz w:val="28"/>
+          <w:szCs w:val="28"/>
+        </w:rPr>
+        <w:t xml:space="preserve"> AuthContext</w:t>
+      </w:r>
+    </w:p>
+    <w:p>
+      <w:pPr>
+        <w:widowControl w:val="0"/>
+        <w:rPr>
+          <w:rFonts w:ascii="Apple Braille" w:hAnsi="Apple Braille"/>
+          <w:sz w:val="28"/>
+          <w:szCs w:val="28"/>
+        </w:rPr>
+      </w:pPr>
+      <w:r>
+        <w:rPr>
+          <w:rFonts w:ascii="Apple Braille" w:hAnsi="Apple Braille"/>
+          <w:sz w:val="28"/>
+          <w:szCs w:val="28"/>
+        </w:rPr>
+        <w:t xml:space="preserve">  </w:t>
+      </w:r>
+      <w:r>
+        <w:rPr>
+          <w:rFonts w:ascii="Times New Roman" w:hAnsi="Times New Roman" w:cs="Times New Roman"/>
+          <w:sz w:val="28"/>
+          <w:szCs w:val="28"/>
+        </w:rPr>
+        <w:t>→</w:t>
+      </w:r>
+      <w:r>
+        <w:rPr>
+          <w:rFonts w:ascii="Apple Braille" w:hAnsi="Apple Braille"/>
+          <w:sz w:val="28"/>
+          <w:szCs w:val="28"/>
+        </w:rPr>
+        <w:t xml:space="preserve"> validates against localStorage['library_users']</w:t>
+      </w:r>
+    </w:p>
+    <w:p>
+      <w:pPr>
+        <w:widowControl w:val="0"/>
+        <w:rPr>
+          <w:rFonts w:ascii="Apple Braille" w:hAnsi="Apple Braille"/>
+          <w:sz w:val="28"/>
+          <w:szCs w:val="28"/>
+        </w:rPr>
+      </w:pPr>
+      <w:r>
+        <w:rPr>
+          <w:rFonts w:ascii="Apple Braille" w:hAnsi="Apple Braille"/>
+          <w:sz w:val="28"/>
+          <w:szCs w:val="28"/>
+        </w:rPr>
+        <w:t xml:space="preserve">  </w:t>
+      </w:r>
+      <w:r>
+        <w:rPr>
+          <w:rFonts w:ascii="Times New Roman" w:hAnsi="Times New Roman" w:cs="Times New Roman"/>
+          <w:sz w:val="28"/>
+          <w:szCs w:val="28"/>
+        </w:rPr>
+        <w:t>→</w:t>
+      </w:r>
+      <w:r>
+        <w:rPr>
+          <w:rFonts w:ascii="Apple Braille" w:hAnsi="Apple Braille"/>
+          <w:sz w:val="28"/>
+          <w:szCs w:val="28"/>
+        </w:rPr>
+        <w:t xml:space="preserve"> tokenService.setTokens()</w:t>
+      </w:r>
+    </w:p>
+    <w:p>
+      <w:pPr>
+        <w:widowControl w:val="0"/>
+        <w:rPr>
+          <w:rFonts w:ascii="Apple Braille" w:hAnsi="Apple Braille"/>
+          <w:sz w:val="28"/>
+          <w:szCs w:val="28"/>
+        </w:rPr>
+      </w:pPr>
+      <w:r>
+        <w:rPr>
+          <w:rFonts w:ascii="Apple Braille" w:hAnsi="Apple Braille"/>
+          <w:sz w:val="28"/>
+          <w:szCs w:val="28"/>
+        </w:rPr>
+        <w:t xml:space="preserve">  </w:t>
+      </w:r>
+      <w:r>
+        <w:rPr>
+          <w:rFonts w:ascii="Times New Roman" w:hAnsi="Times New Roman" w:cs="Times New Roman"/>
+          <w:sz w:val="28"/>
+          <w:szCs w:val="28"/>
+        </w:rPr>
+        <w:t>→</w:t>
+      </w:r>
+      <w:r>
+        <w:rPr>
+          <w:rFonts w:ascii="Apple Braille" w:hAnsi="Apple Braille"/>
+          <w:sz w:val="28"/>
+          <w:szCs w:val="28"/>
+        </w:rPr>
+        <w:t xml:space="preserve"> localStorage['activeUser']</w:t>
+      </w:r>
+    </w:p>
+    <w:p>
+      <w:pPr>
+        <w:widowControl w:val="0"/>
+        <w:rPr>
+          <w:rFonts w:ascii="Apple Braille" w:hAnsi="Apple Braille"/>
+          <w:sz w:val="28"/>
+          <w:szCs w:val="28"/>
+        </w:rPr>
+      </w:pPr>
+      <w:r>
+        <w:rPr>
+          <w:rFonts w:ascii="Apple Braille" w:hAnsi="Apple Braille"/>
+          <w:sz w:val="28"/>
+          <w:szCs w:val="28"/>
+        </w:rPr>
+        <w:t xml:space="preserve">  </w:t>
+      </w:r>
+      <w:r>
+        <w:rPr>
+          <w:rFonts w:ascii="Times New Roman" w:hAnsi="Times New Roman" w:cs="Times New Roman"/>
+          <w:sz w:val="28"/>
+          <w:szCs w:val="28"/>
+        </w:rPr>
+        <w:t>→</w:t>
+      </w:r>
+      <w:r>
+        <w:rPr>
+          <w:rFonts w:ascii="Apple Braille" w:hAnsi="Apple Braille"/>
+          <w:sz w:val="28"/>
+          <w:szCs w:val="28"/>
+        </w:rPr>
+        <w:t xml:space="preserve"> setUser(userData)</w:t>
+      </w:r>
+    </w:p>
+    <w:p>
+      <w:pPr>
+        <w:rPr>
+          <w:rFonts w:asciiTheme="majorHAnsi" w:eastAsiaTheme="majorEastAsia" w:hAnsiTheme="majorHAnsi" w:cstheme="majorBidi"/>
+          <w:color w:val="0F4761" w:themeColor="accent1" w:themeShade="BF"/>
+          <w:sz w:val="32"/>
+          <w:szCs w:val="32"/>
+        </w:rPr>
+      </w:pPr>
+      <w:r>
+        <w:br w:type="page"/>
+      </w:r>
+    </w:p>
+    <w:p>
+      <w:pPr>
+        <w:pStyle w:val="Heading2"/>
+      </w:pPr>
+      <w:bookmarkStart w:id="11" w:name="_Toc228774645"/>
+      <w:proofErr w:type="spellStart"/>
+      <w:r>
         <w:lastRenderedPageBreak/>
-        <w:br/>
-      </w:r>
-      <w:r>
-        <w:rPr>
-          <w:rFonts w:ascii="Apple Braille" w:hAnsi="Apple Braille"/>
-        </w:rPr>
-        <w:br/>
-      </w:r>
-      <w:r>
-        <w:rPr>
-          <w:rFonts w:ascii="Apple Braille" w:hAnsi="Apple Braille"/>
-        </w:rPr>
-        <w:br/>
-      </w:r>
-      <w:r>
-        <w:rPr>
-          <w:rFonts w:ascii="Apple Braille" w:hAnsi="Apple Braille"/>
-        </w:rPr>
-        <w:br/>
-      </w:r>
-      <w:r>
-        <w:rPr>
-          <w:rFonts w:ascii="Apple Braille" w:hAnsi="Apple Braille"/>
-        </w:rPr>
-        <w:br/>
-      </w:r>
-      <w:r>
-        <w:rPr>
-          <w:rFonts w:ascii="Apple Braille" w:hAnsi="Apple Braille"/>
-        </w:rPr>
-        <w:br/>
-      </w:r>
-      <w:r>
-        <w:rPr>
-          <w:rFonts w:ascii="Apple Braille" w:hAnsi="Apple Braille"/>
-        </w:rPr>
-        <w:br/>
-      </w:r>
-      <w:r>
-        <w:rPr>
-          <w:rFonts w:ascii="Apple Braille" w:hAnsi="Apple Braille"/>
-        </w:rPr>
-        <w:br/>
+        <w:t>Borrowing</w:t>
+      </w:r>
+      <w:proofErr w:type="spellEnd"/>
+      <w:r>
+        <w:t xml:space="preserve"> </w:t>
+      </w:r>
+      <w:proofErr w:type="spellStart"/>
+      <w:r>
+        <w:t>Logic</w:t>
+      </w:r>
+      <w:proofErr w:type="spellEnd"/>
+      <w:r>
+        <w:t xml:space="preserve"> ("P</w:t>
+      </w:r>
+      <w:r>
+        <w:rPr>
+          <w:rFonts w:ascii="Cambria" w:hAnsi="Cambria" w:cs="Cambria"/>
+        </w:rPr>
+        <w:t>ů</w:t>
+      </w:r>
+      <w:r>
+        <w:t>j</w:t>
+      </w:r>
+      <w:r>
+        <w:rPr>
+          <w:rFonts w:ascii="Cambria" w:hAnsi="Cambria" w:cs="Cambria"/>
+        </w:rPr>
+        <w:t>č</w:t>
+      </w:r>
+      <w:r>
+        <w:t>it knihu")</w:t>
+      </w:r>
+      <w:bookmarkEnd w:id="11"/>
+    </w:p>
+    <w:p>
+      <w:pPr>
+        <w:widowControl w:val="0"/>
+        <w:rPr>
+          <w:rFonts w:ascii="Apple Braille" w:hAnsi="Apple Braille"/>
+          <w:sz w:val="28"/>
+          <w:szCs w:val="28"/>
+        </w:rPr>
+      </w:pPr>
+      <w:r>
+        <w:rPr>
+          <w:rFonts w:ascii="Apple Braille" w:hAnsi="Apple Braille"/>
+          <w:sz w:val="28"/>
+          <w:szCs w:val="28"/>
+        </w:rPr>
+        <w:t xml:space="preserve">Entry point: BookCard.jsx </w:t>
+      </w:r>
+      <w:r>
+        <w:rPr>
+          <w:rFonts w:ascii="Times New Roman" w:hAnsi="Times New Roman" w:cs="Times New Roman"/>
+          <w:sz w:val="28"/>
+          <w:szCs w:val="28"/>
+        </w:rPr>
+        <w:t>→</w:t>
+      </w:r>
+      <w:r>
+        <w:rPr>
+          <w:rFonts w:ascii="Apple Braille" w:hAnsi="Apple Braille"/>
+          <w:sz w:val="28"/>
+          <w:szCs w:val="28"/>
+        </w:rPr>
+        <w:t xml:space="preserve"> </w:t>
+      </w:r>
+      <w:proofErr w:type="gramStart"/>
+      <w:r>
+        <w:rPr>
+          <w:rFonts w:ascii="Apple Braille" w:hAnsi="Apple Braille"/>
+          <w:sz w:val="28"/>
+          <w:szCs w:val="28"/>
+        </w:rPr>
+        <w:t>handleBorrow(</w:t>
+      </w:r>
+      <w:proofErr w:type="gramEnd"/>
+      <w:r>
+        <w:rPr>
+          <w:rFonts w:ascii="Apple Braille" w:hAnsi="Apple Braille"/>
+          <w:sz w:val="28"/>
+          <w:szCs w:val="28"/>
+        </w:rPr>
+        <w:t>)</w:t>
+      </w:r>
+    </w:p>
+    <w:p>
+      <w:pPr>
+        <w:widowControl w:val="0"/>
+        <w:rPr>
+          <w:rFonts w:ascii="Apple Braille" w:hAnsi="Apple Braille"/>
+        </w:rPr>
+      </w:pPr>
+    </w:p>
+    <w:p>
+      <w:pPr>
+        <w:widowControl w:val="0"/>
+        <w:rPr>
+          <w:rFonts w:ascii="Apple Braille" w:hAnsi="Apple Braille"/>
+          <w:sz w:val="28"/>
+          <w:szCs w:val="28"/>
+        </w:rPr>
+      </w:pPr>
+      <w:proofErr w:type="spellStart"/>
+      <w:r>
+        <w:rPr>
+          <w:rFonts w:ascii="Apple Braille" w:hAnsi="Apple Braille"/>
+          <w:sz w:val="28"/>
+          <w:szCs w:val="28"/>
+        </w:rPr>
+        <w:t>Steps</w:t>
+      </w:r>
+      <w:proofErr w:type="spellEnd"/>
+      <w:r>
+        <w:rPr>
+          <w:rFonts w:ascii="Apple Braille" w:hAnsi="Apple Braille"/>
+          <w:sz w:val="28"/>
+          <w:szCs w:val="28"/>
+        </w:rPr>
+        <w:t>:</w:t>
+      </w:r>
+    </w:p>
+    <w:p>
+      <w:pPr>
+        <w:widowControl w:val="0"/>
+        <w:rPr>
+          <w:rFonts w:ascii="Apple Braille" w:hAnsi="Apple Braille"/>
+          <w:sz w:val="28"/>
+          <w:szCs w:val="28"/>
+        </w:rPr>
+      </w:pPr>
+      <w:r>
+        <w:rPr>
+          <w:rFonts w:ascii="Apple Braille" w:hAnsi="Apple Braille"/>
+          <w:sz w:val="28"/>
+          <w:szCs w:val="28"/>
+        </w:rPr>
+        <w:t xml:space="preserve">Check if user is logged in </w:t>
+      </w:r>
+      <w:r>
+        <w:rPr>
+          <w:rFonts w:ascii="Times New Roman" w:hAnsi="Times New Roman" w:cs="Times New Roman"/>
+          <w:sz w:val="28"/>
+          <w:szCs w:val="28"/>
+        </w:rPr>
+        <w:t>→</w:t>
+      </w:r>
+      <w:r>
+        <w:rPr>
+          <w:rFonts w:ascii="Apple Braille" w:hAnsi="Apple Braille"/>
+          <w:sz w:val="28"/>
+          <w:szCs w:val="28"/>
+        </w:rPr>
+        <w:t xml:space="preserve"> redirect to /login if not</w:t>
+      </w:r>
+    </w:p>
+    <w:p>
+      <w:pPr>
+        <w:widowControl w:val="0"/>
+        <w:rPr>
+          <w:rFonts w:ascii="Apple Braille" w:hAnsi="Apple Braille"/>
+          <w:sz w:val="28"/>
+          <w:szCs w:val="28"/>
+        </w:rPr>
+      </w:pPr>
+      <w:r>
+        <w:rPr>
+          <w:rFonts w:ascii="Apple Braille" w:hAnsi="Apple Braille"/>
+          <w:sz w:val="28"/>
+          <w:szCs w:val="28"/>
+        </w:rPr>
+        <w:t>Call borrowBook(book) from BorrowContext</w:t>
+      </w:r>
+    </w:p>
+    <w:p>
+      <w:pPr>
+        <w:widowControl w:val="0"/>
+        <w:rPr>
+          <w:rFonts w:ascii="Apple Braille" w:hAnsi="Apple Braille"/>
+          <w:sz w:val="28"/>
+          <w:szCs w:val="28"/>
+        </w:rPr>
+      </w:pPr>
+      <w:r>
+        <w:rPr>
+          <w:rFonts w:ascii="Apple Braille" w:hAnsi="Apple Braille"/>
+          <w:sz w:val="28"/>
+          <w:szCs w:val="28"/>
+        </w:rPr>
+        <w:t>Inside borrowBook:</w:t>
+      </w:r>
+    </w:p>
+    <w:p>
+      <w:pPr>
+        <w:widowControl w:val="0"/>
+        <w:rPr>
+          <w:rFonts w:ascii="Apple Braille" w:hAnsi="Apple Braille"/>
+          <w:sz w:val="28"/>
+          <w:szCs w:val="28"/>
+        </w:rPr>
+      </w:pPr>
+      <w:r>
+        <w:rPr>
+          <w:rFonts w:ascii="Apple Braille" w:hAnsi="Apple Braille"/>
+          <w:sz w:val="28"/>
+          <w:szCs w:val="28"/>
+        </w:rPr>
+        <w:t xml:space="preserve">If !book.available </w:t>
+      </w:r>
+      <w:r>
+        <w:rPr>
+          <w:rFonts w:ascii="Times New Roman" w:hAnsi="Times New Roman" w:cs="Times New Roman"/>
+          <w:sz w:val="28"/>
+          <w:szCs w:val="28"/>
+        </w:rPr>
+        <w:t>→</w:t>
+      </w:r>
+      <w:r>
+        <w:rPr>
+          <w:rFonts w:ascii="Apple Braille" w:hAnsi="Apple Braille"/>
+          <w:sz w:val="28"/>
+          <w:szCs w:val="28"/>
+        </w:rPr>
+        <w:t xml:space="preserve"> alert error, return false</w:t>
+      </w:r>
+    </w:p>
+    <w:p>
+      <w:pPr>
+        <w:widowControl w:val="0"/>
+        <w:rPr>
+          <w:rFonts w:ascii="Apple Braille" w:hAnsi="Apple Braille"/>
+          <w:sz w:val="28"/>
+          <w:szCs w:val="28"/>
+        </w:rPr>
+      </w:pPr>
+      <w:r>
+        <w:rPr>
+          <w:rFonts w:ascii="Apple Braille" w:hAnsi="Apple Braille"/>
+          <w:sz w:val="28"/>
+          <w:szCs w:val="28"/>
+        </w:rPr>
+        <w:t xml:space="preserve">If isBorrowed(book.id) </w:t>
+      </w:r>
+      <w:r>
+        <w:rPr>
+          <w:rFonts w:ascii="Times New Roman" w:hAnsi="Times New Roman" w:cs="Times New Roman"/>
+          <w:sz w:val="28"/>
+          <w:szCs w:val="28"/>
+        </w:rPr>
+        <w:t>→</w:t>
+      </w:r>
+      <w:r>
+        <w:rPr>
+          <w:rFonts w:ascii="Apple Braille" w:hAnsi="Apple Braille"/>
+          <w:sz w:val="28"/>
+          <w:szCs w:val="28"/>
+        </w:rPr>
+        <w:t xml:space="preserve"> alert warning, return false</w:t>
+      </w:r>
+    </w:p>
+    <w:p>
+      <w:pPr>
+        <w:widowControl w:val="0"/>
+        <w:rPr>
+          <w:rFonts w:ascii="Apple Braille" w:hAnsi="Apple Braille"/>
+          <w:sz w:val="28"/>
+          <w:szCs w:val="28"/>
+        </w:rPr>
+      </w:pPr>
+      <w:r>
+        <w:rPr>
+          <w:rFonts w:ascii="Apple Braille" w:hAnsi="Apple Braille"/>
+          <w:sz w:val="28"/>
+          <w:szCs w:val="28"/>
+        </w:rPr>
+        <w:t xml:space="preserve">Else </w:t>
+      </w:r>
+      <w:r>
+        <w:rPr>
+          <w:rFonts w:ascii="Times New Roman" w:hAnsi="Times New Roman" w:cs="Times New Roman"/>
+          <w:sz w:val="28"/>
+          <w:szCs w:val="28"/>
+        </w:rPr>
+        <w:t>→</w:t>
+      </w:r>
+      <w:r>
+        <w:rPr>
+          <w:rFonts w:ascii="Apple Braille" w:hAnsi="Apple Braille"/>
+          <w:sz w:val="28"/>
+          <w:szCs w:val="28"/>
+        </w:rPr>
+        <w:t xml:space="preserve"> append to borrowedBooks with borrowedDate: new Date().toISOString()</w:t>
+      </w:r>
+    </w:p>
+    <w:p>
+      <w:pPr>
+        <w:widowControl w:val="0"/>
+        <w:rPr>
+          <w:rFonts w:ascii="Apple Braille" w:hAnsi="Apple Braille"/>
+          <w:sz w:val="28"/>
+          <w:szCs w:val="28"/>
+        </w:rPr>
+      </w:pPr>
+      <w:r>
+        <w:rPr>
+          <w:rFonts w:ascii="Apple Braille" w:hAnsi="Apple Braille"/>
+          <w:sz w:val="28"/>
+          <w:szCs w:val="28"/>
+        </w:rPr>
+        <w:t>useEffect in BorrowContext writes updated array to localStorage['borrowedBooks']</w:t>
+      </w:r>
+    </w:p>
+    <w:p>
+      <w:pPr>
+        <w:widowControl w:val="0"/>
+        <w:rPr>
+          <w:rFonts w:ascii="Apple Braille" w:hAnsi="Apple Braille"/>
+          <w:sz w:val="28"/>
+          <w:szCs w:val="28"/>
+        </w:rPr>
+      </w:pPr>
+      <w:r>
+        <w:rPr>
+          <w:rFonts w:ascii="Apple Braille" w:hAnsi="Apple Braille"/>
+          <w:sz w:val="28"/>
+          <w:szCs w:val="28"/>
+        </w:rPr>
+        <w:t>BookCard re-renders: button shows "Ji</w:t>
+      </w:r>
+      <w:r>
+        <w:rPr>
+          <w:rFonts w:ascii="Cambria" w:hAnsi="Cambria" w:cs="Cambria"/>
+          <w:sz w:val="28"/>
+          <w:szCs w:val="28"/>
+        </w:rPr>
+        <w:t>ž</w:t>
+      </w:r>
+      <w:r>
+        <w:rPr>
+          <w:rFonts w:ascii="Apple Braille" w:hAnsi="Apple Braille"/>
+          <w:sz w:val="28"/>
+          <w:szCs w:val="28"/>
+        </w:rPr>
+        <w:t xml:space="preserve"> vyp</w:t>
+      </w:r>
+      <w:r>
+        <w:rPr>
+          <w:rFonts w:ascii="Cambria" w:hAnsi="Cambria" w:cs="Cambria"/>
+          <w:sz w:val="28"/>
+          <w:szCs w:val="28"/>
+        </w:rPr>
+        <w:t>ů</w:t>
+      </w:r>
+      <w:r>
+        <w:rPr>
+          <w:rFonts w:ascii="Apple Braille" w:hAnsi="Apple Braille"/>
+          <w:sz w:val="28"/>
+          <w:szCs w:val="28"/>
+        </w:rPr>
+        <w:t>j</w:t>
+      </w:r>
+      <w:r>
+        <w:rPr>
+          <w:rFonts w:ascii="Cambria" w:hAnsi="Cambria" w:cs="Cambria"/>
+          <w:sz w:val="28"/>
+          <w:szCs w:val="28"/>
+        </w:rPr>
+        <w:t>č</w:t>
+      </w:r>
+      <w:r>
+        <w:rPr>
+          <w:rFonts w:ascii="Apple Braille" w:hAnsi="Apple Braille"/>
+          <w:sz w:val="28"/>
+          <w:szCs w:val="28"/>
+        </w:rPr>
+        <w:t>eno", badge shows "Vyp</w:t>
+      </w:r>
+      <w:r>
+        <w:rPr>
+          <w:rFonts w:ascii="Cambria" w:hAnsi="Cambria" w:cs="Cambria"/>
+          <w:sz w:val="28"/>
+          <w:szCs w:val="28"/>
+        </w:rPr>
+        <w:t>ů</w:t>
+      </w:r>
+      <w:r>
+        <w:rPr>
+          <w:rFonts w:ascii="Apple Braille" w:hAnsi="Apple Braille"/>
+          <w:sz w:val="28"/>
+          <w:szCs w:val="28"/>
+        </w:rPr>
+        <w:t>j</w:t>
+      </w:r>
+      <w:r>
+        <w:rPr>
+          <w:rFonts w:ascii="Cambria" w:hAnsi="Cambria" w:cs="Cambria"/>
+          <w:sz w:val="28"/>
+          <w:szCs w:val="28"/>
+        </w:rPr>
+        <w:t>č</w:t>
+      </w:r>
+      <w:r>
+        <w:rPr>
+          <w:rFonts w:ascii="Apple Braille" w:hAnsi="Apple Braille"/>
+          <w:sz w:val="28"/>
+          <w:szCs w:val="28"/>
+        </w:rPr>
+        <w:t>eno v</w:t>
+      </w:r>
+      <w:r>
+        <w:rPr>
+          <w:rFonts w:ascii="Cambria" w:hAnsi="Cambria" w:cs="Cambria"/>
+          <w:sz w:val="28"/>
+          <w:szCs w:val="28"/>
+        </w:rPr>
+        <w:t>á</w:t>
+      </w:r>
+      <w:r>
+        <w:rPr>
+          <w:rFonts w:ascii="Apple Braille" w:hAnsi="Apple Braille"/>
+          <w:sz w:val="28"/>
+          <w:szCs w:val="28"/>
+        </w:rPr>
+        <w:t>mi"</w:t>
+      </w:r>
+    </w:p>
+    <w:p>
+      <w:pPr>
+        <w:widowControl w:val="0"/>
+        <w:rPr>
+          <w:rFonts w:ascii="Apple Braille" w:hAnsi="Apple Braille"/>
+          <w:sz w:val="28"/>
+          <w:szCs w:val="28"/>
+        </w:rPr>
+      </w:pPr>
+      <w:r>
+        <w:rPr>
+          <w:rFonts w:ascii="Apple Braille" w:hAnsi="Apple Braille"/>
+          <w:sz w:val="28"/>
+          <w:szCs w:val="28"/>
+        </w:rPr>
+        <w:t xml:space="preserve">Dashboard immediately </w:t>
+      </w:r>
+      <w:proofErr w:type="spellStart"/>
+      <w:r>
+        <w:rPr>
+          <w:rFonts w:ascii="Apple Braille" w:hAnsi="Apple Braille"/>
+          <w:sz w:val="28"/>
+          <w:szCs w:val="28"/>
+        </w:rPr>
+        <w:t>reflects</w:t>
+      </w:r>
+      <w:proofErr w:type="spellEnd"/>
+      <w:r>
+        <w:rPr>
+          <w:rFonts w:ascii="Apple Braille" w:hAnsi="Apple Braille"/>
+          <w:sz w:val="28"/>
+          <w:szCs w:val="28"/>
+        </w:rPr>
+        <w:t xml:space="preserve"> </w:t>
+      </w:r>
+      <w:proofErr w:type="spellStart"/>
+      <w:r>
+        <w:rPr>
+          <w:rFonts w:ascii="Apple Braille" w:hAnsi="Apple Braille"/>
+          <w:sz w:val="28"/>
+          <w:szCs w:val="28"/>
+        </w:rPr>
+        <w:t>the</w:t>
+      </w:r>
+      <w:proofErr w:type="spellEnd"/>
+      <w:r>
+        <w:rPr>
+          <w:rFonts w:ascii="Apple Braille" w:hAnsi="Apple Braille"/>
+          <w:sz w:val="28"/>
+          <w:szCs w:val="28"/>
+        </w:rPr>
+        <w:t xml:space="preserve"> </w:t>
+      </w:r>
+      <w:proofErr w:type="spellStart"/>
+      <w:r>
+        <w:rPr>
+          <w:rFonts w:ascii="Apple Braille" w:hAnsi="Apple Braille"/>
+          <w:sz w:val="28"/>
+          <w:szCs w:val="28"/>
+        </w:rPr>
+        <w:t>new</w:t>
+      </w:r>
+      <w:proofErr w:type="spellEnd"/>
+      <w:r>
+        <w:rPr>
+          <w:rFonts w:ascii="Apple Braille" w:hAnsi="Apple Braille"/>
+          <w:sz w:val="28"/>
+          <w:szCs w:val="28"/>
+        </w:rPr>
+        <w:t xml:space="preserve"> </w:t>
+      </w:r>
+      <w:proofErr w:type="spellStart"/>
+      <w:r>
+        <w:rPr>
+          <w:rFonts w:ascii="Apple Braille" w:hAnsi="Apple Braille"/>
+          <w:sz w:val="28"/>
+          <w:szCs w:val="28"/>
+        </w:rPr>
+        <w:t>borrow</w:t>
+      </w:r>
+      <w:proofErr w:type="spellEnd"/>
+    </w:p>
+    <w:p>
+      <w:pPr>
+        <w:rPr>
+          <w:rFonts w:asciiTheme="majorHAnsi" w:eastAsiaTheme="majorEastAsia" w:hAnsiTheme="majorHAnsi" w:cstheme="majorBidi"/>
+          <w:color w:val="0F4761" w:themeColor="accent1" w:themeShade="BF"/>
+          <w:sz w:val="32"/>
+          <w:szCs w:val="32"/>
+        </w:rPr>
+      </w:pPr>
+      <w:r>
+        <w:br w:type="page"/>
       </w:r>
     </w:p>
     <w:p>
       <w:pPr>
         <w:pStyle w:val="Heading2"/>
       </w:pPr>
-      <w:bookmarkStart w:id="10" w:name="_Toc228767666"/>
-      <w:r>
-        <w:t>Data Flow</w:t>
-      </w:r>
-      <w:bookmarkEnd w:id="10"/>
-    </w:p>
-    <w:p>
-      <w:pPr>
-        <w:widowControl w:val="0"/>
-        <w:rPr>
-          <w:rFonts w:ascii="Apple Braille" w:hAnsi="Apple Braille"/>
-          <w:sz w:val="28"/>
-          <w:szCs w:val="28"/>
-        </w:rPr>
-      </w:pPr>
-      <w:r>
-        <w:rPr>
-          <w:rFonts w:ascii="Apple Braille" w:hAnsi="Apple Braille"/>
-          <w:sz w:val="28"/>
-          <w:szCs w:val="28"/>
-        </w:rPr>
-        <w:t>useBooks (hook)</w:t>
-      </w:r>
-    </w:p>
-    <w:p>
-      <w:pPr>
-        <w:widowControl w:val="0"/>
-        <w:rPr>
-          <w:rFonts w:ascii="Apple Braille" w:hAnsi="Apple Braille"/>
-          <w:sz w:val="28"/>
-          <w:szCs w:val="28"/>
-        </w:rPr>
-      </w:pPr>
-      <w:r>
-        <w:rPr>
-          <w:rFonts w:ascii="Apple Braille" w:hAnsi="Apple Braille"/>
-          <w:sz w:val="28"/>
-          <w:szCs w:val="28"/>
-        </w:rPr>
-        <w:t xml:space="preserve">  </w:t>
-      </w:r>
-      <w:r>
-        <w:rPr>
-          <w:rFonts w:ascii="SimSun" w:eastAsia="SimSun" w:hAnsi="SimSun" w:cs="SimSun" w:hint="eastAsia"/>
-          <w:sz w:val="28"/>
-          <w:szCs w:val="28"/>
-        </w:rPr>
-        <w:t>└</w:t>
-      </w:r>
-      <w:r>
-        <w:rPr>
-          <w:rFonts w:ascii="Times New Roman" w:hAnsi="Times New Roman" w:cs="Times New Roman"/>
-          <w:sz w:val="28"/>
-          <w:szCs w:val="28"/>
-        </w:rPr>
-        <w:t>──</w:t>
-      </w:r>
-      <w:r>
-        <w:rPr>
-          <w:rFonts w:ascii="Apple Braille" w:hAnsi="Apple Braille"/>
-          <w:sz w:val="28"/>
-          <w:szCs w:val="28"/>
-        </w:rPr>
-        <w:t xml:space="preserve"> MOCK_BOOKS array</w:t>
-      </w:r>
-    </w:p>
-    <w:p>
-      <w:pPr>
-        <w:widowControl w:val="0"/>
-        <w:rPr>
-          <w:rFonts w:ascii="Apple Braille" w:hAnsi="Apple Braille"/>
-          <w:sz w:val="28"/>
-          <w:szCs w:val="28"/>
-        </w:rPr>
-      </w:pPr>
-      <w:r>
-        <w:rPr>
-          <w:rFonts w:ascii="Apple Braille" w:hAnsi="Apple Braille"/>
-          <w:sz w:val="28"/>
-          <w:szCs w:val="28"/>
-        </w:rPr>
-        <w:t xml:space="preserve">        </w:t>
-      </w:r>
-      <w:r>
-        <w:rPr>
-          <w:rFonts w:ascii="SimSun" w:eastAsia="SimSun" w:hAnsi="SimSun" w:cs="SimSun" w:hint="eastAsia"/>
-          <w:sz w:val="28"/>
-          <w:szCs w:val="28"/>
-        </w:rPr>
-        <w:t>└</w:t>
-      </w:r>
-      <w:r>
-        <w:rPr>
-          <w:rFonts w:ascii="Times New Roman" w:hAnsi="Times New Roman" w:cs="Times New Roman"/>
-          <w:sz w:val="28"/>
-          <w:szCs w:val="28"/>
-        </w:rPr>
-        <w:t>──</w:t>
-      </w:r>
-      <w:r>
-        <w:rPr>
-          <w:rFonts w:ascii="Apple Braille" w:hAnsi="Apple Braille"/>
-          <w:sz w:val="28"/>
-          <w:szCs w:val="28"/>
-        </w:rPr>
-        <w:t xml:space="preserve"> Catalog.jsx</w:t>
-      </w:r>
-    </w:p>
-    <w:p>
-      <w:pPr>
-        <w:widowControl w:val="0"/>
-        <w:rPr>
-          <w:rFonts w:ascii="Apple Braille" w:hAnsi="Apple Braille"/>
-          <w:sz w:val="28"/>
-          <w:szCs w:val="28"/>
-        </w:rPr>
-      </w:pPr>
-      <w:r>
-        <w:rPr>
-          <w:rFonts w:ascii="Apple Braille" w:hAnsi="Apple Braille"/>
-          <w:sz w:val="28"/>
-          <w:szCs w:val="28"/>
-        </w:rPr>
-        <w:t xml:space="preserve">              </w:t>
-      </w:r>
-      <w:r>
-        <w:rPr>
-          <w:rFonts w:ascii="SimSun" w:eastAsia="SimSun" w:hAnsi="SimSun" w:cs="SimSun" w:hint="eastAsia"/>
-          <w:sz w:val="28"/>
-          <w:szCs w:val="28"/>
-        </w:rPr>
-        <w:t>└</w:t>
-      </w:r>
-      <w:r>
-        <w:rPr>
-          <w:rFonts w:ascii="Times New Roman" w:hAnsi="Times New Roman" w:cs="Times New Roman"/>
-          <w:sz w:val="28"/>
-          <w:szCs w:val="28"/>
-        </w:rPr>
-        <w:t>──</w:t>
-      </w:r>
-      <w:r>
-        <w:rPr>
-          <w:rFonts w:ascii="Apple Braille" w:hAnsi="Apple Braille"/>
-          <w:sz w:val="28"/>
-          <w:szCs w:val="28"/>
-        </w:rPr>
-        <w:t xml:space="preserve"> BookCard.jsx</w:t>
-      </w:r>
-    </w:p>
-    <w:p>
-      <w:pPr>
-        <w:widowControl w:val="0"/>
-        <w:rPr>
-          <w:rFonts w:ascii="Apple Braille" w:hAnsi="Apple Braille"/>
-          <w:sz w:val="28"/>
-          <w:szCs w:val="28"/>
-        </w:rPr>
-      </w:pPr>
-      <w:r>
-        <w:rPr>
-          <w:rFonts w:ascii="Apple Braille" w:hAnsi="Apple Braille"/>
-          <w:sz w:val="28"/>
-          <w:szCs w:val="28"/>
-        </w:rPr>
-        <w:t xml:space="preserve">                    </w:t>
-      </w:r>
-      <w:r>
-        <w:rPr>
-          <w:rFonts w:ascii="SimSun" w:eastAsia="SimSun" w:hAnsi="SimSun" w:cs="SimSun" w:hint="eastAsia"/>
-          <w:sz w:val="28"/>
-          <w:szCs w:val="28"/>
-        </w:rPr>
-        <w:t>└</w:t>
-      </w:r>
-      <w:r>
-        <w:rPr>
-          <w:rFonts w:ascii="Times New Roman" w:hAnsi="Times New Roman" w:cs="Times New Roman"/>
-          <w:sz w:val="28"/>
-          <w:szCs w:val="28"/>
-        </w:rPr>
-        <w:t>──</w:t>
-      </w:r>
-      <w:r>
-        <w:rPr>
-          <w:rFonts w:ascii="Apple Braille" w:hAnsi="Apple Braille"/>
-          <w:sz w:val="28"/>
-          <w:szCs w:val="28"/>
-        </w:rPr>
-        <w:t xml:space="preserve"> useBorrow() </w:t>
-      </w:r>
-      <w:r>
-        <w:rPr>
-          <w:rFonts w:ascii="Times New Roman" w:hAnsi="Times New Roman" w:cs="Times New Roman"/>
-          <w:sz w:val="28"/>
-          <w:szCs w:val="28"/>
-        </w:rPr>
-        <w:t>→</w:t>
-      </w:r>
-      <w:r>
-        <w:rPr>
-          <w:rFonts w:ascii="Apple Braille" w:hAnsi="Apple Braille"/>
-          <w:sz w:val="28"/>
-          <w:szCs w:val="28"/>
-        </w:rPr>
-        <w:t xml:space="preserve"> borrowBook()</w:t>
-      </w:r>
-    </w:p>
-    <w:p>
-      <w:pPr>
-        <w:widowControl w:val="0"/>
-        <w:rPr>
-          <w:rFonts w:ascii="Apple Braille" w:hAnsi="Apple Braille"/>
-          <w:sz w:val="28"/>
-          <w:szCs w:val="28"/>
-        </w:rPr>
-      </w:pPr>
-      <w:r>
-        <w:rPr>
-          <w:rFonts w:ascii="Apple Braille" w:hAnsi="Apple Braille"/>
-          <w:sz w:val="28"/>
-          <w:szCs w:val="28"/>
-        </w:rPr>
-        <w:t xml:space="preserve">                          </w:t>
-      </w:r>
-      <w:r>
-        <w:rPr>
-          <w:rFonts w:ascii="SimSun" w:eastAsia="SimSun" w:hAnsi="SimSun" w:cs="SimSun" w:hint="eastAsia"/>
-          <w:sz w:val="28"/>
-          <w:szCs w:val="28"/>
-        </w:rPr>
-        <w:t>└</w:t>
-      </w:r>
-      <w:r>
-        <w:rPr>
-          <w:rFonts w:ascii="Times New Roman" w:hAnsi="Times New Roman" w:cs="Times New Roman"/>
-          <w:sz w:val="28"/>
-          <w:szCs w:val="28"/>
-        </w:rPr>
-        <w:t>──</w:t>
-      </w:r>
-      <w:r>
-        <w:rPr>
-          <w:rFonts w:ascii="Apple Braille" w:hAnsi="Apple Braille"/>
-          <w:sz w:val="28"/>
-          <w:szCs w:val="28"/>
-        </w:rPr>
-        <w:t xml:space="preserve"> BorrowContext state</w:t>
-      </w:r>
-    </w:p>
-    <w:p>
-      <w:pPr>
-        <w:widowControl w:val="0"/>
-        <w:rPr>
-          <w:rFonts w:ascii="Apple Braille" w:hAnsi="Apple Braille"/>
-          <w:sz w:val="28"/>
-          <w:szCs w:val="28"/>
-        </w:rPr>
-      </w:pPr>
-      <w:r>
-        <w:rPr>
-          <w:rFonts w:ascii="Apple Braille" w:hAnsi="Apple Braille"/>
-          <w:sz w:val="28"/>
-          <w:szCs w:val="28"/>
-        </w:rPr>
-        <w:t xml:space="preserve">                                </w:t>
-      </w:r>
-      <w:r>
-        <w:rPr>
-          <w:rFonts w:ascii="SimSun" w:eastAsia="SimSun" w:hAnsi="SimSun" w:cs="SimSun" w:hint="eastAsia"/>
-          <w:sz w:val="28"/>
-          <w:szCs w:val="28"/>
-        </w:rPr>
-        <w:t>└</w:t>
-      </w:r>
-      <w:r>
-        <w:rPr>
-          <w:rFonts w:ascii="Times New Roman" w:hAnsi="Times New Roman" w:cs="Times New Roman"/>
-          <w:sz w:val="28"/>
-          <w:szCs w:val="28"/>
-        </w:rPr>
-        <w:t>──</w:t>
-      </w:r>
-      <w:r>
-        <w:rPr>
-          <w:rFonts w:ascii="Apple Braille" w:hAnsi="Apple Braille"/>
-          <w:sz w:val="28"/>
-          <w:szCs w:val="28"/>
-        </w:rPr>
-        <w:t xml:space="preserve"> localStorage</w:t>
-      </w:r>
-    </w:p>
-    <w:p>
-      <w:pPr>
-        <w:widowControl w:val="0"/>
-        <w:rPr>
-          <w:rFonts w:ascii="Apple Braille" w:hAnsi="Apple Braille"/>
-          <w:sz w:val="28"/>
-          <w:szCs w:val="28"/>
-        </w:rPr>
-      </w:pPr>
-      <w:r>
-        <w:rPr>
-          <w:rFonts w:ascii="Apple Braille" w:hAnsi="Apple Braille"/>
-          <w:sz w:val="28"/>
-          <w:szCs w:val="28"/>
-        </w:rPr>
-        <w:t xml:space="preserve">                                      </w:t>
-      </w:r>
-      <w:r>
-        <w:rPr>
-          <w:rFonts w:ascii="SimSun" w:eastAsia="SimSun" w:hAnsi="SimSun" w:cs="SimSun" w:hint="eastAsia"/>
-          <w:sz w:val="28"/>
-          <w:szCs w:val="28"/>
-        </w:rPr>
-        <w:t>└</w:t>
-      </w:r>
-      <w:r>
-        <w:rPr>
-          <w:rFonts w:ascii="Times New Roman" w:hAnsi="Times New Roman" w:cs="Times New Roman"/>
-          <w:sz w:val="28"/>
-          <w:szCs w:val="28"/>
-        </w:rPr>
-        <w:t>──</w:t>
-      </w:r>
-      <w:r>
-        <w:rPr>
-          <w:rFonts w:ascii="Apple Braille" w:hAnsi="Apple Braille"/>
-          <w:sz w:val="28"/>
-          <w:szCs w:val="28"/>
-        </w:rPr>
-        <w:t xml:space="preserve"> Dashboard.jsx reads borrowedBooks</w:t>
-      </w:r>
-    </w:p>
-    <w:p>
-      <w:pPr>
-        <w:widowControl w:val="0"/>
-        <w:rPr>
-          <w:rFonts w:ascii="Apple Braille" w:hAnsi="Apple Braille"/>
-          <w:sz w:val="28"/>
-          <w:szCs w:val="28"/>
-        </w:rPr>
-      </w:pPr>
-      <w:r>
-        <w:rPr>
-          <w:rFonts w:ascii="Apple Braille" w:hAnsi="Apple Braille"/>
-          <w:sz w:val="28"/>
-          <w:szCs w:val="28"/>
-        </w:rPr>
-        <w:t>Auth flow:</w:t>
-      </w:r>
-    </w:p>
-    <w:p>
-      <w:pPr>
-        <w:widowControl w:val="0"/>
-        <w:rPr>
-          <w:rFonts w:ascii="Apple Braille" w:hAnsi="Apple Braille"/>
-          <w:sz w:val="28"/>
-          <w:szCs w:val="28"/>
-        </w:rPr>
-      </w:pPr>
-      <w:r>
-        <w:rPr>
-          <w:rFonts w:ascii="Apple Braille" w:hAnsi="Apple Braille"/>
-          <w:sz w:val="28"/>
-          <w:szCs w:val="28"/>
-        </w:rPr>
-        <w:t xml:space="preserve">Login.jsx </w:t>
-      </w:r>
-      <w:r>
-        <w:rPr>
-          <w:rFonts w:ascii="Times New Roman" w:hAnsi="Times New Roman" w:cs="Times New Roman"/>
-          <w:sz w:val="28"/>
-          <w:szCs w:val="28"/>
-        </w:rPr>
-        <w:t>→</w:t>
-      </w:r>
-      <w:r>
-        <w:rPr>
-          <w:rFonts w:ascii="Apple Braille" w:hAnsi="Apple Braille"/>
-          <w:sz w:val="28"/>
-          <w:szCs w:val="28"/>
-        </w:rPr>
-        <w:t xml:space="preserve"> useAuth().login() </w:t>
-      </w:r>
-      <w:r>
-        <w:rPr>
-          <w:rFonts w:ascii="Times New Roman" w:hAnsi="Times New Roman" w:cs="Times New Roman"/>
-          <w:sz w:val="28"/>
-          <w:szCs w:val="28"/>
-        </w:rPr>
-        <w:t>→</w:t>
-      </w:r>
-      <w:r>
-        <w:rPr>
-          <w:rFonts w:ascii="Apple Braille" w:hAnsi="Apple Braille"/>
-          <w:sz w:val="28"/>
-          <w:szCs w:val="28"/>
-        </w:rPr>
-        <w:t xml:space="preserve"> AuthContext</w:t>
-      </w:r>
-    </w:p>
-    <w:p>
-      <w:pPr>
-        <w:widowControl w:val="0"/>
-        <w:rPr>
-          <w:rFonts w:ascii="Apple Braille" w:hAnsi="Apple Braille"/>
-          <w:sz w:val="28"/>
-          <w:szCs w:val="28"/>
-        </w:rPr>
-      </w:pPr>
-      <w:r>
-        <w:rPr>
-          <w:rFonts w:ascii="Apple Braille" w:hAnsi="Apple Braille"/>
-          <w:sz w:val="28"/>
-          <w:szCs w:val="28"/>
-        </w:rPr>
-        <w:t xml:space="preserve">  </w:t>
-      </w:r>
-      <w:r>
-        <w:rPr>
-          <w:rFonts w:ascii="Times New Roman" w:hAnsi="Times New Roman" w:cs="Times New Roman"/>
-          <w:sz w:val="28"/>
-          <w:szCs w:val="28"/>
-        </w:rPr>
-        <w:t>→</w:t>
-      </w:r>
-      <w:r>
-        <w:rPr>
-          <w:rFonts w:ascii="Apple Braille" w:hAnsi="Apple Braille"/>
-          <w:sz w:val="28"/>
-          <w:szCs w:val="28"/>
-        </w:rPr>
-        <w:t xml:space="preserve"> validates against localStorage['library_users']</w:t>
-      </w:r>
-    </w:p>
-    <w:p>
-      <w:pPr>
-        <w:widowControl w:val="0"/>
-        <w:rPr>
-          <w:rFonts w:ascii="Apple Braille" w:hAnsi="Apple Braille"/>
-          <w:sz w:val="28"/>
-          <w:szCs w:val="28"/>
-        </w:rPr>
-      </w:pPr>
-      <w:r>
-        <w:rPr>
-          <w:rFonts w:ascii="Apple Braille" w:hAnsi="Apple Braille"/>
-          <w:sz w:val="28"/>
-          <w:szCs w:val="28"/>
-        </w:rPr>
-        <w:t xml:space="preserve">  </w:t>
-      </w:r>
-      <w:r>
-        <w:rPr>
-          <w:rFonts w:ascii="Times New Roman" w:hAnsi="Times New Roman" w:cs="Times New Roman"/>
-          <w:sz w:val="28"/>
-          <w:szCs w:val="28"/>
-        </w:rPr>
-        <w:t>→</w:t>
-      </w:r>
-      <w:r>
-        <w:rPr>
-          <w:rFonts w:ascii="Apple Braille" w:hAnsi="Apple Braille"/>
-          <w:sz w:val="28"/>
-          <w:szCs w:val="28"/>
-        </w:rPr>
-        <w:t xml:space="preserve"> tokenService.setTokens()</w:t>
-      </w:r>
-    </w:p>
-    <w:p>
-      <w:pPr>
-        <w:widowControl w:val="0"/>
-        <w:rPr>
-          <w:rFonts w:ascii="Apple Braille" w:hAnsi="Apple Braille"/>
-          <w:sz w:val="28"/>
-          <w:szCs w:val="28"/>
-        </w:rPr>
-      </w:pPr>
-      <w:r>
-        <w:rPr>
-          <w:rFonts w:ascii="Apple Braille" w:hAnsi="Apple Braille"/>
-          <w:sz w:val="28"/>
-          <w:szCs w:val="28"/>
-        </w:rPr>
-        <w:t xml:space="preserve">  </w:t>
-      </w:r>
-      <w:r>
-        <w:rPr>
-          <w:rFonts w:ascii="Times New Roman" w:hAnsi="Times New Roman" w:cs="Times New Roman"/>
-          <w:sz w:val="28"/>
-          <w:szCs w:val="28"/>
-        </w:rPr>
-        <w:t>→</w:t>
-      </w:r>
-      <w:r>
-        <w:rPr>
-          <w:rFonts w:ascii="Apple Braille" w:hAnsi="Apple Braille"/>
-          <w:sz w:val="28"/>
-          <w:szCs w:val="28"/>
-        </w:rPr>
-        <w:t xml:space="preserve"> localStorage['activeUser']</w:t>
-      </w:r>
-    </w:p>
-    <w:p>
-      <w:pPr>
-        <w:widowControl w:val="0"/>
-        <w:rPr>
-          <w:rFonts w:ascii="Apple Braille" w:hAnsi="Apple Braille"/>
-          <w:sz w:val="28"/>
-          <w:szCs w:val="28"/>
-        </w:rPr>
-      </w:pPr>
-      <w:r>
-        <w:rPr>
-          <w:rFonts w:ascii="Apple Braille" w:hAnsi="Apple Braille"/>
-          <w:sz w:val="28"/>
-          <w:szCs w:val="28"/>
-        </w:rPr>
-        <w:t xml:space="preserve">  </w:t>
-      </w:r>
-      <w:r>
-        <w:rPr>
-          <w:rFonts w:ascii="Times New Roman" w:hAnsi="Times New Roman" w:cs="Times New Roman"/>
-          <w:sz w:val="28"/>
-          <w:szCs w:val="28"/>
-        </w:rPr>
-        <w:t>→</w:t>
-      </w:r>
-      <w:r>
-        <w:rPr>
-          <w:rFonts w:ascii="Apple Braille" w:hAnsi="Apple Braille"/>
-          <w:sz w:val="28"/>
-          <w:szCs w:val="28"/>
-        </w:rPr>
-        <w:t xml:space="preserve"> setUser(userData)</w:t>
-      </w:r>
-      <w:r>
-        <w:rPr>
-          <w:rFonts w:ascii="Apple Braille" w:hAnsi="Apple Braille"/>
-          <w:sz w:val="28"/>
-          <w:szCs w:val="28"/>
-        </w:rPr>
-        <w:br/>
-      </w:r>
-    </w:p>
-    <w:p>
-      <w:pPr>
-        <w:widowControl w:val="0"/>
-        <w:rPr>
-          <w:rFonts w:ascii="Apple Braille" w:hAnsi="Apple Braille"/>
-          <w:b/>
-          <w:bCs/>
-          <w:sz w:val="28"/>
-          <w:szCs w:val="28"/>
-        </w:rPr>
-      </w:pPr>
-      <w:r>
-        <w:rPr>
-          <w:rFonts w:ascii="Apple Braille" w:hAnsi="Apple Braille"/>
-          <w:b/>
-          <w:bCs/>
-          <w:sz w:val="28"/>
-          <w:szCs w:val="28"/>
-        </w:rPr>
-        <w:t>6. Borrowing Logic ("P</w:t>
-      </w:r>
-      <w:r>
-        <w:rPr>
-          <w:rFonts w:ascii="Cambria" w:hAnsi="Cambria" w:cs="Cambria"/>
-          <w:b/>
-          <w:bCs/>
-          <w:sz w:val="28"/>
-          <w:szCs w:val="28"/>
-        </w:rPr>
-        <w:t>ů</w:t>
-      </w:r>
-      <w:r>
-        <w:rPr>
-          <w:rFonts w:ascii="Apple Braille" w:hAnsi="Apple Braille"/>
-          <w:b/>
-          <w:bCs/>
-          <w:sz w:val="28"/>
-          <w:szCs w:val="28"/>
-        </w:rPr>
-        <w:t>j</w:t>
-      </w:r>
-      <w:r>
-        <w:rPr>
-          <w:rFonts w:ascii="Cambria" w:hAnsi="Cambria" w:cs="Cambria"/>
-          <w:b/>
-          <w:bCs/>
-          <w:sz w:val="28"/>
-          <w:szCs w:val="28"/>
-        </w:rPr>
-        <w:t>č</w:t>
-      </w:r>
-      <w:r>
-        <w:rPr>
-          <w:rFonts w:ascii="Apple Braille" w:hAnsi="Apple Braille"/>
-          <w:b/>
-          <w:bCs/>
-          <w:sz w:val="28"/>
-          <w:szCs w:val="28"/>
-        </w:rPr>
-        <w:t>it knihu")</w:t>
-      </w:r>
-    </w:p>
-    <w:p>
-      <w:pPr>
-        <w:widowControl w:val="0"/>
-        <w:rPr>
-          <w:rFonts w:ascii="Apple Braille" w:hAnsi="Apple Braille"/>
-          <w:sz w:val="28"/>
-          <w:szCs w:val="28"/>
-        </w:rPr>
-      </w:pPr>
-      <w:r>
-        <w:rPr>
-          <w:rFonts w:ascii="Apple Braille" w:hAnsi="Apple Braille"/>
-          <w:sz w:val="28"/>
-          <w:szCs w:val="28"/>
-        </w:rPr>
-        <w:t xml:space="preserve">Entry point: BookCard.jsx </w:t>
-      </w:r>
-      <w:r>
-        <w:rPr>
-          <w:rFonts w:ascii="Times New Roman" w:hAnsi="Times New Roman" w:cs="Times New Roman"/>
-          <w:sz w:val="28"/>
-          <w:szCs w:val="28"/>
-        </w:rPr>
-        <w:t>→</w:t>
-      </w:r>
-      <w:r>
-        <w:rPr>
-          <w:rFonts w:ascii="Apple Braille" w:hAnsi="Apple Braille"/>
-          <w:sz w:val="28"/>
-          <w:szCs w:val="28"/>
-        </w:rPr>
-        <w:t xml:space="preserve"> handleBorrow()</w:t>
-      </w:r>
-    </w:p>
-    <w:p>
-      <w:pPr>
-        <w:widowControl w:val="0"/>
-        <w:rPr>
-          <w:rFonts w:ascii="Apple Braille" w:hAnsi="Apple Braille"/>
-        </w:rPr>
-      </w:pPr>
-    </w:p>
-    <w:p>
-      <w:pPr>
-        <w:widowControl w:val="0"/>
-        <w:rPr>
-          <w:rFonts w:ascii="Apple Braille" w:hAnsi="Apple Braille"/>
-          <w:sz w:val="28"/>
-          <w:szCs w:val="28"/>
-        </w:rPr>
-      </w:pPr>
-      <w:r>
-        <w:rPr>
-          <w:rFonts w:ascii="Apple Braille" w:hAnsi="Apple Braille"/>
-          <w:sz w:val="28"/>
-          <w:szCs w:val="28"/>
-        </w:rPr>
-        <w:t>Steps:</w:t>
-      </w:r>
-    </w:p>
-    <w:p>
-      <w:pPr>
-        <w:widowControl w:val="0"/>
-        <w:rPr>
-          <w:rFonts w:ascii="Apple Braille" w:hAnsi="Apple Braille"/>
-          <w:sz w:val="28"/>
-          <w:szCs w:val="28"/>
-        </w:rPr>
-      </w:pPr>
-    </w:p>
-    <w:p>
-      <w:pPr>
-        <w:widowControl w:val="0"/>
-        <w:rPr>
-          <w:rFonts w:ascii="Apple Braille" w:hAnsi="Apple Braille"/>
-          <w:sz w:val="28"/>
-          <w:szCs w:val="28"/>
-        </w:rPr>
-      </w:pPr>
-      <w:r>
-        <w:rPr>
-          <w:rFonts w:ascii="Apple Braille" w:hAnsi="Apple Braille"/>
-          <w:sz w:val="28"/>
-          <w:szCs w:val="28"/>
-        </w:rPr>
-        <w:t xml:space="preserve">Check if user is logged in </w:t>
-      </w:r>
-      <w:r>
-        <w:rPr>
-          <w:rFonts w:ascii="Times New Roman" w:hAnsi="Times New Roman" w:cs="Times New Roman"/>
-          <w:sz w:val="28"/>
-          <w:szCs w:val="28"/>
-        </w:rPr>
-        <w:t>→</w:t>
-      </w:r>
-      <w:r>
-        <w:rPr>
-          <w:rFonts w:ascii="Apple Braille" w:hAnsi="Apple Braille"/>
-          <w:sz w:val="28"/>
-          <w:szCs w:val="28"/>
-        </w:rPr>
-        <w:t xml:space="preserve"> redirect to /login if not</w:t>
-      </w:r>
-    </w:p>
-    <w:p>
-      <w:pPr>
-        <w:widowControl w:val="0"/>
-        <w:rPr>
-          <w:rFonts w:ascii="Apple Braille" w:hAnsi="Apple Braille"/>
-          <w:sz w:val="28"/>
-          <w:szCs w:val="28"/>
-        </w:rPr>
-      </w:pPr>
-      <w:r>
-        <w:rPr>
-          <w:rFonts w:ascii="Apple Braille" w:hAnsi="Apple Braille"/>
-          <w:sz w:val="28"/>
-          <w:szCs w:val="28"/>
-        </w:rPr>
-        <w:t>Call borrowBook(book) from BorrowContext</w:t>
-      </w:r>
-    </w:p>
-    <w:p>
-      <w:pPr>
-        <w:widowControl w:val="0"/>
-        <w:rPr>
-          <w:rFonts w:ascii="Apple Braille" w:hAnsi="Apple Braille"/>
-          <w:sz w:val="28"/>
-          <w:szCs w:val="28"/>
-        </w:rPr>
-      </w:pPr>
-      <w:r>
-        <w:rPr>
-          <w:rFonts w:ascii="Apple Braille" w:hAnsi="Apple Braille"/>
-          <w:sz w:val="28"/>
-          <w:szCs w:val="28"/>
-        </w:rPr>
-        <w:t>Inside borrowBook:</w:t>
-      </w:r>
-    </w:p>
-    <w:p>
-      <w:pPr>
-        <w:widowControl w:val="0"/>
-        <w:rPr>
-          <w:rFonts w:ascii="Apple Braille" w:hAnsi="Apple Braille"/>
-          <w:sz w:val="28"/>
-          <w:szCs w:val="28"/>
-        </w:rPr>
-      </w:pPr>
-      <w:r>
-        <w:rPr>
-          <w:rFonts w:ascii="Apple Braille" w:hAnsi="Apple Braille"/>
-          <w:sz w:val="28"/>
-          <w:szCs w:val="28"/>
-        </w:rPr>
-        <w:t xml:space="preserve">If !book.available </w:t>
-      </w:r>
-      <w:r>
-        <w:rPr>
-          <w:rFonts w:ascii="Times New Roman" w:hAnsi="Times New Roman" w:cs="Times New Roman"/>
-          <w:sz w:val="28"/>
-          <w:szCs w:val="28"/>
-        </w:rPr>
-        <w:t>→</w:t>
-      </w:r>
-      <w:r>
-        <w:rPr>
-          <w:rFonts w:ascii="Apple Braille" w:hAnsi="Apple Braille"/>
-          <w:sz w:val="28"/>
-          <w:szCs w:val="28"/>
-        </w:rPr>
-        <w:t xml:space="preserve"> alert error, return false</w:t>
-      </w:r>
-    </w:p>
-    <w:p>
-      <w:pPr>
-        <w:widowControl w:val="0"/>
-        <w:rPr>
-          <w:rFonts w:ascii="Apple Braille" w:hAnsi="Apple Braille"/>
-          <w:sz w:val="28"/>
-          <w:szCs w:val="28"/>
-        </w:rPr>
-      </w:pPr>
-      <w:r>
-        <w:rPr>
-          <w:rFonts w:ascii="Apple Braille" w:hAnsi="Apple Braille"/>
-          <w:sz w:val="28"/>
-          <w:szCs w:val="28"/>
-        </w:rPr>
-        <w:t xml:space="preserve">If isBorrowed(book.id) </w:t>
-      </w:r>
-      <w:r>
-        <w:rPr>
-          <w:rFonts w:ascii="Times New Roman" w:hAnsi="Times New Roman" w:cs="Times New Roman"/>
-          <w:sz w:val="28"/>
-          <w:szCs w:val="28"/>
-        </w:rPr>
-        <w:t>→</w:t>
-      </w:r>
-      <w:r>
-        <w:rPr>
-          <w:rFonts w:ascii="Apple Braille" w:hAnsi="Apple Braille"/>
-          <w:sz w:val="28"/>
-          <w:szCs w:val="28"/>
-        </w:rPr>
-        <w:t xml:space="preserve"> alert warning, return false</w:t>
-      </w:r>
-    </w:p>
-    <w:p>
-      <w:pPr>
-        <w:widowControl w:val="0"/>
-        <w:rPr>
-          <w:rFonts w:ascii="Apple Braille" w:hAnsi="Apple Braille"/>
-          <w:sz w:val="28"/>
-          <w:szCs w:val="28"/>
-        </w:rPr>
-      </w:pPr>
-      <w:r>
-        <w:rPr>
-          <w:rFonts w:ascii="Apple Braille" w:hAnsi="Apple Braille"/>
-          <w:sz w:val="28"/>
-          <w:szCs w:val="28"/>
-        </w:rPr>
-        <w:t xml:space="preserve">Else </w:t>
-      </w:r>
-      <w:r>
-        <w:rPr>
-          <w:rFonts w:ascii="Times New Roman" w:hAnsi="Times New Roman" w:cs="Times New Roman"/>
-          <w:sz w:val="28"/>
-          <w:szCs w:val="28"/>
-        </w:rPr>
-        <w:t>→</w:t>
-      </w:r>
-      <w:r>
-        <w:rPr>
-          <w:rFonts w:ascii="Apple Braille" w:hAnsi="Apple Braille"/>
-          <w:sz w:val="28"/>
-          <w:szCs w:val="28"/>
-        </w:rPr>
-        <w:t xml:space="preserve"> append to borrowedBooks with borrowedDate: new Date().toISOString()</w:t>
-      </w:r>
-    </w:p>
-    <w:p>
-      <w:pPr>
-        <w:widowControl w:val="0"/>
-        <w:rPr>
-          <w:rFonts w:ascii="Apple Braille" w:hAnsi="Apple Braille"/>
-          <w:sz w:val="28"/>
-          <w:szCs w:val="28"/>
-        </w:rPr>
-      </w:pPr>
-      <w:r>
-        <w:rPr>
-          <w:rFonts w:ascii="Apple Braille" w:hAnsi="Apple Braille"/>
-          <w:sz w:val="28"/>
-          <w:szCs w:val="28"/>
-        </w:rPr>
-        <w:t>useEffect in BorrowContext writes updated array to localStorage['borrowedBooks']</w:t>
-      </w:r>
-    </w:p>
-    <w:p>
-      <w:pPr>
-        <w:widowControl w:val="0"/>
-        <w:rPr>
-          <w:rFonts w:ascii="Apple Braille" w:hAnsi="Apple Braille"/>
-          <w:sz w:val="28"/>
-          <w:szCs w:val="28"/>
-        </w:rPr>
-      </w:pPr>
-      <w:r>
-        <w:rPr>
-          <w:rFonts w:ascii="Apple Braille" w:hAnsi="Apple Braille"/>
-          <w:sz w:val="28"/>
-          <w:szCs w:val="28"/>
-        </w:rPr>
-        <w:t>BookCard re-renders: button shows "Ji</w:t>
-      </w:r>
-      <w:r>
-        <w:rPr>
-          <w:rFonts w:ascii="Cambria" w:hAnsi="Cambria" w:cs="Cambria"/>
-          <w:sz w:val="28"/>
-          <w:szCs w:val="28"/>
-        </w:rPr>
-        <w:t>ž</w:t>
-      </w:r>
-      <w:r>
-        <w:rPr>
-          <w:rFonts w:ascii="Apple Braille" w:hAnsi="Apple Braille"/>
-          <w:sz w:val="28"/>
-          <w:szCs w:val="28"/>
-        </w:rPr>
-        <w:t xml:space="preserve"> vyp</w:t>
-      </w:r>
-      <w:r>
-        <w:rPr>
-          <w:rFonts w:ascii="Cambria" w:hAnsi="Cambria" w:cs="Cambria"/>
-          <w:sz w:val="28"/>
-          <w:szCs w:val="28"/>
-        </w:rPr>
-        <w:t>ů</w:t>
-      </w:r>
-      <w:r>
-        <w:rPr>
-          <w:rFonts w:ascii="Apple Braille" w:hAnsi="Apple Braille"/>
-          <w:sz w:val="28"/>
-          <w:szCs w:val="28"/>
-        </w:rPr>
-        <w:t>j</w:t>
-      </w:r>
-      <w:r>
-        <w:rPr>
-          <w:rFonts w:ascii="Cambria" w:hAnsi="Cambria" w:cs="Cambria"/>
-          <w:sz w:val="28"/>
-          <w:szCs w:val="28"/>
-        </w:rPr>
-        <w:t>č</w:t>
-      </w:r>
-      <w:r>
-        <w:rPr>
-          <w:rFonts w:ascii="Apple Braille" w:hAnsi="Apple Braille"/>
-          <w:sz w:val="28"/>
-          <w:szCs w:val="28"/>
-        </w:rPr>
-        <w:t>eno", badge shows "Vyp</w:t>
-      </w:r>
-      <w:r>
-        <w:rPr>
-          <w:rFonts w:ascii="Cambria" w:hAnsi="Cambria" w:cs="Cambria"/>
-          <w:sz w:val="28"/>
-          <w:szCs w:val="28"/>
-        </w:rPr>
-        <w:t>ů</w:t>
-      </w:r>
-      <w:r>
-        <w:rPr>
-          <w:rFonts w:ascii="Apple Braille" w:hAnsi="Apple Braille"/>
-          <w:sz w:val="28"/>
-          <w:szCs w:val="28"/>
-        </w:rPr>
-        <w:t>j</w:t>
-      </w:r>
-      <w:r>
-        <w:rPr>
-          <w:rFonts w:ascii="Cambria" w:hAnsi="Cambria" w:cs="Cambria"/>
-          <w:sz w:val="28"/>
-          <w:szCs w:val="28"/>
-        </w:rPr>
-        <w:t>č</w:t>
-      </w:r>
-      <w:r>
-        <w:rPr>
-          <w:rFonts w:ascii="Apple Braille" w:hAnsi="Apple Braille"/>
-          <w:sz w:val="28"/>
-          <w:szCs w:val="28"/>
-        </w:rPr>
-        <w:t>eno v</w:t>
-      </w:r>
-      <w:r>
-        <w:rPr>
-          <w:rFonts w:ascii="Cambria" w:hAnsi="Cambria" w:cs="Cambria"/>
-          <w:sz w:val="28"/>
-          <w:szCs w:val="28"/>
-        </w:rPr>
-        <w:t>á</w:t>
-      </w:r>
-      <w:r>
-        <w:rPr>
-          <w:rFonts w:ascii="Apple Braille" w:hAnsi="Apple Braille"/>
-          <w:sz w:val="28"/>
-          <w:szCs w:val="28"/>
-        </w:rPr>
-        <w:t>mi"</w:t>
-      </w:r>
-    </w:p>
-    <w:p>
-      <w:pPr>
-        <w:widowControl w:val="0"/>
-        <w:rPr>
-          <w:rFonts w:ascii="Apple Braille" w:hAnsi="Apple Braille"/>
-          <w:sz w:val="28"/>
-          <w:szCs w:val="28"/>
-        </w:rPr>
-      </w:pPr>
-      <w:r>
-        <w:rPr>
-          <w:rFonts w:ascii="Apple Braille" w:hAnsi="Apple Braille"/>
-          <w:sz w:val="28"/>
-          <w:szCs w:val="28"/>
-        </w:rPr>
-        <w:t>Dashboard immediately reflects the new borrow</w:t>
-      </w:r>
-      <w:r>
-        <w:rPr>
-          <w:rFonts w:ascii="Apple Braille" w:hAnsi="Apple Braille"/>
-          <w:sz w:val="28"/>
-          <w:szCs w:val="28"/>
-        </w:rPr>
-        <w:br/>
-      </w:r>
-    </w:p>
-    <w:p>
-      <w:pPr>
-        <w:pStyle w:val="Heading2"/>
-      </w:pPr>
-      <w:bookmarkStart w:id="11" w:name="_Toc228767667"/>
-      <w:r>
-        <w:t>Authentication Logic</w:t>
-      </w:r>
-      <w:bookmarkEnd w:id="11"/>
+      <w:bookmarkStart w:id="12" w:name="_Toc228774646"/>
+      <w:proofErr w:type="spellStart"/>
+      <w:r>
+        <w:lastRenderedPageBreak/>
+        <w:t>Authentication</w:t>
+      </w:r>
+      <w:proofErr w:type="spellEnd"/>
+      <w:r>
+        <w:t xml:space="preserve"> </w:t>
+      </w:r>
+      <w:proofErr w:type="spellStart"/>
+      <w:r>
+        <w:t>Logic</w:t>
+      </w:r>
+      <w:bookmarkEnd w:id="12"/>
+      <w:proofErr w:type="spellEnd"/>
     </w:p>
     <w:p>
       <w:pPr>
@@ -6286,7 +6640,6 @@
           <w:sz w:val="28"/>
           <w:szCs w:val="28"/>
         </w:rPr>
-        <w:lastRenderedPageBreak/>
         <w:t>Session restore:</w:t>
       </w:r>
     </w:p>
@@ -6444,18 +6797,107 @@
           <w:sz w:val="28"/>
           <w:szCs w:val="28"/>
         </w:rPr>
-        <w:t>On 401: attempts token refresh; on failure, dispatches auth:logout event</w:t>
-      </w:r>
+        <w:t xml:space="preserve">On 401: attempts token refresh; on </w:t>
+      </w:r>
+      <w:proofErr w:type="spellStart"/>
+      <w:r>
+        <w:rPr>
+          <w:rFonts w:ascii="Apple Braille" w:hAnsi="Apple Braille"/>
+          <w:sz w:val="28"/>
+          <w:szCs w:val="28"/>
+        </w:rPr>
+        <w:t>failure</w:t>
+      </w:r>
+      <w:proofErr w:type="spellEnd"/>
+      <w:r>
+        <w:rPr>
+          <w:rFonts w:ascii="Apple Braille" w:hAnsi="Apple Braille"/>
+          <w:sz w:val="28"/>
+          <w:szCs w:val="28"/>
+        </w:rPr>
+        <w:t xml:space="preserve">, </w:t>
+      </w:r>
+      <w:proofErr w:type="spellStart"/>
+      <w:r>
+        <w:rPr>
+          <w:rFonts w:ascii="Apple Braille" w:hAnsi="Apple Braille"/>
+          <w:sz w:val="28"/>
+          <w:szCs w:val="28"/>
+        </w:rPr>
+        <w:t>dispatches</w:t>
+      </w:r>
+      <w:proofErr w:type="spellEnd"/>
+      <w:r>
+        <w:rPr>
+          <w:rFonts w:ascii="Apple Braille" w:hAnsi="Apple Braille"/>
+          <w:sz w:val="28"/>
+          <w:szCs w:val="28"/>
+        </w:rPr>
+        <w:t xml:space="preserve"> </w:t>
+      </w:r>
+      <w:proofErr w:type="spellStart"/>
+      <w:proofErr w:type="gramStart"/>
+      <w:r>
+        <w:rPr>
+          <w:rFonts w:ascii="Apple Braille" w:hAnsi="Apple Braille"/>
+          <w:sz w:val="28"/>
+          <w:szCs w:val="28"/>
+        </w:rPr>
+        <w:t>auth:logout</w:t>
+      </w:r>
+      <w:proofErr w:type="spellEnd"/>
+      <w:proofErr w:type="gramEnd"/>
+      <w:r>
+        <w:rPr>
+          <w:rFonts w:ascii="Apple Braille" w:hAnsi="Apple Braille"/>
+          <w:sz w:val="28"/>
+          <w:szCs w:val="28"/>
+        </w:rPr>
+        <w:t xml:space="preserve"> event</w:t>
+      </w:r>
+    </w:p>
+    <w:p>
+      <w:pPr>
+        <w:rPr>
+          <w:rFonts w:asciiTheme="majorHAnsi" w:eastAsiaTheme="majorEastAsia" w:hAnsiTheme="majorHAnsi" w:cstheme="majorBidi"/>
+          <w:color w:val="0F4761" w:themeColor="accent1" w:themeShade="BF"/>
+          <w:sz w:val="32"/>
+          <w:szCs w:val="32"/>
+        </w:rPr>
+      </w:pPr>
+      <w:r>
+        <w:br w:type="page"/>
+      </w:r>
+    </w:p>
+    <w:p>
+      <w:pPr>
+        <w:pStyle w:val="Heading2"/>
+      </w:pPr>
+      <w:bookmarkStart w:id="13" w:name="_Toc228774647"/>
+      <w:proofErr w:type="spellStart"/>
+      <w:r>
+        <w:lastRenderedPageBreak/>
+        <w:t>Diagrams</w:t>
+      </w:r>
+      <w:bookmarkEnd w:id="13"/>
+      <w:proofErr w:type="spellEnd"/>
     </w:p>
     <w:p>
       <w:pPr>
         <w:widowControl w:val="0"/>
         <w:rPr>
-          <w:rFonts w:ascii="Apple Braille" w:hAnsi="Apple Braille"/>
-          <w:sz w:val="28"/>
-          <w:szCs w:val="28"/>
-        </w:rPr>
-      </w:pPr>
+          <w:sz w:val="28"/>
+          <w:szCs w:val="28"/>
+        </w:rPr>
+      </w:pPr>
+      <w:r>
+        <w:rPr>
+          <w:rFonts w:ascii="Apple Braille" w:hAnsi="Apple Braille"/>
+          <w:sz w:val="28"/>
+          <w:szCs w:val="28"/>
+        </w:rPr>
+        <w:t xml:space="preserve">A) Use Case Diagram </w:t>
+      </w:r>
       <w:r>
         <w:rPr>
           <w:rFonts w:ascii="Apple Braille" w:hAnsi="Apple Braille"/>
@@ -6464,34 +6906,6 @@
         </w:rPr>
         <w:br/>
       </w:r>
-    </w:p>
-    <w:p>
-      <w:pPr>
-        <w:pStyle w:val="Heading2"/>
-      </w:pPr>
-      <w:bookmarkStart w:id="12" w:name="_Toc228767668"/>
-      <w:r>
-        <w:t>Diagrams</w:t>
-      </w:r>
-      <w:bookmarkEnd w:id="12"/>
-    </w:p>
-    <w:p>
-      <w:pPr>
-        <w:widowControl w:val="0"/>
-        <w:rPr>
-          <w:sz w:val="28"/>
-          <w:szCs w:val="28"/>
-          <w:lang w:val="cs-CZ"/>
-        </w:rPr>
-      </w:pPr>
-      <w:r>
-        <w:rPr>
-          <w:rFonts w:ascii="Apple Braille" w:hAnsi="Apple Braille"/>
-          <w:sz w:val="28"/>
-          <w:szCs w:val="28"/>
-        </w:rPr>
-        <w:t xml:space="preserve">A) Use Case Diagram </w:t>
-      </w:r>
       <w:r>
         <w:rPr>
           <w:rFonts w:ascii="Apple Braille" w:hAnsi="Apple Braille"/>
@@ -6503,19 +6917,10 @@
       <w:r>
         <w:rPr>
           <w:rFonts w:ascii="Apple Braille" w:hAnsi="Apple Braille"/>
-          <w:sz w:val="28"/>
-          <w:szCs w:val="28"/>
-        </w:rPr>
-        <w:br/>
-      </w:r>
-      <w:r>
-        <w:rPr>
-          <w:rFonts w:ascii="Apple Braille" w:hAnsi="Apple Braille"/>
           <w:noProof/>
           <w:sz w:val="28"/>
           <w:szCs w:val="28"/>
         </w:rPr>
-        <w:lastRenderedPageBreak/>
         <w:drawing>
           <wp:inline distT="0" distB="0" distL="0" distR="0" wp14:anchorId="30D50D99" wp14:editId="6E8C6248">
             <wp:extent cx="5033781" cy="5164282"/>
@@ -6552,15 +6957,6 @@
           </wp:inline>
         </w:drawing>
       </w:r>
-    </w:p>
-    <w:p>
-      <w:pPr>
-        <w:rPr>
-          <w:rFonts w:ascii="Apple Braille" w:hAnsi="Apple Braille"/>
-          <w:sz w:val="28"/>
-          <w:szCs w:val="28"/>
-        </w:rPr>
-      </w:pPr>
       <w:r>
         <w:rPr>
           <w:rFonts w:ascii="Apple Braille" w:hAnsi="Apple Braille"/>
@@ -6655,14 +7051,16 @@
           </wp:inline>
         </w:drawing>
       </w:r>
-      <w:r>
-        <w:rPr>
-          <w:rFonts w:ascii="Apple Braille" w:hAnsi="Apple Braille"/>
-          <w:sz w:val="28"/>
-          <w:szCs w:val="28"/>
-        </w:rPr>
-        <w:br/>
-      </w:r>
+    </w:p>
+    <w:p>
+      <w:pPr>
+        <w:widowControl w:val="0"/>
+        <w:rPr>
+          <w:rFonts w:ascii="Apple Braille" w:hAnsi="Apple Braille"/>
+          <w:sz w:val="28"/>
+          <w:szCs w:val="28"/>
+        </w:rPr>
+      </w:pPr>
       <w:r>
         <w:rPr>
           <w:rFonts w:ascii="Apple Braille" w:hAnsi="Apple Braille"/>
@@ -6670,25 +7068,25 @@
           <w:szCs w:val="28"/>
         </w:rPr>
         <w:lastRenderedPageBreak/>
-        <w:br/>
-      </w:r>
-    </w:p>
-    <w:p>
-      <w:pPr>
-        <w:widowControl w:val="0"/>
-        <w:rPr>
-          <w:rFonts w:ascii="Apple Braille" w:hAnsi="Apple Braille"/>
-          <w:sz w:val="28"/>
-          <w:szCs w:val="28"/>
-        </w:rPr>
-      </w:pPr>
-      <w:r>
-        <w:rPr>
-          <w:rFonts w:ascii="Apple Braille" w:hAnsi="Apple Braille"/>
-          <w:sz w:val="28"/>
-          <w:szCs w:val="28"/>
-        </w:rPr>
-        <w:t xml:space="preserve">C) Deployment Diagram </w:t>
+        <w:t xml:space="preserve">C) </w:t>
+      </w:r>
+      <w:proofErr w:type="spellStart"/>
+      <w:r>
+        <w:rPr>
+          <w:rFonts w:ascii="Apple Braille" w:hAnsi="Apple Braille"/>
+          <w:sz w:val="28"/>
+          <w:szCs w:val="28"/>
+        </w:rPr>
+        <w:t>Deployment</w:t>
+      </w:r>
+      <w:proofErr w:type="spellEnd"/>
+      <w:r>
+        <w:rPr>
+          <w:rFonts w:ascii="Apple Braille" w:hAnsi="Apple Braille"/>
+          <w:sz w:val="28"/>
+          <w:szCs w:val="28"/>
+        </w:rPr>
+        <w:t xml:space="preserve"> Diagram </w:t>
       </w:r>
       <w:r>
         <w:rPr>
@@ -6739,140 +7137,35 @@
           </wp:inline>
         </w:drawing>
       </w:r>
-      <w:r>
-        <w:rPr>
-          <w:rFonts w:ascii="Apple Braille" w:hAnsi="Apple Braille"/>
-          <w:sz w:val="28"/>
-          <w:szCs w:val="28"/>
-        </w:rPr>
-        <w:br/>
-      </w:r>
-      <w:r>
-        <w:rPr>
-          <w:rFonts w:ascii="Apple Braille" w:hAnsi="Apple Braille"/>
-          <w:sz w:val="28"/>
-          <w:szCs w:val="28"/>
-        </w:rPr>
-        <w:br/>
-      </w:r>
-      <w:r>
-        <w:rPr>
-          <w:rFonts w:ascii="Apple Braille" w:hAnsi="Apple Braille"/>
-          <w:sz w:val="28"/>
-          <w:szCs w:val="28"/>
-        </w:rPr>
-        <w:br/>
-      </w:r>
-    </w:p>
-    <w:p>
-      <w:pPr>
-        <w:widowControl w:val="0"/>
-        <w:rPr>
-          <w:rFonts w:ascii="Apple Braille" w:hAnsi="Apple Braille"/>
-          <w:sz w:val="28"/>
-          <w:szCs w:val="28"/>
-        </w:rPr>
-      </w:pPr>
-    </w:p>
-    <w:p>
-      <w:pPr>
-        <w:widowControl w:val="0"/>
-        <w:rPr>
-          <w:rFonts w:ascii="Apple Braille" w:hAnsi="Apple Braille"/>
-          <w:sz w:val="28"/>
-          <w:szCs w:val="28"/>
-        </w:rPr>
-      </w:pPr>
-    </w:p>
-    <w:p>
-      <w:pPr>
-        <w:widowControl w:val="0"/>
-        <w:rPr>
-          <w:rFonts w:ascii="Apple Braille" w:hAnsi="Apple Braille"/>
-          <w:sz w:val="28"/>
-          <w:szCs w:val="28"/>
-        </w:rPr>
-      </w:pPr>
-    </w:p>
-    <w:p>
-      <w:pPr>
-        <w:widowControl w:val="0"/>
-        <w:rPr>
-          <w:rFonts w:ascii="Apple Braille" w:hAnsi="Apple Braille"/>
-          <w:sz w:val="28"/>
-          <w:szCs w:val="28"/>
-        </w:rPr>
-      </w:pPr>
-    </w:p>
-    <w:p>
-      <w:pPr>
-        <w:widowControl w:val="0"/>
-        <w:rPr>
-          <w:rFonts w:ascii="Apple Braille" w:hAnsi="Apple Braille"/>
-          <w:sz w:val="28"/>
-          <w:szCs w:val="28"/>
-        </w:rPr>
-      </w:pPr>
-    </w:p>
-    <w:p>
-      <w:pPr>
-        <w:widowControl w:val="0"/>
-        <w:rPr>
-          <w:rFonts w:ascii="Apple Braille" w:hAnsi="Apple Braille"/>
-          <w:sz w:val="28"/>
-          <w:szCs w:val="28"/>
-        </w:rPr>
-      </w:pPr>
-    </w:p>
-    <w:p>
-      <w:pPr>
-        <w:widowControl w:val="0"/>
-        <w:rPr>
-          <w:rFonts w:ascii="Apple Braille" w:hAnsi="Apple Braille"/>
-          <w:sz w:val="28"/>
-          <w:szCs w:val="28"/>
-        </w:rPr>
-      </w:pPr>
-    </w:p>
-    <w:p>
-      <w:pPr>
-        <w:widowControl w:val="0"/>
-        <w:rPr>
-          <w:rFonts w:ascii="Apple Braille" w:hAnsi="Apple Braille"/>
-          <w:sz w:val="28"/>
-          <w:szCs w:val="28"/>
-        </w:rPr>
-      </w:pPr>
-    </w:p>
-    <w:p>
-      <w:pPr>
-        <w:widowControl w:val="0"/>
-        <w:rPr>
-          <w:rFonts w:ascii="Apple Braille" w:hAnsi="Apple Braille"/>
-          <w:sz w:val="28"/>
-          <w:szCs w:val="28"/>
-        </w:rPr>
-      </w:pPr>
-    </w:p>
-    <w:p>
-      <w:pPr>
-        <w:widowControl w:val="0"/>
-        <w:rPr>
-          <w:rFonts w:ascii="Apple Braille" w:hAnsi="Apple Braille"/>
-          <w:sz w:val="28"/>
-          <w:szCs w:val="28"/>
-        </w:rPr>
-      </w:pPr>
+    </w:p>
+    <w:p>
+      <w:pPr>
+        <w:rPr>
+          <w:rFonts w:asciiTheme="majorHAnsi" w:eastAsiaTheme="majorEastAsia" w:hAnsiTheme="majorHAnsi" w:cstheme="majorBidi"/>
+          <w:color w:val="0F4761" w:themeColor="accent1" w:themeShade="BF"/>
+          <w:sz w:val="32"/>
+          <w:szCs w:val="32"/>
+        </w:rPr>
+      </w:pPr>
+      <w:r>
+        <w:br w:type="page"/>
+      </w:r>
     </w:p>
     <w:p>
       <w:pPr>
         <w:pStyle w:val="Heading2"/>
       </w:pPr>
-      <w:bookmarkStart w:id="13" w:name="_Toc228767669"/>
-      <w:r>
-        <w:t>SWOT Analysis</w:t>
-      </w:r>
-      <w:bookmarkEnd w:id="13"/>
+      <w:bookmarkStart w:id="14" w:name="_Toc228774648"/>
+      <w:r>
+        <w:lastRenderedPageBreak/>
+        <w:t xml:space="preserve">SWOT </w:t>
+      </w:r>
+      <w:proofErr w:type="spellStart"/>
+      <w:r>
+        <w:t>Analysis</w:t>
+      </w:r>
+      <w:bookmarkEnd w:id="14"/>
+      <w:proofErr w:type="spellEnd"/>
     </w:p>
     <w:tbl>
       <w:tblPr>
@@ -8607,43 +8900,14 @@
     </w:p>
     <w:p>
       <w:pPr>
-        <w:widowControl w:val="0"/>
-        <w:rPr>
-          <w:rFonts w:ascii="Apple Braille" w:hAnsi="Apple Braille"/>
-          <w:sz w:val="28"/>
-          <w:szCs w:val="28"/>
-        </w:rPr>
-      </w:pPr>
-    </w:p>
-    <w:p>
-      <w:pPr>
-        <w:widowControl w:val="0"/>
-        <w:rPr>
-          <w:rFonts w:ascii="Apple Braille" w:hAnsi="Apple Braille"/>
-          <w:sz w:val="28"/>
-          <w:szCs w:val="28"/>
-        </w:rPr>
-      </w:pPr>
-    </w:p>
-    <w:p>
-      <w:pPr>
-        <w:widowControl w:val="0"/>
-        <w:rPr>
-          <w:rFonts w:ascii="Apple Braille" w:hAnsi="Apple Braille"/>
-          <w:sz w:val="28"/>
-          <w:szCs w:val="28"/>
-        </w:rPr>
-      </w:pPr>
-    </w:p>
-    <w:p>
-      <w:pPr>
         <w:pStyle w:val="Heading2"/>
       </w:pPr>
-      <w:bookmarkStart w:id="14" w:name="_Toc228767670"/>
-      <w:r>
+      <w:bookmarkStart w:id="15" w:name="_Toc228774649"/>
+      <w:r>
+        <w:lastRenderedPageBreak/>
         <w:t>Future Improvements</w:t>
       </w:r>
-      <w:bookmarkEnd w:id="14"/>
+      <w:bookmarkEnd w:id="15"/>
     </w:p>
     <w:p>
       <w:pPr>
@@ -8904,7 +9168,6 @@
         <w:rPr>
           <w:sz w:val="28"/>
           <w:szCs w:val="28"/>
-          <w:lang w:val="cs-CZ"/>
         </w:rPr>
       </w:pPr>
       <w:r>
@@ -8938,14 +9201,12 @@
         <w:rPr>
           <w:sz w:val="28"/>
           <w:szCs w:val="28"/>
-          <w:lang w:val="cs-CZ"/>
-        </w:rPr>
-      </w:pPr>
-      <w:r>
-        <w:rPr>
-          <w:sz w:val="28"/>
-          <w:szCs w:val="28"/>
-          <w:lang w:val="cs-CZ"/>
+        </w:rPr>
+      </w:pPr>
+      <w:r>
+        <w:rPr>
+          <w:sz w:val="28"/>
+          <w:szCs w:val="28"/>
         </w:rPr>
         <w:br w:type="page"/>
       </w:r>
@@ -8958,7 +9219,7 @@
           <w:lang w:val="en-GB"/>
         </w:rPr>
       </w:pPr>
-      <w:bookmarkStart w:id="15" w:name="_Toc228767671"/>
+      <w:bookmarkStart w:id="16" w:name="_Toc228774650"/>
       <w:r>
         <w:rPr>
           <w:lang w:val="en-GB"/>
@@ -8966,7 +9227,7 @@
         <w:lastRenderedPageBreak/>
         <w:t>Backend</w:t>
       </w:r>
-      <w:bookmarkEnd w:id="15"/>
+      <w:bookmarkEnd w:id="16"/>
     </w:p>
     <w:p>
       <w:pPr>
@@ -8976,14 +9237,14 @@
           <w:lang w:val="en-GB"/>
         </w:rPr>
       </w:pPr>
-      <w:bookmarkStart w:id="16" w:name="_Toc228767672"/>
+      <w:bookmarkStart w:id="17" w:name="_Toc228774651"/>
       <w:r>
         <w:rPr>
           <w:lang w:val="en-GB"/>
         </w:rPr>
         <w:t>Diagrams</w:t>
       </w:r>
-      <w:bookmarkEnd w:id="16"/>
+      <w:bookmarkEnd w:id="17"/>
     </w:p>
     <w:p>
       <w:pPr>
@@ -8992,14 +9253,14 @@
           <w:lang w:val="en-GB"/>
         </w:rPr>
       </w:pPr>
-      <w:bookmarkStart w:id="17" w:name="_Toc228767673"/>
+      <w:bookmarkStart w:id="18" w:name="_Toc228774652"/>
       <w:r>
         <w:rPr>
           <w:lang w:val="en-GB"/>
         </w:rPr>
         <w:t>Architecture diagram</w:t>
       </w:r>
-      <w:bookmarkEnd w:id="17"/>
+      <w:bookmarkEnd w:id="18"/>
     </w:p>
     <w:p>
       <w:r>
@@ -9066,14 +9327,14 @@
           <w:lang w:val="en-GB"/>
         </w:rPr>
       </w:pPr>
-      <w:bookmarkStart w:id="18" w:name="_Toc228767674"/>
+      <w:bookmarkStart w:id="19" w:name="_Toc228774653"/>
       <w:r>
         <w:rPr>
           <w:lang w:val="en-GB"/>
         </w:rPr>
         <w:t>Class Diagram</w:t>
       </w:r>
-      <w:bookmarkEnd w:id="18"/>
+      <w:bookmarkEnd w:id="19"/>
     </w:p>
     <w:p>
       <w:pPr>
@@ -9145,7 +9406,7 @@
           <w:lang w:val="en-GB"/>
         </w:rPr>
       </w:pPr>
-      <w:bookmarkStart w:id="19" w:name="_Toc228767675"/>
+      <w:bookmarkStart w:id="20" w:name="_Toc228774654"/>
       <w:r>
         <w:rPr>
           <w:lang w:val="en-GB"/>
@@ -9153,7 +9414,7 @@
         <w:lastRenderedPageBreak/>
         <w:t>Sequence Diagram (Regular)</w:t>
       </w:r>
-      <w:bookmarkEnd w:id="19"/>
+      <w:bookmarkEnd w:id="20"/>
     </w:p>
     <w:p>
       <w:pPr>
@@ -9168,9 +9429,9 @@
           <w:lang w:val="en-GB"/>
         </w:rPr>
         <w:drawing>
-          <wp:inline distT="0" distB="0" distL="0" distR="0" wp14:anchorId="429D137A" wp14:editId="1F0107F6">
-            <wp:extent cx="5759450" cy="1746250"/>
-            <wp:effectExtent l="0" t="0" r="0" b="6350"/>
+          <wp:inline distT="0" distB="0" distL="0" distR="0" wp14:anchorId="429D137A" wp14:editId="4082C6C4">
+            <wp:extent cx="6118879" cy="1855228"/>
+            <wp:effectExtent l="0" t="0" r="0" b="0"/>
             <wp:docPr id="1765388805" name="Picture 2"/>
             <wp:cNvGraphicFramePr>
               <a:graphicFrameLocks xmlns:a="http://schemas.openxmlformats.org/drawingml/2006/main" noChangeAspect="1"/>
@@ -9200,7 +9461,7 @@
                   <pic:spPr bwMode="auto">
                     <a:xfrm>
                       <a:off x="0" y="0"/>
-                      <a:ext cx="5759450" cy="1746250"/>
+                      <a:ext cx="6132827" cy="1859457"/>
                     </a:xfrm>
                     <a:prstGeom prst="rect">
                       <a:avLst/>
@@ -9225,14 +9486,14 @@
           <w:lang w:val="en-GB"/>
         </w:rPr>
       </w:pPr>
-      <w:bookmarkStart w:id="20" w:name="_Toc228767676"/>
+      <w:bookmarkStart w:id="21" w:name="_Toc228774655"/>
       <w:r>
         <w:rPr>
           <w:lang w:val="en-GB"/>
         </w:rPr>
         <w:t>Sequence Diagram (System)</w:t>
       </w:r>
-      <w:bookmarkEnd w:id="20"/>
+      <w:bookmarkEnd w:id="21"/>
     </w:p>
     <w:p>
       <w:pPr>
@@ -9247,9 +9508,9 @@
           <w:lang w:val="en-GB"/>
         </w:rPr>
         <w:drawing>
-          <wp:inline distT="0" distB="0" distL="0" distR="0" wp14:anchorId="059B3DA4" wp14:editId="2F9864D1">
-            <wp:extent cx="4629150" cy="3189878"/>
-            <wp:effectExtent l="0" t="0" r="0" b="0"/>
+          <wp:inline distT="0" distB="0" distL="0" distR="0" wp14:anchorId="059B3DA4" wp14:editId="58FF47C1">
+            <wp:extent cx="6090288" cy="4196726"/>
+            <wp:effectExtent l="0" t="0" r="5715" b="0"/>
             <wp:docPr id="1577232868" name="Picture 3"/>
             <wp:cNvGraphicFramePr>
               <a:graphicFrameLocks xmlns:a="http://schemas.openxmlformats.org/drawingml/2006/main" noChangeAspect="1"/>
@@ -9279,7 +9540,7 @@
                   <pic:spPr bwMode="auto">
                     <a:xfrm>
                       <a:off x="0" y="0"/>
-                      <a:ext cx="4645148" cy="3200902"/>
+                      <a:ext cx="6130391" cy="4224360"/>
                     </a:xfrm>
                     <a:prstGeom prst="rect">
                       <a:avLst/>
@@ -9298,20 +9559,38 @@
     </w:p>
     <w:p>
       <w:pPr>
+        <w:rPr>
+          <w:rFonts w:asciiTheme="majorHAnsi" w:eastAsiaTheme="majorEastAsia" w:hAnsiTheme="majorHAnsi" w:cstheme="majorBidi"/>
+          <w:color w:val="0F4761" w:themeColor="accent1" w:themeShade="BF"/>
+          <w:sz w:val="32"/>
+          <w:szCs w:val="32"/>
+          <w:lang w:val="en-GB"/>
+        </w:rPr>
+      </w:pPr>
+      <w:r>
+        <w:rPr>
+          <w:lang w:val="en-GB"/>
+        </w:rPr>
+        <w:br w:type="page"/>
+      </w:r>
+    </w:p>
+    <w:p>
+      <w:pPr>
         <w:pStyle w:val="Heading2"/>
         <w:widowControl w:val="0"/>
         <w:rPr>
           <w:lang w:val="en-GB"/>
         </w:rPr>
       </w:pPr>
-      <w:bookmarkStart w:id="21" w:name="_Toc228767677"/>
+      <w:bookmarkStart w:id="22" w:name="_Toc228774656"/>
       <w:r>
         <w:rPr>
           <w:lang w:val="en-GB"/>
         </w:rPr>
+        <w:lastRenderedPageBreak/>
         <w:t>Entities</w:t>
       </w:r>
-      <w:bookmarkEnd w:id="21"/>
+      <w:bookmarkEnd w:id="22"/>
     </w:p>
     <w:p>
       <w:pPr>
@@ -9321,14 +9600,14 @@
           <w:lang w:val="en-GB"/>
         </w:rPr>
       </w:pPr>
-      <w:bookmarkStart w:id="22" w:name="_Toc228767678"/>
+      <w:bookmarkStart w:id="23" w:name="_Toc228774657"/>
       <w:r>
         <w:rPr>
           <w:lang w:val="en-GB"/>
         </w:rPr>
         <w:t>Role</w:t>
       </w:r>
-      <w:bookmarkEnd w:id="22"/>
+      <w:bookmarkEnd w:id="23"/>
     </w:p>
     <w:p>
       <w:pPr>
@@ -9380,7 +9659,7 @@
           <w:lang w:val="en-GB"/>
         </w:rPr>
       </w:pPr>
-      <w:bookmarkStart w:id="23" w:name="_Toc228767679"/>
+      <w:bookmarkStart w:id="24" w:name="_Toc228774658"/>
       <w:proofErr w:type="spellStart"/>
       <w:r>
         <w:rPr>
@@ -9388,7 +9667,7 @@
         </w:rPr>
         <w:t>AppUser</w:t>
       </w:r>
-      <w:bookmarkEnd w:id="23"/>
+      <w:bookmarkEnd w:id="24"/>
       <w:proofErr w:type="spellEnd"/>
     </w:p>
     <w:p>
@@ -9527,7 +9806,6 @@
             </w:r>
             <w:proofErr w:type="spellStart"/>
             <w:r>
-              <w:lastRenderedPageBreak/>
               <w:t>private</w:t>
             </w:r>
             <w:proofErr w:type="spellEnd"/>
@@ -9832,15 +10110,14 @@
           <w:lang w:val="en-GB"/>
         </w:rPr>
       </w:pPr>
-      <w:bookmarkStart w:id="24" w:name="_Toc228767680"/>
+      <w:bookmarkStart w:id="25" w:name="_Toc228774659"/>
       <w:r>
         <w:rPr>
           <w:lang w:val="en-GB"/>
         </w:rPr>
-        <w:lastRenderedPageBreak/>
         <w:t>Book</w:t>
       </w:r>
-      <w:bookmarkEnd w:id="24"/>
+      <w:bookmarkEnd w:id="25"/>
     </w:p>
     <w:p>
       <w:pPr>
@@ -10125,6 +10402,7 @@
             </w:r>
             <w:proofErr w:type="spellStart"/>
             <w:r>
+              <w:lastRenderedPageBreak/>
               <w:t>private</w:t>
             </w:r>
             <w:proofErr w:type="spellEnd"/>
@@ -10435,9 +10713,6 @@
             </w:r>
             <w:r>
               <w:br/>
-            </w:r>
-            <w:r>
-              <w:lastRenderedPageBreak/>
               <w:t xml:space="preserve">    return </w:t>
             </w:r>
             <w:proofErr w:type="spellStart"/>
@@ -10466,15 +10741,14 @@
           <w:lang w:val="en-GB"/>
         </w:rPr>
       </w:pPr>
-      <w:bookmarkStart w:id="25" w:name="_Toc228767681"/>
+      <w:bookmarkStart w:id="26" w:name="_Toc228774660"/>
       <w:r>
         <w:rPr>
           <w:lang w:val="en-GB"/>
         </w:rPr>
-        <w:lastRenderedPageBreak/>
         <w:t>Borrowing</w:t>
       </w:r>
-      <w:bookmarkEnd w:id="25"/>
+      <w:bookmarkEnd w:id="26"/>
     </w:p>
     <w:p>
       <w:pPr>
@@ -10877,14 +11151,41 @@
           <w:lang w:val="en-GB"/>
         </w:rPr>
       </w:pPr>
-      <w:bookmarkStart w:id="26" w:name="_Toc228767682"/>
-      <w:r>
-        <w:rPr>
+    </w:p>
+    <w:p>
+      <w:pPr>
+        <w:rPr>
+          <w:rFonts w:asciiTheme="majorHAnsi" w:eastAsiaTheme="majorEastAsia" w:hAnsiTheme="majorHAnsi" w:cstheme="majorBidi"/>
+          <w:color w:val="0F4761" w:themeColor="accent1" w:themeShade="BF"/>
+          <w:sz w:val="32"/>
+          <w:szCs w:val="32"/>
           <w:lang w:val="en-GB"/>
         </w:rPr>
+      </w:pPr>
+      <w:r>
+        <w:rPr>
+          <w:lang w:val="en-GB"/>
+        </w:rPr>
+        <w:br w:type="page"/>
+      </w:r>
+    </w:p>
+    <w:p>
+      <w:pPr>
+        <w:pStyle w:val="Heading2"/>
+        <w:widowControl w:val="0"/>
+        <w:rPr>
+          <w:lang w:val="en-GB"/>
+        </w:rPr>
+      </w:pPr>
+      <w:bookmarkStart w:id="27" w:name="_Toc228774661"/>
+      <w:r>
+        <w:rPr>
+          <w:lang w:val="en-GB"/>
+        </w:rPr>
+        <w:lastRenderedPageBreak/>
         <w:t>Data Transfer Object</w:t>
       </w:r>
-      <w:bookmarkEnd w:id="26"/>
+      <w:bookmarkEnd w:id="27"/>
     </w:p>
     <w:p>
       <w:pPr>
@@ -10908,7 +11209,7 @@
           <w:lang w:val="en-GB"/>
         </w:rPr>
       </w:pPr>
-      <w:bookmarkStart w:id="27" w:name="_Toc228767683"/>
+      <w:bookmarkStart w:id="28" w:name="_Toc228774662"/>
       <w:proofErr w:type="spellStart"/>
       <w:r>
         <w:rPr>
@@ -10916,7 +11217,7 @@
         </w:rPr>
         <w:t>LoginRequest</w:t>
       </w:r>
-      <w:bookmarkEnd w:id="27"/>
+      <w:bookmarkEnd w:id="28"/>
       <w:proofErr w:type="spellEnd"/>
     </w:p>
     <w:p>
@@ -11006,7 +11307,7 @@
           <w:lang w:val="en-GB"/>
         </w:rPr>
       </w:pPr>
-      <w:bookmarkStart w:id="28" w:name="_Toc228767684"/>
+      <w:bookmarkStart w:id="29" w:name="_Toc228774663"/>
       <w:proofErr w:type="spellStart"/>
       <w:r>
         <w:rPr>
@@ -11014,7 +11315,7 @@
         </w:rPr>
         <w:t>RegisterRequest</w:t>
       </w:r>
-      <w:bookmarkEnd w:id="28"/>
+      <w:bookmarkEnd w:id="29"/>
       <w:proofErr w:type="spellEnd"/>
     </w:p>
     <w:p>
@@ -11131,7 +11432,7 @@
           <w:lang w:val="en-GB"/>
         </w:rPr>
       </w:pPr>
-      <w:bookmarkStart w:id="29" w:name="_Toc228767685"/>
+      <w:bookmarkStart w:id="30" w:name="_Toc228774664"/>
       <w:proofErr w:type="spellStart"/>
       <w:r>
         <w:rPr>
@@ -11139,7 +11440,7 @@
         </w:rPr>
         <w:t>UserToken</w:t>
       </w:r>
-      <w:bookmarkEnd w:id="29"/>
+      <w:bookmarkEnd w:id="30"/>
       <w:proofErr w:type="spellEnd"/>
     </w:p>
     <w:p>
@@ -11222,7 +11523,6 @@
             </w:r>
             <w:proofErr w:type="spellStart"/>
             <w:r>
-              <w:lastRenderedPageBreak/>
               <w:t>private</w:t>
             </w:r>
             <w:proofErr w:type="spellEnd"/>
@@ -11249,7 +11549,33 @@
           <w:lang w:val="en-GB"/>
         </w:rPr>
       </w:pPr>
-      <w:bookmarkStart w:id="30" w:name="_Toc228767686"/>
+    </w:p>
+    <w:p>
+      <w:pPr>
+        <w:rPr>
+          <w:rFonts w:asciiTheme="majorHAnsi" w:eastAsiaTheme="majorEastAsia" w:hAnsiTheme="majorHAnsi" w:cstheme="majorBidi"/>
+          <w:color w:val="0F4761" w:themeColor="accent1" w:themeShade="BF"/>
+          <w:sz w:val="32"/>
+          <w:szCs w:val="32"/>
+          <w:lang w:val="en-GB"/>
+        </w:rPr>
+      </w:pPr>
+      <w:r>
+        <w:rPr>
+          <w:lang w:val="en-GB"/>
+        </w:rPr>
+        <w:br w:type="page"/>
+      </w:r>
+    </w:p>
+    <w:p>
+      <w:pPr>
+        <w:pStyle w:val="Heading2"/>
+        <w:widowControl w:val="0"/>
+        <w:rPr>
+          <w:lang w:val="en-GB"/>
+        </w:rPr>
+      </w:pPr>
+      <w:bookmarkStart w:id="31" w:name="_Toc228774665"/>
       <w:r>
         <w:rPr>
           <w:lang w:val="en-GB"/>
@@ -11257,7 +11583,7 @@
         <w:lastRenderedPageBreak/>
         <w:t>Repositories</w:t>
       </w:r>
-      <w:bookmarkEnd w:id="30"/>
+      <w:bookmarkEnd w:id="31"/>
     </w:p>
     <w:p>
       <w:pPr>
@@ -11281,7 +11607,7 @@
           <w:lang w:val="en-GB"/>
         </w:rPr>
       </w:pPr>
-      <w:bookmarkStart w:id="31" w:name="_Toc228767687"/>
+      <w:bookmarkStart w:id="32" w:name="_Toc228774666"/>
       <w:proofErr w:type="spellStart"/>
       <w:r>
         <w:rPr>
@@ -11289,7 +11615,7 @@
         </w:rPr>
         <w:t>AppUserRepository</w:t>
       </w:r>
-      <w:bookmarkEnd w:id="31"/>
+      <w:bookmarkEnd w:id="32"/>
       <w:proofErr w:type="spellEnd"/>
     </w:p>
     <w:tbl>
@@ -11393,7 +11719,7 @@
           <w:lang w:val="en-GB"/>
         </w:rPr>
       </w:pPr>
-      <w:bookmarkStart w:id="32" w:name="_Toc228767688"/>
+      <w:bookmarkStart w:id="33" w:name="_Toc228774667"/>
       <w:proofErr w:type="spellStart"/>
       <w:r>
         <w:rPr>
@@ -11401,7 +11727,7 @@
         </w:rPr>
         <w:t>BookRepository</w:t>
       </w:r>
-      <w:bookmarkEnd w:id="32"/>
+      <w:bookmarkEnd w:id="33"/>
       <w:proofErr w:type="spellEnd"/>
     </w:p>
     <w:tbl>
@@ -11557,7 +11883,7 @@
           <w:lang w:val="en-GB"/>
         </w:rPr>
       </w:pPr>
-      <w:bookmarkStart w:id="33" w:name="_Toc228767689"/>
+      <w:bookmarkStart w:id="34" w:name="_Toc228774668"/>
       <w:proofErr w:type="spellStart"/>
       <w:r>
         <w:rPr>
@@ -11565,7 +11891,7 @@
         </w:rPr>
         <w:t>BorrowingRepository</w:t>
       </w:r>
-      <w:bookmarkEnd w:id="33"/>
+      <w:bookmarkEnd w:id="34"/>
       <w:proofErr w:type="spellEnd"/>
     </w:p>
     <w:tbl>
@@ -11675,14 +12001,41 @@
           <w:lang w:val="en-GB"/>
         </w:rPr>
       </w:pPr>
-      <w:bookmarkStart w:id="34" w:name="_Toc228767690"/>
-      <w:r>
-        <w:rPr>
+    </w:p>
+    <w:p>
+      <w:pPr>
+        <w:rPr>
+          <w:rFonts w:asciiTheme="majorHAnsi" w:eastAsiaTheme="majorEastAsia" w:hAnsiTheme="majorHAnsi" w:cstheme="majorBidi"/>
+          <w:color w:val="0F4761" w:themeColor="accent1" w:themeShade="BF"/>
+          <w:sz w:val="32"/>
+          <w:szCs w:val="32"/>
           <w:lang w:val="en-GB"/>
         </w:rPr>
+      </w:pPr>
+      <w:r>
+        <w:rPr>
+          <w:lang w:val="en-GB"/>
+        </w:rPr>
+        <w:br w:type="page"/>
+      </w:r>
+    </w:p>
+    <w:p>
+      <w:pPr>
+        <w:pStyle w:val="Heading2"/>
+        <w:widowControl w:val="0"/>
+        <w:rPr>
+          <w:lang w:val="en-GB"/>
+        </w:rPr>
+      </w:pPr>
+      <w:bookmarkStart w:id="35" w:name="_Toc228774669"/>
+      <w:r>
+        <w:rPr>
+          <w:lang w:val="en-GB"/>
+        </w:rPr>
+        <w:lastRenderedPageBreak/>
         <w:t>Service layer</w:t>
       </w:r>
-      <w:bookmarkEnd w:id="34"/>
+      <w:bookmarkEnd w:id="35"/>
     </w:p>
     <w:p>
       <w:pPr>
@@ -11692,7 +12045,7 @@
           <w:lang w:val="en-GB"/>
         </w:rPr>
       </w:pPr>
-      <w:bookmarkStart w:id="35" w:name="_Toc228767691"/>
+      <w:bookmarkStart w:id="36" w:name="_Toc228774670"/>
       <w:proofErr w:type="spellStart"/>
       <w:r>
         <w:rPr>
@@ -11700,7 +12053,7 @@
         </w:rPr>
         <w:t>UserService</w:t>
       </w:r>
-      <w:bookmarkEnd w:id="35"/>
+      <w:bookmarkEnd w:id="36"/>
       <w:proofErr w:type="spellEnd"/>
     </w:p>
     <w:p>
@@ -12239,9 +12592,6 @@
             </w:r>
             <w:r>
               <w:br/>
-            </w:r>
-            <w:r>
-              <w:lastRenderedPageBreak/>
               <w:t xml:space="preserve">            </w:t>
             </w:r>
             <w:proofErr w:type="spellStart"/>
@@ -12364,16 +12714,15 @@
           <w:lang w:val="en-GB"/>
         </w:rPr>
       </w:pPr>
-      <w:bookmarkStart w:id="36" w:name="_Toc228767692"/>
+      <w:bookmarkStart w:id="37" w:name="_Toc228774671"/>
       <w:proofErr w:type="spellStart"/>
       <w:r>
         <w:rPr>
           <w:lang w:val="en-GB"/>
         </w:rPr>
-        <w:lastRenderedPageBreak/>
         <w:t>BookService</w:t>
       </w:r>
-      <w:bookmarkEnd w:id="36"/>
+      <w:bookmarkEnd w:id="37"/>
       <w:proofErr w:type="spellEnd"/>
     </w:p>
     <w:p>
@@ -12529,6 +12878,7 @@
         <w:rPr>
           <w:lang w:val="en-GB"/>
         </w:rPr>
+        <w:lastRenderedPageBreak/>
         <w:t xml:space="preserve">For returning books, there is </w:t>
       </w:r>
       <w:proofErr w:type="spellStart"/>
@@ -13227,9 +13577,6 @@
             </w:r>
             <w:r>
               <w:br/>
-            </w:r>
-            <w:r>
-              <w:lastRenderedPageBreak/>
               <w:t xml:space="preserve">    </w:t>
             </w:r>
             <w:proofErr w:type="spellStart"/>
@@ -13683,6 +14030,7 @@
               <w:br/>
             </w:r>
             <w:r>
+              <w:lastRenderedPageBreak/>
               <w:br/>
               <w:t xml:space="preserve">    </w:t>
             </w:r>
@@ -13732,12 +14080,12 @@
     </w:tbl>
     <w:p>
       <w:pPr>
-        <w:pStyle w:val="Heading2"/>
+        <w:pStyle w:val="Heading3"/>
         <w:rPr>
           <w:lang w:val="en-GB"/>
         </w:rPr>
       </w:pPr>
-      <w:bookmarkStart w:id="37" w:name="_Toc228767693"/>
+      <w:bookmarkStart w:id="38" w:name="_Toc228774672"/>
       <w:proofErr w:type="spellStart"/>
       <w:r>
         <w:rPr>
@@ -13746,7 +14094,7 @@
         <w:lastRenderedPageBreak/>
         <w:t>BorrowingService</w:t>
       </w:r>
-      <w:bookmarkEnd w:id="37"/>
+      <w:bookmarkEnd w:id="38"/>
       <w:proofErr w:type="spellEnd"/>
     </w:p>
     <w:p>
@@ -13863,14 +14211,40 @@
           <w:lang w:val="en-GB"/>
         </w:rPr>
       </w:pPr>
-      <w:bookmarkStart w:id="38" w:name="_Toc228767694"/>
-      <w:r>
-        <w:rPr>
+    </w:p>
+    <w:p>
+      <w:pPr>
+        <w:rPr>
+          <w:rFonts w:asciiTheme="majorHAnsi" w:eastAsiaTheme="majorEastAsia" w:hAnsiTheme="majorHAnsi" w:cstheme="majorBidi"/>
+          <w:color w:val="0F4761" w:themeColor="accent1" w:themeShade="BF"/>
+          <w:sz w:val="32"/>
+          <w:szCs w:val="32"/>
           <w:lang w:val="en-GB"/>
         </w:rPr>
+      </w:pPr>
+      <w:r>
+        <w:rPr>
+          <w:lang w:val="en-GB"/>
+        </w:rPr>
+        <w:br w:type="page"/>
+      </w:r>
+    </w:p>
+    <w:p>
+      <w:pPr>
+        <w:pStyle w:val="Heading2"/>
+        <w:rPr>
+          <w:lang w:val="en-GB"/>
+        </w:rPr>
+      </w:pPr>
+      <w:bookmarkStart w:id="39" w:name="_Toc228774673"/>
+      <w:r>
+        <w:rPr>
+          <w:lang w:val="en-GB"/>
+        </w:rPr>
+        <w:lastRenderedPageBreak/>
         <w:t>Controllers</w:t>
       </w:r>
-      <w:bookmarkEnd w:id="38"/>
+      <w:bookmarkEnd w:id="39"/>
     </w:p>
     <w:p>
       <w:r>
@@ -13884,7 +14258,7 @@
           <w:lang w:val="en-GB"/>
         </w:rPr>
       </w:pPr>
-      <w:bookmarkStart w:id="39" w:name="_Toc228767695"/>
+      <w:bookmarkStart w:id="40" w:name="_Toc228774674"/>
       <w:proofErr w:type="spellStart"/>
       <w:r>
         <w:rPr>
@@ -13892,7 +14266,7 @@
         </w:rPr>
         <w:t>AuthController</w:t>
       </w:r>
-      <w:bookmarkEnd w:id="39"/>
+      <w:bookmarkEnd w:id="40"/>
       <w:proofErr w:type="spellEnd"/>
     </w:p>
     <w:p>
@@ -14079,9 +14453,6 @@
             </w:r>
             <w:r>
               <w:br/>
-            </w:r>
-            <w:r>
-              <w:lastRenderedPageBreak/>
               <w:t xml:space="preserve">    return </w:t>
             </w:r>
             <w:proofErr w:type="spellStart"/>
@@ -14127,16 +14498,15 @@
           <w:lang w:val="en-GB"/>
         </w:rPr>
       </w:pPr>
-      <w:bookmarkStart w:id="40" w:name="_Toc228767696"/>
+      <w:bookmarkStart w:id="41" w:name="_Toc228774675"/>
       <w:proofErr w:type="spellStart"/>
       <w:r>
         <w:rPr>
           <w:lang w:val="en-GB"/>
         </w:rPr>
-        <w:lastRenderedPageBreak/>
         <w:t>BookController</w:t>
       </w:r>
-      <w:bookmarkEnd w:id="40"/>
+      <w:bookmarkEnd w:id="41"/>
       <w:proofErr w:type="spellEnd"/>
     </w:p>
     <w:p>
@@ -14443,7 +14813,7 @@
           <w:lang w:val="en-GB"/>
         </w:rPr>
       </w:pPr>
-      <w:bookmarkStart w:id="41" w:name="_Toc228767697"/>
+      <w:bookmarkStart w:id="42" w:name="_Toc228774676"/>
       <w:proofErr w:type="spellStart"/>
       <w:r>
         <w:rPr>
@@ -14451,7 +14821,7 @@
         </w:rPr>
         <w:t>DashboardController</w:t>
       </w:r>
-      <w:bookmarkEnd w:id="41"/>
+      <w:bookmarkEnd w:id="42"/>
       <w:proofErr w:type="spellEnd"/>
     </w:p>
     <w:p>
@@ -14558,14 +14928,15 @@
           <w:lang w:val="en-GB"/>
         </w:rPr>
       </w:pPr>
-      <w:bookmarkStart w:id="42" w:name="_Toc228767698"/>
+      <w:bookmarkStart w:id="43" w:name="_Toc228774677"/>
       <w:r>
         <w:rPr>
           <w:lang w:val="en-GB"/>
         </w:rPr>
+        <w:lastRenderedPageBreak/>
         <w:t>Configuration</w:t>
       </w:r>
-      <w:bookmarkEnd w:id="42"/>
+      <w:bookmarkEnd w:id="43"/>
     </w:p>
     <w:p>
       <w:pPr>
@@ -14574,7 +14945,7 @@
           <w:lang w:val="en-GB"/>
         </w:rPr>
       </w:pPr>
-      <w:bookmarkStart w:id="43" w:name="_Toc228767699"/>
+      <w:bookmarkStart w:id="44" w:name="_Toc228774678"/>
       <w:proofErr w:type="spellStart"/>
       <w:r>
         <w:rPr>
@@ -14582,7 +14953,7 @@
         </w:rPr>
         <w:t>WebSecurityConfig</w:t>
       </w:r>
-      <w:bookmarkEnd w:id="43"/>
+      <w:bookmarkEnd w:id="44"/>
       <w:proofErr w:type="spellEnd"/>
     </w:p>
     <w:p>
@@ -14596,7 +14967,6 @@
         <w:rPr>
           <w:sz w:val="28"/>
           <w:szCs w:val="28"/>
-          <w:lang w:val="cs-CZ"/>
         </w:rPr>
       </w:pPr>
     </w:p>
@@ -14662,9 +15032,6 @@
           <w:fldChar w:fldCharType="separate"/>
         </w:r>
         <w:r>
-          <w:rPr>
-            <w:lang w:val="cs-CZ"/>
-          </w:rPr>
           <w:t>2</w:t>
         </w:r>
         <w:r>
@@ -15712,7 +16079,7 @@
         <w:kern w:val="2"/>
         <w:sz w:val="24"/>
         <w:szCs w:val="24"/>
-        <w:lang w:eastAsia="zh-CN" w:bidi="ar-SA"/>
+        <w:lang w:val="cs-CZ" w:eastAsia="zh-CN" w:bidi="ar-SA"/>
         <w14:ligatures w14:val="standardContextual"/>
       </w:rPr>
     </w:rPrDefault>
@@ -16631,7 +16998,6 @@
     <w:name w:val="Normal (Web)"/>
     <w:basedOn w:val="Normal"/>
     <w:uiPriority w:val="99"/>
-    <w:semiHidden/>
     <w:unhideWhenUsed/>
     <w:rsid w:val="007E3A9D"/>
     <w:pPr>
@@ -16668,7 +17034,7 @@
       <w:rFonts w:eastAsiaTheme="minorHAnsi"/>
       <w:sz w:val="22"/>
       <w:szCs w:val="22"/>
-      <w:lang w:val="cs-CZ" w:eastAsia="en-US"/>
+      <w:lang w:eastAsia="en-US"/>
     </w:rPr>
     <w:tblPr>
       <w:tblBorders>

--- a/EduLend_documenation.docx
+++ b/EduLend_documenation.docx
@@ -64,7 +64,7 @@
           <w:r>
             <w:fldChar w:fldCharType="separate"/>
           </w:r>
-          <w:hyperlink w:anchor="_Toc228774634" w:history="1">
+          <w:hyperlink w:anchor="_Toc228775276" w:history="1">
             <w:r>
               <w:rPr>
                 <w:rStyle w:val="Hyperlink"/>
@@ -91,7 +91,7 @@
                 <w:noProof/>
                 <w:webHidden/>
               </w:rPr>
-              <w:instrText xml:space="preserve"> PAGEREF _Toc228774634 \h </w:instrText>
+              <w:instrText xml:space="preserve"> PAGEREF _Toc228775276 \h </w:instrText>
             </w:r>
             <w:r>
               <w:rPr>
@@ -133,7 +133,7 @@
               <w:lang w:eastAsia="cs-CZ"/>
             </w:rPr>
           </w:pPr>
-          <w:hyperlink w:anchor="_Toc228774635" w:history="1">
+          <w:hyperlink w:anchor="_Toc228775277" w:history="1">
             <w:r>
               <w:rPr>
                 <w:rStyle w:val="Hyperlink"/>
@@ -160,7 +160,7 @@
                 <w:noProof/>
                 <w:webHidden/>
               </w:rPr>
-              <w:instrText xml:space="preserve"> PAGEREF _Toc228774635 \h </w:instrText>
+              <w:instrText xml:space="preserve"> PAGEREF _Toc228775277 \h </w:instrText>
             </w:r>
             <w:r>
               <w:rPr>
@@ -202,7 +202,7 @@
               <w:lang w:eastAsia="cs-CZ"/>
             </w:rPr>
           </w:pPr>
-          <w:hyperlink w:anchor="_Toc228774636" w:history="1">
+          <w:hyperlink w:anchor="_Toc228775278" w:history="1">
             <w:r>
               <w:rPr>
                 <w:rStyle w:val="Hyperlink"/>
@@ -229,7 +229,7 @@
                 <w:noProof/>
                 <w:webHidden/>
               </w:rPr>
-              <w:instrText xml:space="preserve"> PAGEREF _Toc228774636 \h </w:instrText>
+              <w:instrText xml:space="preserve"> PAGEREF _Toc228775278 \h </w:instrText>
             </w:r>
             <w:r>
               <w:rPr>
@@ -271,7 +271,7 @@
               <w:lang w:eastAsia="cs-CZ"/>
             </w:rPr>
           </w:pPr>
-          <w:hyperlink w:anchor="_Toc228774637" w:history="1">
+          <w:hyperlink w:anchor="_Toc228775279" w:history="1">
             <w:r>
               <w:rPr>
                 <w:rStyle w:val="Hyperlink"/>
@@ -298,7 +298,7 @@
                 <w:noProof/>
                 <w:webHidden/>
               </w:rPr>
-              <w:instrText xml:space="preserve"> PAGEREF _Toc228774637 \h </w:instrText>
+              <w:instrText xml:space="preserve"> PAGEREF _Toc228775279 \h </w:instrText>
             </w:r>
             <w:r>
               <w:rPr>
@@ -340,7 +340,7 @@
               <w:lang w:eastAsia="cs-CZ"/>
             </w:rPr>
           </w:pPr>
-          <w:hyperlink w:anchor="_Toc228774638" w:history="1">
+          <w:hyperlink w:anchor="_Toc228775280" w:history="1">
             <w:r>
               <w:rPr>
                 <w:rStyle w:val="Hyperlink"/>
@@ -367,7 +367,7 @@
                 <w:noProof/>
                 <w:webHidden/>
               </w:rPr>
-              <w:instrText xml:space="preserve"> PAGEREF _Toc228774638 \h </w:instrText>
+              <w:instrText xml:space="preserve"> PAGEREF _Toc228775280 \h </w:instrText>
             </w:r>
             <w:r>
               <w:rPr>
@@ -409,7 +409,7 @@
               <w:lang w:eastAsia="cs-CZ"/>
             </w:rPr>
           </w:pPr>
-          <w:hyperlink w:anchor="_Toc228774639" w:history="1">
+          <w:hyperlink w:anchor="_Toc228775281" w:history="1">
             <w:r>
               <w:rPr>
                 <w:rStyle w:val="Hyperlink"/>
@@ -436,7 +436,7 @@
                 <w:noProof/>
                 <w:webHidden/>
               </w:rPr>
-              <w:instrText xml:space="preserve"> PAGEREF _Toc228774639 \h </w:instrText>
+              <w:instrText xml:space="preserve"> PAGEREF _Toc228775281 \h </w:instrText>
             </w:r>
             <w:r>
               <w:rPr>
@@ -478,7 +478,7 @@
               <w:lang w:eastAsia="cs-CZ"/>
             </w:rPr>
           </w:pPr>
-          <w:hyperlink w:anchor="_Toc228774640" w:history="1">
+          <w:hyperlink w:anchor="_Toc228775282" w:history="1">
             <w:r>
               <w:rPr>
                 <w:rStyle w:val="Hyperlink"/>
@@ -505,7 +505,7 @@
                 <w:noProof/>
                 <w:webHidden/>
               </w:rPr>
-              <w:instrText xml:space="preserve"> PAGEREF _Toc228774640 \h </w:instrText>
+              <w:instrText xml:space="preserve"> PAGEREF _Toc228775282 \h </w:instrText>
             </w:r>
             <w:r>
               <w:rPr>
@@ -547,7 +547,7 @@
               <w:lang w:eastAsia="cs-CZ"/>
             </w:rPr>
           </w:pPr>
-          <w:hyperlink w:anchor="_Toc228774641" w:history="1">
+          <w:hyperlink w:anchor="_Toc228775283" w:history="1">
             <w:r>
               <w:rPr>
                 <w:rStyle w:val="Hyperlink"/>
@@ -574,7 +574,7 @@
                 <w:noProof/>
                 <w:webHidden/>
               </w:rPr>
-              <w:instrText xml:space="preserve"> PAGEREF _Toc228774641 \h </w:instrText>
+              <w:instrText xml:space="preserve"> PAGEREF _Toc228775283 \h </w:instrText>
             </w:r>
             <w:r>
               <w:rPr>
@@ -616,7 +616,7 @@
               <w:lang w:eastAsia="cs-CZ"/>
             </w:rPr>
           </w:pPr>
-          <w:hyperlink w:anchor="_Toc228774642" w:history="1">
+          <w:hyperlink w:anchor="_Toc228775284" w:history="1">
             <w:r>
               <w:rPr>
                 <w:rStyle w:val="Hyperlink"/>
@@ -643,7 +643,7 @@
                 <w:noProof/>
                 <w:webHidden/>
               </w:rPr>
-              <w:instrText xml:space="preserve"> PAGEREF _Toc228774642 \h </w:instrText>
+              <w:instrText xml:space="preserve"> PAGEREF _Toc228775284 \h </w:instrText>
             </w:r>
             <w:r>
               <w:rPr>
@@ -685,7 +685,7 @@
               <w:lang w:eastAsia="cs-CZ"/>
             </w:rPr>
           </w:pPr>
-          <w:hyperlink w:anchor="_Toc228774643" w:history="1">
+          <w:hyperlink w:anchor="_Toc228775285" w:history="1">
             <w:r>
               <w:rPr>
                 <w:rStyle w:val="Hyperlink"/>
@@ -712,7 +712,7 @@
                 <w:noProof/>
                 <w:webHidden/>
               </w:rPr>
-              <w:instrText xml:space="preserve"> PAGEREF _Toc228774643 \h </w:instrText>
+              <w:instrText xml:space="preserve"> PAGEREF _Toc228775285 \h </w:instrText>
             </w:r>
             <w:r>
               <w:rPr>
@@ -754,7 +754,7 @@
               <w:lang w:eastAsia="cs-CZ"/>
             </w:rPr>
           </w:pPr>
-          <w:hyperlink w:anchor="_Toc228774644" w:history="1">
+          <w:hyperlink w:anchor="_Toc228775286" w:history="1">
             <w:r>
               <w:rPr>
                 <w:rStyle w:val="Hyperlink"/>
@@ -781,7 +781,7 @@
                 <w:noProof/>
                 <w:webHidden/>
               </w:rPr>
-              <w:instrText xml:space="preserve"> PAGEREF _Toc228774644 \h </w:instrText>
+              <w:instrText xml:space="preserve"> PAGEREF _Toc228775286 \h </w:instrText>
             </w:r>
             <w:r>
               <w:rPr>
@@ -823,7 +823,7 @@
               <w:lang w:eastAsia="cs-CZ"/>
             </w:rPr>
           </w:pPr>
-          <w:hyperlink w:anchor="_Toc228774645" w:history="1">
+          <w:hyperlink w:anchor="_Toc228775287" w:history="1">
             <w:r>
               <w:rPr>
                 <w:rStyle w:val="Hyperlink"/>
@@ -880,7 +880,7 @@
                 <w:noProof/>
                 <w:webHidden/>
               </w:rPr>
-              <w:instrText xml:space="preserve"> PAGEREF _Toc228774645 \h </w:instrText>
+              <w:instrText xml:space="preserve"> PAGEREF _Toc228775287 \h </w:instrText>
             </w:r>
             <w:r>
               <w:rPr>
@@ -922,7 +922,7 @@
               <w:lang w:eastAsia="cs-CZ"/>
             </w:rPr>
           </w:pPr>
-          <w:hyperlink w:anchor="_Toc228774646" w:history="1">
+          <w:hyperlink w:anchor="_Toc228775288" w:history="1">
             <w:r>
               <w:rPr>
                 <w:rStyle w:val="Hyperlink"/>
@@ -949,7 +949,7 @@
                 <w:noProof/>
                 <w:webHidden/>
               </w:rPr>
-              <w:instrText xml:space="preserve"> PAGEREF _Toc228774646 \h </w:instrText>
+              <w:instrText xml:space="preserve"> PAGEREF _Toc228775288 \h </w:instrText>
             </w:r>
             <w:r>
               <w:rPr>
@@ -991,7 +991,7 @@
               <w:lang w:eastAsia="cs-CZ"/>
             </w:rPr>
           </w:pPr>
-          <w:hyperlink w:anchor="_Toc228774647" w:history="1">
+          <w:hyperlink w:anchor="_Toc228775289" w:history="1">
             <w:r>
               <w:rPr>
                 <w:rStyle w:val="Hyperlink"/>
@@ -1018,7 +1018,7 @@
                 <w:noProof/>
                 <w:webHidden/>
               </w:rPr>
-              <w:instrText xml:space="preserve"> PAGEREF _Toc228774647 \h </w:instrText>
+              <w:instrText xml:space="preserve"> PAGEREF _Toc228775289 \h </w:instrText>
             </w:r>
             <w:r>
               <w:rPr>
@@ -1039,6 +1039,228 @@
                 <w:webHidden/>
               </w:rPr>
               <w:t>9</w:t>
+            </w:r>
+            <w:r>
+              <w:rPr>
+                <w:noProof/>
+                <w:webHidden/>
+              </w:rPr>
+              <w:fldChar w:fldCharType="end"/>
+            </w:r>
+          </w:hyperlink>
+        </w:p>
+        <w:p>
+          <w:pPr>
+            <w:pStyle w:val="TOC3"/>
+            <w:tabs>
+              <w:tab w:val="right" w:leader="dot" w:pos="9016"/>
+            </w:tabs>
+            <w:rPr>
+              <w:noProof/>
+              <w:lang w:eastAsia="cs-CZ"/>
+            </w:rPr>
+          </w:pPr>
+          <w:hyperlink w:anchor="_Toc228775290" w:history="1">
+            <w:r>
+              <w:rPr>
+                <w:rStyle w:val="Hyperlink"/>
+                <w:noProof/>
+              </w:rPr>
+              <w:t>Use Case Diagram</w:t>
+            </w:r>
+            <w:r>
+              <w:rPr>
+                <w:noProof/>
+                <w:webHidden/>
+              </w:rPr>
+              <w:tab/>
+            </w:r>
+            <w:r>
+              <w:rPr>
+                <w:noProof/>
+                <w:webHidden/>
+              </w:rPr>
+              <w:fldChar w:fldCharType="begin"/>
+            </w:r>
+            <w:r>
+              <w:rPr>
+                <w:noProof/>
+                <w:webHidden/>
+              </w:rPr>
+              <w:instrText xml:space="preserve"> PAGEREF _Toc228775290 \h </w:instrText>
+            </w:r>
+            <w:r>
+              <w:rPr>
+                <w:noProof/>
+                <w:webHidden/>
+              </w:rPr>
+            </w:r>
+            <w:r>
+              <w:rPr>
+                <w:noProof/>
+                <w:webHidden/>
+              </w:rPr>
+              <w:fldChar w:fldCharType="separate"/>
+            </w:r>
+            <w:r>
+              <w:rPr>
+                <w:noProof/>
+                <w:webHidden/>
+              </w:rPr>
+              <w:t>9</w:t>
+            </w:r>
+            <w:r>
+              <w:rPr>
+                <w:noProof/>
+                <w:webHidden/>
+              </w:rPr>
+              <w:fldChar w:fldCharType="end"/>
+            </w:r>
+          </w:hyperlink>
+        </w:p>
+        <w:p>
+          <w:pPr>
+            <w:pStyle w:val="TOC3"/>
+            <w:tabs>
+              <w:tab w:val="right" w:leader="dot" w:pos="9016"/>
+            </w:tabs>
+            <w:rPr>
+              <w:noProof/>
+              <w:lang w:eastAsia="cs-CZ"/>
+            </w:rPr>
+          </w:pPr>
+          <w:hyperlink w:anchor="_Toc228775291" w:history="1">
+            <w:r>
+              <w:rPr>
+                <w:rStyle w:val="Hyperlink"/>
+                <w:noProof/>
+              </w:rPr>
+              <w:t xml:space="preserve">BPMN </w:t>
+            </w:r>
+            <w:r>
+              <w:rPr>
+                <w:rStyle w:val="Hyperlink"/>
+                <w:rFonts w:ascii="Times New Roman" w:hAnsi="Times New Roman" w:cs="Times New Roman"/>
+                <w:noProof/>
+              </w:rPr>
+              <w:t>—</w:t>
+            </w:r>
+            <w:r>
+              <w:rPr>
+                <w:rStyle w:val="Hyperlink"/>
+                <w:noProof/>
+              </w:rPr>
+              <w:t xml:space="preserve"> Borrow Book Process</w:t>
+            </w:r>
+            <w:r>
+              <w:rPr>
+                <w:noProof/>
+                <w:webHidden/>
+              </w:rPr>
+              <w:tab/>
+            </w:r>
+            <w:r>
+              <w:rPr>
+                <w:noProof/>
+                <w:webHidden/>
+              </w:rPr>
+              <w:fldChar w:fldCharType="begin"/>
+            </w:r>
+            <w:r>
+              <w:rPr>
+                <w:noProof/>
+                <w:webHidden/>
+              </w:rPr>
+              <w:instrText xml:space="preserve"> PAGEREF _Toc228775291 \h </w:instrText>
+            </w:r>
+            <w:r>
+              <w:rPr>
+                <w:noProof/>
+                <w:webHidden/>
+              </w:rPr>
+            </w:r>
+            <w:r>
+              <w:rPr>
+                <w:noProof/>
+                <w:webHidden/>
+              </w:rPr>
+              <w:fldChar w:fldCharType="separate"/>
+            </w:r>
+            <w:r>
+              <w:rPr>
+                <w:noProof/>
+                <w:webHidden/>
+              </w:rPr>
+              <w:t>10</w:t>
+            </w:r>
+            <w:r>
+              <w:rPr>
+                <w:noProof/>
+                <w:webHidden/>
+              </w:rPr>
+              <w:fldChar w:fldCharType="end"/>
+            </w:r>
+          </w:hyperlink>
+        </w:p>
+        <w:p>
+          <w:pPr>
+            <w:pStyle w:val="TOC3"/>
+            <w:tabs>
+              <w:tab w:val="right" w:leader="dot" w:pos="9016"/>
+            </w:tabs>
+            <w:rPr>
+              <w:noProof/>
+              <w:lang w:eastAsia="cs-CZ"/>
+            </w:rPr>
+          </w:pPr>
+          <w:hyperlink w:anchor="_Toc228775292" w:history="1">
+            <w:r>
+              <w:rPr>
+                <w:rStyle w:val="Hyperlink"/>
+                <w:noProof/>
+              </w:rPr>
+              <w:t>Deployment Diagram</w:t>
+            </w:r>
+            <w:r>
+              <w:rPr>
+                <w:noProof/>
+                <w:webHidden/>
+              </w:rPr>
+              <w:tab/>
+            </w:r>
+            <w:r>
+              <w:rPr>
+                <w:noProof/>
+                <w:webHidden/>
+              </w:rPr>
+              <w:fldChar w:fldCharType="begin"/>
+            </w:r>
+            <w:r>
+              <w:rPr>
+                <w:noProof/>
+                <w:webHidden/>
+              </w:rPr>
+              <w:instrText xml:space="preserve"> PAGEREF _Toc228775292 \h </w:instrText>
+            </w:r>
+            <w:r>
+              <w:rPr>
+                <w:noProof/>
+                <w:webHidden/>
+              </w:rPr>
+            </w:r>
+            <w:r>
+              <w:rPr>
+                <w:noProof/>
+                <w:webHidden/>
+              </w:rPr>
+              <w:fldChar w:fldCharType="separate"/>
+            </w:r>
+            <w:r>
+              <w:rPr>
+                <w:noProof/>
+                <w:webHidden/>
+              </w:rPr>
+              <w:t>11</w:t>
             </w:r>
             <w:r>
               <w:rPr>
@@ -1060,7 +1282,7 @@
               <w:lang w:eastAsia="cs-CZ"/>
             </w:rPr>
           </w:pPr>
-          <w:hyperlink w:anchor="_Toc228774648" w:history="1">
+          <w:hyperlink w:anchor="_Toc228775293" w:history="1">
             <w:r>
               <w:rPr>
                 <w:rStyle w:val="Hyperlink"/>
@@ -1087,7 +1309,7 @@
                 <w:noProof/>
                 <w:webHidden/>
               </w:rPr>
-              <w:instrText xml:space="preserve"> PAGEREF _Toc228774648 \h </w:instrText>
+              <w:instrText xml:space="preserve"> PAGEREF _Toc228775293 \h </w:instrText>
             </w:r>
             <w:r>
               <w:rPr>
@@ -1129,7 +1351,7 @@
               <w:lang w:eastAsia="cs-CZ"/>
             </w:rPr>
           </w:pPr>
-          <w:hyperlink w:anchor="_Toc228774649" w:history="1">
+          <w:hyperlink w:anchor="_Toc228775294" w:history="1">
             <w:r>
               <w:rPr>
                 <w:rStyle w:val="Hyperlink"/>
@@ -1156,7 +1378,7 @@
                 <w:noProof/>
                 <w:webHidden/>
               </w:rPr>
-              <w:instrText xml:space="preserve"> PAGEREF _Toc228774649 \h </w:instrText>
+              <w:instrText xml:space="preserve"> PAGEREF _Toc228775294 \h </w:instrText>
             </w:r>
             <w:r>
               <w:rPr>
@@ -1198,7 +1420,7 @@
               <w:lang w:eastAsia="cs-CZ"/>
             </w:rPr>
           </w:pPr>
-          <w:hyperlink w:anchor="_Toc228774650" w:history="1">
+          <w:hyperlink w:anchor="_Toc228775295" w:history="1">
             <w:r>
               <w:rPr>
                 <w:rStyle w:val="Hyperlink"/>
@@ -1226,7 +1448,7 @@
                 <w:noProof/>
                 <w:webHidden/>
               </w:rPr>
-              <w:instrText xml:space="preserve"> PAGEREF _Toc228774650 \h </w:instrText>
+              <w:instrText xml:space="preserve"> PAGEREF _Toc228775295 \h </w:instrText>
             </w:r>
             <w:r>
               <w:rPr>
@@ -1268,7 +1490,7 @@
               <w:lang w:eastAsia="cs-CZ"/>
             </w:rPr>
           </w:pPr>
-          <w:hyperlink w:anchor="_Toc228774651" w:history="1">
+          <w:hyperlink w:anchor="_Toc228775296" w:history="1">
             <w:r>
               <w:rPr>
                 <w:rStyle w:val="Hyperlink"/>
@@ -1296,7 +1518,7 @@
                 <w:noProof/>
                 <w:webHidden/>
               </w:rPr>
-              <w:instrText xml:space="preserve"> PAGEREF _Toc228774651 \h </w:instrText>
+              <w:instrText xml:space="preserve"> PAGEREF _Toc228775296 \h </w:instrText>
             </w:r>
             <w:r>
               <w:rPr>
@@ -1338,7 +1560,7 @@
               <w:lang w:eastAsia="cs-CZ"/>
             </w:rPr>
           </w:pPr>
-          <w:hyperlink w:anchor="_Toc228774652" w:history="1">
+          <w:hyperlink w:anchor="_Toc228775297" w:history="1">
             <w:r>
               <w:rPr>
                 <w:rStyle w:val="Hyperlink"/>
@@ -1366,7 +1588,7 @@
                 <w:noProof/>
                 <w:webHidden/>
               </w:rPr>
-              <w:instrText xml:space="preserve"> PAGEREF _Toc228774652 \h </w:instrText>
+              <w:instrText xml:space="preserve"> PAGEREF _Toc228775297 \h </w:instrText>
             </w:r>
             <w:r>
               <w:rPr>
@@ -1408,7 +1630,7 @@
               <w:lang w:eastAsia="cs-CZ"/>
             </w:rPr>
           </w:pPr>
-          <w:hyperlink w:anchor="_Toc228774653" w:history="1">
+          <w:hyperlink w:anchor="_Toc228775298" w:history="1">
             <w:r>
               <w:rPr>
                 <w:rStyle w:val="Hyperlink"/>
@@ -1436,7 +1658,7 @@
                 <w:noProof/>
                 <w:webHidden/>
               </w:rPr>
-              <w:instrText xml:space="preserve"> PAGEREF _Toc228774653 \h </w:instrText>
+              <w:instrText xml:space="preserve"> PAGEREF _Toc228775298 \h </w:instrText>
             </w:r>
             <w:r>
               <w:rPr>
@@ -1478,7 +1700,7 @@
               <w:lang w:eastAsia="cs-CZ"/>
             </w:rPr>
           </w:pPr>
-          <w:hyperlink w:anchor="_Toc228774654" w:history="1">
+          <w:hyperlink w:anchor="_Toc228775299" w:history="1">
             <w:r>
               <w:rPr>
                 <w:rStyle w:val="Hyperlink"/>
@@ -1506,7 +1728,7 @@
                 <w:noProof/>
                 <w:webHidden/>
               </w:rPr>
-              <w:instrText xml:space="preserve"> PAGEREF _Toc228774654 \h </w:instrText>
+              <w:instrText xml:space="preserve"> PAGEREF _Toc228775299 \h </w:instrText>
             </w:r>
             <w:r>
               <w:rPr>
@@ -1548,7 +1770,7 @@
               <w:lang w:eastAsia="cs-CZ"/>
             </w:rPr>
           </w:pPr>
-          <w:hyperlink w:anchor="_Toc228774655" w:history="1">
+          <w:hyperlink w:anchor="_Toc228775300" w:history="1">
             <w:r>
               <w:rPr>
                 <w:rStyle w:val="Hyperlink"/>
@@ -1576,7 +1798,7 @@
                 <w:noProof/>
                 <w:webHidden/>
               </w:rPr>
-              <w:instrText xml:space="preserve"> PAGEREF _Toc228774655 \h </w:instrText>
+              <w:instrText xml:space="preserve"> PAGEREF _Toc228775300 \h </w:instrText>
             </w:r>
             <w:r>
               <w:rPr>
@@ -1618,7 +1840,7 @@
               <w:lang w:eastAsia="cs-CZ"/>
             </w:rPr>
           </w:pPr>
-          <w:hyperlink w:anchor="_Toc228774656" w:history="1">
+          <w:hyperlink w:anchor="_Toc228775301" w:history="1">
             <w:r>
               <w:rPr>
                 <w:rStyle w:val="Hyperlink"/>
@@ -1646,7 +1868,7 @@
                 <w:noProof/>
                 <w:webHidden/>
               </w:rPr>
-              <w:instrText xml:space="preserve"> PAGEREF _Toc228774656 \h </w:instrText>
+              <w:instrText xml:space="preserve"> PAGEREF _Toc228775301 \h </w:instrText>
             </w:r>
             <w:r>
               <w:rPr>
@@ -1688,7 +1910,7 @@
               <w:lang w:eastAsia="cs-CZ"/>
             </w:rPr>
           </w:pPr>
-          <w:hyperlink w:anchor="_Toc228774657" w:history="1">
+          <w:hyperlink w:anchor="_Toc228775302" w:history="1">
             <w:r>
               <w:rPr>
                 <w:rStyle w:val="Hyperlink"/>
@@ -1716,7 +1938,7 @@
                 <w:noProof/>
                 <w:webHidden/>
               </w:rPr>
-              <w:instrText xml:space="preserve"> PAGEREF _Toc228774657 \h </w:instrText>
+              <w:instrText xml:space="preserve"> PAGEREF _Toc228775302 \h </w:instrText>
             </w:r>
             <w:r>
               <w:rPr>
@@ -1758,7 +1980,7 @@
               <w:lang w:eastAsia="cs-CZ"/>
             </w:rPr>
           </w:pPr>
-          <w:hyperlink w:anchor="_Toc228774658" w:history="1">
+          <w:hyperlink w:anchor="_Toc228775303" w:history="1">
             <w:r>
               <w:rPr>
                 <w:rStyle w:val="Hyperlink"/>
@@ -1786,7 +2008,7 @@
                 <w:noProof/>
                 <w:webHidden/>
               </w:rPr>
-              <w:instrText xml:space="preserve"> PAGEREF _Toc228774658 \h </w:instrText>
+              <w:instrText xml:space="preserve"> PAGEREF _Toc228775303 \h </w:instrText>
             </w:r>
             <w:r>
               <w:rPr>
@@ -1828,7 +2050,7 @@
               <w:lang w:eastAsia="cs-CZ"/>
             </w:rPr>
           </w:pPr>
-          <w:hyperlink w:anchor="_Toc228774659" w:history="1">
+          <w:hyperlink w:anchor="_Toc228775304" w:history="1">
             <w:r>
               <w:rPr>
                 <w:rStyle w:val="Hyperlink"/>
@@ -1856,7 +2078,7 @@
                 <w:noProof/>
                 <w:webHidden/>
               </w:rPr>
-              <w:instrText xml:space="preserve"> PAGEREF _Toc228774659 \h </w:instrText>
+              <w:instrText xml:space="preserve"> PAGEREF _Toc228775304 \h </w:instrText>
             </w:r>
             <w:r>
               <w:rPr>
@@ -1898,7 +2120,7 @@
               <w:lang w:eastAsia="cs-CZ"/>
             </w:rPr>
           </w:pPr>
-          <w:hyperlink w:anchor="_Toc228774660" w:history="1">
+          <w:hyperlink w:anchor="_Toc228775305" w:history="1">
             <w:r>
               <w:rPr>
                 <w:rStyle w:val="Hyperlink"/>
@@ -1926,7 +2148,7 @@
                 <w:noProof/>
                 <w:webHidden/>
               </w:rPr>
-              <w:instrText xml:space="preserve"> PAGEREF _Toc228774660 \h </w:instrText>
+              <w:instrText xml:space="preserve"> PAGEREF _Toc228775305 \h </w:instrText>
             </w:r>
             <w:r>
               <w:rPr>
@@ -1968,7 +2190,7 @@
               <w:lang w:eastAsia="cs-CZ"/>
             </w:rPr>
           </w:pPr>
-          <w:hyperlink w:anchor="_Toc228774661" w:history="1">
+          <w:hyperlink w:anchor="_Toc228775306" w:history="1">
             <w:r>
               <w:rPr>
                 <w:rStyle w:val="Hyperlink"/>
@@ -1996,7 +2218,7 @@
                 <w:noProof/>
                 <w:webHidden/>
               </w:rPr>
-              <w:instrText xml:space="preserve"> PAGEREF _Toc228774661 \h </w:instrText>
+              <w:instrText xml:space="preserve"> PAGEREF _Toc228775306 \h </w:instrText>
             </w:r>
             <w:r>
               <w:rPr>
@@ -2038,7 +2260,7 @@
               <w:lang w:eastAsia="cs-CZ"/>
             </w:rPr>
           </w:pPr>
-          <w:hyperlink w:anchor="_Toc228774662" w:history="1">
+          <w:hyperlink w:anchor="_Toc228775307" w:history="1">
             <w:r>
               <w:rPr>
                 <w:rStyle w:val="Hyperlink"/>
@@ -2066,7 +2288,7 @@
                 <w:noProof/>
                 <w:webHidden/>
               </w:rPr>
-              <w:instrText xml:space="preserve"> PAGEREF _Toc228774662 \h </w:instrText>
+              <w:instrText xml:space="preserve"> PAGEREF _Toc228775307 \h </w:instrText>
             </w:r>
             <w:r>
               <w:rPr>
@@ -2108,7 +2330,7 @@
               <w:lang w:eastAsia="cs-CZ"/>
             </w:rPr>
           </w:pPr>
-          <w:hyperlink w:anchor="_Toc228774663" w:history="1">
+          <w:hyperlink w:anchor="_Toc228775308" w:history="1">
             <w:r>
               <w:rPr>
                 <w:rStyle w:val="Hyperlink"/>
@@ -2136,7 +2358,7 @@
                 <w:noProof/>
                 <w:webHidden/>
               </w:rPr>
-              <w:instrText xml:space="preserve"> PAGEREF _Toc228774663 \h </w:instrText>
+              <w:instrText xml:space="preserve"> PAGEREF _Toc228775308 \h </w:instrText>
             </w:r>
             <w:r>
               <w:rPr>
@@ -2178,7 +2400,7 @@
               <w:lang w:eastAsia="cs-CZ"/>
             </w:rPr>
           </w:pPr>
-          <w:hyperlink w:anchor="_Toc228774664" w:history="1">
+          <w:hyperlink w:anchor="_Toc228775309" w:history="1">
             <w:r>
               <w:rPr>
                 <w:rStyle w:val="Hyperlink"/>
@@ -2206,7 +2428,7 @@
                 <w:noProof/>
                 <w:webHidden/>
               </w:rPr>
-              <w:instrText xml:space="preserve"> PAGEREF _Toc228774664 \h </w:instrText>
+              <w:instrText xml:space="preserve"> PAGEREF _Toc228775309 \h </w:instrText>
             </w:r>
             <w:r>
               <w:rPr>
@@ -2248,7 +2470,7 @@
               <w:lang w:eastAsia="cs-CZ"/>
             </w:rPr>
           </w:pPr>
-          <w:hyperlink w:anchor="_Toc228774665" w:history="1">
+          <w:hyperlink w:anchor="_Toc228775310" w:history="1">
             <w:r>
               <w:rPr>
                 <w:rStyle w:val="Hyperlink"/>
@@ -2276,7 +2498,7 @@
                 <w:noProof/>
                 <w:webHidden/>
               </w:rPr>
-              <w:instrText xml:space="preserve"> PAGEREF _Toc228774665 \h </w:instrText>
+              <w:instrText xml:space="preserve"> PAGEREF _Toc228775310 \h </w:instrText>
             </w:r>
             <w:r>
               <w:rPr>
@@ -2318,7 +2540,7 @@
               <w:lang w:eastAsia="cs-CZ"/>
             </w:rPr>
           </w:pPr>
-          <w:hyperlink w:anchor="_Toc228774666" w:history="1">
+          <w:hyperlink w:anchor="_Toc228775311" w:history="1">
             <w:r>
               <w:rPr>
                 <w:rStyle w:val="Hyperlink"/>
@@ -2346,7 +2568,7 @@
                 <w:noProof/>
                 <w:webHidden/>
               </w:rPr>
-              <w:instrText xml:space="preserve"> PAGEREF _Toc228774666 \h </w:instrText>
+              <w:instrText xml:space="preserve"> PAGEREF _Toc228775311 \h </w:instrText>
             </w:r>
             <w:r>
               <w:rPr>
@@ -2388,7 +2610,7 @@
               <w:lang w:eastAsia="cs-CZ"/>
             </w:rPr>
           </w:pPr>
-          <w:hyperlink w:anchor="_Toc228774667" w:history="1">
+          <w:hyperlink w:anchor="_Toc228775312" w:history="1">
             <w:r>
               <w:rPr>
                 <w:rStyle w:val="Hyperlink"/>
@@ -2416,7 +2638,7 @@
                 <w:noProof/>
                 <w:webHidden/>
               </w:rPr>
-              <w:instrText xml:space="preserve"> PAGEREF _Toc228774667 \h </w:instrText>
+              <w:instrText xml:space="preserve"> PAGEREF _Toc228775312 \h </w:instrText>
             </w:r>
             <w:r>
               <w:rPr>
@@ -2458,7 +2680,7 @@
               <w:lang w:eastAsia="cs-CZ"/>
             </w:rPr>
           </w:pPr>
-          <w:hyperlink w:anchor="_Toc228774668" w:history="1">
+          <w:hyperlink w:anchor="_Toc228775313" w:history="1">
             <w:r>
               <w:rPr>
                 <w:rStyle w:val="Hyperlink"/>
@@ -2486,7 +2708,7 @@
                 <w:noProof/>
                 <w:webHidden/>
               </w:rPr>
-              <w:instrText xml:space="preserve"> PAGEREF _Toc228774668 \h </w:instrText>
+              <w:instrText xml:space="preserve"> PAGEREF _Toc228775313 \h </w:instrText>
             </w:r>
             <w:r>
               <w:rPr>
@@ -2528,7 +2750,7 @@
               <w:lang w:eastAsia="cs-CZ"/>
             </w:rPr>
           </w:pPr>
-          <w:hyperlink w:anchor="_Toc228774669" w:history="1">
+          <w:hyperlink w:anchor="_Toc228775314" w:history="1">
             <w:r>
               <w:rPr>
                 <w:rStyle w:val="Hyperlink"/>
@@ -2556,7 +2778,7 @@
                 <w:noProof/>
                 <w:webHidden/>
               </w:rPr>
-              <w:instrText xml:space="preserve"> PAGEREF _Toc228774669 \h </w:instrText>
+              <w:instrText xml:space="preserve"> PAGEREF _Toc228775314 \h </w:instrText>
             </w:r>
             <w:r>
               <w:rPr>
@@ -2598,7 +2820,7 @@
               <w:lang w:eastAsia="cs-CZ"/>
             </w:rPr>
           </w:pPr>
-          <w:hyperlink w:anchor="_Toc228774670" w:history="1">
+          <w:hyperlink w:anchor="_Toc228775315" w:history="1">
             <w:r>
               <w:rPr>
                 <w:rStyle w:val="Hyperlink"/>
@@ -2626,7 +2848,7 @@
                 <w:noProof/>
                 <w:webHidden/>
               </w:rPr>
-              <w:instrText xml:space="preserve"> PAGEREF _Toc228774670 \h </w:instrText>
+              <w:instrText xml:space="preserve"> PAGEREF _Toc228775315 \h </w:instrText>
             </w:r>
             <w:r>
               <w:rPr>
@@ -2668,7 +2890,7 @@
               <w:lang w:eastAsia="cs-CZ"/>
             </w:rPr>
           </w:pPr>
-          <w:hyperlink w:anchor="_Toc228774671" w:history="1">
+          <w:hyperlink w:anchor="_Toc228775316" w:history="1">
             <w:r>
               <w:rPr>
                 <w:rStyle w:val="Hyperlink"/>
@@ -2696,7 +2918,7 @@
                 <w:noProof/>
                 <w:webHidden/>
               </w:rPr>
-              <w:instrText xml:space="preserve"> PAGEREF _Toc228774671 \h </w:instrText>
+              <w:instrText xml:space="preserve"> PAGEREF _Toc228775316 \h </w:instrText>
             </w:r>
             <w:r>
               <w:rPr>
@@ -2738,7 +2960,7 @@
               <w:lang w:eastAsia="cs-CZ"/>
             </w:rPr>
           </w:pPr>
-          <w:hyperlink w:anchor="_Toc228774672" w:history="1">
+          <w:hyperlink w:anchor="_Toc228775317" w:history="1">
             <w:r>
               <w:rPr>
                 <w:rStyle w:val="Hyperlink"/>
@@ -2766,7 +2988,7 @@
                 <w:noProof/>
                 <w:webHidden/>
               </w:rPr>
-              <w:instrText xml:space="preserve"> PAGEREF _Toc228774672 \h </w:instrText>
+              <w:instrText xml:space="preserve"> PAGEREF _Toc228775317 \h </w:instrText>
             </w:r>
             <w:r>
               <w:rPr>
@@ -2808,7 +3030,7 @@
               <w:lang w:eastAsia="cs-CZ"/>
             </w:rPr>
           </w:pPr>
-          <w:hyperlink w:anchor="_Toc228774673" w:history="1">
+          <w:hyperlink w:anchor="_Toc228775318" w:history="1">
             <w:r>
               <w:rPr>
                 <w:rStyle w:val="Hyperlink"/>
@@ -2836,7 +3058,7 @@
                 <w:noProof/>
                 <w:webHidden/>
               </w:rPr>
-              <w:instrText xml:space="preserve"> PAGEREF _Toc228774673 \h </w:instrText>
+              <w:instrText xml:space="preserve"> PAGEREF _Toc228775318 \h </w:instrText>
             </w:r>
             <w:r>
               <w:rPr>
@@ -2878,7 +3100,7 @@
               <w:lang w:eastAsia="cs-CZ"/>
             </w:rPr>
           </w:pPr>
-          <w:hyperlink w:anchor="_Toc228774674" w:history="1">
+          <w:hyperlink w:anchor="_Toc228775319" w:history="1">
             <w:r>
               <w:rPr>
                 <w:rStyle w:val="Hyperlink"/>
@@ -2906,7 +3128,7 @@
                 <w:noProof/>
                 <w:webHidden/>
               </w:rPr>
-              <w:instrText xml:space="preserve"> PAGEREF _Toc228774674 \h </w:instrText>
+              <w:instrText xml:space="preserve"> PAGEREF _Toc228775319 \h </w:instrText>
             </w:r>
             <w:r>
               <w:rPr>
@@ -2948,7 +3170,7 @@
               <w:lang w:eastAsia="cs-CZ"/>
             </w:rPr>
           </w:pPr>
-          <w:hyperlink w:anchor="_Toc228774675" w:history="1">
+          <w:hyperlink w:anchor="_Toc228775320" w:history="1">
             <w:r>
               <w:rPr>
                 <w:rStyle w:val="Hyperlink"/>
@@ -2976,7 +3198,7 @@
                 <w:noProof/>
                 <w:webHidden/>
               </w:rPr>
-              <w:instrText xml:space="preserve"> PAGEREF _Toc228774675 \h </w:instrText>
+              <w:instrText xml:space="preserve"> PAGEREF _Toc228775320 \h </w:instrText>
             </w:r>
             <w:r>
               <w:rPr>
@@ -3018,7 +3240,7 @@
               <w:lang w:eastAsia="cs-CZ"/>
             </w:rPr>
           </w:pPr>
-          <w:hyperlink w:anchor="_Toc228774676" w:history="1">
+          <w:hyperlink w:anchor="_Toc228775321" w:history="1">
             <w:r>
               <w:rPr>
                 <w:rStyle w:val="Hyperlink"/>
@@ -3046,7 +3268,7 @@
                 <w:noProof/>
                 <w:webHidden/>
               </w:rPr>
-              <w:instrText xml:space="preserve"> PAGEREF _Toc228774676 \h </w:instrText>
+              <w:instrText xml:space="preserve"> PAGEREF _Toc228775321 \h </w:instrText>
             </w:r>
             <w:r>
               <w:rPr>
@@ -3088,7 +3310,7 @@
               <w:lang w:eastAsia="cs-CZ"/>
             </w:rPr>
           </w:pPr>
-          <w:hyperlink w:anchor="_Toc228774677" w:history="1">
+          <w:hyperlink w:anchor="_Toc228775322" w:history="1">
             <w:r>
               <w:rPr>
                 <w:rStyle w:val="Hyperlink"/>
@@ -3116,7 +3338,7 @@
                 <w:noProof/>
                 <w:webHidden/>
               </w:rPr>
-              <w:instrText xml:space="preserve"> PAGEREF _Toc228774677 \h </w:instrText>
+              <w:instrText xml:space="preserve"> PAGEREF _Toc228775322 \h </w:instrText>
             </w:r>
             <w:r>
               <w:rPr>
@@ -3158,7 +3380,7 @@
               <w:lang w:eastAsia="cs-CZ"/>
             </w:rPr>
           </w:pPr>
-          <w:hyperlink w:anchor="_Toc228774678" w:history="1">
+          <w:hyperlink w:anchor="_Toc228775323" w:history="1">
             <w:r>
               <w:rPr>
                 <w:rStyle w:val="Hyperlink"/>
@@ -3186,7 +3408,7 @@
                 <w:noProof/>
                 <w:webHidden/>
               </w:rPr>
-              <w:instrText xml:space="preserve"> PAGEREF _Toc228774678 \h </w:instrText>
+              <w:instrText xml:space="preserve"> PAGEREF _Toc228775323 \h </w:instrText>
             </w:r>
             <w:r>
               <w:rPr>
@@ -3239,7 +3461,7 @@
         <w:pStyle w:val="Heading1"/>
         <w:widowControl w:val="0"/>
       </w:pPr>
-      <w:bookmarkStart w:id="0" w:name="_Toc228774634"/>
+      <w:bookmarkStart w:id="0" w:name="_Toc228775276"/>
       <w:proofErr w:type="spellStart"/>
       <w:r>
         <w:lastRenderedPageBreak/>
@@ -3256,7 +3478,7 @@
           <w:rFonts w:asciiTheme="minorHAnsi" w:hAnsiTheme="minorHAnsi"/>
         </w:rPr>
       </w:pPr>
-      <w:bookmarkStart w:id="1" w:name="_Toc228774635"/>
+      <w:bookmarkStart w:id="1" w:name="_Toc228775277"/>
       <w:proofErr w:type="spellStart"/>
       <w:r>
         <w:t>Introduction</w:t>
@@ -3339,7 +3561,7 @@
         <w:pStyle w:val="Heading2"/>
         <w:widowControl w:val="0"/>
       </w:pPr>
-      <w:bookmarkStart w:id="2" w:name="_Toc228774636"/>
+      <w:bookmarkStart w:id="2" w:name="_Toc228775278"/>
       <w:proofErr w:type="spellStart"/>
       <w:r>
         <w:t>System</w:t>
@@ -3634,7 +3856,7 @@
         <w:pStyle w:val="Heading2"/>
         <w:widowControl w:val="0"/>
       </w:pPr>
-      <w:bookmarkStart w:id="3" w:name="_Toc228774637"/>
+      <w:bookmarkStart w:id="3" w:name="_Toc228775279"/>
       <w:proofErr w:type="spellStart"/>
       <w:r>
         <w:lastRenderedPageBreak/>
@@ -4894,7 +5116,7 @@
         <w:pStyle w:val="Heading2"/>
         <w:widowControl w:val="0"/>
       </w:pPr>
-      <w:bookmarkStart w:id="4" w:name="_Toc228774638"/>
+      <w:bookmarkStart w:id="4" w:name="_Toc228775280"/>
       <w:proofErr w:type="spellStart"/>
       <w:r>
         <w:lastRenderedPageBreak/>
@@ -4916,7 +5138,7 @@
         <w:pStyle w:val="Heading3"/>
         <w:widowControl w:val="0"/>
       </w:pPr>
-      <w:bookmarkStart w:id="5" w:name="_Toc228774639"/>
+      <w:bookmarkStart w:id="5" w:name="_Toc228775281"/>
       <w:r>
         <w:t>BookCard.jsx</w:t>
       </w:r>
@@ -4981,7 +5203,7 @@
         <w:pStyle w:val="Heading3"/>
         <w:widowControl w:val="0"/>
       </w:pPr>
-      <w:bookmarkStart w:id="6" w:name="_Toc228774640"/>
+      <w:bookmarkStart w:id="6" w:name="_Toc228775282"/>
       <w:r>
         <w:t>Catalog.jsx</w:t>
       </w:r>
@@ -5046,7 +5268,7 @@
         <w:pStyle w:val="Heading3"/>
         <w:widowControl w:val="0"/>
       </w:pPr>
-      <w:bookmarkStart w:id="7" w:name="_Toc228774641"/>
+      <w:bookmarkStart w:id="7" w:name="_Toc228775283"/>
       <w:r>
         <w:t>Dashboard.jsx</w:t>
       </w:r>
@@ -5139,7 +5361,7 @@
         <w:pStyle w:val="Heading3"/>
         <w:widowControl w:val="0"/>
       </w:pPr>
-      <w:bookmarkStart w:id="8" w:name="_Toc228774642"/>
+      <w:bookmarkStart w:id="8" w:name="_Toc228775284"/>
       <w:r>
         <w:t>Layout.jsx</w:t>
       </w:r>
@@ -5240,7 +5462,7 @@
         <w:pStyle w:val="Heading3"/>
         <w:widowControl w:val="0"/>
       </w:pPr>
-      <w:bookmarkStart w:id="9" w:name="_Toc228774643"/>
+      <w:bookmarkStart w:id="9" w:name="_Toc228775285"/>
       <w:r>
         <w:t>ProtectedRoute.jsx</w:t>
       </w:r>
@@ -5335,7 +5557,7 @@
       <w:pPr>
         <w:pStyle w:val="Heading2"/>
       </w:pPr>
-      <w:bookmarkStart w:id="10" w:name="_Toc228774644"/>
+      <w:bookmarkStart w:id="10" w:name="_Toc228775286"/>
       <w:r>
         <w:lastRenderedPageBreak/>
         <w:t xml:space="preserve">Data </w:t>
@@ -5896,7 +6118,7 @@
       <w:pPr>
         <w:pStyle w:val="Heading2"/>
       </w:pPr>
-      <w:bookmarkStart w:id="11" w:name="_Toc228774645"/>
+      <w:bookmarkStart w:id="11" w:name="_Toc228775287"/>
       <w:proofErr w:type="spellStart"/>
       <w:r>
         <w:lastRenderedPageBreak/>
@@ -6425,7 +6647,7 @@
       <w:pPr>
         <w:pStyle w:val="Heading2"/>
       </w:pPr>
-      <w:bookmarkStart w:id="12" w:name="_Toc228774646"/>
+      <w:bookmarkStart w:id="12" w:name="_Toc228775288"/>
       <w:proofErr w:type="spellStart"/>
       <w:r>
         <w:lastRenderedPageBreak/>
@@ -6873,7 +7095,7 @@
       <w:pPr>
         <w:pStyle w:val="Heading2"/>
       </w:pPr>
-      <w:bookmarkStart w:id="13" w:name="_Toc228774647"/>
+      <w:bookmarkStart w:id="13" w:name="_Toc228775289"/>
       <w:proofErr w:type="spellStart"/>
       <w:r>
         <w:lastRenderedPageBreak/>
@@ -6890,13 +7112,21 @@
           <w:szCs w:val="28"/>
         </w:rPr>
       </w:pPr>
-      <w:r>
-        <w:rPr>
-          <w:rFonts w:ascii="Apple Braille" w:hAnsi="Apple Braille"/>
-          <w:sz w:val="28"/>
-          <w:szCs w:val="28"/>
-        </w:rPr>
-        <w:t xml:space="preserve">A) Use Case Diagram </w:t>
+      <w:bookmarkStart w:id="14" w:name="_Toc228775290"/>
+      <w:r>
+        <w:rPr>
+          <w:rStyle w:val="Heading3Char"/>
+        </w:rPr>
+        <w:t>Use Case Diagram</w:t>
+      </w:r>
+      <w:bookmarkEnd w:id="14"/>
+      <w:r>
+        <w:rPr>
+          <w:rFonts w:ascii="Apple Braille" w:hAnsi="Apple Braille"/>
+          <w:sz w:val="28"/>
+          <w:szCs w:val="28"/>
+        </w:rPr>
+        <w:t xml:space="preserve"> </w:t>
       </w:r>
       <w:r>
         <w:rPr>
@@ -6968,38 +7198,39 @@
     </w:p>
     <w:p>
       <w:pPr>
-        <w:widowControl w:val="0"/>
-        <w:rPr>
-          <w:rFonts w:ascii="Apple Braille" w:hAnsi="Apple Braille"/>
-          <w:sz w:val="28"/>
-          <w:szCs w:val="28"/>
-        </w:rPr>
-      </w:pPr>
-      <w:r>
-        <w:rPr>
-          <w:rFonts w:ascii="Apple Braille" w:hAnsi="Apple Braille"/>
-          <w:sz w:val="28"/>
-          <w:szCs w:val="28"/>
-        </w:rPr>
+        <w:pStyle w:val="Heading3"/>
+      </w:pPr>
+      <w:bookmarkStart w:id="15" w:name="_Toc228775291"/>
+      <w:r>
         <w:lastRenderedPageBreak/>
-        <w:t xml:space="preserve">B) BPMN </w:t>
+        <w:t xml:space="preserve">BPMN </w:t>
       </w:r>
       <w:r>
         <w:rPr>
           <w:rFonts w:ascii="Times New Roman" w:hAnsi="Times New Roman" w:cs="Times New Roman"/>
-          <w:sz w:val="28"/>
-          <w:szCs w:val="28"/>
         </w:rPr>
         <w:t>—</w:t>
       </w:r>
       <w:r>
-        <w:rPr>
-          <w:rFonts w:ascii="Apple Braille" w:hAnsi="Apple Braille"/>
-          <w:sz w:val="28"/>
-          <w:szCs w:val="28"/>
-        </w:rPr>
-        <w:t xml:space="preserve"> Borrow Book Process</w:t>
-      </w:r>
+        <w:t xml:space="preserve"> </w:t>
+      </w:r>
+      <w:proofErr w:type="spellStart"/>
+      <w:r>
+        <w:t>Borrow</w:t>
+      </w:r>
+      <w:proofErr w:type="spellEnd"/>
+      <w:r>
+        <w:t xml:space="preserve"> </w:t>
+      </w:r>
+      <w:proofErr w:type="spellStart"/>
+      <w:r>
+        <w:t>Book</w:t>
+      </w:r>
+      <w:proofErr w:type="spellEnd"/>
+      <w:r>
+        <w:t xml:space="preserve"> Process</w:t>
+      </w:r>
+      <w:bookmarkEnd w:id="15"/>
     </w:p>
     <w:p>
       <w:pPr>
@@ -7061,38 +7292,32 @@
           <w:szCs w:val="28"/>
         </w:rPr>
       </w:pPr>
-      <w:r>
-        <w:rPr>
-          <w:rFonts w:ascii="Apple Braille" w:hAnsi="Apple Braille"/>
-          <w:sz w:val="28"/>
-          <w:szCs w:val="28"/>
+      <w:bookmarkStart w:id="16" w:name="_Toc228775292"/>
+      <w:proofErr w:type="spellStart"/>
+      <w:r>
+        <w:rPr>
+          <w:rStyle w:val="Heading3Char"/>
         </w:rPr>
         <w:lastRenderedPageBreak/>
-        <w:t xml:space="preserve">C) </w:t>
-      </w:r>
-      <w:proofErr w:type="spellStart"/>
-      <w:r>
-        <w:rPr>
-          <w:rFonts w:ascii="Apple Braille" w:hAnsi="Apple Braille"/>
-          <w:sz w:val="28"/>
-          <w:szCs w:val="28"/>
-        </w:rPr>
         <w:t>Deployment</w:t>
       </w:r>
       <w:proofErr w:type="spellEnd"/>
       <w:r>
         <w:rPr>
-          <w:rFonts w:ascii="Apple Braille" w:hAnsi="Apple Braille"/>
-          <w:sz w:val="28"/>
-          <w:szCs w:val="28"/>
-        </w:rPr>
-        <w:t xml:space="preserve"> Diagram </w:t>
-      </w:r>
-      <w:r>
-        <w:rPr>
-          <w:rFonts w:ascii="Apple Braille" w:hAnsi="Apple Braille"/>
-          <w:sz w:val="28"/>
-          <w:szCs w:val="28"/>
+          <w:rStyle w:val="Heading3Char"/>
+        </w:rPr>
+        <w:t xml:space="preserve"> Diagram</w:t>
+      </w:r>
+      <w:bookmarkEnd w:id="16"/>
+      <w:r>
+        <w:rPr>
+          <w:rStyle w:val="Heading3Char"/>
+        </w:rPr>
+        <w:t xml:space="preserve"> </w:t>
+      </w:r>
+      <w:r>
+        <w:rPr>
+          <w:rStyle w:val="Heading3Char"/>
         </w:rPr>
         <w:br/>
       </w:r>
@@ -7155,7 +7380,7 @@
       <w:pPr>
         <w:pStyle w:val="Heading2"/>
       </w:pPr>
-      <w:bookmarkStart w:id="14" w:name="_Toc228774648"/>
+      <w:bookmarkStart w:id="17" w:name="_Toc228775293"/>
       <w:r>
         <w:lastRenderedPageBreak/>
         <w:t xml:space="preserve">SWOT </w:t>
@@ -7164,7 +7389,7 @@
       <w:r>
         <w:t>Analysis</w:t>
       </w:r>
-      <w:bookmarkEnd w:id="14"/>
+      <w:bookmarkEnd w:id="17"/>
       <w:proofErr w:type="spellEnd"/>
     </w:p>
     <w:tbl>
@@ -8902,12 +9127,12 @@
       <w:pPr>
         <w:pStyle w:val="Heading2"/>
       </w:pPr>
-      <w:bookmarkStart w:id="15" w:name="_Toc228774649"/>
+      <w:bookmarkStart w:id="18" w:name="_Toc228775294"/>
       <w:r>
         <w:lastRenderedPageBreak/>
         <w:t>Future Improvements</w:t>
       </w:r>
-      <w:bookmarkEnd w:id="15"/>
+      <w:bookmarkEnd w:id="18"/>
     </w:p>
     <w:p>
       <w:pPr>
@@ -8933,8 +9158,25 @@
           <w:szCs w:val="28"/>
         </w:rPr>
         <w:tab/>
+      </w:r>
+      <w:r>
+        <w:rPr>
+          <w:rFonts w:ascii="Apple Braille" w:hAnsi="Apple Braille"/>
+          <w:sz w:val="28"/>
+          <w:szCs w:val="28"/>
+        </w:rPr>
+        <w:tab/>
+      </w:r>
+      <w:proofErr w:type="spellStart"/>
+      <w:r>
+        <w:rPr>
+          <w:rFonts w:ascii="Apple Braille" w:hAnsi="Apple Braille"/>
+          <w:sz w:val="28"/>
+          <w:szCs w:val="28"/>
+        </w:rPr>
         <w:t>Improvement</w:t>
       </w:r>
+      <w:proofErr w:type="spellEnd"/>
     </w:p>
     <w:p>
       <w:pPr>
@@ -8959,8 +9201,18 @@
           <w:sz w:val="28"/>
           <w:szCs w:val="28"/>
         </w:rPr>
-        <w:t xml:space="preserve"> High</w:t>
-      </w:r>
+        <w:t xml:space="preserve"> </w:t>
+      </w:r>
+      <w:proofErr w:type="spellStart"/>
+      <w:r>
+        <w:rPr>
+          <w:rFonts w:ascii="Apple Braille" w:hAnsi="Apple Braille"/>
+          <w:sz w:val="28"/>
+          <w:szCs w:val="28"/>
+        </w:rPr>
+        <w:t>High</w:t>
+      </w:r>
+      <w:proofErr w:type="spellEnd"/>
       <w:r>
         <w:rPr>
           <w:rFonts w:ascii="Apple Braille" w:hAnsi="Apple Braille"/>
@@ -8968,7 +9220,50 @@
           <w:szCs w:val="28"/>
         </w:rPr>
         <w:tab/>
-        <w:t xml:space="preserve">Hash passwords </w:t>
+      </w:r>
+      <w:r>
+        <w:rPr>
+          <w:rFonts w:ascii="Apple Braille" w:hAnsi="Apple Braille"/>
+          <w:sz w:val="28"/>
+          <w:szCs w:val="28"/>
+        </w:rPr>
+        <w:tab/>
+      </w:r>
+      <w:proofErr w:type="spellStart"/>
+      <w:r>
+        <w:rPr>
+          <w:rFonts w:ascii="Apple Braille" w:hAnsi="Apple Braille"/>
+          <w:sz w:val="28"/>
+          <w:szCs w:val="28"/>
+        </w:rPr>
+        <w:t>Hash</w:t>
+      </w:r>
+      <w:proofErr w:type="spellEnd"/>
+      <w:r>
+        <w:rPr>
+          <w:rFonts w:ascii="Apple Braille" w:hAnsi="Apple Braille"/>
+          <w:sz w:val="28"/>
+          <w:szCs w:val="28"/>
+        </w:rPr>
+        <w:t xml:space="preserve"> </w:t>
+      </w:r>
+      <w:proofErr w:type="spellStart"/>
+      <w:r>
+        <w:rPr>
+          <w:rFonts w:ascii="Apple Braille" w:hAnsi="Apple Braille"/>
+          <w:sz w:val="28"/>
+          <w:szCs w:val="28"/>
+        </w:rPr>
+        <w:t>passwords</w:t>
+      </w:r>
+      <w:proofErr w:type="spellEnd"/>
+      <w:r>
+        <w:rPr>
+          <w:rFonts w:ascii="Apple Braille" w:hAnsi="Apple Braille"/>
+          <w:sz w:val="28"/>
+          <w:szCs w:val="28"/>
+        </w:rPr>
+        <w:t xml:space="preserve"> </w:t>
       </w:r>
       <w:r>
         <w:rPr>
@@ -8984,7 +9279,43 @@
           <w:sz w:val="28"/>
           <w:szCs w:val="28"/>
         </w:rPr>
-        <w:t xml:space="preserve"> never store plaintext</w:t>
+        <w:t xml:space="preserve"> </w:t>
+      </w:r>
+      <w:proofErr w:type="spellStart"/>
+      <w:r>
+        <w:rPr>
+          <w:rFonts w:ascii="Apple Braille" w:hAnsi="Apple Braille"/>
+          <w:sz w:val="28"/>
+          <w:szCs w:val="28"/>
+        </w:rPr>
+        <w:t>never</w:t>
+      </w:r>
+      <w:proofErr w:type="spellEnd"/>
+      <w:r>
+        <w:rPr>
+          <w:rFonts w:ascii="Apple Braille" w:hAnsi="Apple Braille"/>
+          <w:sz w:val="28"/>
+          <w:szCs w:val="28"/>
+        </w:rPr>
+        <w:t xml:space="preserve"> </w:t>
+      </w:r>
+      <w:proofErr w:type="spellStart"/>
+      <w:r>
+        <w:rPr>
+          <w:rFonts w:ascii="Apple Braille" w:hAnsi="Apple Braille"/>
+          <w:sz w:val="28"/>
+          <w:szCs w:val="28"/>
+        </w:rPr>
+        <w:t>store</w:t>
+      </w:r>
+      <w:proofErr w:type="spellEnd"/>
+      <w:r>
+        <w:rPr>
+          <w:rFonts w:ascii="Apple Braille" w:hAnsi="Apple Braille"/>
+          <w:sz w:val="28"/>
+          <w:szCs w:val="28"/>
+        </w:rPr>
+        <w:t xml:space="preserve"> plaintext</w:t>
       </w:r>
     </w:p>
     <w:p>
@@ -9115,8 +9446,18 @@
           <w:sz w:val="28"/>
           <w:szCs w:val="28"/>
         </w:rPr>
-        <w:t xml:space="preserve"> Low</w:t>
-      </w:r>
+        <w:t xml:space="preserve"> </w:t>
+      </w:r>
+      <w:proofErr w:type="spellStart"/>
+      <w:r>
+        <w:rPr>
+          <w:rFonts w:ascii="Apple Braille" w:hAnsi="Apple Braille"/>
+          <w:sz w:val="28"/>
+          <w:szCs w:val="28"/>
+        </w:rPr>
+        <w:t>Low</w:t>
+      </w:r>
+      <w:proofErr w:type="spellEnd"/>
       <w:r>
         <w:rPr>
           <w:rFonts w:ascii="Apple Braille" w:hAnsi="Apple Braille"/>
@@ -9124,7 +9465,86 @@
           <w:szCs w:val="28"/>
         </w:rPr>
         <w:tab/>
-        <w:t>Add book detail page (/books/:id)</w:t>
+      </w:r>
+      <w:r>
+        <w:rPr>
+          <w:rFonts w:ascii="Apple Braille" w:hAnsi="Apple Braille"/>
+          <w:sz w:val="28"/>
+          <w:szCs w:val="28"/>
+        </w:rPr>
+        <w:tab/>
+      </w:r>
+      <w:proofErr w:type="spellStart"/>
+      <w:r>
+        <w:rPr>
+          <w:rFonts w:ascii="Apple Braille" w:hAnsi="Apple Braille"/>
+          <w:sz w:val="28"/>
+          <w:szCs w:val="28"/>
+        </w:rPr>
+        <w:t>Add</w:t>
+      </w:r>
+      <w:proofErr w:type="spellEnd"/>
+      <w:r>
+        <w:rPr>
+          <w:rFonts w:ascii="Apple Braille" w:hAnsi="Apple Braille"/>
+          <w:sz w:val="28"/>
+          <w:szCs w:val="28"/>
+        </w:rPr>
+        <w:t xml:space="preserve"> </w:t>
+      </w:r>
+      <w:proofErr w:type="spellStart"/>
+      <w:r>
+        <w:rPr>
+          <w:rFonts w:ascii="Apple Braille" w:hAnsi="Apple Braille"/>
+          <w:sz w:val="28"/>
+          <w:szCs w:val="28"/>
+        </w:rPr>
+        <w:t>book</w:t>
+      </w:r>
+      <w:proofErr w:type="spellEnd"/>
+      <w:r>
+        <w:rPr>
+          <w:rFonts w:ascii="Apple Braille" w:hAnsi="Apple Braille"/>
+          <w:sz w:val="28"/>
+          <w:szCs w:val="28"/>
+        </w:rPr>
+        <w:t xml:space="preserve"> detail </w:t>
+      </w:r>
+      <w:proofErr w:type="spellStart"/>
+      <w:r>
+        <w:rPr>
+          <w:rFonts w:ascii="Apple Braille" w:hAnsi="Apple Braille"/>
+          <w:sz w:val="28"/>
+          <w:szCs w:val="28"/>
+        </w:rPr>
+        <w:t>page</w:t>
+      </w:r>
+      <w:proofErr w:type="spellEnd"/>
+      <w:r>
+        <w:rPr>
+          <w:rFonts w:ascii="Apple Braille" w:hAnsi="Apple Braille"/>
+          <w:sz w:val="28"/>
+          <w:szCs w:val="28"/>
+        </w:rPr>
+        <w:t xml:space="preserve"> (/</w:t>
+      </w:r>
+      <w:proofErr w:type="spellStart"/>
+      <w:r>
+        <w:rPr>
+          <w:rFonts w:ascii="Apple Braille" w:hAnsi="Apple Braille"/>
+          <w:sz w:val="28"/>
+          <w:szCs w:val="28"/>
+        </w:rPr>
+        <w:t>books</w:t>
+      </w:r>
+      <w:proofErr w:type="spellEnd"/>
+      <w:r>
+        <w:rPr>
+          <w:rFonts w:ascii="Apple Braille" w:hAnsi="Apple Braille"/>
+          <w:sz w:val="28"/>
+          <w:szCs w:val="28"/>
+        </w:rPr>
+        <w:t>/:id)</w:t>
       </w:r>
     </w:p>
     <w:p>
@@ -9150,8 +9570,18 @@
           <w:sz w:val="28"/>
           <w:szCs w:val="28"/>
         </w:rPr>
-        <w:t xml:space="preserve"> Low</w:t>
-      </w:r>
+        <w:t xml:space="preserve"> </w:t>
+      </w:r>
+      <w:proofErr w:type="spellStart"/>
+      <w:r>
+        <w:rPr>
+          <w:rFonts w:ascii="Apple Braille" w:hAnsi="Apple Braille"/>
+          <w:sz w:val="28"/>
+          <w:szCs w:val="28"/>
+        </w:rPr>
+        <w:t>Low</w:t>
+      </w:r>
+      <w:proofErr w:type="spellEnd"/>
       <w:r>
         <w:rPr>
           <w:rFonts w:ascii="Apple Braille" w:hAnsi="Apple Braille"/>
@@ -9159,8 +9589,97 @@
           <w:szCs w:val="28"/>
         </w:rPr>
         <w:tab/>
-        <w:t>Reservation queue for unavailable books</w:t>
-      </w:r>
+      </w:r>
+      <w:r>
+        <w:rPr>
+          <w:rFonts w:ascii="Apple Braille" w:hAnsi="Apple Braille"/>
+          <w:sz w:val="28"/>
+          <w:szCs w:val="28"/>
+        </w:rPr>
+        <w:tab/>
+      </w:r>
+      <w:proofErr w:type="spellStart"/>
+      <w:r>
+        <w:rPr>
+          <w:rFonts w:ascii="Apple Braille" w:hAnsi="Apple Braille"/>
+          <w:sz w:val="28"/>
+          <w:szCs w:val="28"/>
+        </w:rPr>
+        <w:t>Reservation</w:t>
+      </w:r>
+      <w:proofErr w:type="spellEnd"/>
+      <w:r>
+        <w:rPr>
+          <w:rFonts w:ascii="Apple Braille" w:hAnsi="Apple Braille"/>
+          <w:sz w:val="28"/>
+          <w:szCs w:val="28"/>
+        </w:rPr>
+        <w:t xml:space="preserve"> </w:t>
+      </w:r>
+      <w:proofErr w:type="spellStart"/>
+      <w:r>
+        <w:rPr>
+          <w:rFonts w:ascii="Apple Braille" w:hAnsi="Apple Braille"/>
+          <w:sz w:val="28"/>
+          <w:szCs w:val="28"/>
+        </w:rPr>
+        <w:t>queue</w:t>
+      </w:r>
+      <w:proofErr w:type="spellEnd"/>
+      <w:r>
+        <w:rPr>
+          <w:rFonts w:ascii="Apple Braille" w:hAnsi="Apple Braille"/>
+          <w:sz w:val="28"/>
+          <w:szCs w:val="28"/>
+        </w:rPr>
+        <w:t xml:space="preserve"> </w:t>
+      </w:r>
+      <w:proofErr w:type="spellStart"/>
+      <w:r>
+        <w:rPr>
+          <w:rFonts w:ascii="Apple Braille" w:hAnsi="Apple Braille"/>
+          <w:sz w:val="28"/>
+          <w:szCs w:val="28"/>
+        </w:rPr>
+        <w:t>for</w:t>
+      </w:r>
+      <w:proofErr w:type="spellEnd"/>
+      <w:r>
+        <w:rPr>
+          <w:rFonts w:ascii="Apple Braille" w:hAnsi="Apple Braille"/>
+          <w:sz w:val="28"/>
+          <w:szCs w:val="28"/>
+        </w:rPr>
+        <w:t xml:space="preserve"> </w:t>
+      </w:r>
+      <w:proofErr w:type="spellStart"/>
+      <w:r>
+        <w:rPr>
+          <w:rFonts w:ascii="Apple Braille" w:hAnsi="Apple Braille"/>
+          <w:sz w:val="28"/>
+          <w:szCs w:val="28"/>
+        </w:rPr>
+        <w:t>unavailable</w:t>
+      </w:r>
+      <w:proofErr w:type="spellEnd"/>
+      <w:r>
+        <w:rPr>
+          <w:rFonts w:ascii="Apple Braille" w:hAnsi="Apple Braille"/>
+          <w:sz w:val="28"/>
+          <w:szCs w:val="28"/>
+        </w:rPr>
+        <w:t xml:space="preserve"> </w:t>
+      </w:r>
+      <w:proofErr w:type="spellStart"/>
+      <w:r>
+        <w:rPr>
+          <w:rFonts w:ascii="Apple Braille" w:hAnsi="Apple Braille"/>
+          <w:sz w:val="28"/>
+          <w:szCs w:val="28"/>
+        </w:rPr>
+        <w:t>books</w:t>
+      </w:r>
+      <w:proofErr w:type="spellEnd"/>
     </w:p>
     <w:p>
       <w:pPr>
@@ -9184,8 +9703,18 @@
           <w:sz w:val="28"/>
           <w:szCs w:val="28"/>
         </w:rPr>
-        <w:t xml:space="preserve"> Low</w:t>
-      </w:r>
+        <w:t xml:space="preserve"> </w:t>
+      </w:r>
+      <w:proofErr w:type="spellStart"/>
+      <w:r>
+        <w:rPr>
+          <w:rFonts w:ascii="Apple Braille" w:hAnsi="Apple Braille"/>
+          <w:sz w:val="28"/>
+          <w:szCs w:val="28"/>
+        </w:rPr>
+        <w:t>Low</w:t>
+      </w:r>
+      <w:proofErr w:type="spellEnd"/>
       <w:r>
         <w:rPr>
           <w:rFonts w:ascii="Apple Braille" w:hAnsi="Apple Braille"/>
@@ -9193,8 +9722,87 @@
           <w:szCs w:val="28"/>
         </w:rPr>
         <w:tab/>
-        <w:t>Email notifications for due dates</w:t>
-      </w:r>
+      </w:r>
+      <w:r>
+        <w:rPr>
+          <w:rFonts w:ascii="Apple Braille" w:hAnsi="Apple Braille"/>
+          <w:sz w:val="28"/>
+          <w:szCs w:val="28"/>
+        </w:rPr>
+        <w:tab/>
+      </w:r>
+      <w:r>
+        <w:rPr>
+          <w:rFonts w:ascii="Apple Braille" w:hAnsi="Apple Braille"/>
+          <w:sz w:val="28"/>
+          <w:szCs w:val="28"/>
+        </w:rPr>
+        <w:t xml:space="preserve">Email </w:t>
+      </w:r>
+      <w:proofErr w:type="spellStart"/>
+      <w:r>
+        <w:rPr>
+          <w:rFonts w:ascii="Apple Braille" w:hAnsi="Apple Braille"/>
+          <w:sz w:val="28"/>
+          <w:szCs w:val="28"/>
+        </w:rPr>
+        <w:t>notifications</w:t>
+      </w:r>
+      <w:proofErr w:type="spellEnd"/>
+      <w:r>
+        <w:rPr>
+          <w:rFonts w:ascii="Apple Braille" w:hAnsi="Apple Braille"/>
+          <w:sz w:val="28"/>
+          <w:szCs w:val="28"/>
+        </w:rPr>
+        <w:t xml:space="preserve"> </w:t>
+      </w:r>
+      <w:proofErr w:type="spellStart"/>
+      <w:r>
+        <w:rPr>
+          <w:rFonts w:ascii="Apple Braille" w:hAnsi="Apple Braille"/>
+          <w:sz w:val="28"/>
+          <w:szCs w:val="28"/>
+        </w:rPr>
+        <w:t>for</w:t>
+      </w:r>
+      <w:proofErr w:type="spellEnd"/>
+      <w:r>
+        <w:rPr>
+          <w:rFonts w:ascii="Apple Braille" w:hAnsi="Apple Braille"/>
+          <w:sz w:val="28"/>
+          <w:szCs w:val="28"/>
+        </w:rPr>
+        <w:t xml:space="preserve"> </w:t>
+      </w:r>
+      <w:proofErr w:type="spellStart"/>
+      <w:r>
+        <w:rPr>
+          <w:rFonts w:ascii="Apple Braille" w:hAnsi="Apple Braille"/>
+          <w:sz w:val="28"/>
+          <w:szCs w:val="28"/>
+        </w:rPr>
+        <w:t>due</w:t>
+      </w:r>
+      <w:proofErr w:type="spellEnd"/>
+      <w:r>
+        <w:rPr>
+          <w:rFonts w:ascii="Apple Braille" w:hAnsi="Apple Braille"/>
+          <w:sz w:val="28"/>
+          <w:szCs w:val="28"/>
+        </w:rPr>
+        <w:t xml:space="preserve"> </w:t>
+      </w:r>
+      <w:proofErr w:type="spellStart"/>
+      <w:r>
+        <w:rPr>
+          <w:rFonts w:ascii="Apple Braille" w:hAnsi="Apple Braille"/>
+          <w:sz w:val="28"/>
+          <w:szCs w:val="28"/>
+        </w:rPr>
+        <w:t>dates</w:t>
+      </w:r>
+      <w:proofErr w:type="spellEnd"/>
     </w:p>
     <w:p>
       <w:pPr>
@@ -9219,7 +9827,7 @@
           <w:lang w:val="en-GB"/>
         </w:rPr>
       </w:pPr>
-      <w:bookmarkStart w:id="16" w:name="_Toc228774650"/>
+      <w:bookmarkStart w:id="19" w:name="_Toc228775295"/>
       <w:r>
         <w:rPr>
           <w:lang w:val="en-GB"/>
@@ -9227,7 +9835,7 @@
         <w:lastRenderedPageBreak/>
         <w:t>Backend</w:t>
       </w:r>
-      <w:bookmarkEnd w:id="16"/>
+      <w:bookmarkEnd w:id="19"/>
     </w:p>
     <w:p>
       <w:pPr>
@@ -9237,14 +9845,14 @@
           <w:lang w:val="en-GB"/>
         </w:rPr>
       </w:pPr>
-      <w:bookmarkStart w:id="17" w:name="_Toc228774651"/>
+      <w:bookmarkStart w:id="20" w:name="_Toc228775296"/>
       <w:r>
         <w:rPr>
           <w:lang w:val="en-GB"/>
         </w:rPr>
         <w:t>Diagrams</w:t>
       </w:r>
-      <w:bookmarkEnd w:id="17"/>
+      <w:bookmarkEnd w:id="20"/>
     </w:p>
     <w:p>
       <w:pPr>
@@ -9253,14 +9861,14 @@
           <w:lang w:val="en-GB"/>
         </w:rPr>
       </w:pPr>
-      <w:bookmarkStart w:id="18" w:name="_Toc228774652"/>
+      <w:bookmarkStart w:id="21" w:name="_Toc228775297"/>
       <w:r>
         <w:rPr>
           <w:lang w:val="en-GB"/>
         </w:rPr>
         <w:t>Architecture diagram</w:t>
       </w:r>
-      <w:bookmarkEnd w:id="18"/>
+      <w:bookmarkEnd w:id="21"/>
     </w:p>
     <w:p>
       <w:r>
@@ -9309,7 +9917,17 @@
     </w:p>
     <w:p>
       <w:r>
-        <w:t>v PostgreSQL Database</w:t>
+        <w:t>V</w:t>
+      </w:r>
+    </w:p>
+    <w:p>
+      <w:proofErr w:type="spellStart"/>
+      <w:r>
+        <w:t>PostgreSQL</w:t>
+      </w:r>
+      <w:proofErr w:type="spellEnd"/>
+      <w:r>
+        <w:t xml:space="preserve"> Database</w:t>
       </w:r>
     </w:p>
     <w:p>
@@ -9327,14 +9945,14 @@
           <w:lang w:val="en-GB"/>
         </w:rPr>
       </w:pPr>
-      <w:bookmarkStart w:id="19" w:name="_Toc228774653"/>
+      <w:bookmarkStart w:id="22" w:name="_Toc228775298"/>
       <w:r>
         <w:rPr>
           <w:lang w:val="en-GB"/>
         </w:rPr>
         <w:t>Class Diagram</w:t>
       </w:r>
-      <w:bookmarkEnd w:id="19"/>
+      <w:bookmarkEnd w:id="22"/>
     </w:p>
     <w:p>
       <w:pPr>
@@ -9406,7 +10024,7 @@
           <w:lang w:val="en-GB"/>
         </w:rPr>
       </w:pPr>
-      <w:bookmarkStart w:id="20" w:name="_Toc228774654"/>
+      <w:bookmarkStart w:id="23" w:name="_Toc228775299"/>
       <w:r>
         <w:rPr>
           <w:lang w:val="en-GB"/>
@@ -9414,7 +10032,7 @@
         <w:lastRenderedPageBreak/>
         <w:t>Sequence Diagram (Regular)</w:t>
       </w:r>
-      <w:bookmarkEnd w:id="20"/>
+      <w:bookmarkEnd w:id="23"/>
     </w:p>
     <w:p>
       <w:pPr>
@@ -9486,14 +10104,14 @@
           <w:lang w:val="en-GB"/>
         </w:rPr>
       </w:pPr>
-      <w:bookmarkStart w:id="21" w:name="_Toc228774655"/>
+      <w:bookmarkStart w:id="24" w:name="_Toc228775300"/>
       <w:r>
         <w:rPr>
           <w:lang w:val="en-GB"/>
         </w:rPr>
         <w:t>Sequence Diagram (System)</w:t>
       </w:r>
-      <w:bookmarkEnd w:id="21"/>
+      <w:bookmarkEnd w:id="24"/>
     </w:p>
     <w:p>
       <w:pPr>
@@ -9582,7 +10200,7 @@
           <w:lang w:val="en-GB"/>
         </w:rPr>
       </w:pPr>
-      <w:bookmarkStart w:id="22" w:name="_Toc228774656"/>
+      <w:bookmarkStart w:id="25" w:name="_Toc228775301"/>
       <w:r>
         <w:rPr>
           <w:lang w:val="en-GB"/>
@@ -9590,7 +10208,7 @@
         <w:lastRenderedPageBreak/>
         <w:t>Entities</w:t>
       </w:r>
-      <w:bookmarkEnd w:id="22"/>
+      <w:bookmarkEnd w:id="25"/>
     </w:p>
     <w:p>
       <w:pPr>
@@ -9600,14 +10218,14 @@
           <w:lang w:val="en-GB"/>
         </w:rPr>
       </w:pPr>
-      <w:bookmarkStart w:id="23" w:name="_Toc228774657"/>
+      <w:bookmarkStart w:id="26" w:name="_Toc228775302"/>
       <w:r>
         <w:rPr>
           <w:lang w:val="en-GB"/>
         </w:rPr>
         <w:t>Role</w:t>
       </w:r>
-      <w:bookmarkEnd w:id="23"/>
+      <w:bookmarkEnd w:id="26"/>
     </w:p>
     <w:p>
       <w:pPr>
@@ -9659,7 +10277,7 @@
           <w:lang w:val="en-GB"/>
         </w:rPr>
       </w:pPr>
-      <w:bookmarkStart w:id="24" w:name="_Toc228774658"/>
+      <w:bookmarkStart w:id="27" w:name="_Toc228775303"/>
       <w:proofErr w:type="spellStart"/>
       <w:r>
         <w:rPr>
@@ -9667,7 +10285,7 @@
         </w:rPr>
         <w:t>AppUser</w:t>
       </w:r>
-      <w:bookmarkEnd w:id="24"/>
+      <w:bookmarkEnd w:id="27"/>
       <w:proofErr w:type="spellEnd"/>
     </w:p>
     <w:p>
@@ -10110,14 +10728,14 @@
           <w:lang w:val="en-GB"/>
         </w:rPr>
       </w:pPr>
-      <w:bookmarkStart w:id="25" w:name="_Toc228774659"/>
+      <w:bookmarkStart w:id="28" w:name="_Toc228775304"/>
       <w:r>
         <w:rPr>
           <w:lang w:val="en-GB"/>
         </w:rPr>
         <w:t>Book</w:t>
       </w:r>
-      <w:bookmarkEnd w:id="25"/>
+      <w:bookmarkEnd w:id="28"/>
     </w:p>
     <w:p>
       <w:pPr>
@@ -10741,14 +11359,15 @@
           <w:lang w:val="en-GB"/>
         </w:rPr>
       </w:pPr>
-      <w:bookmarkStart w:id="26" w:name="_Toc228774660"/>
+      <w:bookmarkStart w:id="29" w:name="_Toc228775305"/>
       <w:r>
         <w:rPr>
           <w:lang w:val="en-GB"/>
         </w:rPr>
+        <w:lastRenderedPageBreak/>
         <w:t>Borrowing</w:t>
       </w:r>
-      <w:bookmarkEnd w:id="26"/>
+      <w:bookmarkEnd w:id="29"/>
     </w:p>
     <w:p>
       <w:pPr>
@@ -11177,7 +11796,7 @@
           <w:lang w:val="en-GB"/>
         </w:rPr>
       </w:pPr>
-      <w:bookmarkStart w:id="27" w:name="_Toc228774661"/>
+      <w:bookmarkStart w:id="30" w:name="_Toc228775306"/>
       <w:r>
         <w:rPr>
           <w:lang w:val="en-GB"/>
@@ -11185,7 +11804,7 @@
         <w:lastRenderedPageBreak/>
         <w:t>Data Transfer Object</w:t>
       </w:r>
-      <w:bookmarkEnd w:id="27"/>
+      <w:bookmarkEnd w:id="30"/>
     </w:p>
     <w:p>
       <w:pPr>
@@ -11209,7 +11828,7 @@
           <w:lang w:val="en-GB"/>
         </w:rPr>
       </w:pPr>
-      <w:bookmarkStart w:id="28" w:name="_Toc228774662"/>
+      <w:bookmarkStart w:id="31" w:name="_Toc228775307"/>
       <w:proofErr w:type="spellStart"/>
       <w:r>
         <w:rPr>
@@ -11217,7 +11836,7 @@
         </w:rPr>
         <w:t>LoginRequest</w:t>
       </w:r>
-      <w:bookmarkEnd w:id="28"/>
+      <w:bookmarkEnd w:id="31"/>
       <w:proofErr w:type="spellEnd"/>
     </w:p>
     <w:p>
@@ -11307,7 +11926,7 @@
           <w:lang w:val="en-GB"/>
         </w:rPr>
       </w:pPr>
-      <w:bookmarkStart w:id="29" w:name="_Toc228774663"/>
+      <w:bookmarkStart w:id="32" w:name="_Toc228775308"/>
       <w:proofErr w:type="spellStart"/>
       <w:r>
         <w:rPr>
@@ -11315,7 +11934,7 @@
         </w:rPr>
         <w:t>RegisterRequest</w:t>
       </w:r>
-      <w:bookmarkEnd w:id="29"/>
+      <w:bookmarkEnd w:id="32"/>
       <w:proofErr w:type="spellEnd"/>
     </w:p>
     <w:p>
@@ -11432,7 +12051,7 @@
           <w:lang w:val="en-GB"/>
         </w:rPr>
       </w:pPr>
-      <w:bookmarkStart w:id="30" w:name="_Toc228774664"/>
+      <w:bookmarkStart w:id="33" w:name="_Toc228775309"/>
       <w:proofErr w:type="spellStart"/>
       <w:r>
         <w:rPr>
@@ -11440,7 +12059,7 @@
         </w:rPr>
         <w:t>UserToken</w:t>
       </w:r>
-      <w:bookmarkEnd w:id="30"/>
+      <w:bookmarkEnd w:id="33"/>
       <w:proofErr w:type="spellEnd"/>
     </w:p>
     <w:p>
@@ -11575,7 +12194,7 @@
           <w:lang w:val="en-GB"/>
         </w:rPr>
       </w:pPr>
-      <w:bookmarkStart w:id="31" w:name="_Toc228774665"/>
+      <w:bookmarkStart w:id="34" w:name="_Toc228775310"/>
       <w:r>
         <w:rPr>
           <w:lang w:val="en-GB"/>
@@ -11583,7 +12202,7 @@
         <w:lastRenderedPageBreak/>
         <w:t>Repositories</w:t>
       </w:r>
-      <w:bookmarkEnd w:id="31"/>
+      <w:bookmarkEnd w:id="34"/>
     </w:p>
     <w:p>
       <w:pPr>
@@ -11607,7 +12226,7 @@
           <w:lang w:val="en-GB"/>
         </w:rPr>
       </w:pPr>
-      <w:bookmarkStart w:id="32" w:name="_Toc228774666"/>
+      <w:bookmarkStart w:id="35" w:name="_Toc228775311"/>
       <w:proofErr w:type="spellStart"/>
       <w:r>
         <w:rPr>
@@ -11615,7 +12234,7 @@
         </w:rPr>
         <w:t>AppUserRepository</w:t>
       </w:r>
-      <w:bookmarkEnd w:id="32"/>
+      <w:bookmarkEnd w:id="35"/>
       <w:proofErr w:type="spellEnd"/>
     </w:p>
     <w:tbl>
@@ -11719,7 +12338,7 @@
           <w:lang w:val="en-GB"/>
         </w:rPr>
       </w:pPr>
-      <w:bookmarkStart w:id="33" w:name="_Toc228774667"/>
+      <w:bookmarkStart w:id="36" w:name="_Toc228775312"/>
       <w:proofErr w:type="spellStart"/>
       <w:r>
         <w:rPr>
@@ -11727,7 +12346,7 @@
         </w:rPr>
         <w:t>BookRepository</w:t>
       </w:r>
-      <w:bookmarkEnd w:id="33"/>
+      <w:bookmarkEnd w:id="36"/>
       <w:proofErr w:type="spellEnd"/>
     </w:p>
     <w:tbl>
@@ -11883,7 +12502,7 @@
           <w:lang w:val="en-GB"/>
         </w:rPr>
       </w:pPr>
-      <w:bookmarkStart w:id="34" w:name="_Toc228774668"/>
+      <w:bookmarkStart w:id="37" w:name="_Toc228775313"/>
       <w:proofErr w:type="spellStart"/>
       <w:r>
         <w:rPr>
@@ -11891,7 +12510,7 @@
         </w:rPr>
         <w:t>BorrowingRepository</w:t>
       </w:r>
-      <w:bookmarkEnd w:id="34"/>
+      <w:bookmarkEnd w:id="37"/>
       <w:proofErr w:type="spellEnd"/>
     </w:p>
     <w:tbl>
@@ -12027,7 +12646,7 @@
           <w:lang w:val="en-GB"/>
         </w:rPr>
       </w:pPr>
-      <w:bookmarkStart w:id="35" w:name="_Toc228774669"/>
+      <w:bookmarkStart w:id="38" w:name="_Toc228775314"/>
       <w:r>
         <w:rPr>
           <w:lang w:val="en-GB"/>
@@ -12035,7 +12654,7 @@
         <w:lastRenderedPageBreak/>
         <w:t>Service layer</w:t>
       </w:r>
-      <w:bookmarkEnd w:id="35"/>
+      <w:bookmarkEnd w:id="38"/>
     </w:p>
     <w:p>
       <w:pPr>
@@ -12045,7 +12664,7 @@
           <w:lang w:val="en-GB"/>
         </w:rPr>
       </w:pPr>
-      <w:bookmarkStart w:id="36" w:name="_Toc228774670"/>
+      <w:bookmarkStart w:id="39" w:name="_Toc228775315"/>
       <w:proofErr w:type="spellStart"/>
       <w:r>
         <w:rPr>
@@ -12053,7 +12672,7 @@
         </w:rPr>
         <w:t>UserService</w:t>
       </w:r>
-      <w:bookmarkEnd w:id="36"/>
+      <w:bookmarkEnd w:id="39"/>
       <w:proofErr w:type="spellEnd"/>
     </w:p>
     <w:p>
@@ -12714,7 +13333,7 @@
           <w:lang w:val="en-GB"/>
         </w:rPr>
       </w:pPr>
-      <w:bookmarkStart w:id="37" w:name="_Toc228774671"/>
+      <w:bookmarkStart w:id="40" w:name="_Toc228775316"/>
       <w:proofErr w:type="spellStart"/>
       <w:r>
         <w:rPr>
@@ -12722,7 +13341,7 @@
         </w:rPr>
         <w:t>BookService</w:t>
       </w:r>
-      <w:bookmarkEnd w:id="37"/>
+      <w:bookmarkEnd w:id="40"/>
       <w:proofErr w:type="spellEnd"/>
     </w:p>
     <w:p>
@@ -14085,7 +14704,7 @@
           <w:lang w:val="en-GB"/>
         </w:rPr>
       </w:pPr>
-      <w:bookmarkStart w:id="38" w:name="_Toc228774672"/>
+      <w:bookmarkStart w:id="41" w:name="_Toc228775317"/>
       <w:proofErr w:type="spellStart"/>
       <w:r>
         <w:rPr>
@@ -14094,7 +14713,7 @@
         <w:lastRenderedPageBreak/>
         <w:t>BorrowingService</w:t>
       </w:r>
-      <w:bookmarkEnd w:id="38"/>
+      <w:bookmarkEnd w:id="41"/>
       <w:proofErr w:type="spellEnd"/>
     </w:p>
     <w:p>
@@ -14236,7 +14855,7 @@
           <w:lang w:val="en-GB"/>
         </w:rPr>
       </w:pPr>
-      <w:bookmarkStart w:id="39" w:name="_Toc228774673"/>
+      <w:bookmarkStart w:id="42" w:name="_Toc228775318"/>
       <w:r>
         <w:rPr>
           <w:lang w:val="en-GB"/>
@@ -14244,7 +14863,7 @@
         <w:lastRenderedPageBreak/>
         <w:t>Controllers</w:t>
       </w:r>
-      <w:bookmarkEnd w:id="39"/>
+      <w:bookmarkEnd w:id="42"/>
     </w:p>
     <w:p>
       <w:r>
@@ -14258,7 +14877,7 @@
           <w:lang w:val="en-GB"/>
         </w:rPr>
       </w:pPr>
-      <w:bookmarkStart w:id="40" w:name="_Toc228774674"/>
+      <w:bookmarkStart w:id="43" w:name="_Toc228775319"/>
       <w:proofErr w:type="spellStart"/>
       <w:r>
         <w:rPr>
@@ -14266,7 +14885,7 @@
         </w:rPr>
         <w:t>AuthController</w:t>
       </w:r>
-      <w:bookmarkEnd w:id="40"/>
+      <w:bookmarkEnd w:id="43"/>
       <w:proofErr w:type="spellEnd"/>
     </w:p>
     <w:p>
@@ -14498,7 +15117,7 @@
           <w:lang w:val="en-GB"/>
         </w:rPr>
       </w:pPr>
-      <w:bookmarkStart w:id="41" w:name="_Toc228774675"/>
+      <w:bookmarkStart w:id="44" w:name="_Toc228775320"/>
       <w:proofErr w:type="spellStart"/>
       <w:r>
         <w:rPr>
@@ -14506,7 +15125,7 @@
         </w:rPr>
         <w:t>BookController</w:t>
       </w:r>
-      <w:bookmarkEnd w:id="41"/>
+      <w:bookmarkEnd w:id="44"/>
       <w:proofErr w:type="spellEnd"/>
     </w:p>
     <w:p>
@@ -14813,7 +15432,7 @@
           <w:lang w:val="en-GB"/>
         </w:rPr>
       </w:pPr>
-      <w:bookmarkStart w:id="42" w:name="_Toc228774676"/>
+      <w:bookmarkStart w:id="45" w:name="_Toc228775321"/>
       <w:proofErr w:type="spellStart"/>
       <w:r>
         <w:rPr>
@@ -14821,7 +15440,7 @@
         </w:rPr>
         <w:t>DashboardController</w:t>
       </w:r>
-      <w:bookmarkEnd w:id="42"/>
+      <w:bookmarkEnd w:id="45"/>
       <w:proofErr w:type="spellEnd"/>
     </w:p>
     <w:p>
@@ -14928,7 +15547,7 @@
           <w:lang w:val="en-GB"/>
         </w:rPr>
       </w:pPr>
-      <w:bookmarkStart w:id="43" w:name="_Toc228774677"/>
+      <w:bookmarkStart w:id="46" w:name="_Toc228775322"/>
       <w:r>
         <w:rPr>
           <w:lang w:val="en-GB"/>
@@ -14936,7 +15555,7 @@
         <w:lastRenderedPageBreak/>
         <w:t>Configuration</w:t>
       </w:r>
-      <w:bookmarkEnd w:id="43"/>
+      <w:bookmarkEnd w:id="46"/>
     </w:p>
     <w:p>
       <w:pPr>
@@ -14945,7 +15564,7 @@
           <w:lang w:val="en-GB"/>
         </w:rPr>
       </w:pPr>
-      <w:bookmarkStart w:id="44" w:name="_Toc228774678"/>
+      <w:bookmarkStart w:id="47" w:name="_Toc228775323"/>
       <w:proofErr w:type="spellStart"/>
       <w:r>
         <w:rPr>
@@ -14953,7 +15572,7 @@
         </w:rPr>
         <w:t>WebSecurityConfig</w:t>
       </w:r>
-      <w:bookmarkEnd w:id="44"/>
+      <w:bookmarkEnd w:id="47"/>
       <w:proofErr w:type="spellEnd"/>
     </w:p>
     <w:p>

--- a/EduLend_documenation.docx
+++ b/EduLend_documenation.docx
@@ -3462,13 +3462,11 @@
         <w:widowControl w:val="0"/>
       </w:pPr>
       <w:bookmarkStart w:id="0" w:name="_Toc228775276"/>
-      <w:proofErr w:type="spellStart"/>
       <w:r>
         <w:lastRenderedPageBreak/>
         <w:t>Frontend</w:t>
       </w:r>
       <w:bookmarkEnd w:id="0"/>
-      <w:proofErr w:type="spellEnd"/>
     </w:p>
     <w:p>
       <w:pPr>
@@ -3479,12 +3477,10 @@
         </w:rPr>
       </w:pPr>
       <w:bookmarkStart w:id="1" w:name="_Toc228775277"/>
-      <w:proofErr w:type="spellStart"/>
       <w:r>
         <w:t>Introduction</w:t>
       </w:r>
       <w:bookmarkEnd w:id="1"/>
-      <w:proofErr w:type="spellEnd"/>
     </w:p>
     <w:p>
       <w:pPr>
@@ -3517,43 +3513,7 @@
           <w:sz w:val="28"/>
           <w:szCs w:val="28"/>
         </w:rPr>
-        <w:t xml:space="preserve"> designed as a frontend prototype ready to connect to a </w:t>
-      </w:r>
-      <w:proofErr w:type="spellStart"/>
-      <w:r>
-        <w:rPr>
-          <w:rFonts w:ascii="Apple Braille" w:hAnsi="Apple Braille"/>
-          <w:sz w:val="28"/>
-          <w:szCs w:val="28"/>
-        </w:rPr>
-        <w:t>real</w:t>
-      </w:r>
-      <w:proofErr w:type="spellEnd"/>
-      <w:r>
-        <w:rPr>
-          <w:rFonts w:ascii="Apple Braille" w:hAnsi="Apple Braille"/>
-          <w:sz w:val="28"/>
-          <w:szCs w:val="28"/>
-        </w:rPr>
-        <w:t xml:space="preserve"> </w:t>
-      </w:r>
-      <w:proofErr w:type="spellStart"/>
-      <w:r>
-        <w:rPr>
-          <w:rFonts w:ascii="Apple Braille" w:hAnsi="Apple Braille"/>
-          <w:sz w:val="28"/>
-          <w:szCs w:val="28"/>
-        </w:rPr>
-        <w:t>backend</w:t>
-      </w:r>
-      <w:proofErr w:type="spellEnd"/>
-      <w:r>
-        <w:rPr>
-          <w:rFonts w:ascii="Apple Braille" w:hAnsi="Apple Braille"/>
-          <w:sz w:val="28"/>
-          <w:szCs w:val="28"/>
-        </w:rPr>
-        <w:t>.</w:t>
+        <w:t xml:space="preserve"> designed as a frontend prototype ready to connect to a real backend.</w:t>
       </w:r>
     </w:p>
     <w:p>
@@ -3562,20 +3522,10 @@
         <w:widowControl w:val="0"/>
       </w:pPr>
       <w:bookmarkStart w:id="2" w:name="_Toc228775278"/>
-      <w:proofErr w:type="spellStart"/>
-      <w:r>
-        <w:t>System</w:t>
-      </w:r>
-      <w:proofErr w:type="spellEnd"/>
-      <w:r>
-        <w:t xml:space="preserve"> </w:t>
-      </w:r>
-      <w:proofErr w:type="spellStart"/>
-      <w:r>
-        <w:t>Overview</w:t>
+      <w:r>
+        <w:t>System Overview</w:t>
       </w:r>
       <w:bookmarkEnd w:id="2"/>
-      <w:proofErr w:type="spellEnd"/>
     </w:p>
     <w:p>
       <w:pPr>
@@ -3790,53 +3740,8 @@
           <w:szCs w:val="28"/>
         </w:rPr>
         <w:tab/>
-      </w:r>
-      <w:proofErr w:type="spellStart"/>
-      <w:r>
-        <w:rPr>
-          <w:rFonts w:ascii="Apple Braille" w:hAnsi="Apple Braille"/>
-          <w:sz w:val="28"/>
-          <w:szCs w:val="28"/>
-        </w:rPr>
-        <w:t>Mock</w:t>
-      </w:r>
-      <w:proofErr w:type="spellEnd"/>
-      <w:r>
-        <w:rPr>
-          <w:rFonts w:ascii="Apple Braille" w:hAnsi="Apple Braille"/>
-          <w:sz w:val="28"/>
-          <w:szCs w:val="28"/>
-        </w:rPr>
-        <w:t xml:space="preserve"> (</w:t>
-      </w:r>
-      <w:proofErr w:type="spellStart"/>
-      <w:r>
-        <w:rPr>
-          <w:rFonts w:ascii="Apple Braille" w:hAnsi="Apple Braille"/>
-          <w:sz w:val="28"/>
-          <w:szCs w:val="28"/>
-        </w:rPr>
-        <w:t>localStorage-based</w:t>
-      </w:r>
-      <w:proofErr w:type="spellEnd"/>
-      <w:r>
-        <w:rPr>
-          <w:rFonts w:ascii="Apple Braille" w:hAnsi="Apple Braille"/>
-          <w:sz w:val="28"/>
-          <w:szCs w:val="28"/>
-        </w:rPr>
-        <w:t>), JWT-</w:t>
-      </w:r>
-      <w:proofErr w:type="spellStart"/>
-      <w:r>
-        <w:rPr>
-          <w:rFonts w:ascii="Apple Braille" w:hAnsi="Apple Braille"/>
-          <w:sz w:val="28"/>
-          <w:szCs w:val="28"/>
-        </w:rPr>
-        <w:t>ready</w:t>
-      </w:r>
-      <w:proofErr w:type="spellEnd"/>
+        <w:t>Mock (localStorage-based), JWT-ready</w:t>
+      </w:r>
     </w:p>
     <w:p>
       <w:pPr>
@@ -3857,13 +3762,11 @@
         <w:widowControl w:val="0"/>
       </w:pPr>
       <w:bookmarkStart w:id="3" w:name="_Toc228775279"/>
-      <w:proofErr w:type="spellStart"/>
       <w:r>
         <w:lastRenderedPageBreak/>
         <w:t>Architecture</w:t>
       </w:r>
       <w:bookmarkEnd w:id="3"/>
-      <w:proofErr w:type="spellEnd"/>
     </w:p>
     <w:p>
       <w:pPr>
@@ -5098,18 +5001,8 @@
           <w:sz w:val="22"/>
           <w:szCs w:val="22"/>
         </w:rPr>
-        <w:t xml:space="preserve"> App.jsx                     # Router + Provider </w:t>
-      </w:r>
-      <w:proofErr w:type="spellStart"/>
-      <w:r>
-        <w:rPr>
-          <w:rFonts w:ascii="Apple Braille" w:hAnsi="Apple Braille"/>
-          <w:sz w:val="22"/>
-          <w:szCs w:val="22"/>
-        </w:rPr>
-        <w:t>tree</w:t>
-      </w:r>
-      <w:proofErr w:type="spellEnd"/>
+        <w:t xml:space="preserve"> App.jsx                     # Router + Provider tree</w:t>
+      </w:r>
     </w:p>
     <w:p>
       <w:pPr>
@@ -5117,21 +5010,11 @@
         <w:widowControl w:val="0"/>
       </w:pPr>
       <w:bookmarkStart w:id="4" w:name="_Toc228775280"/>
-      <w:proofErr w:type="spellStart"/>
       <w:r>
         <w:lastRenderedPageBreak/>
-        <w:t>Components</w:t>
-      </w:r>
-      <w:proofErr w:type="spellEnd"/>
-      <w:r>
-        <w:t xml:space="preserve"> </w:t>
-      </w:r>
-      <w:proofErr w:type="spellStart"/>
-      <w:r>
-        <w:t>Description</w:t>
+        <w:t>Components Description</w:t>
       </w:r>
       <w:bookmarkEnd w:id="4"/>
-      <w:proofErr w:type="spellEnd"/>
     </w:p>
     <w:p>
       <w:pPr>
@@ -5159,43 +5042,7 @@
           <w:sz w:val="28"/>
           <w:szCs w:val="28"/>
         </w:rPr>
-        <w:t xml:space="preserve">Displays a single book. Reads isBorrowed() from BorrowContext to show correct state. Calls borrowBook() on click. Navigates to /login if user </w:t>
-      </w:r>
-      <w:proofErr w:type="spellStart"/>
-      <w:r>
-        <w:rPr>
-          <w:rFonts w:ascii="Apple Braille" w:hAnsi="Apple Braille"/>
-          <w:sz w:val="28"/>
-          <w:szCs w:val="28"/>
-        </w:rPr>
-        <w:t>is</w:t>
-      </w:r>
-      <w:proofErr w:type="spellEnd"/>
-      <w:r>
-        <w:rPr>
-          <w:rFonts w:ascii="Apple Braille" w:hAnsi="Apple Braille"/>
-          <w:sz w:val="28"/>
-          <w:szCs w:val="28"/>
-        </w:rPr>
-        <w:t xml:space="preserve"> not </w:t>
-      </w:r>
-      <w:proofErr w:type="spellStart"/>
-      <w:r>
-        <w:rPr>
-          <w:rFonts w:ascii="Apple Braille" w:hAnsi="Apple Braille"/>
-          <w:sz w:val="28"/>
-          <w:szCs w:val="28"/>
-        </w:rPr>
-        <w:t>authenticated</w:t>
-      </w:r>
-      <w:proofErr w:type="spellEnd"/>
-      <w:r>
-        <w:rPr>
-          <w:rFonts w:ascii="Apple Braille" w:hAnsi="Apple Braille"/>
-          <w:sz w:val="28"/>
-          <w:szCs w:val="28"/>
-        </w:rPr>
-        <w:t>.</w:t>
+        <w:t>Displays a single book. Reads isBorrowed() from BorrowContext to show correct state. Calls borrowBook() on click. Navigates to /login if user is not authenticated.</w:t>
       </w:r>
     </w:p>
     <w:p>
@@ -5224,43 +5071,7 @@
           <w:sz w:val="28"/>
           <w:szCs w:val="28"/>
         </w:rPr>
-        <w:t xml:space="preserve">Renders the full book list from useBooks hook. Passes each book to BookCard. </w:t>
-      </w:r>
-      <w:proofErr w:type="spellStart"/>
-      <w:r>
-        <w:rPr>
-          <w:rFonts w:ascii="Apple Braille" w:hAnsi="Apple Braille"/>
-          <w:sz w:val="28"/>
-          <w:szCs w:val="28"/>
-        </w:rPr>
-        <w:t>Includes</w:t>
-      </w:r>
-      <w:proofErr w:type="spellEnd"/>
-      <w:r>
-        <w:rPr>
-          <w:rFonts w:ascii="Apple Braille" w:hAnsi="Apple Braille"/>
-          <w:sz w:val="28"/>
-          <w:szCs w:val="28"/>
-        </w:rPr>
-        <w:t xml:space="preserve"> </w:t>
-      </w:r>
-      <w:proofErr w:type="spellStart"/>
-      <w:r>
-        <w:rPr>
-          <w:rFonts w:ascii="Apple Braille" w:hAnsi="Apple Braille"/>
-          <w:sz w:val="28"/>
-          <w:szCs w:val="28"/>
-        </w:rPr>
-        <w:t>search</w:t>
-      </w:r>
-      <w:proofErr w:type="spellEnd"/>
-      <w:r>
-        <w:rPr>
-          <w:rFonts w:ascii="Apple Braille" w:hAnsi="Apple Braille"/>
-          <w:sz w:val="28"/>
-          <w:szCs w:val="28"/>
-        </w:rPr>
-        <w:t xml:space="preserve"> input.</w:t>
+        <w:t>Renders the full book list from useBooks hook. Passes each book to BookCard. Includes search input.</w:t>
       </w:r>
     </w:p>
     <w:p>
@@ -5289,71 +5100,7 @@
           <w:sz w:val="28"/>
           <w:szCs w:val="28"/>
         </w:rPr>
-        <w:t xml:space="preserve">Reads borrowedBooks from BorrowContext. Displays borrow date (parsed from ISO string). Allows </w:t>
-      </w:r>
-      <w:proofErr w:type="spellStart"/>
-      <w:r>
-        <w:rPr>
-          <w:rFonts w:ascii="Apple Braille" w:hAnsi="Apple Braille"/>
-          <w:sz w:val="28"/>
-          <w:szCs w:val="28"/>
-        </w:rPr>
-        <w:t>returning</w:t>
-      </w:r>
-      <w:proofErr w:type="spellEnd"/>
-      <w:r>
-        <w:rPr>
-          <w:rFonts w:ascii="Apple Braille" w:hAnsi="Apple Braille"/>
-          <w:sz w:val="28"/>
-          <w:szCs w:val="28"/>
-        </w:rPr>
-        <w:t xml:space="preserve"> </w:t>
-      </w:r>
-      <w:proofErr w:type="spellStart"/>
-      <w:r>
-        <w:rPr>
-          <w:rFonts w:ascii="Apple Braille" w:hAnsi="Apple Braille"/>
-          <w:sz w:val="28"/>
-          <w:szCs w:val="28"/>
-        </w:rPr>
-        <w:t>books</w:t>
-      </w:r>
-      <w:proofErr w:type="spellEnd"/>
-      <w:r>
-        <w:rPr>
-          <w:rFonts w:ascii="Apple Braille" w:hAnsi="Apple Braille"/>
-          <w:sz w:val="28"/>
-          <w:szCs w:val="28"/>
-        </w:rPr>
-        <w:t xml:space="preserve"> via </w:t>
-      </w:r>
-      <w:proofErr w:type="spellStart"/>
-      <w:proofErr w:type="gramStart"/>
-      <w:r>
-        <w:rPr>
-          <w:rFonts w:ascii="Apple Braille" w:hAnsi="Apple Braille"/>
-          <w:sz w:val="28"/>
-          <w:szCs w:val="28"/>
-        </w:rPr>
-        <w:t>returnBook</w:t>
-      </w:r>
-      <w:proofErr w:type="spellEnd"/>
-      <w:r>
-        <w:rPr>
-          <w:rFonts w:ascii="Apple Braille" w:hAnsi="Apple Braille"/>
-          <w:sz w:val="28"/>
-          <w:szCs w:val="28"/>
-        </w:rPr>
-        <w:t>(</w:t>
-      </w:r>
-      <w:proofErr w:type="gramEnd"/>
-      <w:r>
-        <w:rPr>
-          <w:rFonts w:ascii="Apple Braille" w:hAnsi="Apple Braille"/>
-          <w:sz w:val="28"/>
-          <w:szCs w:val="28"/>
-        </w:rPr>
-        <w:t>).</w:t>
+        <w:t>Reads borrowedBooks from BorrowContext. Displays borrow date (parsed from ISO string). Allows returning books via returnBook().</w:t>
       </w:r>
     </w:p>
     <w:p>
@@ -5382,79 +5129,7 @@
           <w:sz w:val="28"/>
           <w:szCs w:val="28"/>
         </w:rPr>
-        <w:t xml:space="preserve">Shared shell: Header with nav links + user info, &lt;Outlet /&gt; </w:t>
-      </w:r>
-      <w:proofErr w:type="spellStart"/>
-      <w:r>
-        <w:rPr>
-          <w:rFonts w:ascii="Apple Braille" w:hAnsi="Apple Braille"/>
-          <w:sz w:val="28"/>
-          <w:szCs w:val="28"/>
-        </w:rPr>
-        <w:t>for</w:t>
-      </w:r>
-      <w:proofErr w:type="spellEnd"/>
-      <w:r>
-        <w:rPr>
-          <w:rFonts w:ascii="Apple Braille" w:hAnsi="Apple Braille"/>
-          <w:sz w:val="28"/>
-          <w:szCs w:val="28"/>
-        </w:rPr>
-        <w:t xml:space="preserve"> </w:t>
-      </w:r>
-      <w:proofErr w:type="spellStart"/>
-      <w:r>
-        <w:rPr>
-          <w:rFonts w:ascii="Apple Braille" w:hAnsi="Apple Braille"/>
-          <w:sz w:val="28"/>
-          <w:szCs w:val="28"/>
-        </w:rPr>
-        <w:t>page</w:t>
-      </w:r>
-      <w:proofErr w:type="spellEnd"/>
-      <w:r>
-        <w:rPr>
-          <w:rFonts w:ascii="Apple Braille" w:hAnsi="Apple Braille"/>
-          <w:sz w:val="28"/>
-          <w:szCs w:val="28"/>
-        </w:rPr>
-        <w:t xml:space="preserve"> </w:t>
-      </w:r>
-      <w:proofErr w:type="spellStart"/>
-      <w:r>
-        <w:rPr>
-          <w:rFonts w:ascii="Apple Braille" w:hAnsi="Apple Braille"/>
-          <w:sz w:val="28"/>
-          <w:szCs w:val="28"/>
-        </w:rPr>
-        <w:t>content</w:t>
-      </w:r>
-      <w:proofErr w:type="spellEnd"/>
-      <w:r>
-        <w:rPr>
-          <w:rFonts w:ascii="Apple Braille" w:hAnsi="Apple Braille"/>
-          <w:sz w:val="28"/>
-          <w:szCs w:val="28"/>
-        </w:rPr>
-        <w:t xml:space="preserve">, </w:t>
-      </w:r>
-      <w:proofErr w:type="spellStart"/>
-      <w:r>
-        <w:rPr>
-          <w:rFonts w:ascii="Apple Braille" w:hAnsi="Apple Braille"/>
-          <w:sz w:val="28"/>
-          <w:szCs w:val="28"/>
-        </w:rPr>
-        <w:t>Footer</w:t>
-      </w:r>
-      <w:proofErr w:type="spellEnd"/>
-      <w:r>
-        <w:rPr>
-          <w:rFonts w:ascii="Apple Braille" w:hAnsi="Apple Braille"/>
-          <w:sz w:val="28"/>
-          <w:szCs w:val="28"/>
-        </w:rPr>
-        <w:t>.</w:t>
+        <w:t>Shared shell: Header with nav links + user info, &lt;Outlet /&gt; for page content, Footer.</w:t>
       </w:r>
     </w:p>
     <w:p>
@@ -5483,61 +5158,7 @@
           <w:sz w:val="28"/>
           <w:szCs w:val="28"/>
         </w:rPr>
-        <w:t xml:space="preserve">Redirects unauthenticated users to /login. Shows nothing during </w:t>
-      </w:r>
-      <w:proofErr w:type="spellStart"/>
-      <w:r>
-        <w:rPr>
-          <w:rFonts w:ascii="Apple Braille" w:hAnsi="Apple Braille"/>
-          <w:sz w:val="28"/>
-          <w:szCs w:val="28"/>
-        </w:rPr>
-        <w:t>loading</w:t>
-      </w:r>
-      <w:proofErr w:type="spellEnd"/>
-      <w:r>
-        <w:rPr>
-          <w:rFonts w:ascii="Apple Braille" w:hAnsi="Apple Braille"/>
-          <w:sz w:val="28"/>
-          <w:szCs w:val="28"/>
-        </w:rPr>
-        <w:t xml:space="preserve"> to </w:t>
-      </w:r>
-      <w:proofErr w:type="spellStart"/>
-      <w:r>
-        <w:rPr>
-          <w:rFonts w:ascii="Apple Braille" w:hAnsi="Apple Braille"/>
-          <w:sz w:val="28"/>
-          <w:szCs w:val="28"/>
-        </w:rPr>
-        <w:t>prevent</w:t>
-      </w:r>
-      <w:proofErr w:type="spellEnd"/>
-      <w:r>
-        <w:rPr>
-          <w:rFonts w:ascii="Apple Braille" w:hAnsi="Apple Braille"/>
-          <w:sz w:val="28"/>
-          <w:szCs w:val="28"/>
-        </w:rPr>
-        <w:t xml:space="preserve"> </w:t>
-      </w:r>
-      <w:proofErr w:type="spellStart"/>
-      <w:r>
-        <w:rPr>
-          <w:rFonts w:ascii="Apple Braille" w:hAnsi="Apple Braille"/>
-          <w:sz w:val="28"/>
-          <w:szCs w:val="28"/>
-        </w:rPr>
-        <w:t>flash</w:t>
-      </w:r>
-      <w:proofErr w:type="spellEnd"/>
-      <w:r>
-        <w:rPr>
-          <w:rFonts w:ascii="Apple Braille" w:hAnsi="Apple Braille"/>
-          <w:sz w:val="28"/>
-          <w:szCs w:val="28"/>
-        </w:rPr>
-        <w:t>.</w:t>
+        <w:t>Redirects unauthenticated users to /login. Shows nothing during loading to prevent flash.</w:t>
       </w:r>
     </w:p>
     <w:p>
@@ -5560,14 +5181,9 @@
       <w:bookmarkStart w:id="10" w:name="_Toc228775286"/>
       <w:r>
         <w:lastRenderedPageBreak/>
-        <w:t xml:space="preserve">Data </w:t>
-      </w:r>
-      <w:proofErr w:type="spellStart"/>
-      <w:r>
-        <w:t>Flow</w:t>
+        <w:t>Data Flow</w:t>
       </w:r>
       <w:bookmarkEnd w:id="10"/>
-      <w:proofErr w:type="spellEnd"/>
     </w:p>
     <w:p>
       <w:pPr>
@@ -6119,22 +5735,9 @@
         <w:pStyle w:val="Heading2"/>
       </w:pPr>
       <w:bookmarkStart w:id="11" w:name="_Toc228775287"/>
-      <w:proofErr w:type="spellStart"/>
       <w:r>
         <w:lastRenderedPageBreak/>
-        <w:t>Borrowing</w:t>
-      </w:r>
-      <w:proofErr w:type="spellEnd"/>
-      <w:r>
-        <w:t xml:space="preserve"> </w:t>
-      </w:r>
-      <w:proofErr w:type="spellStart"/>
-      <w:r>
-        <w:t>Logic</w:t>
-      </w:r>
-      <w:proofErr w:type="spellEnd"/>
-      <w:r>
-        <w:t xml:space="preserve"> ("P</w:t>
+        <w:t>Borrowing Logic ("P</w:t>
       </w:r>
       <w:r>
         <w:rPr>
@@ -6187,61 +5790,33 @@
           <w:sz w:val="28"/>
           <w:szCs w:val="28"/>
         </w:rPr>
-        <w:t xml:space="preserve"> </w:t>
-      </w:r>
-      <w:proofErr w:type="gramStart"/>
-      <w:r>
-        <w:rPr>
-          <w:rFonts w:ascii="Apple Braille" w:hAnsi="Apple Braille"/>
-          <w:sz w:val="28"/>
-          <w:szCs w:val="28"/>
-        </w:rPr>
-        <w:t>handleBorrow(</w:t>
-      </w:r>
-      <w:proofErr w:type="gramEnd"/>
-      <w:r>
-        <w:rPr>
-          <w:rFonts w:ascii="Apple Braille" w:hAnsi="Apple Braille"/>
-          <w:sz w:val="28"/>
-          <w:szCs w:val="28"/>
-        </w:rPr>
-        <w:t>)</w:t>
-      </w:r>
-    </w:p>
-    <w:p>
-      <w:pPr>
-        <w:widowControl w:val="0"/>
-        <w:rPr>
-          <w:rFonts w:ascii="Apple Braille" w:hAnsi="Apple Braille"/>
-        </w:rPr>
-      </w:pPr>
-    </w:p>
-    <w:p>
-      <w:pPr>
-        <w:widowControl w:val="0"/>
-        <w:rPr>
-          <w:rFonts w:ascii="Apple Braille" w:hAnsi="Apple Braille"/>
-          <w:sz w:val="28"/>
-          <w:szCs w:val="28"/>
-        </w:rPr>
-      </w:pPr>
-      <w:proofErr w:type="spellStart"/>
-      <w:r>
-        <w:rPr>
-          <w:rFonts w:ascii="Apple Braille" w:hAnsi="Apple Braille"/>
-          <w:sz w:val="28"/>
-          <w:szCs w:val="28"/>
-        </w:rPr>
-        <w:t>Steps</w:t>
-      </w:r>
-      <w:proofErr w:type="spellEnd"/>
-      <w:r>
-        <w:rPr>
-          <w:rFonts w:ascii="Apple Braille" w:hAnsi="Apple Braille"/>
-          <w:sz w:val="28"/>
-          <w:szCs w:val="28"/>
-        </w:rPr>
-        <w:t>:</w:t>
+        <w:t xml:space="preserve"> handleBorrow()</w:t>
+      </w:r>
+    </w:p>
+    <w:p>
+      <w:pPr>
+        <w:widowControl w:val="0"/>
+        <w:rPr>
+          <w:rFonts w:ascii="Apple Braille" w:hAnsi="Apple Braille"/>
+        </w:rPr>
+      </w:pPr>
+    </w:p>
+    <w:p>
+      <w:pPr>
+        <w:widowControl w:val="0"/>
+        <w:rPr>
+          <w:rFonts w:ascii="Apple Braille" w:hAnsi="Apple Braille"/>
+          <w:sz w:val="28"/>
+          <w:szCs w:val="28"/>
+        </w:rPr>
+      </w:pPr>
+      <w:r>
+        <w:rPr>
+          <w:rFonts w:ascii="Apple Braille" w:hAnsi="Apple Braille"/>
+          <w:sz w:val="28"/>
+          <w:szCs w:val="28"/>
+        </w:rPr>
+        <w:t>Steps:</w:t>
       </w:r>
     </w:p>
     <w:p>
@@ -6563,72 +6138,8 @@
           <w:sz w:val="28"/>
           <w:szCs w:val="28"/>
         </w:rPr>
-        <w:t xml:space="preserve">Dashboard immediately </w:t>
-      </w:r>
-      <w:proofErr w:type="spellStart"/>
-      <w:r>
-        <w:rPr>
-          <w:rFonts w:ascii="Apple Braille" w:hAnsi="Apple Braille"/>
-          <w:sz w:val="28"/>
-          <w:szCs w:val="28"/>
-        </w:rPr>
-        <w:t>reflects</w:t>
-      </w:r>
-      <w:proofErr w:type="spellEnd"/>
-      <w:r>
-        <w:rPr>
-          <w:rFonts w:ascii="Apple Braille" w:hAnsi="Apple Braille"/>
-          <w:sz w:val="28"/>
-          <w:szCs w:val="28"/>
-        </w:rPr>
-        <w:t xml:space="preserve"> </w:t>
-      </w:r>
-      <w:proofErr w:type="spellStart"/>
-      <w:r>
-        <w:rPr>
-          <w:rFonts w:ascii="Apple Braille" w:hAnsi="Apple Braille"/>
-          <w:sz w:val="28"/>
-          <w:szCs w:val="28"/>
-        </w:rPr>
-        <w:t>the</w:t>
-      </w:r>
-      <w:proofErr w:type="spellEnd"/>
-      <w:r>
-        <w:rPr>
-          <w:rFonts w:ascii="Apple Braille" w:hAnsi="Apple Braille"/>
-          <w:sz w:val="28"/>
-          <w:szCs w:val="28"/>
-        </w:rPr>
-        <w:t xml:space="preserve"> </w:t>
-      </w:r>
-      <w:proofErr w:type="spellStart"/>
-      <w:r>
-        <w:rPr>
-          <w:rFonts w:ascii="Apple Braille" w:hAnsi="Apple Braille"/>
-          <w:sz w:val="28"/>
-          <w:szCs w:val="28"/>
-        </w:rPr>
-        <w:t>new</w:t>
-      </w:r>
-      <w:proofErr w:type="spellEnd"/>
-      <w:r>
-        <w:rPr>
-          <w:rFonts w:ascii="Apple Braille" w:hAnsi="Apple Braille"/>
-          <w:sz w:val="28"/>
-          <w:szCs w:val="28"/>
-        </w:rPr>
-        <w:t xml:space="preserve"> </w:t>
-      </w:r>
-      <w:proofErr w:type="spellStart"/>
-      <w:r>
-        <w:rPr>
-          <w:rFonts w:ascii="Apple Braille" w:hAnsi="Apple Braille"/>
-          <w:sz w:val="28"/>
-          <w:szCs w:val="28"/>
-        </w:rPr>
-        <w:t>borrow</w:t>
-      </w:r>
-      <w:proofErr w:type="spellEnd"/>
+        <w:t>Dashboard immediately reflects the new borrow</w:t>
+      </w:r>
     </w:p>
     <w:p>
       <w:pPr>
@@ -6648,21 +6159,11 @@
         <w:pStyle w:val="Heading2"/>
       </w:pPr>
       <w:bookmarkStart w:id="12" w:name="_Toc228775288"/>
-      <w:proofErr w:type="spellStart"/>
       <w:r>
         <w:lastRenderedPageBreak/>
-        <w:t>Authentication</w:t>
-      </w:r>
-      <w:proofErr w:type="spellEnd"/>
-      <w:r>
-        <w:t xml:space="preserve"> </w:t>
-      </w:r>
-      <w:proofErr w:type="spellStart"/>
-      <w:r>
-        <w:t>Logic</w:t>
+        <w:t>Authentication Logic</w:t>
       </w:r>
       <w:bookmarkEnd w:id="12"/>
-      <w:proofErr w:type="spellEnd"/>
     </w:p>
     <w:p>
       <w:pPr>
@@ -7019,63 +6520,7 @@
           <w:sz w:val="28"/>
           <w:szCs w:val="28"/>
         </w:rPr>
-        <w:t xml:space="preserve">On 401: attempts token refresh; on </w:t>
-      </w:r>
-      <w:proofErr w:type="spellStart"/>
-      <w:r>
-        <w:rPr>
-          <w:rFonts w:ascii="Apple Braille" w:hAnsi="Apple Braille"/>
-          <w:sz w:val="28"/>
-          <w:szCs w:val="28"/>
-        </w:rPr>
-        <w:t>failure</w:t>
-      </w:r>
-      <w:proofErr w:type="spellEnd"/>
-      <w:r>
-        <w:rPr>
-          <w:rFonts w:ascii="Apple Braille" w:hAnsi="Apple Braille"/>
-          <w:sz w:val="28"/>
-          <w:szCs w:val="28"/>
-        </w:rPr>
-        <w:t xml:space="preserve">, </w:t>
-      </w:r>
-      <w:proofErr w:type="spellStart"/>
-      <w:r>
-        <w:rPr>
-          <w:rFonts w:ascii="Apple Braille" w:hAnsi="Apple Braille"/>
-          <w:sz w:val="28"/>
-          <w:szCs w:val="28"/>
-        </w:rPr>
-        <w:t>dispatches</w:t>
-      </w:r>
-      <w:proofErr w:type="spellEnd"/>
-      <w:r>
-        <w:rPr>
-          <w:rFonts w:ascii="Apple Braille" w:hAnsi="Apple Braille"/>
-          <w:sz w:val="28"/>
-          <w:szCs w:val="28"/>
-        </w:rPr>
-        <w:t xml:space="preserve"> </w:t>
-      </w:r>
-      <w:proofErr w:type="spellStart"/>
-      <w:proofErr w:type="gramStart"/>
-      <w:r>
-        <w:rPr>
-          <w:rFonts w:ascii="Apple Braille" w:hAnsi="Apple Braille"/>
-          <w:sz w:val="28"/>
-          <w:szCs w:val="28"/>
-        </w:rPr>
-        <w:t>auth:logout</w:t>
-      </w:r>
-      <w:proofErr w:type="spellEnd"/>
-      <w:proofErr w:type="gramEnd"/>
-      <w:r>
-        <w:rPr>
-          <w:rFonts w:ascii="Apple Braille" w:hAnsi="Apple Braille"/>
-          <w:sz w:val="28"/>
-          <w:szCs w:val="28"/>
-        </w:rPr>
-        <w:t xml:space="preserve"> event</w:t>
+        <w:t>On 401: attempts token refresh; on failure, dispatches auth:logout event</w:t>
       </w:r>
     </w:p>
     <w:p>
@@ -7096,13 +6541,11 @@
         <w:pStyle w:val="Heading2"/>
       </w:pPr>
       <w:bookmarkStart w:id="13" w:name="_Toc228775289"/>
-      <w:proofErr w:type="spellStart"/>
       <w:r>
         <w:lastRenderedPageBreak/>
         <w:t>Diagrams</w:t>
       </w:r>
       <w:bookmarkEnd w:id="13"/>
-      <w:proofErr w:type="spellEnd"/>
     </w:p>
     <w:p>
       <w:pPr>
@@ -7212,23 +6655,7 @@
         <w:t>—</w:t>
       </w:r>
       <w:r>
-        <w:t xml:space="preserve"> </w:t>
-      </w:r>
-      <w:proofErr w:type="spellStart"/>
-      <w:r>
-        <w:t>Borrow</w:t>
-      </w:r>
-      <w:proofErr w:type="spellEnd"/>
-      <w:r>
-        <w:t xml:space="preserve"> </w:t>
-      </w:r>
-      <w:proofErr w:type="spellStart"/>
-      <w:r>
-        <w:t>Book</w:t>
-      </w:r>
-      <w:proofErr w:type="spellEnd"/>
-      <w:r>
-        <w:t xml:space="preserve"> Process</w:t>
+        <w:t xml:space="preserve"> Borrow Book Process</w:t>
       </w:r>
       <w:bookmarkEnd w:id="15"/>
     </w:p>
@@ -7293,20 +6720,12 @@
         </w:rPr>
       </w:pPr>
       <w:bookmarkStart w:id="16" w:name="_Toc228775292"/>
-      <w:proofErr w:type="spellStart"/>
       <w:r>
         <w:rPr>
           <w:rStyle w:val="Heading3Char"/>
         </w:rPr>
         <w:lastRenderedPageBreak/>
-        <w:t>Deployment</w:t>
-      </w:r>
-      <w:proofErr w:type="spellEnd"/>
-      <w:r>
-        <w:rPr>
-          <w:rStyle w:val="Heading3Char"/>
-        </w:rPr>
-        <w:t xml:space="preserve"> Diagram</w:t>
+        <w:t>Deployment Diagram</w:t>
       </w:r>
       <w:bookmarkEnd w:id="16"/>
       <w:r>
@@ -7383,14 +6802,9 @@
       <w:bookmarkStart w:id="17" w:name="_Toc228775293"/>
       <w:r>
         <w:lastRenderedPageBreak/>
-        <w:t xml:space="preserve">SWOT </w:t>
-      </w:r>
-      <w:proofErr w:type="spellStart"/>
-      <w:r>
-        <w:t>Analysis</w:t>
+        <w:t>SWOT Analysis</w:t>
       </w:r>
       <w:bookmarkEnd w:id="17"/>
-      <w:proofErr w:type="spellEnd"/>
     </w:p>
     <w:tbl>
       <w:tblPr>
@@ -9167,7 +8581,6 @@
         </w:rPr>
         <w:tab/>
       </w:r>
-      <w:proofErr w:type="spellStart"/>
       <w:r>
         <w:rPr>
           <w:rFonts w:ascii="Apple Braille" w:hAnsi="Apple Braille"/>
@@ -9176,7 +8589,6 @@
         </w:rPr>
         <w:t>Improvement</w:t>
       </w:r>
-      <w:proofErr w:type="spellEnd"/>
     </w:p>
     <w:p>
       <w:pPr>
@@ -9201,18 +8613,8 @@
           <w:sz w:val="28"/>
           <w:szCs w:val="28"/>
         </w:rPr>
-        <w:t xml:space="preserve"> </w:t>
-      </w:r>
-      <w:proofErr w:type="spellStart"/>
-      <w:r>
-        <w:rPr>
-          <w:rFonts w:ascii="Apple Braille" w:hAnsi="Apple Braille"/>
-          <w:sz w:val="28"/>
-          <w:szCs w:val="28"/>
-        </w:rPr>
-        <w:t>High</w:t>
-      </w:r>
-      <w:proofErr w:type="spellEnd"/>
+        <w:t xml:space="preserve"> High</w:t>
+      </w:r>
       <w:r>
         <w:rPr>
           <w:rFonts w:ascii="Apple Braille" w:hAnsi="Apple Braille"/>
@@ -9229,41 +8631,13 @@
         </w:rPr>
         <w:tab/>
       </w:r>
-      <w:proofErr w:type="spellStart"/>
-      <w:r>
-        <w:rPr>
-          <w:rFonts w:ascii="Apple Braille" w:hAnsi="Apple Braille"/>
-          <w:sz w:val="28"/>
-          <w:szCs w:val="28"/>
-        </w:rPr>
-        <w:t>Hash</w:t>
-      </w:r>
-      <w:proofErr w:type="spellEnd"/>
-      <w:r>
-        <w:rPr>
-          <w:rFonts w:ascii="Apple Braille" w:hAnsi="Apple Braille"/>
-          <w:sz w:val="28"/>
-          <w:szCs w:val="28"/>
-        </w:rPr>
-        <w:t xml:space="preserve"> </w:t>
-      </w:r>
-      <w:proofErr w:type="spellStart"/>
-      <w:r>
-        <w:rPr>
-          <w:rFonts w:ascii="Apple Braille" w:hAnsi="Apple Braille"/>
-          <w:sz w:val="28"/>
-          <w:szCs w:val="28"/>
-        </w:rPr>
-        <w:t>passwords</w:t>
-      </w:r>
-      <w:proofErr w:type="spellEnd"/>
-      <w:r>
-        <w:rPr>
-          <w:rFonts w:ascii="Apple Braille" w:hAnsi="Apple Braille"/>
-          <w:sz w:val="28"/>
-          <w:szCs w:val="28"/>
-        </w:rPr>
-        <w:t xml:space="preserve"> </w:t>
+      <w:r>
+        <w:rPr>
+          <w:rFonts w:ascii="Apple Braille" w:hAnsi="Apple Braille"/>
+          <w:sz w:val="28"/>
+          <w:szCs w:val="28"/>
+        </w:rPr>
+        <w:t xml:space="preserve">Hash passwords </w:t>
       </w:r>
       <w:r>
         <w:rPr>
@@ -9279,43 +8653,7 @@
           <w:sz w:val="28"/>
           <w:szCs w:val="28"/>
         </w:rPr>
-        <w:t xml:space="preserve"> </w:t>
-      </w:r>
-      <w:proofErr w:type="spellStart"/>
-      <w:r>
-        <w:rPr>
-          <w:rFonts w:ascii="Apple Braille" w:hAnsi="Apple Braille"/>
-          <w:sz w:val="28"/>
-          <w:szCs w:val="28"/>
-        </w:rPr>
-        <w:t>never</w:t>
-      </w:r>
-      <w:proofErr w:type="spellEnd"/>
-      <w:r>
-        <w:rPr>
-          <w:rFonts w:ascii="Apple Braille" w:hAnsi="Apple Braille"/>
-          <w:sz w:val="28"/>
-          <w:szCs w:val="28"/>
-        </w:rPr>
-        <w:t xml:space="preserve"> </w:t>
-      </w:r>
-      <w:proofErr w:type="spellStart"/>
-      <w:r>
-        <w:rPr>
-          <w:rFonts w:ascii="Apple Braille" w:hAnsi="Apple Braille"/>
-          <w:sz w:val="28"/>
-          <w:szCs w:val="28"/>
-        </w:rPr>
-        <w:t>store</w:t>
-      </w:r>
-      <w:proofErr w:type="spellEnd"/>
-      <w:r>
-        <w:rPr>
-          <w:rFonts w:ascii="Apple Braille" w:hAnsi="Apple Braille"/>
-          <w:sz w:val="28"/>
-          <w:szCs w:val="28"/>
-        </w:rPr>
-        <w:t xml:space="preserve"> plaintext</w:t>
+        <w:t xml:space="preserve"> never store plaintext</w:t>
       </w:r>
     </w:p>
     <w:p>
@@ -9446,18 +8784,8 @@
           <w:sz w:val="28"/>
           <w:szCs w:val="28"/>
         </w:rPr>
-        <w:t xml:space="preserve"> </w:t>
-      </w:r>
-      <w:proofErr w:type="spellStart"/>
-      <w:r>
-        <w:rPr>
-          <w:rFonts w:ascii="Apple Braille" w:hAnsi="Apple Braille"/>
-          <w:sz w:val="28"/>
-          <w:szCs w:val="28"/>
-        </w:rPr>
-        <w:t>Low</w:t>
-      </w:r>
-      <w:proofErr w:type="spellEnd"/>
+        <w:t xml:space="preserve"> Low</w:t>
+      </w:r>
       <w:r>
         <w:rPr>
           <w:rFonts w:ascii="Apple Braille" w:hAnsi="Apple Braille"/>
@@ -9474,77 +8802,13 @@
         </w:rPr>
         <w:tab/>
       </w:r>
-      <w:proofErr w:type="spellStart"/>
-      <w:r>
-        <w:rPr>
-          <w:rFonts w:ascii="Apple Braille" w:hAnsi="Apple Braille"/>
-          <w:sz w:val="28"/>
-          <w:szCs w:val="28"/>
-        </w:rPr>
-        <w:t>Add</w:t>
-      </w:r>
-      <w:proofErr w:type="spellEnd"/>
-      <w:r>
-        <w:rPr>
-          <w:rFonts w:ascii="Apple Braille" w:hAnsi="Apple Braille"/>
-          <w:sz w:val="28"/>
-          <w:szCs w:val="28"/>
-        </w:rPr>
-        <w:t xml:space="preserve"> </w:t>
-      </w:r>
-      <w:proofErr w:type="spellStart"/>
-      <w:r>
-        <w:rPr>
-          <w:rFonts w:ascii="Apple Braille" w:hAnsi="Apple Braille"/>
-          <w:sz w:val="28"/>
-          <w:szCs w:val="28"/>
-        </w:rPr>
-        <w:t>book</w:t>
-      </w:r>
-      <w:proofErr w:type="spellEnd"/>
-      <w:r>
-        <w:rPr>
-          <w:rFonts w:ascii="Apple Braille" w:hAnsi="Apple Braille"/>
-          <w:sz w:val="28"/>
-          <w:szCs w:val="28"/>
-        </w:rPr>
-        <w:t xml:space="preserve"> detail </w:t>
-      </w:r>
-      <w:proofErr w:type="spellStart"/>
-      <w:r>
-        <w:rPr>
-          <w:rFonts w:ascii="Apple Braille" w:hAnsi="Apple Braille"/>
-          <w:sz w:val="28"/>
-          <w:szCs w:val="28"/>
-        </w:rPr>
-        <w:t>page</w:t>
-      </w:r>
-      <w:proofErr w:type="spellEnd"/>
-      <w:r>
-        <w:rPr>
-          <w:rFonts w:ascii="Apple Braille" w:hAnsi="Apple Braille"/>
-          <w:sz w:val="28"/>
-          <w:szCs w:val="28"/>
-        </w:rPr>
-        <w:t xml:space="preserve"> (/</w:t>
-      </w:r>
-      <w:proofErr w:type="spellStart"/>
-      <w:r>
-        <w:rPr>
-          <w:rFonts w:ascii="Apple Braille" w:hAnsi="Apple Braille"/>
-          <w:sz w:val="28"/>
-          <w:szCs w:val="28"/>
-        </w:rPr>
-        <w:t>books</w:t>
-      </w:r>
-      <w:proofErr w:type="spellEnd"/>
-      <w:r>
-        <w:rPr>
-          <w:rFonts w:ascii="Apple Braille" w:hAnsi="Apple Braille"/>
-          <w:sz w:val="28"/>
-          <w:szCs w:val="28"/>
-        </w:rPr>
-        <w:t>/:id)</w:t>
+      <w:r>
+        <w:rPr>
+          <w:rFonts w:ascii="Apple Braille" w:hAnsi="Apple Braille"/>
+          <w:sz w:val="28"/>
+          <w:szCs w:val="28"/>
+        </w:rPr>
+        <w:t>Add book detail page (/books/:id)</w:t>
       </w:r>
     </w:p>
     <w:p>
@@ -9570,18 +8834,8 @@
           <w:sz w:val="28"/>
           <w:szCs w:val="28"/>
         </w:rPr>
-        <w:t xml:space="preserve"> </w:t>
-      </w:r>
-      <w:proofErr w:type="spellStart"/>
-      <w:r>
-        <w:rPr>
-          <w:rFonts w:ascii="Apple Braille" w:hAnsi="Apple Braille"/>
-          <w:sz w:val="28"/>
-          <w:szCs w:val="28"/>
-        </w:rPr>
-        <w:t>Low</w:t>
-      </w:r>
-      <w:proofErr w:type="spellEnd"/>
+        <w:t xml:space="preserve"> Low</w:t>
+      </w:r>
       <w:r>
         <w:rPr>
           <w:rFonts w:ascii="Apple Braille" w:hAnsi="Apple Braille"/>
@@ -9598,88 +8852,14 @@
         </w:rPr>
         <w:tab/>
       </w:r>
-      <w:proofErr w:type="spellStart"/>
-      <w:r>
-        <w:rPr>
-          <w:rFonts w:ascii="Apple Braille" w:hAnsi="Apple Braille"/>
-          <w:sz w:val="28"/>
-          <w:szCs w:val="28"/>
-        </w:rPr>
-        <w:t>Reservation</w:t>
-      </w:r>
-      <w:proofErr w:type="spellEnd"/>
-      <w:r>
-        <w:rPr>
-          <w:rFonts w:ascii="Apple Braille" w:hAnsi="Apple Braille"/>
-          <w:sz w:val="28"/>
-          <w:szCs w:val="28"/>
-        </w:rPr>
-        <w:t xml:space="preserve"> </w:t>
-      </w:r>
-      <w:proofErr w:type="spellStart"/>
-      <w:r>
-        <w:rPr>
-          <w:rFonts w:ascii="Apple Braille" w:hAnsi="Apple Braille"/>
-          <w:sz w:val="28"/>
-          <w:szCs w:val="28"/>
-        </w:rPr>
-        <w:t>queue</w:t>
-      </w:r>
-      <w:proofErr w:type="spellEnd"/>
-      <w:r>
-        <w:rPr>
-          <w:rFonts w:ascii="Apple Braille" w:hAnsi="Apple Braille"/>
-          <w:sz w:val="28"/>
-          <w:szCs w:val="28"/>
-        </w:rPr>
-        <w:t xml:space="preserve"> </w:t>
-      </w:r>
-      <w:proofErr w:type="spellStart"/>
-      <w:r>
-        <w:rPr>
-          <w:rFonts w:ascii="Apple Braille" w:hAnsi="Apple Braille"/>
-          <w:sz w:val="28"/>
-          <w:szCs w:val="28"/>
-        </w:rPr>
-        <w:t>for</w:t>
-      </w:r>
-      <w:proofErr w:type="spellEnd"/>
-      <w:r>
-        <w:rPr>
-          <w:rFonts w:ascii="Apple Braille" w:hAnsi="Apple Braille"/>
-          <w:sz w:val="28"/>
-          <w:szCs w:val="28"/>
-        </w:rPr>
-        <w:t xml:space="preserve"> </w:t>
-      </w:r>
-      <w:proofErr w:type="spellStart"/>
-      <w:r>
-        <w:rPr>
-          <w:rFonts w:ascii="Apple Braille" w:hAnsi="Apple Braille"/>
-          <w:sz w:val="28"/>
-          <w:szCs w:val="28"/>
-        </w:rPr>
-        <w:t>unavailable</w:t>
-      </w:r>
-      <w:proofErr w:type="spellEnd"/>
-      <w:r>
-        <w:rPr>
-          <w:rFonts w:ascii="Apple Braille" w:hAnsi="Apple Braille"/>
-          <w:sz w:val="28"/>
-          <w:szCs w:val="28"/>
-        </w:rPr>
-        <w:t xml:space="preserve"> </w:t>
-      </w:r>
-      <w:proofErr w:type="spellStart"/>
-      <w:r>
-        <w:rPr>
-          <w:rFonts w:ascii="Apple Braille" w:hAnsi="Apple Braille"/>
-          <w:sz w:val="28"/>
-          <w:szCs w:val="28"/>
-        </w:rPr>
-        <w:t>books</w:t>
-      </w:r>
-      <w:proofErr w:type="spellEnd"/>
+      <w:r>
+        <w:rPr>
+          <w:rFonts w:ascii="Apple Braille" w:hAnsi="Apple Braille"/>
+          <w:sz w:val="28"/>
+          <w:szCs w:val="28"/>
+        </w:rPr>
+        <w:t>Reservation queue for unavailable books</w:t>
+      </w:r>
     </w:p>
     <w:p>
       <w:pPr>
@@ -9703,18 +8883,8 @@
           <w:sz w:val="28"/>
           <w:szCs w:val="28"/>
         </w:rPr>
-        <w:t xml:space="preserve"> </w:t>
-      </w:r>
-      <w:proofErr w:type="spellStart"/>
-      <w:r>
-        <w:rPr>
-          <w:rFonts w:ascii="Apple Braille" w:hAnsi="Apple Braille"/>
-          <w:sz w:val="28"/>
-          <w:szCs w:val="28"/>
-        </w:rPr>
-        <w:t>Low</w:t>
-      </w:r>
-      <w:proofErr w:type="spellEnd"/>
+        <w:t xml:space="preserve"> Low</w:t>
+      </w:r>
       <w:r>
         <w:rPr>
           <w:rFonts w:ascii="Apple Braille" w:hAnsi="Apple Braille"/>
@@ -9737,72 +8907,8 @@
           <w:sz w:val="28"/>
           <w:szCs w:val="28"/>
         </w:rPr>
-        <w:t xml:space="preserve">Email </w:t>
-      </w:r>
-      <w:proofErr w:type="spellStart"/>
-      <w:r>
-        <w:rPr>
-          <w:rFonts w:ascii="Apple Braille" w:hAnsi="Apple Braille"/>
-          <w:sz w:val="28"/>
-          <w:szCs w:val="28"/>
-        </w:rPr>
-        <w:t>notifications</w:t>
-      </w:r>
-      <w:proofErr w:type="spellEnd"/>
-      <w:r>
-        <w:rPr>
-          <w:rFonts w:ascii="Apple Braille" w:hAnsi="Apple Braille"/>
-          <w:sz w:val="28"/>
-          <w:szCs w:val="28"/>
-        </w:rPr>
-        <w:t xml:space="preserve"> </w:t>
-      </w:r>
-      <w:proofErr w:type="spellStart"/>
-      <w:r>
-        <w:rPr>
-          <w:rFonts w:ascii="Apple Braille" w:hAnsi="Apple Braille"/>
-          <w:sz w:val="28"/>
-          <w:szCs w:val="28"/>
-        </w:rPr>
-        <w:t>for</w:t>
-      </w:r>
-      <w:proofErr w:type="spellEnd"/>
-      <w:r>
-        <w:rPr>
-          <w:rFonts w:ascii="Apple Braille" w:hAnsi="Apple Braille"/>
-          <w:sz w:val="28"/>
-          <w:szCs w:val="28"/>
-        </w:rPr>
-        <w:t xml:space="preserve"> </w:t>
-      </w:r>
-      <w:proofErr w:type="spellStart"/>
-      <w:r>
-        <w:rPr>
-          <w:rFonts w:ascii="Apple Braille" w:hAnsi="Apple Braille"/>
-          <w:sz w:val="28"/>
-          <w:szCs w:val="28"/>
-        </w:rPr>
-        <w:t>due</w:t>
-      </w:r>
-      <w:proofErr w:type="spellEnd"/>
-      <w:r>
-        <w:rPr>
-          <w:rFonts w:ascii="Apple Braille" w:hAnsi="Apple Braille"/>
-          <w:sz w:val="28"/>
-          <w:szCs w:val="28"/>
-        </w:rPr>
-        <w:t xml:space="preserve"> </w:t>
-      </w:r>
-      <w:proofErr w:type="spellStart"/>
-      <w:r>
-        <w:rPr>
-          <w:rFonts w:ascii="Apple Braille" w:hAnsi="Apple Braille"/>
-          <w:sz w:val="28"/>
-          <w:szCs w:val="28"/>
-        </w:rPr>
-        <w:t>dates</w:t>
-      </w:r>
-      <w:proofErr w:type="spellEnd"/>
+        <w:t>Email notifications for due dates</w:t>
+      </w:r>
     </w:p>
     <w:p>
       <w:pPr>
@@ -9921,21 +9027,9 @@
       </w:r>
     </w:p>
     <w:p>
-      <w:proofErr w:type="spellStart"/>
-      <w:r>
-        <w:t>PostgreSQL</w:t>
-      </w:r>
-      <w:proofErr w:type="spellEnd"/>
-      <w:r>
-        <w:t xml:space="preserve"> Database</w:t>
-      </w:r>
-    </w:p>
-    <w:p>
-      <w:pPr>
-        <w:rPr>
-          <w:lang w:val="en-GB"/>
-        </w:rPr>
-      </w:pPr>
+      <w:r>
+        <w:t>PostgreSQL Database</w:t>
+      </w:r>
     </w:p>
     <w:p>
       <w:pPr>
@@ -9967,10 +9061,10 @@
           <w:lang w:val="en-GB"/>
         </w:rPr>
         <w:drawing>
-          <wp:inline distT="0" distB="0" distL="0" distR="0" wp14:anchorId="668F65FC" wp14:editId="264866D0">
-            <wp:extent cx="5759450" cy="2794000"/>
-            <wp:effectExtent l="0" t="0" r="0" b="6350"/>
-            <wp:docPr id="1937378962" name="Picture 1"/>
+          <wp:inline distT="0" distB="0" distL="0" distR="0" wp14:anchorId="7D8EDA08" wp14:editId="76CF33D9">
+            <wp:extent cx="5724525" cy="2774950"/>
+            <wp:effectExtent l="0" t="0" r="9525" b="6350"/>
+            <wp:docPr id="958708959" name="Picture 1"/>
             <wp:cNvGraphicFramePr>
               <a:graphicFrameLocks xmlns:a="http://schemas.openxmlformats.org/drawingml/2006/main" noChangeAspect="1"/>
             </wp:cNvGraphicFramePr>
@@ -9999,7 +9093,7 @@
                   <pic:spPr bwMode="auto">
                     <a:xfrm>
                       <a:off x="0" y="0"/>
-                      <a:ext cx="5759450" cy="2794000"/>
+                      <a:ext cx="5724525" cy="2774950"/>
                     </a:xfrm>
                     <a:prstGeom prst="rect">
                       <a:avLst/>
@@ -10047,10 +9141,10 @@
           <w:lang w:val="en-GB"/>
         </w:rPr>
         <w:drawing>
-          <wp:inline distT="0" distB="0" distL="0" distR="0" wp14:anchorId="429D137A" wp14:editId="4082C6C4">
-            <wp:extent cx="6118879" cy="1855228"/>
-            <wp:effectExtent l="0" t="0" r="0" b="0"/>
-            <wp:docPr id="1765388805" name="Picture 2"/>
+          <wp:inline distT="0" distB="0" distL="0" distR="0" wp14:anchorId="4DC3A666" wp14:editId="0E54EF52">
+            <wp:extent cx="6143785" cy="1860514"/>
+            <wp:effectExtent l="0" t="0" r="0" b="6985"/>
+            <wp:docPr id="2144987779" name="Picture 2"/>
             <wp:cNvGraphicFramePr>
               <a:graphicFrameLocks xmlns:a="http://schemas.openxmlformats.org/drawingml/2006/main" noChangeAspect="1"/>
             </wp:cNvGraphicFramePr>
@@ -10079,7 +9173,7 @@
                   <pic:spPr bwMode="auto">
                     <a:xfrm>
                       <a:off x="0" y="0"/>
-                      <a:ext cx="6132827" cy="1859457"/>
+                      <a:ext cx="6153758" cy="1863534"/>
                     </a:xfrm>
                     <a:prstGeom prst="rect">
                       <a:avLst/>
@@ -10238,55 +9332,39 @@
         <w:rPr>
           <w:lang w:val="en-GB"/>
         </w:rPr>
-        <w:t xml:space="preserve">It’s an </w:t>
-      </w:r>
-      <w:proofErr w:type="spellStart"/>
-      <w:r>
+        <w:t>It’s an enum.</w:t>
+      </w:r>
+    </w:p>
+    <w:p>
+      <w:pPr>
+        <w:widowControl w:val="0"/>
         <w:rPr>
           <w:lang w:val="en-GB"/>
         </w:rPr>
-        <w:t>enum</w:t>
-      </w:r>
-      <w:proofErr w:type="spellEnd"/>
+      </w:pPr>
       <w:r>
         <w:rPr>
           <w:lang w:val="en-GB"/>
         </w:rPr>
-        <w:t>.</w:t>
-      </w:r>
-    </w:p>
-    <w:p>
-      <w:pPr>
+        <w:t>Values: GUEST, MEMBER, LIBRARIAN.</w:t>
+      </w:r>
+    </w:p>
+    <w:p>
+      <w:pPr>
+        <w:pStyle w:val="Heading3"/>
         <w:widowControl w:val="0"/>
         <w:rPr>
           <w:lang w:val="en-GB"/>
         </w:rPr>
       </w:pPr>
+      <w:bookmarkStart w:id="27" w:name="_Toc228775303"/>
       <w:r>
         <w:rPr>
           <w:lang w:val="en-GB"/>
         </w:rPr>
-        <w:t>Values: GUEST, MEMBER, LIBRARIAN.</w:t>
-      </w:r>
-    </w:p>
-    <w:p>
-      <w:pPr>
-        <w:pStyle w:val="Heading3"/>
-        <w:widowControl w:val="0"/>
-        <w:rPr>
-          <w:lang w:val="en-GB"/>
-        </w:rPr>
-      </w:pPr>
-      <w:bookmarkStart w:id="27" w:name="_Toc228775303"/>
-      <w:proofErr w:type="spellStart"/>
-      <w:r>
-        <w:rPr>
-          <w:lang w:val="en-GB"/>
-        </w:rPr>
         <w:t>AppUser</w:t>
       </w:r>
       <w:bookmarkEnd w:id="27"/>
-      <w:proofErr w:type="spellEnd"/>
     </w:p>
     <w:p>
       <w:pPr>
@@ -10352,19 +9430,7 @@
             </w:r>
             <w:r>
               <w:br/>
-              <w:t>@</w:t>
-            </w:r>
-            <w:proofErr w:type="gramStart"/>
-            <w:r>
-              <w:t>GeneratedValue(</w:t>
-            </w:r>
-            <w:proofErr w:type="gramEnd"/>
-            <w:r>
-              <w:t xml:space="preserve">strategy = </w:t>
-            </w:r>
-            <w:proofErr w:type="spellStart"/>
-            <w:r>
-              <w:t>GenerationType.</w:t>
+              <w:t>@GeneratedValue(strategy = GenerationType.</w:t>
             </w:r>
             <w:r>
               <w:rPr>
@@ -10373,205 +9439,56 @@
               </w:rPr>
               <w:t>UUID</w:t>
             </w:r>
-            <w:proofErr w:type="spellEnd"/>
             <w:r>
               <w:t>)</w:t>
             </w:r>
             <w:r>
               <w:br/>
-            </w:r>
-            <w:proofErr w:type="spellStart"/>
-            <w:r>
-              <w:t>private</w:t>
-            </w:r>
-            <w:proofErr w:type="spellEnd"/>
-            <w:r>
-              <w:t xml:space="preserve"> UUID </w:t>
-            </w:r>
-            <w:proofErr w:type="spellStart"/>
-            <w:r>
-              <w:t>userId</w:t>
-            </w:r>
-            <w:proofErr w:type="spellEnd"/>
-            <w:r>
-              <w:t>;</w:t>
-            </w:r>
-            <w:r>
-              <w:br/>
-            </w:r>
-            <w:r>
-              <w:br/>
-              <w:t>@</w:t>
-            </w:r>
-            <w:proofErr w:type="gramStart"/>
-            <w:r>
-              <w:t>Column(</w:t>
-            </w:r>
-            <w:proofErr w:type="gramEnd"/>
-            <w:r>
-              <w:t xml:space="preserve">nullable = </w:t>
-            </w:r>
-            <w:proofErr w:type="spellStart"/>
-            <w:r>
-              <w:t>false</w:t>
-            </w:r>
-            <w:proofErr w:type="spellEnd"/>
-            <w:r>
-              <w:t>)</w:t>
-            </w:r>
-            <w:r>
-              <w:br/>
-            </w:r>
-            <w:proofErr w:type="spellStart"/>
-            <w:r>
-              <w:t>private</w:t>
-            </w:r>
-            <w:proofErr w:type="spellEnd"/>
-            <w:r>
-              <w:t xml:space="preserve"> </w:t>
-            </w:r>
-            <w:proofErr w:type="spellStart"/>
-            <w:r>
-              <w:t>String</w:t>
-            </w:r>
-            <w:proofErr w:type="spellEnd"/>
-            <w:r>
-              <w:t xml:space="preserve"> </w:t>
-            </w:r>
-            <w:proofErr w:type="spellStart"/>
-            <w:r>
-              <w:t>name</w:t>
-            </w:r>
-            <w:proofErr w:type="spellEnd"/>
-            <w:r>
-              <w:t>;</w:t>
-            </w:r>
-            <w:r>
-              <w:br/>
-            </w:r>
-            <w:r>
-              <w:br/>
-              <w:t>@</w:t>
-            </w:r>
-            <w:proofErr w:type="gramStart"/>
-            <w:r>
-              <w:t>Column(</w:t>
-            </w:r>
-            <w:proofErr w:type="gramEnd"/>
-            <w:r>
-              <w:t xml:space="preserve">nullable = </w:t>
-            </w:r>
-            <w:proofErr w:type="spellStart"/>
-            <w:r>
-              <w:t>false</w:t>
-            </w:r>
-            <w:proofErr w:type="spellEnd"/>
-            <w:r>
-              <w:t>)</w:t>
-            </w:r>
-            <w:r>
-              <w:br/>
-            </w:r>
-            <w:proofErr w:type="spellStart"/>
-            <w:r>
-              <w:t>private</w:t>
-            </w:r>
-            <w:proofErr w:type="spellEnd"/>
-            <w:r>
-              <w:t xml:space="preserve"> </w:t>
-            </w:r>
-            <w:proofErr w:type="spellStart"/>
-            <w:r>
-              <w:t>String</w:t>
-            </w:r>
-            <w:proofErr w:type="spellEnd"/>
-            <w:r>
-              <w:t xml:space="preserve"> email;</w:t>
-            </w:r>
-            <w:r>
-              <w:br/>
-            </w:r>
-            <w:r>
-              <w:br/>
-              <w:t>@</w:t>
-            </w:r>
-            <w:proofErr w:type="gramStart"/>
-            <w:r>
-              <w:t>Column(</w:t>
-            </w:r>
-            <w:proofErr w:type="gramEnd"/>
-            <w:r>
-              <w:t xml:space="preserve">nullable = </w:t>
-            </w:r>
-            <w:proofErr w:type="spellStart"/>
-            <w:r>
-              <w:t>false</w:t>
-            </w:r>
-            <w:proofErr w:type="spellEnd"/>
-            <w:r>
-              <w:t>)</w:t>
-            </w:r>
-            <w:r>
-              <w:br/>
-            </w:r>
-            <w:proofErr w:type="spellStart"/>
-            <w:r>
-              <w:t>private</w:t>
-            </w:r>
-            <w:proofErr w:type="spellEnd"/>
-            <w:r>
-              <w:t xml:space="preserve"> </w:t>
-            </w:r>
-            <w:proofErr w:type="spellStart"/>
-            <w:r>
-              <w:t>String</w:t>
-            </w:r>
-            <w:proofErr w:type="spellEnd"/>
-            <w:r>
-              <w:t xml:space="preserve"> </w:t>
-            </w:r>
-            <w:proofErr w:type="spellStart"/>
-            <w:r>
-              <w:t>password</w:t>
-            </w:r>
-            <w:proofErr w:type="spellEnd"/>
-            <w:r>
-              <w:t>;</w:t>
-            </w:r>
-            <w:r>
-              <w:br/>
-            </w:r>
-            <w:r>
-              <w:br/>
-              <w:t>@</w:t>
-            </w:r>
-            <w:proofErr w:type="gramStart"/>
-            <w:r>
-              <w:t>Column(</w:t>
-            </w:r>
-            <w:proofErr w:type="gramEnd"/>
-            <w:r>
-              <w:t xml:space="preserve">nullable = </w:t>
-            </w:r>
-            <w:proofErr w:type="spellStart"/>
-            <w:r>
-              <w:t>false</w:t>
-            </w:r>
-            <w:proofErr w:type="spellEnd"/>
-            <w:r>
-              <w:t>)</w:t>
-            </w:r>
-            <w:r>
-              <w:br/>
-              <w:t>@</w:t>
-            </w:r>
-            <w:proofErr w:type="gramStart"/>
-            <w:r>
-              <w:t>Enumerated(</w:t>
-            </w:r>
-            <w:proofErr w:type="gramEnd"/>
-            <w:r>
-              <w:t>EnumType.</w:t>
+              <w:t>private UUID userId;</w:t>
+            </w:r>
+            <w:r>
+              <w:br/>
+            </w:r>
+            <w:r>
+              <w:br/>
+              <w:t>@Column(nullable = false)</w:t>
+            </w:r>
+            <w:r>
+              <w:br/>
+              <w:t>private String name;</w:t>
+            </w:r>
+            <w:r>
+              <w:br/>
+            </w:r>
+            <w:r>
+              <w:br/>
+              <w:t>@Column(nullable = false)</w:t>
+            </w:r>
+            <w:r>
+              <w:br/>
+              <w:t>private String email;</w:t>
+            </w:r>
+            <w:r>
+              <w:br/>
+            </w:r>
+            <w:r>
+              <w:br/>
+              <w:t>@Column(nullable = false)</w:t>
+            </w:r>
+            <w:r>
+              <w:br/>
+              <w:t>private String password;</w:t>
+            </w:r>
+            <w:r>
+              <w:br/>
+            </w:r>
+            <w:r>
+              <w:br/>
+              <w:t>@Column(nullable = false)</w:t>
+            </w:r>
+            <w:r>
+              <w:br/>
+              <w:t>@Enumerated(EnumType.</w:t>
             </w:r>
             <w:r>
               <w:rPr>
@@ -10585,26 +9502,7 @@
             </w:r>
             <w:r>
               <w:br/>
-            </w:r>
-            <w:proofErr w:type="spellStart"/>
-            <w:r>
-              <w:t>private</w:t>
-            </w:r>
-            <w:proofErr w:type="spellEnd"/>
-            <w:r>
-              <w:t xml:space="preserve"> Role </w:t>
-            </w:r>
-            <w:proofErr w:type="spellStart"/>
-            <w:r>
-              <w:t>role</w:t>
-            </w:r>
-            <w:proofErr w:type="spellEnd"/>
-            <w:r>
-              <w:t xml:space="preserve"> = </w:t>
-            </w:r>
-            <w:proofErr w:type="spellStart"/>
-            <w:r>
-              <w:t>Role.</w:t>
+              <w:t>private Role role = Role.</w:t>
             </w:r>
             <w:r>
               <w:rPr>
@@ -10613,7 +9511,6 @@
               </w:rPr>
               <w:t>MEMBER</w:t>
             </w:r>
-            <w:proofErr w:type="spellEnd"/>
             <w:r>
               <w:t>;</w:t>
             </w:r>
@@ -10622,35 +9519,7 @@
             </w:r>
             <w:r>
               <w:br/>
-              <w:t>@</w:t>
-            </w:r>
-            <w:proofErr w:type="gramStart"/>
-            <w:r>
-              <w:t>OneToMany(</w:t>
-            </w:r>
-            <w:proofErr w:type="gramEnd"/>
-            <w:r>
-              <w:t>mappedBy = "</w:t>
-            </w:r>
-            <w:proofErr w:type="spellStart"/>
-            <w:r>
-              <w:t>appUser</w:t>
-            </w:r>
-            <w:proofErr w:type="spellEnd"/>
-            <w:r>
-              <w:t xml:space="preserve">", </w:t>
-            </w:r>
-            <w:proofErr w:type="spellStart"/>
-            <w:r>
-              <w:t>cascade</w:t>
-            </w:r>
-            <w:proofErr w:type="spellEnd"/>
-            <w:r>
-              <w:t xml:space="preserve"> = </w:t>
-            </w:r>
-            <w:proofErr w:type="spellStart"/>
-            <w:r>
-              <w:t>CascadeType.</w:t>
+              <w:t>@OneToMany(mappedBy = "appUser", cascade = CascadeType.</w:t>
             </w:r>
             <w:r>
               <w:rPr>
@@ -10659,62 +9528,12 @@
               </w:rPr>
               <w:t>ALL</w:t>
             </w:r>
-            <w:proofErr w:type="spellEnd"/>
             <w:r>
               <w:t>)</w:t>
             </w:r>
             <w:r>
               <w:br/>
-            </w:r>
-            <w:proofErr w:type="spellStart"/>
-            <w:r>
-              <w:t>private</w:t>
-            </w:r>
-            <w:proofErr w:type="spellEnd"/>
-            <w:r>
-              <w:t xml:space="preserve"> </w:t>
-            </w:r>
-            <w:proofErr w:type="gramStart"/>
-            <w:r>
-              <w:t>List&lt;</w:t>
-            </w:r>
-            <w:proofErr w:type="spellStart"/>
-            <w:proofErr w:type="gramEnd"/>
-            <w:r>
-              <w:t>Borrowing</w:t>
-            </w:r>
-            <w:proofErr w:type="spellEnd"/>
-            <w:r>
-              <w:t xml:space="preserve">&gt; </w:t>
-            </w:r>
-            <w:proofErr w:type="spellStart"/>
-            <w:r>
-              <w:t>borrowings</w:t>
-            </w:r>
-            <w:proofErr w:type="spellEnd"/>
-            <w:r>
-              <w:t xml:space="preserve"> = </w:t>
-            </w:r>
-            <w:proofErr w:type="spellStart"/>
-            <w:r>
-              <w:t>new</w:t>
-            </w:r>
-            <w:proofErr w:type="spellEnd"/>
-            <w:r>
-              <w:t xml:space="preserve"> </w:t>
-            </w:r>
-            <w:proofErr w:type="spellStart"/>
-            <w:proofErr w:type="gramStart"/>
-            <w:r>
-              <w:t>ArrayList</w:t>
-            </w:r>
-            <w:proofErr w:type="spellEnd"/>
-            <w:r>
-              <w:t>&lt;&gt;(</w:t>
-            </w:r>
-            <w:proofErr w:type="gramEnd"/>
-            <w:r>
-              <w:t>);</w:t>
+              <w:t>private List&lt;Borrowing&gt; borrowings = new ArrayList&lt;&gt;();</w:t>
             </w:r>
           </w:p>
         </w:tc>
@@ -10748,71 +9567,7 @@
         <w:rPr>
           <w:lang w:val="en-GB"/>
         </w:rPr>
-        <w:t xml:space="preserve">Represents a book in the library </w:t>
-      </w:r>
-      <w:proofErr w:type="spellStart"/>
-      <w:r>
-        <w:rPr>
-          <w:lang w:val="en-GB"/>
-        </w:rPr>
-        <w:t>catalog</w:t>
-      </w:r>
-      <w:proofErr w:type="spellEnd"/>
-      <w:r>
-        <w:rPr>
-          <w:lang w:val="en-GB"/>
-        </w:rPr>
-        <w:t xml:space="preserve">. Availability is tracked via </w:t>
-      </w:r>
-      <w:proofErr w:type="spellStart"/>
-      <w:r>
-        <w:rPr>
-          <w:lang w:val="en-GB"/>
-        </w:rPr>
-        <w:t>availableQuantity</w:t>
-      </w:r>
-      <w:proofErr w:type="spellEnd"/>
-      <w:r>
-        <w:rPr>
-          <w:lang w:val="en-GB"/>
-        </w:rPr>
-        <w:t xml:space="preserve">. The method </w:t>
-      </w:r>
-      <w:proofErr w:type="spellStart"/>
-      <w:proofErr w:type="gramStart"/>
-      <w:r>
-        <w:rPr>
-          <w:lang w:val="en-GB"/>
-        </w:rPr>
-        <w:t>isAvailable</w:t>
-      </w:r>
-      <w:proofErr w:type="spellEnd"/>
-      <w:r>
-        <w:rPr>
-          <w:lang w:val="en-GB"/>
-        </w:rPr>
-        <w:t>(</w:t>
-      </w:r>
-      <w:proofErr w:type="gramEnd"/>
-      <w:r>
-        <w:rPr>
-          <w:lang w:val="en-GB"/>
-        </w:rPr>
-        <w:t xml:space="preserve">) returns true if </w:t>
-      </w:r>
-      <w:proofErr w:type="spellStart"/>
-      <w:r>
-        <w:rPr>
-          <w:lang w:val="en-GB"/>
-        </w:rPr>
-        <w:t>availableQuantity</w:t>
-      </w:r>
-      <w:proofErr w:type="spellEnd"/>
-      <w:r>
-        <w:rPr>
-          <w:lang w:val="en-GB"/>
-        </w:rPr>
-        <w:t xml:space="preserve"> is larger than 0.</w:t>
+        <w:t>Represents a book in the library catalog. Availability is tracked via availableQuantity. The method isAvailable() returns true if availableQuantity is larger than 0.</w:t>
       </w:r>
     </w:p>
     <w:tbl>
@@ -10838,11 +9593,7 @@
             </w:r>
             <w:r>
               <w:br/>
-              <w:t xml:space="preserve">@GeneratedValue(strategy = </w:t>
-            </w:r>
-            <w:proofErr w:type="spellStart"/>
-            <w:r>
-              <w:t>GenerationType.</w:t>
+              <w:t>@GeneratedValue(strategy = GenerationType.</w:t>
             </w:r>
             <w:r>
               <w:rPr>
@@ -10851,392 +9602,110 @@
               </w:rPr>
               <w:t>UUID</w:t>
             </w:r>
-            <w:proofErr w:type="spellEnd"/>
             <w:r>
               <w:t>)</w:t>
             </w:r>
             <w:r>
               <w:br/>
-            </w:r>
-            <w:proofErr w:type="spellStart"/>
-            <w:r>
-              <w:t>private</w:t>
-            </w:r>
-            <w:proofErr w:type="spellEnd"/>
-            <w:r>
-              <w:t xml:space="preserve"> UUID </w:t>
-            </w:r>
-            <w:proofErr w:type="spellStart"/>
-            <w:r>
-              <w:t>bookId</w:t>
-            </w:r>
-            <w:proofErr w:type="spellEnd"/>
-            <w:r>
-              <w:t>;</w:t>
-            </w:r>
-            <w:r>
-              <w:br/>
-            </w:r>
-            <w:r>
-              <w:br/>
-              <w:t xml:space="preserve">@Column(nullable = </w:t>
-            </w:r>
-            <w:proofErr w:type="spellStart"/>
-            <w:r>
-              <w:t>false</w:t>
-            </w:r>
-            <w:proofErr w:type="spellEnd"/>
-            <w:r>
-              <w:t>)</w:t>
-            </w:r>
-            <w:r>
-              <w:br/>
-            </w:r>
-            <w:proofErr w:type="spellStart"/>
-            <w:r>
-              <w:t>private</w:t>
-            </w:r>
-            <w:proofErr w:type="spellEnd"/>
-            <w:r>
-              <w:t xml:space="preserve"> </w:t>
-            </w:r>
-            <w:proofErr w:type="spellStart"/>
-            <w:r>
-              <w:t>String</w:t>
-            </w:r>
-            <w:proofErr w:type="spellEnd"/>
-            <w:r>
-              <w:t xml:space="preserve"> </w:t>
-            </w:r>
-            <w:proofErr w:type="spellStart"/>
-            <w:r>
-              <w:t>title</w:t>
-            </w:r>
-            <w:proofErr w:type="spellEnd"/>
-            <w:r>
-              <w:t>;</w:t>
-            </w:r>
-            <w:r>
-              <w:br/>
-            </w:r>
-            <w:r>
-              <w:br/>
-              <w:t xml:space="preserve">@Column(nullable = </w:t>
-            </w:r>
-            <w:proofErr w:type="spellStart"/>
-            <w:r>
-              <w:t>false</w:t>
-            </w:r>
-            <w:proofErr w:type="spellEnd"/>
-            <w:r>
-              <w:t>)</w:t>
-            </w:r>
-            <w:r>
-              <w:br/>
-            </w:r>
-            <w:proofErr w:type="spellStart"/>
-            <w:r>
-              <w:t>private</w:t>
-            </w:r>
-            <w:proofErr w:type="spellEnd"/>
-            <w:r>
-              <w:t xml:space="preserve"> </w:t>
-            </w:r>
-            <w:proofErr w:type="spellStart"/>
-            <w:r>
-              <w:t>String</w:t>
-            </w:r>
-            <w:proofErr w:type="spellEnd"/>
-            <w:r>
-              <w:t xml:space="preserve"> </w:t>
-            </w:r>
-            <w:proofErr w:type="spellStart"/>
-            <w:r>
-              <w:t>author</w:t>
-            </w:r>
-            <w:proofErr w:type="spellEnd"/>
-            <w:r>
-              <w:t>;</w:t>
-            </w:r>
-            <w:r>
-              <w:br/>
-            </w:r>
-            <w:r>
-              <w:br/>
-              <w:t xml:space="preserve">@Column(nullable = </w:t>
-            </w:r>
-            <w:proofErr w:type="spellStart"/>
-            <w:r>
-              <w:t>true</w:t>
-            </w:r>
-            <w:proofErr w:type="spellEnd"/>
-            <w:r>
-              <w:t>)</w:t>
-            </w:r>
-            <w:r>
-              <w:br/>
-            </w:r>
-            <w:proofErr w:type="spellStart"/>
-            <w:r>
-              <w:t>private</w:t>
-            </w:r>
-            <w:proofErr w:type="spellEnd"/>
-            <w:r>
-              <w:t xml:space="preserve"> </w:t>
-            </w:r>
-            <w:proofErr w:type="spellStart"/>
-            <w:r>
-              <w:t>String</w:t>
-            </w:r>
-            <w:proofErr w:type="spellEnd"/>
-            <w:r>
-              <w:t xml:space="preserve"> </w:t>
-            </w:r>
-            <w:proofErr w:type="spellStart"/>
-            <w:r>
-              <w:t>coverUrl</w:t>
-            </w:r>
-            <w:proofErr w:type="spellEnd"/>
-            <w:r>
-              <w:t>;</w:t>
-            </w:r>
-            <w:r>
-              <w:br/>
-            </w:r>
-            <w:r>
-              <w:br/>
-              <w:t xml:space="preserve">@Column(nullable = </w:t>
-            </w:r>
-            <w:proofErr w:type="spellStart"/>
-            <w:r>
-              <w:t>false</w:t>
-            </w:r>
-            <w:proofErr w:type="spellEnd"/>
-            <w:r>
-              <w:t>)</w:t>
-            </w:r>
-            <w:r>
-              <w:br/>
-            </w:r>
-            <w:proofErr w:type="spellStart"/>
+              <w:t>private UUID bookId;</w:t>
+            </w:r>
+            <w:r>
+              <w:br/>
+            </w:r>
+            <w:r>
+              <w:br/>
+              <w:t>@Column(nullable = false)</w:t>
+            </w:r>
+            <w:r>
+              <w:br/>
+              <w:t>private String title;</w:t>
+            </w:r>
+            <w:r>
+              <w:br/>
+            </w:r>
+            <w:r>
+              <w:br/>
+              <w:t>@Column(nullable = false)</w:t>
+            </w:r>
+            <w:r>
+              <w:br/>
+              <w:t>private String author;</w:t>
+            </w:r>
+            <w:r>
+              <w:br/>
+            </w:r>
+            <w:r>
+              <w:br/>
+              <w:t>@Column(nullable = true)</w:t>
+            </w:r>
+            <w:r>
+              <w:br/>
+              <w:t>private String coverUrl;</w:t>
+            </w:r>
+            <w:r>
+              <w:br/>
+            </w:r>
+            <w:r>
+              <w:br/>
+              <w:t>@Column(nullable = false)</w:t>
+            </w:r>
+            <w:r>
+              <w:br/>
+            </w:r>
             <w:r>
               <w:lastRenderedPageBreak/>
-              <w:t>private</w:t>
-            </w:r>
-            <w:proofErr w:type="spellEnd"/>
-            <w:r>
-              <w:t xml:space="preserve"> </w:t>
-            </w:r>
-            <w:proofErr w:type="spellStart"/>
-            <w:r>
-              <w:t>String</w:t>
-            </w:r>
-            <w:proofErr w:type="spellEnd"/>
-            <w:r>
-              <w:t xml:space="preserve"> </w:t>
-            </w:r>
-            <w:proofErr w:type="spellStart"/>
-            <w:r>
-              <w:t>category</w:t>
-            </w:r>
-            <w:proofErr w:type="spellEnd"/>
-            <w:r>
-              <w:t>;</w:t>
-            </w:r>
-            <w:r>
-              <w:br/>
-            </w:r>
-            <w:r>
-              <w:br/>
-              <w:t xml:space="preserve">@Column(nullable = </w:t>
-            </w:r>
-            <w:proofErr w:type="spellStart"/>
-            <w:r>
-              <w:t>false</w:t>
-            </w:r>
-            <w:proofErr w:type="spellEnd"/>
-            <w:r>
-              <w:t>)</w:t>
-            </w:r>
-            <w:r>
-              <w:br/>
-            </w:r>
-            <w:proofErr w:type="spellStart"/>
-            <w:r>
-              <w:t>private</w:t>
-            </w:r>
-            <w:proofErr w:type="spellEnd"/>
-            <w:r>
-              <w:t xml:space="preserve"> </w:t>
-            </w:r>
-            <w:proofErr w:type="spellStart"/>
-            <w:r>
-              <w:t>int</w:t>
-            </w:r>
-            <w:proofErr w:type="spellEnd"/>
-            <w:r>
-              <w:t xml:space="preserve"> </w:t>
-            </w:r>
-            <w:proofErr w:type="spellStart"/>
-            <w:r>
-              <w:t>quantity</w:t>
-            </w:r>
-            <w:proofErr w:type="spellEnd"/>
-            <w:r>
-              <w:t>;</w:t>
-            </w:r>
-            <w:r>
-              <w:br/>
-            </w:r>
-            <w:r>
-              <w:br/>
-              <w:t xml:space="preserve">@Column(nullable = </w:t>
-            </w:r>
-            <w:proofErr w:type="spellStart"/>
-            <w:r>
-              <w:t>false</w:t>
-            </w:r>
-            <w:proofErr w:type="spellEnd"/>
-            <w:r>
-              <w:t>)</w:t>
-            </w:r>
-            <w:r>
-              <w:br/>
-            </w:r>
-            <w:proofErr w:type="spellStart"/>
-            <w:r>
-              <w:t>private</w:t>
-            </w:r>
-            <w:proofErr w:type="spellEnd"/>
-            <w:r>
-              <w:t xml:space="preserve"> </w:t>
-            </w:r>
-            <w:proofErr w:type="spellStart"/>
-            <w:r>
-              <w:t>int</w:t>
-            </w:r>
-            <w:proofErr w:type="spellEnd"/>
-            <w:r>
-              <w:t xml:space="preserve"> </w:t>
-            </w:r>
-            <w:proofErr w:type="spellStart"/>
-            <w:r>
-              <w:t>availableQuantity</w:t>
-            </w:r>
-            <w:proofErr w:type="spellEnd"/>
-            <w:r>
-              <w:t>;</w:t>
-            </w:r>
-            <w:r>
-              <w:br/>
-            </w:r>
-            <w:r>
-              <w:br/>
-              <w:t xml:space="preserve">@Column(nullable = </w:t>
-            </w:r>
-            <w:proofErr w:type="spellStart"/>
-            <w:r>
-              <w:t>false</w:t>
-            </w:r>
-            <w:proofErr w:type="spellEnd"/>
-            <w:r>
-              <w:t>)</w:t>
-            </w:r>
-            <w:r>
-              <w:br/>
-            </w:r>
-            <w:proofErr w:type="spellStart"/>
-            <w:r>
-              <w:t>private</w:t>
-            </w:r>
-            <w:proofErr w:type="spellEnd"/>
-            <w:r>
-              <w:t xml:space="preserve"> </w:t>
-            </w:r>
-            <w:proofErr w:type="spellStart"/>
-            <w:r>
-              <w:t>BigDecimal</w:t>
-            </w:r>
-            <w:proofErr w:type="spellEnd"/>
-            <w:r>
-              <w:t xml:space="preserve"> </w:t>
-            </w:r>
-            <w:proofErr w:type="spellStart"/>
-            <w:r>
-              <w:t>price</w:t>
-            </w:r>
-            <w:proofErr w:type="spellEnd"/>
-            <w:r>
-              <w:t>;</w:t>
-            </w:r>
-            <w:r>
-              <w:br/>
-            </w:r>
-            <w:r>
-              <w:br/>
-              <w:t xml:space="preserve">@Column(nullable = </w:t>
-            </w:r>
-            <w:proofErr w:type="spellStart"/>
-            <w:r>
-              <w:t>true</w:t>
-            </w:r>
-            <w:proofErr w:type="spellEnd"/>
-            <w:r>
-              <w:t>)</w:t>
-            </w:r>
-            <w:r>
-              <w:br/>
-            </w:r>
-            <w:proofErr w:type="spellStart"/>
-            <w:r>
-              <w:t>private</w:t>
-            </w:r>
-            <w:proofErr w:type="spellEnd"/>
-            <w:r>
-              <w:t xml:space="preserve"> </w:t>
-            </w:r>
-            <w:proofErr w:type="spellStart"/>
-            <w:r>
-              <w:t>BigDecimal</w:t>
-            </w:r>
-            <w:proofErr w:type="spellEnd"/>
-            <w:r>
-              <w:t xml:space="preserve"> </w:t>
-            </w:r>
-            <w:proofErr w:type="spellStart"/>
-            <w:r>
-              <w:t>originalPrice</w:t>
-            </w:r>
-            <w:proofErr w:type="spellEnd"/>
-            <w:r>
-              <w:t>;</w:t>
-            </w:r>
-            <w:r>
-              <w:br/>
-            </w:r>
-            <w:r>
-              <w:br/>
-              <w:t>@OneToMany(mappedBy = "</w:t>
-            </w:r>
-            <w:proofErr w:type="spellStart"/>
-            <w:r>
-              <w:t>book</w:t>
-            </w:r>
-            <w:proofErr w:type="spellEnd"/>
-            <w:r>
-              <w:t xml:space="preserve">", </w:t>
-            </w:r>
-            <w:proofErr w:type="spellStart"/>
-            <w:r>
-              <w:t>cascade</w:t>
-            </w:r>
-            <w:proofErr w:type="spellEnd"/>
-            <w:r>
-              <w:t xml:space="preserve"> = </w:t>
-            </w:r>
-            <w:proofErr w:type="spellStart"/>
-            <w:r>
-              <w:t>CascadeType.</w:t>
+              <w:t>private String category;</w:t>
+            </w:r>
+            <w:r>
+              <w:br/>
+            </w:r>
+            <w:r>
+              <w:br/>
+              <w:t>@Column(nullable = false)</w:t>
+            </w:r>
+            <w:r>
+              <w:br/>
+              <w:t>private int quantity;</w:t>
+            </w:r>
+            <w:r>
+              <w:br/>
+            </w:r>
+            <w:r>
+              <w:br/>
+              <w:t>@Column(nullable = false)</w:t>
+            </w:r>
+            <w:r>
+              <w:br/>
+              <w:t>private int availableQuantity;</w:t>
+            </w:r>
+            <w:r>
+              <w:br/>
+            </w:r>
+            <w:r>
+              <w:br/>
+              <w:t>@Column(nullable = false)</w:t>
+            </w:r>
+            <w:r>
+              <w:br/>
+              <w:t>private BigDecimal price;</w:t>
+            </w:r>
+            <w:r>
+              <w:br/>
+            </w:r>
+            <w:r>
+              <w:br/>
+              <w:t>@Column(nullable = true)</w:t>
+            </w:r>
+            <w:r>
+              <w:br/>
+              <w:t>private BigDecimal originalPrice;</w:t>
+            </w:r>
+            <w:r>
+              <w:br/>
+            </w:r>
+            <w:r>
+              <w:br/>
+              <w:t>@OneToMany(mappedBy = "book", cascade = CascadeType.</w:t>
             </w:r>
             <w:r>
               <w:rPr>
@@ -11245,52 +9714,12 @@
               </w:rPr>
               <w:t>ALL</w:t>
             </w:r>
-            <w:proofErr w:type="spellEnd"/>
             <w:r>
               <w:t>)</w:t>
             </w:r>
             <w:r>
               <w:br/>
-            </w:r>
-            <w:proofErr w:type="spellStart"/>
-            <w:r>
-              <w:t>private</w:t>
-            </w:r>
-            <w:proofErr w:type="spellEnd"/>
-            <w:r>
-              <w:t xml:space="preserve"> List&lt;</w:t>
-            </w:r>
-            <w:proofErr w:type="spellStart"/>
-            <w:r>
-              <w:t>Borrowing</w:t>
-            </w:r>
-            <w:proofErr w:type="spellEnd"/>
-            <w:r>
-              <w:t xml:space="preserve">&gt; </w:t>
-            </w:r>
-            <w:proofErr w:type="spellStart"/>
-            <w:r>
-              <w:t>borrowings</w:t>
-            </w:r>
-            <w:proofErr w:type="spellEnd"/>
-            <w:r>
-              <w:t xml:space="preserve"> = </w:t>
-            </w:r>
-            <w:proofErr w:type="spellStart"/>
-            <w:r>
-              <w:t>new</w:t>
-            </w:r>
-            <w:proofErr w:type="spellEnd"/>
-            <w:r>
-              <w:t xml:space="preserve"> </w:t>
-            </w:r>
-            <w:proofErr w:type="spellStart"/>
-            <w:r>
-              <w:t>ArrayList</w:t>
-            </w:r>
-            <w:proofErr w:type="spellEnd"/>
-            <w:r>
-              <w:t>&lt;&gt;();</w:t>
+              <w:t>private List&lt;Borrowing&gt; borrowings = new ArrayList&lt;&gt;();</w:t>
             </w:r>
           </w:p>
           <w:p>
@@ -11306,42 +9735,11 @@
               <w:widowControl w:val="0"/>
             </w:pPr>
             <w:r>
-              <w:t xml:space="preserve">public </w:t>
-            </w:r>
-            <w:proofErr w:type="spellStart"/>
-            <w:r>
-              <w:t>boolean</w:t>
-            </w:r>
-            <w:proofErr w:type="spellEnd"/>
-            <w:r>
-              <w:t xml:space="preserve"> </w:t>
-            </w:r>
-            <w:proofErr w:type="spellStart"/>
-            <w:proofErr w:type="gramStart"/>
-            <w:r>
-              <w:t>isAvailable</w:t>
-            </w:r>
-            <w:proofErr w:type="spellEnd"/>
-            <w:r>
-              <w:t>(</w:t>
-            </w:r>
-            <w:proofErr w:type="gramEnd"/>
-            <w:r>
-              <w:t>) {</w:t>
-            </w:r>
-            <w:r>
-              <w:br/>
-              <w:t xml:space="preserve">    return </w:t>
-            </w:r>
-            <w:proofErr w:type="spellStart"/>
-            <w:proofErr w:type="gramStart"/>
-            <w:r>
-              <w:t>this.availableQuantity</w:t>
-            </w:r>
-            <w:proofErr w:type="spellEnd"/>
-            <w:proofErr w:type="gramEnd"/>
-            <w:r>
-              <w:t xml:space="preserve"> &gt; 0;</w:t>
+              <w:t>public boolean isAvailable() {</w:t>
+            </w:r>
+            <w:r>
+              <w:br/>
+              <w:t xml:space="preserve">    return this.availableQuantity &gt; 0;</w:t>
             </w:r>
             <w:r>
               <w:br/>
@@ -11380,21 +9778,7 @@
         <w:rPr>
           <w:lang w:val="en-GB"/>
         </w:rPr>
-        <w:t xml:space="preserve">Join entity between </w:t>
-      </w:r>
-      <w:proofErr w:type="spellStart"/>
-      <w:r>
-        <w:rPr>
-          <w:lang w:val="en-GB"/>
-        </w:rPr>
-        <w:t>AppUser</w:t>
-      </w:r>
-      <w:proofErr w:type="spellEnd"/>
-      <w:r>
-        <w:rPr>
-          <w:lang w:val="en-GB"/>
-        </w:rPr>
-        <w:t xml:space="preserve"> and Book. Records who borrowed which book and when.</w:t>
+        <w:t>Join entity between AppUser and Book. Records who borrowed which book and when.</w:t>
       </w:r>
     </w:p>
     <w:tbl>
@@ -11420,19 +9804,7 @@
             </w:r>
             <w:r>
               <w:br/>
-              <w:t>@</w:t>
-            </w:r>
-            <w:proofErr w:type="gramStart"/>
-            <w:r>
-              <w:t>GeneratedValue(</w:t>
-            </w:r>
-            <w:proofErr w:type="gramEnd"/>
-            <w:r>
-              <w:t xml:space="preserve">strategy = </w:t>
-            </w:r>
-            <w:proofErr w:type="spellStart"/>
-            <w:r>
-              <w:t>GenerationType.</w:t>
+              <w:t>@GeneratedValue(strategy = GenerationType.</w:t>
             </w:r>
             <w:r>
               <w:rPr>
@@ -11441,28 +9813,12 @@
               </w:rPr>
               <w:t>UUID</w:t>
             </w:r>
-            <w:proofErr w:type="spellEnd"/>
             <w:r>
               <w:t>)</w:t>
             </w:r>
             <w:r>
               <w:br/>
-            </w:r>
-            <w:proofErr w:type="spellStart"/>
-            <w:r>
-              <w:t>private</w:t>
-            </w:r>
-            <w:proofErr w:type="spellEnd"/>
-            <w:r>
-              <w:t xml:space="preserve"> UUID </w:t>
-            </w:r>
-            <w:proofErr w:type="spellStart"/>
-            <w:r>
-              <w:t>borrowingId</w:t>
-            </w:r>
-            <w:proofErr w:type="spellEnd"/>
-            <w:r>
-              <w:t>;</w:t>
+              <w:t>private UUID borrowingId;</w:t>
             </w:r>
             <w:r>
               <w:br/>
@@ -11473,66 +9829,11 @@
             </w:r>
             <w:r>
               <w:br/>
-              <w:t>@</w:t>
-            </w:r>
-            <w:proofErr w:type="gramStart"/>
-            <w:r>
-              <w:t>JoinColumn(</w:t>
-            </w:r>
-            <w:proofErr w:type="gramEnd"/>
-            <w:r>
-              <w:t>name = "</w:t>
-            </w:r>
-            <w:proofErr w:type="spellStart"/>
-            <w:r>
-              <w:t>user_id</w:t>
-            </w:r>
-            <w:proofErr w:type="spellEnd"/>
-            <w:r>
-              <w:t xml:space="preserve">", </w:t>
-            </w:r>
-            <w:proofErr w:type="spellStart"/>
-            <w:r>
-              <w:t>nullable</w:t>
-            </w:r>
-            <w:proofErr w:type="spellEnd"/>
-            <w:r>
-              <w:t xml:space="preserve"> = </w:t>
-            </w:r>
-            <w:proofErr w:type="spellStart"/>
-            <w:r>
-              <w:t>false</w:t>
-            </w:r>
-            <w:proofErr w:type="spellEnd"/>
-            <w:r>
-              <w:t>)</w:t>
-            </w:r>
-            <w:r>
-              <w:br/>
-            </w:r>
-            <w:proofErr w:type="spellStart"/>
-            <w:r>
-              <w:t>private</w:t>
-            </w:r>
-            <w:proofErr w:type="spellEnd"/>
-            <w:r>
-              <w:t xml:space="preserve"> </w:t>
-            </w:r>
-            <w:proofErr w:type="spellStart"/>
-            <w:r>
-              <w:t>AppUser</w:t>
-            </w:r>
-            <w:proofErr w:type="spellEnd"/>
-            <w:r>
-              <w:t xml:space="preserve"> </w:t>
-            </w:r>
-            <w:proofErr w:type="spellStart"/>
-            <w:r>
-              <w:t>appUser</w:t>
-            </w:r>
-            <w:proofErr w:type="spellEnd"/>
-            <w:r>
-              <w:t>;</w:t>
+              <w:t>@JoinColumn(name = "user_id", nullable = false)</w:t>
+            </w:r>
+            <w:r>
+              <w:br/>
+              <w:t>private AppUser appUser;</w:t>
             </w:r>
             <w:r>
               <w:br/>
@@ -11543,66 +9844,11 @@
             </w:r>
             <w:r>
               <w:br/>
-              <w:t>@</w:t>
-            </w:r>
-            <w:proofErr w:type="gramStart"/>
-            <w:r>
-              <w:t>JoinColumn(</w:t>
-            </w:r>
-            <w:proofErr w:type="gramEnd"/>
-            <w:r>
-              <w:t>name = "</w:t>
-            </w:r>
-            <w:proofErr w:type="spellStart"/>
-            <w:r>
-              <w:t>book_id</w:t>
-            </w:r>
-            <w:proofErr w:type="spellEnd"/>
-            <w:r>
-              <w:t xml:space="preserve">", </w:t>
-            </w:r>
-            <w:proofErr w:type="spellStart"/>
-            <w:r>
-              <w:t>nullable</w:t>
-            </w:r>
-            <w:proofErr w:type="spellEnd"/>
-            <w:r>
-              <w:t xml:space="preserve"> = </w:t>
-            </w:r>
-            <w:proofErr w:type="spellStart"/>
-            <w:r>
-              <w:t>false</w:t>
-            </w:r>
-            <w:proofErr w:type="spellEnd"/>
-            <w:r>
-              <w:t>)</w:t>
-            </w:r>
-            <w:r>
-              <w:br/>
-            </w:r>
-            <w:proofErr w:type="spellStart"/>
-            <w:r>
-              <w:t>private</w:t>
-            </w:r>
-            <w:proofErr w:type="spellEnd"/>
-            <w:r>
-              <w:t xml:space="preserve"> </w:t>
-            </w:r>
-            <w:proofErr w:type="spellStart"/>
-            <w:r>
-              <w:t>Book</w:t>
-            </w:r>
-            <w:proofErr w:type="spellEnd"/>
-            <w:r>
-              <w:t xml:space="preserve"> </w:t>
-            </w:r>
-            <w:proofErr w:type="spellStart"/>
-            <w:r>
-              <w:t>book</w:t>
-            </w:r>
-            <w:proofErr w:type="spellEnd"/>
-            <w:r>
-              <w:t>;</w:t>
+              <w:t>@JoinColumn(name = "book_id", nullable = false)</w:t>
+            </w:r>
+            <w:r>
+              <w:br/>
+              <w:t>private Book book;</w:t>
             </w:r>
             <w:r>
               <w:br/>
@@ -11613,150 +9859,33 @@
             </w:r>
             <w:r>
               <w:br/>
-              <w:t>@</w:t>
-            </w:r>
-            <w:proofErr w:type="gramStart"/>
-            <w:r>
-              <w:t>Column(</w:t>
-            </w:r>
-            <w:proofErr w:type="gramEnd"/>
-            <w:r>
-              <w:t xml:space="preserve">nullable = </w:t>
-            </w:r>
-            <w:proofErr w:type="spellStart"/>
-            <w:r>
-              <w:t>false</w:t>
-            </w:r>
-            <w:proofErr w:type="spellEnd"/>
-            <w:r>
-              <w:t>)</w:t>
-            </w:r>
-            <w:r>
-              <w:br/>
-            </w:r>
-            <w:proofErr w:type="spellStart"/>
-            <w:r>
-              <w:t>private</w:t>
-            </w:r>
-            <w:proofErr w:type="spellEnd"/>
-            <w:r>
-              <w:t xml:space="preserve"> </w:t>
-            </w:r>
-            <w:proofErr w:type="spellStart"/>
-            <w:r>
-              <w:t>LocalDate</w:t>
-            </w:r>
-            <w:proofErr w:type="spellEnd"/>
-            <w:r>
-              <w:t xml:space="preserve"> </w:t>
-            </w:r>
-            <w:proofErr w:type="spellStart"/>
-            <w:r>
-              <w:t>borrowedAt</w:t>
-            </w:r>
-            <w:proofErr w:type="spellEnd"/>
-            <w:r>
-              <w:t>;</w:t>
-            </w:r>
-            <w:r>
-              <w:br/>
-            </w:r>
-            <w:r>
-              <w:br/>
-              <w:t>@</w:t>
-            </w:r>
-            <w:proofErr w:type="gramStart"/>
-            <w:r>
-              <w:t>Column(</w:t>
-            </w:r>
-            <w:proofErr w:type="gramEnd"/>
-            <w:r>
-              <w:t xml:space="preserve">nullable = </w:t>
-            </w:r>
-            <w:proofErr w:type="spellStart"/>
-            <w:r>
-              <w:t>true</w:t>
-            </w:r>
-            <w:proofErr w:type="spellEnd"/>
-            <w:r>
-              <w:t>)</w:t>
-            </w:r>
-            <w:r>
-              <w:br/>
-            </w:r>
-            <w:proofErr w:type="spellStart"/>
-            <w:r>
-              <w:t>private</w:t>
-            </w:r>
-            <w:proofErr w:type="spellEnd"/>
-            <w:r>
-              <w:t xml:space="preserve"> </w:t>
-            </w:r>
-            <w:proofErr w:type="spellStart"/>
-            <w:r>
-              <w:t>LocalDate</w:t>
-            </w:r>
-            <w:proofErr w:type="spellEnd"/>
-            <w:r>
-              <w:t xml:space="preserve"> </w:t>
-            </w:r>
-            <w:proofErr w:type="spellStart"/>
-            <w:r>
-              <w:t>returnedAt</w:t>
-            </w:r>
-            <w:proofErr w:type="spellEnd"/>
-            <w:r>
-              <w:t>;</w:t>
-            </w:r>
-            <w:r>
-              <w:br/>
-            </w:r>
-            <w:r>
-              <w:br/>
-              <w:t>@</w:t>
-            </w:r>
-            <w:proofErr w:type="gramStart"/>
-            <w:r>
-              <w:t>Column(</w:t>
-            </w:r>
-            <w:proofErr w:type="gramEnd"/>
-            <w:r>
-              <w:t xml:space="preserve">nullable = </w:t>
-            </w:r>
-            <w:proofErr w:type="spellStart"/>
-            <w:r>
-              <w:t>false</w:t>
-            </w:r>
-            <w:proofErr w:type="spellEnd"/>
-            <w:r>
-              <w:t>)</w:t>
-            </w:r>
-            <w:r>
-              <w:br/>
-            </w:r>
-            <w:proofErr w:type="spellStart"/>
-            <w:r>
-              <w:t>private</w:t>
-            </w:r>
-            <w:proofErr w:type="spellEnd"/>
-            <w:r>
-              <w:t xml:space="preserve"> </w:t>
-            </w:r>
-            <w:proofErr w:type="spellStart"/>
-            <w:r>
-              <w:t>LocalDate</w:t>
-            </w:r>
-            <w:proofErr w:type="spellEnd"/>
-            <w:r>
-              <w:t xml:space="preserve"> </w:t>
-            </w:r>
-            <w:proofErr w:type="spellStart"/>
-            <w:r>
-              <w:t>dueDate</w:t>
-            </w:r>
-            <w:proofErr w:type="spellEnd"/>
-            <w:r>
-              <w:t>;</w:t>
+              <w:t>@Column(nullable = false)</w:t>
+            </w:r>
+            <w:r>
+              <w:br/>
+              <w:t>private LocalDate borrowedAt;</w:t>
+            </w:r>
+            <w:r>
+              <w:br/>
+            </w:r>
+            <w:r>
+              <w:br/>
+              <w:t>@Column(nullable = true)</w:t>
+            </w:r>
+            <w:r>
+              <w:br/>
+              <w:t>private LocalDate returnedAt;</w:t>
+            </w:r>
+            <w:r>
+              <w:br/>
+            </w:r>
+            <w:r>
+              <w:br/>
+              <w:t>@Column(nullable = false)</w:t>
+            </w:r>
+            <w:r>
+              <w:br/>
+              <w:t>private LocalDate dueDate;</w:t>
             </w:r>
           </w:p>
         </w:tc>
@@ -11829,7 +9958,6 @@
         </w:rPr>
       </w:pPr>
       <w:bookmarkStart w:id="31" w:name="_Toc228775307"/>
-      <w:proofErr w:type="spellStart"/>
       <w:r>
         <w:rPr>
           <w:lang w:val="en-GB"/>
@@ -11837,7 +9965,6 @@
         <w:t>LoginRequest</w:t>
       </w:r>
       <w:bookmarkEnd w:id="31"/>
-      <w:proofErr w:type="spellEnd"/>
     </w:p>
     <w:p>
       <w:pPr>
@@ -11871,48 +9998,12 @@
             <w:pPr>
               <w:widowControl w:val="0"/>
             </w:pPr>
-            <w:proofErr w:type="spellStart"/>
-            <w:r>
-              <w:t>private</w:t>
-            </w:r>
-            <w:proofErr w:type="spellEnd"/>
-            <w:r>
-              <w:t xml:space="preserve"> </w:t>
-            </w:r>
-            <w:proofErr w:type="spellStart"/>
-            <w:r>
-              <w:t>String</w:t>
-            </w:r>
-            <w:proofErr w:type="spellEnd"/>
-            <w:r>
-              <w:t xml:space="preserve"> email;</w:t>
-            </w:r>
-            <w:r>
-              <w:br/>
-            </w:r>
-            <w:proofErr w:type="spellStart"/>
-            <w:r>
-              <w:t>private</w:t>
-            </w:r>
-            <w:proofErr w:type="spellEnd"/>
-            <w:r>
-              <w:t xml:space="preserve"> </w:t>
-            </w:r>
-            <w:proofErr w:type="spellStart"/>
-            <w:r>
-              <w:t>String</w:t>
-            </w:r>
-            <w:proofErr w:type="spellEnd"/>
-            <w:r>
-              <w:t xml:space="preserve"> </w:t>
-            </w:r>
-            <w:proofErr w:type="spellStart"/>
-            <w:r>
-              <w:t>password</w:t>
-            </w:r>
-            <w:proofErr w:type="spellEnd"/>
-            <w:r>
-              <w:t>;</w:t>
+            <w:r>
+              <w:t>private String email;</w:t>
+            </w:r>
+            <w:r>
+              <w:br/>
+              <w:t>private String password;</w:t>
             </w:r>
           </w:p>
         </w:tc>
@@ -11927,7 +10018,6 @@
         </w:rPr>
       </w:pPr>
       <w:bookmarkStart w:id="32" w:name="_Toc228775308"/>
-      <w:proofErr w:type="spellStart"/>
       <w:r>
         <w:rPr>
           <w:lang w:val="en-GB"/>
@@ -11935,7 +10025,6 @@
         <w:t>RegisterRequest</w:t>
       </w:r>
       <w:bookmarkEnd w:id="32"/>
-      <w:proofErr w:type="spellEnd"/>
     </w:p>
     <w:p>
       <w:pPr>
@@ -11969,75 +10058,16 @@
             <w:pPr>
               <w:widowControl w:val="0"/>
             </w:pPr>
-            <w:proofErr w:type="spellStart"/>
-            <w:r>
-              <w:t>private</w:t>
-            </w:r>
-            <w:proofErr w:type="spellEnd"/>
-            <w:r>
-              <w:t xml:space="preserve"> </w:t>
-            </w:r>
-            <w:proofErr w:type="spellStart"/>
-            <w:r>
-              <w:t>String</w:t>
-            </w:r>
-            <w:proofErr w:type="spellEnd"/>
-            <w:r>
-              <w:t xml:space="preserve"> </w:t>
-            </w:r>
-            <w:proofErr w:type="spellStart"/>
-            <w:r>
-              <w:t>name</w:t>
-            </w:r>
-            <w:proofErr w:type="spellEnd"/>
-            <w:r>
-              <w:t>;</w:t>
-            </w:r>
-            <w:r>
-              <w:br/>
-            </w:r>
-            <w:proofErr w:type="spellStart"/>
-            <w:r>
-              <w:t>private</w:t>
-            </w:r>
-            <w:proofErr w:type="spellEnd"/>
-            <w:r>
-              <w:t xml:space="preserve"> </w:t>
-            </w:r>
-            <w:proofErr w:type="spellStart"/>
-            <w:r>
-              <w:t>String</w:t>
-            </w:r>
-            <w:proofErr w:type="spellEnd"/>
-            <w:r>
-              <w:t xml:space="preserve"> email;</w:t>
-            </w:r>
-            <w:r>
-              <w:br/>
-            </w:r>
-            <w:proofErr w:type="spellStart"/>
-            <w:r>
-              <w:t>private</w:t>
-            </w:r>
-            <w:proofErr w:type="spellEnd"/>
-            <w:r>
-              <w:t xml:space="preserve"> </w:t>
-            </w:r>
-            <w:proofErr w:type="spellStart"/>
-            <w:r>
-              <w:t>String</w:t>
-            </w:r>
-            <w:proofErr w:type="spellEnd"/>
-            <w:r>
-              <w:t xml:space="preserve"> </w:t>
-            </w:r>
-            <w:proofErr w:type="spellStart"/>
-            <w:r>
-              <w:t>password</w:t>
-            </w:r>
-            <w:proofErr w:type="spellEnd"/>
-            <w:r>
-              <w:t>;</w:t>
+            <w:r>
+              <w:t>private String name;</w:t>
+            </w:r>
+            <w:r>
+              <w:br/>
+              <w:t>private String email;</w:t>
+            </w:r>
+            <w:r>
+              <w:br/>
+              <w:t>private String password;</w:t>
             </w:r>
           </w:p>
         </w:tc>
@@ -12052,7 +10082,6 @@
         </w:rPr>
       </w:pPr>
       <w:bookmarkStart w:id="33" w:name="_Toc228775309"/>
-      <w:proofErr w:type="spellStart"/>
       <w:r>
         <w:rPr>
           <w:lang w:val="en-GB"/>
@@ -12060,7 +10089,6 @@
         <w:t>UserToken</w:t>
       </w:r>
       <w:bookmarkEnd w:id="33"/>
-      <w:proofErr w:type="spellEnd"/>
     </w:p>
     <w:p>
       <w:pPr>
@@ -12094,67 +10122,16 @@
             <w:pPr>
               <w:widowControl w:val="0"/>
             </w:pPr>
-            <w:proofErr w:type="spellStart"/>
-            <w:r>
-              <w:t>private</w:t>
-            </w:r>
-            <w:proofErr w:type="spellEnd"/>
-            <w:r>
-              <w:t xml:space="preserve"> </w:t>
-            </w:r>
-            <w:proofErr w:type="spellStart"/>
-            <w:r>
-              <w:t>String</w:t>
-            </w:r>
-            <w:proofErr w:type="spellEnd"/>
-            <w:r>
-              <w:t xml:space="preserve"> </w:t>
-            </w:r>
-            <w:proofErr w:type="spellStart"/>
-            <w:r>
-              <w:t>name</w:t>
-            </w:r>
-            <w:proofErr w:type="spellEnd"/>
-            <w:r>
-              <w:t>;</w:t>
-            </w:r>
-            <w:r>
-              <w:br/>
-            </w:r>
-            <w:proofErr w:type="spellStart"/>
-            <w:r>
-              <w:t>private</w:t>
-            </w:r>
-            <w:proofErr w:type="spellEnd"/>
-            <w:r>
-              <w:t xml:space="preserve"> </w:t>
-            </w:r>
-            <w:proofErr w:type="spellStart"/>
-            <w:r>
-              <w:t>String</w:t>
-            </w:r>
-            <w:proofErr w:type="spellEnd"/>
-            <w:r>
-              <w:t xml:space="preserve"> email;</w:t>
-            </w:r>
-            <w:r>
-              <w:br/>
-            </w:r>
-            <w:proofErr w:type="spellStart"/>
-            <w:r>
-              <w:t>private</w:t>
-            </w:r>
-            <w:proofErr w:type="spellEnd"/>
-            <w:r>
-              <w:t xml:space="preserve"> Role </w:t>
-            </w:r>
-            <w:proofErr w:type="spellStart"/>
-            <w:r>
-              <w:t>role</w:t>
-            </w:r>
-            <w:proofErr w:type="spellEnd"/>
-            <w:r>
-              <w:t>;</w:t>
+            <w:r>
+              <w:t>private String name;</w:t>
+            </w:r>
+            <w:r>
+              <w:br/>
+              <w:t>private String email;</w:t>
+            </w:r>
+            <w:r>
+              <w:br/>
+              <w:t>private Role role;</w:t>
             </w:r>
           </w:p>
         </w:tc>
@@ -12227,7 +10204,6 @@
         </w:rPr>
       </w:pPr>
       <w:bookmarkStart w:id="35" w:name="_Toc228775311"/>
-      <w:proofErr w:type="spellStart"/>
       <w:r>
         <w:rPr>
           <w:lang w:val="en-GB"/>
@@ -12235,7 +10211,6 @@
         <w:t>AppUserRepository</w:t>
       </w:r>
       <w:bookmarkEnd w:id="35"/>
-      <w:proofErr w:type="spellEnd"/>
     </w:p>
     <w:tbl>
       <w:tblPr>
@@ -12255,76 +10230,12 @@
             <w:pPr>
               <w:widowControl w:val="0"/>
             </w:pPr>
-            <w:proofErr w:type="spellStart"/>
-            <w:r>
-              <w:t>boolean</w:t>
-            </w:r>
-            <w:proofErr w:type="spellEnd"/>
-            <w:r>
-              <w:t xml:space="preserve"> </w:t>
-            </w:r>
-            <w:proofErr w:type="spellStart"/>
-            <w:proofErr w:type="gramStart"/>
-            <w:r>
-              <w:t>existsByEmailIgnoreCase</w:t>
-            </w:r>
-            <w:proofErr w:type="spellEnd"/>
-            <w:r>
-              <w:t>(</w:t>
-            </w:r>
-            <w:proofErr w:type="spellStart"/>
-            <w:proofErr w:type="gramEnd"/>
-            <w:r>
-              <w:t>String</w:t>
-            </w:r>
-            <w:proofErr w:type="spellEnd"/>
-            <w:r>
-              <w:t xml:space="preserve"> </w:t>
-            </w:r>
-            <w:proofErr w:type="spellStart"/>
-            <w:r>
-              <w:t>username</w:t>
-            </w:r>
-            <w:proofErr w:type="spellEnd"/>
-            <w:r>
-              <w:t>);</w:t>
-            </w:r>
-            <w:r>
-              <w:br/>
-            </w:r>
-            <w:proofErr w:type="spellStart"/>
-            <w:r>
-              <w:t>AppUser</w:t>
-            </w:r>
-            <w:proofErr w:type="spellEnd"/>
-            <w:r>
-              <w:t xml:space="preserve"> </w:t>
-            </w:r>
-            <w:proofErr w:type="spellStart"/>
-            <w:proofErr w:type="gramStart"/>
-            <w:r>
-              <w:t>findByEmailIgnoreCase</w:t>
-            </w:r>
-            <w:proofErr w:type="spellEnd"/>
-            <w:r>
-              <w:t>(</w:t>
-            </w:r>
-            <w:proofErr w:type="spellStart"/>
-            <w:proofErr w:type="gramEnd"/>
-            <w:r>
-              <w:t>String</w:t>
-            </w:r>
-            <w:proofErr w:type="spellEnd"/>
-            <w:r>
-              <w:t xml:space="preserve"> </w:t>
-            </w:r>
-            <w:proofErr w:type="spellStart"/>
-            <w:r>
-              <w:t>username</w:t>
-            </w:r>
-            <w:proofErr w:type="spellEnd"/>
-            <w:r>
-              <w:t>);</w:t>
+            <w:r>
+              <w:t>boolean existsByEmailIgnoreCase(String username);</w:t>
+            </w:r>
+            <w:r>
+              <w:br/>
+              <w:t>AppUser findByEmailIgnoreCase(String username);</w:t>
             </w:r>
           </w:p>
         </w:tc>
@@ -12339,7 +10250,6 @@
         </w:rPr>
       </w:pPr>
       <w:bookmarkStart w:id="36" w:name="_Toc228775312"/>
-      <w:proofErr w:type="spellStart"/>
       <w:r>
         <w:rPr>
           <w:lang w:val="en-GB"/>
@@ -12347,7 +10257,6 @@
         <w:t>BookRepository</w:t>
       </w:r>
       <w:bookmarkEnd w:id="36"/>
-      <w:proofErr w:type="spellEnd"/>
     </w:p>
     <w:tbl>
       <w:tblPr>
@@ -12367,128 +10276,16 @@
             <w:pPr>
               <w:widowControl w:val="0"/>
             </w:pPr>
-            <w:proofErr w:type="gramStart"/>
-            <w:r>
-              <w:t>List&lt;</w:t>
-            </w:r>
-            <w:proofErr w:type="spellStart"/>
-            <w:proofErr w:type="gramEnd"/>
-            <w:r>
-              <w:t>Book</w:t>
-            </w:r>
-            <w:proofErr w:type="spellEnd"/>
-            <w:r>
-              <w:t xml:space="preserve">&gt; </w:t>
-            </w:r>
-            <w:proofErr w:type="spellStart"/>
-            <w:proofErr w:type="gramStart"/>
-            <w:r>
-              <w:t>findByTitleContainingIgnoreCase</w:t>
-            </w:r>
-            <w:proofErr w:type="spellEnd"/>
-            <w:r>
-              <w:t>(</w:t>
-            </w:r>
-            <w:proofErr w:type="spellStart"/>
-            <w:proofErr w:type="gramEnd"/>
-            <w:r>
-              <w:t>String</w:t>
-            </w:r>
-            <w:proofErr w:type="spellEnd"/>
-            <w:r>
-              <w:t xml:space="preserve"> </w:t>
-            </w:r>
-            <w:proofErr w:type="spellStart"/>
-            <w:r>
-              <w:t>title</w:t>
-            </w:r>
-            <w:proofErr w:type="spellEnd"/>
-            <w:r>
-              <w:t>);</w:t>
-            </w:r>
-            <w:r>
-              <w:br/>
-            </w:r>
-            <w:proofErr w:type="gramStart"/>
-            <w:r>
-              <w:t>List&lt;</w:t>
-            </w:r>
-            <w:proofErr w:type="spellStart"/>
-            <w:proofErr w:type="gramEnd"/>
-            <w:r>
-              <w:t>Book</w:t>
-            </w:r>
-            <w:proofErr w:type="spellEnd"/>
-            <w:r>
-              <w:t xml:space="preserve">&gt; </w:t>
-            </w:r>
-            <w:proofErr w:type="spellStart"/>
-            <w:proofErr w:type="gramStart"/>
-            <w:r>
-              <w:t>findByAuthorContainingIgnoreCase</w:t>
-            </w:r>
-            <w:proofErr w:type="spellEnd"/>
-            <w:r>
-              <w:t>(</w:t>
-            </w:r>
-            <w:proofErr w:type="spellStart"/>
-            <w:proofErr w:type="gramEnd"/>
-            <w:r>
-              <w:t>String</w:t>
-            </w:r>
-            <w:proofErr w:type="spellEnd"/>
-            <w:r>
-              <w:t xml:space="preserve"> </w:t>
-            </w:r>
-            <w:proofErr w:type="spellStart"/>
-            <w:r>
-              <w:t>author</w:t>
-            </w:r>
-            <w:proofErr w:type="spellEnd"/>
-            <w:r>
-              <w:t>);</w:t>
-            </w:r>
-            <w:r>
-              <w:br/>
-            </w:r>
-            <w:proofErr w:type="gramStart"/>
-            <w:r>
-              <w:t>List&lt;</w:t>
-            </w:r>
-            <w:proofErr w:type="spellStart"/>
-            <w:proofErr w:type="gramEnd"/>
-            <w:r>
-              <w:t>Book</w:t>
-            </w:r>
-            <w:proofErr w:type="spellEnd"/>
-            <w:r>
-              <w:t xml:space="preserve">&gt; </w:t>
-            </w:r>
-            <w:proofErr w:type="spellStart"/>
-            <w:proofErr w:type="gramStart"/>
-            <w:r>
-              <w:t>findByCategoryContainingIgnoreCase</w:t>
-            </w:r>
-            <w:proofErr w:type="spellEnd"/>
-            <w:r>
-              <w:t>(</w:t>
-            </w:r>
-            <w:proofErr w:type="spellStart"/>
-            <w:proofErr w:type="gramEnd"/>
-            <w:r>
-              <w:t>String</w:t>
-            </w:r>
-            <w:proofErr w:type="spellEnd"/>
-            <w:r>
-              <w:t xml:space="preserve"> </w:t>
-            </w:r>
-            <w:proofErr w:type="spellStart"/>
-            <w:r>
-              <w:t>category</w:t>
-            </w:r>
-            <w:proofErr w:type="spellEnd"/>
-            <w:r>
-              <w:t>);</w:t>
+            <w:r>
+              <w:t>List&lt;Book&gt; findByTitleContainingIgnoreCase(String title);</w:t>
+            </w:r>
+            <w:r>
+              <w:br/>
+              <w:t>List&lt;Book&gt; findByAuthorContainingIgnoreCase(String author);</w:t>
+            </w:r>
+            <w:r>
+              <w:br/>
+              <w:t>List&lt;Book&gt; findByCategoryContainingIgnoreCase(String category);</w:t>
             </w:r>
           </w:p>
         </w:tc>
@@ -12503,7 +10300,6 @@
         </w:rPr>
       </w:pPr>
       <w:bookmarkStart w:id="37" w:name="_Toc228775313"/>
-      <w:proofErr w:type="spellStart"/>
       <w:r>
         <w:rPr>
           <w:lang w:val="en-GB"/>
@@ -12511,7 +10307,6 @@
         <w:t>BorrowingRepository</w:t>
       </w:r>
       <w:bookmarkEnd w:id="37"/>
-      <w:proofErr w:type="spellEnd"/>
     </w:p>
     <w:tbl>
       <w:tblPr>
@@ -12531,82 +10326,12 @@
             <w:pPr>
               <w:widowControl w:val="0"/>
             </w:pPr>
-            <w:proofErr w:type="gramStart"/>
-            <w:r>
-              <w:t>List&lt;</w:t>
-            </w:r>
-            <w:proofErr w:type="spellStart"/>
-            <w:proofErr w:type="gramEnd"/>
-            <w:r>
-              <w:t>Borrowing</w:t>
-            </w:r>
-            <w:proofErr w:type="spellEnd"/>
-            <w:r>
-              <w:t xml:space="preserve">&gt; </w:t>
-            </w:r>
-            <w:proofErr w:type="spellStart"/>
-            <w:r>
-              <w:t>findByAppUser_</w:t>
-            </w:r>
-            <w:proofErr w:type="gramStart"/>
-            <w:r>
-              <w:t>UserId</w:t>
-            </w:r>
-            <w:proofErr w:type="spellEnd"/>
-            <w:r>
-              <w:t>(</w:t>
-            </w:r>
-            <w:proofErr w:type="gramEnd"/>
-            <w:r>
-              <w:t xml:space="preserve">UUID </w:t>
-            </w:r>
-            <w:proofErr w:type="spellStart"/>
-            <w:r>
-              <w:t>userId</w:t>
-            </w:r>
-            <w:proofErr w:type="spellEnd"/>
-            <w:r>
-              <w:t>);</w:t>
-            </w:r>
-            <w:r>
-              <w:br/>
-            </w:r>
-            <w:proofErr w:type="gramStart"/>
-            <w:r>
-              <w:t>List&lt;</w:t>
-            </w:r>
-            <w:proofErr w:type="spellStart"/>
-            <w:proofErr w:type="gramEnd"/>
-            <w:r>
-              <w:t>Borrowing</w:t>
-            </w:r>
-            <w:proofErr w:type="spellEnd"/>
-            <w:r>
-              <w:t xml:space="preserve">&gt; </w:t>
-            </w:r>
-            <w:proofErr w:type="spellStart"/>
-            <w:r>
-              <w:t>findByBook_</w:t>
-            </w:r>
-            <w:proofErr w:type="gramStart"/>
-            <w:r>
-              <w:t>BookId</w:t>
-            </w:r>
-            <w:proofErr w:type="spellEnd"/>
-            <w:r>
-              <w:t>(</w:t>
-            </w:r>
-            <w:proofErr w:type="gramEnd"/>
-            <w:r>
-              <w:t xml:space="preserve">UUID </w:t>
-            </w:r>
-            <w:proofErr w:type="spellStart"/>
-            <w:r>
-              <w:t>bookId</w:t>
-            </w:r>
-            <w:proofErr w:type="spellEnd"/>
-            <w:r>
-              <w:t>);</w:t>
+            <w:r>
+              <w:t>List&lt;Borrowing&gt; findByAppUser_UserId(UUID userId);</w:t>
+            </w:r>
+            <w:r>
+              <w:br/>
+              <w:t>List&lt;Borrowing&gt; findByBook_BookId(UUID bookId);</w:t>
             </w:r>
           </w:p>
         </w:tc>
@@ -12665,7 +10390,6 @@
         </w:rPr>
       </w:pPr>
       <w:bookmarkStart w:id="39" w:name="_Toc228775315"/>
-      <w:proofErr w:type="spellStart"/>
       <w:r>
         <w:rPr>
           <w:lang w:val="en-GB"/>
@@ -12673,7 +10397,6 @@
         <w:t>UserService</w:t>
       </w:r>
       <w:bookmarkEnd w:id="39"/>
-      <w:proofErr w:type="spellEnd"/>
     </w:p>
     <w:p>
       <w:pPr>
@@ -12686,21 +10409,7 @@
         <w:rPr>
           <w:lang w:val="en-GB"/>
         </w:rPr>
-        <w:t xml:space="preserve">Handles user authentication and registration. Depends on </w:t>
-      </w:r>
-      <w:proofErr w:type="spellStart"/>
-      <w:r>
-        <w:rPr>
-          <w:lang w:val="en-GB"/>
-        </w:rPr>
-        <w:t>UserAppRepository</w:t>
-      </w:r>
-      <w:proofErr w:type="spellEnd"/>
-      <w:r>
-        <w:rPr>
-          <w:lang w:val="en-GB"/>
-        </w:rPr>
-        <w:t>.</w:t>
+        <w:t>Handles user authentication and registration. Depends on UserAppRepository.</w:t>
       </w:r>
     </w:p>
     <w:p>
@@ -12750,143 +10459,15 @@
               <w:widowControl w:val="0"/>
             </w:pPr>
             <w:r>
-              <w:t xml:space="preserve">public </w:t>
-            </w:r>
-            <w:proofErr w:type="spellStart"/>
-            <w:r>
-              <w:t>UserToken</w:t>
-            </w:r>
-            <w:proofErr w:type="spellEnd"/>
-            <w:r>
-              <w:t xml:space="preserve"> </w:t>
-            </w:r>
-            <w:proofErr w:type="spellStart"/>
-            <w:r>
-              <w:t>register</w:t>
-            </w:r>
-            <w:proofErr w:type="spellEnd"/>
-            <w:r>
-              <w:t>(</w:t>
-            </w:r>
-            <w:proofErr w:type="spellStart"/>
-            <w:r>
-              <w:t>String</w:t>
-            </w:r>
-            <w:proofErr w:type="spellEnd"/>
-            <w:r>
-              <w:t xml:space="preserve"> </w:t>
-            </w:r>
-            <w:proofErr w:type="spellStart"/>
-            <w:r>
-              <w:t>name</w:t>
-            </w:r>
-            <w:proofErr w:type="spellEnd"/>
-            <w:r>
-              <w:t xml:space="preserve">, </w:t>
-            </w:r>
-            <w:proofErr w:type="spellStart"/>
-            <w:r>
-              <w:t>String</w:t>
-            </w:r>
-            <w:proofErr w:type="spellEnd"/>
-            <w:r>
-              <w:t xml:space="preserve"> email, </w:t>
-            </w:r>
-            <w:proofErr w:type="spellStart"/>
-            <w:r>
-              <w:t>String</w:t>
-            </w:r>
-            <w:proofErr w:type="spellEnd"/>
-            <w:r>
-              <w:t xml:space="preserve"> </w:t>
-            </w:r>
-            <w:proofErr w:type="spellStart"/>
-            <w:r>
-              <w:t>password</w:t>
-            </w:r>
-            <w:proofErr w:type="spellEnd"/>
-            <w:r>
-              <w:t>) {</w:t>
-            </w:r>
-            <w:r>
-              <w:br/>
-              <w:t xml:space="preserve">    </w:t>
-            </w:r>
-            <w:proofErr w:type="spellStart"/>
-            <w:r>
-              <w:t>if</w:t>
-            </w:r>
-            <w:proofErr w:type="spellEnd"/>
-            <w:r>
-              <w:t xml:space="preserve"> (</w:t>
-            </w:r>
-            <w:proofErr w:type="spellStart"/>
-            <w:r>
-              <w:t>userRepository.existsByEmailIgnoreCase</w:t>
-            </w:r>
-            <w:proofErr w:type="spellEnd"/>
-            <w:r>
-              <w:t>(email)) {</w:t>
-            </w:r>
-            <w:r>
-              <w:br/>
-              <w:t xml:space="preserve">        </w:t>
-            </w:r>
-            <w:proofErr w:type="spellStart"/>
-            <w:r>
-              <w:t>throw</w:t>
-            </w:r>
-            <w:proofErr w:type="spellEnd"/>
-            <w:r>
-              <w:t xml:space="preserve"> </w:t>
-            </w:r>
-            <w:proofErr w:type="spellStart"/>
-            <w:r>
-              <w:t>new</w:t>
-            </w:r>
-            <w:proofErr w:type="spellEnd"/>
-            <w:r>
-              <w:t xml:space="preserve"> </w:t>
-            </w:r>
-            <w:proofErr w:type="spellStart"/>
-            <w:r>
-              <w:t>IllegalArgumentException</w:t>
-            </w:r>
-            <w:proofErr w:type="spellEnd"/>
-            <w:r>
-              <w:t xml:space="preserve">("User </w:t>
-            </w:r>
-            <w:proofErr w:type="spellStart"/>
-            <w:r>
-              <w:t>with</w:t>
-            </w:r>
-            <w:proofErr w:type="spellEnd"/>
-            <w:r>
-              <w:t xml:space="preserve"> </w:t>
-            </w:r>
-            <w:proofErr w:type="spellStart"/>
-            <w:r>
-              <w:t>this</w:t>
-            </w:r>
-            <w:proofErr w:type="spellEnd"/>
-            <w:r>
-              <w:t xml:space="preserve"> email </w:t>
-            </w:r>
-            <w:proofErr w:type="spellStart"/>
-            <w:r>
-              <w:t>already</w:t>
-            </w:r>
-            <w:proofErr w:type="spellEnd"/>
-            <w:r>
-              <w:t xml:space="preserve"> </w:t>
-            </w:r>
-            <w:proofErr w:type="spellStart"/>
-            <w:r>
-              <w:t>exists</w:t>
-            </w:r>
-            <w:proofErr w:type="spellEnd"/>
-            <w:r>
-              <w:t>.");</w:t>
+              <w:t>public UserToken register(String name, String email, String password) {</w:t>
+            </w:r>
+            <w:r>
+              <w:br/>
+              <w:t xml:space="preserve">    if (userRepository.existsByEmailIgnoreCase(email)) {</w:t>
+            </w:r>
+            <w:r>
+              <w:br/>
+              <w:t xml:space="preserve">        throw new IllegalArgumentException("User with this email already exists.");</w:t>
             </w:r>
             <w:r>
               <w:br/>
@@ -12894,79 +10475,19 @@
             </w:r>
             <w:r>
               <w:br/>
-              <w:t xml:space="preserve">    </w:t>
-            </w:r>
-            <w:proofErr w:type="spellStart"/>
-            <w:r>
-              <w:t>AppUser</w:t>
-            </w:r>
-            <w:proofErr w:type="spellEnd"/>
-            <w:r>
-              <w:t xml:space="preserve"> user = </w:t>
-            </w:r>
-            <w:proofErr w:type="spellStart"/>
-            <w:r>
-              <w:t>new</w:t>
-            </w:r>
-            <w:proofErr w:type="spellEnd"/>
-            <w:r>
-              <w:t xml:space="preserve"> </w:t>
-            </w:r>
-            <w:proofErr w:type="spellStart"/>
-            <w:r>
-              <w:t>AppUser</w:t>
-            </w:r>
-            <w:proofErr w:type="spellEnd"/>
-            <w:r>
-              <w:t>();</w:t>
-            </w:r>
-            <w:r>
-              <w:br/>
-              <w:t xml:space="preserve">    </w:t>
-            </w:r>
-            <w:proofErr w:type="spellStart"/>
-            <w:r>
-              <w:t>user.setEmail</w:t>
-            </w:r>
-            <w:proofErr w:type="spellEnd"/>
-            <w:r>
-              <w:t>(email);</w:t>
-            </w:r>
-            <w:r>
-              <w:br/>
-              <w:t xml:space="preserve">    </w:t>
-            </w:r>
-            <w:proofErr w:type="spellStart"/>
-            <w:r>
-              <w:t>user.setPassword</w:t>
-            </w:r>
-            <w:proofErr w:type="spellEnd"/>
-            <w:r>
-              <w:t>(</w:t>
-            </w:r>
-            <w:proofErr w:type="spellStart"/>
-            <w:r>
-              <w:t>password</w:t>
-            </w:r>
-            <w:proofErr w:type="spellEnd"/>
-            <w:r>
-              <w:t>);</w:t>
-            </w:r>
-            <w:r>
-              <w:br/>
-              <w:t xml:space="preserve">    </w:t>
-            </w:r>
-            <w:proofErr w:type="spellStart"/>
-            <w:r>
-              <w:t>user.setRole</w:t>
-            </w:r>
-            <w:proofErr w:type="spellEnd"/>
-            <w:r>
-              <w:t>(</w:t>
-            </w:r>
-            <w:proofErr w:type="spellStart"/>
-            <w:r>
-              <w:t>Role.</w:t>
+              <w:t xml:space="preserve">    AppUser user = new AppUser();</w:t>
+            </w:r>
+            <w:r>
+              <w:br/>
+              <w:t xml:space="preserve">    user.setEmail(email);</w:t>
+            </w:r>
+            <w:r>
+              <w:br/>
+              <w:t xml:space="preserve">    user.setPassword(password);</w:t>
+            </w:r>
+            <w:r>
+              <w:br/>
+              <w:t xml:space="preserve">    user.setRole(Role.</w:t>
             </w:r>
             <w:r>
               <w:rPr>
@@ -12975,53 +10496,16 @@
               </w:rPr>
               <w:t>MEMBER</w:t>
             </w:r>
-            <w:proofErr w:type="spellEnd"/>
             <w:r>
               <w:t>);</w:t>
             </w:r>
             <w:r>
               <w:br/>
-              <w:t xml:space="preserve">    </w:t>
-            </w:r>
-            <w:proofErr w:type="spellStart"/>
-            <w:r>
-              <w:t>userRepository.save</w:t>
-            </w:r>
-            <w:proofErr w:type="spellEnd"/>
-            <w:r>
-              <w:t>(user);</w:t>
-            </w:r>
-            <w:r>
-              <w:br/>
-              <w:t xml:space="preserve">    return </w:t>
-            </w:r>
-            <w:proofErr w:type="spellStart"/>
-            <w:r>
-              <w:t>new</w:t>
-            </w:r>
-            <w:proofErr w:type="spellEnd"/>
-            <w:r>
-              <w:t xml:space="preserve"> </w:t>
-            </w:r>
-            <w:proofErr w:type="spellStart"/>
-            <w:r>
-              <w:t>UserToken</w:t>
-            </w:r>
-            <w:proofErr w:type="spellEnd"/>
-            <w:r>
-              <w:t>(</w:t>
-            </w:r>
-            <w:proofErr w:type="spellStart"/>
-            <w:r>
-              <w:t>name</w:t>
-            </w:r>
-            <w:proofErr w:type="spellEnd"/>
-            <w:r>
-              <w:t xml:space="preserve">, email, </w:t>
-            </w:r>
-            <w:proofErr w:type="spellStart"/>
-            <w:r>
-              <w:t>Role.</w:t>
+              <w:t xml:space="preserve">    userRepository.save(user);</w:t>
+            </w:r>
+            <w:r>
+              <w:br/>
+              <w:t xml:space="preserve">    return new UserToken(name, email, Role.</w:t>
             </w:r>
             <w:r>
               <w:rPr>
@@ -13030,7 +10514,6 @@
               </w:rPr>
               <w:t>MEMBER</w:t>
             </w:r>
-            <w:proofErr w:type="spellEnd"/>
             <w:r>
               <w:t>);</w:t>
             </w:r>
@@ -13043,215 +10526,31 @@
             </w:r>
             <w:r>
               <w:br/>
-              <w:t xml:space="preserve">public </w:t>
-            </w:r>
-            <w:proofErr w:type="spellStart"/>
-            <w:r>
-              <w:t>UserToken</w:t>
-            </w:r>
-            <w:proofErr w:type="spellEnd"/>
-            <w:r>
-              <w:t xml:space="preserve"> login(</w:t>
-            </w:r>
-            <w:proofErr w:type="spellStart"/>
-            <w:r>
-              <w:t>String</w:t>
-            </w:r>
-            <w:proofErr w:type="spellEnd"/>
-            <w:r>
-              <w:t xml:space="preserve"> email, </w:t>
-            </w:r>
-            <w:proofErr w:type="spellStart"/>
-            <w:r>
-              <w:t>String</w:t>
-            </w:r>
-            <w:proofErr w:type="spellEnd"/>
-            <w:r>
-              <w:t xml:space="preserve"> </w:t>
-            </w:r>
-            <w:proofErr w:type="spellStart"/>
-            <w:r>
-              <w:t>password</w:t>
-            </w:r>
-            <w:proofErr w:type="spellEnd"/>
-            <w:r>
-              <w:t>) {</w:t>
-            </w:r>
-            <w:r>
-              <w:br/>
-              <w:t xml:space="preserve">    </w:t>
-            </w:r>
-            <w:proofErr w:type="spellStart"/>
-            <w:r>
-              <w:t>AppUser</w:t>
-            </w:r>
-            <w:proofErr w:type="spellEnd"/>
-            <w:r>
-              <w:t xml:space="preserve"> user = </w:t>
-            </w:r>
-            <w:proofErr w:type="spellStart"/>
-            <w:r>
-              <w:t>userRepository.findByEmailIgnoreCase</w:t>
-            </w:r>
-            <w:proofErr w:type="spellEnd"/>
-            <w:r>
-              <w:t>(email);</w:t>
-            </w:r>
-            <w:r>
-              <w:br/>
-              <w:t xml:space="preserve">    </w:t>
-            </w:r>
-            <w:proofErr w:type="spellStart"/>
-            <w:r>
-              <w:t>if</w:t>
-            </w:r>
-            <w:proofErr w:type="spellEnd"/>
-            <w:r>
-              <w:t xml:space="preserve"> (user != </w:t>
-            </w:r>
-            <w:proofErr w:type="spellStart"/>
-            <w:r>
-              <w:t>null</w:t>
-            </w:r>
-            <w:proofErr w:type="spellEnd"/>
-            <w:r>
-              <w:t>) {</w:t>
-            </w:r>
-            <w:r>
-              <w:br/>
-              <w:t xml:space="preserve">        </w:t>
-            </w:r>
-            <w:proofErr w:type="spellStart"/>
-            <w:r>
-              <w:t>if</w:t>
-            </w:r>
-            <w:proofErr w:type="spellEnd"/>
-            <w:r>
-              <w:t xml:space="preserve"> (</w:t>
-            </w:r>
-            <w:proofErr w:type="spellStart"/>
-            <w:r>
-              <w:t>user.getPassword</w:t>
-            </w:r>
-            <w:proofErr w:type="spellEnd"/>
-            <w:r>
-              <w:t>().</w:t>
-            </w:r>
-            <w:proofErr w:type="spellStart"/>
-            <w:r>
-              <w:t>equals</w:t>
-            </w:r>
-            <w:proofErr w:type="spellEnd"/>
-            <w:r>
-              <w:t>(</w:t>
-            </w:r>
-            <w:proofErr w:type="spellStart"/>
-            <w:r>
-              <w:t>password</w:t>
-            </w:r>
-            <w:proofErr w:type="spellEnd"/>
-            <w:r>
-              <w:t>)) {</w:t>
-            </w:r>
-            <w:r>
-              <w:br/>
-              <w:t xml:space="preserve">            return </w:t>
-            </w:r>
-            <w:proofErr w:type="spellStart"/>
-            <w:r>
-              <w:t>new</w:t>
-            </w:r>
-            <w:proofErr w:type="spellEnd"/>
-            <w:r>
-              <w:t xml:space="preserve"> </w:t>
-            </w:r>
-            <w:proofErr w:type="spellStart"/>
-            <w:r>
-              <w:t>UserToken</w:t>
-            </w:r>
-            <w:proofErr w:type="spellEnd"/>
-            <w:r>
-              <w:t>(</w:t>
-            </w:r>
-            <w:proofErr w:type="spellStart"/>
-            <w:r>
-              <w:t>user.getEmail</w:t>
-            </w:r>
-            <w:proofErr w:type="spellEnd"/>
-            <w:r>
-              <w:t xml:space="preserve">(), </w:t>
-            </w:r>
-            <w:proofErr w:type="spellStart"/>
-            <w:r>
-              <w:t>user.getEmail</w:t>
-            </w:r>
-            <w:proofErr w:type="spellEnd"/>
-            <w:r>
-              <w:t xml:space="preserve">(), </w:t>
-            </w:r>
-            <w:proofErr w:type="spellStart"/>
-            <w:r>
-              <w:t>user.getRole</w:t>
-            </w:r>
-            <w:proofErr w:type="spellEnd"/>
-            <w:r>
-              <w:t>());</w:t>
-            </w:r>
-            <w:r>
-              <w:br/>
-              <w:t xml:space="preserve">        } </w:t>
-            </w:r>
-            <w:proofErr w:type="spellStart"/>
-            <w:r>
-              <w:t>else</w:t>
-            </w:r>
-            <w:proofErr w:type="spellEnd"/>
-            <w:r>
-              <w:t xml:space="preserve"> {</w:t>
-            </w:r>
-            <w:r>
-              <w:br/>
-              <w:t xml:space="preserve">            </w:t>
-            </w:r>
-            <w:proofErr w:type="spellStart"/>
-            <w:r>
-              <w:t>throw</w:t>
-            </w:r>
-            <w:proofErr w:type="spellEnd"/>
-            <w:r>
-              <w:t xml:space="preserve"> </w:t>
-            </w:r>
-            <w:proofErr w:type="spellStart"/>
-            <w:r>
-              <w:t>new</w:t>
-            </w:r>
-            <w:proofErr w:type="spellEnd"/>
-            <w:r>
-              <w:t xml:space="preserve"> </w:t>
-            </w:r>
-            <w:proofErr w:type="spellStart"/>
-            <w:r>
-              <w:t>RuntimeException</w:t>
-            </w:r>
-            <w:proofErr w:type="spellEnd"/>
-            <w:r>
-              <w:t>("</w:t>
-            </w:r>
-            <w:proofErr w:type="spellStart"/>
-            <w:r>
-              <w:t>Wrong</w:t>
-            </w:r>
-            <w:proofErr w:type="spellEnd"/>
-            <w:r>
-              <w:t xml:space="preserve"> </w:t>
-            </w:r>
-            <w:proofErr w:type="spellStart"/>
-            <w:r>
-              <w:t>password</w:t>
-            </w:r>
-            <w:proofErr w:type="spellEnd"/>
-            <w:r>
-              <w:t>!");</w:t>
+              <w:t>public UserToken login(String email, String password) {</w:t>
+            </w:r>
+            <w:r>
+              <w:br/>
+              <w:t xml:space="preserve">    AppUser user = userRepository.findByEmailIgnoreCase(email);</w:t>
+            </w:r>
+            <w:r>
+              <w:br/>
+              <w:t xml:space="preserve">    if (user != null) {</w:t>
+            </w:r>
+            <w:r>
+              <w:br/>
+              <w:t xml:space="preserve">        if (user.getPassword().equals(password)) {</w:t>
+            </w:r>
+            <w:r>
+              <w:br/>
+              <w:t xml:space="preserve">            return new UserToken(user.getEmail(), user.getEmail(), user.getRole());</w:t>
+            </w:r>
+            <w:r>
+              <w:br/>
+              <w:t xml:space="preserve">        } else {</w:t>
+            </w:r>
+            <w:r>
+              <w:br/>
+              <w:t xml:space="preserve">            throw new RuntimeException("Wrong password!");</w:t>
             </w:r>
             <w:r>
               <w:br/>
@@ -13259,59 +10558,11 @@
             </w:r>
             <w:r>
               <w:br/>
-              <w:t xml:space="preserve">    } </w:t>
-            </w:r>
-            <w:proofErr w:type="spellStart"/>
-            <w:r>
-              <w:t>else</w:t>
-            </w:r>
-            <w:proofErr w:type="spellEnd"/>
-            <w:r>
-              <w:t xml:space="preserve"> {</w:t>
-            </w:r>
-            <w:r>
-              <w:br/>
-              <w:t xml:space="preserve">        </w:t>
-            </w:r>
-            <w:proofErr w:type="spellStart"/>
-            <w:r>
-              <w:t>throw</w:t>
-            </w:r>
-            <w:proofErr w:type="spellEnd"/>
-            <w:r>
-              <w:t xml:space="preserve"> </w:t>
-            </w:r>
-            <w:proofErr w:type="spellStart"/>
-            <w:r>
-              <w:t>new</w:t>
-            </w:r>
-            <w:proofErr w:type="spellEnd"/>
-            <w:r>
-              <w:t xml:space="preserve"> </w:t>
-            </w:r>
-            <w:proofErr w:type="spellStart"/>
-            <w:r>
-              <w:t>IllegalArgumentException</w:t>
-            </w:r>
-            <w:proofErr w:type="spellEnd"/>
-            <w:r>
-              <w:t xml:space="preserve">("User </w:t>
-            </w:r>
-            <w:proofErr w:type="spellStart"/>
-            <w:r>
-              <w:t>does</w:t>
-            </w:r>
-            <w:proofErr w:type="spellEnd"/>
-            <w:r>
-              <w:t xml:space="preserve"> not </w:t>
-            </w:r>
-            <w:proofErr w:type="spellStart"/>
-            <w:r>
-              <w:t>exist</w:t>
-            </w:r>
-            <w:proofErr w:type="spellEnd"/>
-            <w:r>
-              <w:t>!");</w:t>
+              <w:t xml:space="preserve">    } else {</w:t>
+            </w:r>
+            <w:r>
+              <w:br/>
+              <w:t xml:space="preserve">        throw new IllegalArgumentException("User does not exist!");</w:t>
             </w:r>
             <w:r>
               <w:br/>
@@ -13334,7 +10585,6 @@
         </w:rPr>
       </w:pPr>
       <w:bookmarkStart w:id="40" w:name="_Toc228775316"/>
-      <w:proofErr w:type="spellStart"/>
       <w:r>
         <w:rPr>
           <w:lang w:val="en-GB"/>
@@ -13342,7 +10592,6 @@
         <w:t>BookService</w:t>
       </w:r>
       <w:bookmarkEnd w:id="40"/>
-      <w:proofErr w:type="spellEnd"/>
     </w:p>
     <w:p>
       <w:pPr>
@@ -13355,172 +10604,50 @@
         <w:rPr>
           <w:lang w:val="en-GB"/>
         </w:rPr>
-        <w:t xml:space="preserve">Handles </w:t>
-      </w:r>
-      <w:proofErr w:type="spellStart"/>
-      <w:r>
+        <w:t>Handles catalog search and borrow/return logic. Depends on UserAppRepository, BookRepository, BorrowedRepository.</w:t>
+      </w:r>
+    </w:p>
+    <w:p>
+      <w:pPr>
+        <w:widowControl w:val="0"/>
         <w:rPr>
           <w:lang w:val="en-GB"/>
         </w:rPr>
-        <w:t>catalog</w:t>
-      </w:r>
-      <w:proofErr w:type="spellEnd"/>
+      </w:pPr>
       <w:r>
         <w:rPr>
           <w:lang w:val="en-GB"/>
         </w:rPr>
-        <w:t xml:space="preserve"> search and borrow/return logic. Depends on </w:t>
-      </w:r>
-      <w:proofErr w:type="spellStart"/>
-      <w:r>
+        <w:t>To search for books, use getBooks(). Should no query be given, it will return all books. Otherwise, it searches by title, author and category. After merging the results and removing duplicates, it returns the final list.</w:t>
+      </w:r>
+    </w:p>
+    <w:p>
+      <w:pPr>
+        <w:widowControl w:val="0"/>
         <w:rPr>
           <w:lang w:val="en-GB"/>
         </w:rPr>
-        <w:t>UserAppRepository</w:t>
-      </w:r>
-      <w:proofErr w:type="spellEnd"/>
+      </w:pPr>
       <w:r>
         <w:rPr>
           <w:lang w:val="en-GB"/>
         </w:rPr>
-        <w:t xml:space="preserve">, </w:t>
-      </w:r>
-      <w:proofErr w:type="spellStart"/>
-      <w:r>
+        <w:t>Borrowing is handled by borrowBook(). First, it finds a book and checks if any copies are available. If not, it throws an exception. Should it find one, it will decrease the available quantity and record a borrowing entry.</w:t>
+      </w:r>
+    </w:p>
+    <w:p>
+      <w:pPr>
+        <w:widowControl w:val="0"/>
         <w:rPr>
           <w:lang w:val="en-GB"/>
         </w:rPr>
-        <w:t>BookRepository</w:t>
-      </w:r>
-      <w:proofErr w:type="spellEnd"/>
+      </w:pPr>
       <w:r>
         <w:rPr>
           <w:lang w:val="en-GB"/>
         </w:rPr>
-        <w:t xml:space="preserve">, </w:t>
-      </w:r>
-      <w:proofErr w:type="spellStart"/>
-      <w:r>
-        <w:rPr>
-          <w:lang w:val="en-GB"/>
-        </w:rPr>
-        <w:t>BorrowedRepository</w:t>
-      </w:r>
-      <w:proofErr w:type="spellEnd"/>
-      <w:r>
-        <w:rPr>
-          <w:lang w:val="en-GB"/>
-        </w:rPr>
-        <w:t>.</w:t>
-      </w:r>
-    </w:p>
-    <w:p>
-      <w:pPr>
-        <w:widowControl w:val="0"/>
-        <w:rPr>
-          <w:lang w:val="en-GB"/>
-        </w:rPr>
-      </w:pPr>
-      <w:r>
-        <w:rPr>
-          <w:lang w:val="en-GB"/>
-        </w:rPr>
-        <w:t xml:space="preserve">To search for books, use </w:t>
-      </w:r>
-      <w:proofErr w:type="spellStart"/>
-      <w:proofErr w:type="gramStart"/>
-      <w:r>
-        <w:rPr>
-          <w:lang w:val="en-GB"/>
-        </w:rPr>
-        <w:t>getBooks</w:t>
-      </w:r>
-      <w:proofErr w:type="spellEnd"/>
-      <w:r>
-        <w:rPr>
-          <w:lang w:val="en-GB"/>
-        </w:rPr>
-        <w:t>(</w:t>
-      </w:r>
-      <w:proofErr w:type="gramEnd"/>
-      <w:r>
-        <w:rPr>
-          <w:lang w:val="en-GB"/>
-        </w:rPr>
-        <w:t>). Should no query be given, it will return all books. Otherwise, it searches by title, author and category. After merging the results and removing duplicates, it returns the final list.</w:t>
-      </w:r>
-    </w:p>
-    <w:p>
-      <w:pPr>
-        <w:widowControl w:val="0"/>
-        <w:rPr>
-          <w:lang w:val="en-GB"/>
-        </w:rPr>
-      </w:pPr>
-      <w:r>
-        <w:rPr>
-          <w:lang w:val="en-GB"/>
-        </w:rPr>
-        <w:t xml:space="preserve">Borrowing is handled by </w:t>
-      </w:r>
-      <w:proofErr w:type="spellStart"/>
-      <w:proofErr w:type="gramStart"/>
-      <w:r>
-        <w:rPr>
-          <w:lang w:val="en-GB"/>
-        </w:rPr>
-        <w:t>borrowBook</w:t>
-      </w:r>
-      <w:proofErr w:type="spellEnd"/>
-      <w:r>
-        <w:rPr>
-          <w:lang w:val="en-GB"/>
-        </w:rPr>
-        <w:t>(</w:t>
-      </w:r>
-      <w:proofErr w:type="gramEnd"/>
-      <w:r>
-        <w:rPr>
-          <w:lang w:val="en-GB"/>
-        </w:rPr>
-        <w:t>). First, it finds a book and checks if any copies are available. If not, it throws an exception. Should it find one, it will decrease the available quantity and record a borrowing entry.</w:t>
-      </w:r>
-    </w:p>
-    <w:p>
-      <w:pPr>
-        <w:widowControl w:val="0"/>
-        <w:rPr>
-          <w:lang w:val="en-GB"/>
-        </w:rPr>
-      </w:pPr>
-      <w:r>
-        <w:rPr>
-          <w:lang w:val="en-GB"/>
-        </w:rPr>
         <w:lastRenderedPageBreak/>
-        <w:t xml:space="preserve">For returning books, there is </w:t>
-      </w:r>
-      <w:proofErr w:type="spellStart"/>
-      <w:proofErr w:type="gramStart"/>
-      <w:r>
-        <w:rPr>
-          <w:lang w:val="en-GB"/>
-        </w:rPr>
-        <w:t>returnBook</w:t>
-      </w:r>
-      <w:proofErr w:type="spellEnd"/>
-      <w:r>
-        <w:rPr>
-          <w:lang w:val="en-GB"/>
-        </w:rPr>
-        <w:t>(</w:t>
-      </w:r>
-      <w:proofErr w:type="gramEnd"/>
-      <w:r>
-        <w:rPr>
-          <w:lang w:val="en-GB"/>
-        </w:rPr>
-        <w:t>). It throws an exception if all copies of a book are accounted for. If they are not, it increases the quantity and updates the borrow record’s return date.</w:t>
+        <w:t>For returning books, there is returnBook(). It throws an exception if all copies of a book are accounted for. If they are not, it increases the quantity and updates the borrow record’s return date.</w:t>
       </w:r>
     </w:p>
     <w:tbl>
@@ -13542,95 +10669,15 @@
               <w:widowControl w:val="0"/>
             </w:pPr>
             <w:r>
-              <w:t>public List&lt;</w:t>
-            </w:r>
-            <w:proofErr w:type="spellStart"/>
-            <w:r>
-              <w:t>Book</w:t>
-            </w:r>
-            <w:proofErr w:type="spellEnd"/>
-            <w:r>
-              <w:t xml:space="preserve">&gt; </w:t>
-            </w:r>
-            <w:proofErr w:type="spellStart"/>
-            <w:r>
-              <w:t>getBooks</w:t>
-            </w:r>
-            <w:proofErr w:type="spellEnd"/>
-            <w:r>
-              <w:t>(</w:t>
-            </w:r>
-            <w:proofErr w:type="spellStart"/>
-            <w:r>
-              <w:t>String</w:t>
-            </w:r>
-            <w:proofErr w:type="spellEnd"/>
-            <w:r>
-              <w:t xml:space="preserve"> </w:t>
-            </w:r>
-            <w:proofErr w:type="spellStart"/>
-            <w:r>
-              <w:t>query</w:t>
-            </w:r>
-            <w:proofErr w:type="spellEnd"/>
-            <w:r>
-              <w:t>) {</w:t>
-            </w:r>
-            <w:r>
-              <w:br/>
-              <w:t xml:space="preserve">    </w:t>
-            </w:r>
-            <w:proofErr w:type="spellStart"/>
-            <w:r>
-              <w:t>if</w:t>
-            </w:r>
-            <w:proofErr w:type="spellEnd"/>
-            <w:r>
-              <w:t xml:space="preserve"> (</w:t>
-            </w:r>
-            <w:proofErr w:type="spellStart"/>
-            <w:r>
-              <w:t>query</w:t>
-            </w:r>
-            <w:proofErr w:type="spellEnd"/>
-            <w:r>
-              <w:t xml:space="preserve"> == </w:t>
-            </w:r>
-            <w:proofErr w:type="spellStart"/>
-            <w:r>
-              <w:t>null</w:t>
-            </w:r>
-            <w:proofErr w:type="spellEnd"/>
-            <w:r>
-              <w:t xml:space="preserve"> || </w:t>
-            </w:r>
-            <w:proofErr w:type="spellStart"/>
-            <w:r>
-              <w:t>query.isBlank</w:t>
-            </w:r>
-            <w:proofErr w:type="spellEnd"/>
-            <w:r>
-              <w:t>()) {</w:t>
-            </w:r>
-            <w:r>
-              <w:br/>
-              <w:t xml:space="preserve">        return (List&lt;</w:t>
-            </w:r>
-            <w:proofErr w:type="spellStart"/>
-            <w:r>
-              <w:t>Book</w:t>
-            </w:r>
-            <w:proofErr w:type="spellEnd"/>
-            <w:r>
-              <w:t xml:space="preserve">&gt;) </w:t>
-            </w:r>
-            <w:proofErr w:type="spellStart"/>
-            <w:r>
-              <w:t>bookRepository.findAll</w:t>
-            </w:r>
-            <w:proofErr w:type="spellEnd"/>
-            <w:r>
-              <w:t>();</w:t>
+              <w:t>public List&lt;Book&gt; getBooks(String query) {</w:t>
+            </w:r>
+            <w:r>
+              <w:br/>
+              <w:t xml:space="preserve">    if (query == null || query.isBlank()) {</w:t>
+            </w:r>
+            <w:r>
+              <w:br/>
+              <w:t xml:space="preserve">        return (List&lt;Book&gt;) bookRepository.findAll();</w:t>
             </w:r>
             <w:r>
               <w:br/>
@@ -13638,119 +10685,19 @@
             </w:r>
             <w:r>
               <w:br/>
-              <w:t xml:space="preserve">    List&lt;</w:t>
-            </w:r>
-            <w:proofErr w:type="spellStart"/>
-            <w:r>
-              <w:t>Book</w:t>
-            </w:r>
-            <w:proofErr w:type="spellEnd"/>
-            <w:r>
-              <w:t xml:space="preserve">&gt; </w:t>
-            </w:r>
-            <w:proofErr w:type="spellStart"/>
-            <w:r>
-              <w:t>byTitle</w:t>
-            </w:r>
-            <w:proofErr w:type="spellEnd"/>
-            <w:r>
-              <w:t xml:space="preserve"> = </w:t>
-            </w:r>
-            <w:proofErr w:type="spellStart"/>
-            <w:r>
-              <w:t>bookRepository.findByTitleContainingIgnoreCase</w:t>
-            </w:r>
-            <w:proofErr w:type="spellEnd"/>
-            <w:r>
-              <w:t>(</w:t>
-            </w:r>
-            <w:proofErr w:type="spellStart"/>
-            <w:r>
-              <w:t>query</w:t>
-            </w:r>
-            <w:proofErr w:type="spellEnd"/>
-            <w:r>
-              <w:t>);</w:t>
-            </w:r>
-            <w:r>
-              <w:br/>
-              <w:t xml:space="preserve">    List&lt;</w:t>
-            </w:r>
-            <w:proofErr w:type="spellStart"/>
-            <w:r>
-              <w:t>Book</w:t>
-            </w:r>
-            <w:proofErr w:type="spellEnd"/>
-            <w:r>
-              <w:t xml:space="preserve">&gt; </w:t>
-            </w:r>
-            <w:proofErr w:type="spellStart"/>
-            <w:r>
-              <w:t>byAuthor</w:t>
-            </w:r>
-            <w:proofErr w:type="spellEnd"/>
-            <w:r>
-              <w:t xml:space="preserve"> = </w:t>
-            </w:r>
-            <w:proofErr w:type="spellStart"/>
-            <w:r>
-              <w:t>bookRepository.findByAuthorContainingIgnoreCase</w:t>
-            </w:r>
-            <w:proofErr w:type="spellEnd"/>
-            <w:r>
-              <w:t>(</w:t>
-            </w:r>
-            <w:proofErr w:type="spellStart"/>
-            <w:r>
-              <w:t>query</w:t>
-            </w:r>
-            <w:proofErr w:type="spellEnd"/>
-            <w:r>
-              <w:t>);</w:t>
-            </w:r>
-            <w:r>
-              <w:br/>
-              <w:t xml:space="preserve">    List&lt;</w:t>
-            </w:r>
-            <w:proofErr w:type="spellStart"/>
-            <w:r>
-              <w:t>Book</w:t>
-            </w:r>
-            <w:proofErr w:type="spellEnd"/>
-            <w:r>
-              <w:t xml:space="preserve">&gt; </w:t>
-            </w:r>
-            <w:proofErr w:type="spellStart"/>
-            <w:r>
-              <w:t>byCategory</w:t>
-            </w:r>
-            <w:proofErr w:type="spellEnd"/>
-            <w:r>
-              <w:t xml:space="preserve"> = </w:t>
-            </w:r>
-            <w:proofErr w:type="spellStart"/>
-            <w:r>
-              <w:t>bookRepository.findByCategoryContainingIgnoreCase</w:t>
-            </w:r>
-            <w:proofErr w:type="spellEnd"/>
-            <w:r>
-              <w:t>(</w:t>
-            </w:r>
-            <w:proofErr w:type="spellStart"/>
-            <w:r>
-              <w:t>query</w:t>
-            </w:r>
-            <w:proofErr w:type="spellEnd"/>
-            <w:r>
-              <w:t>);</w:t>
-            </w:r>
-            <w:r>
-              <w:br/>
-              <w:t xml:space="preserve">    return </w:t>
-            </w:r>
-            <w:proofErr w:type="spellStart"/>
-            <w:r>
-              <w:t>java.util.stream.Stream.</w:t>
+              <w:t xml:space="preserve">    List&lt;Book&gt; byTitle = bookRepository.findByTitleContainingIgnoreCase(query);</w:t>
+            </w:r>
+            <w:r>
+              <w:br/>
+              <w:t xml:space="preserve">    List&lt;Book&gt; byAuthor = bookRepository.findByAuthorContainingIgnoreCase(query);</w:t>
+            </w:r>
+            <w:r>
+              <w:br/>
+              <w:t xml:space="preserve">    List&lt;Book&gt; byCategory = bookRepository.findByCategoryContainingIgnoreCase(query);</w:t>
+            </w:r>
+            <w:r>
+              <w:br/>
+              <w:t xml:space="preserve">    return java.util.stream.Stream.</w:t>
             </w:r>
             <w:r>
               <w:rPr>
@@ -13759,69 +10706,20 @@
               </w:rPr>
               <w:t>of</w:t>
             </w:r>
-            <w:proofErr w:type="spellEnd"/>
-            <w:r>
-              <w:t>(</w:t>
-            </w:r>
-            <w:proofErr w:type="spellStart"/>
-            <w:r>
-              <w:t>byTitle</w:t>
-            </w:r>
-            <w:proofErr w:type="spellEnd"/>
-            <w:r>
-              <w:t xml:space="preserve">, </w:t>
-            </w:r>
-            <w:proofErr w:type="spellStart"/>
-            <w:r>
-              <w:t>byAuthor</w:t>
-            </w:r>
-            <w:proofErr w:type="spellEnd"/>
-            <w:r>
-              <w:t xml:space="preserve">, </w:t>
-            </w:r>
-            <w:proofErr w:type="spellStart"/>
-            <w:r>
-              <w:t>byCategory</w:t>
-            </w:r>
-            <w:proofErr w:type="spellEnd"/>
-            <w:r>
-              <w:t>)</w:t>
-            </w:r>
-            <w:r>
-              <w:br/>
-              <w:t xml:space="preserve">            .</w:t>
-            </w:r>
-            <w:proofErr w:type="spellStart"/>
-            <w:r>
-              <w:t>flatMap</w:t>
-            </w:r>
-            <w:proofErr w:type="spellEnd"/>
-            <w:r>
-              <w:t>(List::stream)</w:t>
-            </w:r>
-            <w:r>
-              <w:br/>
-              <w:t xml:space="preserve">            .</w:t>
-            </w:r>
-            <w:proofErr w:type="spellStart"/>
-            <w:r>
-              <w:t>distinct</w:t>
-            </w:r>
-            <w:proofErr w:type="spellEnd"/>
-            <w:r>
-              <w:t>()</w:t>
-            </w:r>
-            <w:r>
-              <w:br/>
-              <w:t xml:space="preserve">            .</w:t>
-            </w:r>
-            <w:proofErr w:type="spellStart"/>
-            <w:r>
-              <w:t>toList</w:t>
-            </w:r>
-            <w:proofErr w:type="spellEnd"/>
-            <w:r>
-              <w:t>();</w:t>
+            <w:r>
+              <w:t>(byTitle, byAuthor, byCategory)</w:t>
+            </w:r>
+            <w:r>
+              <w:br/>
+              <w:t xml:space="preserve">            .flatMap(List::stream)</w:t>
+            </w:r>
+            <w:r>
+              <w:br/>
+              <w:t xml:space="preserve">            .distinct()</w:t>
+            </w:r>
+            <w:r>
+              <w:br/>
+              <w:t xml:space="preserve">            .toList();</w:t>
             </w:r>
             <w:r>
               <w:br/>
@@ -13832,71 +10730,11 @@
             </w:r>
             <w:r>
               <w:br/>
-              <w:t xml:space="preserve">public </w:t>
-            </w:r>
-            <w:proofErr w:type="spellStart"/>
-            <w:r>
-              <w:t>void</w:t>
-            </w:r>
-            <w:proofErr w:type="spellEnd"/>
-            <w:r>
-              <w:t xml:space="preserve"> </w:t>
-            </w:r>
-            <w:proofErr w:type="spellStart"/>
-            <w:r>
-              <w:t>borrowBook</w:t>
-            </w:r>
-            <w:proofErr w:type="spellEnd"/>
-            <w:r>
-              <w:t>(</w:t>
-            </w:r>
-            <w:proofErr w:type="spellStart"/>
-            <w:r>
-              <w:t>String</w:t>
-            </w:r>
-            <w:proofErr w:type="spellEnd"/>
-            <w:r>
-              <w:t xml:space="preserve"> id, UUID </w:t>
-            </w:r>
-            <w:proofErr w:type="spellStart"/>
-            <w:r>
-              <w:t>userId</w:t>
-            </w:r>
-            <w:proofErr w:type="spellEnd"/>
-            <w:r>
-              <w:t>) {</w:t>
-            </w:r>
-            <w:r>
-              <w:br/>
-              <w:t xml:space="preserve">    </w:t>
-            </w:r>
-            <w:proofErr w:type="spellStart"/>
-            <w:r>
-              <w:t>Book</w:t>
-            </w:r>
-            <w:proofErr w:type="spellEnd"/>
-            <w:r>
-              <w:t xml:space="preserve"> </w:t>
-            </w:r>
-            <w:proofErr w:type="spellStart"/>
-            <w:r>
-              <w:t>book</w:t>
-            </w:r>
-            <w:proofErr w:type="spellEnd"/>
-            <w:r>
-              <w:t xml:space="preserve"> = </w:t>
-            </w:r>
-            <w:proofErr w:type="spellStart"/>
-            <w:r>
-              <w:t>bookRepository.findById</w:t>
-            </w:r>
-            <w:proofErr w:type="spellEnd"/>
-            <w:r>
-              <w:t>(</w:t>
-            </w:r>
-            <w:proofErr w:type="spellStart"/>
-            <w:r>
-              <w:t>UUID.</w:t>
+              <w:t>public void borrowBook(String id, UUID userId) {</w:t>
+            </w:r>
+            <w:r>
+              <w:br/>
+              <w:t xml:space="preserve">    Book book = bookRepository.findById(UUID.</w:t>
             </w:r>
             <w:r>
               <w:rPr>
@@ -13905,81 +10743,16 @@
               </w:rPr>
               <w:t>fromString</w:t>
             </w:r>
-            <w:proofErr w:type="spellEnd"/>
-            <w:r>
-              <w:t>(id)).</w:t>
-            </w:r>
-            <w:proofErr w:type="spellStart"/>
-            <w:r>
-              <w:t>orElseThrow</w:t>
-            </w:r>
-            <w:proofErr w:type="spellEnd"/>
-            <w:r>
-              <w:t>();</w:t>
-            </w:r>
-            <w:r>
-              <w:br/>
-              <w:t xml:space="preserve">    </w:t>
-            </w:r>
-            <w:proofErr w:type="spellStart"/>
-            <w:r>
-              <w:t>if</w:t>
-            </w:r>
-            <w:proofErr w:type="spellEnd"/>
-            <w:r>
-              <w:t xml:space="preserve"> (</w:t>
-            </w:r>
-            <w:proofErr w:type="spellStart"/>
-            <w:r>
-              <w:t>book.getAvailableQuantity</w:t>
-            </w:r>
-            <w:proofErr w:type="spellEnd"/>
-            <w:r>
-              <w:t>() &lt;= 0) {</w:t>
-            </w:r>
-            <w:r>
-              <w:br/>
-              <w:t xml:space="preserve">        </w:t>
-            </w:r>
-            <w:proofErr w:type="spellStart"/>
-            <w:r>
-              <w:t>throw</w:t>
-            </w:r>
-            <w:proofErr w:type="spellEnd"/>
-            <w:r>
-              <w:t xml:space="preserve"> </w:t>
-            </w:r>
-            <w:proofErr w:type="spellStart"/>
-            <w:r>
-              <w:t>new</w:t>
-            </w:r>
-            <w:proofErr w:type="spellEnd"/>
-            <w:r>
-              <w:t xml:space="preserve"> </w:t>
-            </w:r>
-            <w:proofErr w:type="spellStart"/>
-            <w:r>
-              <w:t>IllegalStateException</w:t>
-            </w:r>
-            <w:proofErr w:type="spellEnd"/>
-            <w:r>
-              <w:t xml:space="preserve">("No </w:t>
-            </w:r>
-            <w:proofErr w:type="spellStart"/>
-            <w:r>
-              <w:t>copies</w:t>
-            </w:r>
-            <w:proofErr w:type="spellEnd"/>
-            <w:r>
-              <w:t xml:space="preserve"> </w:t>
-            </w:r>
-            <w:proofErr w:type="spellStart"/>
-            <w:r>
-              <w:t>available</w:t>
-            </w:r>
-            <w:proofErr w:type="spellEnd"/>
-            <w:r>
-              <w:t>");</w:t>
+            <w:r>
+              <w:t>(id)).orElseThrow();</w:t>
+            </w:r>
+            <w:r>
+              <w:br/>
+              <w:t xml:space="preserve">    if (book.getAvailableQuantity() &lt;= 0) {</w:t>
+            </w:r>
+            <w:r>
+              <w:br/>
+              <w:t xml:space="preserve">        throw new IllegalStateException("No copies available");</w:t>
             </w:r>
             <w:r>
               <w:br/>
@@ -13987,166 +10760,34 @@
             </w:r>
             <w:r>
               <w:br/>
-              <w:t xml:space="preserve">    </w:t>
-            </w:r>
-            <w:proofErr w:type="spellStart"/>
-            <w:r>
-              <w:t>book.setAvailableQuantity</w:t>
-            </w:r>
-            <w:proofErr w:type="spellEnd"/>
-            <w:r>
-              <w:t>(</w:t>
-            </w:r>
-            <w:proofErr w:type="spellStart"/>
-            <w:r>
-              <w:t>book.getAvailableQuantity</w:t>
-            </w:r>
-            <w:proofErr w:type="spellEnd"/>
-            <w:r>
-              <w:t>() - 1);</w:t>
-            </w:r>
-            <w:r>
-              <w:br/>
-              <w:t xml:space="preserve">    </w:t>
-            </w:r>
-            <w:proofErr w:type="spellStart"/>
-            <w:r>
-              <w:t>bookRepository.save</w:t>
-            </w:r>
-            <w:proofErr w:type="spellEnd"/>
-            <w:r>
-              <w:t>(</w:t>
-            </w:r>
-            <w:proofErr w:type="spellStart"/>
-            <w:r>
-              <w:t>book</w:t>
-            </w:r>
-            <w:proofErr w:type="spellEnd"/>
-            <w:r>
-              <w:t>);</w:t>
-            </w:r>
-            <w:r>
-              <w:br/>
-            </w:r>
-            <w:r>
-              <w:br/>
-              <w:t xml:space="preserve">    </w:t>
-            </w:r>
-            <w:proofErr w:type="spellStart"/>
-            <w:r>
-              <w:t>AppUser</w:t>
-            </w:r>
-            <w:proofErr w:type="spellEnd"/>
-            <w:r>
-              <w:t xml:space="preserve"> user = </w:t>
-            </w:r>
-            <w:proofErr w:type="spellStart"/>
-            <w:r>
-              <w:t>appUserRepository.findById</w:t>
-            </w:r>
-            <w:proofErr w:type="spellEnd"/>
-            <w:r>
-              <w:t>(</w:t>
-            </w:r>
-            <w:proofErr w:type="spellStart"/>
-            <w:r>
-              <w:t>userId</w:t>
-            </w:r>
-            <w:proofErr w:type="spellEnd"/>
-            <w:r>
-              <w:t>).</w:t>
-            </w:r>
-            <w:proofErr w:type="spellStart"/>
-            <w:r>
-              <w:t>orElseThrow</w:t>
-            </w:r>
-            <w:proofErr w:type="spellEnd"/>
-            <w:r>
-              <w:t>();</w:t>
-            </w:r>
-            <w:r>
-              <w:br/>
-              <w:t xml:space="preserve">    </w:t>
-            </w:r>
-            <w:proofErr w:type="spellStart"/>
-            <w:r>
-              <w:t>Borrowing</w:t>
-            </w:r>
-            <w:proofErr w:type="spellEnd"/>
-            <w:r>
-              <w:t xml:space="preserve"> </w:t>
-            </w:r>
-            <w:proofErr w:type="spellStart"/>
-            <w:r>
-              <w:t>borrowing</w:t>
-            </w:r>
-            <w:proofErr w:type="spellEnd"/>
-            <w:r>
-              <w:t xml:space="preserve"> = </w:t>
-            </w:r>
-            <w:proofErr w:type="spellStart"/>
-            <w:r>
-              <w:t>new</w:t>
-            </w:r>
-            <w:proofErr w:type="spellEnd"/>
-            <w:r>
-              <w:t xml:space="preserve"> </w:t>
-            </w:r>
-            <w:proofErr w:type="spellStart"/>
-            <w:r>
-              <w:t>Borrowing</w:t>
-            </w:r>
-            <w:proofErr w:type="spellEnd"/>
-            <w:r>
-              <w:t>();</w:t>
-            </w:r>
-            <w:r>
-              <w:br/>
-              <w:t xml:space="preserve">    </w:t>
-            </w:r>
-            <w:proofErr w:type="spellStart"/>
-            <w:r>
-              <w:t>borrowing.setAppUser</w:t>
-            </w:r>
-            <w:proofErr w:type="spellEnd"/>
-            <w:r>
-              <w:t>(user);</w:t>
-            </w:r>
-            <w:r>
-              <w:br/>
-              <w:t xml:space="preserve">    </w:t>
-            </w:r>
-            <w:proofErr w:type="spellStart"/>
-            <w:r>
-              <w:t>borrowing.setBook</w:t>
-            </w:r>
-            <w:proofErr w:type="spellEnd"/>
-            <w:r>
-              <w:t>(</w:t>
-            </w:r>
-            <w:proofErr w:type="spellStart"/>
-            <w:r>
-              <w:t>book</w:t>
-            </w:r>
-            <w:proofErr w:type="spellEnd"/>
-            <w:r>
-              <w:t>);</w:t>
-            </w:r>
-            <w:r>
-              <w:br/>
-              <w:t xml:space="preserve">    </w:t>
-            </w:r>
-            <w:proofErr w:type="spellStart"/>
-            <w:r>
-              <w:t>borrowing.setBorrowedAt</w:t>
-            </w:r>
-            <w:proofErr w:type="spellEnd"/>
-            <w:r>
-              <w:t>(</w:t>
-            </w:r>
-            <w:proofErr w:type="spellStart"/>
-            <w:r>
-              <w:t>LocalDate.</w:t>
+              <w:t xml:space="preserve">    book.setAvailableQuantity(book.getAvailableQuantity() - 1);</w:t>
+            </w:r>
+            <w:r>
+              <w:br/>
+              <w:t xml:space="preserve">    bookRepository.save(book);</w:t>
+            </w:r>
+            <w:r>
+              <w:br/>
+            </w:r>
+            <w:r>
+              <w:br/>
+              <w:t xml:space="preserve">    AppUser user = appUserRepository.findById(userId).orElseThrow();</w:t>
+            </w:r>
+            <w:r>
+              <w:br/>
+              <w:t xml:space="preserve">    Borrowing borrowing = new Borrowing();</w:t>
+            </w:r>
+            <w:r>
+              <w:br/>
+              <w:t xml:space="preserve">    borrowing.setAppUser(user);</w:t>
+            </w:r>
+            <w:r>
+              <w:br/>
+              <w:t xml:space="preserve">    borrowing.setBook(book);</w:t>
+            </w:r>
+            <w:r>
+              <w:br/>
+              <w:t xml:space="preserve">    borrowing.setBorrowedAt(LocalDate.</w:t>
             </w:r>
             <w:r>
               <w:rPr>
@@ -14155,25 +10796,12 @@
               </w:rPr>
               <w:t>now</w:t>
             </w:r>
-            <w:proofErr w:type="spellEnd"/>
             <w:r>
               <w:t>());</w:t>
             </w:r>
             <w:r>
               <w:br/>
-              <w:t xml:space="preserve">    </w:t>
-            </w:r>
-            <w:proofErr w:type="spellStart"/>
-            <w:r>
-              <w:t>borrowing.setDueDate</w:t>
-            </w:r>
-            <w:proofErr w:type="spellEnd"/>
-            <w:r>
-              <w:t>(</w:t>
-            </w:r>
-            <w:proofErr w:type="spellStart"/>
-            <w:r>
-              <w:t>LocalDate.</w:t>
+              <w:t xml:space="preserve">    borrowing.setDueDate(LocalDate.</w:t>
             </w:r>
             <w:r>
               <w:rPr>
@@ -14182,37 +10810,12 @@
               </w:rPr>
               <w:t>now</w:t>
             </w:r>
-            <w:proofErr w:type="spellEnd"/>
-            <w:r>
-              <w:t>().</w:t>
-            </w:r>
-            <w:proofErr w:type="spellStart"/>
-            <w:r>
-              <w:t>plusDays</w:t>
-            </w:r>
-            <w:proofErr w:type="spellEnd"/>
-            <w:r>
-              <w:t>(30));</w:t>
-            </w:r>
-            <w:r>
-              <w:br/>
-              <w:t xml:space="preserve">    </w:t>
-            </w:r>
-            <w:proofErr w:type="spellStart"/>
-            <w:r>
-              <w:t>borrowingRepository.save</w:t>
-            </w:r>
-            <w:proofErr w:type="spellEnd"/>
-            <w:r>
-              <w:t>(</w:t>
-            </w:r>
-            <w:proofErr w:type="spellStart"/>
-            <w:r>
-              <w:t>borrowing</w:t>
-            </w:r>
-            <w:proofErr w:type="spellEnd"/>
-            <w:r>
-              <w:t>);</w:t>
+            <w:r>
+              <w:t>().plusDays(30));</w:t>
+            </w:r>
+            <w:r>
+              <w:br/>
+              <w:t xml:space="preserve">    borrowingRepository.save(borrowing);</w:t>
             </w:r>
             <w:r>
               <w:br/>
@@ -14225,47 +10828,11 @@
               <w:br/>
             </w:r>
             <w:r>
-              <w:t xml:space="preserve">public </w:t>
-            </w:r>
-            <w:proofErr w:type="spellStart"/>
-            <w:r>
-              <w:t>void</w:t>
-            </w:r>
-            <w:proofErr w:type="spellEnd"/>
-            <w:r>
-              <w:t xml:space="preserve"> </w:t>
-            </w:r>
-            <w:proofErr w:type="spellStart"/>
-            <w:r>
-              <w:t>returnBook</w:t>
-            </w:r>
-            <w:proofErr w:type="spellEnd"/>
-            <w:r>
-              <w:t>(</w:t>
-            </w:r>
-            <w:proofErr w:type="spellStart"/>
-            <w:r>
-              <w:t>String</w:t>
-            </w:r>
-            <w:proofErr w:type="spellEnd"/>
-            <w:r>
-              <w:t xml:space="preserve"> id) {</w:t>
-            </w:r>
-            <w:r>
-              <w:br/>
-              <w:t xml:space="preserve">    UUID </w:t>
-            </w:r>
-            <w:proofErr w:type="spellStart"/>
-            <w:r>
-              <w:t>bookId</w:t>
-            </w:r>
-            <w:proofErr w:type="spellEnd"/>
-            <w:r>
-              <w:t xml:space="preserve"> = </w:t>
-            </w:r>
-            <w:proofErr w:type="spellStart"/>
-            <w:r>
-              <w:t>UUID.</w:t>
+              <w:t>public void returnBook(String id) {</w:t>
+            </w:r>
+            <w:r>
+              <w:br/>
+              <w:t xml:space="preserve">    UUID bookId = UUID.</w:t>
             </w:r>
             <w:r>
               <w:rPr>
@@ -14274,7 +10841,6 @@
               </w:rPr>
               <w:t>fromString</w:t>
             </w:r>
-            <w:proofErr w:type="spellEnd"/>
             <w:r>
               <w:t>(id);</w:t>
             </w:r>
@@ -14283,249 +10849,37 @@
             </w:r>
             <w:r>
               <w:br/>
-              <w:t xml:space="preserve">    </w:t>
-            </w:r>
-            <w:proofErr w:type="spellStart"/>
-            <w:r>
-              <w:t>Book</w:t>
-            </w:r>
-            <w:proofErr w:type="spellEnd"/>
-            <w:r>
-              <w:t xml:space="preserve"> </w:t>
-            </w:r>
-            <w:proofErr w:type="spellStart"/>
-            <w:r>
-              <w:t>book</w:t>
-            </w:r>
-            <w:proofErr w:type="spellEnd"/>
-            <w:r>
-              <w:t xml:space="preserve"> = </w:t>
-            </w:r>
-            <w:proofErr w:type="spellStart"/>
-            <w:r>
-              <w:t>bookRepository.findById</w:t>
-            </w:r>
-            <w:proofErr w:type="spellEnd"/>
-            <w:r>
-              <w:t>(</w:t>
-            </w:r>
-            <w:proofErr w:type="spellStart"/>
-            <w:r>
-              <w:t>bookId</w:t>
-            </w:r>
-            <w:proofErr w:type="spellEnd"/>
-            <w:r>
-              <w:t>)</w:t>
-            </w:r>
-            <w:r>
-              <w:br/>
-              <w:t xml:space="preserve">            .</w:t>
-            </w:r>
-            <w:proofErr w:type="spellStart"/>
-            <w:r>
-              <w:t>orElseThrow</w:t>
-            </w:r>
-            <w:proofErr w:type="spellEnd"/>
-            <w:r>
-              <w:t xml:space="preserve">(() -&gt; </w:t>
-            </w:r>
-            <w:proofErr w:type="spellStart"/>
-            <w:r>
-              <w:t>new</w:t>
-            </w:r>
-            <w:proofErr w:type="spellEnd"/>
-            <w:r>
-              <w:t xml:space="preserve"> </w:t>
-            </w:r>
-            <w:proofErr w:type="spellStart"/>
-            <w:r>
-              <w:t>IllegalArgumentException</w:t>
-            </w:r>
-            <w:proofErr w:type="spellEnd"/>
-            <w:r>
-              <w:t>("</w:t>
-            </w:r>
-            <w:proofErr w:type="spellStart"/>
-            <w:r>
-              <w:t>Book</w:t>
-            </w:r>
-            <w:proofErr w:type="spellEnd"/>
-            <w:r>
-              <w:t xml:space="preserve"> not </w:t>
-            </w:r>
-            <w:proofErr w:type="spellStart"/>
-            <w:r>
-              <w:t>found</w:t>
-            </w:r>
-            <w:proofErr w:type="spellEnd"/>
-            <w:r>
-              <w:t>"));</w:t>
-            </w:r>
-            <w:r>
-              <w:br/>
-            </w:r>
-            <w:r>
-              <w:br/>
-              <w:t xml:space="preserve">    </w:t>
-            </w:r>
-            <w:proofErr w:type="spellStart"/>
-            <w:r>
-              <w:t>Borrowing</w:t>
-            </w:r>
-            <w:proofErr w:type="spellEnd"/>
-            <w:r>
-              <w:t xml:space="preserve"> </w:t>
-            </w:r>
-            <w:proofErr w:type="spellStart"/>
-            <w:r>
-              <w:t>borrowing</w:t>
-            </w:r>
-            <w:proofErr w:type="spellEnd"/>
-            <w:r>
-              <w:t xml:space="preserve"> = </w:t>
-            </w:r>
-            <w:proofErr w:type="spellStart"/>
-            <w:r>
-              <w:t>borrowingRepository.findByBook_BookId</w:t>
-            </w:r>
-            <w:proofErr w:type="spellEnd"/>
-            <w:r>
-              <w:t>(</w:t>
-            </w:r>
-            <w:proofErr w:type="spellStart"/>
-            <w:r>
-              <w:t>bookId</w:t>
-            </w:r>
-            <w:proofErr w:type="spellEnd"/>
-            <w:r>
-              <w:t>).stream()</w:t>
-            </w:r>
-            <w:r>
-              <w:br/>
-              <w:t xml:space="preserve">            .</w:t>
-            </w:r>
-            <w:proofErr w:type="spellStart"/>
-            <w:r>
-              <w:t>filter</w:t>
-            </w:r>
-            <w:proofErr w:type="spellEnd"/>
-            <w:r>
-              <w:t xml:space="preserve">(b -&gt; </w:t>
-            </w:r>
-            <w:proofErr w:type="spellStart"/>
-            <w:r>
-              <w:t>b.getReturnedAt</w:t>
-            </w:r>
-            <w:proofErr w:type="spellEnd"/>
-            <w:r>
-              <w:t xml:space="preserve">() == </w:t>
-            </w:r>
-            <w:proofErr w:type="spellStart"/>
-            <w:r>
-              <w:t>null</w:t>
-            </w:r>
-            <w:proofErr w:type="spellEnd"/>
-            <w:r>
-              <w:t>)</w:t>
-            </w:r>
-            <w:r>
-              <w:br/>
-              <w:t xml:space="preserve">            .</w:t>
-            </w:r>
-            <w:proofErr w:type="spellStart"/>
-            <w:r>
-              <w:t>findFirst</w:t>
-            </w:r>
-            <w:proofErr w:type="spellEnd"/>
-            <w:r>
-              <w:t>()</w:t>
-            </w:r>
-            <w:r>
-              <w:br/>
-              <w:t xml:space="preserve">            .</w:t>
-            </w:r>
-            <w:proofErr w:type="spellStart"/>
-            <w:r>
-              <w:t>orElseThrow</w:t>
-            </w:r>
-            <w:proofErr w:type="spellEnd"/>
-            <w:r>
-              <w:t xml:space="preserve">(() -&gt; </w:t>
-            </w:r>
-            <w:proofErr w:type="spellStart"/>
-            <w:r>
-              <w:t>new</w:t>
-            </w:r>
-            <w:proofErr w:type="spellEnd"/>
-            <w:r>
-              <w:t xml:space="preserve"> </w:t>
-            </w:r>
-            <w:proofErr w:type="spellStart"/>
-            <w:r>
-              <w:t>IllegalStateException</w:t>
-            </w:r>
-            <w:proofErr w:type="spellEnd"/>
-            <w:r>
-              <w:t>("</w:t>
-            </w:r>
-            <w:proofErr w:type="spellStart"/>
-            <w:r>
-              <w:t>This</w:t>
-            </w:r>
-            <w:proofErr w:type="spellEnd"/>
-            <w:r>
-              <w:t xml:space="preserve"> </w:t>
-            </w:r>
-            <w:proofErr w:type="spellStart"/>
-            <w:r>
-              <w:t>book</w:t>
-            </w:r>
-            <w:proofErr w:type="spellEnd"/>
-            <w:r>
-              <w:t xml:space="preserve"> </w:t>
-            </w:r>
-            <w:proofErr w:type="spellStart"/>
-            <w:r>
-              <w:t>is</w:t>
-            </w:r>
-            <w:proofErr w:type="spellEnd"/>
-            <w:r>
-              <w:t xml:space="preserve"> not </w:t>
-            </w:r>
-            <w:proofErr w:type="spellStart"/>
-            <w:r>
-              <w:t>currently</w:t>
-            </w:r>
-            <w:proofErr w:type="spellEnd"/>
-            <w:r>
-              <w:t xml:space="preserve"> </w:t>
-            </w:r>
-            <w:proofErr w:type="spellStart"/>
-            <w:r>
-              <w:t>borrowed</w:t>
-            </w:r>
-            <w:proofErr w:type="spellEnd"/>
-            <w:r>
-              <w:t>"));</w:t>
-            </w:r>
-            <w:r>
-              <w:br/>
-            </w:r>
-            <w:r>
-              <w:br/>
-              <w:t xml:space="preserve">    </w:t>
-            </w:r>
-            <w:proofErr w:type="spellStart"/>
-            <w:r>
-              <w:t>borrowing.setReturnedAt</w:t>
-            </w:r>
-            <w:proofErr w:type="spellEnd"/>
-            <w:r>
-              <w:t>(</w:t>
-            </w:r>
-            <w:proofErr w:type="spellStart"/>
-            <w:r>
-              <w:t>LocalDate.</w:t>
+              <w:t xml:space="preserve">    Book book = bookRepository.findById(bookId)</w:t>
+            </w:r>
+            <w:r>
+              <w:br/>
+              <w:t xml:space="preserve">            .orElseThrow(() -&gt; new IllegalArgumentException("Book not found"));</w:t>
+            </w:r>
+            <w:r>
+              <w:br/>
+            </w:r>
+            <w:r>
+              <w:br/>
+              <w:t xml:space="preserve">    Borrowing borrowing = borrowingRepository.findByBook_BookId(bookId).stream()</w:t>
+            </w:r>
+            <w:r>
+              <w:br/>
+              <w:t xml:space="preserve">            .filter(b -&gt; b.getReturnedAt() == null)</w:t>
+            </w:r>
+            <w:r>
+              <w:br/>
+              <w:t xml:space="preserve">            .findFirst()</w:t>
+            </w:r>
+            <w:r>
+              <w:br/>
+              <w:t xml:space="preserve">            .orElseThrow(() -&gt; new IllegalStateException("This book is not currently borrowed"));</w:t>
+            </w:r>
+            <w:r>
+              <w:br/>
+            </w:r>
+            <w:r>
+              <w:br/>
+              <w:t xml:space="preserve">    borrowing.setReturnedAt(LocalDate.</w:t>
             </w:r>
             <w:r>
               <w:rPr>
@@ -14534,112 +10888,23 @@
               </w:rPr>
               <w:t>now</w:t>
             </w:r>
-            <w:proofErr w:type="spellEnd"/>
             <w:r>
               <w:t>());</w:t>
             </w:r>
             <w:r>
               <w:br/>
-              <w:t xml:space="preserve">    </w:t>
-            </w:r>
-            <w:proofErr w:type="spellStart"/>
-            <w:r>
-              <w:t>borrowingRepository.save</w:t>
-            </w:r>
-            <w:proofErr w:type="spellEnd"/>
-            <w:r>
-              <w:t>(</w:t>
-            </w:r>
-            <w:proofErr w:type="spellStart"/>
-            <w:r>
-              <w:t>borrowing</w:t>
-            </w:r>
-            <w:proofErr w:type="spellEnd"/>
-            <w:r>
-              <w:t>);</w:t>
-            </w:r>
-            <w:r>
-              <w:br/>
-            </w:r>
-            <w:r>
-              <w:br/>
-              <w:t xml:space="preserve">    </w:t>
-            </w:r>
-            <w:proofErr w:type="spellStart"/>
-            <w:r>
-              <w:t>if</w:t>
-            </w:r>
-            <w:proofErr w:type="spellEnd"/>
-            <w:r>
-              <w:t xml:space="preserve"> (</w:t>
-            </w:r>
-            <w:proofErr w:type="spellStart"/>
-            <w:r>
-              <w:t>book.getAvailableQuantity</w:t>
-            </w:r>
-            <w:proofErr w:type="spellEnd"/>
-            <w:r>
-              <w:t xml:space="preserve">() &gt;= </w:t>
-            </w:r>
-            <w:proofErr w:type="spellStart"/>
-            <w:r>
-              <w:t>book.getQuantity</w:t>
-            </w:r>
-            <w:proofErr w:type="spellEnd"/>
-            <w:r>
-              <w:t>()) {</w:t>
-            </w:r>
-            <w:r>
-              <w:br/>
-              <w:t xml:space="preserve">        </w:t>
-            </w:r>
-            <w:proofErr w:type="spellStart"/>
-            <w:r>
-              <w:t>throw</w:t>
-            </w:r>
-            <w:proofErr w:type="spellEnd"/>
-            <w:r>
-              <w:t xml:space="preserve"> </w:t>
-            </w:r>
-            <w:proofErr w:type="spellStart"/>
-            <w:r>
-              <w:t>new</w:t>
-            </w:r>
-            <w:proofErr w:type="spellEnd"/>
-            <w:r>
-              <w:t xml:space="preserve"> </w:t>
-            </w:r>
-            <w:proofErr w:type="spellStart"/>
-            <w:r>
-              <w:t>IllegalStateException</w:t>
-            </w:r>
-            <w:proofErr w:type="spellEnd"/>
-            <w:r>
-              <w:t xml:space="preserve">("All </w:t>
-            </w:r>
-            <w:proofErr w:type="spellStart"/>
-            <w:r>
-              <w:t>copies</w:t>
-            </w:r>
-            <w:proofErr w:type="spellEnd"/>
-            <w:r>
-              <w:t xml:space="preserve"> </w:t>
-            </w:r>
-            <w:proofErr w:type="spellStart"/>
-            <w:r>
-              <w:t>already</w:t>
-            </w:r>
-            <w:proofErr w:type="spellEnd"/>
-            <w:r>
-              <w:t xml:space="preserve"> </w:t>
-            </w:r>
-            <w:proofErr w:type="spellStart"/>
-            <w:r>
-              <w:t>returned</w:t>
-            </w:r>
-            <w:proofErr w:type="spellEnd"/>
-            <w:r>
-              <w:t>");</w:t>
+              <w:t xml:space="preserve">    borrowingRepository.save(borrowing);</w:t>
+            </w:r>
+            <w:r>
+              <w:br/>
+            </w:r>
+            <w:r>
+              <w:br/>
+              <w:t xml:space="preserve">    if (book.getAvailableQuantity() &gt;= book.getQuantity()) {</w:t>
+            </w:r>
+            <w:r>
+              <w:br/>
+              <w:t xml:space="preserve">        throw new IllegalStateException("All copies already returned");</w:t>
             </w:r>
             <w:r>
               <w:br/>
@@ -14651,43 +10916,11 @@
             <w:r>
               <w:lastRenderedPageBreak/>
               <w:br/>
-              <w:t xml:space="preserve">    </w:t>
-            </w:r>
-            <w:proofErr w:type="spellStart"/>
-            <w:r>
-              <w:t>book.setAvailableQuantity</w:t>
-            </w:r>
-            <w:proofErr w:type="spellEnd"/>
-            <w:r>
-              <w:t>(</w:t>
-            </w:r>
-            <w:proofErr w:type="spellStart"/>
-            <w:r>
-              <w:t>book.getAvailableQuantity</w:t>
-            </w:r>
-            <w:proofErr w:type="spellEnd"/>
-            <w:r>
-              <w:t>() + 1);</w:t>
-            </w:r>
-            <w:r>
-              <w:br/>
-              <w:t xml:space="preserve">    </w:t>
-            </w:r>
-            <w:proofErr w:type="spellStart"/>
-            <w:r>
-              <w:t>bookRepository.save</w:t>
-            </w:r>
-            <w:proofErr w:type="spellEnd"/>
-            <w:r>
-              <w:t>(</w:t>
-            </w:r>
-            <w:proofErr w:type="spellStart"/>
-            <w:r>
-              <w:t>book</w:t>
-            </w:r>
-            <w:proofErr w:type="spellEnd"/>
-            <w:r>
-              <w:t>);</w:t>
+              <w:t xml:space="preserve">    book.setAvailableQuantity(book.getAvailableQuantity() + 1);</w:t>
+            </w:r>
+            <w:r>
+              <w:br/>
+              <w:t xml:space="preserve">    bookRepository.save(book);</w:t>
             </w:r>
             <w:r>
               <w:br/>
@@ -14705,7 +10938,6 @@
         </w:rPr>
       </w:pPr>
       <w:bookmarkStart w:id="41" w:name="_Toc228775317"/>
-      <w:proofErr w:type="spellStart"/>
       <w:r>
         <w:rPr>
           <w:lang w:val="en-GB"/>
@@ -14714,7 +10946,6 @@
         <w:t>BorrowingService</w:t>
       </w:r>
       <w:bookmarkEnd w:id="41"/>
-      <w:proofErr w:type="spellEnd"/>
     </w:p>
     <w:p>
       <w:pPr>
@@ -14726,21 +10957,7 @@
         <w:rPr>
           <w:lang w:val="en-GB"/>
         </w:rPr>
-        <w:t xml:space="preserve">Retrieves borrowing history for the dashboard. Depends on </w:t>
-      </w:r>
-      <w:proofErr w:type="spellStart"/>
-      <w:r>
-        <w:rPr>
-          <w:lang w:val="en-GB"/>
-        </w:rPr>
-        <w:t>BorrowingRepository</w:t>
-      </w:r>
-      <w:proofErr w:type="spellEnd"/>
-      <w:r>
-        <w:rPr>
-          <w:lang w:val="en-GB"/>
-        </w:rPr>
-        <w:t>.</w:t>
+        <w:t>Retrieves borrowing history for the dashboard. Depends on BorrowingRepository.</w:t>
       </w:r>
     </w:p>
     <w:tbl>
@@ -14759,61 +10976,11 @@
           </w:tcPr>
           <w:p>
             <w:r>
-              <w:t xml:space="preserve">public </w:t>
-            </w:r>
-            <w:proofErr w:type="gramStart"/>
-            <w:r>
-              <w:t>List&lt;</w:t>
-            </w:r>
-            <w:proofErr w:type="spellStart"/>
-            <w:proofErr w:type="gramEnd"/>
-            <w:r>
-              <w:t>Borrowing</w:t>
-            </w:r>
-            <w:proofErr w:type="spellEnd"/>
-            <w:r>
-              <w:t xml:space="preserve">&gt; </w:t>
-            </w:r>
-            <w:proofErr w:type="spellStart"/>
-            <w:proofErr w:type="gramStart"/>
-            <w:r>
-              <w:t>getBorrowingsForUser</w:t>
-            </w:r>
-            <w:proofErr w:type="spellEnd"/>
-            <w:r>
-              <w:t>(</w:t>
-            </w:r>
-            <w:proofErr w:type="gramEnd"/>
-            <w:r>
-              <w:t xml:space="preserve">UUID </w:t>
-            </w:r>
-            <w:proofErr w:type="spellStart"/>
-            <w:r>
-              <w:t>userId</w:t>
-            </w:r>
-            <w:proofErr w:type="spellEnd"/>
-            <w:r>
-              <w:t>) {</w:t>
-            </w:r>
-            <w:r>
-              <w:br/>
-              <w:t xml:space="preserve">    return </w:t>
-            </w:r>
-            <w:proofErr w:type="spellStart"/>
-            <w:r>
-              <w:t>borrowingRepository.findByAppUser_UserId</w:t>
-            </w:r>
-            <w:proofErr w:type="spellEnd"/>
-            <w:r>
-              <w:t>(</w:t>
-            </w:r>
-            <w:proofErr w:type="spellStart"/>
-            <w:r>
-              <w:t>userId</w:t>
-            </w:r>
-            <w:proofErr w:type="spellEnd"/>
-            <w:r>
-              <w:t>);</w:t>
+              <w:t>public List&lt;Borrowing&gt; getBorrowingsForUser(UUID userId) {</w:t>
+            </w:r>
+            <w:r>
+              <w:br/>
+              <w:t xml:space="preserve">    return borrowingRepository.findByAppUser_UserId(userId);</w:t>
             </w:r>
             <w:r>
               <w:br/>
@@ -14878,7 +11045,6 @@
         </w:rPr>
       </w:pPr>
       <w:bookmarkStart w:id="43" w:name="_Toc228775319"/>
-      <w:proofErr w:type="spellStart"/>
       <w:r>
         <w:rPr>
           <w:lang w:val="en-GB"/>
@@ -14886,7 +11052,6 @@
         <w:t>AuthController</w:t>
       </w:r>
       <w:bookmarkEnd w:id="43"/>
-      <w:proofErr w:type="spellEnd"/>
     </w:p>
     <w:p>
       <w:r>
@@ -14942,86 +11107,11 @@
             </w:r>
             <w:r>
               <w:br/>
-              <w:t xml:space="preserve">public </w:t>
-            </w:r>
-            <w:proofErr w:type="spellStart"/>
-            <w:r>
-              <w:t>UserToken</w:t>
-            </w:r>
-            <w:proofErr w:type="spellEnd"/>
-            <w:r>
-              <w:t xml:space="preserve"> </w:t>
-            </w:r>
-            <w:proofErr w:type="spellStart"/>
-            <w:proofErr w:type="gramStart"/>
-            <w:r>
-              <w:t>register</w:t>
-            </w:r>
-            <w:proofErr w:type="spellEnd"/>
-            <w:r>
-              <w:t>(</w:t>
-            </w:r>
-            <w:proofErr w:type="gramEnd"/>
-            <w:r>
-              <w:t xml:space="preserve">@RequestBody </w:t>
-            </w:r>
-            <w:proofErr w:type="spellStart"/>
-            <w:r>
-              <w:t>RegisterRequest</w:t>
-            </w:r>
-            <w:proofErr w:type="spellEnd"/>
-            <w:r>
-              <w:t xml:space="preserve"> </w:t>
-            </w:r>
-            <w:proofErr w:type="spellStart"/>
-            <w:r>
-              <w:t>request</w:t>
-            </w:r>
-            <w:proofErr w:type="spellEnd"/>
-            <w:r>
-              <w:t>) {</w:t>
-            </w:r>
-            <w:r>
-              <w:br/>
-              <w:t xml:space="preserve">    return </w:t>
-            </w:r>
-            <w:proofErr w:type="spellStart"/>
-            <w:r>
-              <w:t>userService.register</w:t>
-            </w:r>
-            <w:proofErr w:type="spellEnd"/>
-            <w:r>
-              <w:t>(</w:t>
-            </w:r>
-            <w:proofErr w:type="spellStart"/>
-            <w:proofErr w:type="gramStart"/>
-            <w:r>
-              <w:t>request.getName</w:t>
-            </w:r>
-            <w:proofErr w:type="spellEnd"/>
-            <w:proofErr w:type="gramEnd"/>
-            <w:r>
-              <w:t xml:space="preserve">(), </w:t>
-            </w:r>
-            <w:proofErr w:type="spellStart"/>
-            <w:proofErr w:type="gramStart"/>
-            <w:r>
-              <w:t>request.getEmail</w:t>
-            </w:r>
-            <w:proofErr w:type="spellEnd"/>
-            <w:proofErr w:type="gramEnd"/>
-            <w:r>
-              <w:t xml:space="preserve">(), </w:t>
-            </w:r>
-            <w:proofErr w:type="spellStart"/>
-            <w:proofErr w:type="gramStart"/>
-            <w:r>
-              <w:t>request.getPassword</w:t>
-            </w:r>
-            <w:proofErr w:type="spellEnd"/>
-            <w:proofErr w:type="gramEnd"/>
-            <w:r>
-              <w:t>());</w:t>
+              <w:t>public UserToken register(@RequestBody RegisterRequest request) {</w:t>
+            </w:r>
+            <w:r>
+              <w:br/>
+              <w:t xml:space="preserve">    return userService.register(request.getName(), request.getEmail(), request.getPassword());</w:t>
             </w:r>
             <w:r>
               <w:br/>
@@ -15036,71 +11126,11 @@
             </w:r>
             <w:r>
               <w:br/>
-              <w:t xml:space="preserve">public </w:t>
-            </w:r>
-            <w:proofErr w:type="spellStart"/>
-            <w:r>
-              <w:t>UserToken</w:t>
-            </w:r>
-            <w:proofErr w:type="spellEnd"/>
-            <w:r>
-              <w:t xml:space="preserve"> </w:t>
-            </w:r>
-            <w:proofErr w:type="gramStart"/>
-            <w:r>
-              <w:t>login(</w:t>
-            </w:r>
-            <w:proofErr w:type="gramEnd"/>
-            <w:r>
-              <w:t xml:space="preserve">@RequestBody </w:t>
-            </w:r>
-            <w:proofErr w:type="spellStart"/>
-            <w:r>
-              <w:t>LoginRequest</w:t>
-            </w:r>
-            <w:proofErr w:type="spellEnd"/>
-            <w:r>
-              <w:t xml:space="preserve"> </w:t>
-            </w:r>
-            <w:proofErr w:type="spellStart"/>
-            <w:r>
-              <w:t>request</w:t>
-            </w:r>
-            <w:proofErr w:type="spellEnd"/>
-            <w:r>
-              <w:t>) {</w:t>
-            </w:r>
-            <w:r>
-              <w:br/>
-              <w:t xml:space="preserve">    return </w:t>
-            </w:r>
-            <w:proofErr w:type="spellStart"/>
-            <w:r>
-              <w:t>userService.login</w:t>
-            </w:r>
-            <w:proofErr w:type="spellEnd"/>
-            <w:r>
-              <w:t>(</w:t>
-            </w:r>
-            <w:proofErr w:type="spellStart"/>
-            <w:proofErr w:type="gramStart"/>
-            <w:r>
-              <w:t>request.getEmail</w:t>
-            </w:r>
-            <w:proofErr w:type="spellEnd"/>
-            <w:proofErr w:type="gramEnd"/>
-            <w:r>
-              <w:t xml:space="preserve">(), </w:t>
-            </w:r>
-            <w:proofErr w:type="spellStart"/>
-            <w:proofErr w:type="gramStart"/>
-            <w:r>
-              <w:t>request.getPassword</w:t>
-            </w:r>
-            <w:proofErr w:type="spellEnd"/>
-            <w:proofErr w:type="gramEnd"/>
-            <w:r>
-              <w:t>());</w:t>
+              <w:t>public UserToken login(@RequestBody LoginRequest request) {</w:t>
+            </w:r>
+            <w:r>
+              <w:br/>
+              <w:t xml:space="preserve">    return userService.login(request.getEmail(), request.getPassword());</w:t>
             </w:r>
             <w:r>
               <w:br/>
@@ -15118,7 +11148,6 @@
         </w:rPr>
       </w:pPr>
       <w:bookmarkStart w:id="44" w:name="_Toc228775320"/>
-      <w:proofErr w:type="spellStart"/>
       <w:r>
         <w:rPr>
           <w:lang w:val="en-GB"/>
@@ -15126,7 +11155,6 @@
         <w:t>BookController</w:t>
       </w:r>
       <w:bookmarkEnd w:id="44"/>
-      <w:proofErr w:type="spellEnd"/>
     </w:p>
     <w:p>
       <w:pPr>
@@ -15209,85 +11237,11 @@
             </w:r>
             <w:r>
               <w:br/>
-              <w:t xml:space="preserve">public </w:t>
-            </w:r>
-            <w:proofErr w:type="gramStart"/>
-            <w:r>
-              <w:t>List&lt;</w:t>
-            </w:r>
-            <w:proofErr w:type="spellStart"/>
-            <w:proofErr w:type="gramEnd"/>
-            <w:r>
-              <w:t>Book</w:t>
-            </w:r>
-            <w:proofErr w:type="spellEnd"/>
-            <w:r>
-              <w:t xml:space="preserve">&gt; </w:t>
-            </w:r>
-            <w:proofErr w:type="spellStart"/>
-            <w:proofErr w:type="gramStart"/>
-            <w:r>
-              <w:t>getBooks</w:t>
-            </w:r>
-            <w:proofErr w:type="spellEnd"/>
-            <w:r>
-              <w:t>(</w:t>
-            </w:r>
-            <w:proofErr w:type="gramEnd"/>
-            <w:r>
-              <w:t>@</w:t>
-            </w:r>
-            <w:proofErr w:type="gramStart"/>
-            <w:r>
-              <w:t>RequestParam(</w:t>
-            </w:r>
-            <w:proofErr w:type="gramEnd"/>
-            <w:r>
-              <w:t xml:space="preserve">required = </w:t>
-            </w:r>
-            <w:proofErr w:type="spellStart"/>
-            <w:r>
-              <w:t>false</w:t>
-            </w:r>
-            <w:proofErr w:type="spellEnd"/>
-            <w:r>
-              <w:t xml:space="preserve">) </w:t>
-            </w:r>
-            <w:proofErr w:type="spellStart"/>
-            <w:r>
-              <w:t>String</w:t>
-            </w:r>
-            <w:proofErr w:type="spellEnd"/>
-            <w:r>
-              <w:t xml:space="preserve"> </w:t>
-            </w:r>
-            <w:proofErr w:type="spellStart"/>
-            <w:r>
-              <w:t>query</w:t>
-            </w:r>
-            <w:proofErr w:type="spellEnd"/>
-            <w:r>
-              <w:t>) {</w:t>
-            </w:r>
-            <w:r>
-              <w:br/>
-              <w:t xml:space="preserve">    return </w:t>
-            </w:r>
-            <w:proofErr w:type="spellStart"/>
-            <w:r>
-              <w:t>bookService.getBooks</w:t>
-            </w:r>
-            <w:proofErr w:type="spellEnd"/>
-            <w:r>
-              <w:t>(</w:t>
-            </w:r>
-            <w:proofErr w:type="spellStart"/>
-            <w:r>
-              <w:t>query</w:t>
-            </w:r>
-            <w:proofErr w:type="spellEnd"/>
-            <w:r>
-              <w:t>);</w:t>
+              <w:t>public List&lt;Book&gt; getBooks(@RequestParam(required = false) String query) {</w:t>
+            </w:r>
+            <w:r>
+              <w:br/>
+              <w:t xml:space="preserve">    return bookService.getBooks(query);</w:t>
             </w:r>
             <w:r>
               <w:br/>
@@ -15302,64 +11256,11 @@
             </w:r>
             <w:r>
               <w:br/>
-              <w:t xml:space="preserve">public </w:t>
-            </w:r>
-            <w:proofErr w:type="spellStart"/>
-            <w:r>
-              <w:t>void</w:t>
-            </w:r>
-            <w:proofErr w:type="spellEnd"/>
-            <w:r>
-              <w:t xml:space="preserve"> </w:t>
-            </w:r>
-            <w:proofErr w:type="spellStart"/>
-            <w:proofErr w:type="gramStart"/>
-            <w:r>
-              <w:t>borrowBook</w:t>
-            </w:r>
-            <w:proofErr w:type="spellEnd"/>
-            <w:r>
-              <w:t>(</w:t>
-            </w:r>
-            <w:proofErr w:type="gramEnd"/>
-            <w:r>
-              <w:t xml:space="preserve">@PathVariable </w:t>
-            </w:r>
-            <w:proofErr w:type="spellStart"/>
-            <w:r>
-              <w:t>String</w:t>
-            </w:r>
-            <w:proofErr w:type="spellEnd"/>
-            <w:r>
-              <w:t xml:space="preserve"> id, @RequestParam UUID </w:t>
-            </w:r>
-            <w:proofErr w:type="spellStart"/>
-            <w:r>
-              <w:t>userId</w:t>
-            </w:r>
-            <w:proofErr w:type="spellEnd"/>
-            <w:r>
-              <w:t>) {</w:t>
-            </w:r>
-            <w:r>
-              <w:br/>
-              <w:t xml:space="preserve">    </w:t>
-            </w:r>
-            <w:proofErr w:type="spellStart"/>
-            <w:r>
-              <w:t>bookService.borrowBook</w:t>
-            </w:r>
-            <w:proofErr w:type="spellEnd"/>
-            <w:r>
-              <w:t xml:space="preserve">(id, </w:t>
-            </w:r>
-            <w:proofErr w:type="spellStart"/>
-            <w:r>
-              <w:t>userId</w:t>
-            </w:r>
-            <w:proofErr w:type="spellEnd"/>
-            <w:r>
-              <w:t>);</w:t>
+              <w:t>public void borrowBook(@PathVariable String id, @RequestParam UUID userId) {</w:t>
+            </w:r>
+            <w:r>
+              <w:br/>
+              <w:t xml:space="preserve">    bookService.borrowBook(id, userId);</w:t>
             </w:r>
             <w:r>
               <w:br/>
@@ -15374,48 +11275,11 @@
             </w:r>
             <w:r>
               <w:br/>
-              <w:t xml:space="preserve">public </w:t>
-            </w:r>
-            <w:proofErr w:type="spellStart"/>
-            <w:r>
-              <w:t>void</w:t>
-            </w:r>
-            <w:proofErr w:type="spellEnd"/>
-            <w:r>
-              <w:t xml:space="preserve"> </w:t>
-            </w:r>
-            <w:proofErr w:type="spellStart"/>
-            <w:proofErr w:type="gramStart"/>
-            <w:r>
-              <w:t>returnBook</w:t>
-            </w:r>
-            <w:proofErr w:type="spellEnd"/>
-            <w:r>
-              <w:t>(</w:t>
-            </w:r>
-            <w:proofErr w:type="gramEnd"/>
-            <w:r>
-              <w:t xml:space="preserve">@PathVariable </w:t>
-            </w:r>
-            <w:proofErr w:type="spellStart"/>
-            <w:r>
-              <w:t>String</w:t>
-            </w:r>
-            <w:proofErr w:type="spellEnd"/>
-            <w:r>
-              <w:t xml:space="preserve"> id) {</w:t>
-            </w:r>
-            <w:r>
-              <w:br/>
-              <w:t xml:space="preserve">    </w:t>
-            </w:r>
-            <w:proofErr w:type="spellStart"/>
-            <w:r>
-              <w:t>bookService.returnBook</w:t>
-            </w:r>
-            <w:proofErr w:type="spellEnd"/>
-            <w:r>
-              <w:t>(id);</w:t>
+              <w:t>public void returnBook(@PathVariable String id) {</w:t>
+            </w:r>
+            <w:r>
+              <w:br/>
+              <w:t xml:space="preserve">    bookService.returnBook(id);</w:t>
             </w:r>
             <w:r>
               <w:br/>
@@ -15433,7 +11297,6 @@
         </w:rPr>
       </w:pPr>
       <w:bookmarkStart w:id="45" w:name="_Toc228775321"/>
-      <w:proofErr w:type="spellStart"/>
       <w:r>
         <w:rPr>
           <w:lang w:val="en-GB"/>
@@ -15441,7 +11304,6 @@
         <w:t>DashboardController</w:t>
       </w:r>
       <w:bookmarkEnd w:id="45"/>
-      <w:proofErr w:type="spellEnd"/>
     </w:p>
     <w:p>
       <w:pPr>
@@ -15476,61 +11338,11 @@
             </w:r>
             <w:r>
               <w:br/>
-              <w:t xml:space="preserve">public </w:t>
-            </w:r>
-            <w:proofErr w:type="gramStart"/>
-            <w:r>
-              <w:t>List&lt;</w:t>
-            </w:r>
-            <w:proofErr w:type="spellStart"/>
-            <w:proofErr w:type="gramEnd"/>
-            <w:r>
-              <w:t>Borrowing</w:t>
-            </w:r>
-            <w:proofErr w:type="spellEnd"/>
-            <w:r>
-              <w:t xml:space="preserve">&gt; </w:t>
-            </w:r>
-            <w:proofErr w:type="spellStart"/>
-            <w:proofErr w:type="gramStart"/>
-            <w:r>
-              <w:t>getBorrowings</w:t>
-            </w:r>
-            <w:proofErr w:type="spellEnd"/>
-            <w:r>
-              <w:t>(</w:t>
-            </w:r>
-            <w:proofErr w:type="gramEnd"/>
-            <w:r>
-              <w:t xml:space="preserve">@PathVariable UUID </w:t>
-            </w:r>
-            <w:proofErr w:type="spellStart"/>
-            <w:r>
-              <w:t>userId</w:t>
-            </w:r>
-            <w:proofErr w:type="spellEnd"/>
-            <w:r>
-              <w:t>) {</w:t>
-            </w:r>
-            <w:r>
-              <w:br/>
-              <w:t xml:space="preserve">    return </w:t>
-            </w:r>
-            <w:proofErr w:type="spellStart"/>
-            <w:r>
-              <w:t>borrowingService.getBorrowingsForUser</w:t>
-            </w:r>
-            <w:proofErr w:type="spellEnd"/>
-            <w:r>
-              <w:t>(</w:t>
-            </w:r>
-            <w:proofErr w:type="spellStart"/>
-            <w:r>
-              <w:t>userId</w:t>
-            </w:r>
-            <w:proofErr w:type="spellEnd"/>
-            <w:r>
-              <w:t>);</w:t>
+              <w:t>public List&lt;Borrowing&gt; getBorrowings(@PathVariable UUID userId) {</w:t>
+            </w:r>
+            <w:r>
+              <w:br/>
+              <w:t xml:space="preserve">    return borrowingService.getBorrowingsForUser(userId);</w:t>
             </w:r>
             <w:r>
               <w:br/>
@@ -15565,7 +11377,6 @@
         </w:rPr>
       </w:pPr>
       <w:bookmarkStart w:id="47" w:name="_Toc228775323"/>
-      <w:proofErr w:type="spellStart"/>
       <w:r>
         <w:rPr>
           <w:lang w:val="en-GB"/>
@@ -15573,7 +11384,6 @@
         <w:t>WebSecurityConfig</w:t>
       </w:r>
       <w:bookmarkEnd w:id="47"/>
-      <w:proofErr w:type="spellEnd"/>
     </w:p>
     <w:p>
       <w:r>

--- a/EduLend_documenation.docx
+++ b/EduLend_documenation.docx
@@ -9462,7 +9462,7 @@
             </w:r>
             <w:r>
               <w:br/>
-              <w:t>@Column(nullable = false)</w:t>
+              <w:t>@Column(nullable = false, unique = true)</w:t>
             </w:r>
             <w:r>
               <w:br/>
@@ -9530,6 +9530,10 @@
             </w:r>
             <w:r>
               <w:t>)</w:t>
+            </w:r>
+            <w:r>
+              <w:br/>
+              <w:t>@com.fasterxml.jackson.annotation.JsonIgnore</w:t>
             </w:r>
             <w:r>
               <w:br/>
@@ -9647,13 +9651,13 @@
             </w:r>
             <w:r>
               <w:br/>
+            </w:r>
+            <w:r>
+              <w:lastRenderedPageBreak/>
               <w:t>@Column(nullable = false)</w:t>
             </w:r>
             <w:r>
               <w:br/>
-            </w:r>
-            <w:r>
-              <w:lastRenderedPageBreak/>
               <w:t>private String category;</w:t>
             </w:r>
             <w:r>
@@ -9716,6 +9720,10 @@
             </w:r>
             <w:r>
               <w:t>)</w:t>
+            </w:r>
+            <w:r>
+              <w:br/>
+              <w:t>@com.fasterxml.jackson.annotation.JsonIgnore</w:t>
             </w:r>
             <w:r>
               <w:br/>
@@ -9725,9 +9733,6 @@
           <w:p>
             <w:pPr>
               <w:widowControl w:val="0"/>
-              <w:rPr>
-                <w:lang w:val="en-GB"/>
-              </w:rPr>
             </w:pPr>
           </w:p>
           <w:p>
@@ -9952,6 +9957,55 @@
     <w:p>
       <w:pPr>
         <w:pStyle w:val="Heading3"/>
+        <w:rPr>
+          <w:lang w:val="en-GB"/>
+        </w:rPr>
+      </w:pPr>
+      <w:r>
+        <w:rPr>
+          <w:lang w:val="en-GB"/>
+        </w:rPr>
+        <w:t>Borrow Request</w:t>
+      </w:r>
+    </w:p>
+    <w:p>
+      <w:pPr>
+        <w:rPr>
+          <w:lang w:val="en-GB"/>
+        </w:rPr>
+      </w:pPr>
+      <w:r>
+        <w:rPr>
+          <w:lang w:val="en-GB"/>
+        </w:rPr>
+        <w:t>Used to receive borrow data.</w:t>
+      </w:r>
+    </w:p>
+    <w:tbl>
+      <w:tblPr>
+        <w:tblStyle w:val="TableGrid"/>
+        <w:tblW w:w="0" w:type="auto"/>
+        <w:tblLook w:val="04A0" w:firstRow="1" w:lastRow="0" w:firstColumn="1" w:lastColumn="0" w:noHBand="0" w:noVBand="1"/>
+      </w:tblPr>
+      <w:tblGrid>
+        <w:gridCol w:w="9016"/>
+      </w:tblGrid>
+      <w:tr>
+        <w:tc>
+          <w:tcPr>
+            <w:tcW w:w="9016" w:type="dxa"/>
+          </w:tcPr>
+          <w:p>
+            <w:r>
+              <w:t>private UUID userId;</w:t>
+            </w:r>
+          </w:p>
+        </w:tc>
+      </w:tr>
+    </w:tbl>
+    <w:p>
+      <w:pPr>
+        <w:pStyle w:val="Heading3"/>
         <w:widowControl w:val="0"/>
         <w:rPr>
           <w:lang w:val="en-GB"/>
@@ -10287,6 +10341,18 @@
               <w:br/>
               <w:t>List&lt;Book&gt; findByCategoryContainingIgnoreCase(String category);</w:t>
             </w:r>
+            <w:r>
+              <w:br/>
+              <w:t>List&lt;Book&gt; findByTitleContainingIgnoreCaseOrAuthorContainingIgnoreCaseOrCategoryContainingIgnoreCase(</w:t>
+            </w:r>
+            <w:r>
+              <w:br/>
+              <w:t xml:space="preserve">        String title, String author, String category</w:t>
+            </w:r>
+            <w:r>
+              <w:br/>
+              <w:t>);</w:t>
+            </w:r>
           </w:p>
         </w:tc>
       </w:tr>
@@ -10479,6 +10545,10 @@
             </w:r>
             <w:r>
               <w:br/>
+              <w:t xml:space="preserve">    user.setName(name);</w:t>
+            </w:r>
+            <w:r>
+              <w:br/>
               <w:t xml:space="preserve">    user.setEmail(email);</w:t>
             </w:r>
             <w:r>
@@ -10505,7 +10575,7 @@
             </w:r>
             <w:r>
               <w:br/>
-              <w:t xml:space="preserve">    return new UserToken(name, email, Role.</w:t>
+              <w:t xml:space="preserve">    return new UserToken(user.getUserId(), name, email, Role.</w:t>
             </w:r>
             <w:r>
               <w:rPr>
@@ -10542,7 +10612,7 @@
             </w:r>
             <w:r>
               <w:br/>
-              <w:t xml:space="preserve">            return new UserToken(user.getEmail(), user.getEmail(), user.getRole());</w:t>
+              <w:t xml:space="preserve">            return new UserToken(user.getUserId(), user.getName(), user.getEmail(), user.getRole());</w:t>
             </w:r>
             <w:r>
               <w:br/>
@@ -10618,7 +10688,10 @@
         <w:rPr>
           <w:lang w:val="en-GB"/>
         </w:rPr>
-        <w:t>To search for books, use getBooks(). Should no query be given, it will return all books. Otherwise, it searches by title, author and category. After merging the results and removing duplicates, it returns the final list.</w:t>
+        <w:t xml:space="preserve">To search for books, use getBooks(). </w:t>
+      </w:r>
+      <w:r>
+        <w:t>If no query is provided, it returns all books. If a query is provided, it performs three separate searches (Title, Author, Category). It then combines these lists into one.</w:t>
       </w:r>
     </w:p>
     <w:p>
@@ -10632,21 +10705,33 @@
         <w:rPr>
           <w:lang w:val="en-GB"/>
         </w:rPr>
-        <w:t>Borrowing is handled by borrowBook(). First, it finds a book and checks if any copies are available. If not, it throws an exception. Should it find one, it will decrease the available quantity and record a borrowing entry.</w:t>
-      </w:r>
-    </w:p>
-    <w:p>
-      <w:pPr>
-        <w:widowControl w:val="0"/>
+        <w:t xml:space="preserve">Borrowing is handled by borrowBook(). First, it </w:t>
+      </w:r>
+      <w:r>
         <w:rPr>
           <w:lang w:val="en-GB"/>
         </w:rPr>
-      </w:pPr>
+        <w:t xml:space="preserve">checks if available quantity is more than zero. Otherwise, it throws an exception. After decrementing availability, it links book to </w:t>
+      </w:r>
       <w:r>
         <w:rPr>
           <w:lang w:val="en-GB"/>
         </w:rPr>
         <w:lastRenderedPageBreak/>
+        <w:t>user. Finally, it sets return date to be 30 days from then on.</w:t>
+      </w:r>
+    </w:p>
+    <w:p>
+      <w:pPr>
+        <w:widowControl w:val="0"/>
+        <w:rPr>
+          <w:lang w:val="en-GB"/>
+        </w:rPr>
+      </w:pPr>
+      <w:r>
+        <w:rPr>
+          <w:lang w:val="en-GB"/>
+        </w:rPr>
         <w:t>For returning books, there is returnBook(). It throws an exception if all copies of a book are accounted for. If they are not, it increases the quantity and updates the borrow record’s return date.</w:t>
       </w:r>
     </w:p>
@@ -10730,11 +10815,20 @@
             </w:r>
             <w:r>
               <w:br/>
+            </w:r>
+            <w:r>
+              <w:t>@Transactional</w:t>
+            </w:r>
+            <w:r>
+              <w:br/>
               <w:t>public void borrowBook(String id, UUID userId) {</w:t>
             </w:r>
             <w:r>
               <w:br/>
-              <w:t xml:space="preserve">    Book book = bookRepository.findById(UUID.</w:t>
+            </w:r>
+            <w:r>
+              <w:br/>
+              <w:t xml:space="preserve">    UUID bookId = UUID.</w:t>
             </w:r>
             <w:r>
               <w:rPr>
@@ -10744,7 +10838,51 @@
               <w:t>fromString</w:t>
             </w:r>
             <w:r>
-              <w:t>(id)).orElseThrow();</w:t>
+              <w:t>(id);</w:t>
+            </w:r>
+            <w:r>
+              <w:br/>
+            </w:r>
+            <w:r>
+              <w:br/>
+              <w:t xml:space="preserve">    Book book = bookRepository.findById(bookId)</w:t>
+            </w:r>
+            <w:r>
+              <w:br/>
+              <w:t xml:space="preserve">            .orElseThrow(() -&gt; new IllegalArgumentException("Book not found"));</w:t>
+            </w:r>
+            <w:r>
+              <w:br/>
+            </w:r>
+            <w:r>
+              <w:br/>
+              <w:t xml:space="preserve">    boolean alreadyBorrowed =</w:t>
+            </w:r>
+            <w:r>
+              <w:br/>
+              <w:t xml:space="preserve">            borrowingRepository</w:t>
+            </w:r>
+            <w:r>
+              <w:br/>
+              <w:t xml:space="preserve">                    .existsByAppUser_UserIdAndBook_BookIdAndReturnedAtIsNull(userId, bookId);</w:t>
+            </w:r>
+            <w:r>
+              <w:br/>
+            </w:r>
+            <w:r>
+              <w:br/>
+              <w:t xml:space="preserve">    if (alreadyBorrowed) {</w:t>
+            </w:r>
+            <w:r>
+              <w:br/>
+              <w:t xml:space="preserve">        throw new IllegalStateException("User already borrowed this book");</w:t>
+            </w:r>
+            <w:r>
+              <w:br/>
+              <w:t xml:space="preserve">    }</w:t>
+            </w:r>
+            <w:r>
+              <w:br/>
             </w:r>
             <w:r>
               <w:br/>
@@ -10760,6 +10898,9 @@
             </w:r>
             <w:r>
               <w:br/>
+            </w:r>
+            <w:r>
+              <w:br/>
               <w:t xml:space="preserve">    book.setAvailableQuantity(book.getAvailableQuantity() - 1);</w:t>
             </w:r>
             <w:r>
@@ -10771,7 +10912,14 @@
             </w:r>
             <w:r>
               <w:br/>
-              <w:t xml:space="preserve">    AppUser user = appUserRepository.findById(userId).orElseThrow();</w:t>
+              <w:t xml:space="preserve">    AppUser user = appUserRepository.findById(userId)</w:t>
+            </w:r>
+            <w:r>
+              <w:br/>
+              <w:t xml:space="preserve">            .orElseThrow(() -&gt; new IllegalArgumentException("User not found"));</w:t>
+            </w:r>
+            <w:r>
+              <w:br/>
             </w:r>
             <w:r>
               <w:br/>
@@ -10815,6 +10963,12 @@
             </w:r>
             <w:r>
               <w:br/>
+            </w:r>
+            <w:r>
+              <w:br/>
+            </w:r>
+            <w:r>
+              <w:lastRenderedPageBreak/>
               <w:t xml:space="preserve">    borrowingRepository.save(borrowing);</w:t>
             </w:r>
             <w:r>
@@ -10828,7 +10982,11 @@
               <w:br/>
             </w:r>
             <w:r>
-              <w:t>public void returnBook(String id) {</w:t>
+              <w:t>@Transactional</w:t>
+            </w:r>
+            <w:r>
+              <w:br/>
+              <w:t>public void returnBook(String id, UUID userId) {</w:t>
             </w:r>
             <w:r>
               <w:br/>
@@ -10860,11 +11018,11 @@
             </w:r>
             <w:r>
               <w:br/>
-              <w:t xml:space="preserve">    Borrowing borrowing = borrowingRepository.findByBook_BookId(bookId).stream()</w:t>
-            </w:r>
-            <w:r>
-              <w:br/>
-              <w:t xml:space="preserve">            .filter(b -&gt; b.getReturnedAt() == null)</w:t>
+              <w:t xml:space="preserve">    Borrowing borrowing = borrowingRepository.findByAppUser_UserId(userId).stream()</w:t>
+            </w:r>
+            <w:r>
+              <w:br/>
+              <w:t xml:space="preserve">            .filter(b -&gt; b.getBook().getBookId().equals(bookId) &amp;&amp; b.getReturnedAt() == null)</w:t>
             </w:r>
             <w:r>
               <w:br/>
@@ -10872,7 +11030,7 @@
             </w:r>
             <w:r>
               <w:br/>
-              <w:t xml:space="preserve">            .orElseThrow(() -&gt; new IllegalStateException("This book is not currently borrowed"));</w:t>
+              <w:t xml:space="preserve">            .orElseThrow(() -&gt; new IllegalStateException("This user does not have this book borrowed"));</w:t>
             </w:r>
             <w:r>
               <w:br/>
@@ -10899,22 +11057,6 @@
               <w:br/>
             </w:r>
             <w:r>
-              <w:br/>
-              <w:t xml:space="preserve">    if (book.getAvailableQuantity() &gt;= book.getQuantity()) {</w:t>
-            </w:r>
-            <w:r>
-              <w:br/>
-              <w:t xml:space="preserve">        throw new IllegalStateException("All copies already returned");</w:t>
-            </w:r>
-            <w:r>
-              <w:br/>
-              <w:t xml:space="preserve">    }</w:t>
-            </w:r>
-            <w:r>
-              <w:br/>
-            </w:r>
-            <w:r>
-              <w:lastRenderedPageBreak/>
               <w:br/>
               <w:t xml:space="preserve">    book.setAvailableQuantity(book.getAvailableQuantity() + 1);</w:t>
             </w:r>
@@ -10942,7 +11084,6 @@
         <w:rPr>
           <w:lang w:val="en-GB"/>
         </w:rPr>
-        <w:lastRenderedPageBreak/>
         <w:t>BorrowingService</w:t>
       </w:r>
       <w:bookmarkEnd w:id="41"/>
@@ -11252,34 +11393,89 @@
             </w:r>
             <w:r>
               <w:br/>
+            </w:r>
+            <w:r>
               <w:t>@PostMapping("/{id}/borrow")</w:t>
             </w:r>
             <w:r>
               <w:br/>
-              <w:t>public void borrowBook(@PathVariable String id, @RequestParam UUID userId) {</w:t>
-            </w:r>
-            <w:r>
-              <w:br/>
-              <w:t xml:space="preserve">    bookService.borrowBook(id, userId);</w:t>
+              <w:t>public ResponseEntity&lt;Void&gt; borrowBook(</w:t>
+            </w:r>
+            <w:r>
+              <w:br/>
+              <w:t xml:space="preserve">        @PathVariable String id,</w:t>
+            </w:r>
+            <w:r>
+              <w:br/>
+              <w:t xml:space="preserve">        @RequestBody BorrowRequest request</w:t>
+            </w:r>
+            <w:r>
+              <w:br/>
+              <w:t>) {</w:t>
+            </w:r>
+            <w:r>
+              <w:br/>
+              <w:t xml:space="preserve">    bookService.borrowBook(id, request.getUserId());</w:t>
+            </w:r>
+            <w:r>
+              <w:br/>
+              <w:t xml:space="preserve">    return ResponseEntity.</w:t>
+            </w:r>
+            <w:r>
+              <w:rPr>
+                <w:i/>
+                <w:iCs/>
+              </w:rPr>
+              <w:t>noContent</w:t>
+            </w:r>
+            <w:r>
+              <w:t>().build();</w:t>
             </w:r>
             <w:r>
               <w:br/>
               <w:t>}</w:t>
             </w:r>
-            <w:r>
-              <w:br/>
-            </w:r>
-            <w:r>
-              <w:br/>
+          </w:p>
+          <w:p>
+            <w:r>
+              <w:br/>
+            </w:r>
+            <w:r>
               <w:t>@PostMapping("/{id}/return")</w:t>
             </w:r>
             <w:r>
               <w:br/>
-              <w:t>public void returnBook(@PathVariable String id) {</w:t>
-            </w:r>
-            <w:r>
-              <w:br/>
-              <w:t xml:space="preserve">    bookService.returnBook(id);</w:t>
+              <w:t>public ResponseEntity&lt;Void&gt; returnBook(</w:t>
+            </w:r>
+            <w:r>
+              <w:br/>
+              <w:t xml:space="preserve">        @PathVariable String id,</w:t>
+            </w:r>
+            <w:r>
+              <w:br/>
+              <w:t xml:space="preserve">        @RequestBody BorrowRequest request</w:t>
+            </w:r>
+            <w:r>
+              <w:br/>
+              <w:t>) {</w:t>
+            </w:r>
+            <w:r>
+              <w:br/>
+              <w:t xml:space="preserve">    bookService.returnBook(id, request.getUserId());</w:t>
+            </w:r>
+            <w:r>
+              <w:br/>
+              <w:t xml:space="preserve">    return ResponseEntity.</w:t>
+            </w:r>
+            <w:r>
+              <w:rPr>
+                <w:i/>
+                <w:iCs/>
+              </w:rPr>
+              <w:t>noContent</w:t>
+            </w:r>
+            <w:r>
+              <w:t>().build();</w:t>
             </w:r>
             <w:r>
               <w:br/>
@@ -11301,6 +11497,7 @@
         <w:rPr>
           <w:lang w:val="en-GB"/>
         </w:rPr>
+        <w:lastRenderedPageBreak/>
         <w:t>DashboardController</w:t>
       </w:r>
       <w:bookmarkEnd w:id="45"/>
@@ -11364,7 +11561,6 @@
         <w:rPr>
           <w:lang w:val="en-GB"/>
         </w:rPr>
-        <w:lastRenderedPageBreak/>
         <w:t>Configuration</w:t>
       </w:r>
       <w:bookmarkEnd w:id="46"/>
@@ -11381,7 +11577,13 @@
         <w:rPr>
           <w:lang w:val="en-GB"/>
         </w:rPr>
-        <w:t>WebSecurityConfig</w:t>
+        <w:t>S</w:t>
+      </w:r>
+      <w:r>
+        <w:rPr>
+          <w:lang w:val="en-GB"/>
+        </w:rPr>
+        <w:t>ecurityConfig</w:t>
       </w:r>
       <w:bookmarkEnd w:id="47"/>
     </w:p>
@@ -13100,7 +13302,6 @@
   <w:style w:type="character" w:default="1" w:styleId="DefaultParagraphFont">
     <w:name w:val="Default Paragraph Font"/>
     <w:uiPriority w:val="1"/>
-    <w:semiHidden/>
     <w:unhideWhenUsed/>
   </w:style>
   <w:style w:type="table" w:default="1" w:styleId="TableNormal">
@@ -13589,6 +13790,36 @@
       <w:u w:val="single"/>
     </w:rPr>
   </w:style>
+  <w:style w:type="paragraph" w:styleId="HTMLPreformatted">
+    <w:name w:val="HTML Preformatted"/>
+    <w:basedOn w:val="Normal"/>
+    <w:link w:val="HTMLPreformattedChar"/>
+    <w:uiPriority w:val="99"/>
+    <w:semiHidden/>
+    <w:unhideWhenUsed/>
+    <w:rsid w:val="00747358"/>
+    <w:pPr>
+      <w:spacing w:after="0" w:line="240" w:lineRule="auto"/>
+    </w:pPr>
+    <w:rPr>
+      <w:rFonts w:ascii="Consolas" w:hAnsi="Consolas"/>
+      <w:sz w:val="20"/>
+      <w:szCs w:val="20"/>
+    </w:rPr>
+  </w:style>
+  <w:style w:type="character" w:customStyle="1" w:styleId="HTMLPreformattedChar">
+    <w:name w:val="HTML Preformatted Char"/>
+    <w:basedOn w:val="DefaultParagraphFont"/>
+    <w:link w:val="HTMLPreformatted"/>
+    <w:uiPriority w:val="99"/>
+    <w:semiHidden/>
+    <w:rsid w:val="00747358"/>
+    <w:rPr>
+      <w:rFonts w:ascii="Consolas" w:hAnsi="Consolas"/>
+      <w:sz w:val="20"/>
+      <w:szCs w:val="20"/>
+    </w:rPr>
+  </w:style>
 </w:styles>
 </file>
 

--- a/EduLend_documenation.docx
+++ b/EduLend_documenation.docx
@@ -72,7 +72,7 @@
           <w:r>
             <w:fldChar w:fldCharType="separate"/>
           </w:r>
-          <w:hyperlink w:anchor="_Toc229387468" w:history="1">
+          <w:hyperlink w:anchor="_Toc229396588" w:history="1">
             <w:r>
               <w:rPr>
                 <w:rStyle w:val="Hyperlink"/>
@@ -113,7 +113,7 @@
                 <w:noProof/>
                 <w:webHidden/>
               </w:rPr>
-              <w:instrText xml:space="preserve"> PAGEREF _Toc229387468 \h </w:instrText>
+              <w:instrText xml:space="preserve"> PAGEREF _Toc229396588 \h </w:instrText>
             </w:r>
             <w:r>
               <w:rPr>
@@ -156,7 +156,7 @@
               <w:lang w:eastAsia="cs-CZ"/>
             </w:rPr>
           </w:pPr>
-          <w:hyperlink w:anchor="_Toc229387469" w:history="1">
+          <w:hyperlink w:anchor="_Toc229396589" w:history="1">
             <w:r>
               <w:rPr>
                 <w:rStyle w:val="Hyperlink"/>
@@ -197,7 +197,7 @@
                 <w:noProof/>
                 <w:webHidden/>
               </w:rPr>
-              <w:instrText xml:space="preserve"> PAGEREF _Toc229387469 \h </w:instrText>
+              <w:instrText xml:space="preserve"> PAGEREF _Toc229396589 \h </w:instrText>
             </w:r>
             <w:r>
               <w:rPr>
@@ -240,7 +240,7 @@
               <w:lang w:eastAsia="cs-CZ"/>
             </w:rPr>
           </w:pPr>
-          <w:hyperlink w:anchor="_Toc229387470" w:history="1">
+          <w:hyperlink w:anchor="_Toc229396590" w:history="1">
             <w:r>
               <w:rPr>
                 <w:rStyle w:val="Hyperlink"/>
@@ -281,7 +281,7 @@
                 <w:noProof/>
                 <w:webHidden/>
               </w:rPr>
-              <w:instrText xml:space="preserve"> PAGEREF _Toc229387470 \h </w:instrText>
+              <w:instrText xml:space="preserve"> PAGEREF _Toc229396590 \h </w:instrText>
             </w:r>
             <w:r>
               <w:rPr>
@@ -324,7 +324,7 @@
               <w:lang w:eastAsia="cs-CZ"/>
             </w:rPr>
           </w:pPr>
-          <w:hyperlink w:anchor="_Toc229387471" w:history="1">
+          <w:hyperlink w:anchor="_Toc229396591" w:history="1">
             <w:r>
               <w:rPr>
                 <w:rStyle w:val="Hyperlink"/>
@@ -365,7 +365,7 @@
                 <w:noProof/>
                 <w:webHidden/>
               </w:rPr>
-              <w:instrText xml:space="preserve"> PAGEREF _Toc229387471 \h </w:instrText>
+              <w:instrText xml:space="preserve"> PAGEREF _Toc229396591 \h </w:instrText>
             </w:r>
             <w:r>
               <w:rPr>
@@ -408,7 +408,7 @@
               <w:lang w:eastAsia="cs-CZ"/>
             </w:rPr>
           </w:pPr>
-          <w:hyperlink w:anchor="_Toc229387472" w:history="1">
+          <w:hyperlink w:anchor="_Toc229396592" w:history="1">
             <w:r>
               <w:rPr>
                 <w:rStyle w:val="Hyperlink"/>
@@ -449,7 +449,7 @@
                 <w:noProof/>
                 <w:webHidden/>
               </w:rPr>
-              <w:instrText xml:space="preserve"> PAGEREF _Toc229387472 \h </w:instrText>
+              <w:instrText xml:space="preserve"> PAGEREF _Toc229396592 \h </w:instrText>
             </w:r>
             <w:r>
               <w:rPr>
@@ -492,7 +492,7 @@
               <w:lang w:eastAsia="cs-CZ"/>
             </w:rPr>
           </w:pPr>
-          <w:hyperlink w:anchor="_Toc229387473" w:history="1">
+          <w:hyperlink w:anchor="_Toc229396593" w:history="1">
             <w:r>
               <w:rPr>
                 <w:rStyle w:val="Hyperlink"/>
@@ -533,7 +533,7 @@
                 <w:noProof/>
                 <w:webHidden/>
               </w:rPr>
-              <w:instrText xml:space="preserve"> PAGEREF _Toc229387473 \h </w:instrText>
+              <w:instrText xml:space="preserve"> PAGEREF _Toc229396593 \h </w:instrText>
             </w:r>
             <w:r>
               <w:rPr>
@@ -576,7 +576,7 @@
               <w:lang w:eastAsia="cs-CZ"/>
             </w:rPr>
           </w:pPr>
-          <w:hyperlink w:anchor="_Toc229387474" w:history="1">
+          <w:hyperlink w:anchor="_Toc229396594" w:history="1">
             <w:r>
               <w:rPr>
                 <w:rStyle w:val="Hyperlink"/>
@@ -617,7 +617,7 @@
                 <w:noProof/>
                 <w:webHidden/>
               </w:rPr>
-              <w:instrText xml:space="preserve"> PAGEREF _Toc229387474 \h </w:instrText>
+              <w:instrText xml:space="preserve"> PAGEREF _Toc229396594 \h </w:instrText>
             </w:r>
             <w:r>
               <w:rPr>
@@ -660,7 +660,7 @@
               <w:lang w:eastAsia="cs-CZ"/>
             </w:rPr>
           </w:pPr>
-          <w:hyperlink w:anchor="_Toc229387475" w:history="1">
+          <w:hyperlink w:anchor="_Toc229396595" w:history="1">
             <w:r>
               <w:rPr>
                 <w:rStyle w:val="Hyperlink"/>
@@ -701,7 +701,7 @@
                 <w:noProof/>
                 <w:webHidden/>
               </w:rPr>
-              <w:instrText xml:space="preserve"> PAGEREF _Toc229387475 \h </w:instrText>
+              <w:instrText xml:space="preserve"> PAGEREF _Toc229396595 \h </w:instrText>
             </w:r>
             <w:r>
               <w:rPr>
@@ -744,7 +744,7 @@
               <w:lang w:eastAsia="cs-CZ"/>
             </w:rPr>
           </w:pPr>
-          <w:hyperlink w:anchor="_Toc229387476" w:history="1">
+          <w:hyperlink w:anchor="_Toc229396596" w:history="1">
             <w:r>
               <w:rPr>
                 <w:rStyle w:val="Hyperlink"/>
@@ -785,7 +785,7 @@
                 <w:noProof/>
                 <w:webHidden/>
               </w:rPr>
-              <w:instrText xml:space="preserve"> PAGEREF _Toc229387476 \h </w:instrText>
+              <w:instrText xml:space="preserve"> PAGEREF _Toc229396596 \h </w:instrText>
             </w:r>
             <w:r>
               <w:rPr>
@@ -828,7 +828,7 @@
               <w:lang w:eastAsia="cs-CZ"/>
             </w:rPr>
           </w:pPr>
-          <w:hyperlink w:anchor="_Toc229387477" w:history="1">
+          <w:hyperlink w:anchor="_Toc229396597" w:history="1">
             <w:r>
               <w:rPr>
                 <w:rStyle w:val="Hyperlink"/>
@@ -869,7 +869,7 @@
                 <w:noProof/>
                 <w:webHidden/>
               </w:rPr>
-              <w:instrText xml:space="preserve"> PAGEREF _Toc229387477 \h </w:instrText>
+              <w:instrText xml:space="preserve"> PAGEREF _Toc229396597 \h </w:instrText>
             </w:r>
             <w:r>
               <w:rPr>
@@ -912,7 +912,7 @@
               <w:lang w:eastAsia="cs-CZ"/>
             </w:rPr>
           </w:pPr>
-          <w:hyperlink w:anchor="_Toc229387478" w:history="1">
+          <w:hyperlink w:anchor="_Toc229396598" w:history="1">
             <w:r>
               <w:rPr>
                 <w:rStyle w:val="Hyperlink"/>
@@ -953,7 +953,7 @@
                 <w:noProof/>
                 <w:webHidden/>
               </w:rPr>
-              <w:instrText xml:space="preserve"> PAGEREF _Toc229387478 \h </w:instrText>
+              <w:instrText xml:space="preserve"> PAGEREF _Toc229396598 \h </w:instrText>
             </w:r>
             <w:r>
               <w:rPr>
@@ -996,7 +996,7 @@
               <w:lang w:eastAsia="cs-CZ"/>
             </w:rPr>
           </w:pPr>
-          <w:hyperlink w:anchor="_Toc229387479" w:history="1">
+          <w:hyperlink w:anchor="_Toc229396599" w:history="1">
             <w:r>
               <w:rPr>
                 <w:rStyle w:val="Hyperlink"/>
@@ -1067,7 +1067,7 @@
                 <w:noProof/>
                 <w:webHidden/>
               </w:rPr>
-              <w:instrText xml:space="preserve"> PAGEREF _Toc229387479 \h </w:instrText>
+              <w:instrText xml:space="preserve"> PAGEREF _Toc229396599 \h </w:instrText>
             </w:r>
             <w:r>
               <w:rPr>
@@ -1110,7 +1110,7 @@
               <w:lang w:eastAsia="cs-CZ"/>
             </w:rPr>
           </w:pPr>
-          <w:hyperlink w:anchor="_Toc229387480" w:history="1">
+          <w:hyperlink w:anchor="_Toc229396600" w:history="1">
             <w:r>
               <w:rPr>
                 <w:rStyle w:val="Hyperlink"/>
@@ -1151,7 +1151,7 @@
                 <w:noProof/>
                 <w:webHidden/>
               </w:rPr>
-              <w:instrText xml:space="preserve"> PAGEREF _Toc229387480 \h </w:instrText>
+              <w:instrText xml:space="preserve"> PAGEREF _Toc229396600 \h </w:instrText>
             </w:r>
             <w:r>
               <w:rPr>
@@ -1194,7 +1194,7 @@
               <w:lang w:eastAsia="cs-CZ"/>
             </w:rPr>
           </w:pPr>
-          <w:hyperlink w:anchor="_Toc229387481" w:history="1">
+          <w:hyperlink w:anchor="_Toc229396601" w:history="1">
             <w:r>
               <w:rPr>
                 <w:rStyle w:val="Hyperlink"/>
@@ -1235,7 +1235,7 @@
                 <w:noProof/>
                 <w:webHidden/>
               </w:rPr>
-              <w:instrText xml:space="preserve"> PAGEREF _Toc229387481 \h </w:instrText>
+              <w:instrText xml:space="preserve"> PAGEREF _Toc229396601 \h </w:instrText>
             </w:r>
             <w:r>
               <w:rPr>
@@ -1278,7 +1278,7 @@
               <w:lang w:eastAsia="cs-CZ"/>
             </w:rPr>
           </w:pPr>
-          <w:hyperlink w:anchor="_Toc229387482" w:history="1">
+          <w:hyperlink w:anchor="_Toc229396602" w:history="1">
             <w:r>
               <w:rPr>
                 <w:rStyle w:val="Hyperlink"/>
@@ -1321,7 +1321,7 @@
                 <w:noProof/>
                 <w:webHidden/>
               </w:rPr>
-              <w:instrText xml:space="preserve"> PAGEREF _Toc229387482 \h </w:instrText>
+              <w:instrText xml:space="preserve"> PAGEREF _Toc229396602 \h </w:instrText>
             </w:r>
             <w:r>
               <w:rPr>
@@ -1364,7 +1364,7 @@
               <w:lang w:eastAsia="cs-CZ"/>
             </w:rPr>
           </w:pPr>
-          <w:hyperlink w:anchor="_Toc229387483" w:history="1">
+          <w:hyperlink w:anchor="_Toc229396603" w:history="1">
             <w:r>
               <w:rPr>
                 <w:rStyle w:val="Hyperlink"/>
@@ -1407,7 +1407,7 @@
                 <w:noProof/>
                 <w:webHidden/>
               </w:rPr>
-              <w:instrText xml:space="preserve"> PAGEREF _Toc229387483 \h </w:instrText>
+              <w:instrText xml:space="preserve"> PAGEREF _Toc229396603 \h </w:instrText>
             </w:r>
             <w:r>
               <w:rPr>
@@ -1450,7 +1450,7 @@
               <w:lang w:eastAsia="cs-CZ"/>
             </w:rPr>
           </w:pPr>
-          <w:hyperlink w:anchor="_Toc229387484" w:history="1">
+          <w:hyperlink w:anchor="_Toc229396604" w:history="1">
             <w:r>
               <w:rPr>
                 <w:rStyle w:val="Hyperlink"/>
@@ -1493,7 +1493,7 @@
                 <w:noProof/>
                 <w:webHidden/>
               </w:rPr>
-              <w:instrText xml:space="preserve"> PAGEREF _Toc229387484 \h </w:instrText>
+              <w:instrText xml:space="preserve"> PAGEREF _Toc229396604 \h </w:instrText>
             </w:r>
             <w:r>
               <w:rPr>
@@ -1536,7 +1536,7 @@
               <w:lang w:eastAsia="cs-CZ"/>
             </w:rPr>
           </w:pPr>
-          <w:hyperlink w:anchor="_Toc229387485" w:history="1">
+          <w:hyperlink w:anchor="_Toc229396605" w:history="1">
             <w:r>
               <w:rPr>
                 <w:rStyle w:val="Hyperlink"/>
@@ -1579,7 +1579,7 @@
                 <w:noProof/>
                 <w:webHidden/>
               </w:rPr>
-              <w:instrText xml:space="preserve"> PAGEREF _Toc229387485 \h </w:instrText>
+              <w:instrText xml:space="preserve"> PAGEREF _Toc229396605 \h </w:instrText>
             </w:r>
             <w:r>
               <w:rPr>
@@ -1622,7 +1622,7 @@
               <w:lang w:eastAsia="cs-CZ"/>
             </w:rPr>
           </w:pPr>
-          <w:hyperlink w:anchor="_Toc229387486" w:history="1">
+          <w:hyperlink w:anchor="_Toc229396606" w:history="1">
             <w:r>
               <w:rPr>
                 <w:rStyle w:val="Hyperlink"/>
@@ -1665,7 +1665,7 @@
                 <w:noProof/>
                 <w:webHidden/>
               </w:rPr>
-              <w:instrText xml:space="preserve"> PAGEREF _Toc229387486 \h </w:instrText>
+              <w:instrText xml:space="preserve"> PAGEREF _Toc229396606 \h </w:instrText>
             </w:r>
             <w:r>
               <w:rPr>
@@ -1708,7 +1708,7 @@
               <w:lang w:eastAsia="cs-CZ"/>
             </w:rPr>
           </w:pPr>
-          <w:hyperlink w:anchor="_Toc229387487" w:history="1">
+          <w:hyperlink w:anchor="_Toc229396607" w:history="1">
             <w:r>
               <w:rPr>
                 <w:rStyle w:val="Hyperlink"/>
@@ -1751,7 +1751,7 @@
                 <w:noProof/>
                 <w:webHidden/>
               </w:rPr>
-              <w:instrText xml:space="preserve"> PAGEREF _Toc229387487 \h </w:instrText>
+              <w:instrText xml:space="preserve"> PAGEREF _Toc229396607 \h </w:instrText>
             </w:r>
             <w:r>
               <w:rPr>
@@ -1794,7 +1794,7 @@
               <w:lang w:eastAsia="cs-CZ"/>
             </w:rPr>
           </w:pPr>
-          <w:hyperlink w:anchor="_Toc229387488" w:history="1">
+          <w:hyperlink w:anchor="_Toc229396608" w:history="1">
             <w:r>
               <w:rPr>
                 <w:rStyle w:val="Hyperlink"/>
@@ -1837,7 +1837,7 @@
                 <w:noProof/>
                 <w:webHidden/>
               </w:rPr>
-              <w:instrText xml:space="preserve"> PAGEREF _Toc229387488 \h </w:instrText>
+              <w:instrText xml:space="preserve"> PAGEREF _Toc229396608 \h </w:instrText>
             </w:r>
             <w:r>
               <w:rPr>
@@ -1880,7 +1880,7 @@
               <w:lang w:eastAsia="cs-CZ"/>
             </w:rPr>
           </w:pPr>
-          <w:hyperlink w:anchor="_Toc229387489" w:history="1">
+          <w:hyperlink w:anchor="_Toc229396609" w:history="1">
             <w:r>
               <w:rPr>
                 <w:rStyle w:val="Hyperlink"/>
@@ -1923,7 +1923,7 @@
                 <w:noProof/>
                 <w:webHidden/>
               </w:rPr>
-              <w:instrText xml:space="preserve"> PAGEREF _Toc229387489 \h </w:instrText>
+              <w:instrText xml:space="preserve"> PAGEREF _Toc229396609 \h </w:instrText>
             </w:r>
             <w:r>
               <w:rPr>
@@ -1966,7 +1966,7 @@
               <w:lang w:eastAsia="cs-CZ"/>
             </w:rPr>
           </w:pPr>
-          <w:hyperlink w:anchor="_Toc229387490" w:history="1">
+          <w:hyperlink w:anchor="_Toc229396610" w:history="1">
             <w:r>
               <w:rPr>
                 <w:rStyle w:val="Hyperlink"/>
@@ -2009,7 +2009,7 @@
                 <w:noProof/>
                 <w:webHidden/>
               </w:rPr>
-              <w:instrText xml:space="preserve"> PAGEREF _Toc229387490 \h </w:instrText>
+              <w:instrText xml:space="preserve"> PAGEREF _Toc229396610 \h </w:instrText>
             </w:r>
             <w:r>
               <w:rPr>
@@ -2052,7 +2052,7 @@
               <w:lang w:eastAsia="cs-CZ"/>
             </w:rPr>
           </w:pPr>
-          <w:hyperlink w:anchor="_Toc229387491" w:history="1">
+          <w:hyperlink w:anchor="_Toc229396611" w:history="1">
             <w:r>
               <w:rPr>
                 <w:rStyle w:val="Hyperlink"/>
@@ -2095,77 +2095,7 @@
                 <w:noProof/>
                 <w:webHidden/>
               </w:rPr>
-              <w:instrText xml:space="preserve"> PAGEREF _Toc229387491 \h </w:instrText>
-            </w:r>
-            <w:r>
-              <w:rPr>
-                <w:noProof/>
-                <w:webHidden/>
-              </w:rPr>
-            </w:r>
-            <w:r>
-              <w:rPr>
-                <w:noProof/>
-                <w:webHidden/>
-              </w:rPr>
-              <w:fldChar w:fldCharType="separate"/>
-            </w:r>
-            <w:r>
-              <w:rPr>
-                <w:noProof/>
-                <w:webHidden/>
-              </w:rPr>
-              <w:t>11</w:t>
-            </w:r>
-            <w:r>
-              <w:rPr>
-                <w:noProof/>
-                <w:webHidden/>
-              </w:rPr>
-              <w:fldChar w:fldCharType="end"/>
-            </w:r>
-          </w:hyperlink>
-        </w:p>
-        <w:p>
-          <w:pPr>
-            <w:pStyle w:val="TOC2"/>
-            <w:tabs>
-              <w:tab w:val="right" w:leader="dot" w:pos="9016"/>
-            </w:tabs>
-            <w:rPr>
-              <w:noProof/>
-              <w:lang w:eastAsia="cs-CZ"/>
-            </w:rPr>
-          </w:pPr>
-          <w:hyperlink w:anchor="_Toc229387492" w:history="1">
-            <w:r>
-              <w:rPr>
-                <w:rStyle w:val="Hyperlink"/>
-                <w:noProof/>
-                <w:lang w:val="en-GB"/>
-              </w:rPr>
-              <w:t>2.3</w:t>
-            </w:r>
-            <w:r>
-              <w:rPr>
-                <w:noProof/>
-                <w:webHidden/>
-              </w:rPr>
-              <w:tab/>
-            </w:r>
-            <w:r>
-              <w:rPr>
-                <w:noProof/>
-                <w:webHidden/>
-              </w:rPr>
-              <w:fldChar w:fldCharType="begin"/>
-            </w:r>
-            <w:r>
-              <w:rPr>
-                <w:noProof/>
-                <w:webHidden/>
-              </w:rPr>
-              <w:instrText xml:space="preserve"> PAGEREF _Toc229387492 \h </w:instrText>
+              <w:instrText xml:space="preserve"> PAGEREF _Toc229396611 \h </w:instrText>
             </w:r>
             <w:r>
               <w:rPr>
@@ -2208,14 +2138,14 @@
               <w:lang w:eastAsia="cs-CZ"/>
             </w:rPr>
           </w:pPr>
-          <w:hyperlink w:anchor="_Toc229387493" w:history="1">
+          <w:hyperlink w:anchor="_Toc229396612" w:history="1">
             <w:r>
               <w:rPr>
                 <w:rStyle w:val="Hyperlink"/>
                 <w:noProof/>
                 <w:lang w:val="en-GB"/>
               </w:rPr>
-              <w:t>2.4</w:t>
+              <w:t>2.3</w:t>
             </w:r>
             <w:r>
               <w:rPr>
@@ -2251,7 +2181,7 @@
                 <w:noProof/>
                 <w:webHidden/>
               </w:rPr>
-              <w:instrText xml:space="preserve"> PAGEREF _Toc229387493 \h </w:instrText>
+              <w:instrText xml:space="preserve"> PAGEREF _Toc229396612 \h </w:instrText>
             </w:r>
             <w:r>
               <w:rPr>
@@ -2294,14 +2224,14 @@
               <w:lang w:eastAsia="cs-CZ"/>
             </w:rPr>
           </w:pPr>
-          <w:hyperlink w:anchor="_Toc229387494" w:history="1">
+          <w:hyperlink w:anchor="_Toc229396613" w:history="1">
             <w:r>
               <w:rPr>
                 <w:rStyle w:val="Hyperlink"/>
                 <w:noProof/>
                 <w:lang w:val="en-GB"/>
               </w:rPr>
-              <w:t>2.4.1</w:t>
+              <w:t>2.3.1</w:t>
             </w:r>
             <w:r>
               <w:rPr>
@@ -2337,7 +2267,7 @@
                 <w:noProof/>
                 <w:webHidden/>
               </w:rPr>
-              <w:instrText xml:space="preserve"> PAGEREF _Toc229387494 \h </w:instrText>
+              <w:instrText xml:space="preserve"> PAGEREF _Toc229396613 \h </w:instrText>
             </w:r>
             <w:r>
               <w:rPr>
@@ -2380,14 +2310,14 @@
               <w:lang w:eastAsia="cs-CZ"/>
             </w:rPr>
           </w:pPr>
-          <w:hyperlink w:anchor="_Toc229387495" w:history="1">
+          <w:hyperlink w:anchor="_Toc229396614" w:history="1">
             <w:r>
               <w:rPr>
                 <w:rStyle w:val="Hyperlink"/>
                 <w:noProof/>
                 <w:lang w:val="en-GB"/>
               </w:rPr>
-              <w:t>2.4.2</w:t>
+              <w:t>2.3.2</w:t>
             </w:r>
             <w:r>
               <w:rPr>
@@ -2423,7 +2353,7 @@
                 <w:noProof/>
                 <w:webHidden/>
               </w:rPr>
-              <w:instrText xml:space="preserve"> PAGEREF _Toc229387495 \h </w:instrText>
+              <w:instrText xml:space="preserve"> PAGEREF _Toc229396614 \h </w:instrText>
             </w:r>
             <w:r>
               <w:rPr>
@@ -2466,14 +2396,14 @@
               <w:lang w:eastAsia="cs-CZ"/>
             </w:rPr>
           </w:pPr>
-          <w:hyperlink w:anchor="_Toc229387496" w:history="1">
+          <w:hyperlink w:anchor="_Toc229396615" w:history="1">
             <w:r>
               <w:rPr>
                 <w:rStyle w:val="Hyperlink"/>
                 <w:noProof/>
                 <w:lang w:val="en-GB"/>
               </w:rPr>
-              <w:t>2.4.3</w:t>
+              <w:t>2.3.3</w:t>
             </w:r>
             <w:r>
               <w:rPr>
@@ -2509,77 +2439,7 @@
                 <w:noProof/>
                 <w:webHidden/>
               </w:rPr>
-              <w:instrText xml:space="preserve"> PAGEREF _Toc229387496 \h </w:instrText>
-            </w:r>
-            <w:r>
-              <w:rPr>
-                <w:noProof/>
-                <w:webHidden/>
-              </w:rPr>
-            </w:r>
-            <w:r>
-              <w:rPr>
-                <w:noProof/>
-                <w:webHidden/>
-              </w:rPr>
-              <w:fldChar w:fldCharType="separate"/>
-            </w:r>
-            <w:r>
-              <w:rPr>
-                <w:noProof/>
-                <w:webHidden/>
-              </w:rPr>
-              <w:t>12</w:t>
-            </w:r>
-            <w:r>
-              <w:rPr>
-                <w:noProof/>
-                <w:webHidden/>
-              </w:rPr>
-              <w:fldChar w:fldCharType="end"/>
-            </w:r>
-          </w:hyperlink>
-        </w:p>
-        <w:p>
-          <w:pPr>
-            <w:pStyle w:val="TOC2"/>
-            <w:tabs>
-              <w:tab w:val="right" w:leader="dot" w:pos="9016"/>
-            </w:tabs>
-            <w:rPr>
-              <w:noProof/>
-              <w:lang w:eastAsia="cs-CZ"/>
-            </w:rPr>
-          </w:pPr>
-          <w:hyperlink w:anchor="_Toc229387497" w:history="1">
-            <w:r>
-              <w:rPr>
-                <w:rStyle w:val="Hyperlink"/>
-                <w:noProof/>
-                <w:lang w:val="en-GB"/>
-              </w:rPr>
-              <w:t>2.5</w:t>
-            </w:r>
-            <w:r>
-              <w:rPr>
-                <w:noProof/>
-                <w:webHidden/>
-              </w:rPr>
-              <w:tab/>
-            </w:r>
-            <w:r>
-              <w:rPr>
-                <w:noProof/>
-                <w:webHidden/>
-              </w:rPr>
-              <w:fldChar w:fldCharType="begin"/>
-            </w:r>
-            <w:r>
-              <w:rPr>
-                <w:noProof/>
-                <w:webHidden/>
-              </w:rPr>
-              <w:instrText xml:space="preserve"> PAGEREF _Toc229387497 \h </w:instrText>
+              <w:instrText xml:space="preserve"> PAGEREF _Toc229396615 \h </w:instrText>
             </w:r>
             <w:r>
               <w:rPr>
@@ -2622,14 +2482,14 @@
               <w:lang w:eastAsia="cs-CZ"/>
             </w:rPr>
           </w:pPr>
-          <w:hyperlink w:anchor="_Toc229387498" w:history="1">
+          <w:hyperlink w:anchor="_Toc229396616" w:history="1">
             <w:r>
               <w:rPr>
                 <w:rStyle w:val="Hyperlink"/>
                 <w:noProof/>
                 <w:lang w:val="en-GB"/>
               </w:rPr>
-              <w:t>2.6</w:t>
+              <w:t>2.4</w:t>
             </w:r>
             <w:r>
               <w:rPr>
@@ -2665,7 +2525,7 @@
                 <w:noProof/>
                 <w:webHidden/>
               </w:rPr>
-              <w:instrText xml:space="preserve"> PAGEREF _Toc229387498 \h </w:instrText>
+              <w:instrText xml:space="preserve"> PAGEREF _Toc229396616 \h </w:instrText>
             </w:r>
             <w:r>
               <w:rPr>
@@ -2708,14 +2568,14 @@
               <w:lang w:eastAsia="cs-CZ"/>
             </w:rPr>
           </w:pPr>
-          <w:hyperlink w:anchor="_Toc229387499" w:history="1">
+          <w:hyperlink w:anchor="_Toc229396617" w:history="1">
             <w:r>
               <w:rPr>
                 <w:rStyle w:val="Hyperlink"/>
                 <w:noProof/>
                 <w:lang w:val="en-GB"/>
               </w:rPr>
-              <w:t>2.6.1</w:t>
+              <w:t>2.4.1</w:t>
             </w:r>
             <w:r>
               <w:rPr>
@@ -2751,7 +2611,7 @@
                 <w:noProof/>
                 <w:webHidden/>
               </w:rPr>
-              <w:instrText xml:space="preserve"> PAGEREF _Toc229387499 \h </w:instrText>
+              <w:instrText xml:space="preserve"> PAGEREF _Toc229396617 \h </w:instrText>
             </w:r>
             <w:r>
               <w:rPr>
@@ -2794,14 +2654,14 @@
               <w:lang w:eastAsia="cs-CZ"/>
             </w:rPr>
           </w:pPr>
-          <w:hyperlink w:anchor="_Toc229387500" w:history="1">
+          <w:hyperlink w:anchor="_Toc229396618" w:history="1">
             <w:r>
               <w:rPr>
                 <w:rStyle w:val="Hyperlink"/>
                 <w:noProof/>
                 <w:lang w:val="en-GB"/>
               </w:rPr>
-              <w:t>2.6.2</w:t>
+              <w:t>2.4.2</w:t>
             </w:r>
             <w:r>
               <w:rPr>
@@ -2837,7 +2697,7 @@
                 <w:noProof/>
                 <w:webHidden/>
               </w:rPr>
-              <w:instrText xml:space="preserve"> PAGEREF _Toc229387500 \h </w:instrText>
+              <w:instrText xml:space="preserve"> PAGEREF _Toc229396618 \h </w:instrText>
             </w:r>
             <w:r>
               <w:rPr>
@@ -2880,14 +2740,14 @@
               <w:lang w:eastAsia="cs-CZ"/>
             </w:rPr>
           </w:pPr>
-          <w:hyperlink w:anchor="_Toc229387501" w:history="1">
+          <w:hyperlink w:anchor="_Toc229396619" w:history="1">
             <w:r>
               <w:rPr>
                 <w:rStyle w:val="Hyperlink"/>
                 <w:noProof/>
                 <w:lang w:val="en-GB"/>
               </w:rPr>
-              <w:t>2.6.3</w:t>
+              <w:t>2.4.3</w:t>
             </w:r>
             <w:r>
               <w:rPr>
@@ -2923,7 +2783,7 @@
                 <w:noProof/>
                 <w:webHidden/>
               </w:rPr>
-              <w:instrText xml:space="preserve"> PAGEREF _Toc229387501 \h </w:instrText>
+              <w:instrText xml:space="preserve"> PAGEREF _Toc229396619 \h </w:instrText>
             </w:r>
             <w:r>
               <w:rPr>
@@ -2966,14 +2826,14 @@
               <w:lang w:eastAsia="cs-CZ"/>
             </w:rPr>
           </w:pPr>
-          <w:hyperlink w:anchor="_Toc229387502" w:history="1">
+          <w:hyperlink w:anchor="_Toc229396620" w:history="1">
             <w:r>
               <w:rPr>
                 <w:rStyle w:val="Hyperlink"/>
                 <w:noProof/>
                 <w:lang w:val="en-GB"/>
               </w:rPr>
-              <w:t>2.7</w:t>
+              <w:t>2.5</w:t>
             </w:r>
             <w:r>
               <w:rPr>
@@ -3009,7 +2869,7 @@
                 <w:noProof/>
                 <w:webHidden/>
               </w:rPr>
-              <w:instrText xml:space="preserve"> PAGEREF _Toc229387502 \h </w:instrText>
+              <w:instrText xml:space="preserve"> PAGEREF _Toc229396620 \h </w:instrText>
             </w:r>
             <w:r>
               <w:rPr>
@@ -3052,14 +2912,14 @@
               <w:lang w:eastAsia="cs-CZ"/>
             </w:rPr>
           </w:pPr>
-          <w:hyperlink w:anchor="_Toc229387503" w:history="1">
+          <w:hyperlink w:anchor="_Toc229396621" w:history="1">
             <w:r>
               <w:rPr>
                 <w:rStyle w:val="Hyperlink"/>
                 <w:noProof/>
                 <w:lang w:val="en-GB"/>
               </w:rPr>
-              <w:t>2.7.1</w:t>
+              <w:t>2.5.1</w:t>
             </w:r>
             <w:r>
               <w:rPr>
@@ -3095,7 +2955,7 @@
                 <w:noProof/>
                 <w:webHidden/>
               </w:rPr>
-              <w:instrText xml:space="preserve"> PAGEREF _Toc229387503 \h </w:instrText>
+              <w:instrText xml:space="preserve"> PAGEREF _Toc229396621 \h </w:instrText>
             </w:r>
             <w:r>
               <w:rPr>
@@ -3138,14 +2998,14 @@
               <w:lang w:eastAsia="cs-CZ"/>
             </w:rPr>
           </w:pPr>
-          <w:hyperlink w:anchor="_Toc229387504" w:history="1">
+          <w:hyperlink w:anchor="_Toc229396622" w:history="1">
             <w:r>
               <w:rPr>
                 <w:rStyle w:val="Hyperlink"/>
                 <w:noProof/>
                 <w:lang w:val="en-GB"/>
               </w:rPr>
-              <w:t>2.7.2</w:t>
+              <w:t>2.5.2</w:t>
             </w:r>
             <w:r>
               <w:rPr>
@@ -3181,7 +3041,7 @@
                 <w:noProof/>
                 <w:webHidden/>
               </w:rPr>
-              <w:instrText xml:space="preserve"> PAGEREF _Toc229387504 \h </w:instrText>
+              <w:instrText xml:space="preserve"> PAGEREF _Toc229396622 \h </w:instrText>
             </w:r>
             <w:r>
               <w:rPr>
@@ -3224,14 +3084,14 @@
               <w:lang w:eastAsia="cs-CZ"/>
             </w:rPr>
           </w:pPr>
-          <w:hyperlink w:anchor="_Toc229387505" w:history="1">
+          <w:hyperlink w:anchor="_Toc229396623" w:history="1">
             <w:r>
               <w:rPr>
                 <w:rStyle w:val="Hyperlink"/>
                 <w:noProof/>
                 <w:lang w:val="en-GB"/>
               </w:rPr>
-              <w:t>2.7.3</w:t>
+              <w:t>2.5.3</w:t>
             </w:r>
             <w:r>
               <w:rPr>
@@ -3267,7 +3127,7 @@
                 <w:noProof/>
                 <w:webHidden/>
               </w:rPr>
-              <w:instrText xml:space="preserve"> PAGEREF _Toc229387505 \h </w:instrText>
+              <w:instrText xml:space="preserve"> PAGEREF _Toc229396623 \h </w:instrText>
             </w:r>
             <w:r>
               <w:rPr>
@@ -3310,14 +3170,14 @@
               <w:lang w:eastAsia="cs-CZ"/>
             </w:rPr>
           </w:pPr>
-          <w:hyperlink w:anchor="_Toc229387506" w:history="1">
+          <w:hyperlink w:anchor="_Toc229396624" w:history="1">
             <w:r>
               <w:rPr>
                 <w:rStyle w:val="Hyperlink"/>
                 <w:noProof/>
                 <w:lang w:val="en-GB"/>
               </w:rPr>
-              <w:t>2.8</w:t>
+              <w:t>2.6</w:t>
             </w:r>
             <w:r>
               <w:rPr>
@@ -3353,7 +3213,7 @@
                 <w:noProof/>
                 <w:webHidden/>
               </w:rPr>
-              <w:instrText xml:space="preserve"> PAGEREF _Toc229387506 \h </w:instrText>
+              <w:instrText xml:space="preserve"> PAGEREF _Toc229396624 \h </w:instrText>
             </w:r>
             <w:r>
               <w:rPr>
@@ -3396,7 +3256,7 @@
               <w:lang w:eastAsia="cs-CZ"/>
             </w:rPr>
           </w:pPr>
-          <w:hyperlink w:anchor="_Toc229387507" w:history="1">
+          <w:hyperlink w:anchor="_Toc229396625" w:history="1">
             <w:r>
               <w:rPr>
                 <w:rStyle w:val="Hyperlink"/>
@@ -3437,7 +3297,7 @@
                 <w:noProof/>
                 <w:webHidden/>
               </w:rPr>
-              <w:instrText xml:space="preserve"> PAGEREF _Toc229387507 \h </w:instrText>
+              <w:instrText xml:space="preserve"> PAGEREF _Toc229396625 \h </w:instrText>
             </w:r>
             <w:r>
               <w:rPr>
@@ -3480,7 +3340,7 @@
               <w:lang w:eastAsia="cs-CZ"/>
             </w:rPr>
           </w:pPr>
-          <w:hyperlink w:anchor="_Toc229387508" w:history="1">
+          <w:hyperlink w:anchor="_Toc229396626" w:history="1">
             <w:r>
               <w:rPr>
                 <w:rStyle w:val="Hyperlink"/>
@@ -3521,7 +3381,7 @@
                 <w:noProof/>
                 <w:webHidden/>
               </w:rPr>
-              <w:instrText xml:space="preserve"> PAGEREF _Toc229387508 \h </w:instrText>
+              <w:instrText xml:space="preserve"> PAGEREF _Toc229396626 \h </w:instrText>
             </w:r>
             <w:r>
               <w:rPr>
@@ -3564,7 +3424,7 @@
               <w:lang w:eastAsia="cs-CZ"/>
             </w:rPr>
           </w:pPr>
-          <w:hyperlink w:anchor="_Toc229387509" w:history="1">
+          <w:hyperlink w:anchor="_Toc229396627" w:history="1">
             <w:r>
               <w:rPr>
                 <w:rStyle w:val="Hyperlink"/>
@@ -3620,7 +3480,7 @@
                 <w:noProof/>
                 <w:webHidden/>
               </w:rPr>
-              <w:instrText xml:space="preserve"> PAGEREF _Toc229387509 \h </w:instrText>
+              <w:instrText xml:space="preserve"> PAGEREF _Toc229396627 \h </w:instrText>
             </w:r>
             <w:r>
               <w:rPr>
@@ -3663,7 +3523,7 @@
               <w:lang w:eastAsia="cs-CZ"/>
             </w:rPr>
           </w:pPr>
-          <w:hyperlink w:anchor="_Toc229387510" w:history="1">
+          <w:hyperlink w:anchor="_Toc229396628" w:history="1">
             <w:r>
               <w:rPr>
                 <w:rStyle w:val="Hyperlink"/>
@@ -3704,7 +3564,7 @@
                 <w:noProof/>
                 <w:webHidden/>
               </w:rPr>
-              <w:instrText xml:space="preserve"> PAGEREF _Toc229387510 \h </w:instrText>
+              <w:instrText xml:space="preserve"> PAGEREF _Toc229396628 \h </w:instrText>
             </w:r>
             <w:r>
               <w:rPr>
@@ -3747,7 +3607,7 @@
               <w:lang w:eastAsia="cs-CZ"/>
             </w:rPr>
           </w:pPr>
-          <w:hyperlink w:anchor="_Toc229387511" w:history="1">
+          <w:hyperlink w:anchor="_Toc229396629" w:history="1">
             <w:r>
               <w:rPr>
                 <w:rStyle w:val="Hyperlink"/>
@@ -3790,7 +3650,7 @@
                 <w:noProof/>
                 <w:webHidden/>
               </w:rPr>
-              <w:instrText xml:space="preserve"> PAGEREF _Toc229387511 \h </w:instrText>
+              <w:instrText xml:space="preserve"> PAGEREF _Toc229396629 \h </w:instrText>
             </w:r>
             <w:r>
               <w:rPr>
@@ -3833,7 +3693,7 @@
               <w:lang w:eastAsia="cs-CZ"/>
             </w:rPr>
           </w:pPr>
-          <w:hyperlink w:anchor="_Toc229387512" w:history="1">
+          <w:hyperlink w:anchor="_Toc229396630" w:history="1">
             <w:r>
               <w:rPr>
                 <w:rStyle w:val="Hyperlink"/>
@@ -3876,7 +3736,7 @@
                 <w:noProof/>
                 <w:webHidden/>
               </w:rPr>
-              <w:instrText xml:space="preserve"> PAGEREF _Toc229387512 \h </w:instrText>
+              <w:instrText xml:space="preserve"> PAGEREF _Toc229396630 \h </w:instrText>
             </w:r>
             <w:r>
               <w:rPr>
@@ -3919,7 +3779,7 @@
               <w:lang w:eastAsia="cs-CZ"/>
             </w:rPr>
           </w:pPr>
-          <w:hyperlink w:anchor="_Toc229387513" w:history="1">
+          <w:hyperlink w:anchor="_Toc229396631" w:history="1">
             <w:r>
               <w:rPr>
                 <w:rStyle w:val="Hyperlink"/>
@@ -3962,7 +3822,7 @@
                 <w:noProof/>
                 <w:webHidden/>
               </w:rPr>
-              <w:instrText xml:space="preserve"> PAGEREF _Toc229387513 \h </w:instrText>
+              <w:instrText xml:space="preserve"> PAGEREF _Toc229396631 \h </w:instrText>
             </w:r>
             <w:r>
               <w:rPr>
@@ -4005,7 +3865,7 @@
               <w:lang w:eastAsia="cs-CZ"/>
             </w:rPr>
           </w:pPr>
-          <w:hyperlink w:anchor="_Toc229387514" w:history="1">
+          <w:hyperlink w:anchor="_Toc229396632" w:history="1">
             <w:r>
               <w:rPr>
                 <w:rStyle w:val="Hyperlink"/>
@@ -4048,7 +3908,7 @@
                 <w:noProof/>
                 <w:webHidden/>
               </w:rPr>
-              <w:instrText xml:space="preserve"> PAGEREF _Toc229387514 \h </w:instrText>
+              <w:instrText xml:space="preserve"> PAGEREF _Toc229396632 \h </w:instrText>
             </w:r>
             <w:r>
               <w:rPr>
@@ -4091,7 +3951,7 @@
               <w:lang w:eastAsia="cs-CZ"/>
             </w:rPr>
           </w:pPr>
-          <w:hyperlink w:anchor="_Toc229387515" w:history="1">
+          <w:hyperlink w:anchor="_Toc229396633" w:history="1">
             <w:r>
               <w:rPr>
                 <w:rStyle w:val="Hyperlink"/>
@@ -4132,7 +3992,7 @@
                 <w:noProof/>
                 <w:webHidden/>
               </w:rPr>
-              <w:instrText xml:space="preserve"> PAGEREF _Toc229387515 \h </w:instrText>
+              <w:instrText xml:space="preserve"> PAGEREF _Toc229396633 \h </w:instrText>
             </w:r>
             <w:r>
               <w:rPr>
@@ -4175,7 +4035,7 @@
               <w:lang w:eastAsia="cs-CZ"/>
             </w:rPr>
           </w:pPr>
-          <w:hyperlink w:anchor="_Toc229387516" w:history="1">
+          <w:hyperlink w:anchor="_Toc229396634" w:history="1">
             <w:r>
               <w:rPr>
                 <w:rStyle w:val="Hyperlink"/>
@@ -4216,7 +4076,7 @@
                 <w:noProof/>
                 <w:webHidden/>
               </w:rPr>
-              <w:instrText xml:space="preserve"> PAGEREF _Toc229387516 \h </w:instrText>
+              <w:instrText xml:space="preserve"> PAGEREF _Toc229396634 \h </w:instrText>
             </w:r>
             <w:r>
               <w:rPr>
@@ -4268,7 +4128,7 @@
       <w:pPr>
         <w:pStyle w:val="Heading1"/>
       </w:pPr>
-      <w:bookmarkStart w:id="0" w:name="_Toc229387468"/>
+      <w:bookmarkStart w:id="0" w:name="_Toc229396588"/>
       <w:proofErr w:type="spellStart"/>
       <w:r>
         <w:lastRenderedPageBreak/>
@@ -4285,7 +4145,7 @@
           <w:rFonts w:asciiTheme="minorHAnsi" w:hAnsiTheme="minorHAnsi"/>
         </w:rPr>
       </w:pPr>
-      <w:bookmarkStart w:id="1" w:name="_Toc229387469"/>
+      <w:bookmarkStart w:id="1" w:name="_Toc229396589"/>
       <w:proofErr w:type="spellStart"/>
       <w:r>
         <w:t>Introduction</w:t>
@@ -4864,7 +4724,7 @@
         <w:pStyle w:val="Heading2"/>
         <w:widowControl w:val="0"/>
       </w:pPr>
-      <w:bookmarkStart w:id="2" w:name="_Toc229387470"/>
+      <w:bookmarkStart w:id="2" w:name="_Toc229396590"/>
       <w:proofErr w:type="spellStart"/>
       <w:r>
         <w:t>System</w:t>
@@ -5398,7 +5258,7 @@
         <w:pStyle w:val="Heading2"/>
         <w:widowControl w:val="0"/>
       </w:pPr>
-      <w:bookmarkStart w:id="3" w:name="_Toc229387471"/>
+      <w:bookmarkStart w:id="3" w:name="_Toc229396591"/>
       <w:proofErr w:type="spellStart"/>
       <w:r>
         <w:lastRenderedPageBreak/>
@@ -7308,7 +7168,7 @@
         <w:pStyle w:val="Heading2"/>
         <w:widowControl w:val="0"/>
       </w:pPr>
-      <w:bookmarkStart w:id="4" w:name="_Toc229387472"/>
+      <w:bookmarkStart w:id="4" w:name="_Toc229396592"/>
       <w:proofErr w:type="spellStart"/>
       <w:r>
         <w:lastRenderedPageBreak/>
@@ -7330,7 +7190,7 @@
         <w:pStyle w:val="Heading3"/>
         <w:widowControl w:val="0"/>
       </w:pPr>
-      <w:bookmarkStart w:id="5" w:name="_Toc229387473"/>
+      <w:bookmarkStart w:id="5" w:name="_Toc229396593"/>
       <w:proofErr w:type="spellStart"/>
       <w:r>
         <w:t>BookCard.jsx</w:t>
@@ -7643,7 +7503,7 @@
         <w:pStyle w:val="Heading3"/>
         <w:widowControl w:val="0"/>
       </w:pPr>
-      <w:bookmarkStart w:id="6" w:name="_Toc229387474"/>
+      <w:bookmarkStart w:id="6" w:name="_Toc229396594"/>
       <w:proofErr w:type="spellStart"/>
       <w:r>
         <w:t>Catalog.jsx</w:t>
@@ -7882,7 +7742,7 @@
         <w:pStyle w:val="Heading3"/>
         <w:widowControl w:val="0"/>
       </w:pPr>
-      <w:bookmarkStart w:id="7" w:name="_Toc229387475"/>
+      <w:bookmarkStart w:id="7" w:name="_Toc229396595"/>
       <w:proofErr w:type="spellStart"/>
       <w:r>
         <w:t>Dashboard.jsx</w:t>
@@ -8167,7 +8027,7 @@
         <w:pStyle w:val="Heading3"/>
         <w:widowControl w:val="0"/>
       </w:pPr>
-      <w:bookmarkStart w:id="8" w:name="_Toc229387476"/>
+      <w:bookmarkStart w:id="8" w:name="_Toc229396596"/>
       <w:proofErr w:type="spellStart"/>
       <w:r>
         <w:t>Layout.jsx</w:t>
@@ -8370,7 +8230,7 @@
         <w:pStyle w:val="Heading3"/>
         <w:widowControl w:val="0"/>
       </w:pPr>
-      <w:bookmarkStart w:id="9" w:name="_Toc229387477"/>
+      <w:bookmarkStart w:id="9" w:name="_Toc229396597"/>
       <w:proofErr w:type="spellStart"/>
       <w:r>
         <w:t>ProtectedRoute.jsx</w:t>
@@ -8567,7 +8427,7 @@
       <w:pPr>
         <w:pStyle w:val="Heading2"/>
       </w:pPr>
-      <w:bookmarkStart w:id="10" w:name="_Toc229387478"/>
+      <w:bookmarkStart w:id="10" w:name="_Toc229396598"/>
       <w:r>
         <w:lastRenderedPageBreak/>
         <w:t xml:space="preserve">Data </w:t>
@@ -9552,7 +9412,7 @@
       <w:pPr>
         <w:pStyle w:val="Heading2"/>
       </w:pPr>
-      <w:bookmarkStart w:id="11" w:name="_Toc229387479"/>
+      <w:bookmarkStart w:id="11" w:name="_Toc229396599"/>
       <w:proofErr w:type="spellStart"/>
       <w:r>
         <w:lastRenderedPageBreak/>
@@ -10841,7 +10701,7 @@
       <w:pPr>
         <w:pStyle w:val="Heading2"/>
       </w:pPr>
-      <w:bookmarkStart w:id="12" w:name="_Toc229387480"/>
+      <w:bookmarkStart w:id="12" w:name="_Toc229396600"/>
       <w:proofErr w:type="spellStart"/>
       <w:r>
         <w:lastRenderedPageBreak/>
@@ -12021,7 +11881,7 @@
       <w:pPr>
         <w:pStyle w:val="Heading1"/>
       </w:pPr>
-      <w:bookmarkStart w:id="13" w:name="_Toc229387481"/>
+      <w:bookmarkStart w:id="13" w:name="_Toc229396601"/>
       <w:proofErr w:type="spellStart"/>
       <w:r>
         <w:lastRenderedPageBreak/>
@@ -12038,7 +11898,7 @@
           <w:lang w:val="en-GB"/>
         </w:rPr>
       </w:pPr>
-      <w:bookmarkStart w:id="14" w:name="_Toc229387482"/>
+      <w:bookmarkStart w:id="14" w:name="_Toc229396602"/>
       <w:r>
         <w:rPr>
           <w:lang w:val="en-GB"/>
@@ -12055,7 +11915,7 @@
           <w:lang w:val="en-GB"/>
         </w:rPr>
       </w:pPr>
-      <w:bookmarkStart w:id="15" w:name="_Toc229387483"/>
+      <w:bookmarkStart w:id="15" w:name="_Toc229396603"/>
       <w:r>
         <w:rPr>
           <w:lang w:val="en-GB"/>
@@ -12114,7 +11974,7 @@
           <w:lang w:val="en-GB"/>
         </w:rPr>
       </w:pPr>
-      <w:bookmarkStart w:id="16" w:name="_Toc229387484"/>
+      <w:bookmarkStart w:id="16" w:name="_Toc229396604"/>
       <w:proofErr w:type="spellStart"/>
       <w:r>
         <w:rPr>
@@ -12601,7 +12461,7 @@
           <w:lang w:val="en-GB"/>
         </w:rPr>
       </w:pPr>
-      <w:bookmarkStart w:id="17" w:name="_Toc229387485"/>
+      <w:bookmarkStart w:id="17" w:name="_Toc229396605"/>
       <w:r>
         <w:rPr>
           <w:lang w:val="en-GB"/>
@@ -13233,7 +13093,7 @@
           <w:lang w:val="en-GB"/>
         </w:rPr>
       </w:pPr>
-      <w:bookmarkStart w:id="18" w:name="_Toc229387486"/>
+      <w:bookmarkStart w:id="18" w:name="_Toc229396606"/>
       <w:r>
         <w:rPr>
           <w:lang w:val="en-GB"/>
@@ -13655,7 +13515,7 @@
           <w:lang w:val="en-GB"/>
         </w:rPr>
       </w:pPr>
-      <w:bookmarkStart w:id="19" w:name="_Toc229387487"/>
+      <w:bookmarkStart w:id="19" w:name="_Toc229396607"/>
       <w:r>
         <w:rPr>
           <w:lang w:val="en-GB"/>
@@ -13686,7 +13546,7 @@
           <w:lang w:val="en-GB"/>
         </w:rPr>
       </w:pPr>
-      <w:bookmarkStart w:id="20" w:name="_Toc229387488"/>
+      <w:bookmarkStart w:id="20" w:name="_Toc229396608"/>
       <w:r>
         <w:rPr>
           <w:lang w:val="en-GB"/>
@@ -13754,7 +13614,7 @@
           <w:lang w:val="en-GB"/>
         </w:rPr>
       </w:pPr>
-      <w:bookmarkStart w:id="21" w:name="_Toc229387489"/>
+      <w:bookmarkStart w:id="21" w:name="_Toc229396609"/>
       <w:proofErr w:type="spellStart"/>
       <w:r>
         <w:rPr>
@@ -13852,7 +13712,7 @@
           <w:lang w:val="en-GB"/>
         </w:rPr>
       </w:pPr>
-      <w:bookmarkStart w:id="22" w:name="_Toc229387490"/>
+      <w:bookmarkStart w:id="22" w:name="_Toc229396610"/>
       <w:proofErr w:type="spellStart"/>
       <w:r>
         <w:rPr>
@@ -13977,7 +13837,7 @@
           <w:lang w:val="en-GB"/>
         </w:rPr>
       </w:pPr>
-      <w:bookmarkStart w:id="23" w:name="_Toc229387491"/>
+      <w:bookmarkStart w:id="23" w:name="_Toc229396611"/>
       <w:proofErr w:type="spellStart"/>
       <w:r>
         <w:rPr>
@@ -14092,8 +13952,6 @@
           <w:lang w:val="en-GB"/>
         </w:rPr>
       </w:pPr>
-      <w:bookmarkStart w:id="24" w:name="_Toc229387492"/>
-      <w:bookmarkEnd w:id="24"/>
     </w:p>
     <w:p>
       <w:pPr>
@@ -14120,7 +13978,7 @@
           <w:lang w:val="en-GB"/>
         </w:rPr>
       </w:pPr>
-      <w:bookmarkStart w:id="25" w:name="_Toc229387493"/>
+      <w:bookmarkStart w:id="24" w:name="_Toc229396612"/>
       <w:r>
         <w:rPr>
           <w:lang w:val="en-GB"/>
@@ -14128,7 +13986,7 @@
         <w:lastRenderedPageBreak/>
         <w:t>Repositories</w:t>
       </w:r>
-      <w:bookmarkEnd w:id="25"/>
+      <w:bookmarkEnd w:id="24"/>
     </w:p>
     <w:p>
       <w:pPr>
@@ -14152,7 +14010,7 @@
           <w:lang w:val="en-GB"/>
         </w:rPr>
       </w:pPr>
-      <w:bookmarkStart w:id="26" w:name="_Toc229387494"/>
+      <w:bookmarkStart w:id="25" w:name="_Toc229396613"/>
       <w:proofErr w:type="spellStart"/>
       <w:r>
         <w:rPr>
@@ -14160,7 +14018,7 @@
         </w:rPr>
         <w:t>AppUserRepository</w:t>
       </w:r>
-      <w:bookmarkEnd w:id="26"/>
+      <w:bookmarkEnd w:id="25"/>
       <w:proofErr w:type="spellEnd"/>
     </w:p>
     <w:tbl>
@@ -14264,7 +14122,7 @@
           <w:lang w:val="en-GB"/>
         </w:rPr>
       </w:pPr>
-      <w:bookmarkStart w:id="27" w:name="_Toc229387495"/>
+      <w:bookmarkStart w:id="26" w:name="_Toc229396614"/>
       <w:proofErr w:type="spellStart"/>
       <w:r>
         <w:rPr>
@@ -14272,7 +14130,7 @@
         </w:rPr>
         <w:t>BookRepository</w:t>
       </w:r>
-      <w:bookmarkEnd w:id="27"/>
+      <w:bookmarkEnd w:id="26"/>
       <w:proofErr w:type="spellEnd"/>
     </w:p>
     <w:tbl>
@@ -14502,7 +14360,7 @@
           <w:lang w:val="en-GB"/>
         </w:rPr>
       </w:pPr>
-      <w:bookmarkStart w:id="28" w:name="_Toc229387496"/>
+      <w:bookmarkStart w:id="27" w:name="_Toc229396615"/>
       <w:proofErr w:type="spellStart"/>
       <w:r>
         <w:rPr>
@@ -14510,7 +14368,7 @@
         </w:rPr>
         <w:t>BorrowingRepository</w:t>
       </w:r>
-      <w:bookmarkEnd w:id="28"/>
+      <w:bookmarkEnd w:id="27"/>
       <w:proofErr w:type="spellEnd"/>
     </w:p>
     <w:tbl>
@@ -14734,8 +14592,6 @@
           <w:lang w:val="en-GB"/>
         </w:rPr>
       </w:pPr>
-      <w:bookmarkStart w:id="29" w:name="_Toc229387497"/>
-      <w:bookmarkEnd w:id="29"/>
     </w:p>
     <w:p>
       <w:pPr>
@@ -14762,7 +14618,7 @@
           <w:lang w:val="en-GB"/>
         </w:rPr>
       </w:pPr>
-      <w:bookmarkStart w:id="30" w:name="_Toc229387498"/>
+      <w:bookmarkStart w:id="28" w:name="_Toc229396616"/>
       <w:r>
         <w:rPr>
           <w:lang w:val="en-GB"/>
@@ -14770,7 +14626,7 @@
         <w:lastRenderedPageBreak/>
         <w:t>Service layer</w:t>
       </w:r>
-      <w:bookmarkEnd w:id="30"/>
+      <w:bookmarkEnd w:id="28"/>
     </w:p>
     <w:p>
       <w:pPr>
@@ -14780,7 +14636,7 @@
           <w:lang w:val="en-GB"/>
         </w:rPr>
       </w:pPr>
-      <w:bookmarkStart w:id="31" w:name="_Toc229387499"/>
+      <w:bookmarkStart w:id="29" w:name="_Toc229396617"/>
       <w:proofErr w:type="spellStart"/>
       <w:r>
         <w:rPr>
@@ -14788,7 +14644,7 @@
         </w:rPr>
         <w:t>UserService</w:t>
       </w:r>
-      <w:bookmarkEnd w:id="31"/>
+      <w:bookmarkEnd w:id="29"/>
       <w:proofErr w:type="spellEnd"/>
     </w:p>
     <w:p>
@@ -15485,7 +15341,7 @@
           <w:lang w:val="en-GB"/>
         </w:rPr>
       </w:pPr>
-      <w:bookmarkStart w:id="32" w:name="_Toc229387500"/>
+      <w:bookmarkStart w:id="30" w:name="_Toc229396618"/>
       <w:proofErr w:type="spellStart"/>
       <w:r>
         <w:rPr>
@@ -15493,7 +15349,7 @@
         </w:rPr>
         <w:t>BookService</w:t>
       </w:r>
-      <w:bookmarkEnd w:id="32"/>
+      <w:bookmarkEnd w:id="30"/>
       <w:proofErr w:type="spellEnd"/>
     </w:p>
     <w:p>
@@ -17288,7 +17144,7 @@
           <w:lang w:val="en-GB"/>
         </w:rPr>
       </w:pPr>
-      <w:bookmarkStart w:id="33" w:name="_Toc229387501"/>
+      <w:bookmarkStart w:id="31" w:name="_Toc229396619"/>
       <w:proofErr w:type="spellStart"/>
       <w:r>
         <w:rPr>
@@ -17297,7 +17153,7 @@
         <w:lastRenderedPageBreak/>
         <w:t>BorrowingService</w:t>
       </w:r>
-      <w:bookmarkEnd w:id="33"/>
+      <w:bookmarkEnd w:id="31"/>
       <w:proofErr w:type="spellEnd"/>
     </w:p>
     <w:p>
@@ -17474,7 +17330,7 @@
           <w:lang w:val="en-GB"/>
         </w:rPr>
       </w:pPr>
-      <w:bookmarkStart w:id="34" w:name="_Toc229387502"/>
+      <w:bookmarkStart w:id="32" w:name="_Toc229396620"/>
       <w:r>
         <w:rPr>
           <w:lang w:val="en-GB"/>
@@ -17482,7 +17338,7 @@
         <w:lastRenderedPageBreak/>
         <w:t>Controllers</w:t>
       </w:r>
-      <w:bookmarkEnd w:id="34"/>
+      <w:bookmarkEnd w:id="32"/>
     </w:p>
     <w:p>
       <w:proofErr w:type="spellStart"/>
@@ -17581,7 +17437,7 @@
           <w:lang w:val="en-GB"/>
         </w:rPr>
       </w:pPr>
-      <w:bookmarkStart w:id="35" w:name="_Toc229387503"/>
+      <w:bookmarkStart w:id="33" w:name="_Toc229396621"/>
       <w:proofErr w:type="spellStart"/>
       <w:r>
         <w:rPr>
@@ -17589,7 +17445,7 @@
         </w:rPr>
         <w:t>AuthController</w:t>
       </w:r>
-      <w:bookmarkEnd w:id="35"/>
+      <w:bookmarkEnd w:id="33"/>
       <w:proofErr w:type="spellEnd"/>
     </w:p>
     <w:p>
@@ -17876,7 +17732,7 @@
           <w:lang w:val="en-GB"/>
         </w:rPr>
       </w:pPr>
-      <w:bookmarkStart w:id="36" w:name="_Toc229387504"/>
+      <w:bookmarkStart w:id="34" w:name="_Toc229396622"/>
       <w:proofErr w:type="spellStart"/>
       <w:r>
         <w:rPr>
@@ -17884,7 +17740,7 @@
         </w:rPr>
         <w:t>BookController</w:t>
       </w:r>
-      <w:bookmarkEnd w:id="36"/>
+      <w:bookmarkEnd w:id="34"/>
       <w:proofErr w:type="spellEnd"/>
     </w:p>
     <w:p>
@@ -18460,7 +18316,7 @@
           <w:lang w:val="en-GB"/>
         </w:rPr>
       </w:pPr>
-      <w:bookmarkStart w:id="37" w:name="_Toc229387505"/>
+      <w:bookmarkStart w:id="35" w:name="_Toc229396623"/>
       <w:proofErr w:type="spellStart"/>
       <w:r>
         <w:rPr>
@@ -18469,7 +18325,7 @@
         <w:lastRenderedPageBreak/>
         <w:t>DashboardController</w:t>
       </w:r>
-      <w:bookmarkEnd w:id="37"/>
+      <w:bookmarkEnd w:id="35"/>
       <w:proofErr w:type="spellEnd"/>
     </w:p>
     <w:p>
@@ -18579,14 +18435,14 @@
           <w:lang w:val="en-GB"/>
         </w:rPr>
       </w:pPr>
-      <w:bookmarkStart w:id="38" w:name="_Toc229387506"/>
+      <w:bookmarkStart w:id="36" w:name="_Toc229396624"/>
       <w:r>
         <w:rPr>
           <w:lang w:val="en-GB"/>
         </w:rPr>
         <w:t>Configuration</w:t>
       </w:r>
-      <w:bookmarkEnd w:id="38"/>
+      <w:bookmarkEnd w:id="36"/>
     </w:p>
     <w:p>
       <w:proofErr w:type="spellStart"/>
@@ -18911,24 +18767,24 @@
           <w:szCs w:val="40"/>
         </w:rPr>
       </w:pPr>
-      <w:bookmarkStart w:id="39" w:name="_Toc229387507"/>
+      <w:bookmarkStart w:id="37" w:name="_Toc229396625"/>
       <w:proofErr w:type="spellStart"/>
       <w:r>
         <w:lastRenderedPageBreak/>
         <w:t>Diagrams</w:t>
       </w:r>
-      <w:bookmarkEnd w:id="39"/>
+      <w:bookmarkEnd w:id="37"/>
       <w:proofErr w:type="spellEnd"/>
     </w:p>
     <w:p>
       <w:pPr>
         <w:pStyle w:val="Heading2"/>
       </w:pPr>
-      <w:bookmarkStart w:id="40" w:name="_Toc229387508"/>
+      <w:bookmarkStart w:id="38" w:name="_Toc229396626"/>
       <w:r>
         <w:t>Use Case</w:t>
       </w:r>
-      <w:bookmarkEnd w:id="40"/>
+      <w:bookmarkEnd w:id="38"/>
       <w:r>
         <w:t xml:space="preserve"> </w:t>
       </w:r>
@@ -18982,7 +18838,7 @@
       <w:pPr>
         <w:pStyle w:val="Heading2"/>
       </w:pPr>
-      <w:bookmarkStart w:id="41" w:name="_Toc229387509"/>
+      <w:bookmarkStart w:id="39" w:name="_Toc229396627"/>
       <w:r>
         <w:lastRenderedPageBreak/>
         <w:t xml:space="preserve">BPMN </w:t>
@@ -19016,7 +18872,7 @@
       <w:r>
         <w:t>Process</w:t>
       </w:r>
-      <w:bookmarkEnd w:id="41"/>
+      <w:bookmarkEnd w:id="39"/>
       <w:proofErr w:type="spellEnd"/>
     </w:p>
     <w:p>
@@ -19079,7 +18935,7 @@
           <w:szCs w:val="32"/>
         </w:rPr>
       </w:pPr>
-      <w:bookmarkStart w:id="42" w:name="_Toc229387510"/>
+      <w:bookmarkStart w:id="40" w:name="_Toc229396628"/>
       <w:proofErr w:type="spellStart"/>
       <w:r>
         <w:rPr>
@@ -19099,7 +18955,7 @@
         </w:rPr>
         <w:t xml:space="preserve"> diagram</w:t>
       </w:r>
-      <w:bookmarkEnd w:id="42"/>
+      <w:bookmarkEnd w:id="40"/>
       <w:r>
         <w:rPr>
           <w:rStyle w:val="Heading3Char"/>
@@ -19158,14 +19014,14 @@
           <w:lang w:val="en-GB"/>
         </w:rPr>
       </w:pPr>
-      <w:bookmarkStart w:id="43" w:name="_Toc229387511"/>
+      <w:bookmarkStart w:id="41" w:name="_Toc229396629"/>
       <w:r>
         <w:rPr>
           <w:lang w:val="en-GB"/>
         </w:rPr>
         <w:t>Architecture diagram</w:t>
       </w:r>
-      <w:bookmarkEnd w:id="43"/>
+      <w:bookmarkEnd w:id="41"/>
     </w:p>
     <w:p>
       <w:proofErr w:type="spellStart"/>
@@ -19323,7 +19179,7 @@
           <w:lang w:val="en-GB"/>
         </w:rPr>
       </w:pPr>
-      <w:bookmarkStart w:id="44" w:name="_Toc229387512"/>
+      <w:bookmarkStart w:id="42" w:name="_Toc229396630"/>
       <w:r>
         <w:rPr>
           <w:lang w:val="en-GB"/>
@@ -19331,7 +19187,7 @@
         <w:lastRenderedPageBreak/>
         <w:t>Class Diagram</w:t>
       </w:r>
-      <w:bookmarkEnd w:id="44"/>
+      <w:bookmarkEnd w:id="42"/>
     </w:p>
     <w:p>
       <w:pPr>
@@ -19402,14 +19258,14 @@
           <w:lang w:val="en-GB"/>
         </w:rPr>
       </w:pPr>
-      <w:bookmarkStart w:id="45" w:name="_Toc229387513"/>
+      <w:bookmarkStart w:id="43" w:name="_Toc229396631"/>
       <w:r>
         <w:rPr>
           <w:lang w:val="en-GB"/>
         </w:rPr>
         <w:t>Sequence Diagram (Regular)</w:t>
       </w:r>
-      <w:bookmarkEnd w:id="45"/>
+      <w:bookmarkEnd w:id="43"/>
     </w:p>
     <w:p>
       <w:pPr>
@@ -19480,7 +19336,7 @@
           <w:lang w:val="en-GB"/>
         </w:rPr>
       </w:pPr>
-      <w:bookmarkStart w:id="46" w:name="_Toc229387514"/>
+      <w:bookmarkStart w:id="44" w:name="_Toc229396632"/>
       <w:r>
         <w:rPr>
           <w:lang w:val="en-GB"/>
@@ -19488,7 +19344,7 @@
         <w:lastRenderedPageBreak/>
         <w:t>Sequence Diagram (System)</w:t>
       </w:r>
-      <w:bookmarkEnd w:id="46"/>
+      <w:bookmarkEnd w:id="44"/>
     </w:p>
     <w:p>
       <w:pPr>
@@ -19564,7 +19420,7 @@
       <w:pPr>
         <w:pStyle w:val="Heading1"/>
       </w:pPr>
-      <w:bookmarkStart w:id="47" w:name="_Toc229387515"/>
+      <w:bookmarkStart w:id="45" w:name="_Toc229396633"/>
       <w:r>
         <w:lastRenderedPageBreak/>
         <w:t xml:space="preserve">SWOT </w:t>
@@ -19573,7 +19429,7 @@
       <w:r>
         <w:t>Analysis</w:t>
       </w:r>
-      <w:bookmarkEnd w:id="47"/>
+      <w:bookmarkEnd w:id="45"/>
       <w:proofErr w:type="spellEnd"/>
     </w:p>
     <w:tbl>
@@ -22546,7 +22402,7 @@
       <w:pPr>
         <w:pStyle w:val="Heading2"/>
       </w:pPr>
-      <w:bookmarkStart w:id="48" w:name="_Toc229387516"/>
+      <w:bookmarkStart w:id="46" w:name="_Toc229396634"/>
       <w:proofErr w:type="spellStart"/>
       <w:r>
         <w:lastRenderedPageBreak/>
@@ -22560,7 +22416,7 @@
       <w:r>
         <w:t>Improvements</w:t>
       </w:r>
-      <w:bookmarkEnd w:id="48"/>
+      <w:bookmarkEnd w:id="46"/>
       <w:proofErr w:type="spellEnd"/>
     </w:p>
     <w:p>
